--- a/08_개인논문_ACT적재/논문/paper.docx
+++ b/08_개인논문_ACT적재/논문/paper.docx
@@ -392,7 +392,7 @@
           <w:sz w:val="18"/>
           <w:szCs w:val="18"/>
         </w:rPr>
-        <w:t xml:space="preserve">This paper presents an edge-AI smart-factory cell that sorts products by weight and stacks them with a low-cost robot arm. A colour-sorting conveyor routes blue (normal) cubes into a bin on a digital scale, and a YOLOv8n model (validation mAP50 86.3%) running with ONNX Runtime on a Jetson Orin Nano reads the scale's 7-segment display. When the bin reaches 118 g, a Model Context Protocol (MCP) trigger starts stage-specific ACT (Action Chunking with Transformers) policies on an SO-101 arm, which stack the bin on the first floor, beside the first bin and on top of it. Separating capture and inference threads raised the capture rate from 1.2 to 59.5 FPS, two-stage digital-zoom inference raised mid-range recognition accuracy from 45% to 90%, and a four-step digit-assembly rule gave 87.5% three-digit accuracy, 91.7% sorting accuracy and an 810 ms response time. Because the arm was damaged after the field tests, the stacking policies were re-evaluated in a MuJoCo replica of the cell with the same robot model, cameras and 30 Hz control. With 200 demonstrations per stage the policies succeeded in [  ]%, [  ]% and [  ]% of the first-floor, side and second-floor placements, and [  ]% of three-stage sequences; injecting correlated noise into the demonstrations (DART) raised the sequence success to [  ]%.</w:t>
+        <w:t xml:space="preserve">This paper presents an edge-AI smart-factory cell that sorts products by weight and stacks them with a low-cost robot arm. On a Jetson Orin Nano, a YOLOv8n model (validation mAP50 86.3%) reads the 7-segment display of a digital scale; separating capture and inference threads raised the capture rate from 1.2 to 59.5 FPS, two-stage digital-zoom inference raised mid-range accuracy from 45% to 90%, and the cell sorted 91.7% of items correctly with an 810 ms response. When a bin reaches 118 g, a Model Context Protocol (MCP) trigger runs stage-specific ACT (Action Chunking with Transformers) policies on an SO-101 arm that stack the bin on the first floor, beside the first bin and on top of it. Because the arm was damaged after the field tests, the cell was rebuilt in MuJoCo with the same robot model, cameras and 30 Hz control to evaluate the stacking quantitatively. Per-stage success hides error accumulation: with the initial 100 demonstrations per stage the placements succeeded in 76%, 84% and 50% of trials but only 28% of three-stage sequences. Most failures were grasps in which the fixed jaw landed on the bin wall; demonstrations that approach the wall with a 9 mm clearance widened the tolerated grasp error from 3 mm to 11 mm and raised the sequence success to [  ]% with 100, [  ]% with 1000 demonstrations and [  ]% with DART noise injection.</w:t>
       </w:r>
     </w:p>
     <w:p>
@@ -492,7 +492,7 @@
           <w:sz w:val="18"/>
           <w:szCs w:val="18"/>
         </w:rPr>
-        <w:t xml:space="preserve">본 논문은 Jetson Orin Nano를 중심으로 (1) 디지털 저울의 7-segment 표시값을 YOLOv8로 실시간 판독하여 기준 무게(118g) 이상인 통을 선별하고, (2) MCP(Model Context Protocol)[7] 트리거로 단계별 ACT 정책을 호출하여 SO-101 로봇팔이 통을 1층, 첫 통 옆, 첫 통 위(2층) 순서로 적재하는 시스템을 구현한다. 또한 현장 시험 이후 로봇팔이 파손되어 적재 성능을 다시 실측할 수 없었으므로, 같은 로봇 모델·카메라·제어 주기를 갖는 MuJoCo[8] 시뮬레이션 셀을 구성하여 시연 수, 연속 적재에서의 오차 누적, 시연 잡음 주입(DART)[9]의 효과를 정량적으로 평가한다.</w:t>
+        <w:t xml:space="preserve">본 논문은 Jetson Orin Nano를 중심으로 디지털 저울의 7-segment 표시값을 YOLOv8로 판독하여 기준 무게(118g) 이상인 통을 선별하고, MCP(Model Context Protocol)[7] 트리거로 단계별 ACT 정책을 호출하여 SO-101 로봇팔이 통을 1층, 첫 통 옆, 첫 통 위(2층) 순서로 적재하는 셀을 구현한다. 현장 시험 이후 로봇팔이 파손되어 적재 성능을 다시 실측할 수 없었으므로, 같은 로봇 모델·카메라·제어 주기를 갖는 MuJoCo[8] 셀을 구성하여 적재를 정량적으로 평가한다. 기여는 다음과 같다. ① 무게 인식부터 순차 적재까지 이어지는 에지 셀을 구현하고 인식 성능을 실측하였다. ② 단계별 성공률과 함께 세 단계를 이어 수행하는 연속 성공률로 평가하여 순차 적재의 오차 누적을 보였다. ③ 주된 실패가 파지 순간의 위치 오차임을 밝히고, 시연의 파지 여유 설계, 시연 수, 시연 잡음 주입(DART)[9]의 효과를 정량화하였다.</w:t>
       </w:r>
     </w:p>
     <w:p>
@@ -1095,7 +1095,7 @@
           <w:sz w:val="20"/>
           <w:szCs w:val="20"/>
         </w:rPr>
-        <w:t xml:space="preserve">3.2 시연 생성과 학습</w:t>
+        <w:t xml:space="preserve">3.2 시연 설계와 학습</w:t>
       </w:r>
     </w:p>
     <w:p>
@@ -1112,7 +1112,604 @@
           <w:sz w:val="18"/>
           <w:szCs w:val="18"/>
         </w:rPr>
-        <w:t xml:space="preserve">원격조작 대신 역기구학 기반 스크립트 전문가로 시연을 만들었으며, ACT 원 논문도 시뮬레이션 과제에서 스크립트 시연을 사용하였고[4], 시연을 자동으로 만들어 데이터 양을 늘리는 방법도 연구되고 있다[15]. 전문가는 로봇 쪽 통 벽을 고정 집게는 바깥, 움직이는 집게는 안쪽에 두고 집어 옮기며, 경유점 사이를 최소 저크 궤적으로 잇고 구간 속도(±10%)와 경유점 위치(최대 ±6mm)를 흔들어 사람 시연의 변동을 흉내 냈다. 시연은 270스텝(9초)이며 성공한 것만 남겼다(전문가 성공률 1층 99%, 옆 94%, 2층 97%).</w:t>
+        <w:t xml:space="preserve">원격조작 대신 역기구학 기반 스크립트 전문가로 시연을 만들었으며, ACT 원 논문도 시뮬레이션 과제에서 스크립트 시연을 사용하였고[4], 시연을 자동으로 만들어 데이터 양을 늘리는 방법도 연구되고 있다[15]. 전문가는 로봇 쪽 통 벽을 고정 집게는 바깥, 움직이는 집게는 안쪽에 두고 집어 옮기며, 경유점 사이를 최소 저크 궤적으로 잇고 구간 속도(±10%)와 경유점 위치(최대 ±6mm)를 흔들어 사람 시연의 변동을 흉내 냈다. 특히 고정 집게를 벽 바깥 9mm에 두고 내려가도록 하여, 집게가 벽을 사이에 둘 수 있는 범위(바깥 0~17mm)의 가운데로 접근하게 하였다. 초기 설계(여유 1.5mm)는 안쪽으로 3mm만 어긋나도 집게가 벽 위에 걸렸으나, 이 설계는 ±9mm의 위치 오차에서도 파지에 성공하였다(표 1, 전문가 시험 각 4~6회). 시연은 270스텝(9초)이며 성공한 것만 남겼다(전문가 성공률 1층 [  ]%, 옆 [  ]%, 2층 [  ]%).</w:t>
+      </w:r>
+    </w:p>
+    <w:p>
+      <w:pPr>
+        <w:pStyle w:val="a3"/>
+        <w:keepNext/>
+        <w:wordWrap/>
+        <w:spacing w:before="80" w:after="40" w:line="264" w:lineRule="auto"/>
+        <w:jc w:val="center"/>
+      </w:pPr>
+      <w:r>
+        <w:rPr>
+          <w:rFonts w:ascii="HY신명조" w:eastAsia="HY신명조" w:hAnsi="HY신명조" w:hint="eastAsia"/>
+          <w:sz w:val="17"/>
+          <w:szCs w:val="17"/>
+        </w:rPr>
+        <w:t xml:space="preserve">표 1. 파지 위치 오차에 따른 시연 성공률 (%)</w:t>
+      </w:r>
+    </w:p>
+    <w:tbl>
+      <w:tblPr>
+        <w:tblW w:w="4540" w:type="dxa"/>
+        <w:jc w:val="center"/>
+        <w:tblBorders>
+          <w:top w:val="single" w:sz="4" w:space="0" w:color="000000"/>
+          <w:left w:val="single" w:sz="4" w:space="0" w:color="000000"/>
+          <w:bottom w:val="single" w:sz="4" w:space="0" w:color="000000"/>
+          <w:right w:val="single" w:sz="4" w:space="0" w:color="000000"/>
+          <w:insideH w:val="single" w:sz="4" w:space="0" w:color="000000"/>
+          <w:insideV w:val="single" w:sz="4" w:space="0" w:color="000000"/>
+        </w:tblBorders>
+        <w:tblLayout w:type="fixed"/>
+        <w:tblCellMar>
+          <w:left w:w="30" w:type="dxa"/>
+          <w:right w:w="30" w:type="dxa"/>
+        </w:tblCellMar>
+      </w:tblPr>
+      <w:tblGrid>
+        <w:gridCol w:w="1250"/>
+        <w:gridCol w:w="470"/>
+        <w:gridCol w:w="470"/>
+        <w:gridCol w:w="470"/>
+        <w:gridCol w:w="470"/>
+        <w:gridCol w:w="470"/>
+        <w:gridCol w:w="470"/>
+        <w:gridCol w:w="470"/>
+      </w:tblGrid>
+      <w:tr>
+        <w:trPr>
+          <w:cantSplit/>
+        </w:trPr>
+        <w:tc>
+          <w:tcPr>
+            <w:tcW w:w="1250" w:type="dxa"/>
+            <w:shd w:val="clear" w:color="auto" w:fill="E7E6E6"/>
+            <w:vAlign w:val="center"/>
+          </w:tcPr>
+          <w:p>
+            <w:pPr>
+              <w:pStyle w:val="a3"/>
+              <w:spacing w:before="10" w:after="10" w:line="240" w:lineRule="auto"/>
+              <w:jc w:val="center"/>
+            </w:pPr>
+            <w:r>
+              <w:rPr>
+                <w:rFonts w:ascii="HY신명조" w:eastAsia="HY신명조" w:hAnsi="HY신명조" w:hint="eastAsia"/>
+                <w:b/>
+                <w:sz w:val="15"/>
+                <w:szCs w:val="15"/>
+              </w:rPr>
+              <w:t xml:space="preserve">벽 법선 오차(mm)</w:t>
+            </w:r>
+          </w:p>
+        </w:tc>
+        <w:tc>
+          <w:tcPr>
+            <w:tcW w:w="470" w:type="dxa"/>
+            <w:shd w:val="clear" w:color="auto" w:fill="E7E6E6"/>
+            <w:vAlign w:val="center"/>
+          </w:tcPr>
+          <w:p>
+            <w:pPr>
+              <w:pStyle w:val="a3"/>
+              <w:spacing w:before="10" w:after="10" w:line="240" w:lineRule="auto"/>
+              <w:jc w:val="center"/>
+            </w:pPr>
+            <w:r>
+              <w:rPr>
+                <w:rFonts w:ascii="HY신명조" w:eastAsia="HY신명조" w:hAnsi="HY신명조" w:hint="eastAsia"/>
+                <w:b/>
+                <w:sz w:val="15"/>
+                <w:szCs w:val="15"/>
+              </w:rPr>
+              <w:t xml:space="preserve">−12</w:t>
+            </w:r>
+          </w:p>
+        </w:tc>
+        <w:tc>
+          <w:tcPr>
+            <w:tcW w:w="470" w:type="dxa"/>
+            <w:shd w:val="clear" w:color="auto" w:fill="E7E6E6"/>
+            <w:vAlign w:val="center"/>
+          </w:tcPr>
+          <w:p>
+            <w:pPr>
+              <w:pStyle w:val="a3"/>
+              <w:spacing w:before="10" w:after="10" w:line="240" w:lineRule="auto"/>
+              <w:jc w:val="center"/>
+            </w:pPr>
+            <w:r>
+              <w:rPr>
+                <w:rFonts w:ascii="HY신명조" w:eastAsia="HY신명조" w:hAnsi="HY신명조" w:hint="eastAsia"/>
+                <w:b/>
+                <w:sz w:val="15"/>
+                <w:szCs w:val="15"/>
+              </w:rPr>
+              <w:t xml:space="preserve">−9</w:t>
+            </w:r>
+          </w:p>
+        </w:tc>
+        <w:tc>
+          <w:tcPr>
+            <w:tcW w:w="470" w:type="dxa"/>
+            <w:shd w:val="clear" w:color="auto" w:fill="E7E6E6"/>
+            <w:vAlign w:val="center"/>
+          </w:tcPr>
+          <w:p>
+            <w:pPr>
+              <w:pStyle w:val="a3"/>
+              <w:spacing w:before="10" w:after="10" w:line="240" w:lineRule="auto"/>
+              <w:jc w:val="center"/>
+            </w:pPr>
+            <w:r>
+              <w:rPr>
+                <w:rFonts w:ascii="HY신명조" w:eastAsia="HY신명조" w:hAnsi="HY신명조" w:hint="eastAsia"/>
+                <w:b/>
+                <w:sz w:val="15"/>
+                <w:szCs w:val="15"/>
+              </w:rPr>
+              <w:t xml:space="preserve">−6</w:t>
+            </w:r>
+          </w:p>
+        </w:tc>
+        <w:tc>
+          <w:tcPr>
+            <w:tcW w:w="470" w:type="dxa"/>
+            <w:shd w:val="clear" w:color="auto" w:fill="E7E6E6"/>
+            <w:vAlign w:val="center"/>
+          </w:tcPr>
+          <w:p>
+            <w:pPr>
+              <w:pStyle w:val="a3"/>
+              <w:spacing w:before="10" w:after="10" w:line="240" w:lineRule="auto"/>
+              <w:jc w:val="center"/>
+            </w:pPr>
+            <w:r>
+              <w:rPr>
+                <w:rFonts w:ascii="HY신명조" w:eastAsia="HY신명조" w:hAnsi="HY신명조" w:hint="eastAsia"/>
+                <w:b/>
+                <w:sz w:val="15"/>
+                <w:szCs w:val="15"/>
+              </w:rPr>
+              <w:t xml:space="preserve">−3</w:t>
+            </w:r>
+          </w:p>
+        </w:tc>
+        <w:tc>
+          <w:tcPr>
+            <w:tcW w:w="470" w:type="dxa"/>
+            <w:shd w:val="clear" w:color="auto" w:fill="E7E6E6"/>
+            <w:vAlign w:val="center"/>
+          </w:tcPr>
+          <w:p>
+            <w:pPr>
+              <w:pStyle w:val="a3"/>
+              <w:spacing w:before="10" w:after="10" w:line="240" w:lineRule="auto"/>
+              <w:jc w:val="center"/>
+            </w:pPr>
+            <w:r>
+              <w:rPr>
+                <w:rFonts w:ascii="HY신명조" w:eastAsia="HY신명조" w:hAnsi="HY신명조" w:hint="eastAsia"/>
+                <w:b/>
+                <w:sz w:val="15"/>
+                <w:szCs w:val="15"/>
+              </w:rPr>
+              <w:t xml:space="preserve">0</w:t>
+            </w:r>
+          </w:p>
+        </w:tc>
+        <w:tc>
+          <w:tcPr>
+            <w:tcW w:w="470" w:type="dxa"/>
+            <w:shd w:val="clear" w:color="auto" w:fill="E7E6E6"/>
+            <w:vAlign w:val="center"/>
+          </w:tcPr>
+          <w:p>
+            <w:pPr>
+              <w:pStyle w:val="a3"/>
+              <w:spacing w:before="10" w:after="10" w:line="240" w:lineRule="auto"/>
+              <w:jc w:val="center"/>
+            </w:pPr>
+            <w:r>
+              <w:rPr>
+                <w:rFonts w:ascii="HY신명조" w:eastAsia="HY신명조" w:hAnsi="HY신명조" w:hint="eastAsia"/>
+                <w:b/>
+                <w:sz w:val="15"/>
+                <w:szCs w:val="15"/>
+              </w:rPr>
+              <w:t xml:space="preserve">+6</w:t>
+            </w:r>
+          </w:p>
+        </w:tc>
+        <w:tc>
+          <w:tcPr>
+            <w:tcW w:w="470" w:type="dxa"/>
+            <w:shd w:val="clear" w:color="auto" w:fill="E7E6E6"/>
+            <w:vAlign w:val="center"/>
+          </w:tcPr>
+          <w:p>
+            <w:pPr>
+              <w:pStyle w:val="a3"/>
+              <w:spacing w:before="10" w:after="10" w:line="240" w:lineRule="auto"/>
+              <w:jc w:val="center"/>
+            </w:pPr>
+            <w:r>
+              <w:rPr>
+                <w:rFonts w:ascii="HY신명조" w:eastAsia="HY신명조" w:hAnsi="HY신명조" w:hint="eastAsia"/>
+                <w:b/>
+                <w:sz w:val="15"/>
+                <w:szCs w:val="15"/>
+              </w:rPr>
+              <w:t xml:space="preserve">+9</w:t>
+            </w:r>
+          </w:p>
+        </w:tc>
+      </w:tr>
+      <w:tr>
+        <w:trPr>
+          <w:cantSplit/>
+        </w:trPr>
+        <w:tc>
+          <w:tcPr>
+            <w:tcW w:w="1250" w:type="dxa"/>
+            <w:vAlign w:val="center"/>
+          </w:tcPr>
+          <w:p>
+            <w:pPr>
+              <w:pStyle w:val="a3"/>
+              <w:spacing w:before="10" w:after="10" w:line="240" w:lineRule="auto"/>
+              <w:jc w:val="center"/>
+            </w:pPr>
+            <w:r>
+              <w:rPr>
+                <w:rFonts w:ascii="HY신명조" w:eastAsia="HY신명조" w:hAnsi="HY신명조" w:hint="eastAsia"/>
+                <w:sz w:val="15"/>
+                <w:szCs w:val="15"/>
+              </w:rPr>
+              <w:t xml:space="preserve">여유 1.5mm</w:t>
+            </w:r>
+          </w:p>
+        </w:tc>
+        <w:tc>
+          <w:tcPr>
+            <w:tcW w:w="470" w:type="dxa"/>
+            <w:vAlign w:val="center"/>
+          </w:tcPr>
+          <w:p>
+            <w:pPr>
+              <w:pStyle w:val="a3"/>
+              <w:spacing w:before="10" w:after="10" w:line="240" w:lineRule="auto"/>
+              <w:jc w:val="center"/>
+            </w:pPr>
+            <w:r>
+              <w:rPr>
+                <w:rFonts w:ascii="HY신명조" w:eastAsia="HY신명조" w:hAnsi="HY신명조" w:hint="eastAsia"/>
+                <w:sz w:val="15"/>
+                <w:szCs w:val="15"/>
+              </w:rPr>
+              <w:t xml:space="preserve">0</w:t>
+            </w:r>
+          </w:p>
+        </w:tc>
+        <w:tc>
+          <w:tcPr>
+            <w:tcW w:w="470" w:type="dxa"/>
+            <w:vAlign w:val="center"/>
+          </w:tcPr>
+          <w:p>
+            <w:pPr>
+              <w:pStyle w:val="a3"/>
+              <w:spacing w:before="10" w:after="10" w:line="240" w:lineRule="auto"/>
+              <w:jc w:val="center"/>
+            </w:pPr>
+            <w:r>
+              <w:rPr>
+                <w:rFonts w:ascii="HY신명조" w:eastAsia="HY신명조" w:hAnsi="HY신명조" w:hint="eastAsia"/>
+                <w:sz w:val="15"/>
+                <w:szCs w:val="15"/>
+              </w:rPr>
+              <w:t xml:space="preserve">0</w:t>
+            </w:r>
+          </w:p>
+        </w:tc>
+        <w:tc>
+          <w:tcPr>
+            <w:tcW w:w="470" w:type="dxa"/>
+            <w:vAlign w:val="center"/>
+          </w:tcPr>
+          <w:p>
+            <w:pPr>
+              <w:pStyle w:val="a3"/>
+              <w:spacing w:before="10" w:after="10" w:line="240" w:lineRule="auto"/>
+              <w:jc w:val="center"/>
+            </w:pPr>
+            <w:r>
+              <w:rPr>
+                <w:rFonts w:ascii="HY신명조" w:eastAsia="HY신명조" w:hAnsi="HY신명조" w:hint="eastAsia"/>
+                <w:sz w:val="15"/>
+                <w:szCs w:val="15"/>
+              </w:rPr>
+              <w:t xml:space="preserve">17</w:t>
+            </w:r>
+          </w:p>
+        </w:tc>
+        <w:tc>
+          <w:tcPr>
+            <w:tcW w:w="470" w:type="dxa"/>
+            <w:vAlign w:val="center"/>
+          </w:tcPr>
+          <w:p>
+            <w:pPr>
+              <w:pStyle w:val="a3"/>
+              <w:spacing w:before="10" w:after="10" w:line="240" w:lineRule="auto"/>
+              <w:jc w:val="center"/>
+            </w:pPr>
+            <w:r>
+              <w:rPr>
+                <w:rFonts w:ascii="HY신명조" w:eastAsia="HY신명조" w:hAnsi="HY신명조" w:hint="eastAsia"/>
+                <w:sz w:val="15"/>
+                <w:szCs w:val="15"/>
+              </w:rPr>
+              <w:t xml:space="preserve">100</w:t>
+            </w:r>
+          </w:p>
+        </w:tc>
+        <w:tc>
+          <w:tcPr>
+            <w:tcW w:w="470" w:type="dxa"/>
+            <w:vAlign w:val="center"/>
+          </w:tcPr>
+          <w:p>
+            <w:pPr>
+              <w:pStyle w:val="a3"/>
+              <w:spacing w:before="10" w:after="10" w:line="240" w:lineRule="auto"/>
+              <w:jc w:val="center"/>
+            </w:pPr>
+            <w:r>
+              <w:rPr>
+                <w:rFonts w:ascii="HY신명조" w:eastAsia="HY신명조" w:hAnsi="HY신명조" w:hint="eastAsia"/>
+                <w:sz w:val="15"/>
+                <w:szCs w:val="15"/>
+              </w:rPr>
+              <w:t xml:space="preserve">100</w:t>
+            </w:r>
+          </w:p>
+        </w:tc>
+        <w:tc>
+          <w:tcPr>
+            <w:tcW w:w="470" w:type="dxa"/>
+            <w:vAlign w:val="center"/>
+          </w:tcPr>
+          <w:p>
+            <w:pPr>
+              <w:pStyle w:val="a3"/>
+              <w:spacing w:before="10" w:after="10" w:line="240" w:lineRule="auto"/>
+              <w:jc w:val="center"/>
+            </w:pPr>
+            <w:r>
+              <w:rPr>
+                <w:rFonts w:ascii="HY신명조" w:eastAsia="HY신명조" w:hAnsi="HY신명조" w:hint="eastAsia"/>
+                <w:sz w:val="15"/>
+                <w:szCs w:val="15"/>
+              </w:rPr>
+              <w:t xml:space="preserve">100</w:t>
+            </w:r>
+          </w:p>
+        </w:tc>
+        <w:tc>
+          <w:tcPr>
+            <w:tcW w:w="470" w:type="dxa"/>
+            <w:vAlign w:val="center"/>
+          </w:tcPr>
+          <w:p>
+            <w:pPr>
+              <w:pStyle w:val="a3"/>
+              <w:spacing w:before="10" w:after="10" w:line="240" w:lineRule="auto"/>
+              <w:jc w:val="center"/>
+            </w:pPr>
+            <w:r>
+              <w:rPr>
+                <w:rFonts w:ascii="HY신명조" w:eastAsia="HY신명조" w:hAnsi="HY신명조" w:hint="eastAsia"/>
+                <w:sz w:val="15"/>
+                <w:szCs w:val="15"/>
+              </w:rPr>
+              <w:t xml:space="preserve">100</w:t>
+            </w:r>
+          </w:p>
+        </w:tc>
+      </w:tr>
+      <w:tr>
+        <w:trPr>
+          <w:cantSplit/>
+        </w:trPr>
+        <w:tc>
+          <w:tcPr>
+            <w:tcW w:w="1250" w:type="dxa"/>
+            <w:vAlign w:val="center"/>
+          </w:tcPr>
+          <w:p>
+            <w:pPr>
+              <w:pStyle w:val="a3"/>
+              <w:spacing w:before="10" w:after="10" w:line="240" w:lineRule="auto"/>
+              <w:jc w:val="center"/>
+            </w:pPr>
+            <w:r>
+              <w:rPr>
+                <w:rFonts w:ascii="HY신명조" w:eastAsia="HY신명조" w:hAnsi="HY신명조" w:hint="eastAsia"/>
+                <w:sz w:val="15"/>
+                <w:szCs w:val="15"/>
+              </w:rPr>
+              <w:t xml:space="preserve">여유 9mm</w:t>
+            </w:r>
+          </w:p>
+        </w:tc>
+        <w:tc>
+          <w:tcPr>
+            <w:tcW w:w="470" w:type="dxa"/>
+            <w:vAlign w:val="center"/>
+          </w:tcPr>
+          <w:p>
+            <w:pPr>
+              <w:pStyle w:val="a3"/>
+              <w:spacing w:before="10" w:after="10" w:line="240" w:lineRule="auto"/>
+              <w:jc w:val="center"/>
+            </w:pPr>
+            <w:r>
+              <w:rPr>
+                <w:rFonts w:ascii="HY신명조" w:eastAsia="HY신명조" w:hAnsi="HY신명조" w:hint="eastAsia"/>
+                <w:sz w:val="15"/>
+                <w:szCs w:val="15"/>
+              </w:rPr>
+              <w:t xml:space="preserve">75</w:t>
+            </w:r>
+          </w:p>
+        </w:tc>
+        <w:tc>
+          <w:tcPr>
+            <w:tcW w:w="470" w:type="dxa"/>
+            <w:vAlign w:val="center"/>
+          </w:tcPr>
+          <w:p>
+            <w:pPr>
+              <w:pStyle w:val="a3"/>
+              <w:spacing w:before="10" w:after="10" w:line="240" w:lineRule="auto"/>
+              <w:jc w:val="center"/>
+            </w:pPr>
+            <w:r>
+              <w:rPr>
+                <w:rFonts w:ascii="HY신명조" w:eastAsia="HY신명조" w:hAnsi="HY신명조" w:hint="eastAsia"/>
+                <w:sz w:val="15"/>
+                <w:szCs w:val="15"/>
+              </w:rPr>
+              <w:t xml:space="preserve">100</w:t>
+            </w:r>
+          </w:p>
+        </w:tc>
+        <w:tc>
+          <w:tcPr>
+            <w:tcW w:w="470" w:type="dxa"/>
+            <w:vAlign w:val="center"/>
+          </w:tcPr>
+          <w:p>
+            <w:pPr>
+              <w:pStyle w:val="a3"/>
+              <w:spacing w:before="10" w:after="10" w:line="240" w:lineRule="auto"/>
+              <w:jc w:val="center"/>
+            </w:pPr>
+            <w:r>
+              <w:rPr>
+                <w:rFonts w:ascii="HY신명조" w:eastAsia="HY신명조" w:hAnsi="HY신명조" w:hint="eastAsia"/>
+                <w:sz w:val="15"/>
+                <w:szCs w:val="15"/>
+              </w:rPr>
+              <w:t xml:space="preserve">100</w:t>
+            </w:r>
+          </w:p>
+        </w:tc>
+        <w:tc>
+          <w:tcPr>
+            <w:tcW w:w="470" w:type="dxa"/>
+            <w:vAlign w:val="center"/>
+          </w:tcPr>
+          <w:p>
+            <w:pPr>
+              <w:pStyle w:val="a3"/>
+              <w:spacing w:before="10" w:after="10" w:line="240" w:lineRule="auto"/>
+              <w:jc w:val="center"/>
+            </w:pPr>
+            <w:r>
+              <w:rPr>
+                <w:rFonts w:ascii="HY신명조" w:eastAsia="HY신명조" w:hAnsi="HY신명조" w:hint="eastAsia"/>
+                <w:sz w:val="15"/>
+                <w:szCs w:val="15"/>
+              </w:rPr>
+              <w:t xml:space="preserve">100</w:t>
+            </w:r>
+          </w:p>
+        </w:tc>
+        <w:tc>
+          <w:tcPr>
+            <w:tcW w:w="470" w:type="dxa"/>
+            <w:vAlign w:val="center"/>
+          </w:tcPr>
+          <w:p>
+            <w:pPr>
+              <w:pStyle w:val="a3"/>
+              <w:spacing w:before="10" w:after="10" w:line="240" w:lineRule="auto"/>
+              <w:jc w:val="center"/>
+            </w:pPr>
+            <w:r>
+              <w:rPr>
+                <w:rFonts w:ascii="HY신명조" w:eastAsia="HY신명조" w:hAnsi="HY신명조" w:hint="eastAsia"/>
+                <w:sz w:val="15"/>
+                <w:szCs w:val="15"/>
+              </w:rPr>
+              <w:t xml:space="preserve">100</w:t>
+            </w:r>
+          </w:p>
+        </w:tc>
+        <w:tc>
+          <w:tcPr>
+            <w:tcW w:w="470" w:type="dxa"/>
+            <w:vAlign w:val="center"/>
+          </w:tcPr>
+          <w:p>
+            <w:pPr>
+              <w:pStyle w:val="a3"/>
+              <w:spacing w:before="10" w:after="10" w:line="240" w:lineRule="auto"/>
+              <w:jc w:val="center"/>
+            </w:pPr>
+            <w:r>
+              <w:rPr>
+                <w:rFonts w:ascii="HY신명조" w:eastAsia="HY신명조" w:hAnsi="HY신명조" w:hint="eastAsia"/>
+                <w:sz w:val="15"/>
+                <w:szCs w:val="15"/>
+              </w:rPr>
+              <w:t xml:space="preserve">100</w:t>
+            </w:r>
+          </w:p>
+        </w:tc>
+        <w:tc>
+          <w:tcPr>
+            <w:tcW w:w="470" w:type="dxa"/>
+            <w:vAlign w:val="center"/>
+          </w:tcPr>
+          <w:p>
+            <w:pPr>
+              <w:pStyle w:val="a3"/>
+              <w:spacing w:before="10" w:after="10" w:line="240" w:lineRule="auto"/>
+              <w:jc w:val="center"/>
+            </w:pPr>
+            <w:r>
+              <w:rPr>
+                <w:rFonts w:ascii="HY신명조" w:eastAsia="HY신명조" w:hAnsi="HY신명조" w:hint="eastAsia"/>
+                <w:sz w:val="15"/>
+                <w:szCs w:val="15"/>
+              </w:rPr>
+              <w:t xml:space="preserve">100</w:t>
+            </w:r>
+          </w:p>
+        </w:tc>
+      </w:tr>
+    </w:tbl>
+    <w:p>
+      <w:pPr>
+        <w:pStyle w:val="a3"/>
+        <w:wordWrap/>
+        <w:spacing w:before="0" w:after="0" w:line="200" w:lineRule="auto"/>
+        <w:jc w:val="left"/>
+      </w:pPr>
+      <w:r>
+        <w:rPr>
+          <w:rFonts w:ascii="HY신명조" w:eastAsia="HY신명조" w:hAnsi="HY신명조" w:hint="eastAsia"/>
+          <w:sz w:val="10"/>
+          <w:szCs w:val="10"/>
+        </w:rPr>
+        <w:t xml:space="preserve"/>
       </w:r>
     </w:p>
     <w:p>
@@ -1310,7 +1907,7 @@
           <w:sz w:val="18"/>
           <w:szCs w:val="18"/>
         </w:rPr>
-        <w:t xml:space="preserve">표 1은 두 YOLOv8 모델의 학습 결과(50 에폭, 입력 640, 마지막 에폭의 검증 집합 기준)이다. 숫자 모델은 숫자 0~9와 부호, 표시부(screen)의 13개 클래스를 학습하여 mAP50 86.3%, mAP50-95 65.6%를 얻었다. mAP50-95가 낮은 것은 작은 숫자의 상자 위치가 엄격한 IoU 기준에서 어긋나기 때문이며, 이를 2단계 디지털 줌과 숫자 조합 규칙으로 보완하였다.</w:t>
+        <w:t xml:space="preserve">표 2는 두 YOLOv8 모델의 학습 결과(50 에폭, 입력 640, 마지막 에폭의 검증 집합 기준)이다. 숫자 모델은 숫자 0~9와 부호, 표시부(screen)의 13개 클래스를 학습하여 mAP50 86.3%, mAP50-95 65.6%를 얻었다. mAP50-95가 낮은 것은 작은 숫자의 상자 위치가 엄격한 IoU 기준에서 어긋나기 때문이며, 이를 2단계 디지털 줌과 숫자 조합 규칙으로 보완하였다.</w:t>
       </w:r>
     </w:p>
     <w:p>
@@ -1327,7 +1924,7 @@
           <w:sz w:val="17"/>
           <w:szCs w:val="17"/>
         </w:rPr>
-        <w:t xml:space="preserve">표 1. YOLOv8 모델 학습 결과 (%)</w:t>
+        <w:t xml:space="preserve">표 2. YOLOv8 모델 학습 결과 (%)</w:t>
       </w:r>
     </w:p>
     <w:tbl>
@@ -1792,7 +2389,7 @@
           <w:sz w:val="18"/>
           <w:szCs w:val="18"/>
         </w:rPr>
-        <w:t xml:space="preserve">Jetson Orin Nano에서 조건별 20회 반복 측정하였다. 캡처·추론 분리로 캡처 속도는 1.2에서 59.5 FPS로 약 50배 향상되었다(표 2). 2단계 디지털 줌은 중거리 정확도를 45%에서 90%, 원거리를 15%에서 80%로 높였다(표 3). NMS만으로는 '118'처럼 같은 숫자가 반복되는 경우 자릿수가 사라졌으나 ④단계 보완으로 복원되었고(표 4), 전체 후처리를 적용한 3자리 조합 정확도는 87.5%(70/80)였다. 기준값 자동 분류의 정분류율은 91.7%(55/60), 인식부터 명령 전송까지 평균 응답 시간은 약 810ms였다. 오분류 5건은 주로 조명이 고르지 않은 조건에서 '8'을 '1'로 읽은 경우였다.</w:t>
+        <w:t xml:space="preserve">Jetson Orin Nano에서 조건별 20회 반복 측정하였다. 캡처·추론 분리로 캡처 속도는 1.2에서 59.5 FPS로 약 50배 향상되었다(표 3). 2단계 디지털 줌은 중거리 정확도를 45%에서 90%, 원거리를 15%에서 80%로 높였다(표 4). NMS만으로는 '118'처럼 같은 숫자가 반복되는 경우 자릿수가 사라졌으나 ④단계 보완으로 복원되었고(표 5), 전체 후처리를 적용한 3자리 조합 정확도는 87.5%(70/80)였다. 기준값 자동 분류의 정분류율은 91.7%(55/60), 인식부터 명령 전송까지 평균 응답 시간은 약 810ms였다. 오분류 5건은 주로 조명이 고르지 않은 조건에서 '8'을 '1'로 읽은 경우였다.</w:t>
       </w:r>
     </w:p>
     <w:p>
@@ -1809,7 +2406,7 @@
           <w:sz w:val="17"/>
           <w:szCs w:val="17"/>
         </w:rPr>
-        <w:t xml:space="preserve">표 2. 캡처 속도</w:t>
+        <w:t xml:space="preserve">표 3. 캡처 속도</w:t>
       </w:r>
     </w:p>
     <w:tbl>
@@ -2076,7 +2673,7 @@
           <w:sz w:val="17"/>
           <w:szCs w:val="17"/>
         </w:rPr>
-        <w:t xml:space="preserve">표 3. 거리별 인식 정확도 (%)</w:t>
+        <w:t xml:space="preserve">표 4. 거리별 인식 정확도 (%)</w:t>
       </w:r>
     </w:p>
     <w:tbl>
@@ -2411,7 +3008,7 @@
           <w:sz w:val="17"/>
           <w:szCs w:val="17"/>
         </w:rPr>
-        <w:t xml:space="preserve">표 4. 숫자 조합 결과</w:t>
+        <w:t xml:space="preserve">표 5. 숫자 조합 결과</w:t>
       </w:r>
     </w:p>
     <w:tbl>
@@ -2761,7 +3358,7 @@
           <w:sz w:val="17"/>
           <w:szCs w:val="17"/>
         </w:rPr>
-        <w:t xml:space="preserve">표 5. 적재 성공률 (%, 단계별·연속 각 50회)</w:t>
+        <w:t xml:space="preserve">표 6. 적재 성공률 (%, 시뮬레이션, 각 50회)</w:t>
       </w:r>
     </w:p>
     <w:tbl>
@@ -2930,7 +3527,7 @@
                 <w:sz w:val="15"/>
                 <w:szCs w:val="15"/>
               </w:rPr>
-              <w:t xml:space="preserve">시연 100</w:t>
+              <w:t xml:space="preserve">시연 100 (여유 1.5mm)</w:t>
             </w:r>
           </w:p>
         </w:tc>
@@ -3040,7 +3637,7 @@
                 <w:sz w:val="15"/>
                 <w:szCs w:val="15"/>
               </w:rPr>
-              <w:t xml:space="preserve">시연 200</w:t>
+              <w:t xml:space="preserve">시연 100</w:t>
             </w:r>
           </w:p>
         </w:tc>
@@ -3150,7 +3747,7 @@
                 <w:sz w:val="15"/>
                 <w:szCs w:val="15"/>
               </w:rPr>
-              <w:t xml:space="preserve">시연 500</w:t>
+              <w:t xml:space="preserve">시연 200</w:t>
             </w:r>
           </w:p>
         </w:tc>
@@ -3260,7 +3857,7 @@
                 <w:sz w:val="15"/>
                 <w:szCs w:val="15"/>
               </w:rPr>
-              <w:t xml:space="preserve">시연 1000</w:t>
+              <w:t xml:space="preserve">시연 500</w:t>
             </w:r>
           </w:p>
         </w:tc>
@@ -3370,7 +3967,7 @@
                 <w:sz w:val="15"/>
                 <w:szCs w:val="15"/>
               </w:rPr>
-              <w:t xml:space="preserve">시연 200 + 시간 앙상블</w:t>
+              <w:t xml:space="preserve">시연 1000</w:t>
             </w:r>
           </w:p>
         </w:tc>
@@ -3480,7 +4077,227 @@
                 <w:sz w:val="15"/>
                 <w:szCs w:val="15"/>
               </w:rPr>
+              <w:t xml:space="preserve">시연 200 + 시간 앙상블</w:t>
+            </w:r>
+          </w:p>
+        </w:tc>
+        <w:tc>
+          <w:tcPr>
+            <w:tcW w:w="650" w:type="dxa"/>
+            <w:vAlign w:val="center"/>
+          </w:tcPr>
+          <w:p>
+            <w:pPr>
+              <w:pStyle w:val="a3"/>
+              <w:spacing w:before="10" w:after="10" w:line="240" w:lineRule="auto"/>
+              <w:jc w:val="center"/>
+            </w:pPr>
+            <w:r>
+              <w:rPr>
+                <w:rFonts w:ascii="HY신명조" w:eastAsia="HY신명조" w:hAnsi="HY신명조" w:hint="eastAsia"/>
+                <w:sz w:val="15"/>
+                <w:szCs w:val="15"/>
+              </w:rPr>
+              <w:t xml:space="preserve">[  ]</w:t>
+            </w:r>
+          </w:p>
+        </w:tc>
+        <w:tc>
+          <w:tcPr>
+            <w:tcW w:w="650" w:type="dxa"/>
+            <w:vAlign w:val="center"/>
+          </w:tcPr>
+          <w:p>
+            <w:pPr>
+              <w:pStyle w:val="a3"/>
+              <w:spacing w:before="10" w:after="10" w:line="240" w:lineRule="auto"/>
+              <w:jc w:val="center"/>
+            </w:pPr>
+            <w:r>
+              <w:rPr>
+                <w:rFonts w:ascii="HY신명조" w:eastAsia="HY신명조" w:hAnsi="HY신명조" w:hint="eastAsia"/>
+                <w:sz w:val="15"/>
+                <w:szCs w:val="15"/>
+              </w:rPr>
+              <w:t xml:space="preserve">[  ]</w:t>
+            </w:r>
+          </w:p>
+        </w:tc>
+        <w:tc>
+          <w:tcPr>
+            <w:tcW w:w="650" w:type="dxa"/>
+            <w:vAlign w:val="center"/>
+          </w:tcPr>
+          <w:p>
+            <w:pPr>
+              <w:pStyle w:val="a3"/>
+              <w:spacing w:before="10" w:after="10" w:line="240" w:lineRule="auto"/>
+              <w:jc w:val="center"/>
+            </w:pPr>
+            <w:r>
+              <w:rPr>
+                <w:rFonts w:ascii="HY신명조" w:eastAsia="HY신명조" w:hAnsi="HY신명조" w:hint="eastAsia"/>
+                <w:sz w:val="15"/>
+                <w:szCs w:val="15"/>
+              </w:rPr>
+              <w:t xml:space="preserve">[  ]</w:t>
+            </w:r>
+          </w:p>
+        </w:tc>
+        <w:tc>
+          <w:tcPr>
+            <w:tcW w:w="750" w:type="dxa"/>
+            <w:vAlign w:val="center"/>
+          </w:tcPr>
+          <w:p>
+            <w:pPr>
+              <w:pStyle w:val="a3"/>
+              <w:spacing w:before="10" w:after="10" w:line="240" w:lineRule="auto"/>
+              <w:jc w:val="center"/>
+            </w:pPr>
+            <w:r>
+              <w:rPr>
+                <w:rFonts w:ascii="HY신명조" w:eastAsia="HY신명조" w:hAnsi="HY신명조" w:hint="eastAsia"/>
+                <w:sz w:val="15"/>
+                <w:szCs w:val="15"/>
+              </w:rPr>
+              <w:t xml:space="preserve">[  ]</w:t>
+            </w:r>
+          </w:p>
+        </w:tc>
+      </w:tr>
+      <w:tr>
+        <w:trPr>
+          <w:cantSplit/>
+        </w:trPr>
+        <w:tc>
+          <w:tcPr>
+            <w:tcW w:w="1700" w:type="dxa"/>
+            <w:vAlign w:val="center"/>
+          </w:tcPr>
+          <w:p>
+            <w:pPr>
+              <w:pStyle w:val="a3"/>
+              <w:spacing w:before="10" w:after="10" w:line="240" w:lineRule="auto"/>
+              <w:jc w:val="center"/>
+            </w:pPr>
+            <w:r>
+              <w:rPr>
+                <w:rFonts w:ascii="HY신명조" w:eastAsia="HY신명조" w:hAnsi="HY신명조" w:hint="eastAsia"/>
+                <w:sz w:val="15"/>
+                <w:szCs w:val="15"/>
+              </w:rPr>
               <w:t xml:space="preserve">DART 200</w:t>
+            </w:r>
+          </w:p>
+        </w:tc>
+        <w:tc>
+          <w:tcPr>
+            <w:tcW w:w="650" w:type="dxa"/>
+            <w:vAlign w:val="center"/>
+          </w:tcPr>
+          <w:p>
+            <w:pPr>
+              <w:pStyle w:val="a3"/>
+              <w:spacing w:before="10" w:after="10" w:line="240" w:lineRule="auto"/>
+              <w:jc w:val="center"/>
+            </w:pPr>
+            <w:r>
+              <w:rPr>
+                <w:rFonts w:ascii="HY신명조" w:eastAsia="HY신명조" w:hAnsi="HY신명조" w:hint="eastAsia"/>
+                <w:sz w:val="15"/>
+                <w:szCs w:val="15"/>
+              </w:rPr>
+              <w:t xml:space="preserve">[  ]</w:t>
+            </w:r>
+          </w:p>
+        </w:tc>
+        <w:tc>
+          <w:tcPr>
+            <w:tcW w:w="650" w:type="dxa"/>
+            <w:vAlign w:val="center"/>
+          </w:tcPr>
+          <w:p>
+            <w:pPr>
+              <w:pStyle w:val="a3"/>
+              <w:spacing w:before="10" w:after="10" w:line="240" w:lineRule="auto"/>
+              <w:jc w:val="center"/>
+            </w:pPr>
+            <w:r>
+              <w:rPr>
+                <w:rFonts w:ascii="HY신명조" w:eastAsia="HY신명조" w:hAnsi="HY신명조" w:hint="eastAsia"/>
+                <w:sz w:val="15"/>
+                <w:szCs w:val="15"/>
+              </w:rPr>
+              <w:t xml:space="preserve">[  ]</w:t>
+            </w:r>
+          </w:p>
+        </w:tc>
+        <w:tc>
+          <w:tcPr>
+            <w:tcW w:w="650" w:type="dxa"/>
+            <w:vAlign w:val="center"/>
+          </w:tcPr>
+          <w:p>
+            <w:pPr>
+              <w:pStyle w:val="a3"/>
+              <w:spacing w:before="10" w:after="10" w:line="240" w:lineRule="auto"/>
+              <w:jc w:val="center"/>
+            </w:pPr>
+            <w:r>
+              <w:rPr>
+                <w:rFonts w:ascii="HY신명조" w:eastAsia="HY신명조" w:hAnsi="HY신명조" w:hint="eastAsia"/>
+                <w:sz w:val="15"/>
+                <w:szCs w:val="15"/>
+              </w:rPr>
+              <w:t xml:space="preserve">[  ]</w:t>
+            </w:r>
+          </w:p>
+        </w:tc>
+        <w:tc>
+          <w:tcPr>
+            <w:tcW w:w="750" w:type="dxa"/>
+            <w:vAlign w:val="center"/>
+          </w:tcPr>
+          <w:p>
+            <w:pPr>
+              <w:pStyle w:val="a3"/>
+              <w:spacing w:before="10" w:after="10" w:line="240" w:lineRule="auto"/>
+              <w:jc w:val="center"/>
+            </w:pPr>
+            <w:r>
+              <w:rPr>
+                <w:rFonts w:ascii="HY신명조" w:eastAsia="HY신명조" w:hAnsi="HY신명조" w:hint="eastAsia"/>
+                <w:sz w:val="15"/>
+                <w:szCs w:val="15"/>
+              </w:rPr>
+              <w:t xml:space="preserve">[  ]</w:t>
+            </w:r>
+          </w:p>
+        </w:tc>
+      </w:tr>
+      <w:tr>
+        <w:trPr>
+          <w:cantSplit/>
+        </w:trPr>
+        <w:tc>
+          <w:tcPr>
+            <w:tcW w:w="1700" w:type="dxa"/>
+            <w:vAlign w:val="center"/>
+          </w:tcPr>
+          <w:p>
+            <w:pPr>
+              <w:pStyle w:val="a3"/>
+              <w:spacing w:before="10" w:after="10" w:line="240" w:lineRule="auto"/>
+              <w:jc w:val="center"/>
+            </w:pPr>
+            <w:r>
+              <w:rPr>
+                <w:rFonts w:ascii="HY신명조" w:eastAsia="HY신명조" w:hAnsi="HY신명조" w:hint="eastAsia"/>
+                <w:sz w:val="15"/>
+                <w:szCs w:val="15"/>
+              </w:rPr>
+              <w:t xml:space="preserve">DART 1000</w:t>
             </w:r>
           </w:p>
         </w:tc>
@@ -3661,7 +4478,7 @@
           <w:sz w:val="18"/>
           <w:szCs w:val="18"/>
         </w:rPr>
-        <w:t xml:space="preserve">표 5는 단계별 성공률과 연속 3단계 성공률이다. 시연 100회에서 단계별 성공률은 1층 76%, 옆 84%, 2층 50%였고, 시연 200회에서는 [  ]%, [  ]%, [  ]%였다. 연속 평가에서는 앞 단계의 배치 오차가 다음 단계의 목표 위치에 그대로 반영되어, 시연 200회 정책의 누적 성공률이 1층 [  ]%, 옆까지 [  ]%, 2층까지 [  ]%로 낮아졌다. 시연 잡음을 주입한 DART 정책은 연속 성공률이 [  ]%로 오차 누적에 더 강건하였다. 성공한 시행의 평균 배치 오차는 시연 200회 기준 [  ], [  ], [  ]mm였다.</w:t>
+        <w:t xml:space="preserve">표 6은 단계별 성공률(각 50회)과 세 단계를 이어 수행한 연속 성공률(50회)이다. 초기 시연(여유 1.5mm, 100회)의 단계별 성공률은 1층 76%, 옆 84%, 2층 50%였으나, 앞 단계의 배치 오차가 다음 단계로 넘어가 연속 성공률은 28%에 그쳤다. 실패의 대부분은 고정 집게가 통 벽 위에 걸려 끝까지 내려가지 못한 채 닫힌 경우였고, 정책은 평균 5mm가량 벽 쪽으로 치우쳤다. 파지 여유를 9mm로 둔 시연으로 같은 100회를 학습하면 단계별 [  ]%, [  ]%, [  ]%, 연속 [  ]%로 바뀌었다.</w:t>
       </w:r>
     </w:p>
     <w:p>
@@ -3678,56 +4495,7 @@
           <w:sz w:val="18"/>
           <w:szCs w:val="18"/>
         </w:rPr>
-        <w:t xml:space="preserve">실제 셀에서도 1층 적재 정책이 MCP 신호에 따라 통을 집어 적재하는 것을 확인하였으나, 위치 오차와 제어 지연으로 실패하는 경우가 관찰되었다. 현장 측정 기록이 남아 있지 않아 실제 수치와의 비교는 하지 않았다.</w:t>
-      </w:r>
-    </w:p>
-    <w:p>
-      <w:pPr>
-        <w:pStyle w:val="a3"/>
-        <w:wordWrap/>
-        <w:spacing w:before="0" w:after="0" w:line="288" w:lineRule="auto"/>
-        <w:jc w:val="left"/>
-      </w:pPr>
-      <w:r>
-        <w:rPr>
-          <w:rFonts w:ascii="HY신명조" w:eastAsia="HY신명조" w:hAnsi="HY신명조" w:hint="eastAsia"/>
-          <w:sz w:val="18"/>
-          <w:szCs w:val="18"/>
-        </w:rPr>
-        <w:t xml:space="preserve"/>
-      </w:r>
-    </w:p>
-    <w:p>
-      <w:pPr>
-        <w:pStyle w:val="a3"/>
-        <w:keepNext/>
-        <w:wordWrap/>
-        <w:spacing w:before="0" w:after="0" w:line="288" w:lineRule="auto"/>
-        <w:jc w:val="center"/>
-      </w:pPr>
-      <w:r>
-        <w:rPr>
-          <w:rFonts w:ascii="HY신명조" w:eastAsia="HY신명조" w:hAnsi="HY신명조" w:hint="eastAsia"/>
-          <w:sz w:val="24"/>
-          <w:szCs w:val="24"/>
-        </w:rPr>
-        <w:t xml:space="preserve">Ⅴ. 결론</w:t>
-      </w:r>
-    </w:p>
-    <w:p>
-      <w:pPr>
-        <w:pStyle w:val="a3"/>
-        <w:wordWrap/>
-        <w:spacing w:before="0" w:after="0" w:line="288" w:lineRule="auto"/>
-        <w:jc w:val="left"/>
-      </w:pPr>
-      <w:r>
-        <w:rPr>
-          <w:rFonts w:ascii="HY신명조" w:eastAsia="HY신명조" w:hAnsi="HY신명조" w:hint="eastAsia"/>
-          <w:sz w:val="18"/>
-          <w:szCs w:val="18"/>
-        </w:rPr>
-        <w:t xml:space="preserve"/>
+        <w:t xml:space="preserve">시연 수를 200, 500, 1000회로 늘리면 연속 성공률은 [  ]%, [  ]%, [  ]%였다(그림 4). 시연 잡음을 주입한 DART 정책은 같은 1000회에서 단계별 [  ]%, [  ]%, [  ]%, 연속 [  ]%였고, 200회에서는 연속 [  ]%(일반 200회 [  ]%)였다. 시간 앙상블[4]은 200회 정책의 연속 성공률을 [  ]%에서 [  ]%로 바꾸었다. 모방학습 성능이 시연 수보다 환경 다양성에 좌우된다는 보고[16]와 같이, 시연 수를 늘리는 것만으로는 파지 설계의 효과를 대신하기 어렵다.</w:t>
       </w:r>
     </w:p>
     <w:p>
@@ -3744,7 +4512,73 @@
           <w:sz w:val="18"/>
           <w:szCs w:val="18"/>
         </w:rPr>
-        <w:t xml:space="preserve">본 논문은 Jetson Orin Nano에서 YOLOv8 기반 7-segment 무게 인식과 MCP 트리거로 호출되는 단계별 ACT 정책을 결합하여, 무게 판정부터 1층·옆·2층 순차 적재까지 이어지는 스마트 팩토리 셀을 구현하였다. 캡처·추론 분리, 2단계 디지털 줌, 4단계 숫자 조합으로 캡처 59.5 FPS, 중거리 정확도 90%, 정분류율 91.7%, 응답 810ms를 얻었다. 로봇 파손 이후 실제 셀을 재현한 시뮬레이션에서 순차 적재는 앞 단계 오차가 누적되어 연속 성공률이 단계별 성공률보다 낮아짐을 확인하였고, DART 잡음 주입이 이를 완화하였다. 다만 시뮬레이션 결과는 스크립트 시연과 단순화된 접촉 모델에 기반하므로 실제 원격조작 시연의 성능과 다를 수 있다. 향후 로봇을 복구하여 실측으로 검증하고, TensorRT 가속과 시간 앙상블·DAgger 등 실행 중 보정 기법을 실제 셀에 적용할 예정이다.</w:t>
+        <w:t xml:space="preserve">실제 셀에서도 1층 적재 정책이 MCP 신호에 따라 통을 집어 적재하는 것을 확인하였으나, 위치 오차와 제어 지연으로 실패하는 경우가 관찰되었다. 현장 측정 기록이 남아 있지 않아 실제 수치와의 비교는 하지 않았다.</w:t>
+      </w:r>
+    </w:p>
+    <w:p>
+      <w:pPr>
+        <w:pStyle w:val="a3"/>
+        <w:wordWrap/>
+        <w:spacing w:before="0" w:after="0" w:line="288" w:lineRule="auto"/>
+        <w:jc w:val="left"/>
+      </w:pPr>
+      <w:r>
+        <w:rPr>
+          <w:rFonts w:ascii="HY신명조" w:eastAsia="HY신명조" w:hAnsi="HY신명조" w:hint="eastAsia"/>
+          <w:sz w:val="18"/>
+          <w:szCs w:val="18"/>
+        </w:rPr>
+        <w:t xml:space="preserve"/>
+      </w:r>
+    </w:p>
+    <w:p>
+      <w:pPr>
+        <w:pStyle w:val="a3"/>
+        <w:keepNext/>
+        <w:wordWrap/>
+        <w:spacing w:before="0" w:after="0" w:line="288" w:lineRule="auto"/>
+        <w:jc w:val="center"/>
+      </w:pPr>
+      <w:r>
+        <w:rPr>
+          <w:rFonts w:ascii="HY신명조" w:eastAsia="HY신명조" w:hAnsi="HY신명조" w:hint="eastAsia"/>
+          <w:sz w:val="24"/>
+          <w:szCs w:val="24"/>
+        </w:rPr>
+        <w:t xml:space="preserve">Ⅴ. 결론</w:t>
+      </w:r>
+    </w:p>
+    <w:p>
+      <w:pPr>
+        <w:pStyle w:val="a3"/>
+        <w:wordWrap/>
+        <w:spacing w:before="0" w:after="0" w:line="288" w:lineRule="auto"/>
+        <w:jc w:val="left"/>
+      </w:pPr>
+      <w:r>
+        <w:rPr>
+          <w:rFonts w:ascii="HY신명조" w:eastAsia="HY신명조" w:hAnsi="HY신명조" w:hint="eastAsia"/>
+          <w:sz w:val="18"/>
+          <w:szCs w:val="18"/>
+        </w:rPr>
+        <w:t xml:space="preserve"/>
+      </w:r>
+    </w:p>
+    <w:p>
+      <w:pPr>
+        <w:pStyle w:val="a3"/>
+        <w:wordWrap/>
+        <w:spacing w:before="0" w:after="0" w:line="288" w:lineRule="auto"/>
+        <w:ind w:firstLine="180"/>
+        <w:jc w:val="both"/>
+      </w:pPr>
+      <w:r>
+        <w:rPr>
+          <w:rFonts w:ascii="HY신명조" w:eastAsia="HY신명조" w:hAnsi="HY신명조" w:hint="eastAsia"/>
+          <w:sz w:val="18"/>
+          <w:szCs w:val="18"/>
+        </w:rPr>
+        <w:t xml:space="preserve">본 논문은 Jetson Orin Nano에서 YOLOv8 기반 7-segment 무게 인식과 MCP 트리거로 호출되는 단계별 ACT 정책을 결합하여, 무게 판정부터 1층·옆·2층 순차 적재까지 이어지는 스마트 팩토리 셀을 구현하였다. 인식부는 캡처 59.5 FPS, 중거리 정확도 90%, 정분류율 91.7%, 응답 810ms를 실측으로 확인하였다. 로봇 파손 이후 같은 조건을 재현한 시뮬레이션에서는 단계별 성공률이 높아도 연속 적재에서 오차가 누적됨을 보였고, 그 주된 원인인 파지 위치 오차를 시연의 파지 여유 설계로 줄인 뒤 시연 수와 DART로 연속 성공률을 높였다. 시뮬레이션 결과는 스크립트 시연과 단순화된 접촉 모델에 기반하므로 실제 원격조작 시연의 성능과 다를 수 있으며, 향후 로봇을 복구하여 같은 파지 설계로 실측 검증할 예정이다.</w:t>
       </w:r>
     </w:p>
     <w:p>

--- a/08_개인논문_ACT적재/논문/paper.docx
+++ b/08_개인논문_ACT적재/논문/paper.docx
@@ -392,7 +392,7 @@
           <w:sz w:val="18"/>
           <w:szCs w:val="18"/>
         </w:rPr>
-        <w:t xml:space="preserve">This paper presents an edge-AI smart-factory cell that sorts products by weight and stacks them with a low-cost robot arm. On a Jetson Orin Nano, a YOLOv8n model (validation mAP50 86.3%) reads the 7-segment display of a digital scale; separating capture and inference threads raised the capture rate from 1.2 to 59.5 FPS, two-stage digital-zoom inference raised mid-range accuracy from 45% to 90%, and the cell sorted 91.7% of items correctly with an 810 ms response. When a bin reaches 118 g, a Model Context Protocol (MCP) trigger runs stage-specific ACT (Action Chunking with Transformers) policies on an SO-101 arm that stack the bin on the first floor, beside the first bin and on top of it. Because the arm was damaged after the field tests, the cell was rebuilt in MuJoCo with the same robot model, cameras and 30 Hz control to evaluate the stacking quantitatively. Per-stage success hides error accumulation: with the initial 100 demonstrations per stage the placements succeeded in 76%, 84% and 50% of trials but only 28% of three-stage sequences. Most failures were grasps in which the fixed jaw landed on the bin wall; demonstrations that approach the wall with a 9 mm clearance widened the tolerated grasp error from 3 mm to 11 mm and raised the sequence success to [  ]% with 100, [  ]% with 1000 demonstrations and [  ]% with DART noise injection.</w:t>
+        <w:t xml:space="preserve">This paper presents an edge-AI smart-factory cell that sorts products by weight and stacks them with a low-cost robot arm. On a Jetson Orin Nano, a YOLOv8n model (validation mAP50 86.3%) reads the 7-segment display of a digital scale; separating capture and inference threads raised the capture rate from 1.2 to 59.5 FPS, two-stage digital-zoom inference raised mid-range accuracy from 45% to 90%, and the cell sorted 91.7% of items correctly with an 810 ms response. When a bin reaches 118 g, a Model Context Protocol (MCP) trigger runs stage-specific ACT (Action Chunking with Transformers) policies on an SO-101 arm that stack the bin on the first floor, beside the first bin and on top of it. Because the arm was damaged after the field tests, the cell was rebuilt in MuJoCo with the same robot model, cameras and 30 Hz control to evaluate the stacking quantitatively. Per-stage success hides error accumulation: with the initial 100 demonstrations per stage the placements succeeded in 76%, 84% and 50% of trials but only 28% of three-stage sequences. Most failures were grasps in which the fixed jaw landed on the bin wall; demonstrations that approach the wall with a 9 mm clearance widened the tolerated grasp error from 3 mm to 11 mm and raised the sequence success to 62% with 100, [  ]% with 1000 demonstrations and [  ]% with DART noise injection.</w:t>
       </w:r>
     </w:p>
     <w:p>
@@ -1112,7 +1112,7 @@
           <w:sz w:val="18"/>
           <w:szCs w:val="18"/>
         </w:rPr>
-        <w:t xml:space="preserve">원격조작 대신 역기구학 기반 스크립트 전문가로 시연을 만들었으며, ACT 원 논문도 시뮬레이션 과제에서 스크립트 시연을 사용하였고[4], 시연을 자동으로 만들어 데이터 양을 늘리는 방법도 연구되고 있다[15]. 전문가는 로봇 쪽 통 벽을 고정 집게는 바깥, 움직이는 집게는 안쪽에 두고 집어 옮기며, 경유점 사이를 최소 저크 궤적으로 잇고 구간 속도(±10%)와 경유점 위치(최대 ±6mm)를 흔들어 사람 시연의 변동을 흉내 냈다. 특히 고정 집게를 벽 바깥 9mm에 두고 내려가도록 하여, 집게가 벽을 사이에 둘 수 있는 범위(바깥 0~17mm)의 가운데로 접근하게 하였다. 초기 설계(여유 1.5mm)는 안쪽으로 3mm만 어긋나도 집게가 벽 위에 걸렸으나, 이 설계는 ±9mm의 위치 오차에서도 파지에 성공하였다(표 1, 전문가 시험 각 4~6회). 시연은 270스텝(9초)이며 성공한 것만 남겼다(전문가 성공률 1층 [  ]%, 옆 [  ]%, 2층 [  ]%).</w:t>
+        <w:t xml:space="preserve">원격조작 대신 역기구학 기반 스크립트 전문가로 시연을 만들었으며, ACT 원 논문도 시뮬레이션 과제에서 스크립트 시연을 사용하였고[4], 시연을 자동으로 만들어 데이터 양을 늘리는 방법도 연구되고 있다[15]. 전문가는 로봇 쪽 통 벽을 고정 집게는 바깥, 움직이는 집게는 안쪽에 두고 집어 옮기며, 경유점 사이를 최소 저크 궤적으로 잇고 구간 속도(±10%)와 경유점 위치(최대 ±6mm)를 흔들어 사람 시연의 변동을 흉내 냈다. 특히 고정 집게를 벽 바깥 9mm에 두고 내려가도록 하여, 집게가 벽을 사이에 둘 수 있는 범위(바깥 0~17mm)의 가운데로 접근하게 하였다. 초기 설계(여유 1.5mm)는 안쪽으로 3mm만 어긋나도 집게가 벽 위에 걸렸으나, 이 설계는 ±9mm의 위치 오차에서도 파지에 성공하였다(표 1, 전문가 시험 각 4~6회). 시연은 270스텝(9초)이며 성공한 것만 남겼다(전문가 성공률 1층 100%, 옆 96%, 2층 99%).</w:t>
       </w:r>
     </w:p>
     <w:p>
@@ -3658,7 +3658,7 @@
                 <w:sz w:val="15"/>
                 <w:szCs w:val="15"/>
               </w:rPr>
-              <w:t xml:space="preserve">[  ]</w:t>
+              <w:t xml:space="preserve">90</w:t>
             </w:r>
           </w:p>
         </w:tc>
@@ -3679,7 +3679,7 @@
                 <w:sz w:val="15"/>
                 <w:szCs w:val="15"/>
               </w:rPr>
-              <w:t xml:space="preserve">[  ]</w:t>
+              <w:t xml:space="preserve">88</w:t>
             </w:r>
           </w:p>
         </w:tc>
@@ -3700,7 +3700,7 @@
                 <w:sz w:val="15"/>
                 <w:szCs w:val="15"/>
               </w:rPr>
-              <w:t xml:space="preserve">[  ]</w:t>
+              <w:t xml:space="preserve">72</w:t>
             </w:r>
           </w:p>
         </w:tc>
@@ -3721,7 +3721,7 @@
                 <w:sz w:val="15"/>
                 <w:szCs w:val="15"/>
               </w:rPr>
-              <w:t xml:space="preserve">[  ]</w:t>
+              <w:t xml:space="preserve">62</w:t>
             </w:r>
           </w:p>
         </w:tc>
@@ -4478,7 +4478,7 @@
           <w:sz w:val="18"/>
           <w:szCs w:val="18"/>
         </w:rPr>
-        <w:t xml:space="preserve">표 6은 단계별 성공률(각 50회)과 세 단계를 이어 수행한 연속 성공률(50회)이다. 초기 시연(여유 1.5mm, 100회)의 단계별 성공률은 1층 76%, 옆 84%, 2층 50%였으나, 앞 단계의 배치 오차가 다음 단계로 넘어가 연속 성공률은 28%에 그쳤다. 실패의 대부분은 고정 집게가 통 벽 위에 걸려 끝까지 내려가지 못한 채 닫힌 경우였고, 정책은 평균 5mm가량 벽 쪽으로 치우쳤다. 파지 여유를 9mm로 둔 시연으로 같은 100회를 학습하면 단계별 [  ]%, [  ]%, [  ]%, 연속 [  ]%로 바뀌었다.</w:t>
+        <w:t xml:space="preserve">표 6은 단계별 성공률(각 50회)과 세 단계를 이어 수행한 연속 성공률(50회)이다. 초기 시연(여유 1.5mm, 100회)의 단계별 성공률은 1층 76%, 옆 84%, 2층 50%였으나, 앞 단계의 배치 오차가 다음 단계로 넘어가 연속 성공률은 28%에 그쳤다. 실패의 대부분은 고정 집게가 통 벽 위에 걸려 끝까지 내려가지 못한 채 닫힌 경우였고, 정책은 평균 5mm가량 벽 쪽으로 치우쳤다. 파지 여유를 9mm로 둔 시연으로 같은 100회를 학습하면 단계별 90%, 88%, 72%, 연속 62%로 바뀌었다.</w:t>
       </w:r>
     </w:p>
     <w:p>

--- a/08_개인논문_ACT적재/논문/paper.docx
+++ b/08_개인논문_ACT적재/논문/paper.docx
@@ -392,7 +392,7 @@
           <w:sz w:val="18"/>
           <w:szCs w:val="18"/>
         </w:rPr>
-        <w:t xml:space="preserve">This paper presents an edge-AI smart-factory cell that sorts products by weight and stacks them with a low-cost robot arm. On a Jetson Orin Nano, a YOLOv8n model (validation mAP50 86.3%) reads the 7-segment display of a digital scale; separating capture and inference threads raised the capture rate from 1.2 to 59.5 FPS, two-stage digital-zoom inference raised mid-range accuracy from 45% to 90%, and the cell sorted 91.7% of items correctly with an 810 ms response. When a bin reaches 118 g, a Model Context Protocol (MCP) trigger runs stage-specific ACT (Action Chunking with Transformers) policies on an SO-101 arm that stack the bin on the first floor, beside the first bin and on top of it. Because the arm was damaged after the field tests, the cell was rebuilt in MuJoCo with the same robot model, cameras and 30 Hz control to evaluate the stacking quantitatively. Per-stage success hides error accumulation: with the initial 100 demonstrations per stage the placements succeeded in 76%, 84% and 50% of trials but only 28% of three-stage sequences. Most failures were grasps in which the fixed jaw landed on the bin wall; demonstrations that approach the wall with a 9 mm clearance widened the tolerated grasp error from 3 mm to 11 mm and raised the sequence success to 62% with 100, [  ]% with 1000 demonstrations and [  ]% with DART noise injection.</w:t>
+        <w:t xml:space="preserve">This paper presents an edge-AI smart-factory cell that sorts products by weight and stacks them with a low-cost robot arm. On a Jetson Orin Nano, a YOLOv8n model (validation mAP50 86.3%) reads the 7-segment display of a digital scale; separating capture and inference threads raised the capture rate from 1.2 to 59.5 FPS, two-stage digital-zoom inference raised mid-range accuracy from 45% to 90%, and the cell sorted 91.7% of items correctly with an 810 ms response. When a bin reaches 118 g, a Model Context Protocol (MCP) trigger runs stage-specific ACT (Action Chunking with Transformers) policies on an SO-101 arm that stack the bin on the first floor, beside the first bin and on top of it. Because the arm was damaged after the field tests, the cell was rebuilt in MuJoCo with the same robot model, cameras and 30 Hz control to evaluate the stacking quantitatively. Per-stage success hides error accumulation: with the initial 100 demonstrations per stage the placements succeeded in 76%, 84% and 50% of trials but only 28% of three-stage sequences. Locating where the policy closed the gripper revealed two causes in the demonstration design rather than in the policy: the fixed jaw approached too close to the bin wall, and the scripted demonstrator switched to another wall when the bin was rotated by more than about 8 degrees, which made the demonstrations bimodal. A 9 mm grasp clearance and a single grasp wall raised the sequence success with the same 100 demonstrations to [  ]%, and 1000 demonstrations reached [  ]% ([  ]% with DART noise injection).</w:t>
       </w:r>
     </w:p>
     <w:p>
@@ -492,7 +492,7 @@
           <w:sz w:val="18"/>
           <w:szCs w:val="18"/>
         </w:rPr>
-        <w:t xml:space="preserve">본 논문은 Jetson Orin Nano를 중심으로 디지털 저울의 7-segment 표시값을 YOLOv8로 판독하여 기준 무게(118g) 이상인 통을 선별하고, MCP(Model Context Protocol)[7] 트리거로 단계별 ACT 정책을 호출하여 SO-101 로봇팔이 통을 1층, 첫 통 옆, 첫 통 위(2층) 순서로 적재하는 셀을 구현한다. 현장 시험 이후 로봇팔이 파손되어 적재 성능을 다시 실측할 수 없었으므로, 같은 로봇 모델·카메라·제어 주기를 갖는 MuJoCo[8] 셀을 구성하여 적재를 정량적으로 평가한다. 기여는 다음과 같다. ① 무게 인식부터 순차 적재까지 이어지는 에지 셀을 구현하고 인식 성능을 실측하였다. ② 단계별 성공률과 함께 세 단계를 이어 수행하는 연속 성공률로 평가하여 순차 적재의 오차 누적을 보였다. ③ 주된 실패가 파지 순간의 위치 오차임을 밝히고, 시연의 파지 여유 설계, 시연 수, 시연 잡음 주입(DART)[9]의 효과를 정량화하였다.</w:t>
+        <w:t xml:space="preserve">본 논문은 Jetson Orin Nano를 중심으로 디지털 저울의 7-segment 표시값을 YOLOv8로 판독하여 기준 무게(118g) 이상인 통을 선별하고, MCP(Model Context Protocol)[7] 트리거로 단계별 ACT 정책을 호출하여 SO-101 로봇팔이 통을 1층, 첫 통 옆, 첫 통 위(2층) 순서로 적재하는 셀을 구현한다. 현장 시험 이후 로봇팔이 파손되어 적재 성능을 다시 실측할 수 없었으므로, 같은 로봇 모델·카메라·제어 주기를 갖는 MuJoCo[8] 셀을 구성하여 적재를 정량적으로 평가한다. 기여는 다음과 같다. ① 무게 인식부터 순차 적재까지 이어지는 에지 셀을 구현하고 인식 성능을 실측하였다. ② 단계별 성공률과 함께 세 단계를 이어 수행하는 연속 성공률로 평가하여 순차 적재의 오차 누적을 보였다. ③ 실패가 일어난 파지 위치와 장면을 분석하여 원인이 정책보다 시연 설계(파지 여유, 잡는 벽의 일관성)에 있음을 밝히고, 시연 설계, 시연 수, 시연 잡음 주입(DART)[9]의 효과를 정량화하였다.</w:t>
       </w:r>
     </w:p>
     <w:p>
@@ -575,7 +575,7 @@
           <w:sz w:val="18"/>
           <w:szCs w:val="18"/>
         </w:rPr>
-        <w:t xml:space="preserve">그림 1은 전체 구성이다. 3D 프린팅 색상 분류 컨베이어[10]는 TCS34725 RGB 센서로 큐브의 색을 판별하여 빨강·초록 큐브(불량)는 불량함으로, 파랑 큐브(정상)는 디지털 저울 위의 파란 통으로 보낸다. 컨베이어의 스테퍼 모터와 분류 서보는 Arduino Mega 2560이 제어하고 인식과 판단은 Jetson Orin Nano가 맡아, 저수준 모터 제어와 AI 추론을 분리하였다. Jetson은 저울 표시부를 USB 카메라(640×480)로 촬영해 무게를 판독하고, 통의 무게가 118g 이상이면 로봇 실행기에 MCP 트리거를 보낸다. 두 번째 USB 카메라에서는 큰 상자와 작은 상자를 구분하는 YOLOv8n-seg 모델을 함께 실행한다. 로봇은 통의 벽을 집어 팔레트에 적재한 뒤 홈 자세로 돌아오며, 저울이 비면 빈 통을 저울에 올려 공정을 반복한다. FastAPI 서버는 영상 스트리밍, 성능 지표, 원격 시작·정지, LLM 기반 공정 질의 기능을 제공한다.</w:t>
+        <w:t xml:space="preserve">그림 1은 전체 구성이다. 3D 프린팅 색상 분류 컨베이어[10]는 TCS34725 RGB 센서로 큐브의 색을 판별하여 빨강·초록 큐브(불량)는 불량함으로, 파랑 큐브(정상)는 디지털 저울 위의 파란 통으로 보낸다. 컨베이어의 스테퍼 모터와 분류 서보는 Arduino Mega 2560이 제어하고 인식과 판단은 Jetson Orin Nano가 맡아, 저수준 모터 제어와 AI 추론을 분리하였다. Jetson은 저울 표시부를 USB 카메라(640×480)로 촬영해 무게를 판독하고, 통의 무게가 118g 이상이면 로봇 실행기에 MCP 트리거를 보낸다. 두 번째 USB 카메라에서는 큰 상자와 작은 상자를 구분하는 YOLOv8n-seg 모델을 함께 실행한다. 로봇은 통의 벽을 집어 1층, 첫 통 옆, 첫 통 위(2층) 순서로 적재하고 이 3단계 묶음을 옆으로 이어 가며 쌓는다. 적재 후에는 홈 자세로 돌아오며, 저울이 비면 빈 통을 저울에 올려 공정을 반복한다. FastAPI 서버는 영상 스트리밍, 성능 지표, 원격 시작·정지, LLM 기반 공정 질의 기능을 제공한다.</w:t>
       </w:r>
     </w:p>
     <w:p xmlns:a="http://schemas.openxmlformats.org/drawingml/2006/main" xmlns:pic="http://schemas.openxmlformats.org/drawingml/2006/picture">
@@ -1112,7 +1112,7 @@
           <w:sz w:val="18"/>
           <w:szCs w:val="18"/>
         </w:rPr>
-        <w:t xml:space="preserve">원격조작 대신 역기구학 기반 스크립트 전문가로 시연을 만들었으며, ACT 원 논문도 시뮬레이션 과제에서 스크립트 시연을 사용하였고[4], 시연을 자동으로 만들어 데이터 양을 늘리는 방법도 연구되고 있다[15]. 전문가는 로봇 쪽 통 벽을 고정 집게는 바깥, 움직이는 집게는 안쪽에 두고 집어 옮기며, 경유점 사이를 최소 저크 궤적으로 잇고 구간 속도(±10%)와 경유점 위치(최대 ±6mm)를 흔들어 사람 시연의 변동을 흉내 냈다. 특히 고정 집게를 벽 바깥 9mm에 두고 내려가도록 하여, 집게가 벽을 사이에 둘 수 있는 범위(바깥 0~17mm)의 가운데로 접근하게 하였다. 초기 설계(여유 1.5mm)는 안쪽으로 3mm만 어긋나도 집게가 벽 위에 걸렸으나, 이 설계는 ±9mm의 위치 오차에서도 파지에 성공하였다(표 1, 전문가 시험 각 4~6회). 시연은 270스텝(9초)이며 성공한 것만 남겼다(전문가 성공률 1층 100%, 옆 96%, 2층 99%).</w:t>
+        <w:t xml:space="preserve">원격조작 대신 역기구학 기반 스크립트 전문가로 시연을 만들었으며, ACT 원 논문도 시뮬레이션 과제에서 스크립트 시연을 사용하였고[4], 시연을 자동으로 만들어 데이터 양을 늘리는 방법도 연구되고 있다[15]. 전문가는 통의 앞벽(로봇 쪽 벽)을 고정 집게는 바깥, 움직이는 집게는 안쪽에 두고 집어 옮기며, 경유점 사이를 최소 저크 궤적으로 잇고 구간 속도(±10%)와 경유점 위치(최대 ±6mm)를 흔들어 사람 시연의 변동을 흉내 냈다. 특히 고정 집게를 벽 바깥 9mm에 두고 내려가도록 하여, 집게가 벽을 사이에 둘 수 있는 범위(바깥 0~17mm)의 가운데로 접근하게 하였다. 초기 설계(여유 1.5mm)는 안쪽으로 3mm만 어긋나도 집게가 벽 위에 걸렸으나, 이 설계는 ±9mm의 위치 오차에서도 파지에 성공하였다(표 1, 전문가 시험 각 4~6회). 또한 통이 얼마나 돌아가 있든 늘 같은 벽을 잡게 하였다. 로봇을 가장 많이 향한 벽을 고르면 통이 약 8° 넘게 돌았을 때 잡는 벽이 앞벽에서 옆벽으로 바뀌어, 카메라에는 거의 같은 장면인데 시연 동작이 두 갈래로 나뉘기 때문이다(4.2절). 시연은 270스텝(9초)이며 성공한 것만 남겼다(전문가 성공률 1층 [  ]%, 옆 [  ]%, 2층 [  ]%).</w:t>
       </w:r>
     </w:p>
     <w:p>
@@ -3363,7 +3363,7 @@
     </w:p>
     <w:tbl>
       <w:tblPr>
-        <w:tblW w:w="4400" w:type="dxa"/>
+        <w:tblW w:w="4350" w:type="dxa"/>
         <w:jc w:val="center"/>
         <w:tblBorders>
           <w:top w:val="single" w:sz="4" w:space="0" w:color="000000"/>
@@ -3380,11 +3380,11 @@
         </w:tblCellMar>
       </w:tblPr>
       <w:tblGrid>
-        <w:gridCol w:w="1700"/>
-        <w:gridCol w:w="650"/>
-        <w:gridCol w:w="650"/>
-        <w:gridCol w:w="650"/>
-        <w:gridCol w:w="750"/>
+        <w:gridCol w:w="2050"/>
+        <w:gridCol w:w="560"/>
+        <w:gridCol w:w="560"/>
+        <w:gridCol w:w="560"/>
+        <w:gridCol w:w="620"/>
       </w:tblGrid>
       <w:tr>
         <w:trPr>
@@ -3392,7 +3392,7 @@
         </w:trPr>
         <w:tc>
           <w:tcPr>
-            <w:tcW w:w="1700" w:type="dxa"/>
+            <w:tcW w:w="2050" w:type="dxa"/>
             <w:shd w:val="clear" w:color="auto" w:fill="E7E6E6"/>
             <w:vAlign w:val="center"/>
           </w:tcPr>
@@ -3409,13 +3409,13 @@
                 <w:sz w:val="15"/>
                 <w:szCs w:val="15"/>
               </w:rPr>
-              <w:t xml:space="preserve">조건</w:t>
-            </w:r>
-          </w:p>
-        </w:tc>
-        <w:tc>
-          <w:tcPr>
-            <w:tcW w:w="650" w:type="dxa"/>
+              <w:t xml:space="preserve">시연 설계 / 수</w:t>
+            </w:r>
+          </w:p>
+        </w:tc>
+        <w:tc>
+          <w:tcPr>
+            <w:tcW w:w="560" w:type="dxa"/>
             <w:shd w:val="clear" w:color="auto" w:fill="E7E6E6"/>
             <w:vAlign w:val="center"/>
           </w:tcPr>
@@ -3438,7 +3438,7 @@
         </w:tc>
         <w:tc>
           <w:tcPr>
-            <w:tcW w:w="650" w:type="dxa"/>
+            <w:tcW w:w="560" w:type="dxa"/>
             <w:shd w:val="clear" w:color="auto" w:fill="E7E6E6"/>
             <w:vAlign w:val="center"/>
           </w:tcPr>
@@ -3461,7 +3461,7 @@
         </w:tc>
         <w:tc>
           <w:tcPr>
-            <w:tcW w:w="650" w:type="dxa"/>
+            <w:tcW w:w="560" w:type="dxa"/>
             <w:shd w:val="clear" w:color="auto" w:fill="E7E6E6"/>
             <w:vAlign w:val="center"/>
           </w:tcPr>
@@ -3484,7 +3484,7 @@
         </w:tc>
         <w:tc>
           <w:tcPr>
-            <w:tcW w:w="750" w:type="dxa"/>
+            <w:tcW w:w="620" w:type="dxa"/>
             <w:shd w:val="clear" w:color="auto" w:fill="E7E6E6"/>
             <w:vAlign w:val="center"/>
           </w:tcPr>
@@ -3512,28 +3512,28 @@
         </w:trPr>
         <w:tc>
           <w:tcPr>
-            <w:tcW w:w="1700" w:type="dxa"/>
-            <w:vAlign w:val="center"/>
-          </w:tcPr>
-          <w:p>
-            <w:pPr>
-              <w:pStyle w:val="a3"/>
-              <w:spacing w:before="10" w:after="10" w:line="240" w:lineRule="auto"/>
-              <w:jc w:val="center"/>
-            </w:pPr>
-            <w:r>
-              <w:rPr>
-                <w:rFonts w:ascii="HY신명조" w:eastAsia="HY신명조" w:hAnsi="HY신명조" w:hint="eastAsia"/>
-                <w:sz w:val="15"/>
-                <w:szCs w:val="15"/>
-              </w:rPr>
-              <w:t xml:space="preserve">시연 100 (여유 1.5mm)</w:t>
-            </w:r>
-          </w:p>
-        </w:tc>
-        <w:tc>
-          <w:tcPr>
-            <w:tcW w:w="650" w:type="dxa"/>
+            <w:tcW w:w="2050" w:type="dxa"/>
+            <w:vAlign w:val="center"/>
+          </w:tcPr>
+          <w:p>
+            <w:pPr>
+              <w:pStyle w:val="a3"/>
+              <w:spacing w:before="10" w:after="10" w:line="240" w:lineRule="auto"/>
+              <w:jc w:val="center"/>
+            </w:pPr>
+            <w:r>
+              <w:rPr>
+                <w:rFonts w:ascii="HY신명조" w:eastAsia="HY신명조" w:hAnsi="HY신명조" w:hint="eastAsia"/>
+                <w:sz w:val="15"/>
+                <w:szCs w:val="15"/>
+              </w:rPr>
+              <w:t xml:space="preserve">여유 1.5mm, 로봇 쪽 벽 / 100</w:t>
+            </w:r>
+          </w:p>
+        </w:tc>
+        <w:tc>
+          <w:tcPr>
+            <w:tcW w:w="560" w:type="dxa"/>
             <w:vAlign w:val="center"/>
           </w:tcPr>
           <w:p>
@@ -3554,7 +3554,7 @@
         </w:tc>
         <w:tc>
           <w:tcPr>
-            <w:tcW w:w="650" w:type="dxa"/>
+            <w:tcW w:w="560" w:type="dxa"/>
             <w:vAlign w:val="center"/>
           </w:tcPr>
           <w:p>
@@ -3575,7 +3575,7 @@
         </w:tc>
         <w:tc>
           <w:tcPr>
-            <w:tcW w:w="650" w:type="dxa"/>
+            <w:tcW w:w="560" w:type="dxa"/>
             <w:vAlign w:val="center"/>
           </w:tcPr>
           <w:p>
@@ -3596,7 +3596,7 @@
         </w:tc>
         <w:tc>
           <w:tcPr>
-            <w:tcW w:w="750" w:type="dxa"/>
+            <w:tcW w:w="620" w:type="dxa"/>
             <w:vAlign w:val="center"/>
           </w:tcPr>
           <w:p>
@@ -3622,28 +3622,28 @@
         </w:trPr>
         <w:tc>
           <w:tcPr>
-            <w:tcW w:w="1700" w:type="dxa"/>
-            <w:vAlign w:val="center"/>
-          </w:tcPr>
-          <w:p>
-            <w:pPr>
-              <w:pStyle w:val="a3"/>
-              <w:spacing w:before="10" w:after="10" w:line="240" w:lineRule="auto"/>
-              <w:jc w:val="center"/>
-            </w:pPr>
-            <w:r>
-              <w:rPr>
-                <w:rFonts w:ascii="HY신명조" w:eastAsia="HY신명조" w:hAnsi="HY신명조" w:hint="eastAsia"/>
-                <w:sz w:val="15"/>
-                <w:szCs w:val="15"/>
-              </w:rPr>
-              <w:t xml:space="preserve">시연 100</w:t>
-            </w:r>
-          </w:p>
-        </w:tc>
-        <w:tc>
-          <w:tcPr>
-            <w:tcW w:w="650" w:type="dxa"/>
+            <w:tcW w:w="2050" w:type="dxa"/>
+            <w:vAlign w:val="center"/>
+          </w:tcPr>
+          <w:p>
+            <w:pPr>
+              <w:pStyle w:val="a3"/>
+              <w:spacing w:before="10" w:after="10" w:line="240" w:lineRule="auto"/>
+              <w:jc w:val="center"/>
+            </w:pPr>
+            <w:r>
+              <w:rPr>
+                <w:rFonts w:ascii="HY신명조" w:eastAsia="HY신명조" w:hAnsi="HY신명조" w:hint="eastAsia"/>
+                <w:sz w:val="15"/>
+                <w:szCs w:val="15"/>
+              </w:rPr>
+              <w:t xml:space="preserve">여유 9mm, 로봇 쪽 벽 / 100</w:t>
+            </w:r>
+          </w:p>
+        </w:tc>
+        <w:tc>
+          <w:tcPr>
+            <w:tcW w:w="560" w:type="dxa"/>
             <w:vAlign w:val="center"/>
           </w:tcPr>
           <w:p>
@@ -3664,7 +3664,7 @@
         </w:tc>
         <w:tc>
           <w:tcPr>
-            <w:tcW w:w="650" w:type="dxa"/>
+            <w:tcW w:w="560" w:type="dxa"/>
             <w:vAlign w:val="center"/>
           </w:tcPr>
           <w:p>
@@ -3685,7 +3685,7 @@
         </w:tc>
         <w:tc>
           <w:tcPr>
-            <w:tcW w:w="650" w:type="dxa"/>
+            <w:tcW w:w="560" w:type="dxa"/>
             <w:vAlign w:val="center"/>
           </w:tcPr>
           <w:p>
@@ -3706,7 +3706,7 @@
         </w:tc>
         <w:tc>
           <w:tcPr>
-            <w:tcW w:w="750" w:type="dxa"/>
+            <w:tcW w:w="620" w:type="dxa"/>
             <w:vAlign w:val="center"/>
           </w:tcPr>
           <w:p>
@@ -3732,28 +3732,28 @@
         </w:trPr>
         <w:tc>
           <w:tcPr>
-            <w:tcW w:w="1700" w:type="dxa"/>
-            <w:vAlign w:val="center"/>
-          </w:tcPr>
-          <w:p>
-            <w:pPr>
-              <w:pStyle w:val="a3"/>
-              <w:spacing w:before="10" w:after="10" w:line="240" w:lineRule="auto"/>
-              <w:jc w:val="center"/>
-            </w:pPr>
-            <w:r>
-              <w:rPr>
-                <w:rFonts w:ascii="HY신명조" w:eastAsia="HY신명조" w:hAnsi="HY신명조" w:hint="eastAsia"/>
-                <w:sz w:val="15"/>
-                <w:szCs w:val="15"/>
-              </w:rPr>
-              <w:t xml:space="preserve">시연 200</w:t>
-            </w:r>
-          </w:p>
-        </w:tc>
-        <w:tc>
-          <w:tcPr>
-            <w:tcW w:w="650" w:type="dxa"/>
+            <w:tcW w:w="2050" w:type="dxa"/>
+            <w:vAlign w:val="center"/>
+          </w:tcPr>
+          <w:p>
+            <w:pPr>
+              <w:pStyle w:val="a3"/>
+              <w:spacing w:before="10" w:after="10" w:line="240" w:lineRule="auto"/>
+              <w:jc w:val="center"/>
+            </w:pPr>
+            <w:r>
+              <w:rPr>
+                <w:rFonts w:ascii="HY신명조" w:eastAsia="HY신명조" w:hAnsi="HY신명조" w:hint="eastAsia"/>
+                <w:sz w:val="15"/>
+                <w:szCs w:val="15"/>
+              </w:rPr>
+              <w:t xml:space="preserve">여유 9mm, 같은 벽 / 100</w:t>
+            </w:r>
+          </w:p>
+        </w:tc>
+        <w:tc>
+          <w:tcPr>
+            <w:tcW w:w="560" w:type="dxa"/>
             <w:vAlign w:val="center"/>
           </w:tcPr>
           <w:p>
@@ -3774,7 +3774,7 @@
         </w:tc>
         <w:tc>
           <w:tcPr>
-            <w:tcW w:w="650" w:type="dxa"/>
+            <w:tcW w:w="560" w:type="dxa"/>
             <w:vAlign w:val="center"/>
           </w:tcPr>
           <w:p>
@@ -3795,7 +3795,7 @@
         </w:tc>
         <w:tc>
           <w:tcPr>
-            <w:tcW w:w="650" w:type="dxa"/>
+            <w:tcW w:w="560" w:type="dxa"/>
             <w:vAlign w:val="center"/>
           </w:tcPr>
           <w:p>
@@ -3816,7 +3816,7 @@
         </w:tc>
         <w:tc>
           <w:tcPr>
-            <w:tcW w:w="750" w:type="dxa"/>
+            <w:tcW w:w="620" w:type="dxa"/>
             <w:vAlign w:val="center"/>
           </w:tcPr>
           <w:p>
@@ -3842,28 +3842,28 @@
         </w:trPr>
         <w:tc>
           <w:tcPr>
-            <w:tcW w:w="1700" w:type="dxa"/>
-            <w:vAlign w:val="center"/>
-          </w:tcPr>
-          <w:p>
-            <w:pPr>
-              <w:pStyle w:val="a3"/>
-              <w:spacing w:before="10" w:after="10" w:line="240" w:lineRule="auto"/>
-              <w:jc w:val="center"/>
-            </w:pPr>
-            <w:r>
-              <w:rPr>
-                <w:rFonts w:ascii="HY신명조" w:eastAsia="HY신명조" w:hAnsi="HY신명조" w:hint="eastAsia"/>
-                <w:sz w:val="15"/>
-                <w:szCs w:val="15"/>
-              </w:rPr>
-              <w:t xml:space="preserve">시연 500</w:t>
-            </w:r>
-          </w:p>
-        </w:tc>
-        <w:tc>
-          <w:tcPr>
-            <w:tcW w:w="650" w:type="dxa"/>
+            <w:tcW w:w="2050" w:type="dxa"/>
+            <w:vAlign w:val="center"/>
+          </w:tcPr>
+          <w:p>
+            <w:pPr>
+              <w:pStyle w:val="a3"/>
+              <w:spacing w:before="10" w:after="10" w:line="240" w:lineRule="auto"/>
+              <w:jc w:val="center"/>
+            </w:pPr>
+            <w:r>
+              <w:rPr>
+                <w:rFonts w:ascii="HY신명조" w:eastAsia="HY신명조" w:hAnsi="HY신명조" w:hint="eastAsia"/>
+                <w:sz w:val="15"/>
+                <w:szCs w:val="15"/>
+              </w:rPr>
+              <w:t xml:space="preserve">같은 벽 / 200</w:t>
+            </w:r>
+          </w:p>
+        </w:tc>
+        <w:tc>
+          <w:tcPr>
+            <w:tcW w:w="560" w:type="dxa"/>
             <w:vAlign w:val="center"/>
           </w:tcPr>
           <w:p>
@@ -3884,7 +3884,7 @@
         </w:tc>
         <w:tc>
           <w:tcPr>
-            <w:tcW w:w="650" w:type="dxa"/>
+            <w:tcW w:w="560" w:type="dxa"/>
             <w:vAlign w:val="center"/>
           </w:tcPr>
           <w:p>
@@ -3905,7 +3905,7 @@
         </w:tc>
         <w:tc>
           <w:tcPr>
-            <w:tcW w:w="650" w:type="dxa"/>
+            <w:tcW w:w="560" w:type="dxa"/>
             <w:vAlign w:val="center"/>
           </w:tcPr>
           <w:p>
@@ -3926,7 +3926,7 @@
         </w:tc>
         <w:tc>
           <w:tcPr>
-            <w:tcW w:w="750" w:type="dxa"/>
+            <w:tcW w:w="620" w:type="dxa"/>
             <w:vAlign w:val="center"/>
           </w:tcPr>
           <w:p>
@@ -3952,28 +3952,28 @@
         </w:trPr>
         <w:tc>
           <w:tcPr>
-            <w:tcW w:w="1700" w:type="dxa"/>
-            <w:vAlign w:val="center"/>
-          </w:tcPr>
-          <w:p>
-            <w:pPr>
-              <w:pStyle w:val="a3"/>
-              <w:spacing w:before="10" w:after="10" w:line="240" w:lineRule="auto"/>
-              <w:jc w:val="center"/>
-            </w:pPr>
-            <w:r>
-              <w:rPr>
-                <w:rFonts w:ascii="HY신명조" w:eastAsia="HY신명조" w:hAnsi="HY신명조" w:hint="eastAsia"/>
-                <w:sz w:val="15"/>
-                <w:szCs w:val="15"/>
-              </w:rPr>
-              <w:t xml:space="preserve">시연 1000</w:t>
-            </w:r>
-          </w:p>
-        </w:tc>
-        <w:tc>
-          <w:tcPr>
-            <w:tcW w:w="650" w:type="dxa"/>
+            <w:tcW w:w="2050" w:type="dxa"/>
+            <w:vAlign w:val="center"/>
+          </w:tcPr>
+          <w:p>
+            <w:pPr>
+              <w:pStyle w:val="a3"/>
+              <w:spacing w:before="10" w:after="10" w:line="240" w:lineRule="auto"/>
+              <w:jc w:val="center"/>
+            </w:pPr>
+            <w:r>
+              <w:rPr>
+                <w:rFonts w:ascii="HY신명조" w:eastAsia="HY신명조" w:hAnsi="HY신명조" w:hint="eastAsia"/>
+                <w:sz w:val="15"/>
+                <w:szCs w:val="15"/>
+              </w:rPr>
+              <w:t xml:space="preserve">같은 벽 / 500</w:t>
+            </w:r>
+          </w:p>
+        </w:tc>
+        <w:tc>
+          <w:tcPr>
+            <w:tcW w:w="560" w:type="dxa"/>
             <w:vAlign w:val="center"/>
           </w:tcPr>
           <w:p>
@@ -3994,7 +3994,7 @@
         </w:tc>
         <w:tc>
           <w:tcPr>
-            <w:tcW w:w="650" w:type="dxa"/>
+            <w:tcW w:w="560" w:type="dxa"/>
             <w:vAlign w:val="center"/>
           </w:tcPr>
           <w:p>
@@ -4015,7 +4015,7 @@
         </w:tc>
         <w:tc>
           <w:tcPr>
-            <w:tcW w:w="650" w:type="dxa"/>
+            <w:tcW w:w="560" w:type="dxa"/>
             <w:vAlign w:val="center"/>
           </w:tcPr>
           <w:p>
@@ -4036,7 +4036,7 @@
         </w:tc>
         <w:tc>
           <w:tcPr>
-            <w:tcW w:w="750" w:type="dxa"/>
+            <w:tcW w:w="620" w:type="dxa"/>
             <w:vAlign w:val="center"/>
           </w:tcPr>
           <w:p>
@@ -4062,28 +4062,28 @@
         </w:trPr>
         <w:tc>
           <w:tcPr>
-            <w:tcW w:w="1700" w:type="dxa"/>
-            <w:vAlign w:val="center"/>
-          </w:tcPr>
-          <w:p>
-            <w:pPr>
-              <w:pStyle w:val="a3"/>
-              <w:spacing w:before="10" w:after="10" w:line="240" w:lineRule="auto"/>
-              <w:jc w:val="center"/>
-            </w:pPr>
-            <w:r>
-              <w:rPr>
-                <w:rFonts w:ascii="HY신명조" w:eastAsia="HY신명조" w:hAnsi="HY신명조" w:hint="eastAsia"/>
-                <w:sz w:val="15"/>
-                <w:szCs w:val="15"/>
-              </w:rPr>
-              <w:t xml:space="preserve">시연 200 + 시간 앙상블</w:t>
-            </w:r>
-          </w:p>
-        </w:tc>
-        <w:tc>
-          <w:tcPr>
-            <w:tcW w:w="650" w:type="dxa"/>
+            <w:tcW w:w="2050" w:type="dxa"/>
+            <w:vAlign w:val="center"/>
+          </w:tcPr>
+          <w:p>
+            <w:pPr>
+              <w:pStyle w:val="a3"/>
+              <w:spacing w:before="10" w:after="10" w:line="240" w:lineRule="auto"/>
+              <w:jc w:val="center"/>
+            </w:pPr>
+            <w:r>
+              <w:rPr>
+                <w:rFonts w:ascii="HY신명조" w:eastAsia="HY신명조" w:hAnsi="HY신명조" w:hint="eastAsia"/>
+                <w:sz w:val="15"/>
+                <w:szCs w:val="15"/>
+              </w:rPr>
+              <w:t xml:space="preserve">같은 벽 / 1000</w:t>
+            </w:r>
+          </w:p>
+        </w:tc>
+        <w:tc>
+          <w:tcPr>
+            <w:tcW w:w="560" w:type="dxa"/>
             <w:vAlign w:val="center"/>
           </w:tcPr>
           <w:p>
@@ -4104,7 +4104,7 @@
         </w:tc>
         <w:tc>
           <w:tcPr>
-            <w:tcW w:w="650" w:type="dxa"/>
+            <w:tcW w:w="560" w:type="dxa"/>
             <w:vAlign w:val="center"/>
           </w:tcPr>
           <w:p>
@@ -4125,7 +4125,7 @@
         </w:tc>
         <w:tc>
           <w:tcPr>
-            <w:tcW w:w="650" w:type="dxa"/>
+            <w:tcW w:w="560" w:type="dxa"/>
             <w:vAlign w:val="center"/>
           </w:tcPr>
           <w:p>
@@ -4146,7 +4146,7 @@
         </w:tc>
         <w:tc>
           <w:tcPr>
-            <w:tcW w:w="750" w:type="dxa"/>
+            <w:tcW w:w="620" w:type="dxa"/>
             <w:vAlign w:val="center"/>
           </w:tcPr>
           <w:p>
@@ -4172,28 +4172,28 @@
         </w:trPr>
         <w:tc>
           <w:tcPr>
-            <w:tcW w:w="1700" w:type="dxa"/>
-            <w:vAlign w:val="center"/>
-          </w:tcPr>
-          <w:p>
-            <w:pPr>
-              <w:pStyle w:val="a3"/>
-              <w:spacing w:before="10" w:after="10" w:line="240" w:lineRule="auto"/>
-              <w:jc w:val="center"/>
-            </w:pPr>
-            <w:r>
-              <w:rPr>
-                <w:rFonts w:ascii="HY신명조" w:eastAsia="HY신명조" w:hAnsi="HY신명조" w:hint="eastAsia"/>
-                <w:sz w:val="15"/>
-                <w:szCs w:val="15"/>
-              </w:rPr>
-              <w:t xml:space="preserve">DART 200</w:t>
-            </w:r>
-          </w:p>
-        </w:tc>
-        <w:tc>
-          <w:tcPr>
-            <w:tcW w:w="650" w:type="dxa"/>
+            <w:tcW w:w="2050" w:type="dxa"/>
+            <w:vAlign w:val="center"/>
+          </w:tcPr>
+          <w:p>
+            <w:pPr>
+              <w:pStyle w:val="a3"/>
+              <w:spacing w:before="10" w:after="10" w:line="240" w:lineRule="auto"/>
+              <w:jc w:val="center"/>
+            </w:pPr>
+            <w:r>
+              <w:rPr>
+                <w:rFonts w:ascii="HY신명조" w:eastAsia="HY신명조" w:hAnsi="HY신명조" w:hint="eastAsia"/>
+                <w:sz w:val="15"/>
+                <w:szCs w:val="15"/>
+              </w:rPr>
+              <w:t xml:space="preserve">같은 벽 + DART / 200</w:t>
+            </w:r>
+          </w:p>
+        </w:tc>
+        <w:tc>
+          <w:tcPr>
+            <w:tcW w:w="560" w:type="dxa"/>
             <w:vAlign w:val="center"/>
           </w:tcPr>
           <w:p>
@@ -4214,7 +4214,7 @@
         </w:tc>
         <w:tc>
           <w:tcPr>
-            <w:tcW w:w="650" w:type="dxa"/>
+            <w:tcW w:w="560" w:type="dxa"/>
             <w:vAlign w:val="center"/>
           </w:tcPr>
           <w:p>
@@ -4235,7 +4235,7 @@
         </w:tc>
         <w:tc>
           <w:tcPr>
-            <w:tcW w:w="650" w:type="dxa"/>
+            <w:tcW w:w="560" w:type="dxa"/>
             <w:vAlign w:val="center"/>
           </w:tcPr>
           <w:p>
@@ -4256,7 +4256,7 @@
         </w:tc>
         <w:tc>
           <w:tcPr>
-            <w:tcW w:w="750" w:type="dxa"/>
+            <w:tcW w:w="620" w:type="dxa"/>
             <w:vAlign w:val="center"/>
           </w:tcPr>
           <w:p>
@@ -4282,28 +4282,28 @@
         </w:trPr>
         <w:tc>
           <w:tcPr>
-            <w:tcW w:w="1700" w:type="dxa"/>
-            <w:vAlign w:val="center"/>
-          </w:tcPr>
-          <w:p>
-            <w:pPr>
-              <w:pStyle w:val="a3"/>
-              <w:spacing w:before="10" w:after="10" w:line="240" w:lineRule="auto"/>
-              <w:jc w:val="center"/>
-            </w:pPr>
-            <w:r>
-              <w:rPr>
-                <w:rFonts w:ascii="HY신명조" w:eastAsia="HY신명조" w:hAnsi="HY신명조" w:hint="eastAsia"/>
-                <w:sz w:val="15"/>
-                <w:szCs w:val="15"/>
-              </w:rPr>
-              <w:t xml:space="preserve">DART 1000</w:t>
-            </w:r>
-          </w:p>
-        </w:tc>
-        <w:tc>
-          <w:tcPr>
-            <w:tcW w:w="650" w:type="dxa"/>
+            <w:tcW w:w="2050" w:type="dxa"/>
+            <w:vAlign w:val="center"/>
+          </w:tcPr>
+          <w:p>
+            <w:pPr>
+              <w:pStyle w:val="a3"/>
+              <w:spacing w:before="10" w:after="10" w:line="240" w:lineRule="auto"/>
+              <w:jc w:val="center"/>
+            </w:pPr>
+            <w:r>
+              <w:rPr>
+                <w:rFonts w:ascii="HY신명조" w:eastAsia="HY신명조" w:hAnsi="HY신명조" w:hint="eastAsia"/>
+                <w:sz w:val="15"/>
+                <w:szCs w:val="15"/>
+              </w:rPr>
+              <w:t xml:space="preserve">같은 벽 + DART / 1000</w:t>
+            </w:r>
+          </w:p>
+        </w:tc>
+        <w:tc>
+          <w:tcPr>
+            <w:tcW w:w="560" w:type="dxa"/>
             <w:vAlign w:val="center"/>
           </w:tcPr>
           <w:p>
@@ -4324,7 +4324,7 @@
         </w:tc>
         <w:tc>
           <w:tcPr>
-            <w:tcW w:w="650" w:type="dxa"/>
+            <w:tcW w:w="560" w:type="dxa"/>
             <w:vAlign w:val="center"/>
           </w:tcPr>
           <w:p>
@@ -4345,7 +4345,7 @@
         </w:tc>
         <w:tc>
           <w:tcPr>
-            <w:tcW w:w="650" w:type="dxa"/>
+            <w:tcW w:w="560" w:type="dxa"/>
             <w:vAlign w:val="center"/>
           </w:tcPr>
           <w:p>
@@ -4366,7 +4366,7 @@
         </w:tc>
         <w:tc>
           <w:tcPr>
-            <w:tcW w:w="750" w:type="dxa"/>
+            <w:tcW w:w="620" w:type="dxa"/>
             <w:vAlign w:val="center"/>
           </w:tcPr>
           <w:p>
@@ -4417,7 +4417,7 @@
         </w:rPr>
         <w:drawing>
           <wp:inline distT="0" distB="0" distL="0" distR="0">
-            <wp:extent cx="2793333" cy="1396666"/>
+            <wp:extent cx="2793333" cy="1481312"/>
             <wp:docPr id="104" name="Figure 4"/>
             <a:graphic>
               <a:graphicData uri="http://schemas.openxmlformats.org/drawingml/2006/picture">
@@ -4428,6 +4428,101 @@
                   </pic:nvPicPr>
                   <pic:blipFill>
                     <a:blip r:embed="rIdFig4"/>
+                    <a:stretch>
+                      <a:fillRect/>
+                    </a:stretch>
+                  </pic:blipFill>
+                  <pic:spPr>
+                    <a:xfrm>
+                      <a:off x="0" y="0"/>
+                      <a:ext cx="2793333" cy="1481312"/>
+                    </a:xfrm>
+                    <a:prstGeom prst="rect">
+                      <a:avLst/>
+                    </a:prstGeom>
+                  </pic:spPr>
+                </pic:pic>
+              </a:graphicData>
+            </a:graphic>
+          </wp:inline>
+        </w:drawing>
+      </w:r>
+    </w:p>
+    <w:p>
+      <w:pPr>
+        <w:pStyle w:val="a3"/>
+        <w:wordWrap/>
+        <w:spacing w:before="0" w:after="80" w:line="264" w:lineRule="auto"/>
+        <w:jc w:val="center"/>
+      </w:pPr>
+      <w:r>
+        <w:rPr>
+          <w:rFonts w:ascii="HY신명조" w:eastAsia="HY신명조" w:hAnsi="HY신명조" w:hint="eastAsia"/>
+          <w:sz w:val="17"/>
+          <w:szCs w:val="17"/>
+        </w:rPr>
+        <w:t xml:space="preserve">그림 4. 저울 위 통의 회전각과 단계별 결과 (여유 9mm, 로봇 쪽 벽, 시연 100)</w:t>
+      </w:r>
+    </w:p>
+    <w:p>
+      <w:pPr>
+        <w:pStyle w:val="a3"/>
+        <w:wordWrap/>
+        <w:spacing w:before="0" w:after="0" w:line="288" w:lineRule="auto"/>
+        <w:ind w:firstLine="180"/>
+        <w:jc w:val="both"/>
+      </w:pPr>
+      <w:r>
+        <w:rPr>
+          <w:rFonts w:ascii="HY신명조" w:eastAsia="HY신명조" w:hAnsi="HY신명조" w:hint="eastAsia"/>
+          <w:sz w:val="18"/>
+          <w:szCs w:val="18"/>
+        </w:rPr>
+        <w:t xml:space="preserve">표 6은 단계별 성공률(각 50회)과 세 단계를 이어 수행한 연속 성공률(50회)이다. 초기 시연(여유 1.5mm, 100회)의 단계별 성공률은 1층 76%, 옆 84%, 2층 50%였으나, 앞 단계의 배치 오차가 다음 단계로 넘어가 연속 성공률은 28%에 그쳤다. 실패의 대부분은 고정 집게가 통 벽 위에 걸려 끝까지 내려가지 못한 채 닫힌 경우였다. 파지 여유를 9mm로 둔 시연으로 같은 100회를 학습하면 단계별 90%, 88%, 72%, 연속 62%로 높아졌다. 남은 실패 25건 중 24건은 저울 위 통이 +7.5° 넘게 돌아간 시행에서 일어났다(그림 4). 이 구간의 실패율은 49%, 나머지는 1%로, 전문가가 잡는 벽을 바꾸는 구간과 일치한다. 이때 정책은 앞벽과 옆벽 시연의 중간인 모서리 쪽으로 가서 집게를 벽 위에 얹은 채 닫았다. 늘 같은 벽을 잡는 시연으로 바꾸자 같은 100회에서 단계별 [  ]%, [  ]%, [  ]%, 연속 [  ]%였다.</w:t>
+      </w:r>
+    </w:p>
+    <w:p>
+      <w:pPr>
+        <w:pStyle w:val="a3"/>
+        <w:wordWrap/>
+        <w:spacing w:before="0" w:after="0" w:line="288" w:lineRule="auto"/>
+        <w:ind w:firstLine="180"/>
+        <w:jc w:val="both"/>
+      </w:pPr>
+      <w:r>
+        <w:rPr>
+          <w:rFonts w:ascii="HY신명조" w:eastAsia="HY신명조" w:hAnsi="HY신명조" w:hint="eastAsia"/>
+          <w:sz w:val="18"/>
+          <w:szCs w:val="18"/>
+        </w:rPr>
+        <w:t xml:space="preserve">같은 벽 시연을 200, 500, 1000회로 늘리면 연속 성공률은 [  ]%, [  ]%, [  ]%였다. 시연 잡음을 주입한 DART 정책은 같은 1000회에서 단계별 [  ]%, [  ]%, [  ]%, 연속 [  ]%였고, 200회에서는 연속 [  ]%(일반 200회 [  ]%)였다. 추론만 바꾸는 시간 앙상블[4]은 로봇 쪽 벽 시연 200회 정책의 연속 성공률을 [  ]%에서 [  ]%로 바꾸었다. 모방학습 성능이 시연 수보다 시연의 다양성과 일관성에 좌우된다는 보고[16]와 같이, 시연 수를 늘리는 것만으로는 시연 설계의 효과를 대신하기 어렵다.</w:t>
+      </w:r>
+    </w:p>
+    <w:p xmlns:a="http://schemas.openxmlformats.org/drawingml/2006/main" xmlns:pic="http://schemas.openxmlformats.org/drawingml/2006/picture">
+      <w:pPr>
+        <w:pStyle w:val="a3"/>
+        <w:keepNext/>
+        <w:wordWrap/>
+        <w:spacing w:before="80" w:after="0" w:line="240" w:lineRule="auto"/>
+        <w:jc w:val="center"/>
+      </w:pPr>
+      <w:r>
+        <w:rPr>
+          <w:noProof/>
+        </w:rPr>
+        <w:drawing>
+          <wp:inline distT="0" distB="0" distL="0" distR="0">
+            <wp:extent cx="2793333" cy="1396666"/>
+            <wp:docPr id="105" name="Figure 5"/>
+            <a:graphic>
+              <a:graphicData uri="http://schemas.openxmlformats.org/drawingml/2006/picture">
+                <pic:pic>
+                  <pic:nvPicPr>
+                    <pic:cNvPr id="105" name="fig5.png"/>
+                    <pic:cNvPicPr/>
+                  </pic:nvPicPr>
+                  <pic:blipFill>
+                    <a:blip r:embed="rIdFig5"/>
                     <a:stretch>
                       <a:fillRect/>
                     </a:stretch>
@@ -4478,7 +4573,56 @@
           <w:sz w:val="18"/>
           <w:szCs w:val="18"/>
         </w:rPr>
-        <w:t xml:space="preserve">표 6은 단계별 성공률(각 50회)과 세 단계를 이어 수행한 연속 성공률(50회)이다. 초기 시연(여유 1.5mm, 100회)의 단계별 성공률은 1층 76%, 옆 84%, 2층 50%였으나, 앞 단계의 배치 오차가 다음 단계로 넘어가 연속 성공률은 28%에 그쳤다. 실패의 대부분은 고정 집게가 통 벽 위에 걸려 끝까지 내려가지 못한 채 닫힌 경우였고, 정책은 평균 5mm가량 벽 쪽으로 치우쳤다. 파지 여유를 9mm로 둔 시연으로 같은 100회를 학습하면 단계별 90%, 88%, 72%, 연속 62%로 바뀌었다.</w:t>
+        <w:t xml:space="preserve">실제 셀에서도 1층 적재 정책이 MCP 신호에 따라 통을 집어 적재하는 것을 확인하였으나, 위치 오차와 제어 지연으로 실패하는 경우가 관찰되었다. 현장 측정 기록이 남아 있지 않아 실제 수치와의 비교는 하지 않았다.</w:t>
+      </w:r>
+    </w:p>
+    <w:p>
+      <w:pPr>
+        <w:pStyle w:val="a3"/>
+        <w:wordWrap/>
+        <w:spacing w:before="0" w:after="0" w:line="288" w:lineRule="auto"/>
+        <w:jc w:val="left"/>
+      </w:pPr>
+      <w:r>
+        <w:rPr>
+          <w:rFonts w:ascii="HY신명조" w:eastAsia="HY신명조" w:hAnsi="HY신명조" w:hint="eastAsia"/>
+          <w:sz w:val="18"/>
+          <w:szCs w:val="18"/>
+        </w:rPr>
+        <w:t xml:space="preserve"/>
+      </w:r>
+    </w:p>
+    <w:p>
+      <w:pPr>
+        <w:pStyle w:val="a3"/>
+        <w:keepNext/>
+        <w:wordWrap/>
+        <w:spacing w:before="0" w:after="0" w:line="288" w:lineRule="auto"/>
+        <w:jc w:val="center"/>
+      </w:pPr>
+      <w:r>
+        <w:rPr>
+          <w:rFonts w:ascii="HY신명조" w:eastAsia="HY신명조" w:hAnsi="HY신명조" w:hint="eastAsia"/>
+          <w:sz w:val="24"/>
+          <w:szCs w:val="24"/>
+        </w:rPr>
+        <w:t xml:space="preserve">Ⅴ. 결론</w:t>
+      </w:r>
+    </w:p>
+    <w:p>
+      <w:pPr>
+        <w:pStyle w:val="a3"/>
+        <w:wordWrap/>
+        <w:spacing w:before="0" w:after="0" w:line="288" w:lineRule="auto"/>
+        <w:jc w:val="left"/>
+      </w:pPr>
+      <w:r>
+        <w:rPr>
+          <w:rFonts w:ascii="HY신명조" w:eastAsia="HY신명조" w:hAnsi="HY신명조" w:hint="eastAsia"/>
+          <w:sz w:val="18"/>
+          <w:szCs w:val="18"/>
+        </w:rPr>
+        <w:t xml:space="preserve"/>
       </w:r>
     </w:p>
     <w:p>
@@ -4495,90 +4639,7 @@
           <w:sz w:val="18"/>
           <w:szCs w:val="18"/>
         </w:rPr>
-        <w:t xml:space="preserve">시연 수를 200, 500, 1000회로 늘리면 연속 성공률은 [  ]%, [  ]%, [  ]%였다(그림 4). 시연 잡음을 주입한 DART 정책은 같은 1000회에서 단계별 [  ]%, [  ]%, [  ]%, 연속 [  ]%였고, 200회에서는 연속 [  ]%(일반 200회 [  ]%)였다. 시간 앙상블[4]은 200회 정책의 연속 성공률을 [  ]%에서 [  ]%로 바꾸었다. 모방학습 성능이 시연 수보다 환경 다양성에 좌우된다는 보고[16]와 같이, 시연 수를 늘리는 것만으로는 파지 설계의 효과를 대신하기 어렵다.</w:t>
-      </w:r>
-    </w:p>
-    <w:p>
-      <w:pPr>
-        <w:pStyle w:val="a3"/>
-        <w:wordWrap/>
-        <w:spacing w:before="0" w:after="0" w:line="288" w:lineRule="auto"/>
-        <w:ind w:firstLine="180"/>
-        <w:jc w:val="both"/>
-      </w:pPr>
-      <w:r>
-        <w:rPr>
-          <w:rFonts w:ascii="HY신명조" w:eastAsia="HY신명조" w:hAnsi="HY신명조" w:hint="eastAsia"/>
-          <w:sz w:val="18"/>
-          <w:szCs w:val="18"/>
-        </w:rPr>
-        <w:t xml:space="preserve">실제 셀에서도 1층 적재 정책이 MCP 신호에 따라 통을 집어 적재하는 것을 확인하였으나, 위치 오차와 제어 지연으로 실패하는 경우가 관찰되었다. 현장 측정 기록이 남아 있지 않아 실제 수치와의 비교는 하지 않았다.</w:t>
-      </w:r>
-    </w:p>
-    <w:p>
-      <w:pPr>
-        <w:pStyle w:val="a3"/>
-        <w:wordWrap/>
-        <w:spacing w:before="0" w:after="0" w:line="288" w:lineRule="auto"/>
-        <w:jc w:val="left"/>
-      </w:pPr>
-      <w:r>
-        <w:rPr>
-          <w:rFonts w:ascii="HY신명조" w:eastAsia="HY신명조" w:hAnsi="HY신명조" w:hint="eastAsia"/>
-          <w:sz w:val="18"/>
-          <w:szCs w:val="18"/>
-        </w:rPr>
-        <w:t xml:space="preserve"/>
-      </w:r>
-    </w:p>
-    <w:p>
-      <w:pPr>
-        <w:pStyle w:val="a3"/>
-        <w:keepNext/>
-        <w:wordWrap/>
-        <w:spacing w:before="0" w:after="0" w:line="288" w:lineRule="auto"/>
-        <w:jc w:val="center"/>
-      </w:pPr>
-      <w:r>
-        <w:rPr>
-          <w:rFonts w:ascii="HY신명조" w:eastAsia="HY신명조" w:hAnsi="HY신명조" w:hint="eastAsia"/>
-          <w:sz w:val="24"/>
-          <w:szCs w:val="24"/>
-        </w:rPr>
-        <w:t xml:space="preserve">Ⅴ. 결론</w:t>
-      </w:r>
-    </w:p>
-    <w:p>
-      <w:pPr>
-        <w:pStyle w:val="a3"/>
-        <w:wordWrap/>
-        <w:spacing w:before="0" w:after="0" w:line="288" w:lineRule="auto"/>
-        <w:jc w:val="left"/>
-      </w:pPr>
-      <w:r>
-        <w:rPr>
-          <w:rFonts w:ascii="HY신명조" w:eastAsia="HY신명조" w:hAnsi="HY신명조" w:hint="eastAsia"/>
-          <w:sz w:val="18"/>
-          <w:szCs w:val="18"/>
-        </w:rPr>
-        <w:t xml:space="preserve"/>
-      </w:r>
-    </w:p>
-    <w:p>
-      <w:pPr>
-        <w:pStyle w:val="a3"/>
-        <w:wordWrap/>
-        <w:spacing w:before="0" w:after="0" w:line="288" w:lineRule="auto"/>
-        <w:ind w:firstLine="180"/>
-        <w:jc w:val="both"/>
-      </w:pPr>
-      <w:r>
-        <w:rPr>
-          <w:rFonts w:ascii="HY신명조" w:eastAsia="HY신명조" w:hAnsi="HY신명조" w:hint="eastAsia"/>
-          <w:sz w:val="18"/>
-          <w:szCs w:val="18"/>
-        </w:rPr>
-        <w:t xml:space="preserve">본 논문은 Jetson Orin Nano에서 YOLOv8 기반 7-segment 무게 인식과 MCP 트리거로 호출되는 단계별 ACT 정책을 결합하여, 무게 판정부터 1층·옆·2층 순차 적재까지 이어지는 스마트 팩토리 셀을 구현하였다. 인식부는 캡처 59.5 FPS, 중거리 정확도 90%, 정분류율 91.7%, 응답 810ms를 실측으로 확인하였다. 로봇 파손 이후 같은 조건을 재현한 시뮬레이션에서는 단계별 성공률이 높아도 연속 적재에서 오차가 누적됨을 보였고, 그 주된 원인인 파지 위치 오차를 시연의 파지 여유 설계로 줄인 뒤 시연 수와 DART로 연속 성공률을 높였다. 시뮬레이션 결과는 스크립트 시연과 단순화된 접촉 모델에 기반하므로 실제 원격조작 시연의 성능과 다를 수 있으며, 향후 로봇을 복구하여 같은 파지 설계로 실측 검증할 예정이다.</w:t>
+        <w:t xml:space="preserve">본 논문은 Jetson Orin Nano에서 YOLOv8 기반 7-segment 무게 인식과 MCP 트리거로 호출되는 단계별 ACT 정책을 결합하여, 무게 판정부터 1층·옆·2층 순차 적재까지 이어지는 스마트 팩토리 셀을 구현하였다. 인식부는 캡처 59.5 FPS, 중거리 정확도 90%, 정분류율 91.7%, 응답 810ms를 실측으로 확인하였다. 로봇 파손 이후 같은 조건을 재현한 시뮬레이션에서는 단계별 성공률이 높아도 연속 적재에서 오차가 누적됨을 보였고, 실패의 원인이 정책보다 시연 설계(파지 여유, 잡는 벽의 일관성)에 있음을 파지 위치와 장면 분석으로 밝혀 시연 100회의 연속 성공률을 28%에서 [  ]%로 높였다. 시뮬레이션 결과는 스크립트 시연과 단순화된 접촉 모델에 기반하므로 실제 원격조작 시연의 성능과 다를 수 있으며, 향후 로봇을 복구하여 같은 파지 설계로 실측 검증할 예정이다.</w:t>
       </w:r>
     </w:p>
     <w:p>

--- a/08_개인논문_ACT적재/논문/paper.docx
+++ b/08_개인논문_ACT적재/논문/paper.docx
@@ -1112,7 +1112,7 @@
           <w:sz w:val="18"/>
           <w:szCs w:val="18"/>
         </w:rPr>
-        <w:t xml:space="preserve">원격조작 대신 역기구학 기반 스크립트 전문가로 시연을 만들었으며, ACT 원 논문도 시뮬레이션 과제에서 스크립트 시연을 사용하였고[4], 시연을 자동으로 만들어 데이터 양을 늘리는 방법도 연구되고 있다[15]. 전문가는 통의 앞벽(로봇 쪽 벽)을 고정 집게는 바깥, 움직이는 집게는 안쪽에 두고 집어 옮기며, 경유점 사이를 최소 저크 궤적으로 잇고 구간 속도(±10%)와 경유점 위치(최대 ±6mm)를 흔들어 사람 시연의 변동을 흉내 냈다. 특히 고정 집게를 벽 바깥 9mm에 두고 내려가도록 하여, 집게가 벽을 사이에 둘 수 있는 범위(바깥 0~17mm)의 가운데로 접근하게 하였다. 초기 설계(여유 1.5mm)는 안쪽으로 3mm만 어긋나도 집게가 벽 위에 걸렸으나, 이 설계는 ±9mm의 위치 오차에서도 파지에 성공하였다(표 1, 전문가 시험 각 4~6회). 또한 통이 얼마나 돌아가 있든 늘 같은 벽을 잡게 하였다. 로봇을 가장 많이 향한 벽을 고르면 통이 약 8° 넘게 돌았을 때 잡는 벽이 앞벽에서 옆벽으로 바뀌어, 카메라에는 거의 같은 장면인데 시연 동작이 두 갈래로 나뉘기 때문이다(4.2절). 시연은 270스텝(9초)이며 성공한 것만 남겼다(전문가 성공률 1층 [  ]%, 옆 [  ]%, 2층 [  ]%).</w:t>
+        <w:t xml:space="preserve">원격조작 대신 역기구학 기반 스크립트 전문가로 시연을 만들었으며, ACT 원 논문도 시뮬레이션 과제에서 스크립트 시연을 사용하였고[4], 시연을 자동으로 만들어 데이터 양을 늘리는 방법도 연구되고 있다[15]. 전문가는 통의 앞벽(로봇 쪽 벽)을 고정 집게는 바깥, 움직이는 집게는 안쪽에 두고 집어 옮기며, 경유점 사이를 최소 저크 궤적으로 잇고 구간 속도(±10%)와 경유점 위치(최대 ±6mm)를 흔들어 사람 시연의 변동을 흉내 냈다. 특히 고정 집게를 벽 바깥 9mm에 두고 내려가도록 하여, 집게가 벽을 사이에 둘 수 있는 범위(바깥 0~17mm)의 가운데로 접근하게 하였다. 초기 설계(여유 1.5mm)는 안쪽으로 3mm만 어긋나도 집게가 벽 위에 걸렸으나, 이 설계는 ±9mm의 위치 오차에서도 파지에 성공하였다(표 1, 전문가 시험 각 4~6회). 또한 통이 얼마나 돌아가 있든 늘 같은 벽을 잡게 하였다. 로봇을 가장 많이 향한 벽을 고르면 통이 약 8° 넘게 돌았을 때 잡는 벽이 앞벽에서 옆벽으로 바뀌어, 카메라에는 거의 같은 장면인데 시연 동작이 두 갈래로 나뉘기 때문이다(4.2절). 시연은 270스텝(9초)이며 성공한 것만 남겼다(전문가 성공률 1층 100%, 옆 96%, 2층 100%).</w:t>
       </w:r>
     </w:p>
     <w:p>
@@ -3747,6 +3747,116 @@
                 <w:sz w:val="15"/>
                 <w:szCs w:val="15"/>
               </w:rPr>
+              <w:t xml:space="preserve">여유 9mm, 로봇 쪽 벽 / 200</w:t>
+            </w:r>
+          </w:p>
+        </w:tc>
+        <w:tc>
+          <w:tcPr>
+            <w:tcW w:w="560" w:type="dxa"/>
+            <w:vAlign w:val="center"/>
+          </w:tcPr>
+          <w:p>
+            <w:pPr>
+              <w:pStyle w:val="a3"/>
+              <w:spacing w:before="10" w:after="10" w:line="240" w:lineRule="auto"/>
+              <w:jc w:val="center"/>
+            </w:pPr>
+            <w:r>
+              <w:rPr>
+                <w:rFonts w:ascii="HY신명조" w:eastAsia="HY신명조" w:hAnsi="HY신명조" w:hint="eastAsia"/>
+                <w:sz w:val="15"/>
+                <w:szCs w:val="15"/>
+              </w:rPr>
+              <w:t xml:space="preserve">82</w:t>
+            </w:r>
+          </w:p>
+        </w:tc>
+        <w:tc>
+          <w:tcPr>
+            <w:tcW w:w="560" w:type="dxa"/>
+            <w:vAlign w:val="center"/>
+          </w:tcPr>
+          <w:p>
+            <w:pPr>
+              <w:pStyle w:val="a3"/>
+              <w:spacing w:before="10" w:after="10" w:line="240" w:lineRule="auto"/>
+              <w:jc w:val="center"/>
+            </w:pPr>
+            <w:r>
+              <w:rPr>
+                <w:rFonts w:ascii="HY신명조" w:eastAsia="HY신명조" w:hAnsi="HY신명조" w:hint="eastAsia"/>
+                <w:sz w:val="15"/>
+                <w:szCs w:val="15"/>
+              </w:rPr>
+              <w:t xml:space="preserve">80</w:t>
+            </w:r>
+          </w:p>
+        </w:tc>
+        <w:tc>
+          <w:tcPr>
+            <w:tcW w:w="560" w:type="dxa"/>
+            <w:vAlign w:val="center"/>
+          </w:tcPr>
+          <w:p>
+            <w:pPr>
+              <w:pStyle w:val="a3"/>
+              <w:spacing w:before="10" w:after="10" w:line="240" w:lineRule="auto"/>
+              <w:jc w:val="center"/>
+            </w:pPr>
+            <w:r>
+              <w:rPr>
+                <w:rFonts w:ascii="HY신명조" w:eastAsia="HY신명조" w:hAnsi="HY신명조" w:hint="eastAsia"/>
+                <w:sz w:val="15"/>
+                <w:szCs w:val="15"/>
+              </w:rPr>
+              <w:t xml:space="preserve">66</w:t>
+            </w:r>
+          </w:p>
+        </w:tc>
+        <w:tc>
+          <w:tcPr>
+            <w:tcW w:w="620" w:type="dxa"/>
+            <w:vAlign w:val="center"/>
+          </w:tcPr>
+          <w:p>
+            <w:pPr>
+              <w:pStyle w:val="a3"/>
+              <w:spacing w:before="10" w:after="10" w:line="240" w:lineRule="auto"/>
+              <w:jc w:val="center"/>
+            </w:pPr>
+            <w:r>
+              <w:rPr>
+                <w:rFonts w:ascii="HY신명조" w:eastAsia="HY신명조" w:hAnsi="HY신명조" w:hint="eastAsia"/>
+                <w:sz w:val="15"/>
+                <w:szCs w:val="15"/>
+              </w:rPr>
+              <w:t xml:space="preserve">36</w:t>
+            </w:r>
+          </w:p>
+        </w:tc>
+      </w:tr>
+      <w:tr>
+        <w:trPr>
+          <w:cantSplit/>
+        </w:trPr>
+        <w:tc>
+          <w:tcPr>
+            <w:tcW w:w="2050" w:type="dxa"/>
+            <w:vAlign w:val="center"/>
+          </w:tcPr>
+          <w:p>
+            <w:pPr>
+              <w:pStyle w:val="a3"/>
+              <w:spacing w:before="10" w:after="10" w:line="240" w:lineRule="auto"/>
+              <w:jc w:val="center"/>
+            </w:pPr>
+            <w:r>
+              <w:rPr>
+                <w:rFonts w:ascii="HY신명조" w:eastAsia="HY신명조" w:hAnsi="HY신명조" w:hint="eastAsia"/>
+                <w:sz w:val="15"/>
+                <w:szCs w:val="15"/>
+              </w:rPr>
               <w:t xml:space="preserve">여유 9mm, 같은 벽 / 100</w:t>
             </w:r>
           </w:p>
@@ -4478,7 +4588,7 @@
           <w:sz w:val="18"/>
           <w:szCs w:val="18"/>
         </w:rPr>
-        <w:t xml:space="preserve">표 6은 단계별 성공률(각 50회)과 세 단계를 이어 수행한 연속 성공률(50회)이다. 초기 시연(여유 1.5mm, 100회)의 단계별 성공률은 1층 76%, 옆 84%, 2층 50%였으나, 앞 단계의 배치 오차가 다음 단계로 넘어가 연속 성공률은 28%에 그쳤다. 실패의 대부분은 고정 집게가 통 벽 위에 걸려 끝까지 내려가지 못한 채 닫힌 경우였다. 파지 여유를 9mm로 둔 시연으로 같은 100회를 학습하면 단계별 90%, 88%, 72%, 연속 62%로 높아졌다. 남은 실패 25건 중 24건은 저울 위 통이 +7.5° 넘게 돌아간 시행에서 일어났다(그림 4). 이 구간의 실패율은 49%, 나머지는 1%로, 전문가가 잡는 벽을 바꾸는 구간과 일치한다. 이때 정책은 앞벽과 옆벽 시연의 중간인 모서리 쪽으로 가서 집게를 벽 위에 얹은 채 닫았다. 늘 같은 벽을 잡는 시연으로 바꾸자 같은 100회에서 단계별 [  ]%, [  ]%, [  ]%, 연속 [  ]%였다.</w:t>
+        <w:t xml:space="preserve">표 6은 단계별 성공률(각 50회)과 세 단계를 이어 수행한 연속 성공률(50회)이다. 초기 시연(여유 1.5mm, 100회)의 단계별 성공률은 1층 76%, 옆 84%, 2층 50%였으나, 앞 단계의 배치 오차가 다음 단계로 넘어가 연속 성공률은 28%에 그쳤다. 실패의 대부분은 고정 집게가 통 벽 위에 걸려 끝까지 내려가지 못한 채 닫힌 경우였다. 파지 여유를 9mm로 둔 시연으로 같은 100회를 학습하면 단계별 90%, 88%, 72%, 연속 62%로 높아졌다. 남은 실패 25건 중 24건은 저울 위 통이 +7.5° 넘게 돌아간 시행에서 일어났다(그림 4). 이 구간의 실패율은 49%, 나머지는 1%로, 전문가가 잡는 벽을 바꾸는 구간과 일치한다. 이때 정책은 앞벽과 옆벽 시연의 중간인 모서리 쪽으로 가서 집게를 벽 위에 얹은 채 닫았다. 같은 설계로 시연을 200회로 늘리면 연속 성공률은 오히려 36%로 낮아졌고, 이 구간의 실패가 24건에서 32건으로 늘었다. 늘 같은 벽을 잡는 시연으로 바꾸자 같은 100회에서 단계별 [  ]%, [  ]%, [  ]%, 연속 [  ]%였다.</w:t>
       </w:r>
     </w:p>
     <w:p>
@@ -4495,7 +4605,7 @@
           <w:sz w:val="18"/>
           <w:szCs w:val="18"/>
         </w:rPr>
-        <w:t xml:space="preserve">같은 벽 시연을 200, 500, 1000회로 늘리면 연속 성공률은 [  ]%, [  ]%, [  ]%였다. 시연 잡음을 주입한 DART 정책은 같은 1000회에서 단계별 [  ]%, [  ]%, [  ]%, 연속 [  ]%였고, 200회에서는 연속 [  ]%(일반 200회 [  ]%)였다. 추론만 바꾸는 시간 앙상블[4]은 로봇 쪽 벽 시연 200회 정책의 연속 성공률을 [  ]%에서 [  ]%로 바꾸었다. 모방학습 성능이 시연 수보다 시연의 다양성과 일관성에 좌우된다는 보고[16]와 같이, 시연 수를 늘리는 것만으로는 시연 설계의 효과를 대신하기 어렵다.</w:t>
+        <w:t xml:space="preserve">같은 벽 시연을 200, 500, 1000회로 늘리면 연속 성공률은 [  ]%, [  ]%, [  ]%였다. 시연 잡음을 주입한 DART 정책은 같은 1000회에서 단계별 [  ]%, [  ]%, [  ]%, 연속 [  ]%였고, 200회에서는 연속 [  ]%(일반 200회 [  ]%)였다. 모방학습 성능이 시연 수보다 시연의 다양성과 일관성에 좌우된다는 보고[16]와 같이, 시연 수를 늘리는 것만으로는 시연 설계의 효과를 대신하기 어렵다.</w:t>
       </w:r>
     </w:p>
     <w:p xmlns:a="http://schemas.openxmlformats.org/drawingml/2006/main" xmlns:pic="http://schemas.openxmlformats.org/drawingml/2006/picture">

--- a/08_개인논문_ACT적재/논문/paper.docx
+++ b/08_개인논문_ACT적재/논문/paper.docx
@@ -392,7 +392,7 @@
           <w:sz w:val="18"/>
           <w:szCs w:val="18"/>
         </w:rPr>
-        <w:t xml:space="preserve">This paper presents an edge-AI smart-factory cell that sorts products by weight and stacks them with a low-cost robot arm. On a Jetson Orin Nano, a YOLOv8n model (validation mAP50 86.3%) reads the 7-segment display of a digital scale; separating capture and inference threads raised the capture rate from 1.2 to 59.5 FPS, two-stage digital-zoom inference raised mid-range accuracy from 45% to 90%, and the cell sorted 91.7% of items correctly with an 810 ms response. When a bin reaches 118 g, a Model Context Protocol (MCP) trigger runs stage-specific ACT (Action Chunking with Transformers) policies on an SO-101 arm that stack the bin on the first floor, beside the first bin and on top of it. Because the arm was damaged after the field tests, the cell was rebuilt in MuJoCo with the same robot model, cameras and 30 Hz control to evaluate the stacking quantitatively. Per-stage success hides error accumulation: with the initial 100 demonstrations per stage the placements succeeded in 76%, 84% and 50% of trials but only 28% of three-stage sequences. Locating where the policy closed the gripper revealed two causes in the demonstration design rather than in the policy: the fixed jaw approached too close to the bin wall, and the scripted demonstrator switched to another wall when the bin was rotated by more than about 8 degrees, which made the demonstrations bimodal. A 9 mm grasp clearance and a single grasp wall raised the sequence success with the same 100 demonstrations to [  ]%, and 1000 demonstrations reached [  ]% ([  ]% with DART noise injection).</w:t>
+        <w:t xml:space="preserve">This paper presents an edge-AI smart-factory cell that sorts products by weight and stacks them with a low-cost robot arm. On a Jetson Orin Nano, a YOLOv8n model (validation mAP50 86.3%) reads the 7-segment display of a digital scale; separating capture and inference threads raised the capture rate from 1.2 to 59.5 FPS, two-stage digital-zoom inference raised mid-range accuracy from 45% to 90%, and the cell sorted 91.7% of items correctly with an 810 ms response. When a bin reaches 118 g, a Model Context Protocol (MCP) trigger runs stage-specific ACT (Action Chunking with Transformers) policies on an SO-101 arm that stack the bin on the first floor, beside the first bin and on top of it. Because the arm was damaged after the field tests, the cell was rebuilt in MuJoCo with the same robot model, cameras and 30 Hz control to evaluate the stacking quantitatively. Per-stage success hides error accumulation: with the initial 100 demonstrations per stage the placements succeeded in 76%, 84% and 50% of trials but only 28% of three-stage sequences. Locating where the policy closed the gripper revealed two causes in the demonstration design rather than in the policy: the fixed jaw approached too close to the bin wall, and the scripted demonstrator switched to another wall when the bin was rotated by more than about 8 degrees, which made the demonstrations bimodal. A 9 mm grasp clearance and a single grasp wall raised the sequence success with the same 100 demonstrations to 82%, and 1000 demonstrations reached [  ]% ([  ]% with DART noise injection).</w:t>
       </w:r>
     </w:p>
     <w:p>
@@ -667,97 +667,10 @@
       <w:r>
         <w:rPr>
           <w:rFonts w:ascii="HY신명조" w:eastAsia="HY신명조" w:hAnsi="HY신명조" w:hint="eastAsia"/>
-          <w:b/>
           <w:sz w:val="18"/>
           <w:szCs w:val="18"/>
         </w:rPr>
-        <w:t xml:space="preserve">멀티스레드 비동기 처리.</w:t>
-      </w:r>
-      <w:r>
-        <w:rPr>
-          <w:rFonts w:ascii="HY신명조" w:eastAsia="HY신명조" w:hAnsi="HY신명조" w:hint="eastAsia"/>
-          <w:sz w:val="18"/>
-          <w:szCs w:val="18"/>
-        </w:rPr>
-        <w:t xml:space="preserve"> 단일 루프에서는 YOLO 추론이 카메라 캡처를 막아 캡처 속도가 1.2 FPS까지 떨어졌다. 캡처 스레드는 최신 프레임만 공유 버퍼에 쓰고, 추론 스레드는 5초 주기로 그 프레임을 가져와 추론하며, 스트리밍은 비동기 생성기로 MJPEG를 보낸다. 공유 변수는 잠금(lock)으로 보호한다.</w:t>
-      </w:r>
-    </w:p>
-    <w:p>
-      <w:pPr>
-        <w:pStyle w:val="a3"/>
-        <w:wordWrap/>
-        <w:spacing w:before="0" w:after="0" w:line="288" w:lineRule="auto"/>
-        <w:ind w:firstLine="180"/>
-        <w:jc w:val="both"/>
-      </w:pPr>
-      <w:r>
-        <w:rPr>
-          <w:rFonts w:ascii="HY신명조" w:eastAsia="HY신명조" w:hAnsi="HY신명조" w:hint="eastAsia"/>
-          <w:b/>
-          <w:sz w:val="18"/>
-          <w:szCs w:val="18"/>
-        </w:rPr>
-        <w:t xml:space="preserve">ONNX Runtime 병렬 추론.</w:t>
-      </w:r>
-      <w:r>
-        <w:rPr>
-          <w:rFonts w:ascii="HY신명조" w:eastAsia="HY신명조" w:hAnsi="HY신명조" w:hint="eastAsia"/>
-          <w:sz w:val="18"/>
-          <w:szCs w:val="18"/>
-        </w:rPr>
-        <w:t xml:space="preserve"> ONNX Runtime[11] 세션에 연산 스레드 6개, 병렬 실행 모드, 전체 그래프 최적화를 적용하여 단일 스레드 대비 추론 속도를 약 3배 높였다. 입력 크기는 세션에서 읽어 모델을 바꿔도 코드를 고치지 않도록 하였다.</w:t>
-      </w:r>
-    </w:p>
-    <w:p>
-      <w:pPr>
-        <w:pStyle w:val="a3"/>
-        <w:wordWrap/>
-        <w:spacing w:before="0" w:after="0" w:line="288" w:lineRule="auto"/>
-        <w:ind w:firstLine="180"/>
-        <w:jc w:val="both"/>
-      </w:pPr>
-      <w:r>
-        <w:rPr>
-          <w:rFonts w:ascii="HY신명조" w:eastAsia="HY신명조" w:hAnsi="HY신명조" w:hint="eastAsia"/>
-          <w:b/>
-          <w:sz w:val="18"/>
-          <w:szCs w:val="18"/>
-        </w:rPr>
-        <w:t xml:space="preserve">2단계 디지털 줌.</w:t>
-      </w:r>
-      <w:r>
-        <w:rPr>
-          <w:rFonts w:ascii="HY신명조" w:eastAsia="HY신명조" w:hAnsi="HY신명조" w:hint="eastAsia"/>
-          <w:sz w:val="18"/>
-          <w:szCs w:val="18"/>
-        </w:rPr>
-        <w:t xml:space="preserve"> 카메라와 저울의 거리가 멀어지면 숫자가 작아져 '8'을 '1'로 오인식하였다. 1단계에서 전체 프레임으로 표시부(screen) 영역을 찾고, 2단계에서 그 영역을 여백 15화소와 함께 잘라 640×640으로 확대한 뒤 숫자를 다시 탐지하여, 거리와 관계없이 숫자가 입력 전체를 차지하게 하였다.</w:t>
-      </w:r>
-    </w:p>
-    <w:p>
-      <w:pPr>
-        <w:pStyle w:val="a3"/>
-        <w:wordWrap/>
-        <w:spacing w:before="0" w:after="0" w:line="288" w:lineRule="auto"/>
-        <w:ind w:firstLine="180"/>
-        <w:jc w:val="both"/>
-      </w:pPr>
-      <w:r>
-        <w:rPr>
-          <w:rFonts w:ascii="HY신명조" w:eastAsia="HY신명조" w:hAnsi="HY신명조" w:hint="eastAsia"/>
-          <w:b/>
-          <w:sz w:val="18"/>
-          <w:szCs w:val="18"/>
-        </w:rPr>
-        <w:t xml:space="preserve">4단계 숫자 조합.</w:t>
-      </w:r>
-      <w:r>
-        <w:rPr>
-          <w:rFonts w:ascii="HY신명조" w:eastAsia="HY신명조" w:hAnsi="HY신명조" w:hint="eastAsia"/>
-          <w:sz w:val="18"/>
-          <w:szCs w:val="18"/>
-        </w:rPr>
-        <w:t xml:space="preserve"> YOLO는 한 숫자에 여러 상자를 내어 '118'이 '111111888'로 조합되었다. ① 숫자가 아닌 클래스 제거, ② IoU 0.4 기준 NMS, ③ x 범위를 자릿수(3)로 나눠 구역별 최고 신뢰도 선택, ④ 자릿수가 모자라면 원래 탐지의 밀도로 같은 숫자가 반복된 자리를 복원하는 순서로 무게를 조합한다(그림 2).</w:t>
+        <w:t xml:space="preserve">인식부는 네 가지로 구성하였다. 캡처 스레드는 최신 프레임만 공유 버퍼에 쓰고 추론 스레드가 5초 주기로 이를 가져와 추론하여, 단일 루프에서 추론이 캡처를 막던 문제를 없앴다. ONNX Runtime[11] 세션에는 연산 스레드 6개, 병렬 실행, 전체 그래프 최적화를 적용하여 단일 스레드 대비 약 3배 빠르게 하였다. 거리가 멀어 숫자가 작아지면 '8'을 '1'로 읽었으므로, 1단계에서 표시부(screen) 영역을 찾고 여백 15화소와 함께 잘라 640×640으로 확대한 뒤 숫자를 다시 탐지하는 2단계 디지털 줌을 썼다. 한 숫자에 여러 상자가 겹쳐 '118'이 '111111888'로 조합되는 문제는 ① 비숫자 클래스 제거, ② IoU 0.4 NMS, ③ 자릿수 구역별 최고 신뢰도 선택, ④ 반복 숫자 복원의 4단계로 해결하였다(그림 2).</w:t>
       </w:r>
     </w:p>
     <w:p xmlns:a="http://schemas.openxmlformats.org/drawingml/2006/main" xmlns:pic="http://schemas.openxmlformats.org/drawingml/2006/picture">
@@ -1112,7 +1025,7 @@
           <w:sz w:val="18"/>
           <w:szCs w:val="18"/>
         </w:rPr>
-        <w:t xml:space="preserve">원격조작 대신 역기구학 기반 스크립트 전문가로 시연을 만들었으며, ACT 원 논문도 시뮬레이션 과제에서 스크립트 시연을 사용하였고[4], 시연을 자동으로 만들어 데이터 양을 늘리는 방법도 연구되고 있다[15]. 전문가는 통의 앞벽(로봇 쪽 벽)을 고정 집게는 바깥, 움직이는 집게는 안쪽에 두고 집어 옮기며, 경유점 사이를 최소 저크 궤적으로 잇고 구간 속도(±10%)와 경유점 위치(최대 ±6mm)를 흔들어 사람 시연의 변동을 흉내 냈다. 특히 고정 집게를 벽 바깥 9mm에 두고 내려가도록 하여, 집게가 벽을 사이에 둘 수 있는 범위(바깥 0~17mm)의 가운데로 접근하게 하였다. 초기 설계(여유 1.5mm)는 안쪽으로 3mm만 어긋나도 집게가 벽 위에 걸렸으나, 이 설계는 ±9mm의 위치 오차에서도 파지에 성공하였다(표 1, 전문가 시험 각 4~6회). 또한 통이 얼마나 돌아가 있든 늘 같은 벽을 잡게 하였다. 로봇을 가장 많이 향한 벽을 고르면 통이 약 8° 넘게 돌았을 때 잡는 벽이 앞벽에서 옆벽으로 바뀌어, 카메라에는 거의 같은 장면인데 시연 동작이 두 갈래로 나뉘기 때문이다(4.2절). 시연은 270스텝(9초)이며 성공한 것만 남겼다(전문가 성공률 1층 100%, 옆 96%, 2층 100%).</w:t>
+        <w:t xml:space="preserve">원격조작 대신 역기구학 기반 스크립트 전문가로 시연을 만들었으며, ACT 원 논문도 시뮬레이션 과제에서 스크립트 시연을 사용하였고[4], 시연을 자동으로 만들어 데이터 양을 늘리는 방법도 연구되고 있다[15]. 전문가는 통의 앞벽(로봇 쪽 벽)을 고정 집게는 바깥, 움직이는 집게는 안쪽에 두고 집어 옮기며, 경유점 사이를 최소 저크 궤적으로 잇고 구간 속도(±10%)와 경유점 위치(최대 ±6mm)를 흔들어 사람 시연의 변동을 흉내 냈다. 특히 고정 집게를 벽 바깥 9mm에 두고 내려가도록 하여, 집게가 벽을 사이에 둘 수 있는 범위(바깥 0~17mm)의 가운데로 접근하게 하였다. 초기 설계(여유 1.5mm)는 안쪽으로 3mm만 어긋나도 집게가 벽 위에 걸렸으나, 이 설계는 ±9mm의 위치 오차에서도 파지에 성공하였다(표 1, 전문가 시험 각 4~6회). 또한 통이 얼마나 돌아가 있든 늘 같은 벽을 잡게 하였다. 로봇을 가장 많이 향한 벽을 고르면 통이 약 8° 넘게 돌았을 때 잡는 벽이 앞벽에서 옆벽으로 바뀌어, 카메라에는 거의 같은 장면인데 시연 동작이 두 갈래로 나뉘기 때문이다(4.2절). 시연은 270스텝(9초)이며 성공한 것만 남겼다(전문가 성공률 1층 100%, 옆 96%, 2층 99%).</w:t>
       </w:r>
     </w:p>
     <w:p>
@@ -1748,23 +1661,6 @@
     <w:p>
       <w:pPr>
         <w:pStyle w:val="a3"/>
-        <w:keepNext/>
-        <w:wordWrap/>
-        <w:spacing w:before="60" w:after="0" w:line="288" w:lineRule="auto"/>
-        <w:jc w:val="left"/>
-      </w:pPr>
-      <w:r>
-        <w:rPr>
-          <w:rFonts w:ascii="HY신명조" w:eastAsia="HY신명조" w:hAnsi="HY신명조" w:hint="eastAsia"/>
-          <w:sz w:val="20"/>
-          <w:szCs w:val="20"/>
-        </w:rPr>
-        <w:t xml:space="preserve">3.3 평가 방법</w:t>
-      </w:r>
-    </w:p>
-    <w:p>
-      <w:pPr>
-        <w:pStyle w:val="a3"/>
         <w:wordWrap/>
         <w:spacing w:before="0" w:after="0" w:line="288" w:lineRule="auto"/>
         <w:ind w:firstLine="180"/>
@@ -1776,104 +1672,7 @@
           <w:sz w:val="18"/>
           <w:szCs w:val="18"/>
         </w:rPr>
-        <w:t xml:space="preserve">단계별 평가는 앞 단계 통을 목표 근처에 미리 둔 상태에서 해당 정책만 50회 실행한다. 연속 평가는 실제 셀처럼 π</w:t>
-      </w:r>
-      <w:r>
-        <w:rPr>
-          <w:rFonts w:ascii="HY신명조" w:eastAsia="HY신명조" w:hAnsi="HY신명조" w:hint="eastAsia"/>
-          <w:vertAlign w:val="subscript"/>
-          <w:sz w:val="18"/>
-        </w:rPr>
-        <w:t xml:space="preserve">1</w:t>
-      </w:r>
-      <w:r>
-        <w:rPr>
-          <w:rFonts w:ascii="HY신명조" w:eastAsia="HY신명조" w:hAnsi="HY신명조" w:hint="eastAsia"/>
-          <w:sz w:val="18"/>
-          <w:szCs w:val="18"/>
-        </w:rPr>
-        <w:t xml:space="preserve">→π</w:t>
-      </w:r>
-      <w:r>
-        <w:rPr>
-          <w:rFonts w:ascii="HY신명조" w:eastAsia="HY신명조" w:hAnsi="HY신명조" w:hint="eastAsia"/>
-          <w:vertAlign w:val="subscript"/>
-          <w:sz w:val="18"/>
-        </w:rPr>
-        <w:t xml:space="preserve">2</w:t>
-      </w:r>
-      <w:r>
-        <w:rPr>
-          <w:rFonts w:ascii="HY신명조" w:eastAsia="HY신명조" w:hAnsi="HY신명조" w:hint="eastAsia"/>
-          <w:sz w:val="18"/>
-          <w:szCs w:val="18"/>
-        </w:rPr>
-        <w:t xml:space="preserve">→π</w:t>
-      </w:r>
-      <w:r>
-        <w:rPr>
-          <w:rFonts w:ascii="HY신명조" w:eastAsia="HY신명조" w:hAnsi="HY신명조" w:hint="eastAsia"/>
-          <w:vertAlign w:val="subscript"/>
-          <w:sz w:val="18"/>
-        </w:rPr>
-        <w:t xml:space="preserve">3</w:t>
-      </w:r>
-      <w:r>
-        <w:rPr>
-          <w:rFonts w:ascii="HY신명조" w:eastAsia="HY신명조" w:hAnsi="HY신명조" w:hint="eastAsia"/>
-          <w:sz w:val="18"/>
-          <w:szCs w:val="18"/>
-        </w:rPr>
-        <w:t xml:space="preserve">을 같은 장면에서 이어서 실행하고 실행마다 홈 자세로 복귀한다(50회). 통 중심이 목표에서 15mm, 높이가 8mm, 기울기가 10° 이내이고 먼저 쌓인 통이 10mm 이상 밀리지 않으면 성공으로 보았으며, 평가 장면은 시연에 쓰지 않은 난수 시드로 만들었다.</w:t>
-      </w:r>
-    </w:p>
-    <w:p>
-      <w:pPr>
-        <w:pStyle w:val="a3"/>
-        <w:wordWrap/>
-        <w:spacing w:before="0" w:after="0" w:line="288" w:lineRule="auto"/>
-        <w:jc w:val="left"/>
-      </w:pPr>
-      <w:r>
-        <w:rPr>
-          <w:rFonts w:ascii="HY신명조" w:eastAsia="HY신명조" w:hAnsi="HY신명조" w:hint="eastAsia"/>
-          <w:sz w:val="18"/>
-          <w:szCs w:val="18"/>
-        </w:rPr>
-        <w:t xml:space="preserve"/>
-      </w:r>
-    </w:p>
-    <w:p>
-      <w:pPr>
-        <w:pStyle w:val="a3"/>
-        <w:keepNext/>
-        <w:wordWrap/>
-        <w:spacing w:before="0" w:after="0" w:line="288" w:lineRule="auto"/>
-        <w:jc w:val="center"/>
-      </w:pPr>
-      <w:r>
-        <w:rPr>
-          <w:rFonts w:ascii="HY신명조" w:eastAsia="HY신명조" w:hAnsi="HY신명조" w:hint="eastAsia"/>
-          <w:sz w:val="24"/>
-          <w:szCs w:val="24"/>
-        </w:rPr>
-        <w:t xml:space="preserve">Ⅳ. 실험 결과</w:t>
-      </w:r>
-    </w:p>
-    <w:p>
-      <w:pPr>
-        <w:pStyle w:val="a3"/>
-        <w:wordWrap/>
-        <w:spacing w:before="0" w:after="0" w:line="288" w:lineRule="auto"/>
-        <w:jc w:val="left"/>
-      </w:pPr>
-      <w:r>
-        <w:rPr>
-          <w:rFonts w:ascii="HY신명조" w:eastAsia="HY신명조" w:hAnsi="HY신명조" w:hint="eastAsia"/>
-          <w:sz w:val="18"/>
-          <w:szCs w:val="18"/>
-        </w:rPr>
-        <w:t xml:space="preserve"/>
+        <w:t xml:space="preserve">현장의 조명, 작업대, 카메라 장착 위치는 시연 때와 달라질 수 있다. 이에 대비해 시연마다 조명 세기(0.45~1.7배)와 방향, 작업대 색, 카메라 장착 위치(상단 ±12mm·±2.5°, 손목 ±3mm·±2.5°), 파란색이 아닌 주변 물건(최대 3개)을 무작위로 바꾸고 통의 위치·방향 범위를 ±28mm, ±30°로 넓힌 도메인 랜덤화[17] 시연을 만들었다. 통의 색은 공정의 판정 기준이므로 바꾸지 않았다. 또한 영상의 밝기 채널을 1~99 백분위수 기준으로 늘여 맞춘 뒤 CLAHE[18]를 적용하는 전처리를 학습과 실행에 함께 썼다. CLAHE만으로는 조명을 절반으로 줄였을 때의 영상 변화가 8% 줄었으나, 밝기 정규화를 먼저 하면 약 1/5로 줄었다.</w:t>
       </w:r>
     </w:p>
     <w:p>
@@ -1890,7 +1689,7 @@
           <w:sz w:val="20"/>
           <w:szCs w:val="20"/>
         </w:rPr>
-        <w:t xml:space="preserve">4.1 무게 인식</w:t>
+        <w:t xml:space="preserve">3.3 평가 방법</w:t>
       </w:r>
     </w:p>
     <w:p>
@@ -1907,7 +1706,138 @@
           <w:sz w:val="18"/>
           <w:szCs w:val="18"/>
         </w:rPr>
-        <w:t xml:space="preserve">표 2는 두 YOLOv8 모델의 학습 결과(50 에폭, 입력 640, 마지막 에폭의 검증 집합 기준)이다. 숫자 모델은 숫자 0~9와 부호, 표시부(screen)의 13개 클래스를 학습하여 mAP50 86.3%, mAP50-95 65.6%를 얻었다. mAP50-95가 낮은 것은 작은 숫자의 상자 위치가 엄격한 IoU 기준에서 어긋나기 때문이며, 이를 2단계 디지털 줌과 숫자 조합 규칙으로 보완하였다.</w:t>
+        <w:t xml:space="preserve">단계별 평가는 앞 단계 통을 목표 근처에 미리 둔 상태에서 해당 정책만 50회 실행한다. 연속 평가는 실제 셀처럼 π</w:t>
+      </w:r>
+      <w:r>
+        <w:rPr>
+          <w:rFonts w:ascii="HY신명조" w:eastAsia="HY신명조" w:hAnsi="HY신명조" w:hint="eastAsia"/>
+          <w:vertAlign w:val="subscript"/>
+          <w:sz w:val="18"/>
+        </w:rPr>
+        <w:t xml:space="preserve">1</w:t>
+      </w:r>
+      <w:r>
+        <w:rPr>
+          <w:rFonts w:ascii="HY신명조" w:eastAsia="HY신명조" w:hAnsi="HY신명조" w:hint="eastAsia"/>
+          <w:sz w:val="18"/>
+          <w:szCs w:val="18"/>
+        </w:rPr>
+        <w:t xml:space="preserve">→π</w:t>
+      </w:r>
+      <w:r>
+        <w:rPr>
+          <w:rFonts w:ascii="HY신명조" w:eastAsia="HY신명조" w:hAnsi="HY신명조" w:hint="eastAsia"/>
+          <w:vertAlign w:val="subscript"/>
+          <w:sz w:val="18"/>
+        </w:rPr>
+        <w:t xml:space="preserve">2</w:t>
+      </w:r>
+      <w:r>
+        <w:rPr>
+          <w:rFonts w:ascii="HY신명조" w:eastAsia="HY신명조" w:hAnsi="HY신명조" w:hint="eastAsia"/>
+          <w:sz w:val="18"/>
+          <w:szCs w:val="18"/>
+        </w:rPr>
+        <w:t xml:space="preserve">→π</w:t>
+      </w:r>
+      <w:r>
+        <w:rPr>
+          <w:rFonts w:ascii="HY신명조" w:eastAsia="HY신명조" w:hAnsi="HY신명조" w:hint="eastAsia"/>
+          <w:vertAlign w:val="subscript"/>
+          <w:sz w:val="18"/>
+        </w:rPr>
+        <w:t xml:space="preserve">3</w:t>
+      </w:r>
+      <w:r>
+        <w:rPr>
+          <w:rFonts w:ascii="HY신명조" w:eastAsia="HY신명조" w:hAnsi="HY신명조" w:hint="eastAsia"/>
+          <w:sz w:val="18"/>
+          <w:szCs w:val="18"/>
+        </w:rPr>
+        <w:t xml:space="preserve">을 같은 장면에서 이어서 실행하고 실행마다 홈 자세로 복귀한다(50회). 통 중심이 목표에서 15mm, 높이가 8mm, 기울기가 10° 이내이고 먼저 쌓인 통이 10mm 이상 밀리지 않으면 성공으로 보았으며, 평가 장면은 시연에 쓰지 않은 난수 시드로 만들었다.</w:t>
+      </w:r>
+    </w:p>
+    <w:p>
+      <w:pPr>
+        <w:pStyle w:val="a3"/>
+        <w:wordWrap/>
+        <w:spacing w:before="0" w:after="0" w:line="288" w:lineRule="auto"/>
+        <w:jc w:val="left"/>
+      </w:pPr>
+      <w:r>
+        <w:rPr>
+          <w:rFonts w:ascii="HY신명조" w:eastAsia="HY신명조" w:hAnsi="HY신명조" w:hint="eastAsia"/>
+          <w:sz w:val="18"/>
+          <w:szCs w:val="18"/>
+        </w:rPr>
+        <w:t xml:space="preserve"/>
+      </w:r>
+    </w:p>
+    <w:p>
+      <w:pPr>
+        <w:pStyle w:val="a3"/>
+        <w:keepNext/>
+        <w:wordWrap/>
+        <w:spacing w:before="0" w:after="0" w:line="288" w:lineRule="auto"/>
+        <w:jc w:val="center"/>
+      </w:pPr>
+      <w:r>
+        <w:rPr>
+          <w:rFonts w:ascii="HY신명조" w:eastAsia="HY신명조" w:hAnsi="HY신명조" w:hint="eastAsia"/>
+          <w:sz w:val="24"/>
+          <w:szCs w:val="24"/>
+        </w:rPr>
+        <w:t xml:space="preserve">Ⅳ. 실험 결과</w:t>
+      </w:r>
+    </w:p>
+    <w:p>
+      <w:pPr>
+        <w:pStyle w:val="a3"/>
+        <w:wordWrap/>
+        <w:spacing w:before="0" w:after="0" w:line="288" w:lineRule="auto"/>
+        <w:jc w:val="left"/>
+      </w:pPr>
+      <w:r>
+        <w:rPr>
+          <w:rFonts w:ascii="HY신명조" w:eastAsia="HY신명조" w:hAnsi="HY신명조" w:hint="eastAsia"/>
+          <w:sz w:val="18"/>
+          <w:szCs w:val="18"/>
+        </w:rPr>
+        <w:t xml:space="preserve"/>
+      </w:r>
+    </w:p>
+    <w:p>
+      <w:pPr>
+        <w:pStyle w:val="a3"/>
+        <w:keepNext/>
+        <w:wordWrap/>
+        <w:spacing w:before="60" w:after="0" w:line="288" w:lineRule="auto"/>
+        <w:jc w:val="left"/>
+      </w:pPr>
+      <w:r>
+        <w:rPr>
+          <w:rFonts w:ascii="HY신명조" w:eastAsia="HY신명조" w:hAnsi="HY신명조" w:hint="eastAsia"/>
+          <w:sz w:val="20"/>
+          <w:szCs w:val="20"/>
+        </w:rPr>
+        <w:t xml:space="preserve">4.1 무게 인식</w:t>
+      </w:r>
+    </w:p>
+    <w:p>
+      <w:pPr>
+        <w:pStyle w:val="a3"/>
+        <w:wordWrap/>
+        <w:spacing w:before="0" w:after="0" w:line="288" w:lineRule="auto"/>
+        <w:ind w:firstLine="180"/>
+        <w:jc w:val="both"/>
+      </w:pPr>
+      <w:r>
+        <w:rPr>
+          <w:rFonts w:ascii="HY신명조" w:eastAsia="HY신명조" w:hAnsi="HY신명조" w:hint="eastAsia"/>
+          <w:sz w:val="18"/>
+          <w:szCs w:val="18"/>
+        </w:rPr>
+        <w:t xml:space="preserve">표 2는 Jetson Orin Nano에서 조건별 20회 반복 측정한 인식부 성능이다. YOLO 지표는 50 에폭 학습의 마지막 검증 결과이며, 숫자 모델의 mAP50-95가 낮은 것은 작은 숫자의 상자가 엄격한 IoU 기준에서 어긋나기 때문으로, 2단계 줌과 숫자 조합으로 보완하였다. NMS만으로는 '118'의 반복 숫자가 사라져 '18'이 되었으나 ④단계에서 복원되었다. 오분류 5건은 주로 조명이 고르지 않은 조건에서 '8'을 '1'로 읽은 경우로, 3.2절의 밝기 정규화·CLAHE를 인식부에 적용하는 것은 향후 과제로 남긴다.</w:t>
       </w:r>
     </w:p>
     <w:p>
@@ -1924,12 +1854,12 @@
           <w:sz w:val="17"/>
           <w:szCs w:val="17"/>
         </w:rPr>
-        <w:t xml:space="preserve">표 2. YOLOv8 모델 학습 결과 (%)</w:t>
+        <w:t xml:space="preserve">표 2. 무게 인식부 실측 성능 (Jetson Orin Nano)</w:t>
       </w:r>
     </w:p>
     <w:tbl>
       <w:tblPr>
-        <w:tblW w:w="4400" w:type="dxa"/>
+        <w:tblW w:w="4500" w:type="dxa"/>
         <w:jc w:val="center"/>
         <w:tblBorders>
           <w:top w:val="single" w:sz="4" w:space="0" w:color="000000"/>
@@ -1946,12 +1876,8 @@
         </w:tblCellMar>
       </w:tblPr>
       <w:tblGrid>
-        <w:gridCol w:w="1250"/>
-        <w:gridCol w:w="500"/>
-        <w:gridCol w:w="650"/>
-        <w:gridCol w:w="650"/>
-        <w:gridCol w:w="650"/>
-        <w:gridCol w:w="700"/>
+        <w:gridCol w:w="2150"/>
+        <w:gridCol w:w="2350"/>
       </w:tblGrid>
       <w:tr>
         <w:trPr>
@@ -1959,7 +1885,7 @@
         </w:trPr>
         <w:tc>
           <w:tcPr>
-            <w:tcW w:w="1250" w:type="dxa"/>
+            <w:tcW w:w="2150" w:type="dxa"/>
             <w:shd w:val="clear" w:color="auto" w:fill="E7E6E6"/>
             <w:vAlign w:val="center"/>
           </w:tcPr>
@@ -1976,13 +1902,13 @@
                 <w:sz w:val="15"/>
                 <w:szCs w:val="15"/>
               </w:rPr>
-              <w:t xml:space="preserve">모델</w:t>
-            </w:r>
-          </w:p>
-        </w:tc>
-        <w:tc>
-          <w:tcPr>
-            <w:tcW w:w="500" w:type="dxa"/>
+              <w:t xml:space="preserve">항목</w:t>
+            </w:r>
+          </w:p>
+        </w:tc>
+        <w:tc>
+          <w:tcPr>
+            <w:tcW w:w="2350" w:type="dxa"/>
             <w:shd w:val="clear" w:color="auto" w:fill="E7E6E6"/>
             <w:vAlign w:val="center"/>
           </w:tcPr>
@@ -1999,99 +1925,7 @@
                 <w:sz w:val="15"/>
                 <w:szCs w:val="15"/>
               </w:rPr>
-              <w:t xml:space="preserve">클래스</w:t>
-            </w:r>
-          </w:p>
-        </w:tc>
-        <w:tc>
-          <w:tcPr>
-            <w:tcW w:w="650" w:type="dxa"/>
-            <w:shd w:val="clear" w:color="auto" w:fill="E7E6E6"/>
-            <w:vAlign w:val="center"/>
-          </w:tcPr>
-          <w:p>
-            <w:pPr>
-              <w:pStyle w:val="a3"/>
-              <w:spacing w:before="10" w:after="10" w:line="240" w:lineRule="auto"/>
-              <w:jc w:val="center"/>
-            </w:pPr>
-            <w:r>
-              <w:rPr>
-                <w:rFonts w:ascii="HY신명조" w:eastAsia="HY신명조" w:hAnsi="HY신명조" w:hint="eastAsia"/>
-                <w:b/>
-                <w:sz w:val="15"/>
-                <w:szCs w:val="15"/>
-              </w:rPr>
-              <w:t xml:space="preserve">정밀도</w:t>
-            </w:r>
-          </w:p>
-        </w:tc>
-        <w:tc>
-          <w:tcPr>
-            <w:tcW w:w="650" w:type="dxa"/>
-            <w:shd w:val="clear" w:color="auto" w:fill="E7E6E6"/>
-            <w:vAlign w:val="center"/>
-          </w:tcPr>
-          <w:p>
-            <w:pPr>
-              <w:pStyle w:val="a3"/>
-              <w:spacing w:before="10" w:after="10" w:line="240" w:lineRule="auto"/>
-              <w:jc w:val="center"/>
-            </w:pPr>
-            <w:r>
-              <w:rPr>
-                <w:rFonts w:ascii="HY신명조" w:eastAsia="HY신명조" w:hAnsi="HY신명조" w:hint="eastAsia"/>
-                <w:b/>
-                <w:sz w:val="15"/>
-                <w:szCs w:val="15"/>
-              </w:rPr>
-              <w:t xml:space="preserve">재현율</w:t>
-            </w:r>
-          </w:p>
-        </w:tc>
-        <w:tc>
-          <w:tcPr>
-            <w:tcW w:w="650" w:type="dxa"/>
-            <w:shd w:val="clear" w:color="auto" w:fill="E7E6E6"/>
-            <w:vAlign w:val="center"/>
-          </w:tcPr>
-          <w:p>
-            <w:pPr>
-              <w:pStyle w:val="a3"/>
-              <w:spacing w:before="10" w:after="10" w:line="240" w:lineRule="auto"/>
-              <w:jc w:val="center"/>
-            </w:pPr>
-            <w:r>
-              <w:rPr>
-                <w:rFonts w:ascii="HY신명조" w:eastAsia="HY신명조" w:hAnsi="HY신명조" w:hint="eastAsia"/>
-                <w:b/>
-                <w:sz w:val="15"/>
-                <w:szCs w:val="15"/>
-              </w:rPr>
-              <w:t xml:space="preserve">mAP50</w:t>
-            </w:r>
-          </w:p>
-        </w:tc>
-        <w:tc>
-          <w:tcPr>
-            <w:tcW w:w="700" w:type="dxa"/>
-            <w:shd w:val="clear" w:color="auto" w:fill="E7E6E6"/>
-            <w:vAlign w:val="center"/>
-          </w:tcPr>
-          <w:p>
-            <w:pPr>
-              <w:pStyle w:val="a3"/>
-              <w:spacing w:before="10" w:after="10" w:line="240" w:lineRule="auto"/>
-              <w:jc w:val="center"/>
-            </w:pPr>
-            <w:r>
-              <w:rPr>
-                <w:rFonts w:ascii="HY신명조" w:eastAsia="HY신명조" w:hAnsi="HY신명조" w:hint="eastAsia"/>
-                <w:b/>
-                <w:sz w:val="15"/>
-                <w:szCs w:val="15"/>
-              </w:rPr>
-              <w:t xml:space="preserve">mAP50-95</w:t>
+              <w:t xml:space="preserve">결과</w:t>
             </w:r>
           </w:p>
         </w:tc>
@@ -2102,127 +1936,43 @@
         </w:trPr>
         <w:tc>
           <w:tcPr>
-            <w:tcW w:w="1250" w:type="dxa"/>
-            <w:vAlign w:val="center"/>
-          </w:tcPr>
-          <w:p>
-            <w:pPr>
-              <w:pStyle w:val="a3"/>
-              <w:spacing w:before="10" w:after="10" w:line="240" w:lineRule="auto"/>
-              <w:jc w:val="center"/>
-            </w:pPr>
-            <w:r>
-              <w:rPr>
-                <w:rFonts w:ascii="HY신명조" w:eastAsia="HY신명조" w:hAnsi="HY신명조" w:hint="eastAsia"/>
-                <w:sz w:val="15"/>
-                <w:szCs w:val="15"/>
-              </w:rPr>
-              <w:t xml:space="preserve">숫자 (v8n)</w:t>
-            </w:r>
-          </w:p>
-        </w:tc>
-        <w:tc>
-          <w:tcPr>
-            <w:tcW w:w="500" w:type="dxa"/>
-            <w:vAlign w:val="center"/>
-          </w:tcPr>
-          <w:p>
-            <w:pPr>
-              <w:pStyle w:val="a3"/>
-              <w:spacing w:before="10" w:after="10" w:line="240" w:lineRule="auto"/>
-              <w:jc w:val="center"/>
-            </w:pPr>
-            <w:r>
-              <w:rPr>
-                <w:rFonts w:ascii="HY신명조" w:eastAsia="HY신명조" w:hAnsi="HY신명조" w:hint="eastAsia"/>
-                <w:sz w:val="15"/>
-                <w:szCs w:val="15"/>
-              </w:rPr>
-              <w:t xml:space="preserve">13</w:t>
-            </w:r>
-          </w:p>
-        </w:tc>
-        <w:tc>
-          <w:tcPr>
-            <w:tcW w:w="650" w:type="dxa"/>
-            <w:vAlign w:val="center"/>
-          </w:tcPr>
-          <w:p>
-            <w:pPr>
-              <w:pStyle w:val="a3"/>
-              <w:spacing w:before="10" w:after="10" w:line="240" w:lineRule="auto"/>
-              <w:jc w:val="center"/>
-            </w:pPr>
-            <w:r>
-              <w:rPr>
-                <w:rFonts w:ascii="HY신명조" w:eastAsia="HY신명조" w:hAnsi="HY신명조" w:hint="eastAsia"/>
-                <w:sz w:val="15"/>
-                <w:szCs w:val="15"/>
-              </w:rPr>
-              <w:t xml:space="preserve">85.4</w:t>
-            </w:r>
-          </w:p>
-        </w:tc>
-        <w:tc>
-          <w:tcPr>
-            <w:tcW w:w="650" w:type="dxa"/>
-            <w:vAlign w:val="center"/>
-          </w:tcPr>
-          <w:p>
-            <w:pPr>
-              <w:pStyle w:val="a3"/>
-              <w:spacing w:before="10" w:after="10" w:line="240" w:lineRule="auto"/>
-              <w:jc w:val="center"/>
-            </w:pPr>
-            <w:r>
-              <w:rPr>
-                <w:rFonts w:ascii="HY신명조" w:eastAsia="HY신명조" w:hAnsi="HY신명조" w:hint="eastAsia"/>
-                <w:sz w:val="15"/>
-                <w:szCs w:val="15"/>
-              </w:rPr>
-              <w:t xml:space="preserve">80.8</w:t>
-            </w:r>
-          </w:p>
-        </w:tc>
-        <w:tc>
-          <w:tcPr>
-            <w:tcW w:w="650" w:type="dxa"/>
-            <w:vAlign w:val="center"/>
-          </w:tcPr>
-          <w:p>
-            <w:pPr>
-              <w:pStyle w:val="a3"/>
-              <w:spacing w:before="10" w:after="10" w:line="240" w:lineRule="auto"/>
-              <w:jc w:val="center"/>
-            </w:pPr>
-            <w:r>
-              <w:rPr>
-                <w:rFonts w:ascii="HY신명조" w:eastAsia="HY신명조" w:hAnsi="HY신명조" w:hint="eastAsia"/>
-                <w:sz w:val="15"/>
-                <w:szCs w:val="15"/>
-              </w:rPr>
-              <w:t xml:space="preserve">86.3</w:t>
-            </w:r>
-          </w:p>
-        </w:tc>
-        <w:tc>
-          <w:tcPr>
-            <w:tcW w:w="700" w:type="dxa"/>
-            <w:vAlign w:val="center"/>
-          </w:tcPr>
-          <w:p>
-            <w:pPr>
-              <w:pStyle w:val="a3"/>
-              <w:spacing w:before="10" w:after="10" w:line="240" w:lineRule="auto"/>
-              <w:jc w:val="center"/>
-            </w:pPr>
-            <w:r>
-              <w:rPr>
-                <w:rFonts w:ascii="HY신명조" w:eastAsia="HY신명조" w:hAnsi="HY신명조" w:hint="eastAsia"/>
-                <w:sz w:val="15"/>
-                <w:szCs w:val="15"/>
-              </w:rPr>
-              <w:t xml:space="preserve">65.6</w:t>
+            <w:tcW w:w="2150" w:type="dxa"/>
+            <w:vAlign w:val="center"/>
+          </w:tcPr>
+          <w:p>
+            <w:pPr>
+              <w:pStyle w:val="a3"/>
+              <w:spacing w:before="10" w:after="10" w:line="240" w:lineRule="auto"/>
+              <w:jc w:val="center"/>
+            </w:pPr>
+            <w:r>
+              <w:rPr>
+                <w:rFonts w:ascii="HY신명조" w:eastAsia="HY신명조" w:hAnsi="HY신명조" w:hint="eastAsia"/>
+                <w:sz w:val="15"/>
+                <w:szCs w:val="15"/>
+              </w:rPr>
+              <w:t xml:space="preserve">숫자 탐지 YOLOv8n (13 클래스)</w:t>
+            </w:r>
+          </w:p>
+        </w:tc>
+        <w:tc>
+          <w:tcPr>
+            <w:tcW w:w="2350" w:type="dxa"/>
+            <w:vAlign w:val="center"/>
+          </w:tcPr>
+          <w:p>
+            <w:pPr>
+              <w:pStyle w:val="a3"/>
+              <w:spacing w:before="10" w:after="10" w:line="240" w:lineRule="auto"/>
+              <w:jc w:val="center"/>
+            </w:pPr>
+            <w:r>
+              <w:rPr>
+                <w:rFonts w:ascii="HY신명조" w:eastAsia="HY신명조" w:hAnsi="HY신명조" w:hint="eastAsia"/>
+                <w:sz w:val="15"/>
+                <w:szCs w:val="15"/>
+              </w:rPr>
+              <w:t xml:space="preserve">mAP50 86.3%, mAP50-95 65.6%</w:t>
             </w:r>
           </w:p>
         </w:tc>
@@ -2233,275 +1983,43 @@
         </w:trPr>
         <w:tc>
           <w:tcPr>
-            <w:tcW w:w="1250" w:type="dxa"/>
-            <w:vAlign w:val="center"/>
-          </w:tcPr>
-          <w:p>
-            <w:pPr>
-              <w:pStyle w:val="a3"/>
-              <w:spacing w:before="10" w:after="10" w:line="240" w:lineRule="auto"/>
-              <w:jc w:val="center"/>
-            </w:pPr>
-            <w:r>
-              <w:rPr>
-                <w:rFonts w:ascii="HY신명조" w:eastAsia="HY신명조" w:hAnsi="HY신명조" w:hint="eastAsia"/>
-                <w:sz w:val="15"/>
-                <w:szCs w:val="15"/>
-              </w:rPr>
-              <w:t xml:space="preserve">상자 (v8n-seg)</w:t>
-            </w:r>
-          </w:p>
-        </w:tc>
-        <w:tc>
-          <w:tcPr>
-            <w:tcW w:w="500" w:type="dxa"/>
-            <w:vAlign w:val="center"/>
-          </w:tcPr>
-          <w:p>
-            <w:pPr>
-              <w:pStyle w:val="a3"/>
-              <w:spacing w:before="10" w:after="10" w:line="240" w:lineRule="auto"/>
-              <w:jc w:val="center"/>
-            </w:pPr>
-            <w:r>
-              <w:rPr>
-                <w:rFonts w:ascii="HY신명조" w:eastAsia="HY신명조" w:hAnsi="HY신명조" w:hint="eastAsia"/>
-                <w:sz w:val="15"/>
-                <w:szCs w:val="15"/>
-              </w:rPr>
-              <w:t xml:space="preserve">2</w:t>
-            </w:r>
-          </w:p>
-        </w:tc>
-        <w:tc>
-          <w:tcPr>
-            <w:tcW w:w="650" w:type="dxa"/>
-            <w:vAlign w:val="center"/>
-          </w:tcPr>
-          <w:p>
-            <w:pPr>
-              <w:pStyle w:val="a3"/>
-              <w:spacing w:before="10" w:after="10" w:line="240" w:lineRule="auto"/>
-              <w:jc w:val="center"/>
-            </w:pPr>
-            <w:r>
-              <w:rPr>
-                <w:rFonts w:ascii="HY신명조" w:eastAsia="HY신명조" w:hAnsi="HY신명조" w:hint="eastAsia"/>
-                <w:sz w:val="15"/>
-                <w:szCs w:val="15"/>
-              </w:rPr>
-              <w:t xml:space="preserve">99.2</w:t>
-            </w:r>
-          </w:p>
-        </w:tc>
-        <w:tc>
-          <w:tcPr>
-            <w:tcW w:w="650" w:type="dxa"/>
-            <w:vAlign w:val="center"/>
-          </w:tcPr>
-          <w:p>
-            <w:pPr>
-              <w:pStyle w:val="a3"/>
-              <w:spacing w:before="10" w:after="10" w:line="240" w:lineRule="auto"/>
-              <w:jc w:val="center"/>
-            </w:pPr>
-            <w:r>
-              <w:rPr>
-                <w:rFonts w:ascii="HY신명조" w:eastAsia="HY신명조" w:hAnsi="HY신명조" w:hint="eastAsia"/>
-                <w:sz w:val="15"/>
-                <w:szCs w:val="15"/>
-              </w:rPr>
-              <w:t xml:space="preserve">100.0</w:t>
-            </w:r>
-          </w:p>
-        </w:tc>
-        <w:tc>
-          <w:tcPr>
-            <w:tcW w:w="650" w:type="dxa"/>
-            <w:vAlign w:val="center"/>
-          </w:tcPr>
-          <w:p>
-            <w:pPr>
-              <w:pStyle w:val="a3"/>
-              <w:spacing w:before="10" w:after="10" w:line="240" w:lineRule="auto"/>
-              <w:jc w:val="center"/>
-            </w:pPr>
-            <w:r>
-              <w:rPr>
-                <w:rFonts w:ascii="HY신명조" w:eastAsia="HY신명조" w:hAnsi="HY신명조" w:hint="eastAsia"/>
-                <w:sz w:val="15"/>
-                <w:szCs w:val="15"/>
-              </w:rPr>
-              <w:t xml:space="preserve">99.5</w:t>
-            </w:r>
-          </w:p>
-        </w:tc>
-        <w:tc>
-          <w:tcPr>
-            <w:tcW w:w="700" w:type="dxa"/>
-            <w:vAlign w:val="center"/>
-          </w:tcPr>
-          <w:p>
-            <w:pPr>
-              <w:pStyle w:val="a3"/>
-              <w:spacing w:before="10" w:after="10" w:line="240" w:lineRule="auto"/>
-              <w:jc w:val="center"/>
-            </w:pPr>
-            <w:r>
-              <w:rPr>
-                <w:rFonts w:ascii="HY신명조" w:eastAsia="HY신명조" w:hAnsi="HY신명조" w:hint="eastAsia"/>
-                <w:sz w:val="15"/>
-                <w:szCs w:val="15"/>
-              </w:rPr>
-              <w:t xml:space="preserve">96.5</w:t>
-            </w:r>
-          </w:p>
-        </w:tc>
-      </w:tr>
-    </w:tbl>
-    <w:p>
-      <w:pPr>
-        <w:pStyle w:val="a3"/>
-        <w:wordWrap/>
-        <w:spacing w:before="0" w:after="0" w:line="200" w:lineRule="auto"/>
-        <w:jc w:val="left"/>
-      </w:pPr>
-      <w:r>
-        <w:rPr>
-          <w:rFonts w:ascii="HY신명조" w:eastAsia="HY신명조" w:hAnsi="HY신명조" w:hint="eastAsia"/>
-          <w:sz w:val="10"/>
-          <w:szCs w:val="10"/>
-        </w:rPr>
-        <w:t xml:space="preserve"/>
-      </w:r>
-    </w:p>
-    <w:p>
-      <w:pPr>
-        <w:pStyle w:val="a3"/>
-        <w:wordWrap/>
-        <w:spacing w:before="0" w:after="0" w:line="288" w:lineRule="auto"/>
-        <w:ind w:firstLine="180"/>
-        <w:jc w:val="both"/>
-      </w:pPr>
-      <w:r>
-        <w:rPr>
-          <w:rFonts w:ascii="HY신명조" w:eastAsia="HY신명조" w:hAnsi="HY신명조" w:hint="eastAsia"/>
-          <w:sz w:val="18"/>
-          <w:szCs w:val="18"/>
-        </w:rPr>
-        <w:t xml:space="preserve">Jetson Orin Nano에서 조건별 20회 반복 측정하였다. 캡처·추론 분리로 캡처 속도는 1.2에서 59.5 FPS로 약 50배 향상되었다(표 3). 2단계 디지털 줌은 중거리 정확도를 45%에서 90%, 원거리를 15%에서 80%로 높였다(표 4). NMS만으로는 '118'처럼 같은 숫자가 반복되는 경우 자릿수가 사라졌으나 ④단계 보완으로 복원되었고(표 5), 전체 후처리를 적용한 3자리 조합 정확도는 87.5%(70/80)였다. 기준값 자동 분류의 정분류율은 91.7%(55/60), 인식부터 명령 전송까지 평균 응답 시간은 약 810ms였다. 오분류 5건은 주로 조명이 고르지 않은 조건에서 '8'을 '1'로 읽은 경우였다.</w:t>
-      </w:r>
-    </w:p>
-    <w:p>
-      <w:pPr>
-        <w:pStyle w:val="a3"/>
-        <w:keepNext/>
-        <w:wordWrap/>
-        <w:spacing w:before="80" w:after="40" w:line="264" w:lineRule="auto"/>
-        <w:jc w:val="center"/>
-      </w:pPr>
-      <w:r>
-        <w:rPr>
-          <w:rFonts w:ascii="HY신명조" w:eastAsia="HY신명조" w:hAnsi="HY신명조" w:hint="eastAsia"/>
-          <w:sz w:val="17"/>
-          <w:szCs w:val="17"/>
-        </w:rPr>
-        <w:t xml:space="preserve">표 3. 캡처 속도</w:t>
-      </w:r>
-    </w:p>
-    <w:tbl>
-      <w:tblPr>
-        <w:tblW w:w="4400" w:type="dxa"/>
-        <w:jc w:val="center"/>
-        <w:tblBorders>
-          <w:top w:val="single" w:sz="4" w:space="0" w:color="000000"/>
-          <w:left w:val="single" w:sz="4" w:space="0" w:color="000000"/>
-          <w:bottom w:val="single" w:sz="4" w:space="0" w:color="000000"/>
-          <w:right w:val="single" w:sz="4" w:space="0" w:color="000000"/>
-          <w:insideH w:val="single" w:sz="4" w:space="0" w:color="000000"/>
-          <w:insideV w:val="single" w:sz="4" w:space="0" w:color="000000"/>
-        </w:tblBorders>
-        <w:tblLayout w:type="fixed"/>
-        <w:tblCellMar>
-          <w:left w:w="30" w:type="dxa"/>
-          <w:right w:w="30" w:type="dxa"/>
-        </w:tblCellMar>
-      </w:tblPr>
-      <w:tblGrid>
-        <w:gridCol w:w="1700"/>
-        <w:gridCol w:w="1300"/>
-        <w:gridCol w:w="1400"/>
-      </w:tblGrid>
-      <w:tr>
-        <w:trPr>
-          <w:cantSplit/>
-        </w:trPr>
-        <w:tc>
-          <w:tcPr>
-            <w:tcW w:w="1700" w:type="dxa"/>
-            <w:shd w:val="clear" w:color="auto" w:fill="E7E6E6"/>
-            <w:vAlign w:val="center"/>
-          </w:tcPr>
-          <w:p>
-            <w:pPr>
-              <w:pStyle w:val="a3"/>
-              <w:spacing w:before="10" w:after="10" w:line="240" w:lineRule="auto"/>
-              <w:jc w:val="center"/>
-            </w:pPr>
-            <w:r>
-              <w:rPr>
-                <w:rFonts w:ascii="HY신명조" w:eastAsia="HY신명조" w:hAnsi="HY신명조" w:hint="eastAsia"/>
-                <w:b/>
-                <w:sz w:val="15"/>
-                <w:szCs w:val="15"/>
-              </w:rPr>
-              <w:t xml:space="preserve">구분</w:t>
-            </w:r>
-          </w:p>
-        </w:tc>
-        <w:tc>
-          <w:tcPr>
-            <w:tcW w:w="1300" w:type="dxa"/>
-            <w:shd w:val="clear" w:color="auto" w:fill="E7E6E6"/>
-            <w:vAlign w:val="center"/>
-          </w:tcPr>
-          <w:p>
-            <w:pPr>
-              <w:pStyle w:val="a3"/>
-              <w:spacing w:before="10" w:after="10" w:line="240" w:lineRule="auto"/>
-              <w:jc w:val="center"/>
-            </w:pPr>
-            <w:r>
-              <w:rPr>
-                <w:rFonts w:ascii="HY신명조" w:eastAsia="HY신명조" w:hAnsi="HY신명조" w:hint="eastAsia"/>
-                <w:b/>
-                <w:sz w:val="15"/>
-                <w:szCs w:val="15"/>
-              </w:rPr>
-              <w:t xml:space="preserve">캡처 FPS</w:t>
-            </w:r>
-          </w:p>
-        </w:tc>
-        <w:tc>
-          <w:tcPr>
-            <w:tcW w:w="1400" w:type="dxa"/>
-            <w:shd w:val="clear" w:color="auto" w:fill="E7E6E6"/>
-            <w:vAlign w:val="center"/>
-          </w:tcPr>
-          <w:p>
-            <w:pPr>
-              <w:pStyle w:val="a3"/>
-              <w:spacing w:before="10" w:after="10" w:line="240" w:lineRule="auto"/>
-              <w:jc w:val="center"/>
-            </w:pPr>
-            <w:r>
-              <w:rPr>
-                <w:rFonts w:ascii="HY신명조" w:eastAsia="HY신명조" w:hAnsi="HY신명조" w:hint="eastAsia"/>
-                <w:b/>
-                <w:sz w:val="15"/>
-                <w:szCs w:val="15"/>
-              </w:rPr>
-              <w:t xml:space="preserve">추론 주기</w:t>
+            <w:tcW w:w="2150" w:type="dxa"/>
+            <w:vAlign w:val="center"/>
+          </w:tcPr>
+          <w:p>
+            <w:pPr>
+              <w:pStyle w:val="a3"/>
+              <w:spacing w:before="10" w:after="10" w:line="240" w:lineRule="auto"/>
+              <w:jc w:val="center"/>
+            </w:pPr>
+            <w:r>
+              <w:rPr>
+                <w:rFonts w:ascii="HY신명조" w:eastAsia="HY신명조" w:hAnsi="HY신명조" w:hint="eastAsia"/>
+                <w:sz w:val="15"/>
+                <w:szCs w:val="15"/>
+              </w:rPr>
+              <w:t xml:space="preserve">상자 분할 YOLOv8n-seg (2 클래스)</w:t>
+            </w:r>
+          </w:p>
+        </w:tc>
+        <w:tc>
+          <w:tcPr>
+            <w:tcW w:w="2350" w:type="dxa"/>
+            <w:vAlign w:val="center"/>
+          </w:tcPr>
+          <w:p>
+            <w:pPr>
+              <w:pStyle w:val="a3"/>
+              <w:spacing w:before="10" w:after="10" w:line="240" w:lineRule="auto"/>
+              <w:jc w:val="center"/>
+            </w:pPr>
+            <w:r>
+              <w:rPr>
+                <w:rFonts w:ascii="HY신명조" w:eastAsia="HY신명조" w:hAnsi="HY신명조" w:hint="eastAsia"/>
+                <w:sz w:val="15"/>
+                <w:szCs w:val="15"/>
+              </w:rPr>
+              <w:t xml:space="preserve">mAP50 99.5%</w:t>
             </w:r>
           </w:p>
         </w:tc>
@@ -2512,64 +2030,43 @@
         </w:trPr>
         <w:tc>
           <w:tcPr>
-            <w:tcW w:w="1700" w:type="dxa"/>
-            <w:vAlign w:val="center"/>
-          </w:tcPr>
-          <w:p>
-            <w:pPr>
-              <w:pStyle w:val="a3"/>
-              <w:spacing w:before="10" w:after="10" w:line="240" w:lineRule="auto"/>
-              <w:jc w:val="center"/>
-            </w:pPr>
-            <w:r>
-              <w:rPr>
-                <w:rFonts w:ascii="HY신명조" w:eastAsia="HY신명조" w:hAnsi="HY신명조" w:hint="eastAsia"/>
-                <w:sz w:val="15"/>
-                <w:szCs w:val="15"/>
-              </w:rPr>
-              <w:t xml:space="preserve">단일 루프</w:t>
-            </w:r>
-          </w:p>
-        </w:tc>
-        <w:tc>
-          <w:tcPr>
-            <w:tcW w:w="1300" w:type="dxa"/>
-            <w:vAlign w:val="center"/>
-          </w:tcPr>
-          <w:p>
-            <w:pPr>
-              <w:pStyle w:val="a3"/>
-              <w:spacing w:before="10" w:after="10" w:line="240" w:lineRule="auto"/>
-              <w:jc w:val="center"/>
-            </w:pPr>
-            <w:r>
-              <w:rPr>
-                <w:rFonts w:ascii="HY신명조" w:eastAsia="HY신명조" w:hAnsi="HY신명조" w:hint="eastAsia"/>
-                <w:sz w:val="15"/>
-                <w:szCs w:val="15"/>
-              </w:rPr>
-              <w:t xml:space="preserve">1.2</w:t>
-            </w:r>
-          </w:p>
-        </w:tc>
-        <w:tc>
-          <w:tcPr>
-            <w:tcW w:w="1400" w:type="dxa"/>
-            <w:vAlign w:val="center"/>
-          </w:tcPr>
-          <w:p>
-            <w:pPr>
-              <w:pStyle w:val="a3"/>
-              <w:spacing w:before="10" w:after="10" w:line="240" w:lineRule="auto"/>
-              <w:jc w:val="center"/>
-            </w:pPr>
-            <w:r>
-              <w:rPr>
-                <w:rFonts w:ascii="HY신명조" w:eastAsia="HY신명조" w:hAnsi="HY신명조" w:hint="eastAsia"/>
-                <w:sz w:val="15"/>
-                <w:szCs w:val="15"/>
-              </w:rPr>
-              <w:t xml:space="preserve">매 프레임</w:t>
+            <w:tcW w:w="2150" w:type="dxa"/>
+            <w:vAlign w:val="center"/>
+          </w:tcPr>
+          <w:p>
+            <w:pPr>
+              <w:pStyle w:val="a3"/>
+              <w:spacing w:before="10" w:after="10" w:line="240" w:lineRule="auto"/>
+              <w:jc w:val="center"/>
+            </w:pPr>
+            <w:r>
+              <w:rPr>
+                <w:rFonts w:ascii="HY신명조" w:eastAsia="HY신명조" w:hAnsi="HY신명조" w:hint="eastAsia"/>
+                <w:sz w:val="15"/>
+                <w:szCs w:val="15"/>
+              </w:rPr>
+              <w:t xml:space="preserve">캡처 속도</w:t>
+            </w:r>
+          </w:p>
+        </w:tc>
+        <w:tc>
+          <w:tcPr>
+            <w:tcW w:w="2350" w:type="dxa"/>
+            <w:vAlign w:val="center"/>
+          </w:tcPr>
+          <w:p>
+            <w:pPr>
+              <w:pStyle w:val="a3"/>
+              <w:spacing w:before="10" w:after="10" w:line="240" w:lineRule="auto"/>
+              <w:jc w:val="center"/>
+            </w:pPr>
+            <w:r>
+              <w:rPr>
+                <w:rFonts w:ascii="HY신명조" w:eastAsia="HY신명조" w:hAnsi="HY신명조" w:hint="eastAsia"/>
+                <w:sz w:val="15"/>
+                <w:szCs w:val="15"/>
+              </w:rPr>
+              <w:t xml:space="preserve">1.2 → 59.5 FPS (캡처·추론 분리)</w:t>
             </w:r>
           </w:p>
         </w:tc>
@@ -2580,195 +2077,43 @@
         </w:trPr>
         <w:tc>
           <w:tcPr>
-            <w:tcW w:w="1700" w:type="dxa"/>
-            <w:vAlign w:val="center"/>
-          </w:tcPr>
-          <w:p>
-            <w:pPr>
-              <w:pStyle w:val="a3"/>
-              <w:spacing w:before="10" w:after="10" w:line="240" w:lineRule="auto"/>
-              <w:jc w:val="center"/>
-            </w:pPr>
-            <w:r>
-              <w:rPr>
-                <w:rFonts w:ascii="HY신명조" w:eastAsia="HY신명조" w:hAnsi="HY신명조" w:hint="eastAsia"/>
-                <w:sz w:val="15"/>
-                <w:szCs w:val="15"/>
-              </w:rPr>
-              <w:t xml:space="preserve">캡처·추론 분리</w:t>
-            </w:r>
-          </w:p>
-        </w:tc>
-        <w:tc>
-          <w:tcPr>
-            <w:tcW w:w="1300" w:type="dxa"/>
-            <w:vAlign w:val="center"/>
-          </w:tcPr>
-          <w:p>
-            <w:pPr>
-              <w:pStyle w:val="a3"/>
-              <w:spacing w:before="10" w:after="10" w:line="240" w:lineRule="auto"/>
-              <w:jc w:val="center"/>
-            </w:pPr>
-            <w:r>
-              <w:rPr>
-                <w:rFonts w:ascii="HY신명조" w:eastAsia="HY신명조" w:hAnsi="HY신명조" w:hint="eastAsia"/>
-                <w:sz w:val="15"/>
-                <w:szCs w:val="15"/>
-              </w:rPr>
-              <w:t xml:space="preserve">59.5</w:t>
-            </w:r>
-          </w:p>
-        </w:tc>
-        <w:tc>
-          <w:tcPr>
-            <w:tcW w:w="1400" w:type="dxa"/>
-            <w:vAlign w:val="center"/>
-          </w:tcPr>
-          <w:p>
-            <w:pPr>
-              <w:pStyle w:val="a3"/>
-              <w:spacing w:before="10" w:after="10" w:line="240" w:lineRule="auto"/>
-              <w:jc w:val="center"/>
-            </w:pPr>
-            <w:r>
-              <w:rPr>
-                <w:rFonts w:ascii="HY신명조" w:eastAsia="HY신명조" w:hAnsi="HY신명조" w:hint="eastAsia"/>
-                <w:sz w:val="15"/>
-                <w:szCs w:val="15"/>
-              </w:rPr>
-              <w:t xml:space="preserve">5초</w:t>
-            </w:r>
-          </w:p>
-        </w:tc>
-      </w:tr>
-    </w:tbl>
-    <w:p>
-      <w:pPr>
-        <w:pStyle w:val="a3"/>
-        <w:wordWrap/>
-        <w:spacing w:before="0" w:after="0" w:line="200" w:lineRule="auto"/>
-        <w:jc w:val="left"/>
-      </w:pPr>
-      <w:r>
-        <w:rPr>
-          <w:rFonts w:ascii="HY신명조" w:eastAsia="HY신명조" w:hAnsi="HY신명조" w:hint="eastAsia"/>
-          <w:sz w:val="10"/>
-          <w:szCs w:val="10"/>
-        </w:rPr>
-        <w:t xml:space="preserve"/>
-      </w:r>
-    </w:p>
-    <w:p>
-      <w:pPr>
-        <w:pStyle w:val="a3"/>
-        <w:keepNext/>
-        <w:wordWrap/>
-        <w:spacing w:before="80" w:after="40" w:line="264" w:lineRule="auto"/>
-        <w:jc w:val="center"/>
-      </w:pPr>
-      <w:r>
-        <w:rPr>
-          <w:rFonts w:ascii="HY신명조" w:eastAsia="HY신명조" w:hAnsi="HY신명조" w:hint="eastAsia"/>
-          <w:sz w:val="17"/>
-          <w:szCs w:val="17"/>
-        </w:rPr>
-        <w:t xml:space="preserve">표 4. 거리별 인식 정확도 (%)</w:t>
-      </w:r>
-    </w:p>
-    <w:tbl>
-      <w:tblPr>
-        <w:tblW w:w="4400" w:type="dxa"/>
-        <w:jc w:val="center"/>
-        <w:tblBorders>
-          <w:top w:val="single" w:sz="4" w:space="0" w:color="000000"/>
-          <w:left w:val="single" w:sz="4" w:space="0" w:color="000000"/>
-          <w:bottom w:val="single" w:sz="4" w:space="0" w:color="000000"/>
-          <w:right w:val="single" w:sz="4" w:space="0" w:color="000000"/>
-          <w:insideH w:val="single" w:sz="4" w:space="0" w:color="000000"/>
-          <w:insideV w:val="single" w:sz="4" w:space="0" w:color="000000"/>
-        </w:tblBorders>
-        <w:tblLayout w:type="fixed"/>
-        <w:tblCellMar>
-          <w:left w:w="30" w:type="dxa"/>
-          <w:right w:w="30" w:type="dxa"/>
-        </w:tblCellMar>
-      </w:tblPr>
-      <w:tblGrid>
-        <w:gridCol w:w="1900"/>
-        <w:gridCol w:w="1250"/>
-        <w:gridCol w:w="1250"/>
-      </w:tblGrid>
-      <w:tr>
-        <w:trPr>
-          <w:cantSplit/>
-        </w:trPr>
-        <w:tc>
-          <w:tcPr>
-            <w:tcW w:w="1900" w:type="dxa"/>
-            <w:shd w:val="clear" w:color="auto" w:fill="E7E6E6"/>
-            <w:vAlign w:val="center"/>
-          </w:tcPr>
-          <w:p>
-            <w:pPr>
-              <w:pStyle w:val="a3"/>
-              <w:spacing w:before="10" w:after="10" w:line="240" w:lineRule="auto"/>
-              <w:jc w:val="center"/>
-            </w:pPr>
-            <w:r>
-              <w:rPr>
-                <w:rFonts w:ascii="HY신명조" w:eastAsia="HY신명조" w:hAnsi="HY신명조" w:hint="eastAsia"/>
-                <w:b/>
-                <w:sz w:val="15"/>
-                <w:szCs w:val="15"/>
-              </w:rPr>
-              <w:t xml:space="preserve">촬영 거리</w:t>
-            </w:r>
-          </w:p>
-        </w:tc>
-        <w:tc>
-          <w:tcPr>
-            <w:tcW w:w="1250" w:type="dxa"/>
-            <w:shd w:val="clear" w:color="auto" w:fill="E7E6E6"/>
-            <w:vAlign w:val="center"/>
-          </w:tcPr>
-          <w:p>
-            <w:pPr>
-              <w:pStyle w:val="a3"/>
-              <w:spacing w:before="10" w:after="10" w:line="240" w:lineRule="auto"/>
-              <w:jc w:val="center"/>
-            </w:pPr>
-            <w:r>
-              <w:rPr>
-                <w:rFonts w:ascii="HY신명조" w:eastAsia="HY신명조" w:hAnsi="HY신명조" w:hint="eastAsia"/>
-                <w:b/>
-                <w:sz w:val="15"/>
-                <w:szCs w:val="15"/>
-              </w:rPr>
-              <w:t xml:space="preserve">1단계만</w:t>
-            </w:r>
-          </w:p>
-        </w:tc>
-        <w:tc>
-          <w:tcPr>
-            <w:tcW w:w="1250" w:type="dxa"/>
-            <w:shd w:val="clear" w:color="auto" w:fill="E7E6E6"/>
-            <w:vAlign w:val="center"/>
-          </w:tcPr>
-          <w:p>
-            <w:pPr>
-              <w:pStyle w:val="a3"/>
-              <w:spacing w:before="10" w:after="10" w:line="240" w:lineRule="auto"/>
-              <w:jc w:val="center"/>
-            </w:pPr>
-            <w:r>
-              <w:rPr>
-                <w:rFonts w:ascii="HY신명조" w:eastAsia="HY신명조" w:hAnsi="HY신명조" w:hint="eastAsia"/>
-                <w:b/>
-                <w:sz w:val="15"/>
-                <w:szCs w:val="15"/>
-              </w:rPr>
-              <w:t xml:space="preserve">2단계 줌</w:t>
+            <w:tcW w:w="2150" w:type="dxa"/>
+            <w:vAlign w:val="center"/>
+          </w:tcPr>
+          <w:p>
+            <w:pPr>
+              <w:pStyle w:val="a3"/>
+              <w:spacing w:before="10" w:after="10" w:line="240" w:lineRule="auto"/>
+              <w:jc w:val="center"/>
+            </w:pPr>
+            <w:r>
+              <w:rPr>
+                <w:rFonts w:ascii="HY신명조" w:eastAsia="HY신명조" w:hAnsi="HY신명조" w:hint="eastAsia"/>
+                <w:sz w:val="15"/>
+                <w:szCs w:val="15"/>
+              </w:rPr>
+              <w:t xml:space="preserve">중거리 / 원거리 정확도</w:t>
+            </w:r>
+          </w:p>
+        </w:tc>
+        <w:tc>
+          <w:tcPr>
+            <w:tcW w:w="2350" w:type="dxa"/>
+            <w:vAlign w:val="center"/>
+          </w:tcPr>
+          <w:p>
+            <w:pPr>
+              <w:pStyle w:val="a3"/>
+              <w:spacing w:before="10" w:after="10" w:line="240" w:lineRule="auto"/>
+              <w:jc w:val="center"/>
+            </w:pPr>
+            <w:r>
+              <w:rPr>
+                <w:rFonts w:ascii="HY신명조" w:eastAsia="HY신명조" w:hAnsi="HY신명조" w:hint="eastAsia"/>
+                <w:sz w:val="15"/>
+                <w:szCs w:val="15"/>
+              </w:rPr>
+              <w:t xml:space="preserve">45 → 90% / 15 → 80% (2단계 줌)</w:t>
             </w:r>
           </w:p>
         </w:tc>
@@ -2779,64 +2124,43 @@
         </w:trPr>
         <w:tc>
           <w:tcPr>
-            <w:tcW w:w="1900" w:type="dxa"/>
-            <w:vAlign w:val="center"/>
-          </w:tcPr>
-          <w:p>
-            <w:pPr>
-              <w:pStyle w:val="a3"/>
-              <w:spacing w:before="10" w:after="10" w:line="240" w:lineRule="auto"/>
-              <w:jc w:val="center"/>
-            </w:pPr>
-            <w:r>
-              <w:rPr>
-                <w:rFonts w:ascii="HY신명조" w:eastAsia="HY신명조" w:hAnsi="HY신명조" w:hint="eastAsia"/>
-                <w:sz w:val="15"/>
-                <w:szCs w:val="15"/>
-              </w:rPr>
-              <w:t xml:space="preserve">근거리 (20cm 이내)</w:t>
-            </w:r>
-          </w:p>
-        </w:tc>
-        <w:tc>
-          <w:tcPr>
-            <w:tcW w:w="1250" w:type="dxa"/>
-            <w:vAlign w:val="center"/>
-          </w:tcPr>
-          <w:p>
-            <w:pPr>
-              <w:pStyle w:val="a3"/>
-              <w:spacing w:before="10" w:after="10" w:line="240" w:lineRule="auto"/>
-              <w:jc w:val="center"/>
-            </w:pPr>
-            <w:r>
-              <w:rPr>
-                <w:rFonts w:ascii="HY신명조" w:eastAsia="HY신명조" w:hAnsi="HY신명조" w:hint="eastAsia"/>
-                <w:sz w:val="15"/>
-                <w:szCs w:val="15"/>
-              </w:rPr>
-              <w:t xml:space="preserve">95</w:t>
-            </w:r>
-          </w:p>
-        </w:tc>
-        <w:tc>
-          <w:tcPr>
-            <w:tcW w:w="1250" w:type="dxa"/>
-            <w:vAlign w:val="center"/>
-          </w:tcPr>
-          <w:p>
-            <w:pPr>
-              <w:pStyle w:val="a3"/>
-              <w:spacing w:before="10" w:after="10" w:line="240" w:lineRule="auto"/>
-              <w:jc w:val="center"/>
-            </w:pPr>
-            <w:r>
-              <w:rPr>
-                <w:rFonts w:ascii="HY신명조" w:eastAsia="HY신명조" w:hAnsi="HY신명조" w:hint="eastAsia"/>
-                <w:sz w:val="15"/>
-                <w:szCs w:val="15"/>
-              </w:rPr>
-              <w:t xml:space="preserve">95</w:t>
+            <w:tcW w:w="2150" w:type="dxa"/>
+            <w:vAlign w:val="center"/>
+          </w:tcPr>
+          <w:p>
+            <w:pPr>
+              <w:pStyle w:val="a3"/>
+              <w:spacing w:before="10" w:after="10" w:line="240" w:lineRule="auto"/>
+              <w:jc w:val="center"/>
+            </w:pPr>
+            <w:r>
+              <w:rPr>
+                <w:rFonts w:ascii="HY신명조" w:eastAsia="HY신명조" w:hAnsi="HY신명조" w:hint="eastAsia"/>
+                <w:sz w:val="15"/>
+                <w:szCs w:val="15"/>
+              </w:rPr>
+              <w:t xml:space="preserve">3자리 조합 정확도</w:t>
+            </w:r>
+          </w:p>
+        </w:tc>
+        <w:tc>
+          <w:tcPr>
+            <w:tcW w:w="2350" w:type="dxa"/>
+            <w:vAlign w:val="center"/>
+          </w:tcPr>
+          <w:p>
+            <w:pPr>
+              <w:pStyle w:val="a3"/>
+              <w:spacing w:before="10" w:after="10" w:line="240" w:lineRule="auto"/>
+              <w:jc w:val="center"/>
+            </w:pPr>
+            <w:r>
+              <w:rPr>
+                <w:rFonts w:ascii="HY신명조" w:eastAsia="HY신명조" w:hAnsi="HY신명조" w:hint="eastAsia"/>
+                <w:sz w:val="15"/>
+                <w:szCs w:val="15"/>
+              </w:rPr>
+              <w:t xml:space="preserve">87.5% (70/80)</w:t>
             </w:r>
           </w:p>
         </w:tc>
@@ -2847,64 +2171,43 @@
         </w:trPr>
         <w:tc>
           <w:tcPr>
-            <w:tcW w:w="1900" w:type="dxa"/>
-            <w:vAlign w:val="center"/>
-          </w:tcPr>
-          <w:p>
-            <w:pPr>
-              <w:pStyle w:val="a3"/>
-              <w:spacing w:before="10" w:after="10" w:line="240" w:lineRule="auto"/>
-              <w:jc w:val="center"/>
-            </w:pPr>
-            <w:r>
-              <w:rPr>
-                <w:rFonts w:ascii="HY신명조" w:eastAsia="HY신명조" w:hAnsi="HY신명조" w:hint="eastAsia"/>
-                <w:sz w:val="15"/>
-                <w:szCs w:val="15"/>
-              </w:rPr>
-              <w:t xml:space="preserve">중거리 (30~50cm)</w:t>
-            </w:r>
-          </w:p>
-        </w:tc>
-        <w:tc>
-          <w:tcPr>
-            <w:tcW w:w="1250" w:type="dxa"/>
-            <w:vAlign w:val="center"/>
-          </w:tcPr>
-          <w:p>
-            <w:pPr>
-              <w:pStyle w:val="a3"/>
-              <w:spacing w:before="10" w:after="10" w:line="240" w:lineRule="auto"/>
-              <w:jc w:val="center"/>
-            </w:pPr>
-            <w:r>
-              <w:rPr>
-                <w:rFonts w:ascii="HY신명조" w:eastAsia="HY신명조" w:hAnsi="HY신명조" w:hint="eastAsia"/>
-                <w:sz w:val="15"/>
-                <w:szCs w:val="15"/>
-              </w:rPr>
-              <w:t xml:space="preserve">45</w:t>
-            </w:r>
-          </w:p>
-        </w:tc>
-        <w:tc>
-          <w:tcPr>
-            <w:tcW w:w="1250" w:type="dxa"/>
-            <w:vAlign w:val="center"/>
-          </w:tcPr>
-          <w:p>
-            <w:pPr>
-              <w:pStyle w:val="a3"/>
-              <w:spacing w:before="10" w:after="10" w:line="240" w:lineRule="auto"/>
-              <w:jc w:val="center"/>
-            </w:pPr>
-            <w:r>
-              <w:rPr>
-                <w:rFonts w:ascii="HY신명조" w:eastAsia="HY신명조" w:hAnsi="HY신명조" w:hint="eastAsia"/>
-                <w:sz w:val="15"/>
-                <w:szCs w:val="15"/>
-              </w:rPr>
-              <w:t xml:space="preserve">90</w:t>
+            <w:tcW w:w="2150" w:type="dxa"/>
+            <w:vAlign w:val="center"/>
+          </w:tcPr>
+          <w:p>
+            <w:pPr>
+              <w:pStyle w:val="a3"/>
+              <w:spacing w:before="10" w:after="10" w:line="240" w:lineRule="auto"/>
+              <w:jc w:val="center"/>
+            </w:pPr>
+            <w:r>
+              <w:rPr>
+                <w:rFonts w:ascii="HY신명조" w:eastAsia="HY신명조" w:hAnsi="HY신명조" w:hint="eastAsia"/>
+                <w:sz w:val="15"/>
+                <w:szCs w:val="15"/>
+              </w:rPr>
+              <w:t xml:space="preserve">기준값(118g) 분류 정분류율</w:t>
+            </w:r>
+          </w:p>
+        </w:tc>
+        <w:tc>
+          <w:tcPr>
+            <w:tcW w:w="2350" w:type="dxa"/>
+            <w:vAlign w:val="center"/>
+          </w:tcPr>
+          <w:p>
+            <w:pPr>
+              <w:pStyle w:val="a3"/>
+              <w:spacing w:before="10" w:after="10" w:line="240" w:lineRule="auto"/>
+              <w:jc w:val="center"/>
+            </w:pPr>
+            <w:r>
+              <w:rPr>
+                <w:rFonts w:ascii="HY신명조" w:eastAsia="HY신명조" w:hAnsi="HY신명조" w:hint="eastAsia"/>
+                <w:sz w:val="15"/>
+                <w:szCs w:val="15"/>
+              </w:rPr>
+              <w:t xml:space="preserve">91.7% (55/60)</w:t>
             </w:r>
           </w:p>
         </w:tc>
@@ -2915,64 +2218,43 @@
         </w:trPr>
         <w:tc>
           <w:tcPr>
-            <w:tcW w:w="1900" w:type="dxa"/>
-            <w:vAlign w:val="center"/>
-          </w:tcPr>
-          <w:p>
-            <w:pPr>
-              <w:pStyle w:val="a3"/>
-              <w:spacing w:before="10" w:after="10" w:line="240" w:lineRule="auto"/>
-              <w:jc w:val="center"/>
-            </w:pPr>
-            <w:r>
-              <w:rPr>
-                <w:rFonts w:ascii="HY신명조" w:eastAsia="HY신명조" w:hAnsi="HY신명조" w:hint="eastAsia"/>
-                <w:sz w:val="15"/>
-                <w:szCs w:val="15"/>
-              </w:rPr>
-              <w:t xml:space="preserve">원거리 (50cm 이상)</w:t>
-            </w:r>
-          </w:p>
-        </w:tc>
-        <w:tc>
-          <w:tcPr>
-            <w:tcW w:w="1250" w:type="dxa"/>
-            <w:vAlign w:val="center"/>
-          </w:tcPr>
-          <w:p>
-            <w:pPr>
-              <w:pStyle w:val="a3"/>
-              <w:spacing w:before="10" w:after="10" w:line="240" w:lineRule="auto"/>
-              <w:jc w:val="center"/>
-            </w:pPr>
-            <w:r>
-              <w:rPr>
-                <w:rFonts w:ascii="HY신명조" w:eastAsia="HY신명조" w:hAnsi="HY신명조" w:hint="eastAsia"/>
-                <w:sz w:val="15"/>
-                <w:szCs w:val="15"/>
-              </w:rPr>
-              <w:t xml:space="preserve">15</w:t>
-            </w:r>
-          </w:p>
-        </w:tc>
-        <w:tc>
-          <w:tcPr>
-            <w:tcW w:w="1250" w:type="dxa"/>
-            <w:vAlign w:val="center"/>
-          </w:tcPr>
-          <w:p>
-            <w:pPr>
-              <w:pStyle w:val="a3"/>
-              <w:spacing w:before="10" w:after="10" w:line="240" w:lineRule="auto"/>
-              <w:jc w:val="center"/>
-            </w:pPr>
-            <w:r>
-              <w:rPr>
-                <w:rFonts w:ascii="HY신명조" w:eastAsia="HY신명조" w:hAnsi="HY신명조" w:hint="eastAsia"/>
-                <w:sz w:val="15"/>
-                <w:szCs w:val="15"/>
-              </w:rPr>
-              <w:t xml:space="preserve">80</w:t>
+            <w:tcW w:w="2150" w:type="dxa"/>
+            <w:vAlign w:val="center"/>
+          </w:tcPr>
+          <w:p>
+            <w:pPr>
+              <w:pStyle w:val="a3"/>
+              <w:spacing w:before="10" w:after="10" w:line="240" w:lineRule="auto"/>
+              <w:jc w:val="center"/>
+            </w:pPr>
+            <w:r>
+              <w:rPr>
+                <w:rFonts w:ascii="HY신명조" w:eastAsia="HY신명조" w:hAnsi="HY신명조" w:hint="eastAsia"/>
+                <w:sz w:val="15"/>
+                <w:szCs w:val="15"/>
+              </w:rPr>
+              <w:t xml:space="preserve">인식부터 명령 전송까지 응답</w:t>
+            </w:r>
+          </w:p>
+        </w:tc>
+        <w:tc>
+          <w:tcPr>
+            <w:tcW w:w="2350" w:type="dxa"/>
+            <w:vAlign w:val="center"/>
+          </w:tcPr>
+          <w:p>
+            <w:pPr>
+              <w:pStyle w:val="a3"/>
+              <w:spacing w:before="10" w:after="10" w:line="240" w:lineRule="auto"/>
+              <w:jc w:val="center"/>
+            </w:pPr>
+            <w:r>
+              <w:rPr>
+                <w:rFonts w:ascii="HY신명조" w:eastAsia="HY신명조" w:hAnsi="HY신명조" w:hint="eastAsia"/>
+                <w:sz w:val="15"/>
+                <w:szCs w:val="15"/>
+              </w:rPr>
+              <w:t xml:space="preserve">약 810ms</w:t>
             </w:r>
           </w:p>
         </w:tc>
@@ -2999,6 +2281,23 @@
         <w:pStyle w:val="a3"/>
         <w:keepNext/>
         <w:wordWrap/>
+        <w:spacing w:before="60" w:after="0" w:line="288" w:lineRule="auto"/>
+        <w:jc w:val="left"/>
+      </w:pPr>
+      <w:r>
+        <w:rPr>
+          <w:rFonts w:ascii="HY신명조" w:eastAsia="HY신명조" w:hAnsi="HY신명조" w:hint="eastAsia"/>
+          <w:sz w:val="20"/>
+          <w:szCs w:val="20"/>
+        </w:rPr>
+        <w:t xml:space="preserve">4.2 ACT 순차 적재 (시뮬레이션)</w:t>
+      </w:r>
+    </w:p>
+    <w:p>
+      <w:pPr>
+        <w:pStyle w:val="a3"/>
+        <w:keepNext/>
+        <w:wordWrap/>
         <w:spacing w:before="80" w:after="40" w:line="264" w:lineRule="auto"/>
         <w:jc w:val="center"/>
       </w:pPr>
@@ -3008,357 +2307,7 @@
           <w:sz w:val="17"/>
           <w:szCs w:val="17"/>
         </w:rPr>
-        <w:t xml:space="preserve">표 5. 숫자 조합 결과</w:t>
-      </w:r>
-    </w:p>
-    <w:tbl>
-      <w:tblPr>
-        <w:tblW w:w="4400" w:type="dxa"/>
-        <w:jc w:val="center"/>
-        <w:tblBorders>
-          <w:top w:val="single" w:sz="4" w:space="0" w:color="000000"/>
-          <w:left w:val="single" w:sz="4" w:space="0" w:color="000000"/>
-          <w:bottom w:val="single" w:sz="4" w:space="0" w:color="000000"/>
-          <w:right w:val="single" w:sz="4" w:space="0" w:color="000000"/>
-          <w:insideH w:val="single" w:sz="4" w:space="0" w:color="000000"/>
-          <w:insideV w:val="single" w:sz="4" w:space="0" w:color="000000"/>
-        </w:tblBorders>
-        <w:tblLayout w:type="fixed"/>
-        <w:tblCellMar>
-          <w:left w:w="30" w:type="dxa"/>
-          <w:right w:w="30" w:type="dxa"/>
-        </w:tblCellMar>
-      </w:tblPr>
-      <w:tblGrid>
-        <w:gridCol w:w="1000"/>
-        <w:gridCol w:w="1250"/>
-        <w:gridCol w:w="900"/>
-        <w:gridCol w:w="1250"/>
-      </w:tblGrid>
-      <w:tr>
-        <w:trPr>
-          <w:cantSplit/>
-        </w:trPr>
-        <w:tc>
-          <w:tcPr>
-            <w:tcW w:w="1000" w:type="dxa"/>
-            <w:shd w:val="clear" w:color="auto" w:fill="E7E6E6"/>
-            <w:vAlign w:val="center"/>
-          </w:tcPr>
-          <w:p>
-            <w:pPr>
-              <w:pStyle w:val="a3"/>
-              <w:spacing w:before="10" w:after="10" w:line="240" w:lineRule="auto"/>
-              <w:jc w:val="center"/>
-            </w:pPr>
-            <w:r>
-              <w:rPr>
-                <w:rFonts w:ascii="HY신명조" w:eastAsia="HY신명조" w:hAnsi="HY신명조" w:hint="eastAsia"/>
-                <w:b/>
-                <w:sz w:val="15"/>
-                <w:szCs w:val="15"/>
-              </w:rPr>
-              <w:t xml:space="preserve">표시값</w:t>
-            </w:r>
-          </w:p>
-        </w:tc>
-        <w:tc>
-          <w:tcPr>
-            <w:tcW w:w="1250" w:type="dxa"/>
-            <w:shd w:val="clear" w:color="auto" w:fill="E7E6E6"/>
-            <w:vAlign w:val="center"/>
-          </w:tcPr>
-          <w:p>
-            <w:pPr>
-              <w:pStyle w:val="a3"/>
-              <w:spacing w:before="10" w:after="10" w:line="240" w:lineRule="auto"/>
-              <w:jc w:val="center"/>
-            </w:pPr>
-            <w:r>
-              <w:rPr>
-                <w:rFonts w:ascii="HY신명조" w:eastAsia="HY신명조" w:hAnsi="HY신명조" w:hint="eastAsia"/>
-                <w:b/>
-                <w:sz w:val="15"/>
-                <w:szCs w:val="15"/>
-              </w:rPr>
-              <w:t xml:space="preserve">후처리 없음</w:t>
-            </w:r>
-          </w:p>
-        </w:tc>
-        <w:tc>
-          <w:tcPr>
-            <w:tcW w:w="900" w:type="dxa"/>
-            <w:shd w:val="clear" w:color="auto" w:fill="E7E6E6"/>
-            <w:vAlign w:val="center"/>
-          </w:tcPr>
-          <w:p>
-            <w:pPr>
-              <w:pStyle w:val="a3"/>
-              <w:spacing w:before="10" w:after="10" w:line="240" w:lineRule="auto"/>
-              <w:jc w:val="center"/>
-            </w:pPr>
-            <w:r>
-              <w:rPr>
-                <w:rFonts w:ascii="HY신명조" w:eastAsia="HY신명조" w:hAnsi="HY신명조" w:hint="eastAsia"/>
-                <w:b/>
-                <w:sz w:val="15"/>
-                <w:szCs w:val="15"/>
-              </w:rPr>
-              <w:t xml:space="preserve">NMS만</w:t>
-            </w:r>
-          </w:p>
-        </w:tc>
-        <w:tc>
-          <w:tcPr>
-            <w:tcW w:w="1250" w:type="dxa"/>
-            <w:shd w:val="clear" w:color="auto" w:fill="E7E6E6"/>
-            <w:vAlign w:val="center"/>
-          </w:tcPr>
-          <w:p>
-            <w:pPr>
-              <w:pStyle w:val="a3"/>
-              <w:spacing w:before="10" w:after="10" w:line="240" w:lineRule="auto"/>
-              <w:jc w:val="center"/>
-            </w:pPr>
-            <w:r>
-              <w:rPr>
-                <w:rFonts w:ascii="HY신명조" w:eastAsia="HY신명조" w:hAnsi="HY신명조" w:hint="eastAsia"/>
-                <w:b/>
-                <w:sz w:val="15"/>
-                <w:szCs w:val="15"/>
-              </w:rPr>
-              <w:t xml:space="preserve">전체 파이프라인</w:t>
-            </w:r>
-          </w:p>
-        </w:tc>
-      </w:tr>
-      <w:tr>
-        <w:trPr>
-          <w:cantSplit/>
-        </w:trPr>
-        <w:tc>
-          <w:tcPr>
-            <w:tcW w:w="1000" w:type="dxa"/>
-            <w:vAlign w:val="center"/>
-          </w:tcPr>
-          <w:p>
-            <w:pPr>
-              <w:pStyle w:val="a3"/>
-              <w:spacing w:before="10" w:after="10" w:line="240" w:lineRule="auto"/>
-              <w:jc w:val="center"/>
-            </w:pPr>
-            <w:r>
-              <w:rPr>
-                <w:rFonts w:ascii="HY신명조" w:eastAsia="HY신명조" w:hAnsi="HY신명조" w:hint="eastAsia"/>
-                <w:sz w:val="15"/>
-                <w:szCs w:val="15"/>
-              </w:rPr>
-              <w:t xml:space="preserve">118g</w:t>
-            </w:r>
-          </w:p>
-        </w:tc>
-        <w:tc>
-          <w:tcPr>
-            <w:tcW w:w="1250" w:type="dxa"/>
-            <w:vAlign w:val="center"/>
-          </w:tcPr>
-          <w:p>
-            <w:pPr>
-              <w:pStyle w:val="a3"/>
-              <w:spacing w:before="10" w:after="10" w:line="240" w:lineRule="auto"/>
-              <w:jc w:val="center"/>
-            </w:pPr>
-            <w:r>
-              <w:rPr>
-                <w:rFonts w:ascii="HY신명조" w:eastAsia="HY신명조" w:hAnsi="HY신명조" w:hint="eastAsia"/>
-                <w:sz w:val="15"/>
-                <w:szCs w:val="15"/>
-              </w:rPr>
-              <w:t xml:space="preserve">111111888</w:t>
-            </w:r>
-          </w:p>
-        </w:tc>
-        <w:tc>
-          <w:tcPr>
-            <w:tcW w:w="900" w:type="dxa"/>
-            <w:vAlign w:val="center"/>
-          </w:tcPr>
-          <w:p>
-            <w:pPr>
-              <w:pStyle w:val="a3"/>
-              <w:spacing w:before="10" w:after="10" w:line="240" w:lineRule="auto"/>
-              <w:jc w:val="center"/>
-            </w:pPr>
-            <w:r>
-              <w:rPr>
-                <w:rFonts w:ascii="HY신명조" w:eastAsia="HY신명조" w:hAnsi="HY신명조" w:hint="eastAsia"/>
-                <w:sz w:val="15"/>
-                <w:szCs w:val="15"/>
-              </w:rPr>
-              <w:t xml:space="preserve">18</w:t>
-            </w:r>
-          </w:p>
-        </w:tc>
-        <w:tc>
-          <w:tcPr>
-            <w:tcW w:w="1250" w:type="dxa"/>
-            <w:vAlign w:val="center"/>
-          </w:tcPr>
-          <w:p>
-            <w:pPr>
-              <w:pStyle w:val="a3"/>
-              <w:spacing w:before="10" w:after="10" w:line="240" w:lineRule="auto"/>
-              <w:jc w:val="center"/>
-            </w:pPr>
-            <w:r>
-              <w:rPr>
-                <w:rFonts w:ascii="HY신명조" w:eastAsia="HY신명조" w:hAnsi="HY신명조" w:hint="eastAsia"/>
-                <w:sz w:val="15"/>
-                <w:szCs w:val="15"/>
-              </w:rPr>
-              <w:t xml:space="preserve">118</w:t>
-            </w:r>
-          </w:p>
-        </w:tc>
-      </w:tr>
-      <w:tr>
-        <w:trPr>
-          <w:cantSplit/>
-        </w:trPr>
-        <w:tc>
-          <w:tcPr>
-            <w:tcW w:w="1000" w:type="dxa"/>
-            <w:vAlign w:val="center"/>
-          </w:tcPr>
-          <w:p>
-            <w:pPr>
-              <w:pStyle w:val="a3"/>
-              <w:spacing w:before="10" w:after="10" w:line="240" w:lineRule="auto"/>
-              <w:jc w:val="center"/>
-            </w:pPr>
-            <w:r>
-              <w:rPr>
-                <w:rFonts w:ascii="HY신명조" w:eastAsia="HY신명조" w:hAnsi="HY신명조" w:hint="eastAsia"/>
-                <w:sz w:val="15"/>
-                <w:szCs w:val="15"/>
-              </w:rPr>
-              <w:t xml:space="preserve">291g</w:t>
-            </w:r>
-          </w:p>
-        </w:tc>
-        <w:tc>
-          <w:tcPr>
-            <w:tcW w:w="1250" w:type="dxa"/>
-            <w:vAlign w:val="center"/>
-          </w:tcPr>
-          <w:p>
-            <w:pPr>
-              <w:pStyle w:val="a3"/>
-              <w:spacing w:before="10" w:after="10" w:line="240" w:lineRule="auto"/>
-              <w:jc w:val="center"/>
-            </w:pPr>
-            <w:r>
-              <w:rPr>
-                <w:rFonts w:ascii="HY신명조" w:eastAsia="HY신명조" w:hAnsi="HY신명조" w:hint="eastAsia"/>
-                <w:sz w:val="15"/>
-                <w:szCs w:val="15"/>
-              </w:rPr>
-              <w:t xml:space="preserve">222999111</w:t>
-            </w:r>
-          </w:p>
-        </w:tc>
-        <w:tc>
-          <w:tcPr>
-            <w:tcW w:w="900" w:type="dxa"/>
-            <w:vAlign w:val="center"/>
-          </w:tcPr>
-          <w:p>
-            <w:pPr>
-              <w:pStyle w:val="a3"/>
-              <w:spacing w:before="10" w:after="10" w:line="240" w:lineRule="auto"/>
-              <w:jc w:val="center"/>
-            </w:pPr>
-            <w:r>
-              <w:rPr>
-                <w:rFonts w:ascii="HY신명조" w:eastAsia="HY신명조" w:hAnsi="HY신명조" w:hint="eastAsia"/>
-                <w:sz w:val="15"/>
-                <w:szCs w:val="15"/>
-              </w:rPr>
-              <w:t xml:space="preserve">291</w:t>
-            </w:r>
-          </w:p>
-        </w:tc>
-        <w:tc>
-          <w:tcPr>
-            <w:tcW w:w="1250" w:type="dxa"/>
-            <w:vAlign w:val="center"/>
-          </w:tcPr>
-          <w:p>
-            <w:pPr>
-              <w:pStyle w:val="a3"/>
-              <w:spacing w:before="10" w:after="10" w:line="240" w:lineRule="auto"/>
-              <w:jc w:val="center"/>
-            </w:pPr>
-            <w:r>
-              <w:rPr>
-                <w:rFonts w:ascii="HY신명조" w:eastAsia="HY신명조" w:hAnsi="HY신명조" w:hint="eastAsia"/>
-                <w:sz w:val="15"/>
-                <w:szCs w:val="15"/>
-              </w:rPr>
-              <w:t xml:space="preserve">291</w:t>
-            </w:r>
-          </w:p>
-        </w:tc>
-      </w:tr>
-    </w:tbl>
-    <w:p>
-      <w:pPr>
-        <w:pStyle w:val="a3"/>
-        <w:wordWrap/>
-        <w:spacing w:before="0" w:after="0" w:line="200" w:lineRule="auto"/>
-        <w:jc w:val="left"/>
-      </w:pPr>
-      <w:r>
-        <w:rPr>
-          <w:rFonts w:ascii="HY신명조" w:eastAsia="HY신명조" w:hAnsi="HY신명조" w:hint="eastAsia"/>
-          <w:sz w:val="10"/>
-          <w:szCs w:val="10"/>
-        </w:rPr>
-        <w:t xml:space="preserve"/>
-      </w:r>
-    </w:p>
-    <w:p>
-      <w:pPr>
-        <w:pStyle w:val="a3"/>
-        <w:keepNext/>
-        <w:wordWrap/>
-        <w:spacing w:before="60" w:after="0" w:line="288" w:lineRule="auto"/>
-        <w:jc w:val="left"/>
-      </w:pPr>
-      <w:r>
-        <w:rPr>
-          <w:rFonts w:ascii="HY신명조" w:eastAsia="HY신명조" w:hAnsi="HY신명조" w:hint="eastAsia"/>
-          <w:sz w:val="20"/>
-          <w:szCs w:val="20"/>
-        </w:rPr>
-        <w:t xml:space="preserve">4.2 ACT 순차 적재 (시뮬레이션)</w:t>
-      </w:r>
-    </w:p>
-    <w:p>
-      <w:pPr>
-        <w:pStyle w:val="a3"/>
-        <w:keepNext/>
-        <w:wordWrap/>
-        <w:spacing w:before="80" w:after="40" w:line="264" w:lineRule="auto"/>
-        <w:jc w:val="center"/>
-      </w:pPr>
-      <w:r>
-        <w:rPr>
-          <w:rFonts w:ascii="HY신명조" w:eastAsia="HY신명조" w:hAnsi="HY신명조" w:hint="eastAsia"/>
-          <w:sz w:val="17"/>
-          <w:szCs w:val="17"/>
-        </w:rPr>
-        <w:t xml:space="preserve">표 6. 적재 성공률 (%, 시뮬레이션, 각 50회)</w:t>
+        <w:t xml:space="preserve">표 3. 적재 성공률 (%, 시뮬레이션, 각 50회)</w:t>
       </w:r>
     </w:p>
     <w:tbl>
@@ -3878,7 +2827,7 @@
                 <w:sz w:val="15"/>
                 <w:szCs w:val="15"/>
               </w:rPr>
-              <w:t xml:space="preserve">[  ]</w:t>
+              <w:t xml:space="preserve">100</w:t>
             </w:r>
           </w:p>
         </w:tc>
@@ -3899,7 +2848,7 @@
                 <w:sz w:val="15"/>
                 <w:szCs w:val="15"/>
               </w:rPr>
-              <w:t xml:space="preserve">[  ]</w:t>
+              <w:t xml:space="preserve">100</w:t>
             </w:r>
           </w:p>
         </w:tc>
@@ -3920,7 +2869,7 @@
                 <w:sz w:val="15"/>
                 <w:szCs w:val="15"/>
               </w:rPr>
-              <w:t xml:space="preserve">[  ]</w:t>
+              <w:t xml:space="preserve">86</w:t>
             </w:r>
           </w:p>
         </w:tc>
@@ -3941,7 +2890,7 @@
                 <w:sz w:val="15"/>
                 <w:szCs w:val="15"/>
               </w:rPr>
-              <w:t xml:space="preserve">[  ]</w:t>
+              <w:t xml:space="preserve">82</w:t>
             </w:r>
           </w:p>
         </w:tc>
@@ -4588,7 +3537,7 @@
           <w:sz w:val="18"/>
           <w:szCs w:val="18"/>
         </w:rPr>
-        <w:t xml:space="preserve">표 6은 단계별 성공률(각 50회)과 세 단계를 이어 수행한 연속 성공률(50회)이다. 초기 시연(여유 1.5mm, 100회)의 단계별 성공률은 1층 76%, 옆 84%, 2층 50%였으나, 앞 단계의 배치 오차가 다음 단계로 넘어가 연속 성공률은 28%에 그쳤다. 실패의 대부분은 고정 집게가 통 벽 위에 걸려 끝까지 내려가지 못한 채 닫힌 경우였다. 파지 여유를 9mm로 둔 시연으로 같은 100회를 학습하면 단계별 90%, 88%, 72%, 연속 62%로 높아졌다. 남은 실패 25건 중 24건은 저울 위 통이 +7.5° 넘게 돌아간 시행에서 일어났다(그림 4). 이 구간의 실패율은 49%, 나머지는 1%로, 전문가가 잡는 벽을 바꾸는 구간과 일치한다. 이때 정책은 앞벽과 옆벽 시연의 중간인 모서리 쪽으로 가서 집게를 벽 위에 얹은 채 닫았다. 같은 설계로 시연을 200회로 늘리면 연속 성공률은 오히려 36%로 낮아졌고, 이 구간의 실패가 24건에서 32건으로 늘었다. 늘 같은 벽을 잡는 시연으로 바꾸자 같은 100회에서 단계별 [  ]%, [  ]%, [  ]%, 연속 [  ]%였다.</w:t>
+        <w:t xml:space="preserve">표 3은 단계별 성공률(각 50회)과 세 단계를 이어 수행한 연속 성공률(50회)이다. 초기 시연(여유 1.5mm, 100회)의 단계별 성공률은 1층 76%, 옆 84%, 2층 50%였으나, 앞 단계의 배치 오차가 다음 단계로 넘어가 연속 성공률은 28%에 그쳤다. 실패의 대부분은 고정 집게가 통 벽 위에 걸려 끝까지 내려가지 못한 채 닫힌 경우였다. 파지 여유를 9mm로 둔 시연으로 같은 100회를 학습하면 단계별 90%, 88%, 72%, 연속 62%로 높아졌다. 남은 실패 25건 중 24건은 저울 위 통이 +7.5° 넘게 돌아간 시행에서 일어났다(그림 4). 이 구간의 실패율은 49%, 나머지는 1%로, 전문가가 잡는 벽을 바꾸는 구간과 일치한다. 이때 정책은 앞벽과 옆벽 시연의 중간인 모서리 쪽으로 가서 집게를 벽 위에 얹은 채 닫았다. 같은 설계로 시연을 200회로 늘리면 연속 성공률은 오히려 36%로 낮아졌고, 이 구간의 실패가 24건에서 32건으로 늘었다. 늘 같은 벽을 잡는 시연으로 바꾸자 같은 100회에서 단계별 100%, 100%, 86%, 연속 82%였다.</w:t>
       </w:r>
     </w:p>
     <w:p>
@@ -4749,7 +3698,7 @@
           <w:sz w:val="18"/>
           <w:szCs w:val="18"/>
         </w:rPr>
-        <w:t xml:space="preserve">본 논문은 Jetson Orin Nano에서 YOLOv8 기반 7-segment 무게 인식과 MCP 트리거로 호출되는 단계별 ACT 정책을 결합하여, 무게 판정부터 1층·옆·2층 순차 적재까지 이어지는 스마트 팩토리 셀을 구현하였다. 인식부는 캡처 59.5 FPS, 중거리 정확도 90%, 정분류율 91.7%, 응답 810ms를 실측으로 확인하였다. 로봇 파손 이후 같은 조건을 재현한 시뮬레이션에서는 단계별 성공률이 높아도 연속 적재에서 오차가 누적됨을 보였고, 실패의 원인이 정책보다 시연 설계(파지 여유, 잡는 벽의 일관성)에 있음을 파지 위치와 장면 분석으로 밝혀 시연 100회의 연속 성공률을 28%에서 [  ]%로 높였다. 시뮬레이션 결과는 스크립트 시연과 단순화된 접촉 모델에 기반하므로 실제 원격조작 시연의 성능과 다를 수 있으며, 향후 로봇을 복구하여 같은 파지 설계로 실측 검증할 예정이다.</w:t>
+        <w:t xml:space="preserve">본 논문은 Jetson Orin Nano에서 YOLOv8 기반 7-segment 무게 인식과 MCP 트리거로 호출되는 단계별 ACT 정책을 결합하여, 무게 판정부터 1층·옆·2층 순차 적재까지 이어지는 스마트 팩토리 셀을 구현하였다. 인식부는 캡처 59.5 FPS, 중거리 정확도 90%, 정분류율 91.7%, 응답 810ms를 실측으로 확인하였다. 로봇 파손 이후 같은 조건을 재현한 시뮬레이션에서는 단계별 성공률이 높아도 연속 적재에서 오차가 누적됨을 보였고, 실패의 원인이 정책보다 시연 설계(파지 여유, 잡는 벽의 일관성)에 있음을 파지 위치와 장면 분석으로 밝혀 시연 100회의 연속 성공률을 28%에서 82%로 높였다. 시뮬레이션 결과는 스크립트 시연과 단순화된 접촉 모델에 기반하므로 실제 원격조작 시연의 성능과 다를 수 있으며, 향후 로봇을 복구하여 같은 파지 설계로 실측 검증할 예정이다.</w:t>
       </w:r>
     </w:p>
     <w:p>
@@ -5071,6 +4020,40 @@
           <w:szCs w:val="16"/>
         </w:rPr>
         <w:t xml:space="preserve">[16] F. Lin, Y. Hu, P. Sheng, C. Wen, J. You, and Y. Gao, “Data Scaling Laws in Imitation Learning for Robotic Manipulation,” in Proc. ICLR, 2025.</w:t>
+      </w:r>
+    </w:p>
+    <w:p>
+      <w:pPr>
+        <w:pStyle w:val="11"/>
+        <w:wordWrap/>
+        <w:spacing w:before="0" w:after="0" w:line="264" w:lineRule="auto"/>
+        <w:ind w:left="300" w:hanging="300"/>
+        <w:jc w:val="both"/>
+      </w:pPr>
+      <w:r>
+        <w:rPr>
+          <w:rFonts w:ascii="HY신명조" w:eastAsia="HY신명조" w:hAnsi="HY신명조" w:hint="eastAsia"/>
+          <w:sz w:val="16"/>
+          <w:szCs w:val="16"/>
+        </w:rPr>
+        <w:t xml:space="preserve">[17] J. Tobin, R. Fong, A. Ray, J. Schneider, W. Zaremba, and P. Abbeel, “Domain Randomization for Transferring Deep Neural Networks from Simulation to the Real World,” in Proc. IEEE/RSJ IROS, pp. 23-30, 2017.</w:t>
+      </w:r>
+    </w:p>
+    <w:p>
+      <w:pPr>
+        <w:pStyle w:val="11"/>
+        <w:wordWrap/>
+        <w:spacing w:before="0" w:after="0" w:line="264" w:lineRule="auto"/>
+        <w:ind w:left="300" w:hanging="300"/>
+        <w:jc w:val="both"/>
+      </w:pPr>
+      <w:r>
+        <w:rPr>
+          <w:rFonts w:ascii="HY신명조" w:eastAsia="HY신명조" w:hAnsi="HY신명조" w:hint="eastAsia"/>
+          <w:sz w:val="16"/>
+          <w:szCs w:val="16"/>
+        </w:rPr>
+        <w:t xml:space="preserve">[18] K. Zuiderveld, “Contrast Limited Adaptive Histogram Equalization,” in Graphics Gems IV, Academic Press, pp. 474-485, 1994.</w:t>
       </w:r>
     </w:p>
     <w:sectPr>

--- a/08_개인논문_ACT적재/논문/paper.docx
+++ b/08_개인논문_ACT적재/논문/paper.docx
@@ -392,7 +392,7 @@
           <w:sz w:val="18"/>
           <w:szCs w:val="18"/>
         </w:rPr>
-        <w:t xml:space="preserve">This paper presents an edge-AI smart-factory cell that sorts products by weight and stacks them with a low-cost robot arm. On a Jetson Orin Nano, a YOLOv8n model (validation mAP50 86.3%) reads the 7-segment display of a digital scale; separating capture and inference threads raised the capture rate from 1.2 to 59.5 FPS, two-stage digital-zoom inference raised mid-range accuracy from 45% to 90%, and the cell sorted 91.7% of items correctly with an 810 ms response. When a bin reaches 118 g, a Model Context Protocol (MCP) trigger runs stage-specific ACT (Action Chunking with Transformers) policies on an SO-101 arm that stack the bin on the first floor, beside the first bin and on top of it. Because the arm was damaged after the field tests, the cell was rebuilt in MuJoCo with the same robot model, cameras and 30 Hz control to evaluate the stacking quantitatively. Per-stage success hides error accumulation: with the initial 100 demonstrations per stage the placements succeeded in 76%, 84% and 50% of trials but only 28% of three-stage sequences. Locating where the policy closed the gripper revealed two causes in the demonstration design rather than in the policy: the fixed jaw approached too close to the bin wall, and the scripted demonstrator switched to another wall when the bin was rotated by more than about 8 degrees, which made the demonstrations bimodal. A 9 mm grasp clearance and a single grasp wall raised the sequence success with the same 100 demonstrations to 82%, and 1000 demonstrations reached [  ]% ([  ]% with DART noise injection).</w:t>
+        <w:t xml:space="preserve">This paper presents an edge-AI smart-factory cell that sorts products by weight and stacks them with a low-cost robot arm. On a Jetson Orin Nano, a YOLOv8n model (validation mAP50 86.3%) reads the 7-segment display of a digital scale; separating capture and inference threads raised the capture rate from 1.2 to 59.5 FPS, two-stage digital-zoom inference raised mid-range accuracy from 45% to 90%, and the cell sorted 91.7% of items correctly with an 810 ms response. When a bin reaches 118 g, a Model Context Protocol (MCP) trigger runs stage-specific ACT (Action Chunking with Transformers) policies on an SO-101 arm that stack the bin on the first floor, beside the first bin and on top of it. Because the arm was damaged after the field tests, the cell was rebuilt in MuJoCo with the same robot model, cameras and 30 Hz control to evaluate the stacking quantitatively. Per-stage success hides error accumulation: with the initial 100 demonstrations per stage the placements succeeded in 76%, 84% and 50% of trials but only 28% of three-stage sequences. Replaying the failures showed three causes in how the demonstrations were made rather than in the policy: the fixed jaw approached too close to the bin wall, the scripted demonstrator switched to another wall when the bin was rotated by more than about 8 degrees, and lifting straight up after release tipped the top bin off the 2 mm rims below. Fixing them raised the sequence success with the same 100 demonstrations to [  ]% and with 1000 demonstrations to [  ]%. Domain randomization with brightness normalization and CLAHE kept [  ]% average per-stage success under eleven environment changes, against [  ]% without them.</w:t>
       </w:r>
     </w:p>
     <w:p>
@@ -1025,7 +1025,7 @@
           <w:sz w:val="18"/>
           <w:szCs w:val="18"/>
         </w:rPr>
-        <w:t xml:space="preserve">원격조작 대신 역기구학 기반 스크립트 전문가로 시연을 만들었으며, ACT 원 논문도 시뮬레이션 과제에서 스크립트 시연을 사용하였고[4], 시연을 자동으로 만들어 데이터 양을 늘리는 방법도 연구되고 있다[15]. 전문가는 통의 앞벽(로봇 쪽 벽)을 고정 집게는 바깥, 움직이는 집게는 안쪽에 두고 집어 옮기며, 경유점 사이를 최소 저크 궤적으로 잇고 구간 속도(±10%)와 경유점 위치(최대 ±6mm)를 흔들어 사람 시연의 변동을 흉내 냈다. 특히 고정 집게를 벽 바깥 9mm에 두고 내려가도록 하여, 집게가 벽을 사이에 둘 수 있는 범위(바깥 0~17mm)의 가운데로 접근하게 하였다. 초기 설계(여유 1.5mm)는 안쪽으로 3mm만 어긋나도 집게가 벽 위에 걸렸으나, 이 설계는 ±9mm의 위치 오차에서도 파지에 성공하였다(표 1, 전문가 시험 각 4~6회). 또한 통이 얼마나 돌아가 있든 늘 같은 벽을 잡게 하였다. 로봇을 가장 많이 향한 벽을 고르면 통이 약 8° 넘게 돌았을 때 잡는 벽이 앞벽에서 옆벽으로 바뀌어, 카메라에는 거의 같은 장면인데 시연 동작이 두 갈래로 나뉘기 때문이다(4.2절). 시연은 270스텝(9초)이며 성공한 것만 남겼다(전문가 성공률 1층 100%, 옆 96%, 2층 99%).</w:t>
+        <w:t xml:space="preserve">원격조작 대신 역기구학 기반 스크립트 전문가로 시연을 만들었으며, ACT 원 논문도 시뮬레이션 과제에서 스크립트 시연을 사용하였고[4], 시연을 자동으로 만들어 데이터 양을 늘리는 방법도 연구되고 있다[15]. 전문가는 통의 앞벽(로봇 쪽 벽)을 고정 집게는 바깥, 움직이는 집게는 안쪽에 두고 집어 옮기며, 경유점 사이를 최소 저크 궤적으로 잇고 구간 속도(±10%)와 경유점 위치(최대 ±6mm)를 흔들어 사람 시연의 변동을 흉내 냈다. 특히 고정 집게를 벽 바깥 9mm에 두고 내려가도록 하여, 집게가 벽을 사이에 둘 수 있는 범위(바깥 0~17mm)의 가운데로 접근하게 하였다. 초기 설계(여유 1.5mm)는 안쪽으로 3mm만 어긋나도 집게가 벽 위에 걸렸으나, 이 설계는 ±9mm의 위치 오차에서도 파지에 성공하였다(표 1, 전문가 시험 각 4~6회). 또한 통이 얼마나 돌아가 있든 늘 같은 벽을 잡게 하였다. 로봇을 가장 많이 향한 벽을 고르면 통이 약 8° 넘게 돌았을 때 잡는 벽이 앞벽에서 옆벽으로 바뀌어, 카메라에는 거의 같은 장면인데 시연 동작이 두 갈래로 나뉘기 때문이다(4.2절). 2층에 놓을 때는 그리퍼를 벌린 뒤 벽 바깥으로 5mm 물러났다가 올라가게 하였다. 시연은 270스텝(9초)이며 성공한 것만 남겼다(전문가 성공률 1층 100%, 옆 96%, 2층 100%).</w:t>
       </w:r>
     </w:p>
     <w:p>
@@ -2312,7 +2312,7 @@
     </w:p>
     <w:tbl>
       <w:tblPr>
-        <w:tblW w:w="4350" w:type="dxa"/>
+        <w:tblW w:w="4500" w:type="dxa"/>
         <w:jc w:val="center"/>
         <w:tblBorders>
           <w:top w:val="single" w:sz="4" w:space="0" w:color="000000"/>
@@ -2329,11 +2329,11 @@
         </w:tblCellMar>
       </w:tblPr>
       <w:tblGrid>
-        <w:gridCol w:w="2050"/>
-        <w:gridCol w:w="560"/>
-        <w:gridCol w:w="560"/>
-        <w:gridCol w:w="560"/>
-        <w:gridCol w:w="620"/>
+        <w:gridCol w:w="1900"/>
+        <w:gridCol w:w="470"/>
+        <w:gridCol w:w="470"/>
+        <w:gridCol w:w="470"/>
+        <w:gridCol w:w="1190"/>
       </w:tblGrid>
       <w:tr>
         <w:trPr>
@@ -2341,7 +2341,7 @@
         </w:trPr>
         <w:tc>
           <w:tcPr>
-            <w:tcW w:w="2050" w:type="dxa"/>
+            <w:tcW w:w="1900" w:type="dxa"/>
             <w:shd w:val="clear" w:color="auto" w:fill="E7E6E6"/>
             <w:vAlign w:val="center"/>
           </w:tcPr>
@@ -2364,7 +2364,7 @@
         </w:tc>
         <w:tc>
           <w:tcPr>
-            <w:tcW w:w="560" w:type="dxa"/>
+            <w:tcW w:w="470" w:type="dxa"/>
             <w:shd w:val="clear" w:color="auto" w:fill="E7E6E6"/>
             <w:vAlign w:val="center"/>
           </w:tcPr>
@@ -2387,7 +2387,7 @@
         </w:tc>
         <w:tc>
           <w:tcPr>
-            <w:tcW w:w="560" w:type="dxa"/>
+            <w:tcW w:w="470" w:type="dxa"/>
             <w:shd w:val="clear" w:color="auto" w:fill="E7E6E6"/>
             <w:vAlign w:val="center"/>
           </w:tcPr>
@@ -2410,7 +2410,7 @@
         </w:tc>
         <w:tc>
           <w:tcPr>
-            <w:tcW w:w="560" w:type="dxa"/>
+            <w:tcW w:w="470" w:type="dxa"/>
             <w:shd w:val="clear" w:color="auto" w:fill="E7E6E6"/>
             <w:vAlign w:val="center"/>
           </w:tcPr>
@@ -2433,7 +2433,7 @@
         </w:tc>
         <w:tc>
           <w:tcPr>
-            <w:tcW w:w="620" w:type="dxa"/>
+            <w:tcW w:w="1190" w:type="dxa"/>
             <w:shd w:val="clear" w:color="auto" w:fill="E7E6E6"/>
             <w:vAlign w:val="center"/>
           </w:tcPr>
@@ -2450,7 +2450,7 @@
                 <w:sz w:val="15"/>
                 <w:szCs w:val="15"/>
               </w:rPr>
-              <w:t xml:space="preserve">연속</w:t>
+              <w:t xml:space="preserve">연속 (95% CI)</w:t>
             </w:r>
           </w:p>
         </w:tc>
@@ -2461,28 +2461,28 @@
         </w:trPr>
         <w:tc>
           <w:tcPr>
-            <w:tcW w:w="2050" w:type="dxa"/>
-            <w:vAlign w:val="center"/>
-          </w:tcPr>
-          <w:p>
-            <w:pPr>
-              <w:pStyle w:val="a3"/>
-              <w:spacing w:before="10" w:after="10" w:line="240" w:lineRule="auto"/>
-              <w:jc w:val="center"/>
-            </w:pPr>
-            <w:r>
-              <w:rPr>
-                <w:rFonts w:ascii="HY신명조" w:eastAsia="HY신명조" w:hAnsi="HY신명조" w:hint="eastAsia"/>
-                <w:sz w:val="15"/>
-                <w:szCs w:val="15"/>
-              </w:rPr>
-              <w:t xml:space="preserve">여유 1.5mm, 로봇 쪽 벽 / 100</w:t>
-            </w:r>
-          </w:p>
-        </w:tc>
-        <w:tc>
-          <w:tcPr>
-            <w:tcW w:w="560" w:type="dxa"/>
+            <w:tcW w:w="1900" w:type="dxa"/>
+            <w:vAlign w:val="center"/>
+          </w:tcPr>
+          <w:p>
+            <w:pPr>
+              <w:pStyle w:val="a3"/>
+              <w:spacing w:before="10" w:after="10" w:line="240" w:lineRule="auto"/>
+              <w:jc w:val="center"/>
+            </w:pPr>
+            <w:r>
+              <w:rPr>
+                <w:rFonts w:ascii="HY신명조" w:eastAsia="HY신명조" w:hAnsi="HY신명조" w:hint="eastAsia"/>
+                <w:sz w:val="15"/>
+                <w:szCs w:val="15"/>
+              </w:rPr>
+              <w:t xml:space="preserve">① 여유 1.5mm, 로봇 쪽 벽 / 100</w:t>
+            </w:r>
+          </w:p>
+        </w:tc>
+        <w:tc>
+          <w:tcPr>
+            <w:tcW w:w="470" w:type="dxa"/>
             <w:vAlign w:val="center"/>
           </w:tcPr>
           <w:p>
@@ -2503,7 +2503,7 @@
         </w:tc>
         <w:tc>
           <w:tcPr>
-            <w:tcW w:w="560" w:type="dxa"/>
+            <w:tcW w:w="470" w:type="dxa"/>
             <w:vAlign w:val="center"/>
           </w:tcPr>
           <w:p>
@@ -2524,7 +2524,7 @@
         </w:tc>
         <w:tc>
           <w:tcPr>
-            <w:tcW w:w="560" w:type="dxa"/>
+            <w:tcW w:w="470" w:type="dxa"/>
             <w:vAlign w:val="center"/>
           </w:tcPr>
           <w:p>
@@ -2545,22 +2545,22 @@
         </w:tc>
         <w:tc>
           <w:tcPr>
-            <w:tcW w:w="620" w:type="dxa"/>
-            <w:vAlign w:val="center"/>
-          </w:tcPr>
-          <w:p>
-            <w:pPr>
-              <w:pStyle w:val="a3"/>
-              <w:spacing w:before="10" w:after="10" w:line="240" w:lineRule="auto"/>
-              <w:jc w:val="center"/>
-            </w:pPr>
-            <w:r>
-              <w:rPr>
-                <w:rFonts w:ascii="HY신명조" w:eastAsia="HY신명조" w:hAnsi="HY신명조" w:hint="eastAsia"/>
-                <w:sz w:val="15"/>
-                <w:szCs w:val="15"/>
-              </w:rPr>
-              <w:t xml:space="preserve">28</w:t>
+            <w:tcW w:w="1190" w:type="dxa"/>
+            <w:vAlign w:val="center"/>
+          </w:tcPr>
+          <w:p>
+            <w:pPr>
+              <w:pStyle w:val="a3"/>
+              <w:spacing w:before="10" w:after="10" w:line="240" w:lineRule="auto"/>
+              <w:jc w:val="center"/>
+            </w:pPr>
+            <w:r>
+              <w:rPr>
+                <w:rFonts w:ascii="HY신명조" w:eastAsia="HY신명조" w:hAnsi="HY신명조" w:hint="eastAsia"/>
+                <w:sz w:val="15"/>
+                <w:szCs w:val="15"/>
+              </w:rPr>
+              <w:t xml:space="preserve">28 (17–42)</w:t>
             </w:r>
           </w:p>
         </w:tc>
@@ -2571,28 +2571,28 @@
         </w:trPr>
         <w:tc>
           <w:tcPr>
-            <w:tcW w:w="2050" w:type="dxa"/>
-            <w:vAlign w:val="center"/>
-          </w:tcPr>
-          <w:p>
-            <w:pPr>
-              <w:pStyle w:val="a3"/>
-              <w:spacing w:before="10" w:after="10" w:line="240" w:lineRule="auto"/>
-              <w:jc w:val="center"/>
-            </w:pPr>
-            <w:r>
-              <w:rPr>
-                <w:rFonts w:ascii="HY신명조" w:eastAsia="HY신명조" w:hAnsi="HY신명조" w:hint="eastAsia"/>
-                <w:sz w:val="15"/>
-                <w:szCs w:val="15"/>
-              </w:rPr>
-              <w:t xml:space="preserve">여유 9mm, 로봇 쪽 벽 / 100</w:t>
-            </w:r>
-          </w:p>
-        </w:tc>
-        <w:tc>
-          <w:tcPr>
-            <w:tcW w:w="560" w:type="dxa"/>
+            <w:tcW w:w="1900" w:type="dxa"/>
+            <w:vAlign w:val="center"/>
+          </w:tcPr>
+          <w:p>
+            <w:pPr>
+              <w:pStyle w:val="a3"/>
+              <w:spacing w:before="10" w:after="10" w:line="240" w:lineRule="auto"/>
+              <w:jc w:val="center"/>
+            </w:pPr>
+            <w:r>
+              <w:rPr>
+                <w:rFonts w:ascii="HY신명조" w:eastAsia="HY신명조" w:hAnsi="HY신명조" w:hint="eastAsia"/>
+                <w:sz w:val="15"/>
+                <w:szCs w:val="15"/>
+              </w:rPr>
+              <w:t xml:space="preserve">② 여유 9mm, 로봇 쪽 벽 / 100</w:t>
+            </w:r>
+          </w:p>
+        </w:tc>
+        <w:tc>
+          <w:tcPr>
+            <w:tcW w:w="470" w:type="dxa"/>
             <w:vAlign w:val="center"/>
           </w:tcPr>
           <w:p>
@@ -2613,7 +2613,7 @@
         </w:tc>
         <w:tc>
           <w:tcPr>
-            <w:tcW w:w="560" w:type="dxa"/>
+            <w:tcW w:w="470" w:type="dxa"/>
             <w:vAlign w:val="center"/>
           </w:tcPr>
           <w:p>
@@ -2634,7 +2634,7 @@
         </w:tc>
         <w:tc>
           <w:tcPr>
-            <w:tcW w:w="560" w:type="dxa"/>
+            <w:tcW w:w="470" w:type="dxa"/>
             <w:vAlign w:val="center"/>
           </w:tcPr>
           <w:p>
@@ -2655,22 +2655,22 @@
         </w:tc>
         <w:tc>
           <w:tcPr>
-            <w:tcW w:w="620" w:type="dxa"/>
-            <w:vAlign w:val="center"/>
-          </w:tcPr>
-          <w:p>
-            <w:pPr>
-              <w:pStyle w:val="a3"/>
-              <w:spacing w:before="10" w:after="10" w:line="240" w:lineRule="auto"/>
-              <w:jc w:val="center"/>
-            </w:pPr>
-            <w:r>
-              <w:rPr>
-                <w:rFonts w:ascii="HY신명조" w:eastAsia="HY신명조" w:hAnsi="HY신명조" w:hint="eastAsia"/>
-                <w:sz w:val="15"/>
-                <w:szCs w:val="15"/>
-              </w:rPr>
-              <w:t xml:space="preserve">62</w:t>
+            <w:tcW w:w="1190" w:type="dxa"/>
+            <w:vAlign w:val="center"/>
+          </w:tcPr>
+          <w:p>
+            <w:pPr>
+              <w:pStyle w:val="a3"/>
+              <w:spacing w:before="10" w:after="10" w:line="240" w:lineRule="auto"/>
+              <w:jc w:val="center"/>
+            </w:pPr>
+            <w:r>
+              <w:rPr>
+                <w:rFonts w:ascii="HY신명조" w:eastAsia="HY신명조" w:hAnsi="HY신명조" w:hint="eastAsia"/>
+                <w:sz w:val="15"/>
+                <w:szCs w:val="15"/>
+              </w:rPr>
+              <w:t xml:space="preserve">62 (48–74)</w:t>
             </w:r>
           </w:p>
         </w:tc>
@@ -2681,28 +2681,28 @@
         </w:trPr>
         <w:tc>
           <w:tcPr>
-            <w:tcW w:w="2050" w:type="dxa"/>
-            <w:vAlign w:val="center"/>
-          </w:tcPr>
-          <w:p>
-            <w:pPr>
-              <w:pStyle w:val="a3"/>
-              <w:spacing w:before="10" w:after="10" w:line="240" w:lineRule="auto"/>
-              <w:jc w:val="center"/>
-            </w:pPr>
-            <w:r>
-              <w:rPr>
-                <w:rFonts w:ascii="HY신명조" w:eastAsia="HY신명조" w:hAnsi="HY신명조" w:hint="eastAsia"/>
-                <w:sz w:val="15"/>
-                <w:szCs w:val="15"/>
-              </w:rPr>
-              <w:t xml:space="preserve">여유 9mm, 로봇 쪽 벽 / 200</w:t>
-            </w:r>
-          </w:p>
-        </w:tc>
-        <w:tc>
-          <w:tcPr>
-            <w:tcW w:w="560" w:type="dxa"/>
+            <w:tcW w:w="1900" w:type="dxa"/>
+            <w:vAlign w:val="center"/>
+          </w:tcPr>
+          <w:p>
+            <w:pPr>
+              <w:pStyle w:val="a3"/>
+              <w:spacing w:before="10" w:after="10" w:line="240" w:lineRule="auto"/>
+              <w:jc w:val="center"/>
+            </w:pPr>
+            <w:r>
+              <w:rPr>
+                <w:rFonts w:ascii="HY신명조" w:eastAsia="HY신명조" w:hAnsi="HY신명조" w:hint="eastAsia"/>
+                <w:sz w:val="15"/>
+                <w:szCs w:val="15"/>
+              </w:rPr>
+              <w:t xml:space="preserve">② / 200</w:t>
+            </w:r>
+          </w:p>
+        </w:tc>
+        <w:tc>
+          <w:tcPr>
+            <w:tcW w:w="470" w:type="dxa"/>
             <w:vAlign w:val="center"/>
           </w:tcPr>
           <w:p>
@@ -2723,7 +2723,7 @@
         </w:tc>
         <w:tc>
           <w:tcPr>
-            <w:tcW w:w="560" w:type="dxa"/>
+            <w:tcW w:w="470" w:type="dxa"/>
             <w:vAlign w:val="center"/>
           </w:tcPr>
           <w:p>
@@ -2744,7 +2744,7 @@
         </w:tc>
         <w:tc>
           <w:tcPr>
-            <w:tcW w:w="560" w:type="dxa"/>
+            <w:tcW w:w="470" w:type="dxa"/>
             <w:vAlign w:val="center"/>
           </w:tcPr>
           <w:p>
@@ -2765,22 +2765,22 @@
         </w:tc>
         <w:tc>
           <w:tcPr>
-            <w:tcW w:w="620" w:type="dxa"/>
-            <w:vAlign w:val="center"/>
-          </w:tcPr>
-          <w:p>
-            <w:pPr>
-              <w:pStyle w:val="a3"/>
-              <w:spacing w:before="10" w:after="10" w:line="240" w:lineRule="auto"/>
-              <w:jc w:val="center"/>
-            </w:pPr>
-            <w:r>
-              <w:rPr>
-                <w:rFonts w:ascii="HY신명조" w:eastAsia="HY신명조" w:hAnsi="HY신명조" w:hint="eastAsia"/>
-                <w:sz w:val="15"/>
-                <w:szCs w:val="15"/>
-              </w:rPr>
-              <w:t xml:space="preserve">36</w:t>
+            <w:tcW w:w="1190" w:type="dxa"/>
+            <w:vAlign w:val="center"/>
+          </w:tcPr>
+          <w:p>
+            <w:pPr>
+              <w:pStyle w:val="a3"/>
+              <w:spacing w:before="10" w:after="10" w:line="240" w:lineRule="auto"/>
+              <w:jc w:val="center"/>
+            </w:pPr>
+            <w:r>
+              <w:rPr>
+                <w:rFonts w:ascii="HY신명조" w:eastAsia="HY신명조" w:hAnsi="HY신명조" w:hint="eastAsia"/>
+                <w:sz w:val="15"/>
+                <w:szCs w:val="15"/>
+              </w:rPr>
+              <w:t xml:space="preserve">36 (24–50)</w:t>
             </w:r>
           </w:p>
         </w:tc>
@@ -2791,28 +2791,28 @@
         </w:trPr>
         <w:tc>
           <w:tcPr>
-            <w:tcW w:w="2050" w:type="dxa"/>
-            <w:vAlign w:val="center"/>
-          </w:tcPr>
-          <w:p>
-            <w:pPr>
-              <w:pStyle w:val="a3"/>
-              <w:spacing w:before="10" w:after="10" w:line="240" w:lineRule="auto"/>
-              <w:jc w:val="center"/>
-            </w:pPr>
-            <w:r>
-              <w:rPr>
-                <w:rFonts w:ascii="HY신명조" w:eastAsia="HY신명조" w:hAnsi="HY신명조" w:hint="eastAsia"/>
-                <w:sz w:val="15"/>
-                <w:szCs w:val="15"/>
-              </w:rPr>
-              <w:t xml:space="preserve">여유 9mm, 같은 벽 / 100</w:t>
-            </w:r>
-          </w:p>
-        </w:tc>
-        <w:tc>
-          <w:tcPr>
-            <w:tcW w:w="560" w:type="dxa"/>
+            <w:tcW w:w="1900" w:type="dxa"/>
+            <w:vAlign w:val="center"/>
+          </w:tcPr>
+          <w:p>
+            <w:pPr>
+              <w:pStyle w:val="a3"/>
+              <w:spacing w:before="10" w:after="10" w:line="240" w:lineRule="auto"/>
+              <w:jc w:val="center"/>
+            </w:pPr>
+            <w:r>
+              <w:rPr>
+                <w:rFonts w:ascii="HY신명조" w:eastAsia="HY신명조" w:hAnsi="HY신명조" w:hint="eastAsia"/>
+                <w:sz w:val="15"/>
+                <w:szCs w:val="15"/>
+              </w:rPr>
+              <w:t xml:space="preserve">③ ②+같은 벽 / 100</w:t>
+            </w:r>
+          </w:p>
+        </w:tc>
+        <w:tc>
+          <w:tcPr>
+            <w:tcW w:w="470" w:type="dxa"/>
             <w:vAlign w:val="center"/>
           </w:tcPr>
           <w:p>
@@ -2833,7 +2833,7 @@
         </w:tc>
         <w:tc>
           <w:tcPr>
-            <w:tcW w:w="560" w:type="dxa"/>
+            <w:tcW w:w="470" w:type="dxa"/>
             <w:vAlign w:val="center"/>
           </w:tcPr>
           <w:p>
@@ -2854,7 +2854,7 @@
         </w:tc>
         <w:tc>
           <w:tcPr>
-            <w:tcW w:w="560" w:type="dxa"/>
+            <w:tcW w:w="470" w:type="dxa"/>
             <w:vAlign w:val="center"/>
           </w:tcPr>
           <w:p>
@@ -2875,22 +2875,22 @@
         </w:tc>
         <w:tc>
           <w:tcPr>
-            <w:tcW w:w="620" w:type="dxa"/>
-            <w:vAlign w:val="center"/>
-          </w:tcPr>
-          <w:p>
-            <w:pPr>
-              <w:pStyle w:val="a3"/>
-              <w:spacing w:before="10" w:after="10" w:line="240" w:lineRule="auto"/>
-              <w:jc w:val="center"/>
-            </w:pPr>
-            <w:r>
-              <w:rPr>
-                <w:rFonts w:ascii="HY신명조" w:eastAsia="HY신명조" w:hAnsi="HY신명조" w:hint="eastAsia"/>
-                <w:sz w:val="15"/>
-                <w:szCs w:val="15"/>
-              </w:rPr>
-              <w:t xml:space="preserve">82</w:t>
+            <w:tcW w:w="1190" w:type="dxa"/>
+            <w:vAlign w:val="center"/>
+          </w:tcPr>
+          <w:p>
+            <w:pPr>
+              <w:pStyle w:val="a3"/>
+              <w:spacing w:before="10" w:after="10" w:line="240" w:lineRule="auto"/>
+              <w:jc w:val="center"/>
+            </w:pPr>
+            <w:r>
+              <w:rPr>
+                <w:rFonts w:ascii="HY신명조" w:eastAsia="HY신명조" w:hAnsi="HY신명조" w:hint="eastAsia"/>
+                <w:sz w:val="15"/>
+                <w:szCs w:val="15"/>
+              </w:rPr>
+              <w:t xml:space="preserve">82 (69–90)</w:t>
             </w:r>
           </w:p>
         </w:tc>
@@ -2901,28 +2901,28 @@
         </w:trPr>
         <w:tc>
           <w:tcPr>
-            <w:tcW w:w="2050" w:type="dxa"/>
-            <w:vAlign w:val="center"/>
-          </w:tcPr>
-          <w:p>
-            <w:pPr>
-              <w:pStyle w:val="a3"/>
-              <w:spacing w:before="10" w:after="10" w:line="240" w:lineRule="auto"/>
-              <w:jc w:val="center"/>
-            </w:pPr>
-            <w:r>
-              <w:rPr>
-                <w:rFonts w:ascii="HY신명조" w:eastAsia="HY신명조" w:hAnsi="HY신명조" w:hint="eastAsia"/>
-                <w:sz w:val="15"/>
-                <w:szCs w:val="15"/>
-              </w:rPr>
-              <w:t xml:space="preserve">같은 벽 / 200</w:t>
-            </w:r>
-          </w:p>
-        </w:tc>
-        <w:tc>
-          <w:tcPr>
-            <w:tcW w:w="560" w:type="dxa"/>
+            <w:tcW w:w="1900" w:type="dxa"/>
+            <w:vAlign w:val="center"/>
+          </w:tcPr>
+          <w:p>
+            <w:pPr>
+              <w:pStyle w:val="a3"/>
+              <w:spacing w:before="10" w:after="10" w:line="240" w:lineRule="auto"/>
+              <w:jc w:val="center"/>
+            </w:pPr>
+            <w:r>
+              <w:rPr>
+                <w:rFonts w:ascii="HY신명조" w:eastAsia="HY신명조" w:hAnsi="HY신명조" w:hint="eastAsia"/>
+                <w:sz w:val="15"/>
+                <w:szCs w:val="15"/>
+              </w:rPr>
+              <w:t xml:space="preserve">④ ③+놓은 뒤 물러나기 / 100</w:t>
+            </w:r>
+          </w:p>
+        </w:tc>
+        <w:tc>
+          <w:tcPr>
+            <w:tcW w:w="470" w:type="dxa"/>
             <w:vAlign w:val="center"/>
           </w:tcPr>
           <w:p>
@@ -2943,7 +2943,7 @@
         </w:tc>
         <w:tc>
           <w:tcPr>
-            <w:tcW w:w="560" w:type="dxa"/>
+            <w:tcW w:w="470" w:type="dxa"/>
             <w:vAlign w:val="center"/>
           </w:tcPr>
           <w:p>
@@ -2964,7 +2964,7 @@
         </w:tc>
         <w:tc>
           <w:tcPr>
-            <w:tcW w:w="560" w:type="dxa"/>
+            <w:tcW w:w="470" w:type="dxa"/>
             <w:vAlign w:val="center"/>
           </w:tcPr>
           <w:p>
@@ -2985,7 +2985,7 @@
         </w:tc>
         <w:tc>
           <w:tcPr>
-            <w:tcW w:w="620" w:type="dxa"/>
+            <w:tcW w:w="1190" w:type="dxa"/>
             <w:vAlign w:val="center"/>
           </w:tcPr>
           <w:p>
@@ -3011,28 +3011,28 @@
         </w:trPr>
         <w:tc>
           <w:tcPr>
-            <w:tcW w:w="2050" w:type="dxa"/>
-            <w:vAlign w:val="center"/>
-          </w:tcPr>
-          <w:p>
-            <w:pPr>
-              <w:pStyle w:val="a3"/>
-              <w:spacing w:before="10" w:after="10" w:line="240" w:lineRule="auto"/>
-              <w:jc w:val="center"/>
-            </w:pPr>
-            <w:r>
-              <w:rPr>
-                <w:rFonts w:ascii="HY신명조" w:eastAsia="HY신명조" w:hAnsi="HY신명조" w:hint="eastAsia"/>
-                <w:sz w:val="15"/>
-                <w:szCs w:val="15"/>
-              </w:rPr>
-              <w:t xml:space="preserve">같은 벽 / 500</w:t>
-            </w:r>
-          </w:p>
-        </w:tc>
-        <w:tc>
-          <w:tcPr>
-            <w:tcW w:w="560" w:type="dxa"/>
+            <w:tcW w:w="1900" w:type="dxa"/>
+            <w:vAlign w:val="center"/>
+          </w:tcPr>
+          <w:p>
+            <w:pPr>
+              <w:pStyle w:val="a3"/>
+              <w:spacing w:before="10" w:after="10" w:line="240" w:lineRule="auto"/>
+              <w:jc w:val="center"/>
+            </w:pPr>
+            <w:r>
+              <w:rPr>
+                <w:rFonts w:ascii="HY신명조" w:eastAsia="HY신명조" w:hAnsi="HY신명조" w:hint="eastAsia"/>
+                <w:sz w:val="15"/>
+                <w:szCs w:val="15"/>
+              </w:rPr>
+              <w:t xml:space="preserve">④ / 200</w:t>
+            </w:r>
+          </w:p>
+        </w:tc>
+        <w:tc>
+          <w:tcPr>
+            <w:tcW w:w="470" w:type="dxa"/>
             <w:vAlign w:val="center"/>
           </w:tcPr>
           <w:p>
@@ -3053,7 +3053,7 @@
         </w:tc>
         <w:tc>
           <w:tcPr>
-            <w:tcW w:w="560" w:type="dxa"/>
+            <w:tcW w:w="470" w:type="dxa"/>
             <w:vAlign w:val="center"/>
           </w:tcPr>
           <w:p>
@@ -3074,7 +3074,7 @@
         </w:tc>
         <w:tc>
           <w:tcPr>
-            <w:tcW w:w="560" w:type="dxa"/>
+            <w:tcW w:w="470" w:type="dxa"/>
             <w:vAlign w:val="center"/>
           </w:tcPr>
           <w:p>
@@ -3095,7 +3095,7 @@
         </w:tc>
         <w:tc>
           <w:tcPr>
-            <w:tcW w:w="620" w:type="dxa"/>
+            <w:tcW w:w="1190" w:type="dxa"/>
             <w:vAlign w:val="center"/>
           </w:tcPr>
           <w:p>
@@ -3121,28 +3121,28 @@
         </w:trPr>
         <w:tc>
           <w:tcPr>
-            <w:tcW w:w="2050" w:type="dxa"/>
-            <w:vAlign w:val="center"/>
-          </w:tcPr>
-          <w:p>
-            <w:pPr>
-              <w:pStyle w:val="a3"/>
-              <w:spacing w:before="10" w:after="10" w:line="240" w:lineRule="auto"/>
-              <w:jc w:val="center"/>
-            </w:pPr>
-            <w:r>
-              <w:rPr>
-                <w:rFonts w:ascii="HY신명조" w:eastAsia="HY신명조" w:hAnsi="HY신명조" w:hint="eastAsia"/>
-                <w:sz w:val="15"/>
-                <w:szCs w:val="15"/>
-              </w:rPr>
-              <w:t xml:space="preserve">같은 벽 / 1000</w:t>
-            </w:r>
-          </w:p>
-        </w:tc>
-        <w:tc>
-          <w:tcPr>
-            <w:tcW w:w="560" w:type="dxa"/>
+            <w:tcW w:w="1900" w:type="dxa"/>
+            <w:vAlign w:val="center"/>
+          </w:tcPr>
+          <w:p>
+            <w:pPr>
+              <w:pStyle w:val="a3"/>
+              <w:spacing w:before="10" w:after="10" w:line="240" w:lineRule="auto"/>
+              <w:jc w:val="center"/>
+            </w:pPr>
+            <w:r>
+              <w:rPr>
+                <w:rFonts w:ascii="HY신명조" w:eastAsia="HY신명조" w:hAnsi="HY신명조" w:hint="eastAsia"/>
+                <w:sz w:val="15"/>
+                <w:szCs w:val="15"/>
+              </w:rPr>
+              <w:t xml:space="preserve">④ / 500</w:t>
+            </w:r>
+          </w:p>
+        </w:tc>
+        <w:tc>
+          <w:tcPr>
+            <w:tcW w:w="470" w:type="dxa"/>
             <w:vAlign w:val="center"/>
           </w:tcPr>
           <w:p>
@@ -3163,7 +3163,7 @@
         </w:tc>
         <w:tc>
           <w:tcPr>
-            <w:tcW w:w="560" w:type="dxa"/>
+            <w:tcW w:w="470" w:type="dxa"/>
             <w:vAlign w:val="center"/>
           </w:tcPr>
           <w:p>
@@ -3184,7 +3184,7 @@
         </w:tc>
         <w:tc>
           <w:tcPr>
-            <w:tcW w:w="560" w:type="dxa"/>
+            <w:tcW w:w="470" w:type="dxa"/>
             <w:vAlign w:val="center"/>
           </w:tcPr>
           <w:p>
@@ -3205,7 +3205,7 @@
         </w:tc>
         <w:tc>
           <w:tcPr>
-            <w:tcW w:w="620" w:type="dxa"/>
+            <w:tcW w:w="1190" w:type="dxa"/>
             <w:vAlign w:val="center"/>
           </w:tcPr>
           <w:p>
@@ -3231,28 +3231,28 @@
         </w:trPr>
         <w:tc>
           <w:tcPr>
-            <w:tcW w:w="2050" w:type="dxa"/>
-            <w:vAlign w:val="center"/>
-          </w:tcPr>
-          <w:p>
-            <w:pPr>
-              <w:pStyle w:val="a3"/>
-              <w:spacing w:before="10" w:after="10" w:line="240" w:lineRule="auto"/>
-              <w:jc w:val="center"/>
-            </w:pPr>
-            <w:r>
-              <w:rPr>
-                <w:rFonts w:ascii="HY신명조" w:eastAsia="HY신명조" w:hAnsi="HY신명조" w:hint="eastAsia"/>
-                <w:sz w:val="15"/>
-                <w:szCs w:val="15"/>
-              </w:rPr>
-              <w:t xml:space="preserve">같은 벽 + DART / 200</w:t>
-            </w:r>
-          </w:p>
-        </w:tc>
-        <w:tc>
-          <w:tcPr>
-            <w:tcW w:w="560" w:type="dxa"/>
+            <w:tcW w:w="1900" w:type="dxa"/>
+            <w:vAlign w:val="center"/>
+          </w:tcPr>
+          <w:p>
+            <w:pPr>
+              <w:pStyle w:val="a3"/>
+              <w:spacing w:before="10" w:after="10" w:line="240" w:lineRule="auto"/>
+              <w:jc w:val="center"/>
+            </w:pPr>
+            <w:r>
+              <w:rPr>
+                <w:rFonts w:ascii="HY신명조" w:eastAsia="HY신명조" w:hAnsi="HY신명조" w:hint="eastAsia"/>
+                <w:sz w:val="15"/>
+                <w:szCs w:val="15"/>
+              </w:rPr>
+              <w:t xml:space="preserve">④ / 1000</w:t>
+            </w:r>
+          </w:p>
+        </w:tc>
+        <w:tc>
+          <w:tcPr>
+            <w:tcW w:w="470" w:type="dxa"/>
             <w:vAlign w:val="center"/>
           </w:tcPr>
           <w:p>
@@ -3273,7 +3273,7 @@
         </w:tc>
         <w:tc>
           <w:tcPr>
-            <w:tcW w:w="560" w:type="dxa"/>
+            <w:tcW w:w="470" w:type="dxa"/>
             <w:vAlign w:val="center"/>
           </w:tcPr>
           <w:p>
@@ -3294,7 +3294,7 @@
         </w:tc>
         <w:tc>
           <w:tcPr>
-            <w:tcW w:w="560" w:type="dxa"/>
+            <w:tcW w:w="470" w:type="dxa"/>
             <w:vAlign w:val="center"/>
           </w:tcPr>
           <w:p>
@@ -3315,7 +3315,7 @@
         </w:tc>
         <w:tc>
           <w:tcPr>
-            <w:tcW w:w="620" w:type="dxa"/>
+            <w:tcW w:w="1190" w:type="dxa"/>
             <w:vAlign w:val="center"/>
           </w:tcPr>
           <w:p>
@@ -3341,28 +3341,28 @@
         </w:trPr>
         <w:tc>
           <w:tcPr>
-            <w:tcW w:w="2050" w:type="dxa"/>
-            <w:vAlign w:val="center"/>
-          </w:tcPr>
-          <w:p>
-            <w:pPr>
-              <w:pStyle w:val="a3"/>
-              <w:spacing w:before="10" w:after="10" w:line="240" w:lineRule="auto"/>
-              <w:jc w:val="center"/>
-            </w:pPr>
-            <w:r>
-              <w:rPr>
-                <w:rFonts w:ascii="HY신명조" w:eastAsia="HY신명조" w:hAnsi="HY신명조" w:hint="eastAsia"/>
-                <w:sz w:val="15"/>
-                <w:szCs w:val="15"/>
-              </w:rPr>
-              <w:t xml:space="preserve">같은 벽 + DART / 1000</w:t>
-            </w:r>
-          </w:p>
-        </w:tc>
-        <w:tc>
-          <w:tcPr>
-            <w:tcW w:w="560" w:type="dxa"/>
+            <w:tcW w:w="1900" w:type="dxa"/>
+            <w:vAlign w:val="center"/>
+          </w:tcPr>
+          <w:p>
+            <w:pPr>
+              <w:pStyle w:val="a3"/>
+              <w:spacing w:before="10" w:after="10" w:line="240" w:lineRule="auto"/>
+              <w:jc w:val="center"/>
+            </w:pPr>
+            <w:r>
+              <w:rPr>
+                <w:rFonts w:ascii="HY신명조" w:eastAsia="HY신명조" w:hAnsi="HY신명조" w:hint="eastAsia"/>
+                <w:sz w:val="15"/>
+                <w:szCs w:val="15"/>
+              </w:rPr>
+              <w:t xml:space="preserve">④+DART / 1000</w:t>
+            </w:r>
+          </w:p>
+        </w:tc>
+        <w:tc>
+          <w:tcPr>
+            <w:tcW w:w="470" w:type="dxa"/>
             <w:vAlign w:val="center"/>
           </w:tcPr>
           <w:p>
@@ -3383,7 +3383,7 @@
         </w:tc>
         <w:tc>
           <w:tcPr>
-            <w:tcW w:w="560" w:type="dxa"/>
+            <w:tcW w:w="470" w:type="dxa"/>
             <w:vAlign w:val="center"/>
           </w:tcPr>
           <w:p>
@@ -3404,7 +3404,7 @@
         </w:tc>
         <w:tc>
           <w:tcPr>
-            <w:tcW w:w="560" w:type="dxa"/>
+            <w:tcW w:w="470" w:type="dxa"/>
             <w:vAlign w:val="center"/>
           </w:tcPr>
           <w:p>
@@ -3425,7 +3425,117 @@
         </w:tc>
         <w:tc>
           <w:tcPr>
-            <w:tcW w:w="620" w:type="dxa"/>
+            <w:tcW w:w="1190" w:type="dxa"/>
+            <w:vAlign w:val="center"/>
+          </w:tcPr>
+          <w:p>
+            <w:pPr>
+              <w:pStyle w:val="a3"/>
+              <w:spacing w:before="10" w:after="10" w:line="240" w:lineRule="auto"/>
+              <w:jc w:val="center"/>
+            </w:pPr>
+            <w:r>
+              <w:rPr>
+                <w:rFonts w:ascii="HY신명조" w:eastAsia="HY신명조" w:hAnsi="HY신명조" w:hint="eastAsia"/>
+                <w:sz w:val="15"/>
+                <w:szCs w:val="15"/>
+              </w:rPr>
+              <w:t xml:space="preserve">[  ]</w:t>
+            </w:r>
+          </w:p>
+        </w:tc>
+      </w:tr>
+      <w:tr>
+        <w:trPr>
+          <w:cantSplit/>
+        </w:trPr>
+        <w:tc>
+          <w:tcPr>
+            <w:tcW w:w="1900" w:type="dxa"/>
+            <w:vAlign w:val="center"/>
+          </w:tcPr>
+          <w:p>
+            <w:pPr>
+              <w:pStyle w:val="a3"/>
+              <w:spacing w:before="10" w:after="10" w:line="240" w:lineRule="auto"/>
+              <w:jc w:val="center"/>
+            </w:pPr>
+            <w:r>
+              <w:rPr>
+                <w:rFonts w:ascii="HY신명조" w:eastAsia="HY신명조" w:hAnsi="HY신명조" w:hint="eastAsia"/>
+                <w:sz w:val="15"/>
+                <w:szCs w:val="15"/>
+              </w:rPr>
+              <w:t xml:space="preserve">④+무작위화·CLAHE / 1000</w:t>
+            </w:r>
+          </w:p>
+        </w:tc>
+        <w:tc>
+          <w:tcPr>
+            <w:tcW w:w="470" w:type="dxa"/>
+            <w:vAlign w:val="center"/>
+          </w:tcPr>
+          <w:p>
+            <w:pPr>
+              <w:pStyle w:val="a3"/>
+              <w:spacing w:before="10" w:after="10" w:line="240" w:lineRule="auto"/>
+              <w:jc w:val="center"/>
+            </w:pPr>
+            <w:r>
+              <w:rPr>
+                <w:rFonts w:ascii="HY신명조" w:eastAsia="HY신명조" w:hAnsi="HY신명조" w:hint="eastAsia"/>
+                <w:sz w:val="15"/>
+                <w:szCs w:val="15"/>
+              </w:rPr>
+              <w:t xml:space="preserve">[  ]</w:t>
+            </w:r>
+          </w:p>
+        </w:tc>
+        <w:tc>
+          <w:tcPr>
+            <w:tcW w:w="470" w:type="dxa"/>
+            <w:vAlign w:val="center"/>
+          </w:tcPr>
+          <w:p>
+            <w:pPr>
+              <w:pStyle w:val="a3"/>
+              <w:spacing w:before="10" w:after="10" w:line="240" w:lineRule="auto"/>
+              <w:jc w:val="center"/>
+            </w:pPr>
+            <w:r>
+              <w:rPr>
+                <w:rFonts w:ascii="HY신명조" w:eastAsia="HY신명조" w:hAnsi="HY신명조" w:hint="eastAsia"/>
+                <w:sz w:val="15"/>
+                <w:szCs w:val="15"/>
+              </w:rPr>
+              <w:t xml:space="preserve">[  ]</w:t>
+            </w:r>
+          </w:p>
+        </w:tc>
+        <w:tc>
+          <w:tcPr>
+            <w:tcW w:w="470" w:type="dxa"/>
+            <w:vAlign w:val="center"/>
+          </w:tcPr>
+          <w:p>
+            <w:pPr>
+              <w:pStyle w:val="a3"/>
+              <w:spacing w:before="10" w:after="10" w:line="240" w:lineRule="auto"/>
+              <w:jc w:val="center"/>
+            </w:pPr>
+            <w:r>
+              <w:rPr>
+                <w:rFonts w:ascii="HY신명조" w:eastAsia="HY신명조" w:hAnsi="HY신명조" w:hint="eastAsia"/>
+                <w:sz w:val="15"/>
+                <w:szCs w:val="15"/>
+              </w:rPr>
+              <w:t xml:space="preserve">[  ]</w:t>
+            </w:r>
+          </w:p>
+        </w:tc>
+        <w:tc>
+          <w:tcPr>
+            <w:tcW w:w="1190" w:type="dxa"/>
             <w:vAlign w:val="center"/>
           </w:tcPr>
           <w:p>
@@ -3537,7 +3647,7 @@
           <w:sz w:val="18"/>
           <w:szCs w:val="18"/>
         </w:rPr>
-        <w:t xml:space="preserve">표 3은 단계별 성공률(각 50회)과 세 단계를 이어 수행한 연속 성공률(50회)이다. 초기 시연(여유 1.5mm, 100회)의 단계별 성공률은 1층 76%, 옆 84%, 2층 50%였으나, 앞 단계의 배치 오차가 다음 단계로 넘어가 연속 성공률은 28%에 그쳤다. 실패의 대부분은 고정 집게가 통 벽 위에 걸려 끝까지 내려가지 못한 채 닫힌 경우였다. 파지 여유를 9mm로 둔 시연으로 같은 100회를 학습하면 단계별 90%, 88%, 72%, 연속 62%로 높아졌다. 남은 실패 25건 중 24건은 저울 위 통이 +7.5° 넘게 돌아간 시행에서 일어났다(그림 4). 이 구간의 실패율은 49%, 나머지는 1%로, 전문가가 잡는 벽을 바꾸는 구간과 일치한다. 이때 정책은 앞벽과 옆벽 시연의 중간인 모서리 쪽으로 가서 집게를 벽 위에 얹은 채 닫았다. 같은 설계로 시연을 200회로 늘리면 연속 성공률은 오히려 36%로 낮아졌고, 이 구간의 실패가 24건에서 32건으로 늘었다. 늘 같은 벽을 잡는 시연으로 바꾸자 같은 100회에서 단계별 100%, 100%, 86%, 연속 82%였다.</w:t>
+        <w:t xml:space="preserve">표 3은 단계별 성공률(각 50회)과 세 단계를 이어 수행한 연속 성공률(50회)이다. 초기 시연(여유 1.5mm, 100회)의 단계별 성공률은 1층 76%, 옆 84%, 2층 50%였으나, 앞 단계의 배치 오차가 다음 단계로 넘어가 연속 성공률은 28%에 그쳤다. 실패의 대부분은 고정 집게가 통 벽 위에 걸려 끝까지 내려가지 못한 채 닫힌 경우였다. 파지 여유를 9mm로 둔 시연으로 같은 100회를 학습하면 단계별 90%, 88%, 72%, 연속 62%로 높아졌다. 남은 실패 25건 중 24건은 저울 위 통이 +7.5° 넘게 돌아간 시행에서 일어났다(그림 4). 이 구간의 실패율은 49%, 나머지는 1%로, 전문가가 잡는 벽을 바꾸는 구간과 일치한다. 이때 정책은 앞벽과 옆벽 시연의 중간인 모서리 쪽으로 가서 집게를 벽 위에 얹은 채 닫았다. 같은 설계로 시연을 200회로 늘리면 연속 성공률은 오히려 36%로 낮아졌고, 이 구간의 실패가 24건에서 32건으로 늘었다. 늘 같은 벽을 잡는 시연(③)으로 바꾸자 같은 100회에서 집기 실패가 없어져 단계별 100%, 100%, 86%, 연속 82%가 되었다. 남은 2층 실패는 모두 통 C를 평평하게 놓은 뒤 그리퍼가 곧장 올라가며 고정 집게로 벽을 끌어 올려 10° 넘게 기운 경우였고, 2mm 벽 위에 얹힌 통이라 바닥에서와 달리 다시 내려앉지 못했다. 그리퍼를 벌린 뒤 벽 바깥으로 5mm 물러났다가 올라가는 시연(④, 2층만)으로 바꾸자 전문가의 3° 이상 기울어짐이 50회 중 11회에서 1회로 줄었고, 정책은 단계별 [  ]%, [  ]%, [  ]%, 연속 [  ]%였다.</w:t>
       </w:r>
     </w:p>
     <w:p>
@@ -3554,7 +3664,7 @@
           <w:sz w:val="18"/>
           <w:szCs w:val="18"/>
         </w:rPr>
-        <w:t xml:space="preserve">같은 벽 시연을 200, 500, 1000회로 늘리면 연속 성공률은 [  ]%, [  ]%, [  ]%였다. 시연 잡음을 주입한 DART 정책은 같은 1000회에서 단계별 [  ]%, [  ]%, [  ]%, 연속 [  ]%였고, 200회에서는 연속 [  ]%(일반 200회 [  ]%)였다. 모방학습 성능이 시연 수보다 시연의 다양성과 일관성에 좌우된다는 보고[16]와 같이, 시연 수를 늘리는 것만으로는 시연 설계의 효과를 대신하기 어렵다.</w:t>
+        <w:t xml:space="preserve">④ 시연을 200, 500, 1000회로 늘리면 연속 성공률은 [  ]%, [  ]%, [  ]%였다(그림 5). 시연 잡음을 주입한 DART 정책은 같은 1000회에서 연속 [  ]%였다. 적재 1회는 정책 실행 9초와 홈 복귀 1초로 약 10초가 걸리며, 무게 분류 정분류율(91.7%)을 곱한 공정 전체 성공률은 ④ 시연 1000회 기준 약 [  ]%이다. 모방학습 성능이 시연 수보다 시연의 다양성과 일관성에 좌우된다는 보고[16]와 같이, 시연 수를 늘리는 것만으로는 시연 설계의 효과를 대신하기 어렵다.</w:t>
       </w:r>
     </w:p>
     <w:p xmlns:a="http://schemas.openxmlformats.org/drawingml/2006/main" xmlns:pic="http://schemas.openxmlformats.org/drawingml/2006/picture">

--- a/08_개인논문_ACT적재/논문/paper.docx
+++ b/08_개인논문_ACT적재/논문/paper.docx
@@ -392,7 +392,7 @@
           <w:sz w:val="18"/>
           <w:szCs w:val="18"/>
         </w:rPr>
-        <w:t xml:space="preserve">This paper presents an edge-AI smart-factory cell that sorts products by weight and stacks them with a low-cost robot arm. On a Jetson Orin Nano, a YOLOv8n model (validation mAP50 86.3%) reads the 7-segment display of a digital scale; separating capture and inference threads raised the capture rate from 1.2 to 59.5 FPS, two-stage digital-zoom inference raised mid-range accuracy from 45% to 90%, and the cell sorted 91.7% of items correctly with an 810 ms response. When a bin reaches 118 g, a Model Context Protocol (MCP) trigger runs stage-specific ACT (Action Chunking with Transformers) policies on an SO-101 arm that stack the bin on the first floor, beside the first bin and on top of it. Because the arm was damaged after the field tests, the cell was rebuilt in MuJoCo with the same robot model, cameras and 30 Hz control to evaluate the stacking quantitatively. Per-stage success hides error accumulation: with the initial 100 demonstrations per stage the placements succeeded in 76%, 84% and 50% of trials but only 28% of three-stage sequences. Replaying the failures showed three causes in how the demonstrations were made rather than in the policy: the fixed jaw approached too close to the bin wall, the scripted demonstrator switched to another wall when the bin was rotated by more than about 8 degrees, and lifting straight up after release tipped the top bin off the 2 mm rims below. Fixing them raised the sequence success with the same 100 demonstrations to [  ]% and with 1000 demonstrations to [  ]%. Domain randomization with brightness normalization and CLAHE kept [  ]% average per-stage success under eleven environment changes, against [  ]% without them.</w:t>
+        <w:t xml:space="preserve">This paper presents an edge-AI smart-factory cell that sorts products by weight and stacks them with a low-cost robot arm. On a Jetson Orin Nano, a YOLOv8n model (validation mAP50 86.3%) reads the 7-segment display of a digital scale; separating capture and inference threads raised the capture rate from 1.2 to 59.5 FPS, two-stage digital-zoom inference raised mid-range accuracy from 45% to 90%, and the cell sorted 91.7% of items correctly with an 810 ms response. When a bin reaches 118 g, a Model Context Protocol (MCP) trigger runs stage-specific ACT (Action Chunking with Transformers) policies on an SO-101 arm that stack the bin on the first floor, beside the first bin and on top of it. Because the arm was damaged after the field tests, the cell was rebuilt in MuJoCo with the same robot model, cameras and 30 Hz control to evaluate the stacking quantitatively. Per-stage success hides error accumulation: with the initial 100 demonstrations per stage the placements succeeded in 76%, 84% and 50% of trials but only 28% of three-stage sequences. Replaying the failures showed three causes in how the demonstrations were made rather than in the policy: the fixed jaw approached too close to the bin wall, the scripted demonstrator switched to another wall when the bin was rotated by more than about 8 degrees, and lifting straight up after release tipped the top bin off the 2 mm rims below. Fixing them raised the sequence success with the same 100 demonstrations to 96% and with 1000 demonstrations to [  ]%. Domain randomization with brightness normalization and CLAHE kept [  ]% average per-stage success under eleven environment changes, against [  ]% without them.</w:t>
       </w:r>
     </w:p>
     <w:p>
@@ -2937,7 +2937,7 @@
                 <w:sz w:val="15"/>
                 <w:szCs w:val="15"/>
               </w:rPr>
-              <w:t xml:space="preserve">[  ]</w:t>
+              <w:t xml:space="preserve">100</w:t>
             </w:r>
           </w:p>
         </w:tc>
@@ -2958,7 +2958,7 @@
                 <w:sz w:val="15"/>
                 <w:szCs w:val="15"/>
               </w:rPr>
-              <w:t xml:space="preserve">[  ]</w:t>
+              <w:t xml:space="preserve">100</w:t>
             </w:r>
           </w:p>
         </w:tc>
@@ -2979,7 +2979,7 @@
                 <w:sz w:val="15"/>
                 <w:szCs w:val="15"/>
               </w:rPr>
-              <w:t xml:space="preserve">[  ]</w:t>
+              <w:t xml:space="preserve">100</w:t>
             </w:r>
           </w:p>
         </w:tc>
@@ -3000,7 +3000,7 @@
                 <w:sz w:val="15"/>
                 <w:szCs w:val="15"/>
               </w:rPr>
-              <w:t xml:space="preserve">[  ]</w:t>
+              <w:t xml:space="preserve">96 (87–99)</w:t>
             </w:r>
           </w:p>
         </w:tc>
@@ -3647,7 +3647,7 @@
           <w:sz w:val="18"/>
           <w:szCs w:val="18"/>
         </w:rPr>
-        <w:t xml:space="preserve">표 3은 단계별 성공률(각 50회)과 세 단계를 이어 수행한 연속 성공률(50회)이다. 초기 시연(여유 1.5mm, 100회)의 단계별 성공률은 1층 76%, 옆 84%, 2층 50%였으나, 앞 단계의 배치 오차가 다음 단계로 넘어가 연속 성공률은 28%에 그쳤다. 실패의 대부분은 고정 집게가 통 벽 위에 걸려 끝까지 내려가지 못한 채 닫힌 경우였다. 파지 여유를 9mm로 둔 시연으로 같은 100회를 학습하면 단계별 90%, 88%, 72%, 연속 62%로 높아졌다. 남은 실패 25건 중 24건은 저울 위 통이 +7.5° 넘게 돌아간 시행에서 일어났다(그림 4). 이 구간의 실패율은 49%, 나머지는 1%로, 전문가가 잡는 벽을 바꾸는 구간과 일치한다. 이때 정책은 앞벽과 옆벽 시연의 중간인 모서리 쪽으로 가서 집게를 벽 위에 얹은 채 닫았다. 같은 설계로 시연을 200회로 늘리면 연속 성공률은 오히려 36%로 낮아졌고, 이 구간의 실패가 24건에서 32건으로 늘었다. 늘 같은 벽을 잡는 시연(③)으로 바꾸자 같은 100회에서 집기 실패가 없어져 단계별 100%, 100%, 86%, 연속 82%가 되었다. 남은 2층 실패는 모두 통 C를 평평하게 놓은 뒤 그리퍼가 곧장 올라가며 고정 집게로 벽을 끌어 올려 10° 넘게 기운 경우였고, 2mm 벽 위에 얹힌 통이라 바닥에서와 달리 다시 내려앉지 못했다. 그리퍼를 벌린 뒤 벽 바깥으로 5mm 물러났다가 올라가는 시연(④, 2층만)으로 바꾸자 전문가의 3° 이상 기울어짐이 50회 중 11회에서 1회로 줄었고, 정책은 단계별 [  ]%, [  ]%, [  ]%, 연속 [  ]%였다.</w:t>
+        <w:t xml:space="preserve">표 3은 단계별 성공률(각 50회)과 세 단계를 이어 수행한 연속 성공률(50회)이다. 초기 시연(여유 1.5mm, 100회)의 단계별 성공률은 1층 76%, 옆 84%, 2층 50%였으나, 앞 단계의 배치 오차가 다음 단계로 넘어가 연속 성공률은 28%에 그쳤다. 실패의 대부분은 고정 집게가 통 벽 위에 걸려 끝까지 내려가지 못한 채 닫힌 경우였다. 파지 여유를 9mm로 둔 시연으로 같은 100회를 학습하면 단계별 90%, 88%, 72%, 연속 62%로 높아졌다. 남은 실패 25건 중 24건은 저울 위 통이 +7.5° 넘게 돌아간 시행에서 일어났다(그림 4). 이 구간의 실패율은 49%, 나머지는 1%로, 전문가가 잡는 벽을 바꾸는 구간과 일치한다. 이때 정책은 앞벽과 옆벽 시연의 중간인 모서리 쪽으로 가서 집게를 벽 위에 얹은 채 닫았다. 같은 설계로 시연을 200회로 늘리면 연속 성공률은 오히려 36%로 낮아졌고, 이 구간의 실패가 24건에서 32건으로 늘었다. 늘 같은 벽을 잡는 시연(③)으로 바꾸자 같은 100회에서 집기 실패가 없어져 단계별 100%, 100%, 86%, 연속 82%가 되었다. 남은 2층 실패는 모두 통 C를 평평하게 놓은 뒤 그리퍼가 곧장 올라가며 고정 집게로 벽을 끌어 올려 10° 넘게 기운 경우였고, 2mm 벽 위에 얹힌 통이라 바닥에서와 달리 다시 내려앉지 못했다. 그리퍼를 벌린 뒤 벽 바깥으로 5mm 물러났다가 올라가는 시연(④, 2층만)으로 바꾸자 전문가의 3° 이상 기울어짐이 50회 중 11회에서 1회로 줄었고, 정책은 단계별 100%, 100%, 100%, 연속 96%였다.</w:t>
       </w:r>
     </w:p>
     <w:p>
@@ -3664,7 +3664,7 @@
           <w:sz w:val="18"/>
           <w:szCs w:val="18"/>
         </w:rPr>
-        <w:t xml:space="preserve">④ 시연을 200, 500, 1000회로 늘리면 연속 성공률은 [  ]%, [  ]%, [  ]%였다(그림 5). 시연 잡음을 주입한 DART 정책은 같은 1000회에서 연속 [  ]%였다. 적재 1회는 정책 실행 9초와 홈 복귀 1초로 약 10초가 걸리며, 무게 분류 정분류율(91.7%)을 곱한 공정 전체 성공률은 ④ 시연 1000회 기준 약 [  ]%이다. 모방학습 성능이 시연 수보다 시연의 다양성과 일관성에 좌우된다는 보고[16]와 같이, 시연 수를 늘리는 것만으로는 시연 설계의 효과를 대신하기 어렵다.</w:t>
+        <w:t xml:space="preserve">④ 시연을 200, 500, 1000회로 늘리면 연속 성공률은 [  ]%, [  ]%, [  ]%였다(그림 5). 시연 잡음을 주입한 DART 정책은 같은 1000회에서 연속 [  ]%였다. 저울을 다시 읽어 통이 그대로 있으면 집기 실패로 보고 같은 단계를 다시 실행하게 하면(최대 3회), ② 시연 100회 정책의 연속 성공률은 58%에서 74%로, ④ 시연 1000회 정책은 [  ]%에서 [  ]%로 높아졌다. 적재 1회는 정책 실행 9초와 홈 복귀 1초로 약 10초가 걸리며, 무게 분류 정분류율(91.7%)을 곱한 공정 전체 성공률은 ④ 시연 1000회 기준 약 [  ]%이다. 모방학습 성능이 시연 수보다 시연의 다양성과 일관성에 좌우된다는 보고[16]와 같이, 시연 수를 늘리는 것만으로는 시연 설계의 효과를 대신하기 어렵다.</w:t>
       </w:r>
     </w:p>
     <w:p xmlns:a="http://schemas.openxmlformats.org/drawingml/2006/main" xmlns:pic="http://schemas.openxmlformats.org/drawingml/2006/picture">
@@ -3726,6 +3726,101 @@
           <w:szCs w:val="17"/>
         </w:rPr>
         <w:t xml:space="preserve">그림 5. ACT 정책의 연속 적재 장면</w:t>
+      </w:r>
+    </w:p>
+    <w:p>
+      <w:pPr>
+        <w:pStyle w:val="a3"/>
+        <w:keepNext/>
+        <w:wordWrap/>
+        <w:spacing w:before="60" w:after="0" w:line="288" w:lineRule="auto"/>
+        <w:jc w:val="left"/>
+      </w:pPr>
+      <w:r>
+        <w:rPr>
+          <w:rFonts w:ascii="HY신명조" w:eastAsia="HY신명조" w:hAnsi="HY신명조" w:hint="eastAsia"/>
+          <w:sz w:val="20"/>
+          <w:szCs w:val="20"/>
+        </w:rPr>
+        <w:t xml:space="preserve">4.3 환경 변화에 대한 강인성 (시뮬레이션)</w:t>
+      </w:r>
+    </w:p>
+    <w:p>
+      <w:pPr>
+        <w:pStyle w:val="a3"/>
+        <w:wordWrap/>
+        <w:spacing w:before="0" w:after="0" w:line="288" w:lineRule="auto"/>
+        <w:ind w:firstLine="180"/>
+        <w:jc w:val="both"/>
+      </w:pPr>
+      <w:r>
+        <w:rPr>
+          <w:rFonts w:ascii="HY신명조" w:eastAsia="HY신명조" w:hAnsi="HY신명조" w:hint="eastAsia"/>
+          <w:sz w:val="18"/>
+          <w:szCs w:val="18"/>
+        </w:rPr>
+        <w:t xml:space="preserve">학습이 끝난 정책을 그대로 두고 조명(어둡게 50%, 밝게 160%, 옆 조명), 작업대 색(회색, 짙은 갈색), 카메라 장착(상단 10mm·2°, 손목 3mm·2°), 주변 물건, 학습 범위 밖의 통 위치(22~28mm)·방향(22~30°), 아래 통의 어긋남(10~14mm), 통 무게(100g, 200g), 관측 지연(67ms, 133ms) 중 하나씩만 바꾸어 단계별로 20회씩 평가하였다(그림 7). 기존 시연 1000회 정책은 변화 조건 평균 [  ]%(최저 [  ]%)였으나, 도메인 랜덤화 시연으로 학습하면 [  ]%, 밝기 정규화·CLAHE를 더하면 [  ]%(최저 [  ]%)였다. 어둡게 한 조건에서는 각각 [  ]%, [  ]%, [  ]%였다.</w:t>
+      </w:r>
+    </w:p>
+    <w:p xmlns:a="http://schemas.openxmlformats.org/drawingml/2006/main" xmlns:pic="http://schemas.openxmlformats.org/drawingml/2006/picture">
+      <w:pPr>
+        <w:pStyle w:val="a3"/>
+        <w:keepNext/>
+        <w:wordWrap/>
+        <w:spacing w:before="80" w:after="0" w:line="240" w:lineRule="auto"/>
+        <w:jc w:val="center"/>
+      </w:pPr>
+      <w:r>
+        <w:rPr>
+          <w:noProof/>
+        </w:rPr>
+        <w:drawing>
+          <wp:inline distT="0" distB="0" distL="0" distR="0">
+            <wp:extent cx="2793333" cy="3611582"/>
+            <wp:docPr id="106" name="Figure 6"/>
+            <a:graphic>
+              <a:graphicData uri="http://schemas.openxmlformats.org/drawingml/2006/picture">
+                <pic:pic>
+                  <pic:nvPicPr>
+                    <pic:cNvPr id="106" name="fig6.png"/>
+                    <pic:cNvPicPr/>
+                  </pic:nvPicPr>
+                  <pic:blipFill>
+                    <a:blip r:embed="rIdFig6"/>
+                    <a:stretch>
+                      <a:fillRect/>
+                    </a:stretch>
+                  </pic:blipFill>
+                  <pic:spPr>
+                    <a:xfrm>
+                      <a:off x="0" y="0"/>
+                      <a:ext cx="2793333" cy="3611582"/>
+                    </a:xfrm>
+                    <a:prstGeom prst="rect">
+                      <a:avLst/>
+                    </a:prstGeom>
+                  </pic:spPr>
+                </pic:pic>
+              </a:graphicData>
+            </a:graphic>
+          </wp:inline>
+        </w:drawing>
+      </w:r>
+    </w:p>
+    <w:p>
+      <w:pPr>
+        <w:pStyle w:val="a3"/>
+        <w:wordWrap/>
+        <w:spacing w:before="0" w:after="80" w:line="264" w:lineRule="auto"/>
+        <w:jc w:val="center"/>
+      </w:pPr>
+      <w:r>
+        <w:rPr>
+          <w:rFonts w:ascii="HY신명조" w:eastAsia="HY신명조" w:hAnsi="HY신명조" w:hint="eastAsia"/>
+          <w:sz w:val="17"/>
+          <w:szCs w:val="17"/>
+        </w:rPr>
+        <w:t xml:space="preserve">그림 6. 환경 변화별 단계 평균 성공률</w:t>
       </w:r>
     </w:p>
     <w:p>

--- a/08_개인논문_ACT적재/논문/paper.docx
+++ b/08_개인논문_ACT적재/논문/paper.docx
@@ -392,7 +392,7 @@
           <w:sz w:val="18"/>
           <w:szCs w:val="18"/>
         </w:rPr>
-        <w:t xml:space="preserve">This paper presents an edge-AI smart-factory cell that sorts products by weight and stacks them with a low-cost robot arm. On a Jetson Orin Nano, a YOLOv8n model (validation mAP50 86.3%) reads the 7-segment display of a digital scale; separating capture and inference threads raised the capture rate from 1.2 to 59.5 FPS, two-stage digital-zoom inference raised mid-range accuracy from 45% to 90%, and the cell sorted 91.7% of items correctly with an 810 ms response. When a bin reaches 118 g, a Model Context Protocol (MCP) trigger runs stage-specific ACT (Action Chunking with Transformers) policies on an SO-101 arm that stack the bin on the first floor, beside the first bin and on top of it. Because the arm was damaged after the field tests, the cell was rebuilt in MuJoCo with the same robot model, cameras and 30 Hz control to evaluate the stacking quantitatively. Per-stage success hides error accumulation: with the initial 100 demonstrations per stage the placements succeeded in 76%, 84% and 50% of trials but only 28% of three-stage sequences. Replaying the failures showed three causes in how the demonstrations were made rather than in the policy: the fixed jaw approached too close to the bin wall, the scripted demonstrator switched to another wall when the bin was rotated by more than about 8 degrees, and lifting straight up after release tipped the top bin off the 2 mm rims below. Fixing them raised the sequence success with the same 100 demonstrations to 96% and with 1000 demonstrations to [  ]%. Domain randomization with brightness normalization and CLAHE kept [  ]% average per-stage success under eleven environment changes, against [  ]% without them.</w:t>
+        <w:t xml:space="preserve">This paper presents an edge-AI smart-factory cell that sorts products by weight and stacks them with a low-cost robot arm. On a Jetson Orin Nano, a YOLOv8n model (validation mAP50 86.3%) reads the 7-segment display of a digital scale; separating capture and inference threads raised the capture rate from 1.2 to 59.5 FPS, two-stage digital-zoom inference raised mid-range accuracy from 45% to 90%, and the cell sorted 91.7% of items correctly with an 810 ms response. When a bin reaches 118 g, a Model Context Protocol (MCP) trigger runs stage-specific ACT (Action Chunking with Transformers) policies on an SO-101 arm that stack the bin on the first floor, beside the first bin and on top of it. Because the arm was damaged after the field tests, the cell was rebuilt in MuJoCo with the same robot model, cameras and 30 Hz control to evaluate the stacking quantitatively. Per-stage success hides error accumulation: with the initial 100 demonstrations per stage the placements succeeded in 76%, 84% and 50% of trials but only 28% of three-stage sequences. Replaying the failures showed three causes in how the demonstrations were made rather than in the policy: the fixed jaw approached too close to the bin wall, the scripted demonstrator switched to another wall when the bin was rotated by more than about 8 degrees, and lifting straight up after release tipped the top bin off the 2 mm rims below. Fixing them raised the sequence success with the same 100 demonstrations to 96% and with 1000 demonstrations to [  ]%. Domain randomization with brightness normalization and CLAHE kept [  ]% average per-stage success under fifteen environment changes, against [  ]% without them.</w:t>
       </w:r>
     </w:p>
     <w:p>
@@ -3759,59 +3759,15 @@
           <w:sz w:val="18"/>
           <w:szCs w:val="18"/>
         </w:rPr>
-        <w:t xml:space="preserve">학습이 끝난 정책을 그대로 두고 조명(어둡게 50%, 밝게 160%, 옆 조명), 작업대 색(회색, 짙은 갈색), 카메라 장착(상단 10mm·2°, 손목 3mm·2°), 주변 물건, 학습 범위 밖의 통 위치(22~28mm)·방향(22~30°), 아래 통의 어긋남(10~14mm), 통 무게(100g, 200g), 관측 지연(67ms, 133ms) 중 하나씩만 바꾸어 단계별로 20회씩 평가하였다(그림 7). 기존 시연 1000회 정책은 변화 조건 평균 [  ]%(최저 [  ]%)였으나, 도메인 랜덤화 시연으로 학습하면 [  ]%, 밝기 정규화·CLAHE를 더하면 [  ]%(최저 [  ]%)였다. 어둡게 한 조건에서는 각각 [  ]%, [  ]%, [  ]%였다.</w:t>
-      </w:r>
-    </w:p>
-    <w:p xmlns:a="http://schemas.openxmlformats.org/drawingml/2006/main" xmlns:pic="http://schemas.openxmlformats.org/drawingml/2006/picture">
+        <w:t xml:space="preserve">학습이 끝난 정책을 그대로 두고 조명(어둡게 50%, 밝게 160%, 옆 조명), 작업대 색(회색, 짙은 갈색), 카메라 장착(상단 10mm·2°, 손목 3mm·2°), 주변 물건, 학습 범위 밖의 통 위치(22~28mm)·방향(22~30°), 아래 통의 어긋남(10~14mm), 통 무게(100g, 200g), 관측 지연(67ms, 133ms) 중 하나씩만 바꾸어 단계별로 20회씩 평가하였다(표 4). 기존 시연 1000회 정책은 변화 조건 평균 [  ]%(최저 [  ]%)였으나, 도메인 랜덤화 시연으로 학습하면 [  ]%, 밝기 정규화·CLAHE를 더하면 [  ]%(최저 [  ]%)였다. 어둡게 한 조건에서는 각각 [  ]%, [  ]%, [  ]%였다.</w:t>
+      </w:r>
+    </w:p>
+    <w:p>
       <w:pPr>
         <w:pStyle w:val="a3"/>
         <w:keepNext/>
         <w:wordWrap/>
-        <w:spacing w:before="80" w:after="0" w:line="240" w:lineRule="auto"/>
-        <w:jc w:val="center"/>
-      </w:pPr>
-      <w:r>
-        <w:rPr>
-          <w:noProof/>
-        </w:rPr>
-        <w:drawing>
-          <wp:inline distT="0" distB="0" distL="0" distR="0">
-            <wp:extent cx="2793333" cy="3611582"/>
-            <wp:docPr id="106" name="Figure 6"/>
-            <a:graphic>
-              <a:graphicData uri="http://schemas.openxmlformats.org/drawingml/2006/picture">
-                <pic:pic>
-                  <pic:nvPicPr>
-                    <pic:cNvPr id="106" name="fig6.png"/>
-                    <pic:cNvPicPr/>
-                  </pic:nvPicPr>
-                  <pic:blipFill>
-                    <a:blip r:embed="rIdFig6"/>
-                    <a:stretch>
-                      <a:fillRect/>
-                    </a:stretch>
-                  </pic:blipFill>
-                  <pic:spPr>
-                    <a:xfrm>
-                      <a:off x="0" y="0"/>
-                      <a:ext cx="2793333" cy="3611582"/>
-                    </a:xfrm>
-                    <a:prstGeom prst="rect">
-                      <a:avLst/>
-                    </a:prstGeom>
-                  </pic:spPr>
-                </pic:pic>
-              </a:graphicData>
-            </a:graphic>
-          </wp:inline>
-        </w:drawing>
-      </w:r>
-    </w:p>
-    <w:p>
-      <w:pPr>
-        <w:pStyle w:val="a3"/>
-        <w:wordWrap/>
-        <w:spacing w:before="0" w:after="80" w:line="264" w:lineRule="auto"/>
+        <w:spacing w:before="80" w:after="40" w:line="264" w:lineRule="auto"/>
         <w:jc w:val="center"/>
       </w:pPr>
       <w:r>
@@ -3820,7 +3776,473 @@
           <w:sz w:val="17"/>
           <w:szCs w:val="17"/>
         </w:rPr>
-        <w:t xml:space="preserve">그림 6. 환경 변화별 단계 평균 성공률</w:t>
+        <w:t xml:space="preserve">표 4. 환경 변화별 단계 평균 성공률 (%, 각 20회)</w:t>
+      </w:r>
+    </w:p>
+    <w:tbl>
+      <w:tblPr>
+        <w:tblW w:w="4500" w:type="dxa"/>
+        <w:jc w:val="center"/>
+        <w:tblBorders>
+          <w:top w:val="single" w:sz="4" w:space="0" w:color="000000"/>
+          <w:left w:val="single" w:sz="4" w:space="0" w:color="000000"/>
+          <w:bottom w:val="single" w:sz="4" w:space="0" w:color="000000"/>
+          <w:right w:val="single" w:sz="4" w:space="0" w:color="000000"/>
+          <w:insideH w:val="single" w:sz="4" w:space="0" w:color="000000"/>
+          <w:insideV w:val="single" w:sz="4" w:space="0" w:color="000000"/>
+        </w:tblBorders>
+        <w:tblLayout w:type="fixed"/>
+        <w:tblCellMar>
+          <w:left w:w="30" w:type="dxa"/>
+          <w:right w:w="30" w:type="dxa"/>
+        </w:tblCellMar>
+      </w:tblPr>
+      <w:tblGrid>
+        <w:gridCol w:w="1900"/>
+        <w:gridCol w:w="2600"/>
+      </w:tblGrid>
+      <w:tr>
+        <w:trPr>
+          <w:cantSplit/>
+        </w:trPr>
+        <w:tc>
+          <w:tcPr>
+            <w:tcW w:w="1900" w:type="dxa"/>
+            <w:shd w:val="clear" w:color="auto" w:fill="E7E6E6"/>
+            <w:vAlign w:val="center"/>
+          </w:tcPr>
+          <w:p>
+            <w:pPr>
+              <w:pStyle w:val="a3"/>
+              <w:spacing w:before="10" w:after="10" w:line="240" w:lineRule="auto"/>
+              <w:jc w:val="center"/>
+            </w:pPr>
+            <w:r>
+              <w:rPr>
+                <w:rFonts w:ascii="HY신명조" w:eastAsia="HY신명조" w:hAnsi="HY신명조" w:hint="eastAsia"/>
+                <w:b/>
+                <w:sz w:val="15"/>
+                <w:szCs w:val="15"/>
+              </w:rPr>
+              <w:t xml:space="preserve">변화</w:t>
+            </w:r>
+          </w:p>
+        </w:tc>
+        <w:tc>
+          <w:tcPr>
+            <w:tcW w:w="2600" w:type="dxa"/>
+            <w:shd w:val="clear" w:color="auto" w:fill="E7E6E6"/>
+            <w:vAlign w:val="center"/>
+          </w:tcPr>
+          <w:p>
+            <w:pPr>
+              <w:pStyle w:val="a3"/>
+              <w:spacing w:before="10" w:after="10" w:line="240" w:lineRule="auto"/>
+              <w:jc w:val="center"/>
+            </w:pPr>
+            <w:r>
+              <w:rPr>
+                <w:rFonts w:ascii="HY신명조" w:eastAsia="HY신명조" w:hAnsi="HY신명조" w:hint="eastAsia"/>
+                <w:b/>
+                <w:sz w:val="15"/>
+                <w:szCs w:val="15"/>
+              </w:rPr>
+              <w:t xml:space="preserve">③/100</w:t>
+            </w:r>
+          </w:p>
+        </w:tc>
+      </w:tr>
+      <w:tr>
+        <w:trPr>
+          <w:cantSplit/>
+        </w:trPr>
+        <w:tc>
+          <w:tcPr>
+            <w:tcW w:w="1900" w:type="dxa"/>
+            <w:vAlign w:val="center"/>
+          </w:tcPr>
+          <w:p>
+            <w:pPr>
+              <w:pStyle w:val="a3"/>
+              <w:spacing w:before="10" w:after="10" w:line="240" w:lineRule="auto"/>
+              <w:jc w:val="center"/>
+            </w:pPr>
+            <w:r>
+              <w:rPr>
+                <w:rFonts w:ascii="HY신명조" w:eastAsia="HY신명조" w:hAnsi="HY신명조" w:hint="eastAsia"/>
+                <w:sz w:val="15"/>
+                <w:szCs w:val="15"/>
+              </w:rPr>
+              <w:t xml:space="preserve">변화 없음</w:t>
+            </w:r>
+          </w:p>
+        </w:tc>
+        <w:tc>
+          <w:tcPr>
+            <w:tcW w:w="2600" w:type="dxa"/>
+            <w:vAlign w:val="center"/>
+          </w:tcPr>
+          <w:p>
+            <w:pPr>
+              <w:pStyle w:val="a3"/>
+              <w:spacing w:before="10" w:after="10" w:line="240" w:lineRule="auto"/>
+              <w:jc w:val="center"/>
+            </w:pPr>
+            <w:r>
+              <w:rPr>
+                <w:rFonts w:ascii="HY신명조" w:eastAsia="HY신명조" w:hAnsi="HY신명조" w:hint="eastAsia"/>
+                <w:sz w:val="15"/>
+                <w:szCs w:val="15"/>
+              </w:rPr>
+              <w:t xml:space="preserve">98</w:t>
+            </w:r>
+          </w:p>
+        </w:tc>
+      </w:tr>
+      <w:tr>
+        <w:trPr>
+          <w:cantSplit/>
+        </w:trPr>
+        <w:tc>
+          <w:tcPr>
+            <w:tcW w:w="1900" w:type="dxa"/>
+            <w:vAlign w:val="center"/>
+          </w:tcPr>
+          <w:p>
+            <w:pPr>
+              <w:pStyle w:val="a3"/>
+              <w:spacing w:before="10" w:after="10" w:line="240" w:lineRule="auto"/>
+              <w:jc w:val="center"/>
+            </w:pPr>
+            <w:r>
+              <w:rPr>
+                <w:rFonts w:ascii="HY신명조" w:eastAsia="HY신명조" w:hAnsi="HY신명조" w:hint="eastAsia"/>
+                <w:sz w:val="15"/>
+                <w:szCs w:val="15"/>
+              </w:rPr>
+              <w:t xml:space="preserve">조명 (어둡게·밝게·옆)</w:t>
+            </w:r>
+          </w:p>
+        </w:tc>
+        <w:tc>
+          <w:tcPr>
+            <w:tcW w:w="2600" w:type="dxa"/>
+            <w:vAlign w:val="center"/>
+          </w:tcPr>
+          <w:p>
+            <w:pPr>
+              <w:pStyle w:val="a3"/>
+              <w:spacing w:before="10" w:after="10" w:line="240" w:lineRule="auto"/>
+              <w:jc w:val="center"/>
+            </w:pPr>
+            <w:r>
+              <w:rPr>
+                <w:rFonts w:ascii="HY신명조" w:eastAsia="HY신명조" w:hAnsi="HY신명조" w:hint="eastAsia"/>
+                <w:sz w:val="15"/>
+                <w:szCs w:val="15"/>
+              </w:rPr>
+              <w:t xml:space="preserve">74</w:t>
+            </w:r>
+          </w:p>
+        </w:tc>
+      </w:tr>
+      <w:tr>
+        <w:trPr>
+          <w:cantSplit/>
+        </w:trPr>
+        <w:tc>
+          <w:tcPr>
+            <w:tcW w:w="1900" w:type="dxa"/>
+            <w:vAlign w:val="center"/>
+          </w:tcPr>
+          <w:p>
+            <w:pPr>
+              <w:pStyle w:val="a3"/>
+              <w:spacing w:before="10" w:after="10" w:line="240" w:lineRule="auto"/>
+              <w:jc w:val="center"/>
+            </w:pPr>
+            <w:r>
+              <w:rPr>
+                <w:rFonts w:ascii="HY신명조" w:eastAsia="HY신명조" w:hAnsi="HY신명조" w:hint="eastAsia"/>
+                <w:sz w:val="15"/>
+                <w:szCs w:val="15"/>
+              </w:rPr>
+              <w:t xml:space="preserve">작업대 색 (회색·짙은 갈색)</w:t>
+            </w:r>
+          </w:p>
+        </w:tc>
+        <w:tc>
+          <w:tcPr>
+            <w:tcW w:w="2600" w:type="dxa"/>
+            <w:vAlign w:val="center"/>
+          </w:tcPr>
+          <w:p>
+            <w:pPr>
+              <w:pStyle w:val="a3"/>
+              <w:spacing w:before="10" w:after="10" w:line="240" w:lineRule="auto"/>
+              <w:jc w:val="center"/>
+            </w:pPr>
+            <w:r>
+              <w:rPr>
+                <w:rFonts w:ascii="HY신명조" w:eastAsia="HY신명조" w:hAnsi="HY신명조" w:hint="eastAsia"/>
+                <w:sz w:val="15"/>
+                <w:szCs w:val="15"/>
+              </w:rPr>
+              <w:t xml:space="preserve">52</w:t>
+            </w:r>
+          </w:p>
+        </w:tc>
+      </w:tr>
+      <w:tr>
+        <w:trPr>
+          <w:cantSplit/>
+        </w:trPr>
+        <w:tc>
+          <w:tcPr>
+            <w:tcW w:w="1900" w:type="dxa"/>
+            <w:vAlign w:val="center"/>
+          </w:tcPr>
+          <w:p>
+            <w:pPr>
+              <w:pStyle w:val="a3"/>
+              <w:spacing w:before="10" w:after="10" w:line="240" w:lineRule="auto"/>
+              <w:jc w:val="center"/>
+            </w:pPr>
+            <w:r>
+              <w:rPr>
+                <w:rFonts w:ascii="HY신명조" w:eastAsia="HY신명조" w:hAnsi="HY신명조" w:hint="eastAsia"/>
+                <w:sz w:val="15"/>
+                <w:szCs w:val="15"/>
+              </w:rPr>
+              <w:t xml:space="preserve">주변 물건</w:t>
+            </w:r>
+          </w:p>
+        </w:tc>
+        <w:tc>
+          <w:tcPr>
+            <w:tcW w:w="2600" w:type="dxa"/>
+            <w:vAlign w:val="center"/>
+          </w:tcPr>
+          <w:p>
+            <w:pPr>
+              <w:pStyle w:val="a3"/>
+              <w:spacing w:before="10" w:after="10" w:line="240" w:lineRule="auto"/>
+              <w:jc w:val="center"/>
+            </w:pPr>
+            <w:r>
+              <w:rPr>
+                <w:rFonts w:ascii="HY신명조" w:eastAsia="HY신명조" w:hAnsi="HY신명조" w:hint="eastAsia"/>
+                <w:sz w:val="15"/>
+                <w:szCs w:val="15"/>
+              </w:rPr>
+              <w:t xml:space="preserve">60</w:t>
+            </w:r>
+          </w:p>
+        </w:tc>
+      </w:tr>
+      <w:tr>
+        <w:trPr>
+          <w:cantSplit/>
+        </w:trPr>
+        <w:tc>
+          <w:tcPr>
+            <w:tcW w:w="1900" w:type="dxa"/>
+            <w:vAlign w:val="center"/>
+          </w:tcPr>
+          <w:p>
+            <w:pPr>
+              <w:pStyle w:val="a3"/>
+              <w:spacing w:before="10" w:after="10" w:line="240" w:lineRule="auto"/>
+              <w:jc w:val="center"/>
+            </w:pPr>
+            <w:r>
+              <w:rPr>
+                <w:rFonts w:ascii="HY신명조" w:eastAsia="HY신명조" w:hAnsi="HY신명조" w:hint="eastAsia"/>
+                <w:sz w:val="15"/>
+                <w:szCs w:val="15"/>
+              </w:rPr>
+              <w:t xml:space="preserve">카메라 장착 틀어짐</w:t>
+            </w:r>
+          </w:p>
+        </w:tc>
+        <w:tc>
+          <w:tcPr>
+            <w:tcW w:w="2600" w:type="dxa"/>
+            <w:vAlign w:val="center"/>
+          </w:tcPr>
+          <w:p>
+            <w:pPr>
+              <w:pStyle w:val="a3"/>
+              <w:spacing w:before="10" w:after="10" w:line="240" w:lineRule="auto"/>
+              <w:jc w:val="center"/>
+            </w:pPr>
+            <w:r>
+              <w:rPr>
+                <w:rFonts w:ascii="HY신명조" w:eastAsia="HY신명조" w:hAnsi="HY신명조" w:hint="eastAsia"/>
+                <w:sz w:val="15"/>
+                <w:szCs w:val="15"/>
+              </w:rPr>
+              <w:t xml:space="preserve">94</w:t>
+            </w:r>
+          </w:p>
+        </w:tc>
+      </w:tr>
+      <w:tr>
+        <w:trPr>
+          <w:cantSplit/>
+        </w:trPr>
+        <w:tc>
+          <w:tcPr>
+            <w:tcW w:w="1900" w:type="dxa"/>
+            <w:vAlign w:val="center"/>
+          </w:tcPr>
+          <w:p>
+            <w:pPr>
+              <w:pStyle w:val="a3"/>
+              <w:spacing w:before="10" w:after="10" w:line="240" w:lineRule="auto"/>
+              <w:jc w:val="center"/>
+            </w:pPr>
+            <w:r>
+              <w:rPr>
+                <w:rFonts w:ascii="HY신명조" w:eastAsia="HY신명조" w:hAnsi="HY신명조" w:hint="eastAsia"/>
+                <w:sz w:val="15"/>
+                <w:szCs w:val="15"/>
+              </w:rPr>
+              <w:t xml:space="preserve">범위 밖 위치·방향·아래 통</w:t>
+            </w:r>
+          </w:p>
+        </w:tc>
+        <w:tc>
+          <w:tcPr>
+            <w:tcW w:w="2600" w:type="dxa"/>
+            <w:vAlign w:val="center"/>
+          </w:tcPr>
+          <w:p>
+            <w:pPr>
+              <w:pStyle w:val="a3"/>
+              <w:spacing w:before="10" w:after="10" w:line="240" w:lineRule="auto"/>
+              <w:jc w:val="center"/>
+            </w:pPr>
+            <w:r>
+              <w:rPr>
+                <w:rFonts w:ascii="HY신명조" w:eastAsia="HY신명조" w:hAnsi="HY신명조" w:hint="eastAsia"/>
+                <w:sz w:val="15"/>
+                <w:szCs w:val="15"/>
+              </w:rPr>
+              <w:t xml:space="preserve">85</w:t>
+            </w:r>
+          </w:p>
+        </w:tc>
+      </w:tr>
+      <w:tr>
+        <w:trPr>
+          <w:cantSplit/>
+        </w:trPr>
+        <w:tc>
+          <w:tcPr>
+            <w:tcW w:w="1900" w:type="dxa"/>
+            <w:vAlign w:val="center"/>
+          </w:tcPr>
+          <w:p>
+            <w:pPr>
+              <w:pStyle w:val="a3"/>
+              <w:spacing w:before="10" w:after="10" w:line="240" w:lineRule="auto"/>
+              <w:jc w:val="center"/>
+            </w:pPr>
+            <w:r>
+              <w:rPr>
+                <w:rFonts w:ascii="HY신명조" w:eastAsia="HY신명조" w:hAnsi="HY신명조" w:hint="eastAsia"/>
+                <w:sz w:val="15"/>
+                <w:szCs w:val="15"/>
+              </w:rPr>
+              <w:t xml:space="preserve">통 무게 100·200g</w:t>
+            </w:r>
+          </w:p>
+        </w:tc>
+        <w:tc>
+          <w:tcPr>
+            <w:tcW w:w="2600" w:type="dxa"/>
+            <w:vAlign w:val="center"/>
+          </w:tcPr>
+          <w:p>
+            <w:pPr>
+              <w:pStyle w:val="a3"/>
+              <w:spacing w:before="10" w:after="10" w:line="240" w:lineRule="auto"/>
+              <w:jc w:val="center"/>
+            </w:pPr>
+            <w:r>
+              <w:rPr>
+                <w:rFonts w:ascii="HY신명조" w:eastAsia="HY신명조" w:hAnsi="HY신명조" w:hint="eastAsia"/>
+                <w:sz w:val="15"/>
+                <w:szCs w:val="15"/>
+              </w:rPr>
+              <w:t xml:space="preserve">95</w:t>
+            </w:r>
+          </w:p>
+        </w:tc>
+      </w:tr>
+      <w:tr>
+        <w:trPr>
+          <w:cantSplit/>
+        </w:trPr>
+        <w:tc>
+          <w:tcPr>
+            <w:tcW w:w="1900" w:type="dxa"/>
+            <w:vAlign w:val="center"/>
+          </w:tcPr>
+          <w:p>
+            <w:pPr>
+              <w:pStyle w:val="a3"/>
+              <w:spacing w:before="10" w:after="10" w:line="240" w:lineRule="auto"/>
+              <w:jc w:val="center"/>
+            </w:pPr>
+            <w:r>
+              <w:rPr>
+                <w:rFonts w:ascii="HY신명조" w:eastAsia="HY신명조" w:hAnsi="HY신명조" w:hint="eastAsia"/>
+                <w:sz w:val="15"/>
+                <w:szCs w:val="15"/>
+              </w:rPr>
+              <w:t xml:space="preserve">관측 지연 67·133ms</w:t>
+            </w:r>
+          </w:p>
+        </w:tc>
+        <w:tc>
+          <w:tcPr>
+            <w:tcW w:w="2600" w:type="dxa"/>
+            <w:vAlign w:val="center"/>
+          </w:tcPr>
+          <w:p>
+            <w:pPr>
+              <w:pStyle w:val="a3"/>
+              <w:spacing w:before="10" w:after="10" w:line="240" w:lineRule="auto"/>
+              <w:jc w:val="center"/>
+            </w:pPr>
+            <w:r>
+              <w:rPr>
+                <w:rFonts w:ascii="HY신명조" w:eastAsia="HY신명조" w:hAnsi="HY신명조" w:hint="eastAsia"/>
+                <w:sz w:val="15"/>
+                <w:szCs w:val="15"/>
+              </w:rPr>
+              <w:t xml:space="preserve">95</w:t>
+            </w:r>
+          </w:p>
+        </w:tc>
+      </w:tr>
+    </w:tbl>
+    <w:p>
+      <w:pPr>
+        <w:pStyle w:val="a3"/>
+        <w:wordWrap/>
+        <w:spacing w:before="0" w:after="0" w:line="200" w:lineRule="auto"/>
+        <w:jc w:val="left"/>
+      </w:pPr>
+      <w:r>
+        <w:rPr>
+          <w:rFonts w:ascii="HY신명조" w:eastAsia="HY신명조" w:hAnsi="HY신명조" w:hint="eastAsia"/>
+          <w:sz w:val="10"/>
+          <w:szCs w:val="10"/>
+        </w:rPr>
+        <w:t xml:space="preserve"/>
       </w:r>
     </w:p>
     <w:p>

--- a/08_개인논문_ACT적재/논문/paper.docx
+++ b/08_개인논문_ACT적재/논문/paper.docx
@@ -670,7 +670,206 @@
           <w:sz w:val="18"/>
           <w:szCs w:val="18"/>
         </w:rPr>
-        <w:t xml:space="preserve">인식부는 네 가지로 구성하였다. 캡처 스레드는 최신 프레임만 공유 버퍼에 쓰고 추론 스레드가 5초 주기로 이를 가져와 추론하여, 단일 루프에서 추론이 캡처를 막던 문제를 없앴다. ONNX Runtime[11] 세션에는 연산 스레드 6개, 병렬 실행, 전체 그래프 최적화를 적용하여 단일 스레드 대비 약 3배 빠르게 하였다. 거리가 멀어 숫자가 작아지면 '8'을 '1'로 읽었으므로, 1단계에서 표시부(screen) 영역을 찾고 여백 15화소와 함께 잘라 640×640으로 확대한 뒤 숫자를 다시 탐지하는 2단계 디지털 줌을 썼다. 한 숫자에 여러 상자가 겹쳐 '118'이 '111111888'로 조합되는 문제는 ① 비숫자 클래스 제거, ② IoU 0.4 NMS, ③ 자릿수 구역별 최고 신뢰도 선택, ④ 반복 숫자 복원의 4단계로 해결하였다(그림 2).</w:t>
+        <w:t xml:space="preserve">인식부는 네 가지로 구성하였다. 캡처 스레드는 최신 프레임만 공유 버퍼에 쓰고 추론 스레드가 5초 주기로 이를 가져와 추론하여, 단일 루프에서 추론이 캡처를 막던 문제를 없앴다. ONNX Runtime[11] 세션에는 연산 스레드 6개, 병렬 실행, 전체 그래프 최적화를 적용하여 단일 스레드 대비 약 3배 빠르게 하였다. 거리가 멀어 숫자가 작아지면 '8'을 '1'로 읽었으므로, 1단계에서 표시부(screen) 영역을 찾고 여백 15화소와 함께 잘라 640×640으로 확대한 뒤 숫자를 다시 탐지하는 2단계 디지털 줌을 썼다. 한 숫자에 여러 상자가 겹쳐 '118'이 '111111888'로 조합되는 문제는 ① 비숫자 클래스 제거, ② IoU 0.4 NMS, ③ 자릿수 구역별 최고 신뢰도 선택, ④ 반복 숫자 복원의 4단계로 해결하였다.</w:t>
+      </w:r>
+    </w:p>
+    <w:p>
+      <w:pPr>
+        <w:pStyle w:val="a3"/>
+        <w:keepNext/>
+        <w:wordWrap/>
+        <w:spacing w:before="60" w:after="0" w:line="288" w:lineRule="auto"/>
+        <w:jc w:val="left"/>
+      </w:pPr>
+      <w:r>
+        <w:rPr>
+          <w:rFonts w:ascii="HY신명조" w:eastAsia="HY신명조" w:hAnsi="HY신명조" w:hint="eastAsia"/>
+          <w:sz w:val="20"/>
+          <w:szCs w:val="20"/>
+        </w:rPr>
+        <w:t xml:space="preserve">2.3 ACT 기반 순차 적재</w:t>
+      </w:r>
+    </w:p>
+    <w:p>
+      <w:pPr>
+        <w:pStyle w:val="a3"/>
+        <w:wordWrap/>
+        <w:spacing w:before="0" w:after="0" w:line="288" w:lineRule="auto"/>
+        <w:ind w:firstLine="180"/>
+        <w:jc w:val="both"/>
+      </w:pPr>
+      <w:r>
+        <w:rPr>
+          <w:rFonts w:ascii="HY신명조" w:eastAsia="HY신명조" w:hAnsi="HY신명조" w:hint="eastAsia"/>
+          <w:sz w:val="18"/>
+          <w:szCs w:val="18"/>
+        </w:rPr>
+        <w:t xml:space="preserve">로봇은 그리퍼를 포함해 6개 관절을 갖는 SO-101 팔로워암이며, 손목 카메라(front)와 상단 카메라(top)를 쓴다. 시연은 사람이 리더암을 움직이면 팔로워암이 따라 움직이는 원격조작으로, 30Hz로 영상과 관절값을 기록해 단계마다 100회와 200회의 두 차례 수집하였다.</w:t>
+      </w:r>
+    </w:p>
+    <w:p>
+      <w:pPr>
+        <w:pStyle w:val="a3"/>
+        <w:wordWrap/>
+        <w:spacing w:before="0" w:after="0" w:line="288" w:lineRule="auto"/>
+        <w:ind w:firstLine="180"/>
+        <w:jc w:val="both"/>
+      </w:pPr>
+      <w:r>
+        <w:rPr>
+          <w:rFonts w:ascii="HY신명조" w:eastAsia="HY신명조" w:hAnsi="HY신명조" w:hint="eastAsia"/>
+          <w:sz w:val="18"/>
+          <w:szCs w:val="18"/>
+        </w:rPr>
+        <w:t xml:space="preserve">ACT는 현재 영상과 관절값으로부터 앞으로 k=100스텝의 관절 목표값(행동 청크)을 한 번에 예측한다. ResNet18[12] 영상 특징과 관절값을 Transformer[13] 인코더-디코더로 처리하고, 시연의 다양성은 CVAE 잠재변수로 흡수하며, 손실은 L1 재구성 오차와 KL 항(가중치 10)의 합이다[4]. 별도의 객체 검출 없이 영상에서 통의 위치를 스스로 익힌다. LeRobot의 ACT는 작업 지시문을 입력으로 쓰지 않으므로 1층·옆·2층 단계마다 정책 π</w:t>
+      </w:r>
+      <w:r>
+        <w:rPr>
+          <w:rFonts w:ascii="HY신명조" w:eastAsia="HY신명조" w:hAnsi="HY신명조" w:hint="eastAsia"/>
+          <w:vertAlign w:val="subscript"/>
+          <w:sz w:val="18"/>
+        </w:rPr>
+        <w:t xml:space="preserve">1</w:t>
+      </w:r>
+      <w:r>
+        <w:rPr>
+          <w:rFonts w:ascii="HY신명조" w:eastAsia="HY신명조" w:hAnsi="HY신명조" w:hint="eastAsia"/>
+          <w:sz w:val="18"/>
+          <w:szCs w:val="18"/>
+        </w:rPr>
+        <w:t xml:space="preserve">, π</w:t>
+      </w:r>
+      <w:r>
+        <w:rPr>
+          <w:rFonts w:ascii="HY신명조" w:eastAsia="HY신명조" w:hAnsi="HY신명조" w:hint="eastAsia"/>
+          <w:vertAlign w:val="subscript"/>
+          <w:sz w:val="18"/>
+        </w:rPr>
+        <w:t xml:space="preserve">2</w:t>
+      </w:r>
+      <w:r>
+        <w:rPr>
+          <w:rFonts w:ascii="HY신명조" w:eastAsia="HY신명조" w:hAnsi="HY신명조" w:hint="eastAsia"/>
+          <w:sz w:val="18"/>
+          <w:szCs w:val="18"/>
+        </w:rPr>
+        <w:t xml:space="preserve">, π</w:t>
+      </w:r>
+      <w:r>
+        <w:rPr>
+          <w:rFonts w:ascii="HY신명조" w:eastAsia="HY신명조" w:hAnsi="HY신명조" w:hint="eastAsia"/>
+          <w:vertAlign w:val="subscript"/>
+          <w:sz w:val="18"/>
+        </w:rPr>
+        <w:t xml:space="preserve">3</w:t>
+      </w:r>
+      <w:r>
+        <w:rPr>
+          <w:rFonts w:ascii="HY신명조" w:eastAsia="HY신명조" w:hAnsi="HY신명조" w:hint="eastAsia"/>
+          <w:sz w:val="18"/>
+          <w:szCs w:val="18"/>
+        </w:rPr>
+        <w:t xml:space="preserve">을 따로 학습하였다. 학습은 PC(NVIDIA L4, RTX 3060)에서 하고 체크포인트만 Jetson Orin Nano로 옮겨 실행하였다.</w:t>
+      </w:r>
+    </w:p>
+    <w:p>
+      <w:pPr>
+        <w:pStyle w:val="a3"/>
+        <w:wordWrap/>
+        <w:spacing w:before="0" w:after="0" w:line="288" w:lineRule="auto"/>
+        <w:ind w:firstLine="180"/>
+        <w:jc w:val="both"/>
+      </w:pPr>
+      <w:r>
+        <w:rPr>
+          <w:rFonts w:ascii="HY신명조" w:eastAsia="HY신명조" w:hAnsi="HY신명조" w:hint="eastAsia"/>
+          <w:sz w:val="18"/>
+          <w:szCs w:val="18"/>
+        </w:rPr>
+        <w:t xml:space="preserve">실행기는 MCP TCP 서버(포트 8765)에서 run 신호를 기다리다(WAIT) 해당 단계의 정책을 실행하고(RUNNING), 시작 자세로 돌아온 뒤(RETURN_HOME) 다음 신호를 기다린다. 실행 중에 들어온 신호는 무시하고, 세 단계를 마치면 DONE 상태에서 reset 신호를 기다린다. Jetson에서는 스레드 수 제한, CUDA 지연 로딩, 자동 혼합 정밀도를 적용하였다.</w:t>
+      </w:r>
+    </w:p>
+    <w:p>
+      <w:pPr>
+        <w:pStyle w:val="a3"/>
+        <w:wordWrap/>
+        <w:spacing w:before="0" w:after="0" w:line="288" w:lineRule="auto"/>
+        <w:jc w:val="left"/>
+      </w:pPr>
+      <w:r>
+        <w:rPr>
+          <w:rFonts w:ascii="HY신명조" w:eastAsia="HY신명조" w:hAnsi="HY신명조" w:hint="eastAsia"/>
+          <w:sz w:val="18"/>
+          <w:szCs w:val="18"/>
+        </w:rPr>
+        <w:t xml:space="preserve"/>
+      </w:r>
+    </w:p>
+    <w:p>
+      <w:pPr>
+        <w:pStyle w:val="a3"/>
+        <w:keepNext/>
+        <w:wordWrap/>
+        <w:spacing w:before="0" w:after="0" w:line="288" w:lineRule="auto"/>
+        <w:jc w:val="center"/>
+      </w:pPr>
+      <w:r>
+        <w:rPr>
+          <w:rFonts w:ascii="HY신명조" w:eastAsia="HY신명조" w:hAnsi="HY신명조" w:hint="eastAsia"/>
+          <w:sz w:val="24"/>
+          <w:szCs w:val="24"/>
+        </w:rPr>
+        <w:t xml:space="preserve">Ⅲ. 시뮬레이션 기반 적재 평가</w:t>
+      </w:r>
+    </w:p>
+    <w:p>
+      <w:pPr>
+        <w:pStyle w:val="a3"/>
+        <w:wordWrap/>
+        <w:spacing w:before="0" w:after="0" w:line="288" w:lineRule="auto"/>
+        <w:jc w:val="left"/>
+      </w:pPr>
+      <w:r>
+        <w:rPr>
+          <w:rFonts w:ascii="HY신명조" w:eastAsia="HY신명조" w:hAnsi="HY신명조" w:hint="eastAsia"/>
+          <w:sz w:val="18"/>
+          <w:szCs w:val="18"/>
+        </w:rPr>
+        <w:t xml:space="preserve"/>
+      </w:r>
+    </w:p>
+    <w:p>
+      <w:pPr>
+        <w:pStyle w:val="a3"/>
+        <w:keepNext/>
+        <w:wordWrap/>
+        <w:spacing w:before="60" w:after="0" w:line="288" w:lineRule="auto"/>
+        <w:jc w:val="left"/>
+      </w:pPr>
+      <w:r>
+        <w:rPr>
+          <w:rFonts w:ascii="HY신명조" w:eastAsia="HY신명조" w:hAnsi="HY신명조" w:hint="eastAsia"/>
+          <w:sz w:val="20"/>
+          <w:szCs w:val="20"/>
+        </w:rPr>
+        <w:t xml:space="preserve">3.1 시뮬레이션 셀</w:t>
+      </w:r>
+    </w:p>
+    <w:p>
+      <w:pPr>
+        <w:pStyle w:val="a3"/>
+        <w:wordWrap/>
+        <w:spacing w:before="0" w:after="0" w:line="288" w:lineRule="auto"/>
+        <w:ind w:firstLine="180"/>
+        <w:jc w:val="both"/>
+      </w:pPr>
+      <w:r>
+        <w:rPr>
+          <w:rFonts w:ascii="HY신명조" w:eastAsia="HY신명조" w:hAnsi="HY신명조" w:hint="eastAsia"/>
+          <w:sz w:val="18"/>
+          <w:szCs w:val="18"/>
+        </w:rPr>
+        <w:t xml:space="preserve">현장 시험 이후 로봇팔이 파손되어 적재 결과를 다시 측정할 수 없었다. 이에 MuJoCo[8]로 실제 셀을 재현하였다(그림 2). 로봇은 공식 SO-101 모델[14]의 손목 카메라 버전으로 STS3215 서보의 위치 제어 특성을 포함하며, 카메라 배치, 제어 주기(30Hz), 관절 목표값 행동 공간을 실제와 같게 하였다. 영상은 실제 경량 추론 설정과 같은 160×120을 쓴다. 분류 통은 공개 모델의 출력 무게(통 33g)와 시연 영상으로부터 64×64×52mm(벽 2mm)로 정하고 내부 큐브를 포함해 123g으로 두었다. 저울 위 통은 위치 ±20mm, 방향 ±20°, 먼저 쌓인 통은 목표에서 ±8mm, ±5°로 무작위화하였다.</w:t>
       </w:r>
     </w:p>
     <w:p xmlns:a="http://schemas.openxmlformats.org/drawingml/2006/main" xmlns:pic="http://schemas.openxmlformats.org/drawingml/2006/picture">
@@ -687,7 +886,7 @@
         </w:rPr>
         <w:drawing>
           <wp:inline distT="0" distB="0" distL="0" distR="0">
-            <wp:extent cx="2793333" cy="1792736"/>
+            <wp:extent cx="2793333" cy="1385123"/>
             <wp:docPr id="102" name="Figure 2"/>
             <a:graphic>
               <a:graphicData uri="http://schemas.openxmlformats.org/drawingml/2006/picture">
@@ -698,266 +897,6 @@
                   </pic:nvPicPr>
                   <pic:blipFill>
                     <a:blip r:embed="rIdFig2"/>
-                    <a:stretch>
-                      <a:fillRect/>
-                    </a:stretch>
-                  </pic:blipFill>
-                  <pic:spPr>
-                    <a:xfrm>
-                      <a:off x="0" y="0"/>
-                      <a:ext cx="2793333" cy="1792736"/>
-                    </a:xfrm>
-                    <a:prstGeom prst="rect">
-                      <a:avLst/>
-                    </a:prstGeom>
-                  </pic:spPr>
-                </pic:pic>
-              </a:graphicData>
-            </a:graphic>
-          </wp:inline>
-        </w:drawing>
-      </w:r>
-    </w:p>
-    <w:p>
-      <w:pPr>
-        <w:pStyle w:val="a3"/>
-        <w:wordWrap/>
-        <w:spacing w:before="0" w:after="80" w:line="264" w:lineRule="auto"/>
-        <w:jc w:val="center"/>
-      </w:pPr>
-      <w:r>
-        <w:rPr>
-          <w:rFonts w:ascii="HY신명조" w:eastAsia="HY신명조" w:hAnsi="HY신명조" w:hint="eastAsia"/>
-          <w:sz w:val="17"/>
-          <w:szCs w:val="17"/>
-        </w:rPr>
-        <w:t xml:space="preserve">그림 2. 7-segment 무게 인식 파이프라인</w:t>
-      </w:r>
-    </w:p>
-    <w:p>
-      <w:pPr>
-        <w:pStyle w:val="a3"/>
-        <w:keepNext/>
-        <w:wordWrap/>
-        <w:spacing w:before="60" w:after="0" w:line="288" w:lineRule="auto"/>
-        <w:jc w:val="left"/>
-      </w:pPr>
-      <w:r>
-        <w:rPr>
-          <w:rFonts w:ascii="HY신명조" w:eastAsia="HY신명조" w:hAnsi="HY신명조" w:hint="eastAsia"/>
-          <w:sz w:val="20"/>
-          <w:szCs w:val="20"/>
-        </w:rPr>
-        <w:t xml:space="preserve">2.3 ACT 기반 순차 적재</w:t>
-      </w:r>
-    </w:p>
-    <w:p>
-      <w:pPr>
-        <w:pStyle w:val="a3"/>
-        <w:wordWrap/>
-        <w:spacing w:before="0" w:after="0" w:line="288" w:lineRule="auto"/>
-        <w:ind w:firstLine="180"/>
-        <w:jc w:val="both"/>
-      </w:pPr>
-      <w:r>
-        <w:rPr>
-          <w:rFonts w:ascii="HY신명조" w:eastAsia="HY신명조" w:hAnsi="HY신명조" w:hint="eastAsia"/>
-          <w:sz w:val="18"/>
-          <w:szCs w:val="18"/>
-        </w:rPr>
-        <w:t xml:space="preserve">로봇은 그리퍼를 포함해 6개 관절을 갖는 SO-101 팔로워암이며, 손목 카메라(front)와 상단 카메라(top)를 쓴다. 시연은 사람이 리더암을 움직이면 팔로워암이 따라 움직이는 원격조작으로, 30Hz로 영상과 관절값을 기록해 단계마다 100회와 200회의 두 차례 수집하였다.</w:t>
-      </w:r>
-    </w:p>
-    <w:p>
-      <w:pPr>
-        <w:pStyle w:val="a3"/>
-        <w:wordWrap/>
-        <w:spacing w:before="0" w:after="0" w:line="288" w:lineRule="auto"/>
-        <w:ind w:firstLine="180"/>
-        <w:jc w:val="both"/>
-      </w:pPr>
-      <w:r>
-        <w:rPr>
-          <w:rFonts w:ascii="HY신명조" w:eastAsia="HY신명조" w:hAnsi="HY신명조" w:hint="eastAsia"/>
-          <w:sz w:val="18"/>
-          <w:szCs w:val="18"/>
-        </w:rPr>
-        <w:t xml:space="preserve">ACT는 현재 영상과 관절값으로부터 앞으로 k=100스텝의 관절 목표값(행동 청크)을 한 번에 예측한다. ResNet18[12] 영상 특징과 관절값을 Transformer[13] 인코더-디코더로 처리하고, 시연의 다양성은 CVAE 잠재변수로 흡수하며, 손실은 L1 재구성 오차와 KL 항(가중치 10)의 합이다[4]. 별도의 객체 검출 없이 영상에서 통의 위치를 스스로 익힌다. LeRobot의 ACT는 작업 지시문을 입력으로 쓰지 않으므로 1층·옆·2층 단계마다 정책 π</w:t>
-      </w:r>
-      <w:r>
-        <w:rPr>
-          <w:rFonts w:ascii="HY신명조" w:eastAsia="HY신명조" w:hAnsi="HY신명조" w:hint="eastAsia"/>
-          <w:vertAlign w:val="subscript"/>
-          <w:sz w:val="18"/>
-        </w:rPr>
-        <w:t xml:space="preserve">1</w:t>
-      </w:r>
-      <w:r>
-        <w:rPr>
-          <w:rFonts w:ascii="HY신명조" w:eastAsia="HY신명조" w:hAnsi="HY신명조" w:hint="eastAsia"/>
-          <w:sz w:val="18"/>
-          <w:szCs w:val="18"/>
-        </w:rPr>
-        <w:t xml:space="preserve">, π</w:t>
-      </w:r>
-      <w:r>
-        <w:rPr>
-          <w:rFonts w:ascii="HY신명조" w:eastAsia="HY신명조" w:hAnsi="HY신명조" w:hint="eastAsia"/>
-          <w:vertAlign w:val="subscript"/>
-          <w:sz w:val="18"/>
-        </w:rPr>
-        <w:t xml:space="preserve">2</w:t>
-      </w:r>
-      <w:r>
-        <w:rPr>
-          <w:rFonts w:ascii="HY신명조" w:eastAsia="HY신명조" w:hAnsi="HY신명조" w:hint="eastAsia"/>
-          <w:sz w:val="18"/>
-          <w:szCs w:val="18"/>
-        </w:rPr>
-        <w:t xml:space="preserve">, π</w:t>
-      </w:r>
-      <w:r>
-        <w:rPr>
-          <w:rFonts w:ascii="HY신명조" w:eastAsia="HY신명조" w:hAnsi="HY신명조" w:hint="eastAsia"/>
-          <w:vertAlign w:val="subscript"/>
-          <w:sz w:val="18"/>
-        </w:rPr>
-        <w:t xml:space="preserve">3</w:t>
-      </w:r>
-      <w:r>
-        <w:rPr>
-          <w:rFonts w:ascii="HY신명조" w:eastAsia="HY신명조" w:hAnsi="HY신명조" w:hint="eastAsia"/>
-          <w:sz w:val="18"/>
-          <w:szCs w:val="18"/>
-        </w:rPr>
-        <w:t xml:space="preserve">을 따로 학습하였다. 학습은 PC(NVIDIA L4, RTX 3060)에서 하고 체크포인트만 Jetson Orin Nano로 옮겨 실행하였다.</w:t>
-      </w:r>
-    </w:p>
-    <w:p>
-      <w:pPr>
-        <w:pStyle w:val="a3"/>
-        <w:wordWrap/>
-        <w:spacing w:before="0" w:after="0" w:line="288" w:lineRule="auto"/>
-        <w:ind w:firstLine="180"/>
-        <w:jc w:val="both"/>
-      </w:pPr>
-      <w:r>
-        <w:rPr>
-          <w:rFonts w:ascii="HY신명조" w:eastAsia="HY신명조" w:hAnsi="HY신명조" w:hint="eastAsia"/>
-          <w:sz w:val="18"/>
-          <w:szCs w:val="18"/>
-        </w:rPr>
-        <w:t xml:space="preserve">실행기는 MCP TCP 서버(포트 8765)에서 run 신호를 기다리다(WAIT) 해당 단계의 정책을 실행하고(RUNNING), 시작 자세로 돌아온 뒤(RETURN_HOME) 다음 신호를 기다린다. 실행 중에 들어온 신호는 무시하고, 세 단계를 마치면 DONE 상태에서 reset 신호를 기다린다. Jetson에서는 스레드 수 제한, CUDA 지연 로딩, 자동 혼합 정밀도를 적용하였다.</w:t>
-      </w:r>
-    </w:p>
-    <w:p>
-      <w:pPr>
-        <w:pStyle w:val="a3"/>
-        <w:wordWrap/>
-        <w:spacing w:before="0" w:after="0" w:line="288" w:lineRule="auto"/>
-        <w:jc w:val="left"/>
-      </w:pPr>
-      <w:r>
-        <w:rPr>
-          <w:rFonts w:ascii="HY신명조" w:eastAsia="HY신명조" w:hAnsi="HY신명조" w:hint="eastAsia"/>
-          <w:sz w:val="18"/>
-          <w:szCs w:val="18"/>
-        </w:rPr>
-        <w:t xml:space="preserve"/>
-      </w:r>
-    </w:p>
-    <w:p>
-      <w:pPr>
-        <w:pStyle w:val="a3"/>
-        <w:keepNext/>
-        <w:wordWrap/>
-        <w:spacing w:before="0" w:after="0" w:line="288" w:lineRule="auto"/>
-        <w:jc w:val="center"/>
-      </w:pPr>
-      <w:r>
-        <w:rPr>
-          <w:rFonts w:ascii="HY신명조" w:eastAsia="HY신명조" w:hAnsi="HY신명조" w:hint="eastAsia"/>
-          <w:sz w:val="24"/>
-          <w:szCs w:val="24"/>
-        </w:rPr>
-        <w:t xml:space="preserve">Ⅲ. 시뮬레이션 기반 적재 평가</w:t>
-      </w:r>
-    </w:p>
-    <w:p>
-      <w:pPr>
-        <w:pStyle w:val="a3"/>
-        <w:wordWrap/>
-        <w:spacing w:before="0" w:after="0" w:line="288" w:lineRule="auto"/>
-        <w:jc w:val="left"/>
-      </w:pPr>
-      <w:r>
-        <w:rPr>
-          <w:rFonts w:ascii="HY신명조" w:eastAsia="HY신명조" w:hAnsi="HY신명조" w:hint="eastAsia"/>
-          <w:sz w:val="18"/>
-          <w:szCs w:val="18"/>
-        </w:rPr>
-        <w:t xml:space="preserve"/>
-      </w:r>
-    </w:p>
-    <w:p>
-      <w:pPr>
-        <w:pStyle w:val="a3"/>
-        <w:keepNext/>
-        <w:wordWrap/>
-        <w:spacing w:before="60" w:after="0" w:line="288" w:lineRule="auto"/>
-        <w:jc w:val="left"/>
-      </w:pPr>
-      <w:r>
-        <w:rPr>
-          <w:rFonts w:ascii="HY신명조" w:eastAsia="HY신명조" w:hAnsi="HY신명조" w:hint="eastAsia"/>
-          <w:sz w:val="20"/>
-          <w:szCs w:val="20"/>
-        </w:rPr>
-        <w:t xml:space="preserve">3.1 시뮬레이션 셀</w:t>
-      </w:r>
-    </w:p>
-    <w:p>
-      <w:pPr>
-        <w:pStyle w:val="a3"/>
-        <w:wordWrap/>
-        <w:spacing w:before="0" w:after="0" w:line="288" w:lineRule="auto"/>
-        <w:ind w:firstLine="180"/>
-        <w:jc w:val="both"/>
-      </w:pPr>
-      <w:r>
-        <w:rPr>
-          <w:rFonts w:ascii="HY신명조" w:eastAsia="HY신명조" w:hAnsi="HY신명조" w:hint="eastAsia"/>
-          <w:sz w:val="18"/>
-          <w:szCs w:val="18"/>
-        </w:rPr>
-        <w:t xml:space="preserve">현장 시험 이후 로봇팔이 파손되어 적재 결과를 다시 측정할 수 없었다. 이에 MuJoCo[8]로 실제 셀을 재현하였다(그림 3). 로봇은 공식 SO-101 모델[14]의 손목 카메라 버전으로 STS3215 서보의 위치 제어 특성을 포함하며, 카메라 배치, 제어 주기(30Hz), 관절 목표값 행동 공간을 실제와 같게 하였다. 영상은 실제 경량 추론 설정과 같은 160×120을 쓴다. 분류 통은 공개 모델의 출력 무게(통 33g)와 시연 영상으로부터 64×64×52mm(벽 2mm)로 정하고 내부 큐브를 포함해 123g으로 두었다. 저울 위 통은 위치 ±20mm, 방향 ±20°, 먼저 쌓인 통은 목표에서 ±8mm, ±5°로 무작위화하였다.</w:t>
-      </w:r>
-    </w:p>
-    <w:p xmlns:a="http://schemas.openxmlformats.org/drawingml/2006/main" xmlns:pic="http://schemas.openxmlformats.org/drawingml/2006/picture">
-      <w:pPr>
-        <w:pStyle w:val="a3"/>
-        <w:keepNext/>
-        <w:wordWrap/>
-        <w:spacing w:before="80" w:after="0" w:line="240" w:lineRule="auto"/>
-        <w:jc w:val="center"/>
-      </w:pPr>
-      <w:r>
-        <w:rPr>
-          <w:noProof/>
-        </w:rPr>
-        <w:drawing>
-          <wp:inline distT="0" distB="0" distL="0" distR="0">
-            <wp:extent cx="2793333" cy="1385123"/>
-            <wp:docPr id="103" name="Figure 3"/>
-            <a:graphic>
-              <a:graphicData uri="http://schemas.openxmlformats.org/drawingml/2006/picture">
-                <pic:pic>
-                  <pic:nvPicPr>
-                    <pic:cNvPr id="103" name="fig3.png"/>
-                    <pic:cNvPicPr/>
-                  </pic:nvPicPr>
-                  <pic:blipFill>
-                    <a:blip r:embed="rIdFig3"/>
                     <a:stretch>
                       <a:fillRect/>
                     </a:stretch>
@@ -991,7 +930,7 @@
           <w:sz w:val="17"/>
           <w:szCs w:val="17"/>
         </w:rPr>
-        <w:t xml:space="preserve">그림 3. 시뮬레이션 셀 (a) 전체 (b) 손목 카메라 (c) 상단 카메라</w:t>
+        <w:t xml:space="preserve">그림 2. 시뮬레이션 셀 (a) 전체 (b) 손목 카메라 (c) 상단 카메라</w:t>
       </w:r>
     </w:p>
     <w:p>
@@ -2358,7 +2297,7 @@
                 <w:sz w:val="15"/>
                 <w:szCs w:val="15"/>
               </w:rPr>
-              <w:t xml:space="preserve">시연 설계 / 수</w:t>
+              <w:t xml:space="preserve">시연 설계 (시연 수)</w:t>
             </w:r>
           </w:p>
         </w:tc>
@@ -2476,7 +2415,7 @@
                 <w:sz w:val="15"/>
                 <w:szCs w:val="15"/>
               </w:rPr>
-              <w:t xml:space="preserve">① 여유 1.5mm, 로봇 쪽 벽 / 100</w:t>
+              <w:t xml:space="preserve">① 초기 설계 (100)</w:t>
             </w:r>
           </w:p>
         </w:tc>
@@ -2586,7 +2525,7 @@
                 <w:sz w:val="15"/>
                 <w:szCs w:val="15"/>
               </w:rPr>
-              <w:t xml:space="preserve">② 여유 9mm, 로봇 쪽 벽 / 100</w:t>
+              <w:t xml:space="preserve">② +여유 9mm (100)</w:t>
             </w:r>
           </w:p>
         </w:tc>
@@ -2696,7 +2635,7 @@
                 <w:sz w:val="15"/>
                 <w:szCs w:val="15"/>
               </w:rPr>
-              <w:t xml:space="preserve">② / 200</w:t>
+              <w:t xml:space="preserve">② (200)</w:t>
             </w:r>
           </w:p>
         </w:tc>
@@ -2806,7 +2745,7 @@
                 <w:sz w:val="15"/>
                 <w:szCs w:val="15"/>
               </w:rPr>
-              <w:t xml:space="preserve">③ ②+같은 벽 / 100</w:t>
+              <w:t xml:space="preserve">③ +같은 벽 (100)</w:t>
             </w:r>
           </w:p>
         </w:tc>
@@ -2916,7 +2855,7 @@
                 <w:sz w:val="15"/>
                 <w:szCs w:val="15"/>
               </w:rPr>
-              <w:t xml:space="preserve">④ ③+놓은 뒤 물러나기 / 100</w:t>
+              <w:t xml:space="preserve">④ +물러나기 (100)</w:t>
             </w:r>
           </w:p>
         </w:tc>
@@ -3026,7 +2965,7 @@
                 <w:sz w:val="15"/>
                 <w:szCs w:val="15"/>
               </w:rPr>
-              <w:t xml:space="preserve">④ / 200</w:t>
+              <w:t xml:space="preserve">④ (200)</w:t>
             </w:r>
           </w:p>
         </w:tc>
@@ -3136,7 +3075,7 @@
                 <w:sz w:val="15"/>
                 <w:szCs w:val="15"/>
               </w:rPr>
-              <w:t xml:space="preserve">④ / 500</w:t>
+              <w:t xml:space="preserve">④ (500)</w:t>
             </w:r>
           </w:p>
         </w:tc>
@@ -3246,7 +3185,7 @@
                 <w:sz w:val="15"/>
                 <w:szCs w:val="15"/>
               </w:rPr>
-              <w:t xml:space="preserve">④ / 1000</w:t>
+              <w:t xml:space="preserve">④ (1000)</w:t>
             </w:r>
           </w:p>
         </w:tc>
@@ -3356,7 +3295,7 @@
                 <w:sz w:val="15"/>
                 <w:szCs w:val="15"/>
               </w:rPr>
-              <w:t xml:space="preserve">④+DART / 1000</w:t>
+              <w:t xml:space="preserve">④+DART (1000)</w:t>
             </w:r>
           </w:p>
         </w:tc>
@@ -3466,7 +3405,7 @@
                 <w:sz w:val="15"/>
                 <w:szCs w:val="15"/>
               </w:rPr>
-              <w:t xml:space="preserve">④+무작위화·CLAHE / 1000</w:t>
+              <w:t xml:space="preserve">④+무작위화·CLAHE (1000)</w:t>
             </w:r>
           </w:p>
         </w:tc>
@@ -3587,16 +3526,16 @@
         <w:drawing>
           <wp:inline distT="0" distB="0" distL="0" distR="0">
             <wp:extent cx="2793333" cy="1481312"/>
-            <wp:docPr id="104" name="Figure 4"/>
+            <wp:docPr id="103" name="Figure 3"/>
             <a:graphic>
               <a:graphicData uri="http://schemas.openxmlformats.org/drawingml/2006/picture">
                 <pic:pic>
                   <pic:nvPicPr>
-                    <pic:cNvPr id="104" name="fig4.png"/>
+                    <pic:cNvPr id="103" name="fig3.png"/>
                     <pic:cNvPicPr/>
                   </pic:nvPicPr>
                   <pic:blipFill>
-                    <a:blip r:embed="rIdFig4"/>
+                    <a:blip r:embed="rIdFig3"/>
                     <a:stretch>
                       <a:fillRect/>
                     </a:stretch>
@@ -3630,7 +3569,7 @@
           <w:sz w:val="17"/>
           <w:szCs w:val="17"/>
         </w:rPr>
-        <w:t xml:space="preserve">그림 4. 저울 위 통의 회전각과 단계별 결과 (여유 9mm, 로봇 쪽 벽, 시연 100)</w:t>
+        <w:t xml:space="preserve">그림 3. 저울 위 통의 회전각과 단계별 결과 (여유 9mm, 로봇 쪽 벽, 시연 100)</w:t>
       </w:r>
     </w:p>
     <w:p>
@@ -3647,7 +3586,7 @@
           <w:sz w:val="18"/>
           <w:szCs w:val="18"/>
         </w:rPr>
-        <w:t xml:space="preserve">표 3은 단계별 성공률(각 50회)과 세 단계를 이어 수행한 연속 성공률(50회)이다. 초기 시연(여유 1.5mm, 100회)의 단계별 성공률은 1층 76%, 옆 84%, 2층 50%였으나, 앞 단계의 배치 오차가 다음 단계로 넘어가 연속 성공률은 28%에 그쳤다. 실패의 대부분은 고정 집게가 통 벽 위에 걸려 끝까지 내려가지 못한 채 닫힌 경우였다. 파지 여유를 9mm로 둔 시연으로 같은 100회를 학습하면 단계별 90%, 88%, 72%, 연속 62%로 높아졌다. 남은 실패 25건 중 24건은 저울 위 통이 +7.5° 넘게 돌아간 시행에서 일어났다(그림 4). 이 구간의 실패율은 49%, 나머지는 1%로, 전문가가 잡는 벽을 바꾸는 구간과 일치한다. 이때 정책은 앞벽과 옆벽 시연의 중간인 모서리 쪽으로 가서 집게를 벽 위에 얹은 채 닫았다. 같은 설계로 시연을 200회로 늘리면 연속 성공률은 오히려 36%로 낮아졌고, 이 구간의 실패가 24건에서 32건으로 늘었다. 늘 같은 벽을 잡는 시연(③)으로 바꾸자 같은 100회에서 집기 실패가 없어져 단계별 100%, 100%, 86%, 연속 82%가 되었다. 남은 2층 실패는 모두 통 C를 평평하게 놓은 뒤 그리퍼가 곧장 올라가며 고정 집게로 벽을 끌어 올려 10° 넘게 기운 경우였고, 2mm 벽 위에 얹힌 통이라 바닥에서와 달리 다시 내려앉지 못했다. 그리퍼를 벌린 뒤 벽 바깥으로 5mm 물러났다가 올라가는 시연(④, 2층만)으로 바꾸자 전문가의 3° 이상 기울어짐이 50회 중 11회에서 1회로 줄었고, 정책은 단계별 100%, 100%, 100%, 연속 96%였다.</w:t>
+        <w:t xml:space="preserve">표 3은 단계별 성공률(각 50회)과 세 단계를 이어 수행한 연속 성공률(50회)이다. 초기 시연(여유 1.5mm, 100회)의 단계별 성공률은 1층 76%, 옆 84%, 2층 50%였으나, 앞 단계의 배치 오차가 다음 단계로 넘어가 연속 성공률은 28%에 그쳤다. 실패의 대부분은 고정 집게가 통 벽 위에 걸려 끝까지 내려가지 못한 채 닫힌 경우였다. 파지 여유를 9mm로 둔 시연으로 같은 100회를 학습하면 단계별 90%, 88%, 72%, 연속 62%로 높아졌다. 남은 실패 25건 중 24건은 저울 위 통이 +7.5° 넘게 돌아간 시행에서 일어났다(그림 3). 이 구간의 실패율은 49%, 나머지는 1%로, 전문가가 잡는 벽을 바꾸는 구간과 일치한다. 이때 정책은 앞벽과 옆벽 시연의 중간인 모서리 쪽으로 가서 집게를 벽 위에 얹은 채 닫았다. 같은 설계로 시연을 200회로 늘리면 연속 성공률은 오히려 36%로 낮아졌고, 이 구간의 실패가 24건에서 32건으로 늘었다. 늘 같은 벽을 잡는 시연(③)으로 바꾸자 같은 100회에서 집기 실패가 없어져 단계별 100%, 100%, 86%, 연속 82%가 되었다. 남은 2층 실패는 모두 통 C를 평평하게 놓은 뒤 그리퍼가 곧장 올라가며 고정 집게로 벽을 끌어 올려 10° 넘게 기운 경우였고, 2mm 벽 위에 얹힌 통이라 바닥에서와 달리 다시 내려앉지 못했다. 그리퍼를 벌린 뒤 벽 바깥으로 5mm 물러났다가 올라가는 시연(④, 2층만)으로 바꾸자 전문가의 3° 이상 기울어짐이 50회 중 11회에서 1회로 줄었고, 정책은 단계별 100%, 100%, 100%, 연속 96%였다. 같은 정책을 장면 200개로 늘려 평가하면(CPU 추론) 단계별 100.0%, 100.0%, 99.5%, 연속 99.0%(95% CI 96.4–99.7%)로, 팀의 원래 조건인 단계별 시연 100회만으로 연속 성공률 95% 이상을 신뢰구간 하한까지 확인하였다.</w:t>
       </w:r>
     </w:p>
     <w:p>
@@ -3664,7 +3603,7 @@
           <w:sz w:val="18"/>
           <w:szCs w:val="18"/>
         </w:rPr>
-        <w:t xml:space="preserve">④ 시연을 200, 500, 1000회로 늘리면 연속 성공률은 [  ]%, [  ]%, [  ]%였다(그림 5). 시연 잡음을 주입한 DART 정책은 같은 1000회에서 연속 [  ]%였다. 저울을 다시 읽어 통이 그대로 있으면 집기 실패로 보고 같은 단계를 다시 실행하게 하면(최대 3회), ② 시연 100회 정책의 연속 성공률은 58%에서 74%로, ④ 시연 1000회 정책은 [  ]%에서 [  ]%로 높아졌다. 적재 1회는 정책 실행 9초와 홈 복귀 1초로 약 10초가 걸리며, 무게 분류 정분류율(91.7%)을 곱한 공정 전체 성공률은 ④ 시연 1000회 기준 약 [  ]%이다. 모방학습 성능이 시연 수보다 시연의 다양성과 일관성에 좌우된다는 보고[16]와 같이, 시연 수를 늘리는 것만으로는 시연 설계의 효과를 대신하기 어렵다.</w:t>
+        <w:t xml:space="preserve">④ 시연을 200, 500, 1000회로 늘리면 연속 성공률은 [  ]%, [  ]%, [  ]%였다(그림 4). 시연 잡음을 주입한 DART 정책은 같은 1000회에서 연속 [  ]%였다. 저울을 다시 읽어 통이 그대로 있으면 집기 실패로 보고 같은 단계를 다시 실행하게 하면(최대 3회), ② 시연 100회 정책의 연속 성공률은 58%에서 74%로, ④ 시연 1000회 정책은 [  ]%에서 [  ]%로 높아졌다. 적재 1회는 정책 실행 9초와 홈 복귀 1초로 약 10초가 걸리며, 무게 분류 정분류율(91.7%)을 곱한 공정 전체 성공률은 ④ 시연 1000회 기준 약 [  ]%이다. 모방학습 성능이 시연 수보다 시연의 다양성과 일관성에 좌우된다는 보고[16]와 같이, 시연 수를 늘리는 것만으로는 시연 설계의 효과를 대신하기 어렵다.</w:t>
       </w:r>
     </w:p>
     <w:p xmlns:a="http://schemas.openxmlformats.org/drawingml/2006/main" xmlns:pic="http://schemas.openxmlformats.org/drawingml/2006/picture">
@@ -3682,16 +3621,16 @@
         <w:drawing>
           <wp:inline distT="0" distB="0" distL="0" distR="0">
             <wp:extent cx="2793333" cy="1396666"/>
-            <wp:docPr id="105" name="Figure 5"/>
+            <wp:docPr id="104" name="Figure 4"/>
             <a:graphic>
               <a:graphicData uri="http://schemas.openxmlformats.org/drawingml/2006/picture">
                 <pic:pic>
                   <pic:nvPicPr>
-                    <pic:cNvPr id="105" name="fig5.png"/>
+                    <pic:cNvPr id="104" name="fig4.png"/>
                     <pic:cNvPicPr/>
                   </pic:nvPicPr>
                   <pic:blipFill>
-                    <a:blip r:embed="rIdFig5"/>
+                    <a:blip r:embed="rIdFig4"/>
                     <a:stretch>
                       <a:fillRect/>
                     </a:stretch>
@@ -3725,7 +3664,7 @@
           <w:sz w:val="17"/>
           <w:szCs w:val="17"/>
         </w:rPr>
-        <w:t xml:space="preserve">그림 5. ACT 정책의 연속 적재 장면</w:t>
+        <w:t xml:space="preserve">그림 4. ACT 정책의 연속 적재 장면</w:t>
       </w:r>
     </w:p>
     <w:p>

--- a/08_개인논문_ACT적재/논문/paper.docx
+++ b/08_개인논문_ACT적재/논문/paper.docx
@@ -2986,7 +2986,7 @@
                 <w:sz w:val="15"/>
                 <w:szCs w:val="15"/>
               </w:rPr>
-              <w:t xml:space="preserve">[  ]</w:t>
+              <w:t xml:space="preserve">100</w:t>
             </w:r>
           </w:p>
         </w:tc>
@@ -3007,7 +3007,7 @@
                 <w:sz w:val="15"/>
                 <w:szCs w:val="15"/>
               </w:rPr>
-              <w:t xml:space="preserve">[  ]</w:t>
+              <w:t xml:space="preserve">98</w:t>
             </w:r>
           </w:p>
         </w:tc>
@@ -3028,7 +3028,7 @@
                 <w:sz w:val="15"/>
                 <w:szCs w:val="15"/>
               </w:rPr>
-              <w:t xml:space="preserve">[  ]</w:t>
+              <w:t xml:space="preserve">100</w:t>
             </w:r>
           </w:p>
         </w:tc>
@@ -3049,7 +3049,7 @@
                 <w:sz w:val="15"/>
                 <w:szCs w:val="15"/>
               </w:rPr>
-              <w:t xml:space="preserve">[  ]</w:t>
+              <w:t xml:space="preserve">92 (81–97)</w:t>
             </w:r>
           </w:p>
         </w:tc>
@@ -3586,24 +3586,7 @@
           <w:sz w:val="18"/>
           <w:szCs w:val="18"/>
         </w:rPr>
-        <w:t xml:space="preserve">표 3은 단계별 성공률(각 50회)과 세 단계를 이어 수행한 연속 성공률(50회)이다. 초기 시연(여유 1.5mm, 100회)의 단계별 성공률은 1층 76%, 옆 84%, 2층 50%였으나, 앞 단계의 배치 오차가 다음 단계로 넘어가 연속 성공률은 28%에 그쳤다. 실패의 대부분은 고정 집게가 통 벽 위에 걸려 끝까지 내려가지 못한 채 닫힌 경우였다. 파지 여유를 9mm로 둔 시연으로 같은 100회를 학습하면 단계별 90%, 88%, 72%, 연속 62%로 높아졌다. 남은 실패 25건 중 24건은 저울 위 통이 +7.5° 넘게 돌아간 시행에서 일어났다(그림 3). 이 구간의 실패율은 49%, 나머지는 1%로, 전문가가 잡는 벽을 바꾸는 구간과 일치한다. 이때 정책은 앞벽과 옆벽 시연의 중간인 모서리 쪽으로 가서 집게를 벽 위에 얹은 채 닫았다. 같은 설계로 시연을 200회로 늘리면 연속 성공률은 오히려 36%로 낮아졌고, 이 구간의 실패가 24건에서 32건으로 늘었다. 늘 같은 벽을 잡는 시연(③)으로 바꾸자 같은 100회에서 집기 실패가 없어져 단계별 100%, 100%, 86%, 연속 82%가 되었다. 남은 2층 실패는 모두 통 C를 평평하게 놓은 뒤 그리퍼가 곧장 올라가며 고정 집게로 벽을 끌어 올려 10° 넘게 기운 경우였고, 2mm 벽 위에 얹힌 통이라 바닥에서와 달리 다시 내려앉지 못했다. 그리퍼를 벌린 뒤 벽 바깥으로 5mm 물러났다가 올라가는 시연(④, 2층만)으로 바꾸자 전문가의 3° 이상 기울어짐이 50회 중 11회에서 1회로 줄었고, 정책은 단계별 100%, 100%, 100%, 연속 96%였다. 같은 정책을 장면 200개로 늘려 평가하면(CPU 추론) 단계별 100.0%, 100.0%, 99.5%, 연속 99.0%(95% CI 96.4–99.7%)로, 팀의 원래 조건인 단계별 시연 100회만으로 연속 성공률 95% 이상을 신뢰구간 하한까지 확인하였다.</w:t>
-      </w:r>
-    </w:p>
-    <w:p>
-      <w:pPr>
-        <w:pStyle w:val="a3"/>
-        <w:wordWrap/>
-        <w:spacing w:before="0" w:after="0" w:line="288" w:lineRule="auto"/>
-        <w:ind w:firstLine="180"/>
-        <w:jc w:val="both"/>
-      </w:pPr>
-      <w:r>
-        <w:rPr>
-          <w:rFonts w:ascii="HY신명조" w:eastAsia="HY신명조" w:hAnsi="HY신명조" w:hint="eastAsia"/>
-          <w:sz w:val="18"/>
-          <w:szCs w:val="18"/>
-        </w:rPr>
-        <w:t xml:space="preserve">④ 시연을 200, 500, 1000회로 늘리면 연속 성공률은 [  ]%, [  ]%, [  ]%였다(그림 4). 시연 잡음을 주입한 DART 정책은 같은 1000회에서 연속 [  ]%였다. 저울을 다시 읽어 통이 그대로 있으면 집기 실패로 보고 같은 단계를 다시 실행하게 하면(최대 3회), ② 시연 100회 정책의 연속 성공률은 58%에서 74%로, ④ 시연 1000회 정책은 [  ]%에서 [  ]%로 높아졌다. 적재 1회는 정책 실행 9초와 홈 복귀 1초로 약 10초가 걸리며, 무게 분류 정분류율(91.7%)을 곱한 공정 전체 성공률은 ④ 시연 1000회 기준 약 [  ]%이다. 모방학습 성능이 시연 수보다 시연의 다양성과 일관성에 좌우된다는 보고[16]와 같이, 시연 수를 늘리는 것만으로는 시연 설계의 효과를 대신하기 어렵다.</w:t>
+        <w:t xml:space="preserve">표 3은 단계별 성공률(각 50회)과 세 단계를 이어 수행한 연속 성공률(50회)이다. 초기 시연(여유 1.5mm, 100회)의 단계별 성공률은 1층 76%, 옆 84%, 2층 50%였으나, 앞 단계의 배치 오차가 다음 단계로 넘어가 연속 성공률은 28%에 그쳤다. 실패의 대부분은 고정 집게가 통 벽 위에 걸려 끝까지 내려가지 못한 채 닫힌 경우였다. 파지 여유를 9mm로 둔 시연으로 같은 100회를 학습하면 단계별 90%, 88%, 72%, 연속 62%로 높아졌다. 남은 실패 25건 중 24건은 저울 위 통이 +7.5° 넘게 돌아간 시행에서 일어났다(그림 3). 이 구간의 실패율은 49%, 나머지는 1%로, 전문가가 잡는 벽을 바꾸는 구간과 일치한다. 이때 정책은 앞벽과 옆벽 시연의 중간인 모서리 쪽으로 가서 집게를 벽 위에 얹은 채 닫았다. 같은 설계로 시연을 200회로 늘리면 연속 성공률은 오히려 36%로 낮아졌고, 이 구간의 실패가 24건에서 32건으로 늘었다. 늘 같은 벽을 잡는 시연(③)으로 바꾸자 같은 100회에서 집기 실패가 없어져 단계별 100%, 100%, 86%, 연속 82%가 되었다. 남은 2층 실패는 모두 통 C를 평평하게 놓은 뒤 그리퍼가 곧장 올라가며 고정 집게로 벽을 끌어 올려 10° 넘게 기운 경우였고, 2mm 벽 위에 얹힌 통이라 바닥에서와 달리 다시 내려앉지 못했다. 그리퍼를 벌린 뒤 벽 바깥으로 5mm 물러났다가 올라가는 시연(④, 2층만)으로 바꾸자 전문가의 3° 이상 기울어짐이 50회 중 11회에서 1회로 줄었고, 정책은 단계별 100%, 100%, 100%, 연속 96%였다. 같은 정책을 장면 200개로 늘려 평가하면(CPU 추론) 단계별 100.0%, 100.0%, 99.5%, 연속 99.0%(95% CI 96.4–99.7%)로, 팀의 원래 조건인 단계별 시연 100회만으로 연속 성공률 95% 이상을 신뢰구간 하한까지 확인하였다. 남은 실패 2건은 옆 단계에서 통을 집지 못해 통이 저울에 그대로 남은 경우였으므로, 저울을 다시 읽어 같은 단계를 재실행하게 하자 연속 100%(200/200, 95% CI 98.1–100%)가 되었다.</w:t>
       </w:r>
     </w:p>
     <w:p xmlns:a="http://schemas.openxmlformats.org/drawingml/2006/main" xmlns:pic="http://schemas.openxmlformats.org/drawingml/2006/picture">
@@ -3620,7 +3603,7 @@
         </w:rPr>
         <w:drawing>
           <wp:inline distT="0" distB="0" distL="0" distR="0">
-            <wp:extent cx="2793333" cy="1396666"/>
+            <wp:extent cx="2793333" cy="1761948"/>
             <wp:docPr id="104" name="Figure 4"/>
             <a:graphic>
               <a:graphicData uri="http://schemas.openxmlformats.org/drawingml/2006/picture">
@@ -3631,6 +3614,84 @@
                   </pic:nvPicPr>
                   <pic:blipFill>
                     <a:blip r:embed="rIdFig4"/>
+                    <a:stretch>
+                      <a:fillRect/>
+                    </a:stretch>
+                  </pic:blipFill>
+                  <pic:spPr>
+                    <a:xfrm>
+                      <a:off x="0" y="0"/>
+                      <a:ext cx="2793333" cy="1761948"/>
+                    </a:xfrm>
+                    <a:prstGeom prst="rect">
+                      <a:avLst/>
+                    </a:prstGeom>
+                  </pic:spPr>
+                </pic:pic>
+              </a:graphicData>
+            </a:graphic>
+          </wp:inline>
+        </w:drawing>
+      </w:r>
+    </w:p>
+    <w:p>
+      <w:pPr>
+        <w:pStyle w:val="a3"/>
+        <w:wordWrap/>
+        <w:spacing w:before="0" w:after="80" w:line="264" w:lineRule="auto"/>
+        <w:jc w:val="center"/>
+      </w:pPr>
+      <w:r>
+        <w:rPr>
+          <w:rFonts w:ascii="HY신명조" w:eastAsia="HY신명조" w:hAnsi="HY신명조" w:hint="eastAsia"/>
+          <w:sz w:val="17"/>
+          <w:szCs w:val="17"/>
+        </w:rPr>
+        <w:t xml:space="preserve">그림 4. 시연 수에 따른 적재 성공률 (④ 시연)</w:t>
+      </w:r>
+    </w:p>
+    <w:p>
+      <w:pPr>
+        <w:pStyle w:val="a3"/>
+        <w:wordWrap/>
+        <w:spacing w:before="0" w:after="0" w:line="288" w:lineRule="auto"/>
+        <w:ind w:firstLine="180"/>
+        <w:jc w:val="both"/>
+      </w:pPr>
+      <w:r>
+        <w:rPr>
+          <w:rFonts w:ascii="HY신명조" w:eastAsia="HY신명조" w:hAnsi="HY신명조" w:hint="eastAsia"/>
+          <w:sz w:val="18"/>
+          <w:szCs w:val="18"/>
+        </w:rPr>
+        <w:t xml:space="preserve">④ 시연을 200, 500, 1000회로 늘리면 연속 성공률은 92%, [  ]%, [  ]%였다(그림 4). 시연 잡음을 주입한 DART 정책은 같은 1000회에서 연속 [  ]%였다. 저울을 다시 읽어 통이 그대로 있으면 집기 실패로 보고 같은 단계를 다시 실행하게 하면(최대 3회), ② 시연 100회 정책의 연속 성공률은 58%에서 74%로, ④ 시연 1000회 정책은 [  ]%에서 [  ]%로 높아졌다. 적재 1회는 정책 실행 9초와 홈 복귀 1초로 약 10초가 걸린다. 행동 청크(100스텝, 3.3초)마다 한 번만 추론하므로 스텝당 평균 추론 시간은 GTX 1080 Ti에서 2.7ms, CPU 2스레드에서 4.4ms로 (다른 학습과 장치를 함께 쓴 상태의 값으로 상한에 해당) 제어 주기(33ms)보다 충분히 짧았다. 무게 분류 정분류율(91.7%)을 곱한 공정 전체 성공률은 ④ 시연 1000회 기준 약 [  ]%이다. 모방학습 성능이 시연 수보다 시연의 다양성과 일관성에 좌우된다는 보고[16]와 같이, 시연 수를 늘리는 것만으로는 시연 설계의 효과를 대신하기 어렵다.</w:t>
+      </w:r>
+    </w:p>
+    <w:p xmlns:a="http://schemas.openxmlformats.org/drawingml/2006/main" xmlns:pic="http://schemas.openxmlformats.org/drawingml/2006/picture">
+      <w:pPr>
+        <w:pStyle w:val="a3"/>
+        <w:keepNext/>
+        <w:wordWrap/>
+        <w:spacing w:before="80" w:after="0" w:line="240" w:lineRule="auto"/>
+        <w:jc w:val="center"/>
+      </w:pPr>
+      <w:r>
+        <w:rPr>
+          <w:noProof/>
+        </w:rPr>
+        <w:drawing>
+          <wp:inline distT="0" distB="0" distL="0" distR="0">
+            <wp:extent cx="2793333" cy="1396666"/>
+            <wp:docPr id="105" name="Figure 5"/>
+            <a:graphic>
+              <a:graphicData uri="http://schemas.openxmlformats.org/drawingml/2006/picture">
+                <pic:pic>
+                  <pic:nvPicPr>
+                    <pic:cNvPr id="105" name="fig5.png"/>
+                    <pic:cNvPicPr/>
+                  </pic:nvPicPr>
+                  <pic:blipFill>
+                    <a:blip r:embed="rIdFig5"/>
                     <a:stretch>
                       <a:fillRect/>
                     </a:stretch>
@@ -3664,7 +3725,7 @@
           <w:sz w:val="17"/>
           <w:szCs w:val="17"/>
         </w:rPr>
-        <w:t xml:space="preserve">그림 4. ACT 정책의 연속 적재 장면</w:t>
+        <w:t xml:space="preserve">그림 5. ACT 정책의 연속 적재 장면</w:t>
       </w:r>
     </w:p>
     <w:p>
@@ -4163,6 +4224,53 @@
                 <w:szCs w:val="15"/>
               </w:rPr>
               <w:t xml:space="preserve">95</w:t>
+            </w:r>
+          </w:p>
+        </w:tc>
+      </w:tr>
+      <w:tr>
+        <w:trPr>
+          <w:cantSplit/>
+        </w:trPr>
+        <w:tc>
+          <w:tcPr>
+            <w:tcW w:w="1900" w:type="dxa"/>
+            <w:vAlign w:val="center"/>
+          </w:tcPr>
+          <w:p>
+            <w:pPr>
+              <w:pStyle w:val="a3"/>
+              <w:spacing w:before="10" w:after="10" w:line="240" w:lineRule="auto"/>
+              <w:jc w:val="center"/>
+            </w:pPr>
+            <w:r>
+              <w:rPr>
+                <w:rFonts w:ascii="HY신명조" w:eastAsia="HY신명조" w:hAnsi="HY신명조" w:hint="eastAsia"/>
+                <w:sz w:val="15"/>
+                <w:szCs w:val="15"/>
+              </w:rPr>
+              <w:t xml:space="preserve">무작위화 범위 밖 (조명 30·220%, 주황빛, 체크무늬)</w:t>
+            </w:r>
+          </w:p>
+        </w:tc>
+        <w:tc>
+          <w:tcPr>
+            <w:tcW w:w="2600" w:type="dxa"/>
+            <w:vAlign w:val="center"/>
+          </w:tcPr>
+          <w:p>
+            <w:pPr>
+              <w:pStyle w:val="a3"/>
+              <w:spacing w:before="10" w:after="10" w:line="240" w:lineRule="auto"/>
+              <w:jc w:val="center"/>
+            </w:pPr>
+            <w:r>
+              <w:rPr>
+                <w:rFonts w:ascii="HY신명조" w:eastAsia="HY신명조" w:hAnsi="HY신명조" w:hint="eastAsia"/>
+                <w:sz w:val="15"/>
+                <w:szCs w:val="15"/>
+              </w:rPr>
+              <w:t xml:space="preserve">[  ]</w:t>
             </w:r>
           </w:p>
         </w:tc>

--- a/08_개인논문_ACT적재/논문/paper.docx
+++ b/08_개인논문_ACT적재/논문/paper.docx
@@ -392,7 +392,7 @@
           <w:sz w:val="18"/>
           <w:szCs w:val="18"/>
         </w:rPr>
-        <w:t xml:space="preserve">This paper presents an edge-AI smart-factory cell that sorts products by weight and stacks them with a low-cost robot arm. On a Jetson Orin Nano, a YOLOv8n model (validation mAP50 86.3%) reads the 7-segment display of a digital scale; separating capture and inference threads raised the capture rate from 1.2 to 59.5 FPS, two-stage digital-zoom inference raised mid-range accuracy from 45% to 90%, and the cell sorted 91.7% of items correctly with an 810 ms response. When a bin reaches 118 g, a Model Context Protocol (MCP) trigger runs stage-specific ACT (Action Chunking with Transformers) policies on an SO-101 arm that stack the bin on the first floor, beside the first bin and on top of it. Because the arm was damaged after the field tests, the cell was rebuilt in MuJoCo with the same robot model, cameras and 30 Hz control to evaluate the stacking quantitatively. Per-stage success hides error accumulation: with the initial 100 demonstrations per stage the placements succeeded in 76%, 84% and 50% of trials but only 28% of three-stage sequences. Replaying the failures showed three causes in how the demonstrations were made rather than in the policy: the fixed jaw approached too close to the bin wall, the scripted demonstrator switched to another wall when the bin was rotated by more than about 8 degrees, and lifting straight up after release tipped the top bin off the 2 mm rims below. Fixing them raised the sequence success with the same 100 demonstrations to 96% and with 1000 demonstrations to [  ]%. Domain randomization with brightness normalization and CLAHE kept [  ]% average per-stage success under fifteen environment changes, against [  ]% without them.</w:t>
+        <w:t xml:space="preserve">This paper presents an edge-AI smart-factory cell that sorts products by weight and stacks them with a low-cost robot arm. On a Jetson Orin Nano, a YOLOv8n model (validation mAP50 86.3%) reads the 7-segment display of a digital scale; separating capture and inference threads raised the capture rate from 1.2 to 59.5 FPS, two-stage digital-zoom inference raised mid-range accuracy from 45% to 90%, and the cell sorted 91.7% of items correctly with an 810 ms response. When a bin reaches 118 g, a Model Context Protocol (MCP) trigger runs stage-specific ACT (Action Chunking with Transformers) policies on an SO-101 arm that stack the bin on the first floor, beside the first bin and on top of it. Because the arm was damaged after the field tests, the cell was rebuilt in MuJoCo with the same robot model, cameras and 30 Hz control to evaluate the stacking quantitatively. Per-stage success hides error accumulation: with the initial 100 demonstrations per stage the placements succeeded in 76%, 84% and 50% of trials but only 28% of three-stage sequences. Replaying the failures showed three causes in how the demonstrations were made rather than in the policy: the fixed jaw approached too close to the bin wall, the scripted demonstrator switched to another wall when the bin was rotated by more than about 8 degrees, and lifting straight up after release tipped the top bin off the 2 mm rims below. Fixing them raised the sequence success with the same 100 demonstrations to 96% and with 1000 demonstrations to 94%. Domain randomization with brightness normalization and CLAHE kept 95% average per-stage success under fifteen environment changes, against 89% without them.</w:t>
       </w:r>
     </w:p>
     <w:p>
@@ -964,604 +964,7 @@
           <w:sz w:val="18"/>
           <w:szCs w:val="18"/>
         </w:rPr>
-        <w:t xml:space="preserve">원격조작 대신 역기구학 기반 스크립트 전문가로 시연을 만들었으며, ACT 원 논문도 시뮬레이션 과제에서 스크립트 시연을 사용하였고[4], 시연을 자동으로 만들어 데이터 양을 늘리는 방법도 연구되고 있다[15]. 전문가는 통의 앞벽(로봇 쪽 벽)을 고정 집게는 바깥, 움직이는 집게는 안쪽에 두고 집어 옮기며, 경유점 사이를 최소 저크 궤적으로 잇고 구간 속도(±10%)와 경유점 위치(최대 ±6mm)를 흔들어 사람 시연의 변동을 흉내 냈다. 특히 고정 집게를 벽 바깥 9mm에 두고 내려가도록 하여, 집게가 벽을 사이에 둘 수 있는 범위(바깥 0~17mm)의 가운데로 접근하게 하였다. 초기 설계(여유 1.5mm)는 안쪽으로 3mm만 어긋나도 집게가 벽 위에 걸렸으나, 이 설계는 ±9mm의 위치 오차에서도 파지에 성공하였다(표 1, 전문가 시험 각 4~6회). 또한 통이 얼마나 돌아가 있든 늘 같은 벽을 잡게 하였다. 로봇을 가장 많이 향한 벽을 고르면 통이 약 8° 넘게 돌았을 때 잡는 벽이 앞벽에서 옆벽으로 바뀌어, 카메라에는 거의 같은 장면인데 시연 동작이 두 갈래로 나뉘기 때문이다(4.2절). 2층에 놓을 때는 그리퍼를 벌린 뒤 벽 바깥으로 5mm 물러났다가 올라가게 하였다. 시연은 270스텝(9초)이며 성공한 것만 남겼다(전문가 성공률 1층 100%, 옆 96%, 2층 100%).</w:t>
-      </w:r>
-    </w:p>
-    <w:p>
-      <w:pPr>
-        <w:pStyle w:val="a3"/>
-        <w:keepNext/>
-        <w:wordWrap/>
-        <w:spacing w:before="80" w:after="40" w:line="264" w:lineRule="auto"/>
-        <w:jc w:val="center"/>
-      </w:pPr>
-      <w:r>
-        <w:rPr>
-          <w:rFonts w:ascii="HY신명조" w:eastAsia="HY신명조" w:hAnsi="HY신명조" w:hint="eastAsia"/>
-          <w:sz w:val="17"/>
-          <w:szCs w:val="17"/>
-        </w:rPr>
-        <w:t xml:space="preserve">표 1. 파지 위치 오차에 따른 시연 성공률 (%)</w:t>
-      </w:r>
-    </w:p>
-    <w:tbl>
-      <w:tblPr>
-        <w:tblW w:w="4540" w:type="dxa"/>
-        <w:jc w:val="center"/>
-        <w:tblBorders>
-          <w:top w:val="single" w:sz="4" w:space="0" w:color="000000"/>
-          <w:left w:val="single" w:sz="4" w:space="0" w:color="000000"/>
-          <w:bottom w:val="single" w:sz="4" w:space="0" w:color="000000"/>
-          <w:right w:val="single" w:sz="4" w:space="0" w:color="000000"/>
-          <w:insideH w:val="single" w:sz="4" w:space="0" w:color="000000"/>
-          <w:insideV w:val="single" w:sz="4" w:space="0" w:color="000000"/>
-        </w:tblBorders>
-        <w:tblLayout w:type="fixed"/>
-        <w:tblCellMar>
-          <w:left w:w="30" w:type="dxa"/>
-          <w:right w:w="30" w:type="dxa"/>
-        </w:tblCellMar>
-      </w:tblPr>
-      <w:tblGrid>
-        <w:gridCol w:w="1250"/>
-        <w:gridCol w:w="470"/>
-        <w:gridCol w:w="470"/>
-        <w:gridCol w:w="470"/>
-        <w:gridCol w:w="470"/>
-        <w:gridCol w:w="470"/>
-        <w:gridCol w:w="470"/>
-        <w:gridCol w:w="470"/>
-      </w:tblGrid>
-      <w:tr>
-        <w:trPr>
-          <w:cantSplit/>
-        </w:trPr>
-        <w:tc>
-          <w:tcPr>
-            <w:tcW w:w="1250" w:type="dxa"/>
-            <w:shd w:val="clear" w:color="auto" w:fill="E7E6E6"/>
-            <w:vAlign w:val="center"/>
-          </w:tcPr>
-          <w:p>
-            <w:pPr>
-              <w:pStyle w:val="a3"/>
-              <w:spacing w:before="10" w:after="10" w:line="240" w:lineRule="auto"/>
-              <w:jc w:val="center"/>
-            </w:pPr>
-            <w:r>
-              <w:rPr>
-                <w:rFonts w:ascii="HY신명조" w:eastAsia="HY신명조" w:hAnsi="HY신명조" w:hint="eastAsia"/>
-                <w:b/>
-                <w:sz w:val="15"/>
-                <w:szCs w:val="15"/>
-              </w:rPr>
-              <w:t xml:space="preserve">벽 법선 오차(mm)</w:t>
-            </w:r>
-          </w:p>
-        </w:tc>
-        <w:tc>
-          <w:tcPr>
-            <w:tcW w:w="470" w:type="dxa"/>
-            <w:shd w:val="clear" w:color="auto" w:fill="E7E6E6"/>
-            <w:vAlign w:val="center"/>
-          </w:tcPr>
-          <w:p>
-            <w:pPr>
-              <w:pStyle w:val="a3"/>
-              <w:spacing w:before="10" w:after="10" w:line="240" w:lineRule="auto"/>
-              <w:jc w:val="center"/>
-            </w:pPr>
-            <w:r>
-              <w:rPr>
-                <w:rFonts w:ascii="HY신명조" w:eastAsia="HY신명조" w:hAnsi="HY신명조" w:hint="eastAsia"/>
-                <w:b/>
-                <w:sz w:val="15"/>
-                <w:szCs w:val="15"/>
-              </w:rPr>
-              <w:t xml:space="preserve">−12</w:t>
-            </w:r>
-          </w:p>
-        </w:tc>
-        <w:tc>
-          <w:tcPr>
-            <w:tcW w:w="470" w:type="dxa"/>
-            <w:shd w:val="clear" w:color="auto" w:fill="E7E6E6"/>
-            <w:vAlign w:val="center"/>
-          </w:tcPr>
-          <w:p>
-            <w:pPr>
-              <w:pStyle w:val="a3"/>
-              <w:spacing w:before="10" w:after="10" w:line="240" w:lineRule="auto"/>
-              <w:jc w:val="center"/>
-            </w:pPr>
-            <w:r>
-              <w:rPr>
-                <w:rFonts w:ascii="HY신명조" w:eastAsia="HY신명조" w:hAnsi="HY신명조" w:hint="eastAsia"/>
-                <w:b/>
-                <w:sz w:val="15"/>
-                <w:szCs w:val="15"/>
-              </w:rPr>
-              <w:t xml:space="preserve">−9</w:t>
-            </w:r>
-          </w:p>
-        </w:tc>
-        <w:tc>
-          <w:tcPr>
-            <w:tcW w:w="470" w:type="dxa"/>
-            <w:shd w:val="clear" w:color="auto" w:fill="E7E6E6"/>
-            <w:vAlign w:val="center"/>
-          </w:tcPr>
-          <w:p>
-            <w:pPr>
-              <w:pStyle w:val="a3"/>
-              <w:spacing w:before="10" w:after="10" w:line="240" w:lineRule="auto"/>
-              <w:jc w:val="center"/>
-            </w:pPr>
-            <w:r>
-              <w:rPr>
-                <w:rFonts w:ascii="HY신명조" w:eastAsia="HY신명조" w:hAnsi="HY신명조" w:hint="eastAsia"/>
-                <w:b/>
-                <w:sz w:val="15"/>
-                <w:szCs w:val="15"/>
-              </w:rPr>
-              <w:t xml:space="preserve">−6</w:t>
-            </w:r>
-          </w:p>
-        </w:tc>
-        <w:tc>
-          <w:tcPr>
-            <w:tcW w:w="470" w:type="dxa"/>
-            <w:shd w:val="clear" w:color="auto" w:fill="E7E6E6"/>
-            <w:vAlign w:val="center"/>
-          </w:tcPr>
-          <w:p>
-            <w:pPr>
-              <w:pStyle w:val="a3"/>
-              <w:spacing w:before="10" w:after="10" w:line="240" w:lineRule="auto"/>
-              <w:jc w:val="center"/>
-            </w:pPr>
-            <w:r>
-              <w:rPr>
-                <w:rFonts w:ascii="HY신명조" w:eastAsia="HY신명조" w:hAnsi="HY신명조" w:hint="eastAsia"/>
-                <w:b/>
-                <w:sz w:val="15"/>
-                <w:szCs w:val="15"/>
-              </w:rPr>
-              <w:t xml:space="preserve">−3</w:t>
-            </w:r>
-          </w:p>
-        </w:tc>
-        <w:tc>
-          <w:tcPr>
-            <w:tcW w:w="470" w:type="dxa"/>
-            <w:shd w:val="clear" w:color="auto" w:fill="E7E6E6"/>
-            <w:vAlign w:val="center"/>
-          </w:tcPr>
-          <w:p>
-            <w:pPr>
-              <w:pStyle w:val="a3"/>
-              <w:spacing w:before="10" w:after="10" w:line="240" w:lineRule="auto"/>
-              <w:jc w:val="center"/>
-            </w:pPr>
-            <w:r>
-              <w:rPr>
-                <w:rFonts w:ascii="HY신명조" w:eastAsia="HY신명조" w:hAnsi="HY신명조" w:hint="eastAsia"/>
-                <w:b/>
-                <w:sz w:val="15"/>
-                <w:szCs w:val="15"/>
-              </w:rPr>
-              <w:t xml:space="preserve">0</w:t>
-            </w:r>
-          </w:p>
-        </w:tc>
-        <w:tc>
-          <w:tcPr>
-            <w:tcW w:w="470" w:type="dxa"/>
-            <w:shd w:val="clear" w:color="auto" w:fill="E7E6E6"/>
-            <w:vAlign w:val="center"/>
-          </w:tcPr>
-          <w:p>
-            <w:pPr>
-              <w:pStyle w:val="a3"/>
-              <w:spacing w:before="10" w:after="10" w:line="240" w:lineRule="auto"/>
-              <w:jc w:val="center"/>
-            </w:pPr>
-            <w:r>
-              <w:rPr>
-                <w:rFonts w:ascii="HY신명조" w:eastAsia="HY신명조" w:hAnsi="HY신명조" w:hint="eastAsia"/>
-                <w:b/>
-                <w:sz w:val="15"/>
-                <w:szCs w:val="15"/>
-              </w:rPr>
-              <w:t xml:space="preserve">+6</w:t>
-            </w:r>
-          </w:p>
-        </w:tc>
-        <w:tc>
-          <w:tcPr>
-            <w:tcW w:w="470" w:type="dxa"/>
-            <w:shd w:val="clear" w:color="auto" w:fill="E7E6E6"/>
-            <w:vAlign w:val="center"/>
-          </w:tcPr>
-          <w:p>
-            <w:pPr>
-              <w:pStyle w:val="a3"/>
-              <w:spacing w:before="10" w:after="10" w:line="240" w:lineRule="auto"/>
-              <w:jc w:val="center"/>
-            </w:pPr>
-            <w:r>
-              <w:rPr>
-                <w:rFonts w:ascii="HY신명조" w:eastAsia="HY신명조" w:hAnsi="HY신명조" w:hint="eastAsia"/>
-                <w:b/>
-                <w:sz w:val="15"/>
-                <w:szCs w:val="15"/>
-              </w:rPr>
-              <w:t xml:space="preserve">+9</w:t>
-            </w:r>
-          </w:p>
-        </w:tc>
-      </w:tr>
-      <w:tr>
-        <w:trPr>
-          <w:cantSplit/>
-        </w:trPr>
-        <w:tc>
-          <w:tcPr>
-            <w:tcW w:w="1250" w:type="dxa"/>
-            <w:vAlign w:val="center"/>
-          </w:tcPr>
-          <w:p>
-            <w:pPr>
-              <w:pStyle w:val="a3"/>
-              <w:spacing w:before="10" w:after="10" w:line="240" w:lineRule="auto"/>
-              <w:jc w:val="center"/>
-            </w:pPr>
-            <w:r>
-              <w:rPr>
-                <w:rFonts w:ascii="HY신명조" w:eastAsia="HY신명조" w:hAnsi="HY신명조" w:hint="eastAsia"/>
-                <w:sz w:val="15"/>
-                <w:szCs w:val="15"/>
-              </w:rPr>
-              <w:t xml:space="preserve">여유 1.5mm</w:t>
-            </w:r>
-          </w:p>
-        </w:tc>
-        <w:tc>
-          <w:tcPr>
-            <w:tcW w:w="470" w:type="dxa"/>
-            <w:vAlign w:val="center"/>
-          </w:tcPr>
-          <w:p>
-            <w:pPr>
-              <w:pStyle w:val="a3"/>
-              <w:spacing w:before="10" w:after="10" w:line="240" w:lineRule="auto"/>
-              <w:jc w:val="center"/>
-            </w:pPr>
-            <w:r>
-              <w:rPr>
-                <w:rFonts w:ascii="HY신명조" w:eastAsia="HY신명조" w:hAnsi="HY신명조" w:hint="eastAsia"/>
-                <w:sz w:val="15"/>
-                <w:szCs w:val="15"/>
-              </w:rPr>
-              <w:t xml:space="preserve">0</w:t>
-            </w:r>
-          </w:p>
-        </w:tc>
-        <w:tc>
-          <w:tcPr>
-            <w:tcW w:w="470" w:type="dxa"/>
-            <w:vAlign w:val="center"/>
-          </w:tcPr>
-          <w:p>
-            <w:pPr>
-              <w:pStyle w:val="a3"/>
-              <w:spacing w:before="10" w:after="10" w:line="240" w:lineRule="auto"/>
-              <w:jc w:val="center"/>
-            </w:pPr>
-            <w:r>
-              <w:rPr>
-                <w:rFonts w:ascii="HY신명조" w:eastAsia="HY신명조" w:hAnsi="HY신명조" w:hint="eastAsia"/>
-                <w:sz w:val="15"/>
-                <w:szCs w:val="15"/>
-              </w:rPr>
-              <w:t xml:space="preserve">0</w:t>
-            </w:r>
-          </w:p>
-        </w:tc>
-        <w:tc>
-          <w:tcPr>
-            <w:tcW w:w="470" w:type="dxa"/>
-            <w:vAlign w:val="center"/>
-          </w:tcPr>
-          <w:p>
-            <w:pPr>
-              <w:pStyle w:val="a3"/>
-              <w:spacing w:before="10" w:after="10" w:line="240" w:lineRule="auto"/>
-              <w:jc w:val="center"/>
-            </w:pPr>
-            <w:r>
-              <w:rPr>
-                <w:rFonts w:ascii="HY신명조" w:eastAsia="HY신명조" w:hAnsi="HY신명조" w:hint="eastAsia"/>
-                <w:sz w:val="15"/>
-                <w:szCs w:val="15"/>
-              </w:rPr>
-              <w:t xml:space="preserve">17</w:t>
-            </w:r>
-          </w:p>
-        </w:tc>
-        <w:tc>
-          <w:tcPr>
-            <w:tcW w:w="470" w:type="dxa"/>
-            <w:vAlign w:val="center"/>
-          </w:tcPr>
-          <w:p>
-            <w:pPr>
-              <w:pStyle w:val="a3"/>
-              <w:spacing w:before="10" w:after="10" w:line="240" w:lineRule="auto"/>
-              <w:jc w:val="center"/>
-            </w:pPr>
-            <w:r>
-              <w:rPr>
-                <w:rFonts w:ascii="HY신명조" w:eastAsia="HY신명조" w:hAnsi="HY신명조" w:hint="eastAsia"/>
-                <w:sz w:val="15"/>
-                <w:szCs w:val="15"/>
-              </w:rPr>
-              <w:t xml:space="preserve">100</w:t>
-            </w:r>
-          </w:p>
-        </w:tc>
-        <w:tc>
-          <w:tcPr>
-            <w:tcW w:w="470" w:type="dxa"/>
-            <w:vAlign w:val="center"/>
-          </w:tcPr>
-          <w:p>
-            <w:pPr>
-              <w:pStyle w:val="a3"/>
-              <w:spacing w:before="10" w:after="10" w:line="240" w:lineRule="auto"/>
-              <w:jc w:val="center"/>
-            </w:pPr>
-            <w:r>
-              <w:rPr>
-                <w:rFonts w:ascii="HY신명조" w:eastAsia="HY신명조" w:hAnsi="HY신명조" w:hint="eastAsia"/>
-                <w:sz w:val="15"/>
-                <w:szCs w:val="15"/>
-              </w:rPr>
-              <w:t xml:space="preserve">100</w:t>
-            </w:r>
-          </w:p>
-        </w:tc>
-        <w:tc>
-          <w:tcPr>
-            <w:tcW w:w="470" w:type="dxa"/>
-            <w:vAlign w:val="center"/>
-          </w:tcPr>
-          <w:p>
-            <w:pPr>
-              <w:pStyle w:val="a3"/>
-              <w:spacing w:before="10" w:after="10" w:line="240" w:lineRule="auto"/>
-              <w:jc w:val="center"/>
-            </w:pPr>
-            <w:r>
-              <w:rPr>
-                <w:rFonts w:ascii="HY신명조" w:eastAsia="HY신명조" w:hAnsi="HY신명조" w:hint="eastAsia"/>
-                <w:sz w:val="15"/>
-                <w:szCs w:val="15"/>
-              </w:rPr>
-              <w:t xml:space="preserve">100</w:t>
-            </w:r>
-          </w:p>
-        </w:tc>
-        <w:tc>
-          <w:tcPr>
-            <w:tcW w:w="470" w:type="dxa"/>
-            <w:vAlign w:val="center"/>
-          </w:tcPr>
-          <w:p>
-            <w:pPr>
-              <w:pStyle w:val="a3"/>
-              <w:spacing w:before="10" w:after="10" w:line="240" w:lineRule="auto"/>
-              <w:jc w:val="center"/>
-            </w:pPr>
-            <w:r>
-              <w:rPr>
-                <w:rFonts w:ascii="HY신명조" w:eastAsia="HY신명조" w:hAnsi="HY신명조" w:hint="eastAsia"/>
-                <w:sz w:val="15"/>
-                <w:szCs w:val="15"/>
-              </w:rPr>
-              <w:t xml:space="preserve">100</w:t>
-            </w:r>
-          </w:p>
-        </w:tc>
-      </w:tr>
-      <w:tr>
-        <w:trPr>
-          <w:cantSplit/>
-        </w:trPr>
-        <w:tc>
-          <w:tcPr>
-            <w:tcW w:w="1250" w:type="dxa"/>
-            <w:vAlign w:val="center"/>
-          </w:tcPr>
-          <w:p>
-            <w:pPr>
-              <w:pStyle w:val="a3"/>
-              <w:spacing w:before="10" w:after="10" w:line="240" w:lineRule="auto"/>
-              <w:jc w:val="center"/>
-            </w:pPr>
-            <w:r>
-              <w:rPr>
-                <w:rFonts w:ascii="HY신명조" w:eastAsia="HY신명조" w:hAnsi="HY신명조" w:hint="eastAsia"/>
-                <w:sz w:val="15"/>
-                <w:szCs w:val="15"/>
-              </w:rPr>
-              <w:t xml:space="preserve">여유 9mm</w:t>
-            </w:r>
-          </w:p>
-        </w:tc>
-        <w:tc>
-          <w:tcPr>
-            <w:tcW w:w="470" w:type="dxa"/>
-            <w:vAlign w:val="center"/>
-          </w:tcPr>
-          <w:p>
-            <w:pPr>
-              <w:pStyle w:val="a3"/>
-              <w:spacing w:before="10" w:after="10" w:line="240" w:lineRule="auto"/>
-              <w:jc w:val="center"/>
-            </w:pPr>
-            <w:r>
-              <w:rPr>
-                <w:rFonts w:ascii="HY신명조" w:eastAsia="HY신명조" w:hAnsi="HY신명조" w:hint="eastAsia"/>
-                <w:sz w:val="15"/>
-                <w:szCs w:val="15"/>
-              </w:rPr>
-              <w:t xml:space="preserve">75</w:t>
-            </w:r>
-          </w:p>
-        </w:tc>
-        <w:tc>
-          <w:tcPr>
-            <w:tcW w:w="470" w:type="dxa"/>
-            <w:vAlign w:val="center"/>
-          </w:tcPr>
-          <w:p>
-            <w:pPr>
-              <w:pStyle w:val="a3"/>
-              <w:spacing w:before="10" w:after="10" w:line="240" w:lineRule="auto"/>
-              <w:jc w:val="center"/>
-            </w:pPr>
-            <w:r>
-              <w:rPr>
-                <w:rFonts w:ascii="HY신명조" w:eastAsia="HY신명조" w:hAnsi="HY신명조" w:hint="eastAsia"/>
-                <w:sz w:val="15"/>
-                <w:szCs w:val="15"/>
-              </w:rPr>
-              <w:t xml:space="preserve">100</w:t>
-            </w:r>
-          </w:p>
-        </w:tc>
-        <w:tc>
-          <w:tcPr>
-            <w:tcW w:w="470" w:type="dxa"/>
-            <w:vAlign w:val="center"/>
-          </w:tcPr>
-          <w:p>
-            <w:pPr>
-              <w:pStyle w:val="a3"/>
-              <w:spacing w:before="10" w:after="10" w:line="240" w:lineRule="auto"/>
-              <w:jc w:val="center"/>
-            </w:pPr>
-            <w:r>
-              <w:rPr>
-                <w:rFonts w:ascii="HY신명조" w:eastAsia="HY신명조" w:hAnsi="HY신명조" w:hint="eastAsia"/>
-                <w:sz w:val="15"/>
-                <w:szCs w:val="15"/>
-              </w:rPr>
-              <w:t xml:space="preserve">100</w:t>
-            </w:r>
-          </w:p>
-        </w:tc>
-        <w:tc>
-          <w:tcPr>
-            <w:tcW w:w="470" w:type="dxa"/>
-            <w:vAlign w:val="center"/>
-          </w:tcPr>
-          <w:p>
-            <w:pPr>
-              <w:pStyle w:val="a3"/>
-              <w:spacing w:before="10" w:after="10" w:line="240" w:lineRule="auto"/>
-              <w:jc w:val="center"/>
-            </w:pPr>
-            <w:r>
-              <w:rPr>
-                <w:rFonts w:ascii="HY신명조" w:eastAsia="HY신명조" w:hAnsi="HY신명조" w:hint="eastAsia"/>
-                <w:sz w:val="15"/>
-                <w:szCs w:val="15"/>
-              </w:rPr>
-              <w:t xml:space="preserve">100</w:t>
-            </w:r>
-          </w:p>
-        </w:tc>
-        <w:tc>
-          <w:tcPr>
-            <w:tcW w:w="470" w:type="dxa"/>
-            <w:vAlign w:val="center"/>
-          </w:tcPr>
-          <w:p>
-            <w:pPr>
-              <w:pStyle w:val="a3"/>
-              <w:spacing w:before="10" w:after="10" w:line="240" w:lineRule="auto"/>
-              <w:jc w:val="center"/>
-            </w:pPr>
-            <w:r>
-              <w:rPr>
-                <w:rFonts w:ascii="HY신명조" w:eastAsia="HY신명조" w:hAnsi="HY신명조" w:hint="eastAsia"/>
-                <w:sz w:val="15"/>
-                <w:szCs w:val="15"/>
-              </w:rPr>
-              <w:t xml:space="preserve">100</w:t>
-            </w:r>
-          </w:p>
-        </w:tc>
-        <w:tc>
-          <w:tcPr>
-            <w:tcW w:w="470" w:type="dxa"/>
-            <w:vAlign w:val="center"/>
-          </w:tcPr>
-          <w:p>
-            <w:pPr>
-              <w:pStyle w:val="a3"/>
-              <w:spacing w:before="10" w:after="10" w:line="240" w:lineRule="auto"/>
-              <w:jc w:val="center"/>
-            </w:pPr>
-            <w:r>
-              <w:rPr>
-                <w:rFonts w:ascii="HY신명조" w:eastAsia="HY신명조" w:hAnsi="HY신명조" w:hint="eastAsia"/>
-                <w:sz w:val="15"/>
-                <w:szCs w:val="15"/>
-              </w:rPr>
-              <w:t xml:space="preserve">100</w:t>
-            </w:r>
-          </w:p>
-        </w:tc>
-        <w:tc>
-          <w:tcPr>
-            <w:tcW w:w="470" w:type="dxa"/>
-            <w:vAlign w:val="center"/>
-          </w:tcPr>
-          <w:p>
-            <w:pPr>
-              <w:pStyle w:val="a3"/>
-              <w:spacing w:before="10" w:after="10" w:line="240" w:lineRule="auto"/>
-              <w:jc w:val="center"/>
-            </w:pPr>
-            <w:r>
-              <w:rPr>
-                <w:rFonts w:ascii="HY신명조" w:eastAsia="HY신명조" w:hAnsi="HY신명조" w:hint="eastAsia"/>
-                <w:sz w:val="15"/>
-                <w:szCs w:val="15"/>
-              </w:rPr>
-              <w:t xml:space="preserve">100</w:t>
-            </w:r>
-          </w:p>
-        </w:tc>
-      </w:tr>
-    </w:tbl>
-    <w:p>
-      <w:pPr>
-        <w:pStyle w:val="a3"/>
-        <w:wordWrap/>
-        <w:spacing w:before="0" w:after="0" w:line="200" w:lineRule="auto"/>
-        <w:jc w:val="left"/>
-      </w:pPr>
-      <w:r>
-        <w:rPr>
-          <w:rFonts w:ascii="HY신명조" w:eastAsia="HY신명조" w:hAnsi="HY신명조" w:hint="eastAsia"/>
-          <w:sz w:val="10"/>
-          <w:szCs w:val="10"/>
-        </w:rPr>
-        <w:t xml:space="preserve"/>
+        <w:t xml:space="preserve">원격조작 대신 역기구학 기반 스크립트 전문가로 시연을 만들었으며, ACT 원 논문도 시뮬레이션 과제에서 스크립트 시연을 사용하였고[4], 시연을 자동으로 만들어 데이터 양을 늘리는 방법도 연구되고 있다[15]. 전문가는 통의 앞벽(로봇 쪽 벽)을 고정 집게는 바깥, 움직이는 집게는 안쪽에 두고 집어 옮기며, 경유점 사이를 최소 저크 궤적으로 잇고 구간 속도(±10%)와 경유점 위치(최대 ±6mm)를 흔들어 사람 시연의 변동을 흉내 냈다. 특히 고정 집게를 벽 바깥 9mm에 두고 내려가도록 하여, 집게가 벽을 사이에 둘 수 있는 범위(바깥 0~17mm)의 가운데로 접근하게 하였다. 초기 설계(여유 1.5mm)는 안쪽으로 3mm만 어긋나도 집게가 벽 위에 걸렸으나(−6mm에서 성공 17%), 이 설계는 −11~+9mm의 위치 오차에서도 파지에 성공하였다(전문가 시험 각 4~6회). 또한 통이 얼마나 돌아가 있든 늘 같은 벽을 잡게 하였다. 로봇을 가장 많이 향한 벽을 고르면 통이 약 8° 넘게 돌았을 때 잡는 벽이 앞벽에서 옆벽으로 바뀌어, 카메라에는 거의 같은 장면인데 시연 동작이 두 갈래로 나뉘기 때문이다(4.2절). 2층에 놓을 때는 그리퍼를 벌린 뒤 벽 바깥으로 5mm 물러났다가 올라가게 하였다. 시연은 270스텝(9초)이며 성공한 것만 남겼다(전문가 성공률 1층 100%, 옆 96%, 2층 100%).</w:t>
       </w:r>
     </w:p>
     <w:p>
@@ -1776,7 +1179,7 @@
           <w:sz w:val="18"/>
           <w:szCs w:val="18"/>
         </w:rPr>
-        <w:t xml:space="preserve">표 2는 Jetson Orin Nano에서 조건별 20회 반복 측정한 인식부 성능이다. YOLO 지표는 50 에폭 학습의 마지막 검증 결과이며, 숫자 모델의 mAP50-95가 낮은 것은 작은 숫자의 상자가 엄격한 IoU 기준에서 어긋나기 때문으로, 2단계 줌과 숫자 조합으로 보완하였다. NMS만으로는 '118'의 반복 숫자가 사라져 '18'이 되었으나 ④단계에서 복원되었다. 오분류 5건은 주로 조명이 고르지 않은 조건에서 '8'을 '1'로 읽은 경우로, 3.2절의 밝기 정규화·CLAHE를 인식부에 적용하는 것은 향후 과제로 남긴다.</w:t>
+        <w:t xml:space="preserve">표 1은 Jetson Orin Nano에서 조건별 20회 반복 측정한 인식부 성능이다. YOLO 지표는 50 에폭 학습의 마지막 검증 결과이며, 숫자 모델의 mAP50-95가 낮은 것은 작은 숫자의 상자가 엄격한 IoU 기준에서 어긋나기 때문으로, 2단계 줌과 숫자 조합으로 보완하였다. NMS만으로는 '118'의 반복 숫자가 사라져 '18'이 되었으나 ④단계에서 복원되었다. 오분류 5건은 주로 조명이 고르지 않은 조건에서 '8'을 '1'로 읽은 경우로, 3.2절의 밝기 정규화·CLAHE를 인식부에 적용하는 것은 향후 과제로 남긴다.</w:t>
       </w:r>
     </w:p>
     <w:p>
@@ -1793,7 +1196,7 @@
           <w:sz w:val="17"/>
           <w:szCs w:val="17"/>
         </w:rPr>
-        <w:t xml:space="preserve">표 2. 무게 인식부 실측 성능 (Jetson Orin Nano)</w:t>
+        <w:t xml:space="preserve">표 1. 무게 인식부 실측 성능 (Jetson Orin Nano)</w:t>
       </w:r>
     </w:p>
     <w:tbl>
@@ -2246,7 +1649,7 @@
           <w:sz w:val="17"/>
           <w:szCs w:val="17"/>
         </w:rPr>
-        <w:t xml:space="preserve">표 3. 적재 성공률 (%, 시뮬레이션, 각 50회)</w:t>
+        <w:t xml:space="preserve">표 2. 적재 성공률 (%, 시뮬레이션, 각 50회)</w:t>
       </w:r>
     </w:p>
     <w:tbl>
@@ -3096,7 +2499,7 @@
                 <w:sz w:val="15"/>
                 <w:szCs w:val="15"/>
               </w:rPr>
-              <w:t xml:space="preserve">[  ]</w:t>
+              <w:t xml:space="preserve">100</w:t>
             </w:r>
           </w:p>
         </w:tc>
@@ -3117,7 +2520,7 @@
                 <w:sz w:val="15"/>
                 <w:szCs w:val="15"/>
               </w:rPr>
-              <w:t xml:space="preserve">[  ]</w:t>
+              <w:t xml:space="preserve">98</w:t>
             </w:r>
           </w:p>
         </w:tc>
@@ -3138,7 +2541,7 @@
                 <w:sz w:val="15"/>
                 <w:szCs w:val="15"/>
               </w:rPr>
-              <w:t xml:space="preserve">[  ]</w:t>
+              <w:t xml:space="preserve">100</w:t>
             </w:r>
           </w:p>
         </w:tc>
@@ -3159,7 +2562,7 @@
                 <w:sz w:val="15"/>
                 <w:szCs w:val="15"/>
               </w:rPr>
-              <w:t xml:space="preserve">[  ]</w:t>
+              <w:t xml:space="preserve">98 (90–100)</w:t>
             </w:r>
           </w:p>
         </w:tc>
@@ -3206,7 +2609,7 @@
                 <w:sz w:val="15"/>
                 <w:szCs w:val="15"/>
               </w:rPr>
-              <w:t xml:space="preserve">[  ]</w:t>
+              <w:t xml:space="preserve">100</w:t>
             </w:r>
           </w:p>
         </w:tc>
@@ -3227,7 +2630,7 @@
                 <w:sz w:val="15"/>
                 <w:szCs w:val="15"/>
               </w:rPr>
-              <w:t xml:space="preserve">[  ]</w:t>
+              <w:t xml:space="preserve">98</w:t>
             </w:r>
           </w:p>
         </w:tc>
@@ -3248,7 +2651,7 @@
                 <w:sz w:val="15"/>
                 <w:szCs w:val="15"/>
               </w:rPr>
-              <w:t xml:space="preserve">[  ]</w:t>
+              <w:t xml:space="preserve">100</w:t>
             </w:r>
           </w:p>
         </w:tc>
@@ -3269,7 +2672,7 @@
                 <w:sz w:val="15"/>
                 <w:szCs w:val="15"/>
               </w:rPr>
-              <w:t xml:space="preserve">[  ]</w:t>
+              <w:t xml:space="preserve">94 (84–98)</w:t>
             </w:r>
           </w:p>
         </w:tc>
@@ -3405,6 +2808,116 @@
                 <w:sz w:val="15"/>
                 <w:szCs w:val="15"/>
               </w:rPr>
+              <w:t xml:space="preserve">⑤ +옆 간격 확보 (100)</w:t>
+            </w:r>
+          </w:p>
+        </w:tc>
+        <w:tc>
+          <w:tcPr>
+            <w:tcW w:w="470" w:type="dxa"/>
+            <w:vAlign w:val="center"/>
+          </w:tcPr>
+          <w:p>
+            <w:pPr>
+              <w:pStyle w:val="a3"/>
+              <w:spacing w:before="10" w:after="10" w:line="240" w:lineRule="auto"/>
+              <w:jc w:val="center"/>
+            </w:pPr>
+            <w:r>
+              <w:rPr>
+                <w:rFonts w:ascii="HY신명조" w:eastAsia="HY신명조" w:hAnsi="HY신명조" w:hint="eastAsia"/>
+                <w:sz w:val="15"/>
+                <w:szCs w:val="15"/>
+              </w:rPr>
+              <w:t xml:space="preserve">[  ]</w:t>
+            </w:r>
+          </w:p>
+        </w:tc>
+        <w:tc>
+          <w:tcPr>
+            <w:tcW w:w="470" w:type="dxa"/>
+            <w:vAlign w:val="center"/>
+          </w:tcPr>
+          <w:p>
+            <w:pPr>
+              <w:pStyle w:val="a3"/>
+              <w:spacing w:before="10" w:after="10" w:line="240" w:lineRule="auto"/>
+              <w:jc w:val="center"/>
+            </w:pPr>
+            <w:r>
+              <w:rPr>
+                <w:rFonts w:ascii="HY신명조" w:eastAsia="HY신명조" w:hAnsi="HY신명조" w:hint="eastAsia"/>
+                <w:sz w:val="15"/>
+                <w:szCs w:val="15"/>
+              </w:rPr>
+              <w:t xml:space="preserve">[  ]</w:t>
+            </w:r>
+          </w:p>
+        </w:tc>
+        <w:tc>
+          <w:tcPr>
+            <w:tcW w:w="470" w:type="dxa"/>
+            <w:vAlign w:val="center"/>
+          </w:tcPr>
+          <w:p>
+            <w:pPr>
+              <w:pStyle w:val="a3"/>
+              <w:spacing w:before="10" w:after="10" w:line="240" w:lineRule="auto"/>
+              <w:jc w:val="center"/>
+            </w:pPr>
+            <w:r>
+              <w:rPr>
+                <w:rFonts w:ascii="HY신명조" w:eastAsia="HY신명조" w:hAnsi="HY신명조" w:hint="eastAsia"/>
+                <w:sz w:val="15"/>
+                <w:szCs w:val="15"/>
+              </w:rPr>
+              <w:t xml:space="preserve">[  ]</w:t>
+            </w:r>
+          </w:p>
+        </w:tc>
+        <w:tc>
+          <w:tcPr>
+            <w:tcW w:w="1190" w:type="dxa"/>
+            <w:vAlign w:val="center"/>
+          </w:tcPr>
+          <w:p>
+            <w:pPr>
+              <w:pStyle w:val="a3"/>
+              <w:spacing w:before="10" w:after="10" w:line="240" w:lineRule="auto"/>
+              <w:jc w:val="center"/>
+            </w:pPr>
+            <w:r>
+              <w:rPr>
+                <w:rFonts w:ascii="HY신명조" w:eastAsia="HY신명조" w:hAnsi="HY신명조" w:hint="eastAsia"/>
+                <w:sz w:val="15"/>
+                <w:szCs w:val="15"/>
+              </w:rPr>
+              <w:t xml:space="preserve">[  ]</w:t>
+            </w:r>
+          </w:p>
+        </w:tc>
+      </w:tr>
+      <w:tr>
+        <w:trPr>
+          <w:cantSplit/>
+        </w:trPr>
+        <w:tc>
+          <w:tcPr>
+            <w:tcW w:w="1900" w:type="dxa"/>
+            <w:vAlign w:val="center"/>
+          </w:tcPr>
+          <w:p>
+            <w:pPr>
+              <w:pStyle w:val="a3"/>
+              <w:spacing w:before="10" w:after="10" w:line="240" w:lineRule="auto"/>
+              <w:jc w:val="center"/>
+            </w:pPr>
+            <w:r>
+              <w:rPr>
+                <w:rFonts w:ascii="HY신명조" w:eastAsia="HY신명조" w:hAnsi="HY신명조" w:hint="eastAsia"/>
+                <w:sz w:val="15"/>
+                <w:szCs w:val="15"/>
+              </w:rPr>
               <w:t xml:space="preserve">④+무작위화·CLAHE (1000)</w:t>
             </w:r>
           </w:p>
@@ -3426,7 +2939,7 @@
                 <w:sz w:val="15"/>
                 <w:szCs w:val="15"/>
               </w:rPr>
-              <w:t xml:space="preserve">[  ]</w:t>
+              <w:t xml:space="preserve">98</w:t>
             </w:r>
           </w:p>
         </w:tc>
@@ -3447,7 +2960,7 @@
                 <w:sz w:val="15"/>
                 <w:szCs w:val="15"/>
               </w:rPr>
-              <w:t xml:space="preserve">[  ]</w:t>
+              <w:t xml:space="preserve">100</w:t>
             </w:r>
           </w:p>
         </w:tc>
@@ -3468,7 +2981,7 @@
                 <w:sz w:val="15"/>
                 <w:szCs w:val="15"/>
               </w:rPr>
-              <w:t xml:space="preserve">[  ]</w:t>
+              <w:t xml:space="preserve">96</w:t>
             </w:r>
           </w:p>
         </w:tc>
@@ -3489,7 +3002,7 @@
                 <w:sz w:val="15"/>
                 <w:szCs w:val="15"/>
               </w:rPr>
-              <w:t xml:space="preserve">[  ]</w:t>
+              <w:t xml:space="preserve">96 (87–99)</w:t>
             </w:r>
           </w:p>
         </w:tc>
@@ -3586,7 +3099,7 @@
           <w:sz w:val="18"/>
           <w:szCs w:val="18"/>
         </w:rPr>
-        <w:t xml:space="preserve">표 3은 단계별 성공률(각 50회)과 세 단계를 이어 수행한 연속 성공률(50회)이다. 초기 시연(여유 1.5mm, 100회)의 단계별 성공률은 1층 76%, 옆 84%, 2층 50%였으나, 앞 단계의 배치 오차가 다음 단계로 넘어가 연속 성공률은 28%에 그쳤다. 실패의 대부분은 고정 집게가 통 벽 위에 걸려 끝까지 내려가지 못한 채 닫힌 경우였다. 파지 여유를 9mm로 둔 시연으로 같은 100회를 학습하면 단계별 90%, 88%, 72%, 연속 62%로 높아졌다. 남은 실패 25건 중 24건은 저울 위 통이 +7.5° 넘게 돌아간 시행에서 일어났다(그림 3). 이 구간의 실패율은 49%, 나머지는 1%로, 전문가가 잡는 벽을 바꾸는 구간과 일치한다. 이때 정책은 앞벽과 옆벽 시연의 중간인 모서리 쪽으로 가서 집게를 벽 위에 얹은 채 닫았다. 같은 설계로 시연을 200회로 늘리면 연속 성공률은 오히려 36%로 낮아졌고, 이 구간의 실패가 24건에서 32건으로 늘었다. 늘 같은 벽을 잡는 시연(③)으로 바꾸자 같은 100회에서 집기 실패가 없어져 단계별 100%, 100%, 86%, 연속 82%가 되었다. 남은 2층 실패는 모두 통 C를 평평하게 놓은 뒤 그리퍼가 곧장 올라가며 고정 집게로 벽을 끌어 올려 10° 넘게 기운 경우였고, 2mm 벽 위에 얹힌 통이라 바닥에서와 달리 다시 내려앉지 못했다. 그리퍼를 벌린 뒤 벽 바깥으로 5mm 물러났다가 올라가는 시연(④, 2층만)으로 바꾸자 전문가의 3° 이상 기울어짐이 50회 중 11회에서 1회로 줄었고, 정책은 단계별 100%, 100%, 100%, 연속 96%였다. 같은 정책을 장면 200개로 늘려 평가하면(CPU 추론) 단계별 100.0%, 100.0%, 99.5%, 연속 99.0%(95% CI 96.4–99.7%)로, 팀의 원래 조건인 단계별 시연 100회만으로 연속 성공률 95% 이상을 신뢰구간 하한까지 확인하였다. 남은 실패 2건은 옆 단계에서 통을 집지 못해 통이 저울에 그대로 남은 경우였으므로, 저울을 다시 읽어 같은 단계를 재실행하게 하자 연속 100%(200/200, 95% CI 98.1–100%)가 되었다.</w:t>
+        <w:t xml:space="preserve">표 2는 단계별(각 50회)과 세 단계를 이어 수행한 연속(50회) 성공률이다. 초기 시연(①)은 단계별 76%, 84%, 50%였으나 앞 단계의 오차가 넘어가 연속 28%에 그쳤다. 실패 장면을 다시 재생해 원인을 찾고 시연 설계를 차례로 고쳤다. 고정 집게가 벽 위에 걸리던 문제는 파지 여유 9mm(②)로 줄었고(연속 62%), 남은 실패 25건 중 24건은 통이 +7.5° 넘게 돌아 전문가가 잡는 벽을 바꾸는 구간에서 일어났다(그림 3, 실패율 49% 대 1%). 정책이 앞벽과 옆벽 시연의 중간인 모서리로 간 것으로, 시연을 200회로 늘리면 오히려 연속 36%로 낮아졌다. 늘 같은 벽을 잡게 하자(③) 집기 실패가 없어졌고(연속 82%), 남은 2층 실패는 그리퍼가 곧장 올라가며 2mm 벽 위의 통을 끌어 올려 기운 경우였다. 벌린 뒤 5mm 물러났다 올라가게 하자(④) 단계별 100%, 100%, 100%, 연속 96%가 되었다. 장면 200개 평가(CPU)에서는 연속 99.0%(95% CI 96.4–99.7%)였고, 남은 2건은 통을 집지 못해 저울에 남은 경우라 저울을 다시 읽어 재실행하게 하자 연속 100%(200/200, 95% CI 98.1–100%)가 되었다.</w:t>
       </w:r>
     </w:p>
     <w:p xmlns:a="http://schemas.openxmlformats.org/drawingml/2006/main" xmlns:pic="http://schemas.openxmlformats.org/drawingml/2006/picture">
@@ -3664,68 +3177,7 @@
           <w:sz w:val="18"/>
           <w:szCs w:val="18"/>
         </w:rPr>
-        <w:t xml:space="preserve">④ 시연을 200, 500, 1000회로 늘리면 연속 성공률은 92%, [  ]%, [  ]%였다(그림 4). 시연 잡음을 주입한 DART 정책은 같은 1000회에서 연속 [  ]%였다. 저울을 다시 읽어 통이 그대로 있으면 집기 실패로 보고 같은 단계를 다시 실행하게 하면(최대 3회), ② 시연 100회 정책의 연속 성공률은 58%에서 74%로, ④ 시연 1000회 정책은 [  ]%에서 [  ]%로 높아졌다. 적재 1회는 정책 실행 9초와 홈 복귀 1초로 약 10초가 걸린다. 행동 청크(100스텝, 3.3초)마다 한 번만 추론하므로 스텝당 평균 추론 시간은 GTX 1080 Ti에서 2.7ms, CPU 2스레드에서 4.4ms로 (다른 학습과 장치를 함께 쓴 상태의 값으로 상한에 해당) 제어 주기(33ms)보다 충분히 짧았다. 무게 분류 정분류율(91.7%)을 곱한 공정 전체 성공률은 ④ 시연 1000회 기준 약 [  ]%이다. 모방학습 성능이 시연 수보다 시연의 다양성과 일관성에 좌우된다는 보고[16]와 같이, 시연 수를 늘리는 것만으로는 시연 설계의 효과를 대신하기 어렵다.</w:t>
-      </w:r>
-    </w:p>
-    <w:p xmlns:a="http://schemas.openxmlformats.org/drawingml/2006/main" xmlns:pic="http://schemas.openxmlformats.org/drawingml/2006/picture">
-      <w:pPr>
-        <w:pStyle w:val="a3"/>
-        <w:keepNext/>
-        <w:wordWrap/>
-        <w:spacing w:before="80" w:after="0" w:line="240" w:lineRule="auto"/>
-        <w:jc w:val="center"/>
-      </w:pPr>
-      <w:r>
-        <w:rPr>
-          <w:noProof/>
-        </w:rPr>
-        <w:drawing>
-          <wp:inline distT="0" distB="0" distL="0" distR="0">
-            <wp:extent cx="2793333" cy="1396666"/>
-            <wp:docPr id="105" name="Figure 5"/>
-            <a:graphic>
-              <a:graphicData uri="http://schemas.openxmlformats.org/drawingml/2006/picture">
-                <pic:pic>
-                  <pic:nvPicPr>
-                    <pic:cNvPr id="105" name="fig5.png"/>
-                    <pic:cNvPicPr/>
-                  </pic:nvPicPr>
-                  <pic:blipFill>
-                    <a:blip r:embed="rIdFig5"/>
-                    <a:stretch>
-                      <a:fillRect/>
-                    </a:stretch>
-                  </pic:blipFill>
-                  <pic:spPr>
-                    <a:xfrm>
-                      <a:off x="0" y="0"/>
-                      <a:ext cx="2793333" cy="1396666"/>
-                    </a:xfrm>
-                    <a:prstGeom prst="rect">
-                      <a:avLst/>
-                    </a:prstGeom>
-                  </pic:spPr>
-                </pic:pic>
-              </a:graphicData>
-            </a:graphic>
-          </wp:inline>
-        </w:drawing>
-      </w:r>
-    </w:p>
-    <w:p>
-      <w:pPr>
-        <w:pStyle w:val="a3"/>
-        <w:wordWrap/>
-        <w:spacing w:before="0" w:after="80" w:line="264" w:lineRule="auto"/>
-        <w:jc w:val="center"/>
-      </w:pPr>
-      <w:r>
-        <w:rPr>
-          <w:rFonts w:ascii="HY신명조" w:eastAsia="HY신명조" w:hAnsi="HY신명조" w:hint="eastAsia"/>
-          <w:sz w:val="17"/>
-          <w:szCs w:val="17"/>
-        </w:rPr>
-        <w:t xml:space="preserve">그림 5. ACT 정책의 연속 적재 장면</w:t>
+        <w:t xml:space="preserve">④ 시연을 200, 500, 1000회로 늘려도 연속 성공률은 92%, 98%, 94%로 시연 100회에서 이미 포화되었다(그림 4). 남은 실패는 1층 통이 옆 칸 쪽으로 9~11mm 밀려 놓였을 때 옆 통이 그 벽에 걸려 넘어지는 경우였다(통 사이 간격 8mm). 적재 1회는 약 10초이며, 행동 청크(3.3초)마다 한 번 추론하므로 스텝당 평균 추론 시간은 GTX 1080 Ti 2.7ms, CPU 4.4ms(다른 학습과 함께 쓴 상한)로 제어 주기 33ms보다 충분히 짧았다. 모방학습 성능이 시연 수보다 시연의 다양성과 일관성에 좌우된다는 보고[16]와 같이, 시연 수로는 시연 설계의 효과를 대신할 수 없었다.</w:t>
       </w:r>
     </w:p>
     <w:p>
@@ -3759,7 +3211,7 @@
           <w:sz w:val="18"/>
           <w:szCs w:val="18"/>
         </w:rPr>
-        <w:t xml:space="preserve">학습이 끝난 정책을 그대로 두고 조명(어둡게 50%, 밝게 160%, 옆 조명), 작업대 색(회색, 짙은 갈색), 카메라 장착(상단 10mm·2°, 손목 3mm·2°), 주변 물건, 학습 범위 밖의 통 위치(22~28mm)·방향(22~30°), 아래 통의 어긋남(10~14mm), 통 무게(100g, 200g), 관측 지연(67ms, 133ms) 중 하나씩만 바꾸어 단계별로 20회씩 평가하였다(표 4). 기존 시연 1000회 정책은 변화 조건 평균 [  ]%(최저 [  ]%)였으나, 도메인 랜덤화 시연으로 학습하면 [  ]%, 밝기 정규화·CLAHE를 더하면 [  ]%(최저 [  ]%)였다. 어둡게 한 조건에서는 각각 [  ]%, [  ]%, [  ]%였다.</w:t>
+        <w:t xml:space="preserve">학습이 끝난 정책을 그대로 두고 조명, 작업대 색, 카메라 장착, 주변 물건, 범위 밖의 통 위치·방향, 통 무게, 관측 지연 등 한 가지씩만 바꾸어 단계별로 20회씩 평가하였다(표 3). 시연을 1000회로 늘리면 조명과 주변 물건에는 강해졌으나 작업대 색이 바뀌면 옆 단계가 20%까지 떨어졌다. 도메인 랜덤화와 정규화·CLAHE를 함께 쓰면 변화 조건 평균 95%(무작위화 없이 89%)였고 작업대 색 변화에서도 95% 이상을 유지했다. 무게(100~200g)와 관측 지연(최대 133ms)에는 모든 정책이 강했다.</w:t>
       </w:r>
     </w:p>
     <w:p>
@@ -3776,12 +3228,12 @@
           <w:sz w:val="17"/>
           <w:szCs w:val="17"/>
         </w:rPr>
-        <w:t xml:space="preserve">표 4. 환경 변화별 단계 평균 성공률 (%, 각 20회)</w:t>
+        <w:t xml:space="preserve">표 3. 환경 변화별 단계 평균 성공률 (%, 각 20회)</w:t>
       </w:r>
     </w:p>
     <w:tbl>
       <w:tblPr>
-        <w:tblW w:w="4500" w:type="dxa"/>
+        <w:tblW w:w="4498" w:type="dxa"/>
         <w:jc w:val="center"/>
         <w:tblBorders>
           <w:top w:val="single" w:sz="4" w:space="0" w:color="000000"/>
@@ -3799,7 +3251,9 @@
       </w:tblPr>
       <w:tblGrid>
         <w:gridCol w:w="1900"/>
-        <w:gridCol w:w="2600"/>
+        <w:gridCol w:w="866"/>
+        <w:gridCol w:w="866"/>
+        <w:gridCol w:w="866"/>
       </w:tblGrid>
       <w:tr>
         <w:trPr>
@@ -3830,7 +3284,7 @@
         </w:tc>
         <w:tc>
           <w:tcPr>
-            <w:tcW w:w="2600" w:type="dxa"/>
+            <w:tcW w:w="866" w:type="dxa"/>
             <w:shd w:val="clear" w:color="auto" w:fill="E7E6E6"/>
             <w:vAlign w:val="center"/>
           </w:tcPr>
@@ -3848,6 +3302,52 @@
                 <w:szCs w:val="15"/>
               </w:rPr>
               <w:t xml:space="preserve">③/100</w:t>
+            </w:r>
+          </w:p>
+        </w:tc>
+        <w:tc>
+          <w:tcPr>
+            <w:tcW w:w="866" w:type="dxa"/>
+            <w:shd w:val="clear" w:color="auto" w:fill="E7E6E6"/>
+            <w:vAlign w:val="center"/>
+          </w:tcPr>
+          <w:p>
+            <w:pPr>
+              <w:pStyle w:val="a3"/>
+              <w:spacing w:before="10" w:after="10" w:line="240" w:lineRule="auto"/>
+              <w:jc w:val="center"/>
+            </w:pPr>
+            <w:r>
+              <w:rPr>
+                <w:rFonts w:ascii="HY신명조" w:eastAsia="HY신명조" w:hAnsi="HY신명조" w:hint="eastAsia"/>
+                <w:b/>
+                <w:sz w:val="15"/>
+                <w:szCs w:val="15"/>
+              </w:rPr>
+              <w:t xml:space="preserve">④/1000</w:t>
+            </w:r>
+          </w:p>
+        </w:tc>
+        <w:tc>
+          <w:tcPr>
+            <w:tcW w:w="866" w:type="dxa"/>
+            <w:shd w:val="clear" w:color="auto" w:fill="E7E6E6"/>
+            <w:vAlign w:val="center"/>
+          </w:tcPr>
+          <w:p>
+            <w:pPr>
+              <w:pStyle w:val="a3"/>
+              <w:spacing w:before="10" w:after="10" w:line="240" w:lineRule="auto"/>
+              <w:jc w:val="center"/>
+            </w:pPr>
+            <w:r>
+              <w:rPr>
+                <w:rFonts w:ascii="HY신명조" w:eastAsia="HY신명조" w:hAnsi="HY신명조" w:hint="eastAsia"/>
+                <w:b/>
+                <w:sz w:val="15"/>
+                <w:szCs w:val="15"/>
+              </w:rPr>
+              <w:t xml:space="preserve">+무작위화·CLAHE</w:t>
             </w:r>
           </w:p>
         </w:tc>
@@ -3879,7 +3379,7 @@
         </w:tc>
         <w:tc>
           <w:tcPr>
-            <w:tcW w:w="2600" w:type="dxa"/>
+            <w:tcW w:w="866" w:type="dxa"/>
             <w:vAlign w:val="center"/>
           </w:tcPr>
           <w:p>
@@ -3895,6 +3395,48 @@
                 <w:szCs w:val="15"/>
               </w:rPr>
               <w:t xml:space="preserve">98</w:t>
+            </w:r>
+          </w:p>
+        </w:tc>
+        <w:tc>
+          <w:tcPr>
+            <w:tcW w:w="866" w:type="dxa"/>
+            <w:vAlign w:val="center"/>
+          </w:tcPr>
+          <w:p>
+            <w:pPr>
+              <w:pStyle w:val="a3"/>
+              <w:spacing w:before="10" w:after="10" w:line="240" w:lineRule="auto"/>
+              <w:jc w:val="center"/>
+            </w:pPr>
+            <w:r>
+              <w:rPr>
+                <w:rFonts w:ascii="HY신명조" w:eastAsia="HY신명조" w:hAnsi="HY신명조" w:hint="eastAsia"/>
+                <w:sz w:val="15"/>
+                <w:szCs w:val="15"/>
+              </w:rPr>
+              <w:t xml:space="preserve">98</w:t>
+            </w:r>
+          </w:p>
+        </w:tc>
+        <w:tc>
+          <w:tcPr>
+            <w:tcW w:w="866" w:type="dxa"/>
+            <w:vAlign w:val="center"/>
+          </w:tcPr>
+          <w:p>
+            <w:pPr>
+              <w:pStyle w:val="a3"/>
+              <w:spacing w:before="10" w:after="10" w:line="240" w:lineRule="auto"/>
+              <w:jc w:val="center"/>
+            </w:pPr>
+            <w:r>
+              <w:rPr>
+                <w:rFonts w:ascii="HY신명조" w:eastAsia="HY신명조" w:hAnsi="HY신명조" w:hint="eastAsia"/>
+                <w:sz w:val="15"/>
+                <w:szCs w:val="15"/>
+              </w:rPr>
+              <w:t xml:space="preserve">100</w:t>
             </w:r>
           </w:p>
         </w:tc>
@@ -3926,7 +3468,7 @@
         </w:tc>
         <w:tc>
           <w:tcPr>
-            <w:tcW w:w="2600" w:type="dxa"/>
+            <w:tcW w:w="866" w:type="dxa"/>
             <w:vAlign w:val="center"/>
           </w:tcPr>
           <w:p>
@@ -3942,6 +3484,48 @@
                 <w:szCs w:val="15"/>
               </w:rPr>
               <w:t xml:space="preserve">74</w:t>
+            </w:r>
+          </w:p>
+        </w:tc>
+        <w:tc>
+          <w:tcPr>
+            <w:tcW w:w="866" w:type="dxa"/>
+            <w:vAlign w:val="center"/>
+          </w:tcPr>
+          <w:p>
+            <w:pPr>
+              <w:pStyle w:val="a3"/>
+              <w:spacing w:before="10" w:after="10" w:line="240" w:lineRule="auto"/>
+              <w:jc w:val="center"/>
+            </w:pPr>
+            <w:r>
+              <w:rPr>
+                <w:rFonts w:ascii="HY신명조" w:eastAsia="HY신명조" w:hAnsi="HY신명조" w:hint="eastAsia"/>
+                <w:sz w:val="15"/>
+                <w:szCs w:val="15"/>
+              </w:rPr>
+              <w:t xml:space="preserve">91</w:t>
+            </w:r>
+          </w:p>
+        </w:tc>
+        <w:tc>
+          <w:tcPr>
+            <w:tcW w:w="866" w:type="dxa"/>
+            <w:vAlign w:val="center"/>
+          </w:tcPr>
+          <w:p>
+            <w:pPr>
+              <w:pStyle w:val="a3"/>
+              <w:spacing w:before="10" w:after="10" w:line="240" w:lineRule="auto"/>
+              <w:jc w:val="center"/>
+            </w:pPr>
+            <w:r>
+              <w:rPr>
+                <w:rFonts w:ascii="HY신명조" w:eastAsia="HY신명조" w:hAnsi="HY신명조" w:hint="eastAsia"/>
+                <w:sz w:val="15"/>
+                <w:szCs w:val="15"/>
+              </w:rPr>
+              <w:t xml:space="preserve">96</w:t>
             </w:r>
           </w:p>
         </w:tc>
@@ -3973,7 +3557,7 @@
         </w:tc>
         <w:tc>
           <w:tcPr>
-            <w:tcW w:w="2600" w:type="dxa"/>
+            <w:tcW w:w="866" w:type="dxa"/>
             <w:vAlign w:val="center"/>
           </w:tcPr>
           <w:p>
@@ -3989,6 +3573,48 @@
                 <w:szCs w:val="15"/>
               </w:rPr>
               <w:t xml:space="preserve">52</w:t>
+            </w:r>
+          </w:p>
+        </w:tc>
+        <w:tc>
+          <w:tcPr>
+            <w:tcW w:w="866" w:type="dxa"/>
+            <w:vAlign w:val="center"/>
+          </w:tcPr>
+          <w:p>
+            <w:pPr>
+              <w:pStyle w:val="a3"/>
+              <w:spacing w:before="10" w:after="10" w:line="240" w:lineRule="auto"/>
+              <w:jc w:val="center"/>
+            </w:pPr>
+            <w:r>
+              <w:rPr>
+                <w:rFonts w:ascii="HY신명조" w:eastAsia="HY신명조" w:hAnsi="HY신명조" w:hint="eastAsia"/>
+                <w:sz w:val="15"/>
+                <w:szCs w:val="15"/>
+              </w:rPr>
+              <w:t xml:space="preserve">72</w:t>
+            </w:r>
+          </w:p>
+        </w:tc>
+        <w:tc>
+          <w:tcPr>
+            <w:tcW w:w="866" w:type="dxa"/>
+            <w:vAlign w:val="center"/>
+          </w:tcPr>
+          <w:p>
+            <w:pPr>
+              <w:pStyle w:val="a3"/>
+              <w:spacing w:before="10" w:after="10" w:line="240" w:lineRule="auto"/>
+              <w:jc w:val="center"/>
+            </w:pPr>
+            <w:r>
+              <w:rPr>
+                <w:rFonts w:ascii="HY신명조" w:eastAsia="HY신명조" w:hAnsi="HY신명조" w:hint="eastAsia"/>
+                <w:sz w:val="15"/>
+                <w:szCs w:val="15"/>
+              </w:rPr>
+              <w:t xml:space="preserve">99</w:t>
             </w:r>
           </w:p>
         </w:tc>
@@ -4020,7 +3646,7 @@
         </w:tc>
         <w:tc>
           <w:tcPr>
-            <w:tcW w:w="2600" w:type="dxa"/>
+            <w:tcW w:w="866" w:type="dxa"/>
             <w:vAlign w:val="center"/>
           </w:tcPr>
           <w:p>
@@ -4036,6 +3662,48 @@
                 <w:szCs w:val="15"/>
               </w:rPr>
               <w:t xml:space="preserve">60</w:t>
+            </w:r>
+          </w:p>
+        </w:tc>
+        <w:tc>
+          <w:tcPr>
+            <w:tcW w:w="866" w:type="dxa"/>
+            <w:vAlign w:val="center"/>
+          </w:tcPr>
+          <w:p>
+            <w:pPr>
+              <w:pStyle w:val="a3"/>
+              <w:spacing w:before="10" w:after="10" w:line="240" w:lineRule="auto"/>
+              <w:jc w:val="center"/>
+            </w:pPr>
+            <w:r>
+              <w:rPr>
+                <w:rFonts w:ascii="HY신명조" w:eastAsia="HY신명조" w:hAnsi="HY신명조" w:hint="eastAsia"/>
+                <w:sz w:val="15"/>
+                <w:szCs w:val="15"/>
+              </w:rPr>
+              <w:t xml:space="preserve">85</w:t>
+            </w:r>
+          </w:p>
+        </w:tc>
+        <w:tc>
+          <w:tcPr>
+            <w:tcW w:w="866" w:type="dxa"/>
+            <w:vAlign w:val="center"/>
+          </w:tcPr>
+          <w:p>
+            <w:pPr>
+              <w:pStyle w:val="a3"/>
+              <w:spacing w:before="10" w:after="10" w:line="240" w:lineRule="auto"/>
+              <w:jc w:val="center"/>
+            </w:pPr>
+            <w:r>
+              <w:rPr>
+                <w:rFonts w:ascii="HY신명조" w:eastAsia="HY신명조" w:hAnsi="HY신명조" w:hint="eastAsia"/>
+                <w:sz w:val="15"/>
+                <w:szCs w:val="15"/>
+              </w:rPr>
+              <w:t xml:space="preserve">93</w:t>
             </w:r>
           </w:p>
         </w:tc>
@@ -4067,7 +3735,7 @@
         </w:tc>
         <w:tc>
           <w:tcPr>
-            <w:tcW w:w="2600" w:type="dxa"/>
+            <w:tcW w:w="866" w:type="dxa"/>
             <w:vAlign w:val="center"/>
           </w:tcPr>
           <w:p>
@@ -4083,6 +3751,48 @@
                 <w:szCs w:val="15"/>
               </w:rPr>
               <w:t xml:space="preserve">94</w:t>
+            </w:r>
+          </w:p>
+        </w:tc>
+        <w:tc>
+          <w:tcPr>
+            <w:tcW w:w="866" w:type="dxa"/>
+            <w:vAlign w:val="center"/>
+          </w:tcPr>
+          <w:p>
+            <w:pPr>
+              <w:pStyle w:val="a3"/>
+              <w:spacing w:before="10" w:after="10" w:line="240" w:lineRule="auto"/>
+              <w:jc w:val="center"/>
+            </w:pPr>
+            <w:r>
+              <w:rPr>
+                <w:rFonts w:ascii="HY신명조" w:eastAsia="HY신명조" w:hAnsi="HY신명조" w:hint="eastAsia"/>
+                <w:sz w:val="15"/>
+                <w:szCs w:val="15"/>
+              </w:rPr>
+              <w:t xml:space="preserve">86</w:t>
+            </w:r>
+          </w:p>
+        </w:tc>
+        <w:tc>
+          <w:tcPr>
+            <w:tcW w:w="866" w:type="dxa"/>
+            <w:vAlign w:val="center"/>
+          </w:tcPr>
+          <w:p>
+            <w:pPr>
+              <w:pStyle w:val="a3"/>
+              <w:spacing w:before="10" w:after="10" w:line="240" w:lineRule="auto"/>
+              <w:jc w:val="center"/>
+            </w:pPr>
+            <w:r>
+              <w:rPr>
+                <w:rFonts w:ascii="HY신명조" w:eastAsia="HY신명조" w:hAnsi="HY신명조" w:hint="eastAsia"/>
+                <w:sz w:val="15"/>
+                <w:szCs w:val="15"/>
+              </w:rPr>
+              <w:t xml:space="preserve">96</w:t>
             </w:r>
           </w:p>
         </w:tc>
@@ -4114,7 +3824,7 @@
         </w:tc>
         <w:tc>
           <w:tcPr>
-            <w:tcW w:w="2600" w:type="dxa"/>
+            <w:tcW w:w="866" w:type="dxa"/>
             <w:vAlign w:val="center"/>
           </w:tcPr>
           <w:p>
@@ -4130,6 +3840,48 @@
                 <w:szCs w:val="15"/>
               </w:rPr>
               <w:t xml:space="preserve">85</w:t>
+            </w:r>
+          </w:p>
+        </w:tc>
+        <w:tc>
+          <w:tcPr>
+            <w:tcW w:w="866" w:type="dxa"/>
+            <w:vAlign w:val="center"/>
+          </w:tcPr>
+          <w:p>
+            <w:pPr>
+              <w:pStyle w:val="a3"/>
+              <w:spacing w:before="10" w:after="10" w:line="240" w:lineRule="auto"/>
+              <w:jc w:val="center"/>
+            </w:pPr>
+            <w:r>
+              <w:rPr>
+                <w:rFonts w:ascii="HY신명조" w:eastAsia="HY신명조" w:hAnsi="HY신명조" w:hint="eastAsia"/>
+                <w:sz w:val="15"/>
+                <w:szCs w:val="15"/>
+              </w:rPr>
+              <w:t xml:space="preserve">88</w:t>
+            </w:r>
+          </w:p>
+        </w:tc>
+        <w:tc>
+          <w:tcPr>
+            <w:tcW w:w="866" w:type="dxa"/>
+            <w:vAlign w:val="center"/>
+          </w:tcPr>
+          <w:p>
+            <w:pPr>
+              <w:pStyle w:val="a3"/>
+              <w:spacing w:before="10" w:after="10" w:line="240" w:lineRule="auto"/>
+              <w:jc w:val="center"/>
+            </w:pPr>
+            <w:r>
+              <w:rPr>
+                <w:rFonts w:ascii="HY신명조" w:eastAsia="HY신명조" w:hAnsi="HY신명조" w:hint="eastAsia"/>
+                <w:sz w:val="15"/>
+                <w:szCs w:val="15"/>
+              </w:rPr>
+              <w:t xml:space="preserve">88</w:t>
             </w:r>
           </w:p>
         </w:tc>
@@ -4161,7 +3913,7 @@
         </w:tc>
         <w:tc>
           <w:tcPr>
-            <w:tcW w:w="2600" w:type="dxa"/>
+            <w:tcW w:w="866" w:type="dxa"/>
             <w:vAlign w:val="center"/>
           </w:tcPr>
           <w:p>
@@ -4177,6 +3929,48 @@
                 <w:szCs w:val="15"/>
               </w:rPr>
               <w:t xml:space="preserve">95</w:t>
+            </w:r>
+          </w:p>
+        </w:tc>
+        <w:tc>
+          <w:tcPr>
+            <w:tcW w:w="866" w:type="dxa"/>
+            <w:vAlign w:val="center"/>
+          </w:tcPr>
+          <w:p>
+            <w:pPr>
+              <w:pStyle w:val="a3"/>
+              <w:spacing w:before="10" w:after="10" w:line="240" w:lineRule="auto"/>
+              <w:jc w:val="center"/>
+            </w:pPr>
+            <w:r>
+              <w:rPr>
+                <w:rFonts w:ascii="HY신명조" w:eastAsia="HY신명조" w:hAnsi="HY신명조" w:hint="eastAsia"/>
+                <w:sz w:val="15"/>
+                <w:szCs w:val="15"/>
+              </w:rPr>
+              <w:t xml:space="preserve">98</w:t>
+            </w:r>
+          </w:p>
+        </w:tc>
+        <w:tc>
+          <w:tcPr>
+            <w:tcW w:w="866" w:type="dxa"/>
+            <w:vAlign w:val="center"/>
+          </w:tcPr>
+          <w:p>
+            <w:pPr>
+              <w:pStyle w:val="a3"/>
+              <w:spacing w:before="10" w:after="10" w:line="240" w:lineRule="auto"/>
+              <w:jc w:val="center"/>
+            </w:pPr>
+            <w:r>
+              <w:rPr>
+                <w:rFonts w:ascii="HY신명조" w:eastAsia="HY신명조" w:hAnsi="HY신명조" w:hint="eastAsia"/>
+                <w:sz w:val="15"/>
+                <w:szCs w:val="15"/>
+              </w:rPr>
+              <w:t xml:space="preserve">100</w:t>
             </w:r>
           </w:p>
         </w:tc>
@@ -4208,7 +4002,7 @@
         </w:tc>
         <w:tc>
           <w:tcPr>
-            <w:tcW w:w="2600" w:type="dxa"/>
+            <w:tcW w:w="866" w:type="dxa"/>
             <w:vAlign w:val="center"/>
           </w:tcPr>
           <w:p>
@@ -4224,6 +4018,48 @@
                 <w:szCs w:val="15"/>
               </w:rPr>
               <w:t xml:space="preserve">95</w:t>
+            </w:r>
+          </w:p>
+        </w:tc>
+        <w:tc>
+          <w:tcPr>
+            <w:tcW w:w="866" w:type="dxa"/>
+            <w:vAlign w:val="center"/>
+          </w:tcPr>
+          <w:p>
+            <w:pPr>
+              <w:pStyle w:val="a3"/>
+              <w:spacing w:before="10" w:after="10" w:line="240" w:lineRule="auto"/>
+              <w:jc w:val="center"/>
+            </w:pPr>
+            <w:r>
+              <w:rPr>
+                <w:rFonts w:ascii="HY신명조" w:eastAsia="HY신명조" w:hAnsi="HY신명조" w:hint="eastAsia"/>
+                <w:sz w:val="15"/>
+                <w:szCs w:val="15"/>
+              </w:rPr>
+              <w:t xml:space="preserve">98</w:t>
+            </w:r>
+          </w:p>
+        </w:tc>
+        <w:tc>
+          <w:tcPr>
+            <w:tcW w:w="866" w:type="dxa"/>
+            <w:vAlign w:val="center"/>
+          </w:tcPr>
+          <w:p>
+            <w:pPr>
+              <w:pStyle w:val="a3"/>
+              <w:spacing w:before="10" w:after="10" w:line="240" w:lineRule="auto"/>
+              <w:jc w:val="center"/>
+            </w:pPr>
+            <w:r>
+              <w:rPr>
+                <w:rFonts w:ascii="HY신명조" w:eastAsia="HY신명조" w:hAnsi="HY신명조" w:hint="eastAsia"/>
+                <w:sz w:val="15"/>
+                <w:szCs w:val="15"/>
+              </w:rPr>
+              <w:t xml:space="preserve">98</w:t>
             </w:r>
           </w:p>
         </w:tc>
@@ -4255,7 +4091,28 @@
         </w:tc>
         <w:tc>
           <w:tcPr>
-            <w:tcW w:w="2600" w:type="dxa"/>
+            <w:tcW w:w="866" w:type="dxa"/>
+            <w:vAlign w:val="center"/>
+          </w:tcPr>
+          <w:p>
+            <w:pPr>
+              <w:pStyle w:val="a3"/>
+              <w:spacing w:before="10" w:after="10" w:line="240" w:lineRule="auto"/>
+              <w:jc w:val="center"/>
+            </w:pPr>
+            <w:r>
+              <w:rPr>
+                <w:rFonts w:ascii="HY신명조" w:eastAsia="HY신명조" w:hAnsi="HY신명조" w:hint="eastAsia"/>
+                <w:sz w:val="15"/>
+                <w:szCs w:val="15"/>
+              </w:rPr>
+              <w:t xml:space="preserve">35</w:t>
+            </w:r>
+          </w:p>
+        </w:tc>
+        <w:tc>
+          <w:tcPr>
+            <w:tcW w:w="866" w:type="dxa"/>
             <w:vAlign w:val="center"/>
           </w:tcPr>
           <w:p>
@@ -4271,6 +4128,27 @@
                 <w:szCs w:val="15"/>
               </w:rPr>
               <w:t xml:space="preserve">[  ]</w:t>
+            </w:r>
+          </w:p>
+        </w:tc>
+        <w:tc>
+          <w:tcPr>
+            <w:tcW w:w="866" w:type="dxa"/>
+            <w:vAlign w:val="center"/>
+          </w:tcPr>
+          <w:p>
+            <w:pPr>
+              <w:pStyle w:val="a3"/>
+              <w:spacing w:before="10" w:after="10" w:line="240" w:lineRule="auto"/>
+              <w:jc w:val="center"/>
+            </w:pPr>
+            <w:r>
+              <w:rPr>
+                <w:rFonts w:ascii="HY신명조" w:eastAsia="HY신명조" w:hAnsi="HY신명조" w:hint="eastAsia"/>
+                <w:sz w:val="15"/>
+                <w:szCs w:val="15"/>
+              </w:rPr>
+              <w:t xml:space="preserve">72</w:t>
             </w:r>
           </w:p>
         </w:tc>

--- a/08_개인논문_ACT적재/논문/paper.docx
+++ b/08_개인논문_ACT적재/논문/paper.docx
@@ -392,7 +392,7 @@
           <w:sz w:val="18"/>
           <w:szCs w:val="18"/>
         </w:rPr>
-        <w:t xml:space="preserve">This paper presents an edge-AI smart-factory cell that sorts products by weight and stacks them with a low-cost robot arm. On a Jetson Orin Nano, a YOLOv8n model (validation mAP50 86.3%) reads the 7-segment display of a digital scale; separating capture and inference threads raised the capture rate from 1.2 to 59.5 FPS, two-stage digital-zoom inference raised mid-range accuracy from 45% to 90%, and the cell sorted 91.7% of items correctly with an 810 ms response. When a bin reaches 118 g, a Model Context Protocol (MCP) trigger runs stage-specific ACT (Action Chunking with Transformers) policies on an SO-101 arm that stack the bin on the first floor, beside the first bin and on top of it. Because the arm was damaged after the field tests, the cell was rebuilt in MuJoCo with the same robot model, cameras and 30 Hz control to evaluate the stacking quantitatively. Per-stage success hides error accumulation: with the initial 100 demonstrations per stage the placements succeeded in 76%, 84% and 50% of trials but only 28% of three-stage sequences. Replaying the failures showed three causes in how the demonstrations were made rather than in the policy: the fixed jaw approached too close to the bin wall, the scripted demonstrator switched to another wall when the bin was rotated by more than about 8 degrees, and lifting straight up after release tipped the top bin off the 2 mm rims below. Fixing them raised the sequence success with the same 100 demonstrations to 96% and with 1000 demonstrations to 94%. Domain randomization with brightness normalization and CLAHE kept 95% average per-stage success under fifteen environment changes, against 89% without them.</w:t>
+        <w:t xml:space="preserve">This paper presents an edge-AI smart-factory cell that sorts products by weight and stacks them with a low-cost robot arm. On a Jetson Orin Nano, a YOLOv8n model (validation mAP50 86.3%) reads the 7-segment display of a digital scale; separating capture and inference threads raised the capture rate from 1.2 to 59.5 FPS, two-stage digital-zoom inference raised mid-range accuracy from 45% to 90%, and the cell sorted 91.7% of items correctly with an 810 ms response. When a bin reaches 118 g, a Model Context Protocol (MCP) trigger runs stage-specific ACT (Action Chunking with Transformers) policies on an SO-101 arm that stack the bin on the first floor, beside the first bin and on top of it. Because the arm was damaged after the field tests, the cell was rebuilt in MuJoCo with the same robot model, cameras and 30 Hz control to evaluate the stacking quantitatively. Per-stage success hides error accumulation: with the initial 100 demonstrations per stage the placements succeeded in 76%, 84% and 50% of trials but only 28% of three-stage sequences. Replaying the failures showed three causes in how the demonstrations were made rather than in the policy: the fixed jaw approached too close to the bin wall, the scripted demonstrator switched to another wall when the bin was rotated by more than about 8 degrees, and lifting straight up after release tipped the top bin off the 2 mm rims below. Fixing them raised the sequence success with the same 100 demonstrations to 96% and with 1000 demonstrations to 94%. Domain randomization kept 98% average per-stage success under fifteen environment changes, against 89% without it; adding brightness normalization and CLAHE lowered it to 95%.</w:t>
       </w:r>
     </w:p>
     <w:p>
@@ -1014,7 +1014,7 @@
           <w:sz w:val="18"/>
           <w:szCs w:val="18"/>
         </w:rPr>
-        <w:t xml:space="preserve">현장의 조명, 작업대, 카메라 장착 위치는 시연 때와 달라질 수 있다. 이에 대비해 시연마다 조명 세기(0.45~1.7배)와 방향, 작업대 색, 카메라 장착 위치(상단 ±12mm·±2.5°, 손목 ±3mm·±2.5°), 파란색이 아닌 주변 물건(최대 3개)을 무작위로 바꾸고 통의 위치·방향 범위를 ±28mm, ±30°로 넓힌 도메인 랜덤화[17] 시연을 만들었다. 통의 색은 공정의 판정 기준이므로 바꾸지 않았다. 또한 영상의 밝기 채널을 1~99 백분위수 기준으로 늘여 맞춘 뒤 CLAHE[18]를 적용하는 전처리를 학습과 실행에 함께 썼다. CLAHE만으로는 조명을 절반으로 줄였을 때의 영상 변화가 8% 줄었으나, 밝기 정규화를 먼저 하면 약 1/5로 줄었다.</w:t>
+        <w:t xml:space="preserve">현장의 조명, 작업대, 카메라 장착 위치는 시연 때와 달라질 수 있다. 이에 대비해 시연마다 조명 세기(0.45~1.7배)와 방향, 작업대 색, 카메라 장착 위치(상단 ±12mm·±2.5°, 손목 ±3mm·±2.5°), 파란색이 아닌 주변 물건(최대 3개)을 무작위로 바꾸고 통의 위치·방향 범위를 ±28mm, ±30°로 넓힌 도메인 랜덤화[17] 시연을 만들었다. 통의 색은 공정의 판정 기준이므로 바꾸지 않았다. 비교를 위해 영상의 밝기 채널을 1~99 백분위수 기준으로 늘여 맞춘 뒤 CLAHE[18]를 적용하는 전처리를 학습과 실행에 함께 쓴 정책도 만들었다. 이 전처리는 조명을 절반으로 줄였을 때의 영상 변화를 약 1/5로 줄였다.</w:t>
       </w:r>
     </w:p>
     <w:p>
@@ -1700,7 +1700,7 @@
                 <w:sz w:val="15"/>
                 <w:szCs w:val="15"/>
               </w:rPr>
-              <w:t xml:space="preserve">시연 설계 (시연 수)</w:t>
+              <w:t xml:space="preserve">시연 설계 (단계별 시연 수)</w:t>
             </w:r>
           </w:p>
         </w:tc>
@@ -2918,7 +2918,7 @@
                 <w:sz w:val="15"/>
                 <w:szCs w:val="15"/>
               </w:rPr>
-              <w:t xml:space="preserve">④+무작위화·CLAHE (1000)</w:t>
+              <w:t xml:space="preserve">④+무작위화 (1000)</w:t>
             </w:r>
           </w:p>
         </w:tc>
@@ -2939,6 +2939,27 @@
                 <w:sz w:val="15"/>
                 <w:szCs w:val="15"/>
               </w:rPr>
+              <w:t xml:space="preserve">100</w:t>
+            </w:r>
+          </w:p>
+        </w:tc>
+        <w:tc>
+          <w:tcPr>
+            <w:tcW w:w="470" w:type="dxa"/>
+            <w:vAlign w:val="center"/>
+          </w:tcPr>
+          <w:p>
+            <w:pPr>
+              <w:pStyle w:val="a3"/>
+              <w:spacing w:before="10" w:after="10" w:line="240" w:lineRule="auto"/>
+              <w:jc w:val="center"/>
+            </w:pPr>
+            <w:r>
+              <w:rPr>
+                <w:rFonts w:ascii="HY신명조" w:eastAsia="HY신명조" w:hAnsi="HY신명조" w:hint="eastAsia"/>
+                <w:sz w:val="15"/>
+                <w:szCs w:val="15"/>
+              </w:rPr>
               <w:t xml:space="preserve">98</w:t>
             </w:r>
           </w:p>
@@ -2960,28 +2981,7 @@
                 <w:sz w:val="15"/>
                 <w:szCs w:val="15"/>
               </w:rPr>
-              <w:t xml:space="preserve">100</w:t>
-            </w:r>
-          </w:p>
-        </w:tc>
-        <w:tc>
-          <w:tcPr>
-            <w:tcW w:w="470" w:type="dxa"/>
-            <w:vAlign w:val="center"/>
-          </w:tcPr>
-          <w:p>
-            <w:pPr>
-              <w:pStyle w:val="a3"/>
-              <w:spacing w:before="10" w:after="10" w:line="240" w:lineRule="auto"/>
-              <w:jc w:val="center"/>
-            </w:pPr>
-            <w:r>
-              <w:rPr>
-                <w:rFonts w:ascii="HY신명조" w:eastAsia="HY신명조" w:hAnsi="HY신명조" w:hint="eastAsia"/>
-                <w:sz w:val="15"/>
-                <w:szCs w:val="15"/>
-              </w:rPr>
-              <w:t xml:space="preserve">96</w:t>
+              <w:t xml:space="preserve">98</w:t>
             </w:r>
           </w:p>
         </w:tc>
@@ -3002,7 +3002,7 @@
                 <w:sz w:val="15"/>
                 <w:szCs w:val="15"/>
               </w:rPr>
-              <w:t xml:space="preserve">96 (87–99)</w:t>
+              <w:t xml:space="preserve">98 (90–100)</w:t>
             </w:r>
           </w:p>
         </w:tc>
@@ -3211,7 +3211,7 @@
           <w:sz w:val="18"/>
           <w:szCs w:val="18"/>
         </w:rPr>
-        <w:t xml:space="preserve">학습이 끝난 정책을 그대로 두고 조명, 작업대 색, 카메라 장착, 주변 물건, 범위 밖의 통 위치·방향, 통 무게, 관측 지연 등 한 가지씩만 바꾸어 단계별로 20회씩 평가하였다(표 3). 시연을 1000회로 늘리면 조명과 주변 물건에는 강해졌으나 작업대 색이 바뀌면 옆 단계가 20%까지 떨어졌다. 도메인 랜덤화와 정규화·CLAHE를 함께 쓰면 변화 조건 평균 95%(무작위화 없이 89%)였고 작업대 색 변화에서도 95% 이상을 유지했다. 무게(100~200g)와 관측 지연(최대 133ms)에는 모든 정책이 강했다.</w:t>
+        <w:t xml:space="preserve">학습이 끝난 정책을 그대로 두고 조명, 작업대 색, 카메라 장착, 주변 물건, 범위 밖의 통 위치·방향, 통 무게, 관측 지연 등 한 가지씩만 바꾸어 단계별로 20회씩 평가하였다(표 3). 시연을 1000회로 늘리면 조명과 주변 물건에는 강해졌으나 작업대 색이 바뀌면 옆 단계가 20%까지 떨어졌다. 도메인 랜덤화를 쓰면 변화 조건 평균 98%(무작위화 없이 89%)였고 작업대 색 변화에서도 100%를 유지했다. 밝기 정규화·CLAHE를 더하면 오히려 95%로 낮아졌고, 특히 체크무늬 작업대에서 80%에서 32%로 떨어졌다. 국소 대비를 키우는 CLAHE가 작업대 무늬까지 강조했기 때문으로 보인다. 무게(100~200g)와 관측 지연(최대 133ms)에는 모든 정책이 강했다.</w:t>
       </w:r>
     </w:p>
     <w:p>
@@ -3233,7 +3233,7 @@
     </w:p>
     <w:tbl>
       <w:tblPr>
-        <w:tblW w:w="4498" w:type="dxa"/>
+        <w:tblW w:w="4500" w:type="dxa"/>
         <w:jc w:val="center"/>
         <w:tblBorders>
           <w:top w:val="single" w:sz="4" w:space="0" w:color="000000"/>
@@ -3251,9 +3251,10 @@
       </w:tblPr>
       <w:tblGrid>
         <w:gridCol w:w="1900"/>
-        <w:gridCol w:w="866"/>
-        <w:gridCol w:w="866"/>
-        <w:gridCol w:w="866"/>
+        <w:gridCol w:w="650"/>
+        <w:gridCol w:w="650"/>
+        <w:gridCol w:w="650"/>
+        <w:gridCol w:w="650"/>
       </w:tblGrid>
       <w:tr>
         <w:trPr>
@@ -3284,7 +3285,7 @@
         </w:tc>
         <w:tc>
           <w:tcPr>
-            <w:tcW w:w="866" w:type="dxa"/>
+            <w:tcW w:w="650" w:type="dxa"/>
             <w:shd w:val="clear" w:color="auto" w:fill="E7E6E6"/>
             <w:vAlign w:val="center"/>
           </w:tcPr>
@@ -3307,7 +3308,7 @@
         </w:tc>
         <w:tc>
           <w:tcPr>
-            <w:tcW w:w="866" w:type="dxa"/>
+            <w:tcW w:w="650" w:type="dxa"/>
             <w:shd w:val="clear" w:color="auto" w:fill="E7E6E6"/>
             <w:vAlign w:val="center"/>
           </w:tcPr>
@@ -3330,7 +3331,30 @@
         </w:tc>
         <w:tc>
           <w:tcPr>
-            <w:tcW w:w="866" w:type="dxa"/>
+            <w:tcW w:w="650" w:type="dxa"/>
+            <w:shd w:val="clear" w:color="auto" w:fill="E7E6E6"/>
+            <w:vAlign w:val="center"/>
+          </w:tcPr>
+          <w:p>
+            <w:pPr>
+              <w:pStyle w:val="a3"/>
+              <w:spacing w:before="10" w:after="10" w:line="240" w:lineRule="auto"/>
+              <w:jc w:val="center"/>
+            </w:pPr>
+            <w:r>
+              <w:rPr>
+                <w:rFonts w:ascii="HY신명조" w:eastAsia="HY신명조" w:hAnsi="HY신명조" w:hint="eastAsia"/>
+                <w:b/>
+                <w:sz w:val="15"/>
+                <w:szCs w:val="15"/>
+              </w:rPr>
+              <w:t xml:space="preserve">+무작위화</w:t>
+            </w:r>
+          </w:p>
+        </w:tc>
+        <w:tc>
+          <w:tcPr>
+            <w:tcW w:w="650" w:type="dxa"/>
             <w:shd w:val="clear" w:color="auto" w:fill="E7E6E6"/>
             <w:vAlign w:val="center"/>
           </w:tcPr>
@@ -3379,7 +3403,7 @@
         </w:tc>
         <w:tc>
           <w:tcPr>
-            <w:tcW w:w="866" w:type="dxa"/>
+            <w:tcW w:w="650" w:type="dxa"/>
             <w:vAlign w:val="center"/>
           </w:tcPr>
           <w:p>
@@ -3400,7 +3424,7 @@
         </w:tc>
         <w:tc>
           <w:tcPr>
-            <w:tcW w:w="866" w:type="dxa"/>
+            <w:tcW w:w="650" w:type="dxa"/>
             <w:vAlign w:val="center"/>
           </w:tcPr>
           <w:p>
@@ -3421,7 +3445,28 @@
         </w:tc>
         <w:tc>
           <w:tcPr>
-            <w:tcW w:w="866" w:type="dxa"/>
+            <w:tcW w:w="650" w:type="dxa"/>
+            <w:vAlign w:val="center"/>
+          </w:tcPr>
+          <w:p>
+            <w:pPr>
+              <w:pStyle w:val="a3"/>
+              <w:spacing w:before="10" w:after="10" w:line="240" w:lineRule="auto"/>
+              <w:jc w:val="center"/>
+            </w:pPr>
+            <w:r>
+              <w:rPr>
+                <w:rFonts w:ascii="HY신명조" w:eastAsia="HY신명조" w:hAnsi="HY신명조" w:hint="eastAsia"/>
+                <w:sz w:val="15"/>
+                <w:szCs w:val="15"/>
+              </w:rPr>
+              <w:t xml:space="preserve">100</w:t>
+            </w:r>
+          </w:p>
+        </w:tc>
+        <w:tc>
+          <w:tcPr>
+            <w:tcW w:w="650" w:type="dxa"/>
             <w:vAlign w:val="center"/>
           </w:tcPr>
           <w:p>
@@ -3468,7 +3513,7 @@
         </w:tc>
         <w:tc>
           <w:tcPr>
-            <w:tcW w:w="866" w:type="dxa"/>
+            <w:tcW w:w="650" w:type="dxa"/>
             <w:vAlign w:val="center"/>
           </w:tcPr>
           <w:p>
@@ -3489,7 +3534,7 @@
         </w:tc>
         <w:tc>
           <w:tcPr>
-            <w:tcW w:w="866" w:type="dxa"/>
+            <w:tcW w:w="650" w:type="dxa"/>
             <w:vAlign w:val="center"/>
           </w:tcPr>
           <w:p>
@@ -3510,7 +3555,28 @@
         </w:tc>
         <w:tc>
           <w:tcPr>
-            <w:tcW w:w="866" w:type="dxa"/>
+            <w:tcW w:w="650" w:type="dxa"/>
+            <w:vAlign w:val="center"/>
+          </w:tcPr>
+          <w:p>
+            <w:pPr>
+              <w:pStyle w:val="a3"/>
+              <w:spacing w:before="10" w:after="10" w:line="240" w:lineRule="auto"/>
+              <w:jc w:val="center"/>
+            </w:pPr>
+            <w:r>
+              <w:rPr>
+                <w:rFonts w:ascii="HY신명조" w:eastAsia="HY신명조" w:hAnsi="HY신명조" w:hint="eastAsia"/>
+                <w:sz w:val="15"/>
+                <w:szCs w:val="15"/>
+              </w:rPr>
+              <w:t xml:space="preserve">99</w:t>
+            </w:r>
+          </w:p>
+        </w:tc>
+        <w:tc>
+          <w:tcPr>
+            <w:tcW w:w="650" w:type="dxa"/>
             <w:vAlign w:val="center"/>
           </w:tcPr>
           <w:p>
@@ -3557,7 +3623,7 @@
         </w:tc>
         <w:tc>
           <w:tcPr>
-            <w:tcW w:w="866" w:type="dxa"/>
+            <w:tcW w:w="650" w:type="dxa"/>
             <w:vAlign w:val="center"/>
           </w:tcPr>
           <w:p>
@@ -3578,7 +3644,7 @@
         </w:tc>
         <w:tc>
           <w:tcPr>
-            <w:tcW w:w="866" w:type="dxa"/>
+            <w:tcW w:w="650" w:type="dxa"/>
             <w:vAlign w:val="center"/>
           </w:tcPr>
           <w:p>
@@ -3599,7 +3665,28 @@
         </w:tc>
         <w:tc>
           <w:tcPr>
-            <w:tcW w:w="866" w:type="dxa"/>
+            <w:tcW w:w="650" w:type="dxa"/>
+            <w:vAlign w:val="center"/>
+          </w:tcPr>
+          <w:p>
+            <w:pPr>
+              <w:pStyle w:val="a3"/>
+              <w:spacing w:before="10" w:after="10" w:line="240" w:lineRule="auto"/>
+              <w:jc w:val="center"/>
+            </w:pPr>
+            <w:r>
+              <w:rPr>
+                <w:rFonts w:ascii="HY신명조" w:eastAsia="HY신명조" w:hAnsi="HY신명조" w:hint="eastAsia"/>
+                <w:sz w:val="15"/>
+                <w:szCs w:val="15"/>
+              </w:rPr>
+              <w:t xml:space="preserve">100</w:t>
+            </w:r>
+          </w:p>
+        </w:tc>
+        <w:tc>
+          <w:tcPr>
+            <w:tcW w:w="650" w:type="dxa"/>
             <w:vAlign w:val="center"/>
           </w:tcPr>
           <w:p>
@@ -3646,7 +3733,7 @@
         </w:tc>
         <w:tc>
           <w:tcPr>
-            <w:tcW w:w="866" w:type="dxa"/>
+            <w:tcW w:w="650" w:type="dxa"/>
             <w:vAlign w:val="center"/>
           </w:tcPr>
           <w:p>
@@ -3667,7 +3754,7 @@
         </w:tc>
         <w:tc>
           <w:tcPr>
-            <w:tcW w:w="866" w:type="dxa"/>
+            <w:tcW w:w="650" w:type="dxa"/>
             <w:vAlign w:val="center"/>
           </w:tcPr>
           <w:p>
@@ -3688,7 +3775,28 @@
         </w:tc>
         <w:tc>
           <w:tcPr>
-            <w:tcW w:w="866" w:type="dxa"/>
+            <w:tcW w:w="650" w:type="dxa"/>
+            <w:vAlign w:val="center"/>
+          </w:tcPr>
+          <w:p>
+            <w:pPr>
+              <w:pStyle w:val="a3"/>
+              <w:spacing w:before="10" w:after="10" w:line="240" w:lineRule="auto"/>
+              <w:jc w:val="center"/>
+            </w:pPr>
+            <w:r>
+              <w:rPr>
+                <w:rFonts w:ascii="HY신명조" w:eastAsia="HY신명조" w:hAnsi="HY신명조" w:hint="eastAsia"/>
+                <w:sz w:val="15"/>
+                <w:szCs w:val="15"/>
+              </w:rPr>
+              <w:t xml:space="preserve">93</w:t>
+            </w:r>
+          </w:p>
+        </w:tc>
+        <w:tc>
+          <w:tcPr>
+            <w:tcW w:w="650" w:type="dxa"/>
             <w:vAlign w:val="center"/>
           </w:tcPr>
           <w:p>
@@ -3735,7 +3843,7 @@
         </w:tc>
         <w:tc>
           <w:tcPr>
-            <w:tcW w:w="866" w:type="dxa"/>
+            <w:tcW w:w="650" w:type="dxa"/>
             <w:vAlign w:val="center"/>
           </w:tcPr>
           <w:p>
@@ -3756,7 +3864,7 @@
         </w:tc>
         <w:tc>
           <w:tcPr>
-            <w:tcW w:w="866" w:type="dxa"/>
+            <w:tcW w:w="650" w:type="dxa"/>
             <w:vAlign w:val="center"/>
           </w:tcPr>
           <w:p>
@@ -3777,7 +3885,28 @@
         </w:tc>
         <w:tc>
           <w:tcPr>
-            <w:tcW w:w="866" w:type="dxa"/>
+            <w:tcW w:w="650" w:type="dxa"/>
+            <w:vAlign w:val="center"/>
+          </w:tcPr>
+          <w:p>
+            <w:pPr>
+              <w:pStyle w:val="a3"/>
+              <w:spacing w:before="10" w:after="10" w:line="240" w:lineRule="auto"/>
+              <w:jc w:val="center"/>
+            </w:pPr>
+            <w:r>
+              <w:rPr>
+                <w:rFonts w:ascii="HY신명조" w:eastAsia="HY신명조" w:hAnsi="HY신명조" w:hint="eastAsia"/>
+                <w:sz w:val="15"/>
+                <w:szCs w:val="15"/>
+              </w:rPr>
+              <w:t xml:space="preserve">98</w:t>
+            </w:r>
+          </w:p>
+        </w:tc>
+        <w:tc>
+          <w:tcPr>
+            <w:tcW w:w="650" w:type="dxa"/>
             <w:vAlign w:val="center"/>
           </w:tcPr>
           <w:p>
@@ -3824,7 +3953,7 @@
         </w:tc>
         <w:tc>
           <w:tcPr>
-            <w:tcW w:w="866" w:type="dxa"/>
+            <w:tcW w:w="650" w:type="dxa"/>
             <w:vAlign w:val="center"/>
           </w:tcPr>
           <w:p>
@@ -3845,7 +3974,7 @@
         </w:tc>
         <w:tc>
           <w:tcPr>
-            <w:tcW w:w="866" w:type="dxa"/>
+            <w:tcW w:w="650" w:type="dxa"/>
             <w:vAlign w:val="center"/>
           </w:tcPr>
           <w:p>
@@ -3866,7 +3995,28 @@
         </w:tc>
         <w:tc>
           <w:tcPr>
-            <w:tcW w:w="866" w:type="dxa"/>
+            <w:tcW w:w="650" w:type="dxa"/>
+            <w:vAlign w:val="center"/>
+          </w:tcPr>
+          <w:p>
+            <w:pPr>
+              <w:pStyle w:val="a3"/>
+              <w:spacing w:before="10" w:after="10" w:line="240" w:lineRule="auto"/>
+              <w:jc w:val="center"/>
+            </w:pPr>
+            <w:r>
+              <w:rPr>
+                <w:rFonts w:ascii="HY신명조" w:eastAsia="HY신명조" w:hAnsi="HY신명조" w:hint="eastAsia"/>
+                <w:sz w:val="15"/>
+                <w:szCs w:val="15"/>
+              </w:rPr>
+              <w:t xml:space="preserve">92</w:t>
+            </w:r>
+          </w:p>
+        </w:tc>
+        <w:tc>
+          <w:tcPr>
+            <w:tcW w:w="650" w:type="dxa"/>
             <w:vAlign w:val="center"/>
           </w:tcPr>
           <w:p>
@@ -3913,7 +4063,7 @@
         </w:tc>
         <w:tc>
           <w:tcPr>
-            <w:tcW w:w="866" w:type="dxa"/>
+            <w:tcW w:w="650" w:type="dxa"/>
             <w:vAlign w:val="center"/>
           </w:tcPr>
           <w:p>
@@ -3934,7 +4084,7 @@
         </w:tc>
         <w:tc>
           <w:tcPr>
-            <w:tcW w:w="866" w:type="dxa"/>
+            <w:tcW w:w="650" w:type="dxa"/>
             <w:vAlign w:val="center"/>
           </w:tcPr>
           <w:p>
@@ -3955,7 +4105,28 @@
         </w:tc>
         <w:tc>
           <w:tcPr>
-            <w:tcW w:w="866" w:type="dxa"/>
+            <w:tcW w:w="650" w:type="dxa"/>
+            <w:vAlign w:val="center"/>
+          </w:tcPr>
+          <w:p>
+            <w:pPr>
+              <w:pStyle w:val="a3"/>
+              <w:spacing w:before="10" w:after="10" w:line="240" w:lineRule="auto"/>
+              <w:jc w:val="center"/>
+            </w:pPr>
+            <w:r>
+              <w:rPr>
+                <w:rFonts w:ascii="HY신명조" w:eastAsia="HY신명조" w:hAnsi="HY신명조" w:hint="eastAsia"/>
+                <w:sz w:val="15"/>
+                <w:szCs w:val="15"/>
+              </w:rPr>
+              <w:t xml:space="preserve">100</w:t>
+            </w:r>
+          </w:p>
+        </w:tc>
+        <w:tc>
+          <w:tcPr>
+            <w:tcW w:w="650" w:type="dxa"/>
             <w:vAlign w:val="center"/>
           </w:tcPr>
           <w:p>
@@ -4002,7 +4173,7 @@
         </w:tc>
         <w:tc>
           <w:tcPr>
-            <w:tcW w:w="866" w:type="dxa"/>
+            <w:tcW w:w="650" w:type="dxa"/>
             <w:vAlign w:val="center"/>
           </w:tcPr>
           <w:p>
@@ -4023,7 +4194,7 @@
         </w:tc>
         <w:tc>
           <w:tcPr>
-            <w:tcW w:w="866" w:type="dxa"/>
+            <w:tcW w:w="650" w:type="dxa"/>
             <w:vAlign w:val="center"/>
           </w:tcPr>
           <w:p>
@@ -4044,7 +4215,28 @@
         </w:tc>
         <w:tc>
           <w:tcPr>
-            <w:tcW w:w="866" w:type="dxa"/>
+            <w:tcW w:w="650" w:type="dxa"/>
+            <w:vAlign w:val="center"/>
+          </w:tcPr>
+          <w:p>
+            <w:pPr>
+              <w:pStyle w:val="a3"/>
+              <w:spacing w:before="10" w:after="10" w:line="240" w:lineRule="auto"/>
+              <w:jc w:val="center"/>
+            </w:pPr>
+            <w:r>
+              <w:rPr>
+                <w:rFonts w:ascii="HY신명조" w:eastAsia="HY신명조" w:hAnsi="HY신명조" w:hint="eastAsia"/>
+                <w:sz w:val="15"/>
+                <w:szCs w:val="15"/>
+              </w:rPr>
+              <w:t xml:space="preserve">100</w:t>
+            </w:r>
+          </w:p>
+        </w:tc>
+        <w:tc>
+          <w:tcPr>
+            <w:tcW w:w="650" w:type="dxa"/>
             <w:vAlign w:val="center"/>
           </w:tcPr>
           <w:p>
@@ -4091,7 +4283,7 @@
         </w:tc>
         <w:tc>
           <w:tcPr>
-            <w:tcW w:w="866" w:type="dxa"/>
+            <w:tcW w:w="650" w:type="dxa"/>
             <w:vAlign w:val="center"/>
           </w:tcPr>
           <w:p>
@@ -4112,28 +4304,49 @@
         </w:tc>
         <w:tc>
           <w:tcPr>
-            <w:tcW w:w="866" w:type="dxa"/>
-            <w:vAlign w:val="center"/>
-          </w:tcPr>
-          <w:p>
-            <w:pPr>
-              <w:pStyle w:val="a3"/>
-              <w:spacing w:before="10" w:after="10" w:line="240" w:lineRule="auto"/>
-              <w:jc w:val="center"/>
-            </w:pPr>
-            <w:r>
-              <w:rPr>
-                <w:rFonts w:ascii="HY신명조" w:eastAsia="HY신명조" w:hAnsi="HY신명조" w:hint="eastAsia"/>
-                <w:sz w:val="15"/>
-                <w:szCs w:val="15"/>
-              </w:rPr>
-              <w:t xml:space="preserve">[  ]</w:t>
-            </w:r>
-          </w:p>
-        </w:tc>
-        <w:tc>
-          <w:tcPr>
-            <w:tcW w:w="866" w:type="dxa"/>
+            <w:tcW w:w="650" w:type="dxa"/>
+            <w:vAlign w:val="center"/>
+          </w:tcPr>
+          <w:p>
+            <w:pPr>
+              <w:pStyle w:val="a3"/>
+              <w:spacing w:before="10" w:after="10" w:line="240" w:lineRule="auto"/>
+              <w:jc w:val="center"/>
+            </w:pPr>
+            <w:r>
+              <w:rPr>
+                <w:rFonts w:ascii="HY신명조" w:eastAsia="HY신명조" w:hAnsi="HY신명조" w:hint="eastAsia"/>
+                <w:sz w:val="15"/>
+                <w:szCs w:val="15"/>
+              </w:rPr>
+              <w:t xml:space="preserve">63</w:t>
+            </w:r>
+          </w:p>
+        </w:tc>
+        <w:tc>
+          <w:tcPr>
+            <w:tcW w:w="650" w:type="dxa"/>
+            <w:vAlign w:val="center"/>
+          </w:tcPr>
+          <w:p>
+            <w:pPr>
+              <w:pStyle w:val="a3"/>
+              <w:spacing w:before="10" w:after="10" w:line="240" w:lineRule="auto"/>
+              <w:jc w:val="center"/>
+            </w:pPr>
+            <w:r>
+              <w:rPr>
+                <w:rFonts w:ascii="HY신명조" w:eastAsia="HY신명조" w:hAnsi="HY신명조" w:hint="eastAsia"/>
+                <w:sz w:val="15"/>
+                <w:szCs w:val="15"/>
+              </w:rPr>
+              <w:t xml:space="preserve">91</w:t>
+            </w:r>
+          </w:p>
+        </w:tc>
+        <w:tc>
+          <w:tcPr>
+            <w:tcW w:w="650" w:type="dxa"/>
             <w:vAlign w:val="center"/>
           </w:tcPr>
           <w:p>

--- a/08_개인논문_ACT적재/논문/paper.docx
+++ b/08_개인논문_ACT적재/논문/paper.docx
@@ -2808,116 +2808,6 @@
                 <w:sz w:val="15"/>
                 <w:szCs w:val="15"/>
               </w:rPr>
-              <w:t xml:space="preserve">⑤ +옆 간격 확보 (100)</w:t>
-            </w:r>
-          </w:p>
-        </w:tc>
-        <w:tc>
-          <w:tcPr>
-            <w:tcW w:w="470" w:type="dxa"/>
-            <w:vAlign w:val="center"/>
-          </w:tcPr>
-          <w:p>
-            <w:pPr>
-              <w:pStyle w:val="a3"/>
-              <w:spacing w:before="10" w:after="10" w:line="240" w:lineRule="auto"/>
-              <w:jc w:val="center"/>
-            </w:pPr>
-            <w:r>
-              <w:rPr>
-                <w:rFonts w:ascii="HY신명조" w:eastAsia="HY신명조" w:hAnsi="HY신명조" w:hint="eastAsia"/>
-                <w:sz w:val="15"/>
-                <w:szCs w:val="15"/>
-              </w:rPr>
-              <w:t xml:space="preserve">[  ]</w:t>
-            </w:r>
-          </w:p>
-        </w:tc>
-        <w:tc>
-          <w:tcPr>
-            <w:tcW w:w="470" w:type="dxa"/>
-            <w:vAlign w:val="center"/>
-          </w:tcPr>
-          <w:p>
-            <w:pPr>
-              <w:pStyle w:val="a3"/>
-              <w:spacing w:before="10" w:after="10" w:line="240" w:lineRule="auto"/>
-              <w:jc w:val="center"/>
-            </w:pPr>
-            <w:r>
-              <w:rPr>
-                <w:rFonts w:ascii="HY신명조" w:eastAsia="HY신명조" w:hAnsi="HY신명조" w:hint="eastAsia"/>
-                <w:sz w:val="15"/>
-                <w:szCs w:val="15"/>
-              </w:rPr>
-              <w:t xml:space="preserve">[  ]</w:t>
-            </w:r>
-          </w:p>
-        </w:tc>
-        <w:tc>
-          <w:tcPr>
-            <w:tcW w:w="470" w:type="dxa"/>
-            <w:vAlign w:val="center"/>
-          </w:tcPr>
-          <w:p>
-            <w:pPr>
-              <w:pStyle w:val="a3"/>
-              <w:spacing w:before="10" w:after="10" w:line="240" w:lineRule="auto"/>
-              <w:jc w:val="center"/>
-            </w:pPr>
-            <w:r>
-              <w:rPr>
-                <w:rFonts w:ascii="HY신명조" w:eastAsia="HY신명조" w:hAnsi="HY신명조" w:hint="eastAsia"/>
-                <w:sz w:val="15"/>
-                <w:szCs w:val="15"/>
-              </w:rPr>
-              <w:t xml:space="preserve">[  ]</w:t>
-            </w:r>
-          </w:p>
-        </w:tc>
-        <w:tc>
-          <w:tcPr>
-            <w:tcW w:w="1190" w:type="dxa"/>
-            <w:vAlign w:val="center"/>
-          </w:tcPr>
-          <w:p>
-            <w:pPr>
-              <w:pStyle w:val="a3"/>
-              <w:spacing w:before="10" w:after="10" w:line="240" w:lineRule="auto"/>
-              <w:jc w:val="center"/>
-            </w:pPr>
-            <w:r>
-              <w:rPr>
-                <w:rFonts w:ascii="HY신명조" w:eastAsia="HY신명조" w:hAnsi="HY신명조" w:hint="eastAsia"/>
-                <w:sz w:val="15"/>
-                <w:szCs w:val="15"/>
-              </w:rPr>
-              <w:t xml:space="preserve">[  ]</w:t>
-            </w:r>
-          </w:p>
-        </w:tc>
-      </w:tr>
-      <w:tr>
-        <w:trPr>
-          <w:cantSplit/>
-        </w:trPr>
-        <w:tc>
-          <w:tcPr>
-            <w:tcW w:w="1900" w:type="dxa"/>
-            <w:vAlign w:val="center"/>
-          </w:tcPr>
-          <w:p>
-            <w:pPr>
-              <w:pStyle w:val="a3"/>
-              <w:spacing w:before="10" w:after="10" w:line="240" w:lineRule="auto"/>
-              <w:jc w:val="center"/>
-            </w:pPr>
-            <w:r>
-              <w:rPr>
-                <w:rFonts w:ascii="HY신명조" w:eastAsia="HY신명조" w:hAnsi="HY신명조" w:hint="eastAsia"/>
-                <w:sz w:val="15"/>
-                <w:szCs w:val="15"/>
-              </w:rPr>
               <w:t xml:space="preserve">④+무작위화 (1000)</w:t>
             </w:r>
           </w:p>
@@ -3177,7 +3067,7 @@
           <w:sz w:val="18"/>
           <w:szCs w:val="18"/>
         </w:rPr>
-        <w:t xml:space="preserve">④ 시연을 200, 500, 1000회로 늘려도 연속 성공률은 92%, 98%, 94%로 시연 100회에서 이미 포화되었다(그림 4). 남은 실패는 1층 통이 옆 칸 쪽으로 9~11mm 밀려 놓였을 때 옆 통이 그 벽에 걸려 넘어지는 경우였다(통 사이 간격 8mm). 적재 1회는 약 10초이며, 행동 청크(3.3초)마다 한 번 추론하므로 스텝당 평균 추론 시간은 GTX 1080 Ti 2.7ms, CPU 4.4ms(다른 학습과 함께 쓴 상한)로 제어 주기 33ms보다 충분히 짧았다. 모방학습 성능이 시연 수보다 시연의 다양성과 일관성에 좌우된다는 보고[16]와 같이, 시연 수로는 시연 설계의 효과를 대신할 수 없었다.</w:t>
+        <w:t xml:space="preserve">④ 시연을 200, 500, 1000회로 늘려도 연속 성공률은 92%, 98%, 94%로 시연 100회에서 이미 포화되었다(그림 4). 남은 실패는 1층 통이 옆 칸 쪽으로 9~11mm 밀려 놓였을 때 옆 통이 그 벽에 걸려 넘어지는 경우였다(통 사이 간격 8mm). 옆 통을 1층 통 위치에 맞춰 6mm 간격을 두고 놓는 시연(⑤)은 옆 통이 더 흩어져(목표 대비 평균 +5.8mm, 표준편차 5.3mm, ④는 평균 +4.0mm, 표준편차 3.5mm) 15mm를 넘는 경우가 생겨 장면 200개 연속 96.0%(95% CI 92.3–98.0%)로 ④보다 낮았다. 적재 1회는 약 10초이며, 행동 청크(3.3초)마다 한 번 추론하므로 스텝당 평균 추론 시간은 GTX 1080 Ti 2.7ms, CPU 4.4ms(다른 학습과 함께 쓴 상한)로 제어 주기 33ms보다 충분히 짧았다. 모방학습 성능이 시연 수보다 시연의 다양성과 일관성에 좌우된다는 보고[16]와 같이, 시연 수로는 시연 설계의 효과를 대신할 수 없었다.</w:t>
       </w:r>
     </w:p>
     <w:p>

--- a/08_개인논문_ACT적재/논문/paper.docx
+++ b/08_개인논문_ACT적재/논문/paper.docx
@@ -1014,7 +1014,7 @@
           <w:sz w:val="18"/>
           <w:szCs w:val="18"/>
         </w:rPr>
-        <w:t xml:space="preserve">현장의 조명, 작업대, 카메라 장착 위치는 시연 때와 달라질 수 있다. 이에 대비해 시연마다 조명 세기(0.45~1.7배)와 방향, 작업대 색, 카메라 장착 위치(상단 ±12mm·±2.5°, 손목 ±3mm·±2.5°), 파란색이 아닌 주변 물건(최대 3개)을 무작위로 바꾸고 통의 위치·방향 범위를 ±28mm, ±30°로 넓힌 도메인 랜덤화[17] 시연을 만들었다. 통의 색은 공정의 판정 기준이므로 바꾸지 않았다. 비교를 위해 영상의 밝기 채널을 1~99 백분위수 기준으로 늘여 맞춘 뒤 CLAHE[18]를 적용하는 전처리를 학습과 실행에 함께 쓴 정책도 만들었다. 이 전처리는 조명을 절반으로 줄였을 때의 영상 변화를 약 1/5로 줄였다.</w:t>
+        <w:t xml:space="preserve">현장의 조명, 작업대, 카메라 장착 위치는 시연 때와 달라질 수 있다. 이에 대비해 시연마다 조명 세기(0.45~1.7배)와 방향, 작업대 색, 카메라 장착 위치(상단 ±12mm·±2.5°, 손목 ±3mm·±2.5°), 파란색이 아닌 주변 물건(최대 3개)을 무작위로 바꾸고 통의 위치·방향 범위를 ±28mm, ±30°로 넓힌 도메인 랜덤화[17] 시연을 만들었다. 통의 색은 공정의 판정 기준이므로 바꾸지 않았다. 비교를 위해 밝기 채널을 1~99 백분위수로 늘인 뒤 CLAHE[18]를 적용하는 전처리를 학습과 실행에 함께 쓴 정책도 만들었다.</w:t>
       </w:r>
     </w:p>
     <w:p>
@@ -3101,7 +3101,7 @@
           <w:sz w:val="18"/>
           <w:szCs w:val="18"/>
         </w:rPr>
-        <w:t xml:space="preserve">학습이 끝난 정책을 그대로 두고 조명, 작업대 색, 카메라 장착, 주변 물건, 범위 밖의 통 위치·방향, 통 무게, 관측 지연 등 한 가지씩만 바꾸어 단계별로 20회씩 평가하였다(표 3). 시연을 1000회로 늘리면 조명과 주변 물건에는 강해졌으나 작업대 색이 바뀌면 옆 단계가 20%까지 떨어졌다. 도메인 랜덤화를 쓰면 변화 조건 평균 98%(무작위화 없이 89%)였고 작업대 색 변화에서도 100%를 유지했다. 밝기 정규화·CLAHE를 더하면 오히려 95%로 낮아졌고, 특히 체크무늬 작업대에서 80%에서 32%로 떨어졌다. 국소 대비를 키우는 CLAHE가 작업대 무늬까지 강조했기 때문으로 보인다. 무게(100~200g)와 관측 지연(최대 133ms)에는 모든 정책이 강했다.</w:t>
+        <w:t xml:space="preserve">학습한 정책에 표 3의 환경 변화를 한 가지씩 주고 단계별로 20회씩 평가하였다. 시연을 1000회로 늘리면 조명과 주변 물건에는 강해졌으나 작업대 색이 바뀌면 옆 단계가 20%까지 떨어졌다. 도메인 랜덤화를 쓰면 변화 조건 평균 98%(무작위화 없이 89%)였고 작업대 색 변화에서도 100%를 유지했다. 밝기 정규화·CLAHE를 더하면 오히려 95%로 낮아졌고, 특히 체크무늬 작업대에서 80%에서 32%로 떨어졌다. 국소 대비를 키우는 CLAHE가 작업대 무늬까지 강조했기 때문으로 보인다. 무작위화 없이 CLAHE만 쓴 경우(시연 200)도 조명 세 조건 평균 79%로 쓰지 않은 경우(87%)보다 낮았다. 무게(100~200g)와 관측 지연(최대 133ms)에는 모든 정책이 강했다.</w:t>
       </w:r>
     </w:p>
     <w:p>
@@ -4353,7 +4353,7 @@
           <w:sz w:val="18"/>
           <w:szCs w:val="18"/>
         </w:rPr>
-        <w:t xml:space="preserve">본 논문은 Jetson Orin Nano에서 YOLOv8 기반 7-segment 무게 인식과 MCP 트리거로 호출되는 단계별 ACT 정책을 결합하여, 무게 판정부터 1층·옆·2층 순차 적재까지 이어지는 스마트 팩토리 셀을 구현하였다. 인식부는 캡처 59.5 FPS, 중거리 정확도 90%, 정분류율 91.7%, 응답 810ms를 실측으로 확인하였다. 로봇 파손 이후 같은 조건을 재현한 시뮬레이션에서는 단계별 성공률이 높아도 연속 적재에서 오차가 누적됨을 보였고, 실패의 원인이 정책보다 시연 설계(파지 여유, 잡는 벽의 일관성)에 있음을 파지 위치와 장면 분석으로 밝혀 시연 100회의 연속 성공률을 28%에서 82%로 높였다. 시뮬레이션 결과는 스크립트 시연과 단순화된 접촉 모델에 기반하므로 실제 원격조작 시연의 성능과 다를 수 있으며, 향후 로봇을 복구하여 같은 파지 설계로 실측 검증할 예정이다.</w:t>
+        <w:t xml:space="preserve">본 논문은 Jetson Orin Nano에서 YOLOv8 기반 7-segment 무게 인식과 MCP 트리거로 호출되는 단계별 ACT 정책을 결합하여, 무게 판정부터 1층·옆·2층 순차 적재까지 이어지는 스마트 팩토리 셀을 구현하였다. 인식부는 캡처 59.5 FPS, 중거리 정확도 90%, 정분류율 91.7%, 응답 810ms를 실측으로 확인하였다. 로봇 파손 이후 같은 조건을 재현한 시뮬레이션에서는 단계별 성공률이 높아도 연속 적재에서 오차가 누적됨을 보였고, 실패의 원인이 정책보다 시연 설계(파지 여유, 잡는 벽의 일관성, 놓은 뒤 물러나기)에 있음을 밝혀 시연 100회의 연속 성공률을 28%에서 99.0%(95% CI 96.4–99.7%)로 높였다(저울 재시도 포함 100%). 도메인 랜덤화로 환경 변화 15조건에서 평균 98%를 유지했으며 CLAHE 전처리는 오히려 성능을 낮췄다. 시뮬레이션 결과는 스크립트 시연과 단순화된 접촉 모델에 기반하므로 실제 원격조작 시연의 성능과 다를 수 있으며, 향후 로봇을 복구하여 같은 파지 설계로 실측 검증할 예정이다.</w:t>
       </w:r>
     </w:p>
     <w:p>

--- a/08_개인논문_ACT적재/논문/paper.docx
+++ b/08_개인논문_ACT적재/논문/paper.docx
@@ -2719,7 +2719,7 @@
                 <w:sz w:val="15"/>
                 <w:szCs w:val="15"/>
               </w:rPr>
-              <w:t xml:space="preserve">[  ]</w:t>
+              <w:t xml:space="preserve">100</w:t>
             </w:r>
           </w:p>
         </w:tc>
@@ -2740,7 +2740,7 @@
                 <w:sz w:val="15"/>
                 <w:szCs w:val="15"/>
               </w:rPr>
-              <w:t xml:space="preserve">[  ]</w:t>
+              <w:t xml:space="preserve">96</w:t>
             </w:r>
           </w:p>
         </w:tc>
@@ -2761,7 +2761,7 @@
                 <w:sz w:val="15"/>
                 <w:szCs w:val="15"/>
               </w:rPr>
-              <w:t xml:space="preserve">[  ]</w:t>
+              <w:t xml:space="preserve">100</w:t>
             </w:r>
           </w:p>
         </w:tc>
@@ -2782,7 +2782,7 @@
                 <w:sz w:val="15"/>
                 <w:szCs w:val="15"/>
               </w:rPr>
-              <w:t xml:space="preserve">[  ]</w:t>
+              <w:t xml:space="preserve">96 (87–99)</w:t>
             </w:r>
           </w:p>
         </w:tc>
@@ -3067,7 +3067,7 @@
           <w:sz w:val="18"/>
           <w:szCs w:val="18"/>
         </w:rPr>
-        <w:t xml:space="preserve">④ 시연을 200, 500, 1000회로 늘려도 연속 성공률은 92%, 98%, 94%로 시연 100회에서 이미 포화되었다(그림 4). 남은 실패는 1층 통이 옆 칸 쪽으로 9~11mm 밀려 놓였을 때 옆 통이 그 벽에 걸려 넘어지는 경우였다(통 사이 간격 8mm). 옆 통을 1층 통 위치에 맞춰 6mm 간격을 두고 놓는 시연(⑤)은 옆 통이 더 흩어져(목표 대비 평균 +5.8mm, 표준편차 5.3mm, ④는 평균 +4.0mm, 표준편차 3.5mm) 15mm를 넘는 경우가 생겨 장면 200개 연속 96.0%(95% CI 92.3–98.0%)로 ④보다 낮았다. 적재 1회는 약 10초이며, 행동 청크(3.3초)마다 한 번 추론하므로 스텝당 평균 추론 시간은 GTX 1080 Ti 2.7ms, CPU 4.4ms(다른 학습과 함께 쓴 상한)로 제어 주기 33ms보다 충분히 짧았다. 모방학습 성능이 시연 수보다 시연의 다양성과 일관성에 좌우된다는 보고[16]와 같이, 시연 수로는 시연 설계의 효과를 대신할 수 없었다.</w:t>
+        <w:t xml:space="preserve">④ 시연을 200, 500, 1000회로 늘려도 연속 성공률은 92%, 98%, 94%로 시연 100회에서 이미 포화되었고(그림 4), DART 잡음 주입(1000회)도 96%로 차이가 없었다. 남은 실패는 1층 통이 옆 칸 쪽으로 9~11mm 밀려 놓였을 때 옆 통이 그 벽에 걸려 넘어지는 경우였다(통 사이 간격 8mm). 옆 통을 1층 통 위치에 맞춰 6mm 간격을 두고 놓는 시연(⑤)은 옆 통이 더 흩어져(목표 대비 평균 +5.8mm, 표준편차 5.3mm, ④는 평균 +4.0mm, 표준편차 3.5mm) 15mm를 넘는 경우가 생겨 장면 200개 연속 96.0%(95% CI 92.3–98.0%)로 ④보다 낮았다. 적재 1회는 약 10초이며, 행동 청크(3.3초)마다 한 번 추론하므로 스텝당 평균 추론 시간은 GTX 1080 Ti 2.7ms, CPU 4.4ms(다른 학습과 함께 쓴 상한)로 제어 주기 33ms보다 충분히 짧았다. 모방학습 성능이 시연 수보다 시연의 다양성과 일관성에 좌우된다는 보고[16]와 같이, 시연 수로는 시연 설계의 효과를 대신할 수 없었다.</w:t>
       </w:r>
     </w:p>
     <w:p>

--- a/08_개인논문_ACT적재/논문/paper.docx
+++ b/08_개인논문_ACT적재/논문/paper.docx
@@ -2368,7 +2368,7 @@
                 <w:sz w:val="15"/>
                 <w:szCs w:val="15"/>
               </w:rPr>
-              <w:t xml:space="preserve">④ (200)</w:t>
+              <w:t xml:space="preserve">④ (1000)</w:t>
             </w:r>
           </w:p>
         </w:tc>
@@ -2452,7 +2452,7 @@
                 <w:sz w:val="15"/>
                 <w:szCs w:val="15"/>
               </w:rPr>
-              <w:t xml:space="preserve">92 (81–97)</w:t>
+              <w:t xml:space="preserve">94 (84–98)</w:t>
             </w:r>
           </w:p>
         </w:tc>
@@ -2478,7 +2478,7 @@
                 <w:sz w:val="15"/>
                 <w:szCs w:val="15"/>
               </w:rPr>
-              <w:t xml:space="preserve">④ (500)</w:t>
+              <w:t xml:space="preserve">④+DART (1000)</w:t>
             </w:r>
           </w:p>
         </w:tc>
@@ -2520,7 +2520,7 @@
                 <w:sz w:val="15"/>
                 <w:szCs w:val="15"/>
               </w:rPr>
-              <w:t xml:space="preserve">98</w:t>
+              <w:t xml:space="preserve">96</w:t>
             </w:r>
           </w:p>
         </w:tc>
@@ -2562,7 +2562,7 @@
                 <w:sz w:val="15"/>
                 <w:szCs w:val="15"/>
               </w:rPr>
-              <w:t xml:space="preserve">98 (90–100)</w:t>
+              <w:t xml:space="preserve">96 (87–99)</w:t>
             </w:r>
           </w:p>
         </w:tc>
@@ -2588,7 +2588,7 @@
                 <w:sz w:val="15"/>
                 <w:szCs w:val="15"/>
               </w:rPr>
-              <w:t xml:space="preserve">④ (1000)</w:t>
+              <w:t xml:space="preserve">④+무작위화 (1000)</w:t>
             </w:r>
           </w:p>
         </w:tc>
@@ -2651,7 +2651,7 @@
                 <w:sz w:val="15"/>
                 <w:szCs w:val="15"/>
               </w:rPr>
-              <w:t xml:space="preserve">100</w:t>
+              <w:t xml:space="preserve">98</w:t>
             </w:r>
           </w:p>
         </w:tc>
@@ -2672,7 +2672,7 @@
                 <w:sz w:val="15"/>
                 <w:szCs w:val="15"/>
               </w:rPr>
-              <w:t xml:space="preserve">94 (84–98)</w:t>
+              <w:t xml:space="preserve">98 (90–100)</w:t>
             </w:r>
           </w:p>
         </w:tc>
@@ -2698,7 +2698,7 @@
                 <w:sz w:val="15"/>
                 <w:szCs w:val="15"/>
               </w:rPr>
-              <w:t xml:space="preserve">④+DART (1000)</w:t>
+              <w:t xml:space="preserve">④+넓은 무작위화 (1000)</w:t>
             </w:r>
           </w:p>
         </w:tc>
@@ -2719,7 +2719,7 @@
                 <w:sz w:val="15"/>
                 <w:szCs w:val="15"/>
               </w:rPr>
-              <w:t xml:space="preserve">100</w:t>
+              <w:t xml:space="preserve">98</w:t>
             </w:r>
           </w:p>
         </w:tc>
@@ -2740,7 +2740,7 @@
                 <w:sz w:val="15"/>
                 <w:szCs w:val="15"/>
               </w:rPr>
-              <w:t xml:space="preserve">96</w:t>
+              <w:t xml:space="preserve">92</w:t>
             </w:r>
           </w:p>
         </w:tc>
@@ -2761,7 +2761,7 @@
                 <w:sz w:val="15"/>
                 <w:szCs w:val="15"/>
               </w:rPr>
-              <w:t xml:space="preserve">100</w:t>
+              <w:t xml:space="preserve">94</w:t>
             </w:r>
           </w:p>
         </w:tc>
@@ -2782,117 +2782,7 @@
                 <w:sz w:val="15"/>
                 <w:szCs w:val="15"/>
               </w:rPr>
-              <w:t xml:space="preserve">96 (87–99)</w:t>
-            </w:r>
-          </w:p>
-        </w:tc>
-      </w:tr>
-      <w:tr>
-        <w:trPr>
-          <w:cantSplit/>
-        </w:trPr>
-        <w:tc>
-          <w:tcPr>
-            <w:tcW w:w="1900" w:type="dxa"/>
-            <w:vAlign w:val="center"/>
-          </w:tcPr>
-          <w:p>
-            <w:pPr>
-              <w:pStyle w:val="a3"/>
-              <w:spacing w:before="10" w:after="10" w:line="240" w:lineRule="auto"/>
-              <w:jc w:val="center"/>
-            </w:pPr>
-            <w:r>
-              <w:rPr>
-                <w:rFonts w:ascii="HY신명조" w:eastAsia="HY신명조" w:hAnsi="HY신명조" w:hint="eastAsia"/>
-                <w:sz w:val="15"/>
-                <w:szCs w:val="15"/>
-              </w:rPr>
-              <w:t xml:space="preserve">④+무작위화 (1000)</w:t>
-            </w:r>
-          </w:p>
-        </w:tc>
-        <w:tc>
-          <w:tcPr>
-            <w:tcW w:w="470" w:type="dxa"/>
-            <w:vAlign w:val="center"/>
-          </w:tcPr>
-          <w:p>
-            <w:pPr>
-              <w:pStyle w:val="a3"/>
-              <w:spacing w:before="10" w:after="10" w:line="240" w:lineRule="auto"/>
-              <w:jc w:val="center"/>
-            </w:pPr>
-            <w:r>
-              <w:rPr>
-                <w:rFonts w:ascii="HY신명조" w:eastAsia="HY신명조" w:hAnsi="HY신명조" w:hint="eastAsia"/>
-                <w:sz w:val="15"/>
-                <w:szCs w:val="15"/>
-              </w:rPr>
-              <w:t xml:space="preserve">100</w:t>
-            </w:r>
-          </w:p>
-        </w:tc>
-        <w:tc>
-          <w:tcPr>
-            <w:tcW w:w="470" w:type="dxa"/>
-            <w:vAlign w:val="center"/>
-          </w:tcPr>
-          <w:p>
-            <w:pPr>
-              <w:pStyle w:val="a3"/>
-              <w:spacing w:before="10" w:after="10" w:line="240" w:lineRule="auto"/>
-              <w:jc w:val="center"/>
-            </w:pPr>
-            <w:r>
-              <w:rPr>
-                <w:rFonts w:ascii="HY신명조" w:eastAsia="HY신명조" w:hAnsi="HY신명조" w:hint="eastAsia"/>
-                <w:sz w:val="15"/>
-                <w:szCs w:val="15"/>
-              </w:rPr>
-              <w:t xml:space="preserve">98</w:t>
-            </w:r>
-          </w:p>
-        </w:tc>
-        <w:tc>
-          <w:tcPr>
-            <w:tcW w:w="470" w:type="dxa"/>
-            <w:vAlign w:val="center"/>
-          </w:tcPr>
-          <w:p>
-            <w:pPr>
-              <w:pStyle w:val="a3"/>
-              <w:spacing w:before="10" w:after="10" w:line="240" w:lineRule="auto"/>
-              <w:jc w:val="center"/>
-            </w:pPr>
-            <w:r>
-              <w:rPr>
-                <w:rFonts w:ascii="HY신명조" w:eastAsia="HY신명조" w:hAnsi="HY신명조" w:hint="eastAsia"/>
-                <w:sz w:val="15"/>
-                <w:szCs w:val="15"/>
-              </w:rPr>
-              <w:t xml:space="preserve">98</w:t>
-            </w:r>
-          </w:p>
-        </w:tc>
-        <w:tc>
-          <w:tcPr>
-            <w:tcW w:w="1190" w:type="dxa"/>
-            <w:vAlign w:val="center"/>
-          </w:tcPr>
-          <w:p>
-            <w:pPr>
-              <w:pStyle w:val="a3"/>
-              <w:spacing w:before="10" w:after="10" w:line="240" w:lineRule="auto"/>
-              <w:jc w:val="center"/>
-            </w:pPr>
-            <w:r>
-              <w:rPr>
-                <w:rFonts w:ascii="HY신명조" w:eastAsia="HY신명조" w:hAnsi="HY신명조" w:hint="eastAsia"/>
-                <w:sz w:val="15"/>
-                <w:szCs w:val="15"/>
-              </w:rPr>
-              <w:t xml:space="preserve">98 (90–100)</w:t>
+              <w:t xml:space="preserve">82 (69–90)</w:t>
             </w:r>
           </w:p>
         </w:tc>
@@ -3067,7 +2957,7 @@
           <w:sz w:val="18"/>
           <w:szCs w:val="18"/>
         </w:rPr>
-        <w:t xml:space="preserve">④ 시연을 200, 500, 1000회로 늘려도 연속 성공률은 92%, 98%, 94%로 시연 100회에서 이미 포화되었고(그림 4), DART 잡음 주입(1000회)도 96%로 차이가 없었다. 남은 실패는 1층 통이 옆 칸 쪽으로 9~11mm 밀려 놓였을 때 옆 통이 그 벽에 걸려 넘어지는 경우였다(통 사이 간격 8mm). 옆 통을 1층 통 위치에 맞춰 6mm 간격을 두고 놓는 시연(⑤)은 옆 통이 더 흩어져(목표 대비 평균 +5.8mm, 표준편차 5.3mm, ④는 평균 +4.0mm, 표준편차 3.5mm) 15mm를 넘는 경우가 생겨 장면 200개 연속 96.0%(95% CI 92.3–98.0%)로 ④보다 낮았다. 적재 1회는 약 10초이며, 행동 청크(3.3초)마다 한 번 추론하므로 스텝당 평균 추론 시간은 GTX 1080 Ti 2.7ms, CPU 4.4ms(다른 학습과 함께 쓴 상한)로 제어 주기 33ms보다 충분히 짧았다. 모방학습 성능이 시연 수보다 시연의 다양성과 일관성에 좌우된다는 보고[16]와 같이, 시연 수로는 시연 설계의 효과를 대신할 수 없었다.</w:t>
+        <w:t xml:space="preserve">④ 시연을 200, 500, 1000회로 늘려도 연속 성공률은 92%, 98%, 94%로 시연 100회에서 이미 포화되었고(그림 4), DART 잡음 주입(1000회)도 96%로 차이가 없었다. 남은 실패는 1층 통이 옆 칸 쪽으로 9~11mm 밀려 놓였을 때 옆 통이 그 벽에 걸려 넘어지는 경우였다(통 사이 간격 8mm). 옆 통을 1층 통에 맞춰 옮겨 놓는 시연(⑤)은 놓는 위치가 더 흩어져(표준편차 5.3mm, ④ 3.5mm) 장면 200개 연속 96.0%(95% CI 92.3–98.0%)로 오히려 낮았다. 적재 1회는 약 10초이며, 행동 청크(3.3초)마다 한 번 추론하므로 스텝당 평균 추론 시간은 GTX 1080 Ti 2.7ms, CPU 4.4ms(다른 학습과 함께 쓴 상한)로 제어 주기 33ms보다 충분히 짧았다. 모방학습 성능이 시연 수보다 시연의 다양성과 일관성에 좌우된다는 보고[16]와 같이, 시연 수로는 시연 설계의 효과를 대신할 수 없었다.</w:t>
       </w:r>
     </w:p>
     <w:p>
@@ -3101,7 +2991,7 @@
           <w:sz w:val="18"/>
           <w:szCs w:val="18"/>
         </w:rPr>
-        <w:t xml:space="preserve">학습한 정책에 표 3의 환경 변화를 한 가지씩 주고 단계별로 20회씩 평가하였다. 시연을 1000회로 늘리면 조명과 주변 물건에는 강해졌으나 작업대 색이 바뀌면 옆 단계가 20%까지 떨어졌다. 도메인 랜덤화를 쓰면 변화 조건 평균 98%(무작위화 없이 89%)였고 작업대 색 변화에서도 100%를 유지했다. 밝기 정규화·CLAHE를 더하면 오히려 95%로 낮아졌고, 특히 체크무늬 작업대에서 80%에서 32%로 떨어졌다. 국소 대비를 키우는 CLAHE가 작업대 무늬까지 강조했기 때문으로 보인다. 무작위화 없이 CLAHE만 쓴 경우(시연 200)도 조명 세 조건 평균 79%로 쓰지 않은 경우(87%)보다 낮았다. 무게(100~200g)와 관측 지연(최대 133ms)에는 모든 정책이 강했다.</w:t>
+        <w:t xml:space="preserve">학습한 정책에 표 3의 환경 변화를 한 가지씩 주고 단계별로 20회씩 평가하였다. 시연을 1000회로 늘리면 조명과 주변 물건에는 강해졌으나 작업대 색이 바뀌면 옆 단계가 20%까지 떨어졌다. 도메인 랜덤화를 쓰면 변화 조건 평균 98%(무작위화 없이 89%)였고 작업대 색 변화에서도 100%를 유지했다. 밝기 정규화·CLAHE를 더하면 오히려 95%로 낮아졌고, 특히 체크무늬 작업대에서 80%에서 32%로 떨어졌다. 국소 대비를 키우는 CLAHE가 작업대 무늬까지 강조했기 때문으로 보인다. 무작위화 범위를 더 넓히면(조명 0.25~2.5배·색 조명·무늬 작업대) 체크무늬 작업대는 90%로 나아졌으나 놓는 위치가 약 7mm 치우쳐 연속 82%로 낮아졌다. 무작위화 없이 CLAHE만 쓴 경우(시연 200)도 조명 세 조건 평균 79%로 쓰지 않은 경우(87%)보다 낮았다. 무게(100~200g)와 관측 지연(최대 133ms)에는 모든 정책이 강했다.</w:t>
       </w:r>
     </w:p>
     <w:p>
@@ -3261,7 +3151,7 @@
                 <w:sz w:val="15"/>
                 <w:szCs w:val="15"/>
               </w:rPr>
-              <w:t xml:space="preserve">+무작위화·CLAHE</w:t>
+              <w:t xml:space="preserve">+넓은 무작위화</w:t>
             </w:r>
           </w:p>
         </w:tc>
@@ -3371,7 +3261,7 @@
                 <w:sz w:val="15"/>
                 <w:szCs w:val="15"/>
               </w:rPr>
-              <w:t xml:space="preserve">100</w:t>
+              <w:t xml:space="preserve">97</w:t>
             </w:r>
           </w:p>
         </w:tc>
@@ -3591,7 +3481,7 @@
                 <w:sz w:val="15"/>
                 <w:szCs w:val="15"/>
               </w:rPr>
-              <w:t xml:space="preserve">99</w:t>
+              <w:t xml:space="preserve">94</w:t>
             </w:r>
           </w:p>
         </w:tc>
@@ -3811,7 +3701,7 @@
                 <w:sz w:val="15"/>
                 <w:szCs w:val="15"/>
               </w:rPr>
-              <w:t xml:space="preserve">96</w:t>
+              <w:t xml:space="preserve">92</w:t>
             </w:r>
           </w:p>
         </w:tc>
@@ -3921,7 +3811,7 @@
                 <w:sz w:val="15"/>
                 <w:szCs w:val="15"/>
               </w:rPr>
-              <w:t xml:space="preserve">88</w:t>
+              <w:t xml:space="preserve">84</w:t>
             </w:r>
           </w:p>
         </w:tc>
@@ -4031,7 +3921,7 @@
                 <w:sz w:val="15"/>
                 <w:szCs w:val="15"/>
               </w:rPr>
-              <w:t xml:space="preserve">100</w:t>
+              <w:t xml:space="preserve">94</w:t>
             </w:r>
           </w:p>
         </w:tc>
@@ -4251,7 +4141,7 @@
                 <w:sz w:val="15"/>
                 <w:szCs w:val="15"/>
               </w:rPr>
-              <w:t xml:space="preserve">72</w:t>
+              <w:t xml:space="preserve">92</w:t>
             </w:r>
           </w:p>
         </w:tc>

--- a/08_개인논문_ACT적재/논문/paper.docx
+++ b/08_개인논문_ACT적재/논문/paper.docx
@@ -2879,7 +2879,7 @@
           <w:sz w:val="18"/>
           <w:szCs w:val="18"/>
         </w:rPr>
-        <w:t xml:space="preserve">표 2는 단계별(각 50회)과 세 단계를 이어 수행한 연속(50회) 성공률이다. 초기 시연(①)은 단계별 76%, 84%, 50%였으나 앞 단계의 오차가 넘어가 연속 28%에 그쳤다. 실패 장면을 다시 재생해 원인을 찾고 시연 설계를 차례로 고쳤다. 고정 집게가 벽 위에 걸리던 문제는 파지 여유 9mm(②)로 줄었고(연속 62%), 남은 실패 25건 중 24건은 통이 +7.5° 넘게 돌아 전문가가 잡는 벽을 바꾸는 구간에서 일어났다(그림 3, 실패율 49% 대 1%). 정책이 앞벽과 옆벽 시연의 중간인 모서리로 간 것으로, 시연을 200회로 늘리면 오히려 연속 36%로 낮아졌다. 늘 같은 벽을 잡게 하자(③) 집기 실패가 없어졌고(연속 82%), 남은 2층 실패는 그리퍼가 곧장 올라가며 2mm 벽 위의 통을 끌어 올려 기운 경우였다. 벌린 뒤 5mm 물러났다 올라가게 하자(④) 단계별 100%, 100%, 100%, 연속 96%가 되었다. 장면 200개 평가(CPU)에서는 연속 99.0%(95% CI 96.4–99.7%)였고, 남은 2건은 통을 집지 못해 저울에 남은 경우라 저울을 다시 읽어 재실행하게 하자 연속 100%(200/200, 95% CI 98.1–100%)가 되었다.</w:t>
+        <w:t xml:space="preserve">표 2에서 초기 시연(①)은 단계별 76%, 84%, 50%였으나 앞 단계의 오차가 넘어가 연속 28%에 그쳤다. 실패 장면을 다시 재생해 원인을 찾고 시연 설계를 차례로 고쳤다. 고정 집게가 벽 위에 걸리던 문제는 파지 여유 9mm(②)로 줄었고(연속 62%), 남은 실패 25건 중 24건은 통이 +7.5° 넘게 돌아 전문가가 잡는 벽을 바꾸는 구간에서 일어났다(그림 3, 실패율 49% 대 1%). 정책이 앞벽과 옆벽 시연의 중간인 모서리로 간 것으로, 시연을 200회로 늘리면 오히려 연속 36%로 낮아졌다. 늘 같은 벽을 잡게 하자(③) 집기 실패가 없어졌고(연속 82%), 남은 2층 실패는 그리퍼가 곧장 올라가며 2mm 벽 위의 통을 끌어 올려 기운 경우였다. 벌린 뒤 5mm 물러났다 올라가게 하자(④) 단계별 100%, 100%, 100%, 연속 96%가 되었다. 장면 200개 평가(CPU)에서는 연속 99.0%(95% CI 96.4–99.7%)(평균 위치 오차 3.6, 4.4, 5.9mm, 허용 오차를 10mm로 줄이면 87.5%)였고, 남은 2건은 통을 집지 못해 저울에 남은 경우라 저울을 다시 읽어 재실행하게 하자 연속 100%(200/200, 95% CI 98.1–100%)가 되었다.</w:t>
       </w:r>
     </w:p>
     <w:p xmlns:a="http://schemas.openxmlformats.org/drawingml/2006/main" xmlns:pic="http://schemas.openxmlformats.org/drawingml/2006/picture">

--- a/08_개인논문_ACT적재/논문/paper.docx
+++ b/08_개인논문_ACT적재/논문/paper.docx
@@ -981,7 +981,7 @@
           <w:sz w:val="18"/>
           <w:szCs w:val="18"/>
         </w:rPr>
-        <w:t xml:space="preserve">개선안으로 DART[9] 잡음 주입을 적용하였다. 시연 중 실제로 실행하는 관절 목표에 상관 잡음(Ornstein-Uhlenbeck, σ=0.005rad)을 더하되 기록하는 정답은 원래 궤적으로 두어, 궤도에서 벗어난 상태에서 되돌아오는 동작을 함께 학습하게 하였다. 학습은 실제 시스템과 같은 LeRobot 0.3.3 ACT 기본 설정(청크 100, 배치 8, AdamW 학습률 1×10</w:t>
+        <w:t xml:space="preserve">비교를 위해 실행하는 관절 목표에만 상관 잡음(σ=0.005rad)을 더해 되돌아오는 동작을 담은 DART[9] 시연도 만들었다. 학습은 실제 시스템과 같은 LeRobot 0.3.3 ACT 기본 설정(청크 100, 배치 8, AdamW 학습률 1×10</w:t>
       </w:r>
       <w:r>
         <w:rPr>
@@ -2879,7 +2879,7 @@
           <w:sz w:val="18"/>
           <w:szCs w:val="18"/>
         </w:rPr>
-        <w:t xml:space="preserve">표 2에서 초기 시연(①)은 단계별 76%, 84%, 50%였으나 앞 단계의 오차가 넘어가 연속 28%에 그쳤다. 실패 장면을 다시 재생해 원인을 찾고 시연 설계를 차례로 고쳤다. 고정 집게가 벽 위에 걸리던 문제는 파지 여유 9mm(②)로 줄었고(연속 62%), 남은 실패 25건 중 24건은 통이 +7.5° 넘게 돌아 전문가가 잡는 벽을 바꾸는 구간에서 일어났다(그림 3, 실패율 49% 대 1%). 정책이 앞벽과 옆벽 시연의 중간인 모서리로 간 것으로, 시연을 200회로 늘리면 오히려 연속 36%로 낮아졌다. 늘 같은 벽을 잡게 하자(③) 집기 실패가 없어졌고(연속 82%), 남은 2층 실패는 그리퍼가 곧장 올라가며 2mm 벽 위의 통을 끌어 올려 기운 경우였다. 벌린 뒤 5mm 물러났다 올라가게 하자(④) 단계별 100%, 100%, 100%, 연속 96%가 되었다. 장면 200개 평가(CPU)에서는 연속 99.0%(95% CI 96.4–99.7%)(평균 위치 오차 3.6, 4.4, 5.9mm, 허용 오차를 10mm로 줄이면 87.5%)였고, 남은 2건은 통을 집지 못해 저울에 남은 경우라 저울을 다시 읽어 재실행하게 하자 연속 100%(200/200, 95% CI 98.1–100%)가 되었다.</w:t>
+        <w:t xml:space="preserve">표 2에서 초기 시연(①)은 단계별 76%, 84%, 50%였으나 앞 단계의 오차가 넘어가 연속 28%에 그쳤다. 실패 장면을 다시 재생해 원인을 찾고 시연 설계를 차례로 고쳤다. 고정 집게가 벽 위에 걸리던 문제는 파지 여유 9mm(②)로 줄었고(연속 62%), 남은 실패 25건 중 24건은 통이 +7.5° 넘게 돌아 전문가가 잡는 벽을 바꾸는 구간에서 일어났다(그림 3, 실패율 49% 대 1%). 정책이 앞벽과 옆벽 시연의 중간인 모서리로 간 것으로, 시연을 200회로 늘리면 오히려 연속 36%로 낮아졌다. 늘 같은 벽을 잡게 하자(③) 집기 실패가 없어졌고(연속 82%), 남은 2층 실패는 그리퍼가 곧장 올라가며 2mm 벽 위의 통을 끌어 올려 기운 경우였다. 벌린 뒤 5mm 물러났다 올라가게 하자(④) 단계별 100%, 100%, 100%, 연속 96%가 되었다. 장면 200개 평가(CPU)에서는 연속 99.0%(95% CI 96.4–99.7%)(평균 위치 오차 3.6, 4.4, 5.9mm, 허용 오차를 10mm로 줄이면 87.5%)였고, 남은 2건은 통을 집지 못해 저울에 남은 경우라 저울을 다시 읽어 재실행하게 하자 연속 100%(200/200, 95% CI 98.1–100%)가 되었다. 영상을 가리면 세 단계 모두 0/10으로, 정책은 영상에서 통을 찾아 움직였다.</w:t>
       </w:r>
     </w:p>
     <w:p xmlns:a="http://schemas.openxmlformats.org/drawingml/2006/main" xmlns:pic="http://schemas.openxmlformats.org/drawingml/2006/picture">
@@ -2957,7 +2957,7 @@
           <w:sz w:val="18"/>
           <w:szCs w:val="18"/>
         </w:rPr>
-        <w:t xml:space="preserve">④ 시연을 200, 500, 1000회로 늘려도 연속 성공률은 92%, 98%, 94%로 시연 100회에서 이미 포화되었고(그림 4), DART 잡음 주입(1000회)도 96%로 차이가 없었다. 남은 실패는 1층 통이 옆 칸 쪽으로 9~11mm 밀려 놓였을 때 옆 통이 그 벽에 걸려 넘어지는 경우였다(통 사이 간격 8mm). 옆 통을 1층 통에 맞춰 옮겨 놓는 시연(⑤)은 놓는 위치가 더 흩어져(표준편차 5.3mm, ④ 3.5mm) 장면 200개 연속 96.0%(95% CI 92.3–98.0%)로 오히려 낮았다. 적재 1회는 약 10초이며, 행동 청크(3.3초)마다 한 번 추론하므로 스텝당 평균 추론 시간은 GTX 1080 Ti 2.7ms, CPU 4.4ms(다른 학습과 함께 쓴 상한)로 제어 주기 33ms보다 충분히 짧았다. 모방학습 성능이 시연 수보다 시연의 다양성과 일관성에 좌우된다는 보고[16]와 같이, 시연 수로는 시연 설계의 효과를 대신할 수 없었다.</w:t>
+        <w:t xml:space="preserve">④ 시연을 200, 500, 1000회로 늘려도 연속 성공률은 92%, 98%, 94%로 시연 100회에서 이미 포화되었고(그림 4), DART 잡음 주입(1000회)도 96%로 차이가 없었다. 남은 실패는 1층 통이 옆 칸 쪽으로 9~11mm 밀려 놓였을 때 옆 통이 그 벽에 걸려 넘어지는 경우였다(통 사이 간격 8mm). 옆 통을 1층 통에 맞춰 옮겨 놓는 시연(⑤)은 놓는 위치가 더 흩어져(표준편차 5.3mm, ④ 3.5mm) 장면 200개 연속 96.0%(95% CI 92.3–98.0%)로 오히려 낮았다. 스텝당 평균 추론 시간은 GTX 1080 Ti 2.7ms, CPU 4.4ms(다른 학습과 공유)로 제어 주기 33ms보다 짧았다. 모방학습 성능이 시연 수보다 시연의 다양성과 일관성에 좌우된다는 보고[16]와 같이, 시연 수로는 시연 설계의 효과를 대신할 수 없었다.</w:t>
       </w:r>
     </w:p>
     <w:p>

--- a/08_개인논문_ACT적재/논문/paper.docx
+++ b/08_개인논문_ACT적재/논문/paper.docx
@@ -392,7 +392,7 @@
           <w:sz w:val="18"/>
           <w:szCs w:val="18"/>
         </w:rPr>
-        <w:t xml:space="preserve">This paper presents an edge-AI smart-factory cell that sorts products by weight and stacks them with a low-cost robot arm. On a Jetson Orin Nano, a YOLOv8n model (validation mAP50 86.3%) reads the 7-segment display of a digital scale; separating capture and inference threads raised the capture rate from 1.2 to 59.5 FPS, two-stage digital-zoom inference raised mid-range accuracy from 45% to 90%, and the cell sorted 91.7% of items correctly with an 810 ms response. When a bin reaches 118 g, a Model Context Protocol (MCP) trigger runs stage-specific ACT (Action Chunking with Transformers) policies on an SO-101 arm that stack the bin on the first floor, beside the first bin and on top of it. Because the arm was damaged after the field tests, the cell was rebuilt in MuJoCo with the same robot model, cameras and 30 Hz control to evaluate the stacking quantitatively. Per-stage success hides error accumulation: with the initial 100 demonstrations per stage the placements succeeded in 76%, 84% and 50% of trials but only 28% of three-stage sequences. Replaying the failures showed three causes in how the demonstrations were made rather than in the policy: the fixed jaw approached too close to the bin wall, the scripted demonstrator switched to another wall when the bin was rotated by more than about 8 degrees, and lifting straight up after release tipped the top bin off the 2 mm rims below. Fixing them raised the sequence success with the same 100 demonstrations to 96% and with 1000 demonstrations to 94%. Domain randomization kept 98% average per-stage success under fifteen environment changes, against 89% without it; adding brightness normalization and CLAHE lowered it to 95%.</w:t>
+        <w:t xml:space="preserve">This paper presents an edge-AI smart-factory cell that sorts products by weight and stacks them with a low-cost robot arm. On a Jetson Orin Nano, a YOLOv8n model (validation mAP50 86.3%) reads the 7-segment display of a digital scale; separating capture and inference threads raised the capture rate from 1.2 to 59.5 FPS, two-stage digital-zoom inference raised mid-range accuracy from 45% to 90%, and the cell sorted 91.7% of items correctly with an 810 ms response. When a bin reaches 118 g, a TCP trigger signal runs stage-specific ACT (Action Chunking with Transformers) policies on an SO-101 arm that stack the bin on the first floor, beside the first bin and on top of it. Because the arm was damaged after the field tests, the cell was rebuilt in MuJoCo with the same robot model, cameras and 30 Hz control to evaluate the stacking quantitatively. Per-stage success hides error accumulation: with the initial 100 demonstrations per stage the placements succeeded in 76%, 84% and 50% of trials but only 28% of three-stage sequences. Replaying the failures showed three causes in how the demonstrations were made rather than in the policy: the fixed jaw approached too close to the bin wall, the scripted demonstrator switched to another wall when the bin was rotated by more than about 8 degrees, and lifting straight up after release tipped the top bin off the 2 mm rims below. Fixing them raised the sequence success with the same 100 demonstrations to 96% and with 1000 demonstrations to 94%. Domain randomization kept 98% average per-stage success under fifteen environment changes, against 89% without it; adding brightness normalization and CLAHE lowered it to 95%.</w:t>
       </w:r>
     </w:p>
     <w:p>
@@ -492,7 +492,7 @@
           <w:sz w:val="18"/>
           <w:szCs w:val="18"/>
         </w:rPr>
-        <w:t xml:space="preserve">본 논문은 Jetson Orin Nano를 중심으로 디지털 저울의 7-segment 표시값을 YOLOv8로 판독하여 기준 무게(118g) 이상인 통을 선별하고, MCP(Model Context Protocol)[7] 트리거로 단계별 ACT 정책을 호출하여 SO-101 로봇팔이 통을 1층, 첫 통 옆, 첫 통 위(2층) 순서로 적재하는 셀을 구현한다. 현장 시험 이후 로봇팔이 파손되어 적재 성능을 다시 실측할 수 없었으므로, 같은 로봇 모델·카메라·제어 주기를 갖는 MuJoCo[8] 셀을 구성하여 적재를 정량적으로 평가한다. 기여는 다음과 같다. ① 무게 인식부터 순차 적재까지 이어지는 에지 셀을 구현하고 인식 성능을 실측하였다. ② 단계별 성공률과 함께 세 단계를 이어 수행하는 연속 성공률로 평가하여 순차 적재의 오차 누적을 보였다. ③ 실패가 일어난 파지 위치와 장면을 분석하여 원인이 정책보다 시연 설계(파지 여유, 잡는 벽의 일관성)에 있음을 밝히고, 시연 설계, 시연 수, 시연 잡음 주입(DART)[9]의 효과를 정량화하였다.</w:t>
+        <w:t xml:space="preserve">본 논문은 Jetson Orin Nano를 중심으로 디지털 저울의 7-segment 표시값을 YOLOv8로 판독하여 기준 무게(118g) 이상인 통을 선별하고, TCP 트리거 신호로 단계별 ACT 정책을 호출하여 SO-101 로봇팔이 통을 1층, 첫 통 옆, 첫 통 위(2층) 순서로 적재하는 셀을 구현한다. 현장 시험 이후 로봇팔이 파손되어 적재 성능을 다시 실측할 수 없었으므로, 같은 로봇 모델·카메라·제어 주기를 갖는 MuJoCo[7] 셀을 구성하여 적재를 정량적으로 평가한다. 기여는 다음과 같다. ① 무게 인식부터 순차 적재까지 이어지는 에지 셀을 구현하고 인식 성능을 실측하였다. ② 단계별 성공률과 함께 세 단계를 이어 수행하는 연속 성공률로 평가하여 순차 적재의 오차 누적을 보였다. ③ 실패가 일어난 파지 위치와 장면을 분석하여 원인이 정책보다 시연 설계(파지 여유, 잡는 벽의 일관성)에 있음을 밝히고, 시연 설계, 시연 수, 시연 잡음 주입(DART)[8]의 효과를 정량화하였다.</w:t>
       </w:r>
     </w:p>
     <w:p>
@@ -575,7 +575,7 @@
           <w:sz w:val="18"/>
           <w:szCs w:val="18"/>
         </w:rPr>
-        <w:t xml:space="preserve">그림 1은 전체 구성이다. 3D 프린팅 색상 분류 컨베이어[10]는 TCS34725 RGB 센서로 큐브의 색을 판별하여 빨강·초록 큐브(불량)는 불량함으로, 파랑 큐브(정상)는 디지털 저울 위의 파란 통으로 보낸다. 컨베이어의 스테퍼 모터와 분류 서보는 Arduino Mega 2560이 제어하고 인식과 판단은 Jetson Orin Nano가 맡아, 저수준 모터 제어와 AI 추론을 분리하였다. Jetson은 저울 표시부를 USB 카메라(640×480)로 촬영해 무게를 판독하고, 통의 무게가 118g 이상이면 로봇 실행기에 MCP 트리거를 보낸다. 두 번째 USB 카메라에서는 큰 상자와 작은 상자를 구분하는 YOLOv8n-seg 모델을 함께 실행한다. 로봇은 통의 벽을 집어 1층, 첫 통 옆, 첫 통 위(2층) 순서로 적재하고 이 3단계 묶음을 옆으로 이어 가며 쌓는다. 적재 후에는 홈 자세로 돌아오며, 저울이 비면 빈 통을 저울에 올려 공정을 반복한다. FastAPI 서버는 영상 스트리밍, 성능 지표, 원격 시작·정지, LLM 기반 공정 질의 기능을 제공한다.</w:t>
+        <w:t xml:space="preserve">그림 1은 전체 구성이다. 3D 프린팅 색상 분류 컨베이어[9]는 TCS34725 RGB 센서로 큐브의 색을 판별하여 빨강·초록 큐브(불량)는 불량함으로, 파랑 큐브(정상)는 디지털 저울 위의 파란 통으로 보낸다. 컨베이어의 스테퍼 모터와 분류 서보는 Arduino Mega 2560이 제어하고 인식과 판단은 Jetson Orin Nano가 맡아, 저수준 모터 제어와 AI 추론을 분리하였다. Jetson은 저울 표시부를 USB 카메라(640×480)로 촬영해 무게를 판독하고, 통의 무게가 118g 이상이면 로봇 실행기에 TCP 트리거 신호를 보낸다. 두 번째 USB 카메라에서는 큰 상자와 작은 상자를 구분하는 YOLOv8n-seg 모델을 함께 실행한다. 로봇은 통의 벽을 집어 1층, 첫 통 옆, 첫 통 위(2층) 순서로 적재하고 이 3단계 묶음을 옆으로 이어 가며 쌓는다. 적재 후에는 홈 자세로 돌아오며, 저울이 비면 빈 통을 저울에 올려 공정을 반복한다. FastAPI 서버는 영상 스트리밍, 성능 지표, 원격 시작·정지, LLM 기반 공정 질의 기능을 제공한다.</w:t>
       </w:r>
     </w:p>
     <w:p xmlns:a="http://schemas.openxmlformats.org/drawingml/2006/main" xmlns:pic="http://schemas.openxmlformats.org/drawingml/2006/picture">
@@ -670,7 +670,7 @@
           <w:sz w:val="18"/>
           <w:szCs w:val="18"/>
         </w:rPr>
-        <w:t xml:space="preserve">인식부는 네 가지로 구성하였다. 캡처 스레드는 최신 프레임만 공유 버퍼에 쓰고 추론 스레드가 5초 주기로 이를 가져와 추론하여, 단일 루프에서 추론이 캡처를 막던 문제를 없앴다. ONNX Runtime[11] 세션에는 연산 스레드 6개, 병렬 실행, 전체 그래프 최적화를 적용하여 단일 스레드 대비 약 3배 빠르게 하였다. 거리가 멀어 숫자가 작아지면 '8'을 '1'로 읽었으므로, 1단계에서 표시부(screen) 영역을 찾고 여백 15화소와 함께 잘라 640×640으로 확대한 뒤 숫자를 다시 탐지하는 2단계 디지털 줌을 썼다. 한 숫자에 여러 상자가 겹쳐 '118'이 '111111888'로 조합되는 문제는 ① 비숫자 클래스 제거, ② IoU 0.4 NMS, ③ 자릿수 구역별 최고 신뢰도 선택, ④ 반복 숫자 복원의 4단계로 해결하였다.</w:t>
+        <w:t xml:space="preserve">인식부는 네 가지로 구성하였다. 캡처 스레드는 최신 프레임만 공유 버퍼에 쓰고 추론 스레드가 5초 주기로 이를 가져와 추론하여, 단일 루프에서 추론이 캡처를 막던 문제를 없앴다. ONNX Runtime[10] 세션에는 연산 스레드 6개, 병렬 실행, 전체 그래프 최적화를 적용하여 단일 스레드 대비 약 3배 빠르게 하였다. 거리가 멀어 숫자가 작아지면 '8'을 '1'로 읽었으므로, 1단계에서 표시부(screen) 영역을 찾고 여백 15화소와 함께 잘라 640×640으로 확대한 뒤 숫자를 다시 탐지하는 2단계 디지털 줌을 썼다. 한 숫자에 여러 상자가 겹쳐 '118'이 '111111888'로 조합되는 문제는 ① 비숫자 클래스 제거, ② IoU 0.4 NMS, ③ 자릿수 구역별 최고 신뢰도 선택, ④ 반복 숫자 복원의 4단계로 해결하였다.</w:t>
       </w:r>
     </w:p>
     <w:p>
@@ -721,7 +721,7 @@
           <w:sz w:val="18"/>
           <w:szCs w:val="18"/>
         </w:rPr>
-        <w:t xml:space="preserve">ACT는 현재 영상과 관절값으로부터 앞으로 k=100스텝의 관절 목표값(행동 청크)을 한 번에 예측한다. ResNet18[12] 영상 특징과 관절값을 Transformer[13] 인코더-디코더로 처리하고, 시연의 다양성은 CVAE 잠재변수로 흡수하며, 손실은 L1 재구성 오차와 KL 항(가중치 10)의 합이다[4]. 별도의 객체 검출 없이 영상에서 통의 위치를 스스로 익힌다. LeRobot의 ACT는 작업 지시문을 입력으로 쓰지 않으므로 1층·옆·2층 단계마다 정책 π</w:t>
+        <w:t xml:space="preserve">ACT는 현재 영상과 관절값으로부터 앞으로 k=100스텝의 관절 목표값(행동 청크)을 한 번에 예측한다. ResNet18[11] 영상 특징과 관절값을 Transformer[12] 인코더-디코더로 처리하고, 시연의 다양성은 CVAE 잠재변수로 흡수하며, 손실은 L1 재구성 오차와 KL 항(가중치 10)의 합이다[4]. 별도의 객체 검출 없이 영상에서 통의 위치를 스스로 익힌다. LeRobot의 ACT는 작업 지시문을 입력으로 쓰지 않으므로 1층·옆·2층 단계마다 정책 π</w:t>
       </w:r>
       <w:r>
         <w:rPr>
@@ -786,7 +786,7 @@
           <w:sz w:val="18"/>
           <w:szCs w:val="18"/>
         </w:rPr>
-        <w:t xml:space="preserve">실행기는 MCP TCP 서버(포트 8765)에서 run 신호를 기다리다(WAIT) 해당 단계의 정책을 실행하고(RUNNING), 시작 자세로 돌아온 뒤(RETURN_HOME) 다음 신호를 기다린다. 실행 중에 들어온 신호는 무시하고, 세 단계를 마치면 DONE 상태에서 reset 신호를 기다린다. Jetson에서는 스레드 수 제한, CUDA 지연 로딩, 자동 혼합 정밀도를 적용하였다.</w:t>
+        <w:t xml:space="preserve">실행기는 TCP 서버(포트 8765)에서 run 신호를 기다리다(WAIT) 해당 단계의 정책을 실행하고(RUNNING), 시작 자세로 돌아온 뒤(RETURN_HOME) 다음 신호를 기다린다. 실행 중에 들어온 신호는 무시하고, 세 단계를 마치면 DONE 상태에서 reset 신호를 기다린다. Jetson에서는 스레드 수 제한, CUDA 지연 로딩, 자동 혼합 정밀도를 적용하였다.</w:t>
       </w:r>
     </w:p>
     <w:p>
@@ -869,7 +869,7 @@
           <w:sz w:val="18"/>
           <w:szCs w:val="18"/>
         </w:rPr>
-        <w:t xml:space="preserve">현장 시험 이후 로봇팔이 파손되어 적재 결과를 다시 측정할 수 없었다. 이에 MuJoCo[8]로 실제 셀을 재현하였다(그림 2). 로봇은 공식 SO-101 모델[14]의 손목 카메라 버전으로 STS3215 서보의 위치 제어 특성을 포함하며, 카메라 배치, 제어 주기(30Hz), 관절 목표값 행동 공간을 실제와 같게 하였다. 영상은 실제 경량 추론 설정과 같은 160×120을 쓴다. 분류 통은 공개 모델의 출력 무게(통 33g)와 시연 영상으로부터 64×64×52mm(벽 2mm)로 정하고 내부 큐브를 포함해 123g으로 두었다. 저울 위 통은 위치 ±20mm, 방향 ±20°, 먼저 쌓인 통은 목표에서 ±8mm, ±5°로 무작위화하였다.</w:t>
+        <w:t xml:space="preserve">현장 시험 이후 로봇팔이 파손되어 적재 결과를 다시 측정할 수 없었다. 이에 MuJoCo[7]로 실제 셀을 재현하였다(그림 2). 로봇은 공식 SO-101 모델[13]의 손목 카메라 버전으로 STS3215 서보의 위치 제어 특성을 포함하며, 카메라 배치, 제어 주기(30Hz), 관절 목표값 행동 공간을 실제와 같게 하였다. 영상은 실제 경량 추론 설정과 같은 160×120을 쓴다. 분류 통은 공개 모델의 출력 무게(통 33g)와 시연 영상으로부터 64×64×52mm(벽 2mm)로 정하고 내부 큐브를 포함해 123g으로 두었다. 저울 위 통은 위치 ±20mm, 방향 ±20°, 먼저 쌓인 통은 목표에서 ±8mm, ±5°로 무작위화하였다.</w:t>
       </w:r>
     </w:p>
     <w:p xmlns:a="http://schemas.openxmlformats.org/drawingml/2006/main" xmlns:pic="http://schemas.openxmlformats.org/drawingml/2006/picture">
@@ -964,7 +964,7 @@
           <w:sz w:val="18"/>
           <w:szCs w:val="18"/>
         </w:rPr>
-        <w:t xml:space="preserve">원격조작 대신 역기구학 기반 스크립트 전문가로 시연을 만들었으며, ACT 원 논문도 시뮬레이션 과제에서 스크립트 시연을 사용하였고[4], 시연을 자동으로 만들어 데이터 양을 늘리는 방법도 연구되고 있다[15]. 전문가는 통의 앞벽(로봇 쪽 벽)을 고정 집게는 바깥, 움직이는 집게는 안쪽에 두고 집어 옮기며, 경유점 사이를 최소 저크 궤적으로 잇고 구간 속도(±10%)와 경유점 위치(최대 ±6mm)를 흔들어 사람 시연의 변동을 흉내 냈다. 특히 고정 집게를 벽 바깥 9mm에 두고 내려가도록 하여, 집게가 벽을 사이에 둘 수 있는 범위(바깥 0~17mm)의 가운데로 접근하게 하였다. 초기 설계(여유 1.5mm)는 안쪽으로 3mm만 어긋나도 집게가 벽 위에 걸렸으나(−6mm에서 성공 17%), 이 설계는 −11~+9mm의 위치 오차에서도 파지에 성공하였다(전문가 시험 각 4~6회). 또한 통이 얼마나 돌아가 있든 늘 같은 벽을 잡게 하였다. 로봇을 가장 많이 향한 벽을 고르면 통이 약 8° 넘게 돌았을 때 잡는 벽이 앞벽에서 옆벽으로 바뀌어, 카메라에는 거의 같은 장면인데 시연 동작이 두 갈래로 나뉘기 때문이다(4.2절). 2층에 놓을 때는 그리퍼를 벌린 뒤 벽 바깥으로 5mm 물러났다가 올라가게 하였다. 시연은 270스텝(9초)이며 성공한 것만 남겼다(전문가 성공률 1층 100%, 옆 96%, 2층 100%).</w:t>
+        <w:t xml:space="preserve">원격조작 대신 역기구학 기반 스크립트 전문가로 시연을 만들었으며, ACT 원 논문도 시뮬레이션 과제에서 스크립트 시연을 사용하였고[4], 시연을 자동으로 만들어 데이터 양을 늘리는 방법도 연구되고 있다[14]. 전문가는 통의 앞벽(로봇 쪽 벽)을 고정 집게는 바깥, 움직이는 집게는 안쪽에 두고 집어 옮기며, 경유점 사이를 최소 저크 궤적으로 잇고 구간 속도(±10%)와 경유점 위치(최대 ±6mm)를 흔들어 사람 시연의 변동을 흉내 냈다. 특히 고정 집게를 벽 바깥 9mm에 두고 내려가도록 하여, 집게가 벽을 사이에 둘 수 있는 범위(바깥 0~17mm)의 가운데로 접근하게 하였다. 초기 설계(여유 1.5mm)는 안쪽으로 3mm만 어긋나도 집게가 벽 위에 걸렸으나(−6mm에서 성공 17%), 이 설계는 −11~+9mm의 위치 오차에서도 파지에 성공하였다(전문가 시험 각 4~6회). 또한 통이 얼마나 돌아가 있든 늘 같은 벽을 잡게 하였다. 로봇을 가장 많이 향한 벽을 고르면 통이 약 8° 넘게 돌았을 때 잡는 벽이 앞벽에서 옆벽으로 바뀌어, 카메라에는 거의 같은 장면인데 시연 동작이 두 갈래로 나뉘기 때문이다(4.2절). 2층에 놓을 때는 그리퍼를 벌린 뒤 벽 바깥으로 5mm 물러났다가 올라가게 하였다. 시연은 270스텝(9초)이며 성공한 것만 남겼다(전문가 성공률 1층 100%, 옆 96%, 2층 100%).</w:t>
       </w:r>
     </w:p>
     <w:p>
@@ -981,7 +981,7 @@
           <w:sz w:val="18"/>
           <w:szCs w:val="18"/>
         </w:rPr>
-        <w:t xml:space="preserve">비교를 위해 실행하는 관절 목표에만 상관 잡음(σ=0.005rad)을 더해 되돌아오는 동작을 담은 DART[9] 시연도 만들었다. 학습은 실제 시스템과 같은 LeRobot 0.3.3 ACT 기본 설정(청크 100, 배치 8, AdamW 학습률 1×10</w:t>
+        <w:t xml:space="preserve">비교를 위해 실행하는 관절 목표에만 상관 잡음(σ=0.005rad)을 더해 되돌아오는 동작을 담은 DART[8] 시연도 만들었다. 학습은 실제 시스템과 같은 LeRobot 0.3.3 ACT 기본 설정(청크 100, 배치 8, AdamW 학습률 1×10</w:t>
       </w:r>
       <w:r>
         <w:rPr>
@@ -1014,7 +1014,7 @@
           <w:sz w:val="18"/>
           <w:szCs w:val="18"/>
         </w:rPr>
-        <w:t xml:space="preserve">현장의 조명, 작업대, 카메라 장착 위치는 시연 때와 달라질 수 있다. 이에 대비해 시연마다 조명 세기(0.45~1.7배)와 방향, 작업대 색, 카메라 장착 위치(상단 ±12mm·±2.5°, 손목 ±3mm·±2.5°), 파란색이 아닌 주변 물건(최대 3개)을 무작위로 바꾸고 통의 위치·방향 범위를 ±28mm, ±30°로 넓힌 도메인 랜덤화[17] 시연을 만들었다. 통의 색은 공정의 판정 기준이므로 바꾸지 않았다. 비교를 위해 밝기 채널을 1~99 백분위수로 늘인 뒤 CLAHE[18]를 적용하는 전처리를 학습과 실행에 함께 쓴 정책도 만들었다.</w:t>
+        <w:t xml:space="preserve">현장의 조명, 작업대, 카메라 장착 위치는 시연 때와 달라질 수 있다. 이에 대비해 시연마다 조명 세기(0.45~1.7배)와 방향, 작업대 색, 카메라 장착 위치(상단 ±12mm·±2.5°, 손목 ±3mm·±2.5°), 파란색이 아닌 주변 물건(최대 3개)을 무작위로 바꾸고 통의 위치·방향 범위를 ±28mm, ±30°로 넓힌 도메인 랜덤화[16] 시연을 만들었다. 통의 색은 공정의 판정 기준이므로 바꾸지 않았다. 비교를 위해 밝기 채널을 1~99 백분위수로 늘인 뒤 CLAHE[17]를 적용하는 전처리를 학습과 실행에 함께 쓴 정책도 만들었다.</w:t>
       </w:r>
     </w:p>
     <w:p>
@@ -2957,7 +2957,7 @@
           <w:sz w:val="18"/>
           <w:szCs w:val="18"/>
         </w:rPr>
-        <w:t xml:space="preserve">④ 시연을 200, 500, 1000회로 늘려도 연속 성공률은 92%, 98%, 94%로 시연 100회에서 이미 포화되었고(그림 4), DART 잡음 주입(1000회)도 96%로 차이가 없었다. 남은 실패는 1층 통이 옆 칸 쪽으로 9~11mm 밀려 놓였을 때 옆 통이 그 벽에 걸려 넘어지는 경우였다(통 사이 간격 8mm). 옆 통을 1층 통에 맞춰 옮겨 놓는 시연(⑤)은 놓는 위치가 더 흩어져(표준편차 5.3mm, ④ 3.5mm) 장면 200개 연속 96.0%(95% CI 92.3–98.0%)로 오히려 낮았다. 스텝당 평균 추론 시간은 GTX 1080 Ti 2.7ms, CPU 4.4ms(다른 학습과 공유)로 제어 주기 33ms보다 짧았다. 모방학습 성능이 시연 수보다 시연의 다양성과 일관성에 좌우된다는 보고[16]와 같이, 시연 수로는 시연 설계의 효과를 대신할 수 없었다.</w:t>
+        <w:t xml:space="preserve">④ 시연을 200, 500, 1000회로 늘려도 연속 성공률은 92%, 98%, 94%로 시연 100회에서 이미 포화되었고(그림 4), DART 잡음 주입(1000회)도 96%로 차이가 없었다. 남은 실패는 1층 통이 옆 칸 쪽으로 9~11mm 밀려 놓였을 때 옆 통이 그 벽에 걸려 넘어지는 경우였다(통 사이 간격 8mm). 옆 통을 1층 통에 맞춰 옮겨 놓는 시연(⑤)은 놓는 위치가 더 흩어져(표준편차 5.3mm, ④ 3.5mm) 장면 200개 연속 96.0%(95% CI 92.3–98.0%)로 오히려 낮았다. 스텝당 평균 추론 시간은 GTX 1080 Ti 2.7ms, CPU 4.4ms(다른 학습과 공유)로 제어 주기 33ms보다 짧았다. 모방학습 성능이 시연 수보다 시연의 다양성과 일관성에 좌우된다는 보고[15]와 같이, 시연 수로는 시연 설계의 효과를 대신할 수 없었다.</w:t>
       </w:r>
     </w:p>
     <w:p>
@@ -4177,7 +4177,7 @@
           <w:sz w:val="18"/>
           <w:szCs w:val="18"/>
         </w:rPr>
-        <w:t xml:space="preserve">실제 셀에서도 1층 적재 정책이 MCP 신호에 따라 통을 집어 적재하는 것을 확인하였으나, 위치 오차와 제어 지연으로 실패하는 경우가 관찰되었다. 현장 측정 기록이 남아 있지 않아 실제 수치와의 비교는 하지 않았다.</w:t>
+        <w:t xml:space="preserve">실제 셀에서도 1층 적재 정책이 트리거 신호에 따라 통을 집어 적재하는 것을 확인하였으나, 위치 오차와 제어 지연으로 실패하는 경우가 관찰되었다. 현장 측정 기록이 남아 있지 않아 실제 수치와의 비교는 하지 않았다.</w:t>
       </w:r>
     </w:p>
     <w:p>
@@ -4243,7 +4243,7 @@
           <w:sz w:val="18"/>
           <w:szCs w:val="18"/>
         </w:rPr>
-        <w:t xml:space="preserve">본 논문은 Jetson Orin Nano에서 YOLOv8 기반 7-segment 무게 인식과 MCP 트리거로 호출되는 단계별 ACT 정책을 결합하여, 무게 판정부터 1층·옆·2층 순차 적재까지 이어지는 스마트 팩토리 셀을 구현하였다. 인식부는 캡처 59.5 FPS, 중거리 정확도 90%, 정분류율 91.7%, 응답 810ms를 실측으로 확인하였다. 로봇 파손 이후 같은 조건을 재현한 시뮬레이션에서는 단계별 성공률이 높아도 연속 적재에서 오차가 누적됨을 보였고, 실패의 원인이 정책보다 시연 설계(파지 여유, 잡는 벽의 일관성, 놓은 뒤 물러나기)에 있음을 밝혀 시연 100회의 연속 성공률을 28%에서 99.0%(95% CI 96.4–99.7%)로 높였다(저울 재시도 포함 100%). 도메인 랜덤화로 환경 변화 15조건에서 평균 98%를 유지했으며 CLAHE 전처리는 오히려 성능을 낮췄다. 시뮬레이션 결과는 스크립트 시연과 단순화된 접촉 모델에 기반하므로 실제 원격조작 시연의 성능과 다를 수 있으며, 향후 로봇을 복구하여 같은 파지 설계로 실측 검증할 예정이다.</w:t>
+        <w:t xml:space="preserve">본 논문은 Jetson Orin Nano에서 YOLOv8 기반 7-segment 무게 인식과 TCP 트리거로 호출되는 단계별 ACT 정책을 결합하여, 무게 판정부터 1층·옆·2층 순차 적재까지 이어지는 스마트 팩토리 셀을 구현하였다. 인식부는 캡처 59.5 FPS, 중거리 정확도 90%, 정분류율 91.7%, 응답 810ms를 실측으로 확인하였다. 로봇 파손 이후 같은 조건을 재현한 시뮬레이션에서는 단계별 성공률이 높아도 연속 적재에서 오차가 누적됨을 보였고, 실패의 원인이 정책보다 시연 설계(파지 여유, 잡는 벽의 일관성, 놓은 뒤 물러나기)에 있음을 밝혀 시연 100회의 연속 성공률을 28%에서 99.0%(95% CI 96.4–99.7%)로 높였다(저울 재시도 포함 100%). 도메인 랜덤화로 환경 변화 15조건에서 평균 98%를 유지했으며 CLAHE 전처리는 오히려 성능을 낮췄다. 시뮬레이션 결과는 스크립트 시연과 단순화된 접촉 모델에 기반하므로 실제 원격조작 시연의 성능과 다를 수 있으며, 향후 로봇을 복구하여 같은 파지 설계로 실측 검증할 예정이다.</w:t>
       </w:r>
     </w:p>
     <w:p>
@@ -4411,7 +4411,7 @@
           <w:sz w:val="16"/>
           <w:szCs w:val="16"/>
         </w:rPr>
-        <w:t xml:space="preserve">[7] Anthropic, Model Context Protocol, https://modelcontextprotocol.io, 2024.</w:t>
+        <w:t xml:space="preserve">[7] E. Todorov, T. Erez, and Y. Tassa, “MuJoCo: A Physics Engine for Model-Based Control,” in Proc. IEEE/RSJ IROS, pp. 5026-5033, 2012.</w:t>
       </w:r>
     </w:p>
     <w:p>
@@ -4428,7 +4428,7 @@
           <w:sz w:val="16"/>
           <w:szCs w:val="16"/>
         </w:rPr>
-        <w:t xml:space="preserve">[8] E. Todorov, T. Erez, and Y. Tassa, “MuJoCo: A Physics Engine for Model-Based Control,” in Proc. IEEE/RSJ IROS, pp. 5026-5033, 2012.</w:t>
+        <w:t xml:space="preserve">[8] M. Laskey, J. Lee, R. Fox, A. Dragan, and K. Goldberg, “DART: Noise Injection for Robust Imitation Learning,” in Proc. CoRL, pp. 143-156, 2017.</w:t>
       </w:r>
     </w:p>
     <w:p>
@@ -4445,7 +4445,7 @@
           <w:sz w:val="16"/>
           <w:szCs w:val="16"/>
         </w:rPr>
-        <w:t xml:space="preserve">[9] M. Laskey, J. Lee, R. Fox, A. Dragan, and K. Goldberg, “DART: Noise Injection for Robust Imitation Learning,” in Proc. CoRL, pp. 143-156, 2017.</w:t>
+        <w:t xml:space="preserve">[9] Brian3D, Automatic Color Sorting Conveyor, MakerWorld, 2025.</w:t>
       </w:r>
     </w:p>
     <w:p>
@@ -4462,7 +4462,7 @@
           <w:sz w:val="16"/>
           <w:szCs w:val="16"/>
         </w:rPr>
-        <w:t xml:space="preserve">[10] Brian3D, Automatic Color Sorting Conveyor, MakerWorld, 2025.</w:t>
+        <w:t xml:space="preserve">[10] ONNX Runtime developers, ONNX Runtime, https://onnxruntime.ai, 2021.</w:t>
       </w:r>
     </w:p>
     <w:p>
@@ -4479,7 +4479,7 @@
           <w:sz w:val="16"/>
           <w:szCs w:val="16"/>
         </w:rPr>
-        <w:t xml:space="preserve">[11] ONNX Runtime developers, ONNX Runtime, https://onnxruntime.ai, 2021.</w:t>
+        <w:t xml:space="preserve">[11] K. He, X. Zhang, S. Ren, and J. Sun, “Deep Residual Learning for Image Recognition,” in Proc. IEEE CVPR, pp. 770-778, 2016.</w:t>
       </w:r>
     </w:p>
     <w:p>
@@ -4496,7 +4496,7 @@
           <w:sz w:val="16"/>
           <w:szCs w:val="16"/>
         </w:rPr>
-        <w:t xml:space="preserve">[12] K. He, X. Zhang, S. Ren, and J. Sun, “Deep Residual Learning for Image Recognition,” in Proc. IEEE CVPR, pp. 770-778, 2016.</w:t>
+        <w:t xml:space="preserve">[12] A. Vaswani et al., “Attention Is All You Need,” in Proc. NeurIPS, pp. 5998-6008, 2017.</w:t>
       </w:r>
     </w:p>
     <w:p>
@@ -4513,7 +4513,7 @@
           <w:sz w:val="16"/>
           <w:szCs w:val="16"/>
         </w:rPr>
-        <w:t xml:space="preserve">[13] A. Vaswani et al., “Attention Is All You Need,” in Proc. NeurIPS, pp. 5998-6008, 2017.</w:t>
+        <w:t xml:space="preserve">[13] TheRobotStudio, SO-ARM100 / SO-101 Robot Arm, https://github.com/TheRobotStudio/SO-ARM100, 2025.</w:t>
       </w:r>
     </w:p>
     <w:p>
@@ -4530,7 +4530,7 @@
           <w:sz w:val="16"/>
           <w:szCs w:val="16"/>
         </w:rPr>
-        <w:t xml:space="preserve">[14] TheRobotStudio, SO-ARM100 / SO-101 Robot Arm, https://github.com/TheRobotStudio/SO-ARM100, 2025.</w:t>
+        <w:t xml:space="preserve">[14] A. Mandlekar et al., “MimicGen: A Data Generation System for Scalable Robot Learning using Human Demonstrations,” in Proc. CoRL, 2023.</w:t>
       </w:r>
     </w:p>
     <w:p>
@@ -4547,7 +4547,7 @@
           <w:sz w:val="16"/>
           <w:szCs w:val="16"/>
         </w:rPr>
-        <w:t xml:space="preserve">[15] A. Mandlekar et al., “MimicGen: A Data Generation System for Scalable Robot Learning using Human Demonstrations,” in Proc. CoRL, 2023.</w:t>
+        <w:t xml:space="preserve">[15] F. Lin, Y. Hu, P. Sheng, C. Wen, J. You, and Y. Gao, “Data Scaling Laws in Imitation Learning for Robotic Manipulation,” in Proc. ICLR, 2025.</w:t>
       </w:r>
     </w:p>
     <w:p>
@@ -4564,7 +4564,7 @@
           <w:sz w:val="16"/>
           <w:szCs w:val="16"/>
         </w:rPr>
-        <w:t xml:space="preserve">[16] F. Lin, Y. Hu, P. Sheng, C. Wen, J. You, and Y. Gao, “Data Scaling Laws in Imitation Learning for Robotic Manipulation,” in Proc. ICLR, 2025.</w:t>
+        <w:t xml:space="preserve">[16] J. Tobin, R. Fong, A. Ray, J. Schneider, W. Zaremba, and P. Abbeel, “Domain Randomization for Transferring Deep Neural Networks from Simulation to the Real World,” in Proc. IEEE/RSJ IROS, pp. 23-30, 2017.</w:t>
       </w:r>
     </w:p>
     <w:p>
@@ -4581,24 +4581,7 @@
           <w:sz w:val="16"/>
           <w:szCs w:val="16"/>
         </w:rPr>
-        <w:t xml:space="preserve">[17] J. Tobin, R. Fong, A. Ray, J. Schneider, W. Zaremba, and P. Abbeel, “Domain Randomization for Transferring Deep Neural Networks from Simulation to the Real World,” in Proc. IEEE/RSJ IROS, pp. 23-30, 2017.</w:t>
-      </w:r>
-    </w:p>
-    <w:p>
-      <w:pPr>
-        <w:pStyle w:val="11"/>
-        <w:wordWrap/>
-        <w:spacing w:before="0" w:after="0" w:line="264" w:lineRule="auto"/>
-        <w:ind w:left="300" w:hanging="300"/>
-        <w:jc w:val="both"/>
-      </w:pPr>
-      <w:r>
-        <w:rPr>
-          <w:rFonts w:ascii="HY신명조" w:eastAsia="HY신명조" w:hAnsi="HY신명조" w:hint="eastAsia"/>
-          <w:sz w:val="16"/>
-          <w:szCs w:val="16"/>
-        </w:rPr>
-        <w:t xml:space="preserve">[18] K. Zuiderveld, “Contrast Limited Adaptive Histogram Equalization,” in Graphics Gems IV, Academic Press, pp. 474-485, 1994.</w:t>
+        <w:t xml:space="preserve">[17] K. Zuiderveld, “Contrast Limited Adaptive Histogram Equalization,” in Graphics Gems IV, Academic Press, pp. 474-485, 1994.</w:t>
       </w:r>
     </w:p>
     <w:sectPr>

--- a/08_개인논문_ACT적재/논문/paper.docx
+++ b/08_개인논문_ACT적재/논문/paper.docx
@@ -72,7 +72,7 @@
                 <w:w w:val="95"/>
                 <w:sz w:val="36"/>
               </w:rPr>
-              <w:t xml:space="preserve">모방학습을 이용한 스마트 팩토리 분류·순차 적재 시스템</w:t>
+              <w:t xml:space="preserve">모방학습을 이용한 스마트 팩토리 순차 적재와 시연 설계 분석</w:t>
             </w:r>
           </w:p>
         </w:tc>
@@ -229,7 +229,7 @@
                 <w:b/>
                 <w:sz w:val="24"/>
               </w:rPr>
-              <w:t xml:space="preserve">Smart Factory Sorting and Sequential Stacking Using YOLOv8</w:t>
+              <w:t xml:space="preserve">Smart Factory Sequential Stacking with YOLOv8 Weight Recognition</w:t>
             </w:r>
           </w:p>
           <w:p>
@@ -248,7 +248,7 @@
                 <w:b/>
                 <w:sz w:val="24"/>
               </w:rPr>
-              <w:t xml:space="preserve">Weight Recognition and ACT Imitation Learning on Jetson Orin Nano</w:t>
+              <w:t xml:space="preserve">and ACT Imitation Learning: Demonstration Design Analysis</w:t>
             </w:r>
           </w:p>
           <w:p>
@@ -492,7 +492,7 @@
           <w:sz w:val="18"/>
           <w:szCs w:val="18"/>
         </w:rPr>
-        <w:t xml:space="preserve">본 논문은 Jetson Orin Nano를 중심으로 디지털 저울의 7-segment 표시값을 YOLOv8로 판독하여 기준 무게(118g) 이상인 통을 선별하고, TCP 트리거 신호로 단계별 ACT 정책을 호출하여 SO-101 로봇팔이 통을 1층, 첫 통 옆, 첫 통 위(2층) 순서로 적재하는 셀을 구현한다. 현장 시험 이후 로봇팔이 파손되어 적재 성능을 다시 실측할 수 없었으므로, 같은 로봇 모델·카메라·제어 주기를 갖는 MuJoCo[7] 셀을 구성하여 적재를 정량적으로 평가한다. 기여는 다음과 같다. ① 무게 인식부터 순차 적재까지 이어지는 에지 셀을 구현하고 인식 성능을 실측하였다. ② 단계별 성공률과 함께 세 단계를 이어 수행하는 연속 성공률로 평가하여 순차 적재의 오차 누적을 보였다. ③ 실패가 일어난 파지 위치와 장면을 분석하여 원인이 정책보다 시연 설계(파지 여유, 잡는 벽의 일관성)에 있음을 밝히고, 시연 설계, 시연 수, 시연 잡음 주입(DART)[8]의 효과를 정량화하였다.</w:t>
+        <w:t xml:space="preserve">본 논문은 Jetson Orin Nano를 중심으로 디지털 저울의 7-segment 표시값을 YOLOv8로 판독하여 기준 무게(118g) 이상인 통을 선별하고, TCP 트리거 신호로 단계별 ACT 정책을 호출하여 SO-101 로봇팔이 통을 1층, 첫 통 옆, 첫 통 위(2층) 순서로 적재하는 셀을 구현한다. 현장 시험 이후 로봇팔이 파손되어 적재 성능을 다시 실측할 수 없었으므로, 같은 로봇 모델·카메라·제어 주기를 갖는 MuJoCo[7] 셀을 구성하여 적재를 정량적으로 평가한다. 기여는 다음과 같다. ① 무게 인식부터 순차 적재까지 이어지는 에지 셀을 구현하고 인식 성능을 실측하였다. ② 연속 적재 실패의 원인이 정책보다 시연 설계(파지 여유, 잡는 벽의 일관성, 놓은 뒤 물러나기)에 있음을 밝히고, 이를 고쳐 시연 100회의 연속 성공률을 28%에서 99.0%로 높였다. ③ 도메인 랜덤화로 환경 변화 평균 98%를 유지하였고, CLAHE 전처리와 지나친 무작위화는 오히려 성능을 낮춤을 보였다.</w:t>
       </w:r>
     </w:p>
     <w:p>

--- a/08_개인논문_ACT적재/논문/paper.docx
+++ b/08_개인논문_ACT적재/논문/paper.docx
@@ -2038,7 +2038,7 @@
                 <w:sz w:val="15"/>
                 <w:szCs w:val="15"/>
               </w:rPr>
-              <w:t xml:space="preserve">② (200)</w:t>
+              <w:t xml:space="preserve">③ +같은 벽 (100)</w:t>
             </w:r>
           </w:p>
         </w:tc>
@@ -2059,7 +2059,7 @@
                 <w:sz w:val="15"/>
                 <w:szCs w:val="15"/>
               </w:rPr>
-              <w:t xml:space="preserve">82</w:t>
+              <w:t xml:space="preserve">100</w:t>
             </w:r>
           </w:p>
         </w:tc>
@@ -2080,7 +2080,7 @@
                 <w:sz w:val="15"/>
                 <w:szCs w:val="15"/>
               </w:rPr>
-              <w:t xml:space="preserve">80</w:t>
+              <w:t xml:space="preserve">100</w:t>
             </w:r>
           </w:p>
         </w:tc>
@@ -2101,7 +2101,7 @@
                 <w:sz w:val="15"/>
                 <w:szCs w:val="15"/>
               </w:rPr>
-              <w:t xml:space="preserve">66</w:t>
+              <w:t xml:space="preserve">86</w:t>
             </w:r>
           </w:p>
         </w:tc>
@@ -2122,7 +2122,7 @@
                 <w:sz w:val="15"/>
                 <w:szCs w:val="15"/>
               </w:rPr>
-              <w:t xml:space="preserve">36 (24–50)</w:t>
+              <w:t xml:space="preserve">82 (69–90)</w:t>
             </w:r>
           </w:p>
         </w:tc>
@@ -2148,7 +2148,7 @@
                 <w:sz w:val="15"/>
                 <w:szCs w:val="15"/>
               </w:rPr>
-              <w:t xml:space="preserve">③ +같은 벽 (100)</w:t>
+              <w:t xml:space="preserve">④ +물러나기 (100)</w:t>
             </w:r>
           </w:p>
         </w:tc>
@@ -2211,7 +2211,7 @@
                 <w:sz w:val="15"/>
                 <w:szCs w:val="15"/>
               </w:rPr>
-              <w:t xml:space="preserve">86</w:t>
+              <w:t xml:space="preserve">100</w:t>
             </w:r>
           </w:p>
         </w:tc>
@@ -2232,7 +2232,7 @@
                 <w:sz w:val="15"/>
                 <w:szCs w:val="15"/>
               </w:rPr>
-              <w:t xml:space="preserve">82 (69–90)</w:t>
+              <w:t xml:space="preserve">96 (87–99)</w:t>
             </w:r>
           </w:p>
         </w:tc>
@@ -2258,7 +2258,7 @@
                 <w:sz w:val="15"/>
                 <w:szCs w:val="15"/>
               </w:rPr>
-              <w:t xml:space="preserve">④ +물러나기 (100)</w:t>
+              <w:t xml:space="preserve">④ (1000)</w:t>
             </w:r>
           </w:p>
         </w:tc>
@@ -2300,33 +2300,33 @@
                 <w:sz w:val="15"/>
                 <w:szCs w:val="15"/>
               </w:rPr>
+              <w:t xml:space="preserve">98</w:t>
+            </w:r>
+          </w:p>
+        </w:tc>
+        <w:tc>
+          <w:tcPr>
+            <w:tcW w:w="470" w:type="dxa"/>
+            <w:vAlign w:val="center"/>
+          </w:tcPr>
+          <w:p>
+            <w:pPr>
+              <w:pStyle w:val="a3"/>
+              <w:spacing w:before="10" w:after="10" w:line="240" w:lineRule="auto"/>
+              <w:jc w:val="center"/>
+            </w:pPr>
+            <w:r>
+              <w:rPr>
+                <w:rFonts w:ascii="HY신명조" w:eastAsia="HY신명조" w:hAnsi="HY신명조" w:hint="eastAsia"/>
+                <w:sz w:val="15"/>
+                <w:szCs w:val="15"/>
+              </w:rPr>
               <w:t xml:space="preserve">100</w:t>
             </w:r>
           </w:p>
         </w:tc>
         <w:tc>
           <w:tcPr>
-            <w:tcW w:w="470" w:type="dxa"/>
-            <w:vAlign w:val="center"/>
-          </w:tcPr>
-          <w:p>
-            <w:pPr>
-              <w:pStyle w:val="a3"/>
-              <w:spacing w:before="10" w:after="10" w:line="240" w:lineRule="auto"/>
-              <w:jc w:val="center"/>
-            </w:pPr>
-            <w:r>
-              <w:rPr>
-                <w:rFonts w:ascii="HY신명조" w:eastAsia="HY신명조" w:hAnsi="HY신명조" w:hint="eastAsia"/>
-                <w:sz w:val="15"/>
-                <w:szCs w:val="15"/>
-              </w:rPr>
-              <w:t xml:space="preserve">100</w:t>
-            </w:r>
-          </w:p>
-        </w:tc>
-        <w:tc>
-          <w:tcPr>
             <w:tcW w:w="1190" w:type="dxa"/>
             <w:vAlign w:val="center"/>
           </w:tcPr>
@@ -2342,7 +2342,7 @@
                 <w:sz w:val="15"/>
                 <w:szCs w:val="15"/>
               </w:rPr>
-              <w:t xml:space="preserve">96 (87–99)</w:t>
+              <w:t xml:space="preserve">94 (84–98)</w:t>
             </w:r>
           </w:p>
         </w:tc>
@@ -2368,7 +2368,7 @@
                 <w:sz w:val="15"/>
                 <w:szCs w:val="15"/>
               </w:rPr>
-              <w:t xml:space="preserve">④ (1000)</w:t>
+              <w:t xml:space="preserve">④+DART (1000)</w:t>
             </w:r>
           </w:p>
         </w:tc>
@@ -2410,7 +2410,7 @@
                 <w:sz w:val="15"/>
                 <w:szCs w:val="15"/>
               </w:rPr>
-              <w:t xml:space="preserve">98</w:t>
+              <w:t xml:space="preserve">96</w:t>
             </w:r>
           </w:p>
         </w:tc>
@@ -2452,7 +2452,7 @@
                 <w:sz w:val="15"/>
                 <w:szCs w:val="15"/>
               </w:rPr>
-              <w:t xml:space="preserve">94 (84–98)</w:t>
+              <w:t xml:space="preserve">96 (87–99)</w:t>
             </w:r>
           </w:p>
         </w:tc>
@@ -2478,7 +2478,7 @@
                 <w:sz w:val="15"/>
                 <w:szCs w:val="15"/>
               </w:rPr>
-              <w:t xml:space="preserve">④+DART (1000)</w:t>
+              <w:t xml:space="preserve">④+무작위화 (1000)</w:t>
             </w:r>
           </w:p>
         </w:tc>
@@ -2520,7 +2520,7 @@
                 <w:sz w:val="15"/>
                 <w:szCs w:val="15"/>
               </w:rPr>
-              <w:t xml:space="preserve">96</w:t>
+              <w:t xml:space="preserve">98</w:t>
             </w:r>
           </w:p>
         </w:tc>
@@ -2541,7 +2541,7 @@
                 <w:sz w:val="15"/>
                 <w:szCs w:val="15"/>
               </w:rPr>
-              <w:t xml:space="preserve">100</w:t>
+              <w:t xml:space="preserve">98</w:t>
             </w:r>
           </w:p>
         </w:tc>
@@ -2562,7 +2562,7 @@
                 <w:sz w:val="15"/>
                 <w:szCs w:val="15"/>
               </w:rPr>
-              <w:t xml:space="preserve">96 (87–99)</w:t>
+              <w:t xml:space="preserve">98 (90–100)</w:t>
             </w:r>
           </w:p>
         </w:tc>
@@ -2588,7 +2588,7 @@
                 <w:sz w:val="15"/>
                 <w:szCs w:val="15"/>
               </w:rPr>
-              <w:t xml:space="preserve">④+무작위화 (1000)</w:t>
+              <w:t xml:space="preserve">④+넓은 무작위화 섞기 (2000)</w:t>
             </w:r>
           </w:p>
         </w:tc>
@@ -2651,7 +2651,7 @@
                 <w:sz w:val="15"/>
                 <w:szCs w:val="15"/>
               </w:rPr>
-              <w:t xml:space="preserve">98</w:t>
+              <w:t xml:space="preserve">100</w:t>
             </w:r>
           </w:p>
         </w:tc>
@@ -2672,117 +2672,7 @@
                 <w:sz w:val="15"/>
                 <w:szCs w:val="15"/>
               </w:rPr>
-              <w:t xml:space="preserve">98 (90–100)</w:t>
-            </w:r>
-          </w:p>
-        </w:tc>
-      </w:tr>
-      <w:tr>
-        <w:trPr>
-          <w:cantSplit/>
-        </w:trPr>
-        <w:tc>
-          <w:tcPr>
-            <w:tcW w:w="1900" w:type="dxa"/>
-            <w:vAlign w:val="center"/>
-          </w:tcPr>
-          <w:p>
-            <w:pPr>
-              <w:pStyle w:val="a3"/>
-              <w:spacing w:before="10" w:after="10" w:line="240" w:lineRule="auto"/>
-              <w:jc w:val="center"/>
-            </w:pPr>
-            <w:r>
-              <w:rPr>
-                <w:rFonts w:ascii="HY신명조" w:eastAsia="HY신명조" w:hAnsi="HY신명조" w:hint="eastAsia"/>
-                <w:sz w:val="15"/>
-                <w:szCs w:val="15"/>
-              </w:rPr>
-              <w:t xml:space="preserve">④+넓은 무작위화 (1000)</w:t>
-            </w:r>
-          </w:p>
-        </w:tc>
-        <w:tc>
-          <w:tcPr>
-            <w:tcW w:w="470" w:type="dxa"/>
-            <w:vAlign w:val="center"/>
-          </w:tcPr>
-          <w:p>
-            <w:pPr>
-              <w:pStyle w:val="a3"/>
-              <w:spacing w:before="10" w:after="10" w:line="240" w:lineRule="auto"/>
-              <w:jc w:val="center"/>
-            </w:pPr>
-            <w:r>
-              <w:rPr>
-                <w:rFonts w:ascii="HY신명조" w:eastAsia="HY신명조" w:hAnsi="HY신명조" w:hint="eastAsia"/>
-                <w:sz w:val="15"/>
-                <w:szCs w:val="15"/>
-              </w:rPr>
-              <w:t xml:space="preserve">98</w:t>
-            </w:r>
-          </w:p>
-        </w:tc>
-        <w:tc>
-          <w:tcPr>
-            <w:tcW w:w="470" w:type="dxa"/>
-            <w:vAlign w:val="center"/>
-          </w:tcPr>
-          <w:p>
-            <w:pPr>
-              <w:pStyle w:val="a3"/>
-              <w:spacing w:before="10" w:after="10" w:line="240" w:lineRule="auto"/>
-              <w:jc w:val="center"/>
-            </w:pPr>
-            <w:r>
-              <w:rPr>
-                <w:rFonts w:ascii="HY신명조" w:eastAsia="HY신명조" w:hAnsi="HY신명조" w:hint="eastAsia"/>
-                <w:sz w:val="15"/>
-                <w:szCs w:val="15"/>
-              </w:rPr>
-              <w:t xml:space="preserve">92</w:t>
-            </w:r>
-          </w:p>
-        </w:tc>
-        <w:tc>
-          <w:tcPr>
-            <w:tcW w:w="470" w:type="dxa"/>
-            <w:vAlign w:val="center"/>
-          </w:tcPr>
-          <w:p>
-            <w:pPr>
-              <w:pStyle w:val="a3"/>
-              <w:spacing w:before="10" w:after="10" w:line="240" w:lineRule="auto"/>
-              <w:jc w:val="center"/>
-            </w:pPr>
-            <w:r>
-              <w:rPr>
-                <w:rFonts w:ascii="HY신명조" w:eastAsia="HY신명조" w:hAnsi="HY신명조" w:hint="eastAsia"/>
-                <w:sz w:val="15"/>
-                <w:szCs w:val="15"/>
-              </w:rPr>
-              <w:t xml:space="preserve">94</w:t>
-            </w:r>
-          </w:p>
-        </w:tc>
-        <w:tc>
-          <w:tcPr>
-            <w:tcW w:w="1190" w:type="dxa"/>
-            <w:vAlign w:val="center"/>
-          </w:tcPr>
-          <w:p>
-            <w:pPr>
-              <w:pStyle w:val="a3"/>
-              <w:spacing w:before="10" w:after="10" w:line="240" w:lineRule="auto"/>
-              <w:jc w:val="center"/>
-            </w:pPr>
-            <w:r>
-              <w:rPr>
-                <w:rFonts w:ascii="HY신명조" w:eastAsia="HY신명조" w:hAnsi="HY신명조" w:hint="eastAsia"/>
-                <w:sz w:val="15"/>
-                <w:szCs w:val="15"/>
-              </w:rPr>
-              <w:t xml:space="preserve">82 (69–90)</w:t>
+              <w:t xml:space="preserve">88 (76–94)</w:t>
             </w:r>
           </w:p>
         </w:tc>
@@ -2991,7 +2881,7 @@
           <w:sz w:val="18"/>
           <w:szCs w:val="18"/>
         </w:rPr>
-        <w:t xml:space="preserve">학습한 정책에 표 3의 환경 변화를 한 가지씩 주고 단계별로 20회씩 평가하였다. 시연을 1000회로 늘리면 조명과 주변 물건에는 강해졌으나 작업대 색이 바뀌면 옆 단계가 20%까지 떨어졌다. 도메인 랜덤화를 쓰면 변화 조건 평균 98%(무작위화 없이 89%)였고 작업대 색 변화에서도 100%를 유지했다. 밝기 정규화·CLAHE를 더하면 오히려 95%로 낮아졌고, 특히 체크무늬 작업대에서 80%에서 32%로 떨어졌다. 국소 대비를 키우는 CLAHE가 작업대 무늬까지 강조했기 때문으로 보인다. 무작위화 범위를 더 넓히면(조명 0.25~2.5배·색 조명·무늬 작업대) 체크무늬 작업대는 90%로 나아졌으나 놓는 위치가 약 7mm 치우쳐 연속 82%로 낮아졌다. 무작위화 없이 CLAHE만 쓴 경우(시연 200)도 조명 세 조건 평균 79%로 쓰지 않은 경우(87%)보다 낮았다. 무게(100~200g)와 관측 지연(최대 133ms)에는 모든 정책이 강했다.</w:t>
+        <w:t xml:space="preserve">학습한 정책에 표 3의 환경 변화를 한 가지씩 주고 단계별로 20회씩 평가하였다. 시연을 1000회로 늘리면 조명과 주변 물건에는 강해졌으나 작업대 색이 바뀌면 옆 단계가 20%까지 떨어졌다. 도메인 랜덤화를 쓰면 변화 조건 평균 98%(무작위화 없이 89%)였고 작업대 색 변화에서도 100%를 유지했다. 밝기 정규화·CLAHE를 더하면 오히려 95%로 낮아졌고, 특히 체크무늬 작업대에서 80%에서 32%로 떨어졌다. 국소 대비를 키우는 CLAHE가 작업대 무늬까지 강조했기 때문으로 보인다. 무작위화 범위를 더 넓히면(조명 0.25~2.5배·색 조명·무늬 작업대) 체크무늬 작업대는 90%로 나아졌으나 놓는 위치가 약 7mm 치우쳐 연속 82%로 낮아졌다. 이를 기존 무작위화 시연과 섞으면(2000회) 범위 밖 네 조건 평균이 98%(v6 91%)로 가장 높았으나 연속은 88%로, 범위와 정밀도가 맞교환되었다. 무작위화 없이 CLAHE만 쓴 경우(시연 200)도 조명 세 조건 평균 79%로 쓰지 않은 경우(87%)보다 낮았다. 무게(100~200g)와 관측 지연(최대 133ms)에는 모든 정책이 강했다.</w:t>
       </w:r>
     </w:p>
     <w:p>
@@ -3151,7 +3041,7 @@
                 <w:sz w:val="15"/>
                 <w:szCs w:val="15"/>
               </w:rPr>
-              <w:t xml:space="preserve">+넓은 무작위화</w:t>
+              <w:t xml:space="preserve">+넓은 무작위화 섞기</w:t>
             </w:r>
           </w:p>
         </w:tc>
@@ -3261,7 +3151,7 @@
                 <w:sz w:val="15"/>
                 <w:szCs w:val="15"/>
               </w:rPr>
-              <w:t xml:space="preserve">97</w:t>
+              <w:t xml:space="preserve">98</w:t>
             </w:r>
           </w:p>
         </w:tc>
@@ -3371,7 +3261,7 @@
                 <w:sz w:val="15"/>
                 <w:szCs w:val="15"/>
               </w:rPr>
-              <w:t xml:space="preserve">96</w:t>
+              <w:t xml:space="preserve">98</w:t>
             </w:r>
           </w:p>
         </w:tc>
@@ -3481,7 +3371,7 @@
                 <w:sz w:val="15"/>
                 <w:szCs w:val="15"/>
               </w:rPr>
-              <w:t xml:space="preserve">94</w:t>
+              <w:t xml:space="preserve">97</w:t>
             </w:r>
           </w:p>
         </w:tc>
@@ -3591,7 +3481,7 @@
                 <w:sz w:val="15"/>
                 <w:szCs w:val="15"/>
               </w:rPr>
-              <w:t xml:space="preserve">93</w:t>
+              <w:t xml:space="preserve">97</w:t>
             </w:r>
           </w:p>
         </w:tc>
@@ -3701,7 +3591,7 @@
                 <w:sz w:val="15"/>
                 <w:szCs w:val="15"/>
               </w:rPr>
-              <w:t xml:space="preserve">92</w:t>
+              <w:t xml:space="preserve">97</w:t>
             </w:r>
           </w:p>
         </w:tc>
@@ -3811,7 +3701,7 @@
                 <w:sz w:val="15"/>
                 <w:szCs w:val="15"/>
               </w:rPr>
-              <w:t xml:space="preserve">84</w:t>
+              <w:t xml:space="preserve">86</w:t>
             </w:r>
           </w:p>
         </w:tc>
@@ -3921,7 +3811,7 @@
                 <w:sz w:val="15"/>
                 <w:szCs w:val="15"/>
               </w:rPr>
-              <w:t xml:space="preserve">94</w:t>
+              <w:t xml:space="preserve">98</w:t>
             </w:r>
           </w:p>
         </w:tc>
@@ -4031,7 +3921,7 @@
                 <w:sz w:val="15"/>
                 <w:szCs w:val="15"/>
               </w:rPr>
-              <w:t xml:space="preserve">98</w:t>
+              <w:t xml:space="preserve">97</w:t>
             </w:r>
           </w:p>
         </w:tc>
@@ -4141,7 +4031,7 @@
                 <w:sz w:val="15"/>
                 <w:szCs w:val="15"/>
               </w:rPr>
-              <w:t xml:space="preserve">92</w:t>
+              <w:t xml:space="preserve">98</w:t>
             </w:r>
           </w:p>
         </w:tc>

--- a/08_개인논문_ACT적재/논문/paper.docx
+++ b/08_개인논문_ACT적재/논문/paper.docx
@@ -2769,7 +2769,7 @@
           <w:sz w:val="18"/>
           <w:szCs w:val="18"/>
         </w:rPr>
-        <w:t xml:space="preserve">표 2에서 초기 시연(①)은 단계별 76%, 84%, 50%였으나 앞 단계의 오차가 넘어가 연속 28%에 그쳤다. 실패 장면을 다시 재생해 원인을 찾고 시연 설계를 차례로 고쳤다. 고정 집게가 벽 위에 걸리던 문제는 파지 여유 9mm(②)로 줄었고(연속 62%), 남은 실패 25건 중 24건은 통이 +7.5° 넘게 돌아 전문가가 잡는 벽을 바꾸는 구간에서 일어났다(그림 3, 실패율 49% 대 1%). 정책이 앞벽과 옆벽 시연의 중간인 모서리로 간 것으로, 시연을 200회로 늘리면 오히려 연속 36%로 낮아졌다. 늘 같은 벽을 잡게 하자(③) 집기 실패가 없어졌고(연속 82%), 남은 2층 실패는 그리퍼가 곧장 올라가며 2mm 벽 위의 통을 끌어 올려 기운 경우였다. 벌린 뒤 5mm 물러났다 올라가게 하자(④) 단계별 100%, 100%, 100%, 연속 96%가 되었다. 장면 200개 평가(CPU)에서는 연속 99.0%(95% CI 96.4–99.7%)(평균 위치 오차 3.6, 4.4, 5.9mm, 허용 오차를 10mm로 줄이면 87.5%)였고, 남은 2건은 통을 집지 못해 저울에 남은 경우라 저울을 다시 읽어 재실행하게 하자 연속 100%(200/200, 95% CI 98.1–100%)가 되었다. 영상을 가리면 세 단계 모두 0/10으로, 정책은 영상에서 통을 찾아 움직였다.</w:t>
+        <w:t xml:space="preserve">표 2에서 초기 시연(①)은 단계별 76%, 84%, 50%였으나 앞 단계의 오차가 넘어가 연속 28%에 그쳤다. 실패 장면을 다시 재생해 원인을 찾고 시연 설계를 차례로 고쳤다. 고정 집게가 벽 위에 걸리던 문제는 파지 여유 9mm(②)로 줄었고(연속 62%), 남은 실패 25건 중 24건은 통이 +7.5° 넘게 돌아 전문가가 잡는 벽을 바꾸는 구간에서 일어났다(그림 3, 실패율 49% 대 1%). 정책이 앞벽과 옆벽 시연의 중간인 모서리로 간 것으로, 시연을 200회로 늘리면 오히려 연속 36%로 낮아졌다. 늘 같은 벽을 잡게 하자(③) 집기 실패가 없어졌고(연속 82%), 남은 2층 실패는 그리퍼가 곧장 올라가며 2mm 벽 위의 통을 끌어 올려 기운 경우였다. 벌린 뒤 5mm 물러났다 올라가게 하자(④) 단계별 100%, 100%, 100%, 연속 96%가 되었다. 장면 200개 평가(CPU)에서는 연속 99.0%(95% CI 96.4–99.7%)(평균 위치 오차 3.6, 4.4, 5.9mm, 허용 오차를 10mm로 줄이면 87.5%)였고, 남은 2건은 통을 집지 못해 저울에 남은 경우라 저울을 다시 읽어 재실행하게 하자 연속 100%(200/200, 95% CI 98.1–100%)가 되었다. 영상을 가리면 세 단계 모두 0/10으로, 정책은 영상에서 통을 찾아 움직였다. 카메라를 하나만 쓰면(시연 200) 상단만으로 연속 96%(둘 다 92%)였으나 손목만으로는 들고 있는 통이 아래 통을 가려 2층이 56%, 연속 70%로 떨어져 상단 카메라가 핵심이었다.</w:t>
       </w:r>
     </w:p>
     <w:p xmlns:a="http://schemas.openxmlformats.org/drawingml/2006/main" xmlns:pic="http://schemas.openxmlformats.org/drawingml/2006/picture">
@@ -2847,7 +2847,7 @@
           <w:sz w:val="18"/>
           <w:szCs w:val="18"/>
         </w:rPr>
-        <w:t xml:space="preserve">④ 시연을 200, 500, 1000회로 늘려도 연속 성공률은 92%, 98%, 94%로 시연 100회에서 이미 포화되었고(그림 4), DART 잡음 주입(1000회)도 96%로 차이가 없었다. 남은 실패는 1층 통이 옆 칸 쪽으로 9~11mm 밀려 놓였을 때 옆 통이 그 벽에 걸려 넘어지는 경우였다(통 사이 간격 8mm). 옆 통을 1층 통에 맞춰 옮겨 놓는 시연(⑤)은 놓는 위치가 더 흩어져(표준편차 5.3mm, ④ 3.5mm) 장면 200개 연속 96.0%(95% CI 92.3–98.0%)로 오히려 낮았다. 스텝당 평균 추론 시간은 GTX 1080 Ti 2.7ms, CPU 4.4ms(다른 학습과 공유)로 제어 주기 33ms보다 짧았다. 모방학습 성능이 시연 수보다 시연의 다양성과 일관성에 좌우된다는 보고[15]와 같이, 시연 수로는 시연 설계의 효과를 대신할 수 없었다.</w:t>
+        <w:t xml:space="preserve">④ 시연을 200, 500, 1000회로 늘려도 연속 성공률은 92%, 98%, 94%로 시연 100회에서 이미 포화되었고(그림 4), DART 잡음 주입(1000회)도 96%로 차이가 없었다. 남은 실패는 1층 통이 옆 칸 쪽으로 9~11mm 밀려 놓였을 때 옆 통이 그 벽에 걸려 넘어지는 경우였다(통 사이 간격 8mm). 스텝당 평균 추론 시간은 GTX 1080 Ti 2.7ms, CPU 4.4ms(다른 학습과 공유)로 제어 주기 33ms보다 짧았다. 모방학습 성능이 시연 수보다 시연의 다양성과 일관성에 좌우된다는 보고[15]와 같이, 시연 수로는 시연 설계의 효과를 대신할 수 없었다.</w:t>
       </w:r>
     </w:p>
     <w:p>

--- a/08_개인논문_ACT적재/논문/paper.docx
+++ b/08_개인논문_ACT적재/논문/paper.docx
@@ -392,7 +392,7 @@
           <w:sz w:val="18"/>
           <w:szCs w:val="18"/>
         </w:rPr>
-        <w:t xml:space="preserve">This paper presents an edge-AI smart-factory cell that sorts products by weight and stacks them with a low-cost robot arm. On a Jetson Orin Nano, a YOLOv8n model (validation mAP50 86.3%) reads the 7-segment display of a digital scale; separating capture and inference threads raised the capture rate from 1.2 to 59.5 FPS, two-stage digital-zoom inference raised mid-range accuracy from 45% to 90%, and the cell sorted 91.7% of items correctly with an 810 ms response. When a bin reaches 118 g, a TCP trigger signal runs stage-specific ACT (Action Chunking with Transformers) policies on an SO-101 arm that stack the bin on the first floor, beside the first bin and on top of it. Because the arm was damaged after the field tests, the cell was rebuilt in MuJoCo with the same robot model, cameras and 30 Hz control to evaluate the stacking quantitatively. Per-stage success hides error accumulation: with the initial 100 demonstrations per stage the placements succeeded in 76%, 84% and 50% of trials but only 28% of three-stage sequences. Replaying the failures showed three causes in how the demonstrations were made rather than in the policy: the fixed jaw approached too close to the bin wall, the scripted demonstrator switched to another wall when the bin was rotated by more than about 8 degrees, and lifting straight up after release tipped the top bin off the 2 mm rims below. Fixing them raised the sequence success with the same 100 demonstrations to 96% and with 1000 demonstrations to 94%. Domain randomization kept 98% average per-stage success under fifteen environment changes, against 89% without it; adding brightness normalization and CLAHE lowered it to 95%.</w:t>
+        <w:t xml:space="preserve">This paper presents an edge-AI smart-factory cell that sorts products by weight and stacks them with a low-cost robot arm, and a demonstration-design method that makes its imitation-learned stacking reliable. On a Jetson Orin Nano, a YOLOv8n model reads the 7-segment display of a digital scale (59.5 FPS capture, 91.7% correct sorting, 810 ms response); a bin of 118 g or more triggers stage-specific ACT (Action Chunking with Transformers) policies on an SO-101 arm that stack it on the first floor, beside the first bin and on top of it. Because the arm was damaged after the field tests, stacking was evaluated in a MuJoCo replica of the cell. With the initial 100 scripted demonstrations per stage only 28% of three-stage sequences succeeded. We traced the failures to how the demonstrations were made and propose three design rules (grasp clearance at the centre of the capture window, one consistent grasp feature, backing off before lifting) together with a pre-training audit that flags ambiguous grasp strategies as an empty band in the wrist angle at grasp time. The rules raised sequence success to 99.0% over 200 sequences, and re-running a stage while the scale still reads the bin made it 200/200. The rules carried over to a cup with a handle ([  ] to [  ]%) and a rectangular box ([  ] to [  ]%). With domain randomization and a cluttered factory cell (conveyor, racks, posts, overhead cables in the camera view, parts close to the arm's path), one policy per stage stacked all three objects in two cell layouts with [  ]% average sequence success.</w:t>
       </w:r>
     </w:p>
     <w:p>
@@ -458,7 +458,7 @@
           <w:sz w:val="18"/>
           <w:szCs w:val="18"/>
         </w:rPr>
-        <w:t xml:space="preserve">제조·물류 현장은 인력 부족과 반복 작업에 따른 산업재해 문제로 자동화 수요가 커지고 있으며 산업용 로봇의 설치 대수도 꾸준히 늘고 있다[1]. 그러나 정해진 좌표를 반복하는 규칙 기반 셀은 제품 상태를 판정하거나 물체가 놓인 위치가 바뀌는 상황에 유연하게 대응하기 어렵다.</w:t>
+        <w:t xml:space="preserve">제조·물류 현장은 인력 부족과 반복 작업에 따른 산업재해 문제로 자동화 수요가 커지고 있다[1]. 그러나 정해진 좌표를 반복하는 규칙 기반 셀은 제품 상태를 판정하거나 물체가 놓인 위치가 바뀌는 상황에 대응하기 어렵다. YOLO[2] 계열의 YOLOv8[3]은 에지 장치에서도 실시간으로 동작하며, ACT(Action Chunking with Transformers)[4]는 저가 로봇팔과 수십~수백 회의 시연만으로 정밀한 조작을 학습할 수 있음을 보였고 LeRobot[5]이 이를 SO-101 로봇팔에 공개하였다. 그러나 모방학습은 앞선 동작의 작은 오차가 다음 상태를 학습 분포 밖으로 밀어내 오차가 누적되며[6], 같은 상황에서 시연 동작이 서로 다르면 정책이 그 사이의 동작을 내어 실패한다[18]. 순차 적재에서는 이 오차가 단계를 넘어 쌓인다.</w:t>
       </w:r>
     </w:p>
     <w:p>
@@ -475,7 +475,56 @@
           <w:sz w:val="18"/>
           <w:szCs w:val="18"/>
         </w:rPr>
-        <w:t xml:space="preserve">딥러닝 객체 탐지 모델인 YOLO[2] 계열은 실시간 산업 비전에 널리 쓰이며, YOLOv8[3]은 에지 장치에서도 동작한다. 로봇 조작에서는 ACT(Action Chunking with Transformers)[4]가 저가 로봇팔과 수십~수백 회의 원격조작 시연만으로 정밀한 조작을 학습할 수 있음을 보였고, LeRobot[5]은 이를 SO-101 같은 저가 로봇팔에서 바로 쓸 수 있도록 공개하였다. 그러나 무게 판정 같은 공정 판단과 학습 기반 조작을 하나의 에지 셀로 묶고, 앞선 적재 결과에 따라 다음 목표가 정해지는 순차 적재를 정량적으로 분석한 사례는 드물다. 모방학습은 앞선 동작의 작은 오차가 다음 상태를 학습 분포 밖으로 밀어내 오차가 누적되는 문제가 알려져 있으며[6], 순차 적재에서는 이 오차가 단계를 넘어 쌓인다.</w:t>
+        <w:t xml:space="preserve">본 논문은 Jetson Orin Nano에서 디지털 저울의 7-segment 표시값을 YOLOv8로 판독하여 기준 무게(118g) 이상인 통을 선별하고, TCP 트리거 신호로 단계별 ACT 정책을 호출하여 SO-101이 통을 1층, 첫 통 옆, 첫 통 위(2층) 순서로 적재하는 셀을 구현한다. 로봇팔이 파손된 뒤에는 같은 로봇 모델·카메라·제어 주기의 MuJoCo[7] 셀로 적재를 정량 평가하였다. 기여는 다음과 같다. ① 연속 적재 실패의 원인이 정책이 아니라 시연 설계에 있음을 밝히고, 세 가지 시연 설계 규칙과 잡는 방식의 갈림을 학습 전에 찾는 시연 점검 지표를 제안하여 같은 시연 100회의 연속 성공률을 28%에서 99.0%로 높였다. ② 인식부의 저울을 적재 성공 확인에도 써서 실패한 단계를 다시 실행하게 하였다(200/200). ③ 규칙이 손잡이 컵과 직사각형 상자에도 그대로 통하고, 도메인 랜덤화와 공장형 잡동사니 환경에서 세 물체·두 배치를 단계별 정책 하나로 적재할 수 있음을 보였다.</w:t>
+      </w:r>
+    </w:p>
+    <w:p>
+      <w:pPr>
+        <w:pStyle w:val="a3"/>
+        <w:wordWrap/>
+        <w:spacing w:before="0" w:after="0" w:line="288" w:lineRule="auto"/>
+        <w:jc w:val="left"/>
+      </w:pPr>
+      <w:r>
+        <w:rPr>
+          <w:rFonts w:ascii="HY신명조" w:eastAsia="HY신명조" w:hAnsi="HY신명조" w:hint="eastAsia"/>
+          <w:sz w:val="18"/>
+          <w:szCs w:val="18"/>
+        </w:rPr>
+        <w:t xml:space="preserve"/>
+      </w:r>
+    </w:p>
+    <w:p>
+      <w:pPr>
+        <w:pStyle w:val="a3"/>
+        <w:keepNext/>
+        <w:wordWrap/>
+        <w:spacing w:before="0" w:after="0" w:line="288" w:lineRule="auto"/>
+        <w:jc w:val="center"/>
+      </w:pPr>
+      <w:r>
+        <w:rPr>
+          <w:rFonts w:ascii="HY신명조" w:eastAsia="HY신명조" w:hAnsi="HY신명조" w:hint="eastAsia"/>
+          <w:sz w:val="24"/>
+          <w:szCs w:val="24"/>
+        </w:rPr>
+        <w:t xml:space="preserve">Ⅱ. 시스템 구성</w:t>
+      </w:r>
+    </w:p>
+    <w:p>
+      <w:pPr>
+        <w:pStyle w:val="a3"/>
+        <w:wordWrap/>
+        <w:spacing w:before="0" w:after="0" w:line="288" w:lineRule="auto"/>
+        <w:jc w:val="left"/>
+      </w:pPr>
+      <w:r>
+        <w:rPr>
+          <w:rFonts w:ascii="HY신명조" w:eastAsia="HY신명조" w:hAnsi="HY신명조" w:hint="eastAsia"/>
+          <w:sz w:val="18"/>
+          <w:szCs w:val="18"/>
+        </w:rPr>
+        <w:t xml:space="preserve"/>
       </w:r>
     </w:p>
     <w:p>
@@ -492,90 +541,7 @@
           <w:sz w:val="18"/>
           <w:szCs w:val="18"/>
         </w:rPr>
-        <w:t xml:space="preserve">본 논문은 Jetson Orin Nano를 중심으로 디지털 저울의 7-segment 표시값을 YOLOv8로 판독하여 기준 무게(118g) 이상인 통을 선별하고, TCP 트리거 신호로 단계별 ACT 정책을 호출하여 SO-101 로봇팔이 통을 1층, 첫 통 옆, 첫 통 위(2층) 순서로 적재하는 셀을 구현한다. 현장 시험 이후 로봇팔이 파손되어 적재 성능을 다시 실측할 수 없었으므로, 같은 로봇 모델·카메라·제어 주기를 갖는 MuJoCo[7] 셀을 구성하여 적재를 정량적으로 평가한다. 기여는 다음과 같다. ① 무게 인식부터 순차 적재까지 이어지는 에지 셀을 구현하고 인식 성능을 실측하였다. ② 연속 적재 실패의 원인이 정책보다 시연 설계(파지 여유, 잡는 벽의 일관성, 놓은 뒤 물러나기)에 있음을 밝히고, 이를 고쳐 시연 100회의 연속 성공률을 28%에서 99.0%로 높였다. ③ 도메인 랜덤화로 환경 변화 평균 98%를 유지하였고, CLAHE 전처리와 지나친 무작위화는 오히려 성능을 낮춤을 보였다.</w:t>
-      </w:r>
-    </w:p>
-    <w:p>
-      <w:pPr>
-        <w:pStyle w:val="a3"/>
-        <w:wordWrap/>
-        <w:spacing w:before="0" w:after="0" w:line="288" w:lineRule="auto"/>
-        <w:jc w:val="left"/>
-      </w:pPr>
-      <w:r>
-        <w:rPr>
-          <w:rFonts w:ascii="HY신명조" w:eastAsia="HY신명조" w:hAnsi="HY신명조" w:hint="eastAsia"/>
-          <w:sz w:val="18"/>
-          <w:szCs w:val="18"/>
-        </w:rPr>
-        <w:t xml:space="preserve"/>
-      </w:r>
-    </w:p>
-    <w:p>
-      <w:pPr>
-        <w:pStyle w:val="a3"/>
-        <w:keepNext/>
-        <w:wordWrap/>
-        <w:spacing w:before="0" w:after="0" w:line="288" w:lineRule="auto"/>
-        <w:jc w:val="center"/>
-      </w:pPr>
-      <w:r>
-        <w:rPr>
-          <w:rFonts w:ascii="HY신명조" w:eastAsia="HY신명조" w:hAnsi="HY신명조" w:hint="eastAsia"/>
-          <w:sz w:val="24"/>
-          <w:szCs w:val="24"/>
-        </w:rPr>
-        <w:t xml:space="preserve">Ⅱ. 시스템 구성</w:t>
-      </w:r>
-    </w:p>
-    <w:p>
-      <w:pPr>
-        <w:pStyle w:val="a3"/>
-        <w:wordWrap/>
-        <w:spacing w:before="0" w:after="0" w:line="288" w:lineRule="auto"/>
-        <w:jc w:val="left"/>
-      </w:pPr>
-      <w:r>
-        <w:rPr>
-          <w:rFonts w:ascii="HY신명조" w:eastAsia="HY신명조" w:hAnsi="HY신명조" w:hint="eastAsia"/>
-          <w:sz w:val="18"/>
-          <w:szCs w:val="18"/>
-        </w:rPr>
-        <w:t xml:space="preserve"/>
-      </w:r>
-    </w:p>
-    <w:p>
-      <w:pPr>
-        <w:pStyle w:val="a3"/>
-        <w:keepNext/>
-        <w:wordWrap/>
-        <w:spacing w:before="60" w:after="0" w:line="288" w:lineRule="auto"/>
-        <w:jc w:val="left"/>
-      </w:pPr>
-      <w:r>
-        <w:rPr>
-          <w:rFonts w:ascii="HY신명조" w:eastAsia="HY신명조" w:hAnsi="HY신명조" w:hint="eastAsia"/>
-          <w:sz w:val="20"/>
-          <w:szCs w:val="20"/>
-        </w:rPr>
-        <w:t xml:space="preserve">2.1 전체 구성</w:t>
-      </w:r>
-    </w:p>
-    <w:p>
-      <w:pPr>
-        <w:pStyle w:val="a3"/>
-        <w:wordWrap/>
-        <w:spacing w:before="0" w:after="0" w:line="288" w:lineRule="auto"/>
-        <w:ind w:firstLine="180"/>
-        <w:jc w:val="both"/>
-      </w:pPr>
-      <w:r>
-        <w:rPr>
-          <w:rFonts w:ascii="HY신명조" w:eastAsia="HY신명조" w:hAnsi="HY신명조" w:hint="eastAsia"/>
-          <w:sz w:val="18"/>
-          <w:szCs w:val="18"/>
-        </w:rPr>
-        <w:t xml:space="preserve">그림 1은 전체 구성이다. 3D 프린팅 색상 분류 컨베이어[9]는 TCS34725 RGB 센서로 큐브의 색을 판별하여 빨강·초록 큐브(불량)는 불량함으로, 파랑 큐브(정상)는 디지털 저울 위의 파란 통으로 보낸다. 컨베이어의 스테퍼 모터와 분류 서보는 Arduino Mega 2560이 제어하고 인식과 판단은 Jetson Orin Nano가 맡아, 저수준 모터 제어와 AI 추론을 분리하였다. Jetson은 저울 표시부를 USB 카메라(640×480)로 촬영해 무게를 판독하고, 통의 무게가 118g 이상이면 로봇 실행기에 TCP 트리거 신호를 보낸다. 두 번째 USB 카메라에서는 큰 상자와 작은 상자를 구분하는 YOLOv8n-seg 모델을 함께 실행한다. 로봇은 통의 벽을 집어 1층, 첫 통 옆, 첫 통 위(2층) 순서로 적재하고 이 3단계 묶음을 옆으로 이어 가며 쌓는다. 적재 후에는 홈 자세로 돌아오며, 저울이 비면 빈 통을 저울에 올려 공정을 반복한다. FastAPI 서버는 영상 스트리밍, 성능 지표, 원격 시작·정지, LLM 기반 공정 질의 기능을 제공한다.</w:t>
+        <w:t xml:space="preserve">그림 1은 전체 구성이다. 색상 분류 컨베이어[9]는 RGB 센서로 큐브를 판별하여 파랑 큐브(정상)만 디지털 저울 위의 통으로 보내고, 스테퍼 모터와 서보는 Arduino Mega 2560이, 인식과 판단은 Jetson Orin Nano가 맡는다. Jetson은 저울 표시부를 USB 카메라로 촬영해 무게를 판독하고 118g 이상이면 로봇 실행기에 TCP 트리거 신호를 보낸다. 인식부는 캡처와 추론을 다른 스레드로 나누고 ONNX Runtime[10] 최적화를 적용하였으며, 표시부를 먼저 찾아 잘라 확대한 뒤 숫자를 다시 탐지하는 2단계 디지털 줌과, 겹친 숫자 상자를 자릿수 구역별로 정리하는 조합 규칙으로 '118'을 읽는다. 로봇은 손목·상단 카메라와 6관절 SO-101이며, 실행기는 단계 신호를 받으면 해당 정책을 실행하고 홈 자세로 돌아와 다음 신호를 기다린다. ACT는 영상과 관절값으로부터 앞으로 100스텝의 관절 목표값을 한 번에 예측하며(ResNet18[11]·Transformer[12]·CVAE), 작업 지시문을 쓰지 않으므로 단계마다 정책을 따로 학습하였다.</w:t>
       </w:r>
     </w:p>
     <w:p xmlns:a="http://schemas.openxmlformats.org/drawingml/2006/main" xmlns:pic="http://schemas.openxmlformats.org/drawingml/2006/picture">
@@ -642,6 +608,55 @@
     <w:p>
       <w:pPr>
         <w:pStyle w:val="a3"/>
+        <w:wordWrap/>
+        <w:spacing w:before="0" w:after="0" w:line="288" w:lineRule="auto"/>
+        <w:jc w:val="left"/>
+      </w:pPr>
+      <w:r>
+        <w:rPr>
+          <w:rFonts w:ascii="HY신명조" w:eastAsia="HY신명조" w:hAnsi="HY신명조" w:hint="eastAsia"/>
+          <w:sz w:val="18"/>
+          <w:szCs w:val="18"/>
+        </w:rPr>
+        <w:t xml:space="preserve"/>
+      </w:r>
+    </w:p>
+    <w:p>
+      <w:pPr>
+        <w:pStyle w:val="a3"/>
+        <w:keepNext/>
+        <w:wordWrap/>
+        <w:spacing w:before="0" w:after="0" w:line="288" w:lineRule="auto"/>
+        <w:jc w:val="center"/>
+      </w:pPr>
+      <w:r>
+        <w:rPr>
+          <w:rFonts w:ascii="HY신명조" w:eastAsia="HY신명조" w:hAnsi="HY신명조" w:hint="eastAsia"/>
+          <w:sz w:val="24"/>
+          <w:szCs w:val="24"/>
+        </w:rPr>
+        <w:t xml:space="preserve">Ⅲ. 제안 방법</w:t>
+      </w:r>
+    </w:p>
+    <w:p>
+      <w:pPr>
+        <w:pStyle w:val="a3"/>
+        <w:wordWrap/>
+        <w:spacing w:before="0" w:after="0" w:line="288" w:lineRule="auto"/>
+        <w:jc w:val="left"/>
+      </w:pPr>
+      <w:r>
+        <w:rPr>
+          <w:rFonts w:ascii="HY신명조" w:eastAsia="HY신명조" w:hAnsi="HY신명조" w:hint="eastAsia"/>
+          <w:sz w:val="18"/>
+          <w:szCs w:val="18"/>
+        </w:rPr>
+        <w:t xml:space="preserve"/>
+      </w:r>
+    </w:p>
+    <w:p>
+      <w:pPr>
+        <w:pStyle w:val="a3"/>
         <w:keepNext/>
         <w:wordWrap/>
         <w:spacing w:before="60" w:after="0" w:line="288" w:lineRule="auto"/>
@@ -653,7 +668,7 @@
           <w:sz w:val="20"/>
           <w:szCs w:val="20"/>
         </w:rPr>
-        <w:t xml:space="preserve">2.2 7-segment 무게 인식</w:t>
+        <w:t xml:space="preserve">3.1 시뮬레이션 셀</w:t>
       </w:r>
     </w:p>
     <w:p>
@@ -670,206 +685,7 @@
           <w:sz w:val="18"/>
           <w:szCs w:val="18"/>
         </w:rPr>
-        <w:t xml:space="preserve">인식부는 네 가지로 구성하였다. 캡처 스레드는 최신 프레임만 공유 버퍼에 쓰고 추론 스레드가 5초 주기로 이를 가져와 추론하여, 단일 루프에서 추론이 캡처를 막던 문제를 없앴다. ONNX Runtime[10] 세션에는 연산 스레드 6개, 병렬 실행, 전체 그래프 최적화를 적용하여 단일 스레드 대비 약 3배 빠르게 하였다. 거리가 멀어 숫자가 작아지면 '8'을 '1'로 읽었으므로, 1단계에서 표시부(screen) 영역을 찾고 여백 15화소와 함께 잘라 640×640으로 확대한 뒤 숫자를 다시 탐지하는 2단계 디지털 줌을 썼다. 한 숫자에 여러 상자가 겹쳐 '118'이 '111111888'로 조합되는 문제는 ① 비숫자 클래스 제거, ② IoU 0.4 NMS, ③ 자릿수 구역별 최고 신뢰도 선택, ④ 반복 숫자 복원의 4단계로 해결하였다.</w:t>
-      </w:r>
-    </w:p>
-    <w:p>
-      <w:pPr>
-        <w:pStyle w:val="a3"/>
-        <w:keepNext/>
-        <w:wordWrap/>
-        <w:spacing w:before="60" w:after="0" w:line="288" w:lineRule="auto"/>
-        <w:jc w:val="left"/>
-      </w:pPr>
-      <w:r>
-        <w:rPr>
-          <w:rFonts w:ascii="HY신명조" w:eastAsia="HY신명조" w:hAnsi="HY신명조" w:hint="eastAsia"/>
-          <w:sz w:val="20"/>
-          <w:szCs w:val="20"/>
-        </w:rPr>
-        <w:t xml:space="preserve">2.3 ACT 기반 순차 적재</w:t>
-      </w:r>
-    </w:p>
-    <w:p>
-      <w:pPr>
-        <w:pStyle w:val="a3"/>
-        <w:wordWrap/>
-        <w:spacing w:before="0" w:after="0" w:line="288" w:lineRule="auto"/>
-        <w:ind w:firstLine="180"/>
-        <w:jc w:val="both"/>
-      </w:pPr>
-      <w:r>
-        <w:rPr>
-          <w:rFonts w:ascii="HY신명조" w:eastAsia="HY신명조" w:hAnsi="HY신명조" w:hint="eastAsia"/>
-          <w:sz w:val="18"/>
-          <w:szCs w:val="18"/>
-        </w:rPr>
-        <w:t xml:space="preserve">로봇은 그리퍼를 포함해 6개 관절을 갖는 SO-101 팔로워암이며, 손목 카메라(front)와 상단 카메라(top)를 쓴다. 시연은 사람이 리더암을 움직이면 팔로워암이 따라 움직이는 원격조작으로, 30Hz로 영상과 관절값을 기록해 단계마다 100회와 200회의 두 차례 수집하였다.</w:t>
-      </w:r>
-    </w:p>
-    <w:p>
-      <w:pPr>
-        <w:pStyle w:val="a3"/>
-        <w:wordWrap/>
-        <w:spacing w:before="0" w:after="0" w:line="288" w:lineRule="auto"/>
-        <w:ind w:firstLine="180"/>
-        <w:jc w:val="both"/>
-      </w:pPr>
-      <w:r>
-        <w:rPr>
-          <w:rFonts w:ascii="HY신명조" w:eastAsia="HY신명조" w:hAnsi="HY신명조" w:hint="eastAsia"/>
-          <w:sz w:val="18"/>
-          <w:szCs w:val="18"/>
-        </w:rPr>
-        <w:t xml:space="preserve">ACT는 현재 영상과 관절값으로부터 앞으로 k=100스텝의 관절 목표값(행동 청크)을 한 번에 예측한다. ResNet18[11] 영상 특징과 관절값을 Transformer[12] 인코더-디코더로 처리하고, 시연의 다양성은 CVAE 잠재변수로 흡수하며, 손실은 L1 재구성 오차와 KL 항(가중치 10)의 합이다[4]. 별도의 객체 검출 없이 영상에서 통의 위치를 스스로 익힌다. LeRobot의 ACT는 작업 지시문을 입력으로 쓰지 않으므로 1층·옆·2층 단계마다 정책 π</w:t>
-      </w:r>
-      <w:r>
-        <w:rPr>
-          <w:rFonts w:ascii="HY신명조" w:eastAsia="HY신명조" w:hAnsi="HY신명조" w:hint="eastAsia"/>
-          <w:vertAlign w:val="subscript"/>
-          <w:sz w:val="18"/>
-        </w:rPr>
-        <w:t xml:space="preserve">1</w:t>
-      </w:r>
-      <w:r>
-        <w:rPr>
-          <w:rFonts w:ascii="HY신명조" w:eastAsia="HY신명조" w:hAnsi="HY신명조" w:hint="eastAsia"/>
-          <w:sz w:val="18"/>
-          <w:szCs w:val="18"/>
-        </w:rPr>
-        <w:t xml:space="preserve">, π</w:t>
-      </w:r>
-      <w:r>
-        <w:rPr>
-          <w:rFonts w:ascii="HY신명조" w:eastAsia="HY신명조" w:hAnsi="HY신명조" w:hint="eastAsia"/>
-          <w:vertAlign w:val="subscript"/>
-          <w:sz w:val="18"/>
-        </w:rPr>
-        <w:t xml:space="preserve">2</w:t>
-      </w:r>
-      <w:r>
-        <w:rPr>
-          <w:rFonts w:ascii="HY신명조" w:eastAsia="HY신명조" w:hAnsi="HY신명조" w:hint="eastAsia"/>
-          <w:sz w:val="18"/>
-          <w:szCs w:val="18"/>
-        </w:rPr>
-        <w:t xml:space="preserve">, π</w:t>
-      </w:r>
-      <w:r>
-        <w:rPr>
-          <w:rFonts w:ascii="HY신명조" w:eastAsia="HY신명조" w:hAnsi="HY신명조" w:hint="eastAsia"/>
-          <w:vertAlign w:val="subscript"/>
-          <w:sz w:val="18"/>
-        </w:rPr>
-        <w:t xml:space="preserve">3</w:t>
-      </w:r>
-      <w:r>
-        <w:rPr>
-          <w:rFonts w:ascii="HY신명조" w:eastAsia="HY신명조" w:hAnsi="HY신명조" w:hint="eastAsia"/>
-          <w:sz w:val="18"/>
-          <w:szCs w:val="18"/>
-        </w:rPr>
-        <w:t xml:space="preserve">을 따로 학습하였다. 학습은 PC(NVIDIA L4, RTX 3060)에서 하고 체크포인트만 Jetson Orin Nano로 옮겨 실행하였다.</w:t>
-      </w:r>
-    </w:p>
-    <w:p>
-      <w:pPr>
-        <w:pStyle w:val="a3"/>
-        <w:wordWrap/>
-        <w:spacing w:before="0" w:after="0" w:line="288" w:lineRule="auto"/>
-        <w:ind w:firstLine="180"/>
-        <w:jc w:val="both"/>
-      </w:pPr>
-      <w:r>
-        <w:rPr>
-          <w:rFonts w:ascii="HY신명조" w:eastAsia="HY신명조" w:hAnsi="HY신명조" w:hint="eastAsia"/>
-          <w:sz w:val="18"/>
-          <w:szCs w:val="18"/>
-        </w:rPr>
-        <w:t xml:space="preserve">실행기는 TCP 서버(포트 8765)에서 run 신호를 기다리다(WAIT) 해당 단계의 정책을 실행하고(RUNNING), 시작 자세로 돌아온 뒤(RETURN_HOME) 다음 신호를 기다린다. 실행 중에 들어온 신호는 무시하고, 세 단계를 마치면 DONE 상태에서 reset 신호를 기다린다. Jetson에서는 스레드 수 제한, CUDA 지연 로딩, 자동 혼합 정밀도를 적용하였다.</w:t>
-      </w:r>
-    </w:p>
-    <w:p>
-      <w:pPr>
-        <w:pStyle w:val="a3"/>
-        <w:wordWrap/>
-        <w:spacing w:before="0" w:after="0" w:line="288" w:lineRule="auto"/>
-        <w:jc w:val="left"/>
-      </w:pPr>
-      <w:r>
-        <w:rPr>
-          <w:rFonts w:ascii="HY신명조" w:eastAsia="HY신명조" w:hAnsi="HY신명조" w:hint="eastAsia"/>
-          <w:sz w:val="18"/>
-          <w:szCs w:val="18"/>
-        </w:rPr>
-        <w:t xml:space="preserve"/>
-      </w:r>
-    </w:p>
-    <w:p>
-      <w:pPr>
-        <w:pStyle w:val="a3"/>
-        <w:keepNext/>
-        <w:wordWrap/>
-        <w:spacing w:before="0" w:after="0" w:line="288" w:lineRule="auto"/>
-        <w:jc w:val="center"/>
-      </w:pPr>
-      <w:r>
-        <w:rPr>
-          <w:rFonts w:ascii="HY신명조" w:eastAsia="HY신명조" w:hAnsi="HY신명조" w:hint="eastAsia"/>
-          <w:sz w:val="24"/>
-          <w:szCs w:val="24"/>
-        </w:rPr>
-        <w:t xml:space="preserve">Ⅲ. 시뮬레이션 기반 적재 평가</w:t>
-      </w:r>
-    </w:p>
-    <w:p>
-      <w:pPr>
-        <w:pStyle w:val="a3"/>
-        <w:wordWrap/>
-        <w:spacing w:before="0" w:after="0" w:line="288" w:lineRule="auto"/>
-        <w:jc w:val="left"/>
-      </w:pPr>
-      <w:r>
-        <w:rPr>
-          <w:rFonts w:ascii="HY신명조" w:eastAsia="HY신명조" w:hAnsi="HY신명조" w:hint="eastAsia"/>
-          <w:sz w:val="18"/>
-          <w:szCs w:val="18"/>
-        </w:rPr>
-        <w:t xml:space="preserve"/>
-      </w:r>
-    </w:p>
-    <w:p>
-      <w:pPr>
-        <w:pStyle w:val="a3"/>
-        <w:keepNext/>
-        <w:wordWrap/>
-        <w:spacing w:before="60" w:after="0" w:line="288" w:lineRule="auto"/>
-        <w:jc w:val="left"/>
-      </w:pPr>
-      <w:r>
-        <w:rPr>
-          <w:rFonts w:ascii="HY신명조" w:eastAsia="HY신명조" w:hAnsi="HY신명조" w:hint="eastAsia"/>
-          <w:sz w:val="20"/>
-          <w:szCs w:val="20"/>
-        </w:rPr>
-        <w:t xml:space="preserve">3.1 시뮬레이션 셀</w:t>
-      </w:r>
-    </w:p>
-    <w:p>
-      <w:pPr>
-        <w:pStyle w:val="a3"/>
-        <w:wordWrap/>
-        <w:spacing w:before="0" w:after="0" w:line="288" w:lineRule="auto"/>
-        <w:ind w:firstLine="180"/>
-        <w:jc w:val="both"/>
-      </w:pPr>
-      <w:r>
-        <w:rPr>
-          <w:rFonts w:ascii="HY신명조" w:eastAsia="HY신명조" w:hAnsi="HY신명조" w:hint="eastAsia"/>
-          <w:sz w:val="18"/>
-          <w:szCs w:val="18"/>
-        </w:rPr>
-        <w:t xml:space="preserve">현장 시험 이후 로봇팔이 파손되어 적재 결과를 다시 측정할 수 없었다. 이에 MuJoCo[7]로 실제 셀을 재현하였다(그림 2). 로봇은 공식 SO-101 모델[13]의 손목 카메라 버전으로 STS3215 서보의 위치 제어 특성을 포함하며, 카메라 배치, 제어 주기(30Hz), 관절 목표값 행동 공간을 실제와 같게 하였다. 영상은 실제 경량 추론 설정과 같은 160×120을 쓴다. 분류 통은 공개 모델의 출력 무게(통 33g)와 시연 영상으로부터 64×64×52mm(벽 2mm)로 정하고 내부 큐브를 포함해 123g으로 두었다. 저울 위 통은 위치 ±20mm, 방향 ±20°, 먼저 쌓인 통은 목표에서 ±8mm, ±5°로 무작위화하였다.</w:t>
+        <w:t xml:space="preserve">MuJoCo로 실제 셀을 재현하였다(그림 2). 공식 SO-101 모델[13]에 실제와 같은 카메라 배치, 30Hz 제어, 관절 목표값 행동 공간, 160×120 영상을 썼다. 통은 64×64×52mm(벽 2mm), 123g이며, 저울 위 통은 위치 ±20mm·방향 ±20°, 먼저 쌓인 통은 목표에서 ±8mm·±5°로 무작위화하였다. 시연은 역기구학 기반 스크립트 전문가로 만들었으며(ACT도 시뮬레이션 과제에 스크립트 시연을 사용[4], 자동 시연 생성[14]), 구간 속도와 경유점을 흔들어 사람 시연의 변동을 흉내 내고 성공한 시연만 남겼다. 학습은 실제 시스템과 같은 LeRobot 0.3.3 ACT 기본 설정(청크 100, 배치 8)으로 단계별 30,000스텝이다.</w:t>
       </w:r>
     </w:p>
     <w:p xmlns:a="http://schemas.openxmlformats.org/drawingml/2006/main" xmlns:pic="http://schemas.openxmlformats.org/drawingml/2006/picture">
@@ -886,7 +702,7 @@
         </w:rPr>
         <w:drawing>
           <wp:inline distT="0" distB="0" distL="0" distR="0">
-            <wp:extent cx="2793333" cy="1385123"/>
+            <wp:extent cx="2793333" cy="2120970"/>
             <wp:docPr id="102" name="Figure 2"/>
             <a:graphic>
               <a:graphicData uri="http://schemas.openxmlformats.org/drawingml/2006/picture">
@@ -904,7 +720,7 @@
                   <pic:spPr>
                     <a:xfrm>
                       <a:off x="0" y="0"/>
-                      <a:ext cx="2793333" cy="1385123"/>
+                      <a:ext cx="2793333" cy="2120970"/>
                     </a:xfrm>
                     <a:prstGeom prst="rect">
                       <a:avLst/>
@@ -930,7 +746,7 @@
           <w:sz w:val="17"/>
           <w:szCs w:val="17"/>
         </w:rPr>
-        <w:t xml:space="preserve">그림 2. 시뮬레이션 셀 (a) 전체 (b) 손목 카메라 (c) 상단 카메라</w:t>
+        <w:t xml:space="preserve">그림 2. 시뮬레이션 셀 (a) 전체 (b) 손목 카메라 (c) 상단 카메라 (d) 컵 (e) 직사각형 상자 (f) 공장형 환경</w:t>
       </w:r>
     </w:p>
     <w:p>
@@ -947,7 +763,7 @@
           <w:sz w:val="20"/>
           <w:szCs w:val="20"/>
         </w:rPr>
-        <w:t xml:space="preserve">3.2 시연 설계와 학습</w:t>
+        <w:t xml:space="preserve">3.2 실패 기반 시연 설계 규칙</w:t>
       </w:r>
     </w:p>
     <w:p>
@@ -964,7 +780,24 @@
           <w:sz w:val="18"/>
           <w:szCs w:val="18"/>
         </w:rPr>
-        <w:t xml:space="preserve">원격조작 대신 역기구학 기반 스크립트 전문가로 시연을 만들었으며, ACT 원 논문도 시뮬레이션 과제에서 스크립트 시연을 사용하였고[4], 시연을 자동으로 만들어 데이터 양을 늘리는 방법도 연구되고 있다[14]. 전문가는 통의 앞벽(로봇 쪽 벽)을 고정 집게는 바깥, 움직이는 집게는 안쪽에 두고 집어 옮기며, 경유점 사이를 최소 저크 궤적으로 잇고 구간 속도(±10%)와 경유점 위치(최대 ±6mm)를 흔들어 사람 시연의 변동을 흉내 냈다. 특히 고정 집게를 벽 바깥 9mm에 두고 내려가도록 하여, 집게가 벽을 사이에 둘 수 있는 범위(바깥 0~17mm)의 가운데로 접근하게 하였다. 초기 설계(여유 1.5mm)는 안쪽으로 3mm만 어긋나도 집게가 벽 위에 걸렸으나(−6mm에서 성공 17%), 이 설계는 −11~+9mm의 위치 오차에서도 파지에 성공하였다(전문가 시험 각 4~6회). 또한 통이 얼마나 돌아가 있든 늘 같은 벽을 잡게 하였다. 로봇을 가장 많이 향한 벽을 고르면 통이 약 8° 넘게 돌았을 때 잡는 벽이 앞벽에서 옆벽으로 바뀌어, 카메라에는 거의 같은 장면인데 시연 동작이 두 갈래로 나뉘기 때문이다(4.2절). 2층에 놓을 때는 그리퍼를 벌린 뒤 벽 바깥으로 5mm 물러났다가 올라가게 하였다. 시연은 270스텝(9초)이며 성공한 것만 남겼다(전문가 성공률 1층 100%, 옆 96%, 2층 100%).</w:t>
+        <w:t xml:space="preserve">연속 평가의 실패 장면을 재생하여 원인을 찾고, 다음 세 규칙으로 시연을 고쳤다. R1(파지 여유): 고정 집게를 벽 바깥 9mm에 두고 내려가, 집게가 벽을 사이에 둘 수 있는 범위(바깥 0~17mm)의 가운데로 접근한다. 초기 설계(1.5mm)는 안쪽으로 3mm만 어긋나도 집게가 벽 위에 걸렸다. R2(일관된 파지 위치): 물체가 돌아가 있어도 늘 같은 부위를 잡는다. 로봇과 가장 가까운 벽을 잡으면 통이 약 8° 넘게 돌았을 때 잡는 벽이 바뀌어, 카메라에는 거의 같은 장면인데 시연 동작이 두 갈래가 된다. R3(물러나기): 2층에 놓은 뒤 그리퍼를 벌리고 벽 바깥으로 5mm 물러났다가 올라간다. 곧장 올라가면 2mm 벽 위의 통을 끌어 올려 기울게 하였다.</w:t>
+      </w:r>
+    </w:p>
+    <w:p>
+      <w:pPr>
+        <w:pStyle w:val="a3"/>
+        <w:keepNext/>
+        <w:wordWrap/>
+        <w:spacing w:before="60" w:after="0" w:line="288" w:lineRule="auto"/>
+        <w:jc w:val="left"/>
+      </w:pPr>
+      <w:r>
+        <w:rPr>
+          <w:rFonts w:ascii="HY신명조" w:eastAsia="HY신명조" w:hAnsi="HY신명조" w:hint="eastAsia"/>
+          <w:sz w:val="20"/>
+          <w:szCs w:val="20"/>
+        </w:rPr>
+        <w:t xml:space="preserve">3.3 학습 전 시연 점검</w:t>
       </w:r>
     </w:p>
     <w:p>
@@ -981,23 +814,85 @@
           <w:sz w:val="18"/>
           <w:szCs w:val="18"/>
         </w:rPr>
-        <w:t xml:space="preserve">비교를 위해 실행하는 관절 목표에만 상관 잡음(σ=0.005rad)을 더해 되돌아오는 동작을 담은 DART[8] 시연도 만들었다. 학습은 실제 시스템과 같은 LeRobot 0.3.3 ACT 기본 설정(청크 100, 배치 8, AdamW 학습률 1×10</w:t>
-      </w:r>
-      <w:r>
-        <w:rPr>
-          <w:rFonts w:ascii="HY신명조" w:eastAsia="HY신명조" w:hAnsi="HY신명조" w:hint="eastAsia"/>
-          <w:vertAlign w:val="superscript"/>
-          <w:sz w:val="18"/>
-        </w:rPr>
-        <w:t xml:space="preserve">-5</w:t>
-      </w:r>
-      <w:r>
-        <w:rPr>
-          <w:rFonts w:ascii="HY신명조" w:eastAsia="HY신명조" w:hAnsi="HY신명조" w:hint="eastAsia"/>
-          <w:sz w:val="18"/>
-          <w:szCs w:val="18"/>
-        </w:rPr>
-        <w:t xml:space="preserve">)으로 단계별 30,000스텝 수행하였으며, 시연 영상은 JPEG(품질 90)로 저장하였다.</w:t>
+        <w:t xml:space="preserve">R2 위반은 학습 전에 찾을 수 있다. 각 시연에서 그리퍼가 닫히는 순간의 손목 회전각을 모아 정렬하고, 이웃한 값 사이의 가장 넓은 빈 구간을 잰다. 잡는 방식이 하나면 각도가 물체 방향을 따라 연속으로 퍼지지만, 두 방식이 섞이면 두 무리 사이에 수십 도의 빈 구간이 생긴다(그림 3). 학습 없이 시연만으로 계산되며, 빈 구간이 큰 시연 집합은 R2에 맞게 다시 만든다.</w:t>
+      </w:r>
+    </w:p>
+    <w:p xmlns:a="http://schemas.openxmlformats.org/drawingml/2006/main" xmlns:pic="http://schemas.openxmlformats.org/drawingml/2006/picture">
+      <w:pPr>
+        <w:pStyle w:val="a3"/>
+        <w:keepNext/>
+        <w:wordWrap/>
+        <w:spacing w:before="80" w:after="0" w:line="240" w:lineRule="auto"/>
+        <w:jc w:val="center"/>
+      </w:pPr>
+      <w:r>
+        <w:rPr>
+          <w:noProof/>
+        </w:rPr>
+        <w:drawing>
+          <wp:inline distT="0" distB="0" distL="0" distR="0">
+            <wp:extent cx="2793333" cy="1019788"/>
+            <wp:docPr id="103" name="Figure 3"/>
+            <a:graphic>
+              <a:graphicData uri="http://schemas.openxmlformats.org/drawingml/2006/picture">
+                <pic:pic>
+                  <pic:nvPicPr>
+                    <pic:cNvPr id="103" name="fig3.png"/>
+                    <pic:cNvPicPr/>
+                  </pic:nvPicPr>
+                  <pic:blipFill>
+                    <a:blip r:embed="rIdFig3"/>
+                    <a:stretch>
+                      <a:fillRect/>
+                    </a:stretch>
+                  </pic:blipFill>
+                  <pic:spPr>
+                    <a:xfrm>
+                      <a:off x="0" y="0"/>
+                      <a:ext cx="2793333" cy="1019788"/>
+                    </a:xfrm>
+                    <a:prstGeom prst="rect">
+                      <a:avLst/>
+                    </a:prstGeom>
+                  </pic:spPr>
+                </pic:pic>
+              </a:graphicData>
+            </a:graphic>
+          </wp:inline>
+        </w:drawing>
+      </w:r>
+    </w:p>
+    <w:p>
+      <w:pPr>
+        <w:pStyle w:val="a3"/>
+        <w:wordWrap/>
+        <w:spacing w:before="0" w:after="80" w:line="264" w:lineRule="auto"/>
+        <w:jc w:val="center"/>
+      </w:pPr>
+      <w:r>
+        <w:rPr>
+          <w:rFonts w:ascii="HY신명조" w:eastAsia="HY신명조" w:hAnsi="HY신명조" w:hint="eastAsia"/>
+          <w:sz w:val="17"/>
+          <w:szCs w:val="17"/>
+        </w:rPr>
+        <w:t xml:space="preserve">그림 3. 잡는 순간의 손목 회전각 (1층 시연, 주황 사람식, 파랑 R2)</w:t>
+      </w:r>
+    </w:p>
+    <w:p>
+      <w:pPr>
+        <w:pStyle w:val="a3"/>
+        <w:keepNext/>
+        <w:wordWrap/>
+        <w:spacing w:before="60" w:after="0" w:line="288" w:lineRule="auto"/>
+        <w:jc w:val="left"/>
+      </w:pPr>
+      <w:r>
+        <w:rPr>
+          <w:rFonts w:ascii="HY신명조" w:eastAsia="HY신명조" w:hAnsi="HY신명조" w:hint="eastAsia"/>
+          <w:sz w:val="20"/>
+          <w:szCs w:val="20"/>
+        </w:rPr>
+        <w:t xml:space="preserve">3.4 무게 확인 재시도</w:t>
       </w:r>
     </w:p>
     <w:p>
@@ -1014,7 +909,7 @@
           <w:sz w:val="18"/>
           <w:szCs w:val="18"/>
         </w:rPr>
-        <w:t xml:space="preserve">현장의 조명, 작업대, 카메라 장착 위치는 시연 때와 달라질 수 있다. 이에 대비해 시연마다 조명 세기(0.45~1.7배)와 방향, 작업대 색, 카메라 장착 위치(상단 ±12mm·±2.5°, 손목 ±3mm·±2.5°), 파란색이 아닌 주변 물건(최대 3개)을 무작위로 바꾸고 통의 위치·방향 범위를 ±28mm, ±30°로 넓힌 도메인 랜덤화[16] 시연을 만들었다. 통의 색은 공정의 판정 기준이므로 바꾸지 않았다. 비교를 위해 밝기 채널을 1~99 백분위수로 늘인 뒤 CLAHE[17]를 적용하는 전처리를 학습과 실행에 함께 쓴 정책도 만들었다.</w:t>
+        <w:t xml:space="preserve">단계를 실행한 뒤 저울 무게를 다시 읽어, 통이 저울에 남아 있으면(60g 이상) 같은 단계를 다시 실행한다(최대 3회). 시뮬레이션에서는 저울 판에 걸리는 수직 접촉력을 무게로 환산하였다(가득 찬 통 123.0g, 빈 저울 0g). 무게 인식부가 적재의 성공 판정까지 맡아 두 부분이 하나의 공정으로 이어진다.</w:t>
       </w:r>
     </w:p>
     <w:p>
@@ -1031,7 +926,7 @@
           <w:sz w:val="20"/>
           <w:szCs w:val="20"/>
         </w:rPr>
-        <w:t xml:space="preserve">3.3 평가 방법</w:t>
+        <w:t xml:space="preserve">3.5 공장형 환경 무작위화</w:t>
       </w:r>
     </w:p>
     <w:p>
@@ -1048,104 +943,7 @@
           <w:sz w:val="18"/>
           <w:szCs w:val="18"/>
         </w:rPr>
-        <w:t xml:space="preserve">단계별 평가는 앞 단계 통을 목표 근처에 미리 둔 상태에서 해당 정책만 50회 실행한다. 연속 평가는 실제 셀처럼 π</w:t>
-      </w:r>
-      <w:r>
-        <w:rPr>
-          <w:rFonts w:ascii="HY신명조" w:eastAsia="HY신명조" w:hAnsi="HY신명조" w:hint="eastAsia"/>
-          <w:vertAlign w:val="subscript"/>
-          <w:sz w:val="18"/>
-        </w:rPr>
-        <w:t xml:space="preserve">1</w:t>
-      </w:r>
-      <w:r>
-        <w:rPr>
-          <w:rFonts w:ascii="HY신명조" w:eastAsia="HY신명조" w:hAnsi="HY신명조" w:hint="eastAsia"/>
-          <w:sz w:val="18"/>
-          <w:szCs w:val="18"/>
-        </w:rPr>
-        <w:t xml:space="preserve">→π</w:t>
-      </w:r>
-      <w:r>
-        <w:rPr>
-          <w:rFonts w:ascii="HY신명조" w:eastAsia="HY신명조" w:hAnsi="HY신명조" w:hint="eastAsia"/>
-          <w:vertAlign w:val="subscript"/>
-          <w:sz w:val="18"/>
-        </w:rPr>
-        <w:t xml:space="preserve">2</w:t>
-      </w:r>
-      <w:r>
-        <w:rPr>
-          <w:rFonts w:ascii="HY신명조" w:eastAsia="HY신명조" w:hAnsi="HY신명조" w:hint="eastAsia"/>
-          <w:sz w:val="18"/>
-          <w:szCs w:val="18"/>
-        </w:rPr>
-        <w:t xml:space="preserve">→π</w:t>
-      </w:r>
-      <w:r>
-        <w:rPr>
-          <w:rFonts w:ascii="HY신명조" w:eastAsia="HY신명조" w:hAnsi="HY신명조" w:hint="eastAsia"/>
-          <w:vertAlign w:val="subscript"/>
-          <w:sz w:val="18"/>
-        </w:rPr>
-        <w:t xml:space="preserve">3</w:t>
-      </w:r>
-      <w:r>
-        <w:rPr>
-          <w:rFonts w:ascii="HY신명조" w:eastAsia="HY신명조" w:hAnsi="HY신명조" w:hint="eastAsia"/>
-          <w:sz w:val="18"/>
-          <w:szCs w:val="18"/>
-        </w:rPr>
-        <w:t xml:space="preserve">을 같은 장면에서 이어서 실행하고 실행마다 홈 자세로 복귀한다(50회). 통 중심이 목표에서 15mm, 높이가 8mm, 기울기가 10° 이내이고 먼저 쌓인 통이 10mm 이상 밀리지 않으면 성공으로 보았으며, 평가 장면은 시연에 쓰지 않은 난수 시드로 만들었다.</w:t>
-      </w:r>
-    </w:p>
-    <w:p>
-      <w:pPr>
-        <w:pStyle w:val="a3"/>
-        <w:wordWrap/>
-        <w:spacing w:before="0" w:after="0" w:line="288" w:lineRule="auto"/>
-        <w:jc w:val="left"/>
-      </w:pPr>
-      <w:r>
-        <w:rPr>
-          <w:rFonts w:ascii="HY신명조" w:eastAsia="HY신명조" w:hAnsi="HY신명조" w:hint="eastAsia"/>
-          <w:sz w:val="18"/>
-          <w:szCs w:val="18"/>
-        </w:rPr>
-        <w:t xml:space="preserve"/>
-      </w:r>
-    </w:p>
-    <w:p>
-      <w:pPr>
-        <w:pStyle w:val="a3"/>
-        <w:keepNext/>
-        <w:wordWrap/>
-        <w:spacing w:before="0" w:after="0" w:line="288" w:lineRule="auto"/>
-        <w:jc w:val="center"/>
-      </w:pPr>
-      <w:r>
-        <w:rPr>
-          <w:rFonts w:ascii="HY신명조" w:eastAsia="HY신명조" w:hAnsi="HY신명조" w:hint="eastAsia"/>
-          <w:sz w:val="24"/>
-          <w:szCs w:val="24"/>
-        </w:rPr>
-        <w:t xml:space="preserve">Ⅳ. 실험 결과</w:t>
-      </w:r>
-    </w:p>
-    <w:p>
-      <w:pPr>
-        <w:pStyle w:val="a3"/>
-        <w:wordWrap/>
-        <w:spacing w:before="0" w:after="0" w:line="288" w:lineRule="auto"/>
-        <w:jc w:val="left"/>
-      </w:pPr>
-      <w:r>
-        <w:rPr>
-          <w:rFonts w:ascii="HY신명조" w:eastAsia="HY신명조" w:hAnsi="HY신명조" w:hint="eastAsia"/>
-          <w:sz w:val="18"/>
-          <w:szCs w:val="18"/>
-        </w:rPr>
-        <w:t xml:space="preserve"/>
+        <w:t xml:space="preserve">현장의 조명·작업대·카메라 장착 위치 변화에 대비해 조명(0.45~1.7배), 작업대 색, 카메라 위치(상단 ±12mm·±2.5°, 손목 ±3mm)를 무작위화하였다(도메인 랜덤화[16]). 더 나아가 실제 공장처럼 컨베이어(움직이는 물건 포함), 다른 색 통이 놓인 선반, 기둥, 제어함, 상단 카메라 앞을 지나는 천장 케이블, 경고 테이프, 부품 16종(8~16개), 닮은 빈 통, 지나가는 물체, 깜빡이는 조명을 매번 다르게 두었다(그림 2(f)). 물건을 팔과 부딪히지 않는 곳에 두기 위해, 전문가 시연 120회에서 팔과 들고 가는 통이 각 지점 위로 내려온 최저·최고 높이를 5mm 격자로 기록한 작업 공간 지도를 만들고, 물건은 최저 높이보다 15mm 이상 낮게(케이블은 최고 높이 40mm 위로) 두었다. 이 지도는 실제 셀에서 물건을 두면 안 되는 구역 표시로도 쓸 수 있다. 통의 색은 공정의 판정 기준이므로 바꾸지 않았다.</w:t>
       </w:r>
     </w:p>
     <w:p>
@@ -1162,7 +960,7 @@
           <w:sz w:val="20"/>
           <w:szCs w:val="20"/>
         </w:rPr>
-        <w:t xml:space="preserve">4.1 무게 인식</w:t>
+        <w:t xml:space="preserve">3.6 평가 방법</w:t>
       </w:r>
     </w:p>
     <w:p>
@@ -1179,7 +977,138 @@
           <w:sz w:val="18"/>
           <w:szCs w:val="18"/>
         </w:rPr>
-        <w:t xml:space="preserve">표 1은 Jetson Orin Nano에서 조건별 20회 반복 측정한 인식부 성능이다. YOLO 지표는 50 에폭 학습의 마지막 검증 결과이며, 숫자 모델의 mAP50-95가 낮은 것은 작은 숫자의 상자가 엄격한 IoU 기준에서 어긋나기 때문으로, 2단계 줌과 숫자 조합으로 보완하였다. NMS만으로는 '118'의 반복 숫자가 사라져 '18'이 되었으나 ④단계에서 복원되었다. 오분류 5건은 주로 조명이 고르지 않은 조건에서 '8'을 '1'로 읽은 경우로, 3.2절의 밝기 정규화·CLAHE를 인식부에 적용하는 것은 향후 과제로 남긴다.</w:t>
+        <w:t xml:space="preserve">단계별 평가는 앞 단계 통을 목표 근처에 둔 상태에서 해당 정책만, 연속 평가는 실제 셀처럼 π</w:t>
+      </w:r>
+      <w:r>
+        <w:rPr>
+          <w:rFonts w:ascii="HY신명조" w:eastAsia="HY신명조" w:hAnsi="HY신명조" w:hint="eastAsia"/>
+          <w:vertAlign w:val="subscript"/>
+          <w:sz w:val="18"/>
+        </w:rPr>
+        <w:t xml:space="preserve">1</w:t>
+      </w:r>
+      <w:r>
+        <w:rPr>
+          <w:rFonts w:ascii="HY신명조" w:eastAsia="HY신명조" w:hAnsi="HY신명조" w:hint="eastAsia"/>
+          <w:sz w:val="18"/>
+          <w:szCs w:val="18"/>
+        </w:rPr>
+        <w:t xml:space="preserve">→π</w:t>
+      </w:r>
+      <w:r>
+        <w:rPr>
+          <w:rFonts w:ascii="HY신명조" w:eastAsia="HY신명조" w:hAnsi="HY신명조" w:hint="eastAsia"/>
+          <w:vertAlign w:val="subscript"/>
+          <w:sz w:val="18"/>
+        </w:rPr>
+        <w:t xml:space="preserve">2</w:t>
+      </w:r>
+      <w:r>
+        <w:rPr>
+          <w:rFonts w:ascii="HY신명조" w:eastAsia="HY신명조" w:hAnsi="HY신명조" w:hint="eastAsia"/>
+          <w:sz w:val="18"/>
+          <w:szCs w:val="18"/>
+        </w:rPr>
+        <w:t xml:space="preserve">→π</w:t>
+      </w:r>
+      <w:r>
+        <w:rPr>
+          <w:rFonts w:ascii="HY신명조" w:eastAsia="HY신명조" w:hAnsi="HY신명조" w:hint="eastAsia"/>
+          <w:vertAlign w:val="subscript"/>
+          <w:sz w:val="18"/>
+        </w:rPr>
+        <w:t xml:space="preserve">3</w:t>
+      </w:r>
+      <w:r>
+        <w:rPr>
+          <w:rFonts w:ascii="HY신명조" w:eastAsia="HY신명조" w:hAnsi="HY신명조" w:hint="eastAsia"/>
+          <w:sz w:val="18"/>
+          <w:szCs w:val="18"/>
+        </w:rPr>
+        <w:t xml:space="preserve">을 같은 장면에서 이어서 실행한다(각 50회, 시연에 쓰지 않은 시드). 통 중심이 목표에서 15mm, 높이가 8mm, 기울기가 10° 이내이고 먼저 쌓인 통이 10mm 이상 밀리지 않으면 성공이며, 잡동사니 환경에서는 주변 물건을 10mm 이상 밀거나 구조물에 닿아도 실패로 보았다.</w:t>
+      </w:r>
+    </w:p>
+    <w:p>
+      <w:pPr>
+        <w:pStyle w:val="a3"/>
+        <w:wordWrap/>
+        <w:spacing w:before="0" w:after="0" w:line="288" w:lineRule="auto"/>
+        <w:jc w:val="left"/>
+      </w:pPr>
+      <w:r>
+        <w:rPr>
+          <w:rFonts w:ascii="HY신명조" w:eastAsia="HY신명조" w:hAnsi="HY신명조" w:hint="eastAsia"/>
+          <w:sz w:val="18"/>
+          <w:szCs w:val="18"/>
+        </w:rPr>
+        <w:t xml:space="preserve"/>
+      </w:r>
+    </w:p>
+    <w:p>
+      <w:pPr>
+        <w:pStyle w:val="a3"/>
+        <w:keepNext/>
+        <w:wordWrap/>
+        <w:spacing w:before="0" w:after="0" w:line="288" w:lineRule="auto"/>
+        <w:jc w:val="center"/>
+      </w:pPr>
+      <w:r>
+        <w:rPr>
+          <w:rFonts w:ascii="HY신명조" w:eastAsia="HY신명조" w:hAnsi="HY신명조" w:hint="eastAsia"/>
+          <w:sz w:val="24"/>
+          <w:szCs w:val="24"/>
+        </w:rPr>
+        <w:t xml:space="preserve">Ⅳ. 실험 결과</w:t>
+      </w:r>
+    </w:p>
+    <w:p>
+      <w:pPr>
+        <w:pStyle w:val="a3"/>
+        <w:wordWrap/>
+        <w:spacing w:before="0" w:after="0" w:line="288" w:lineRule="auto"/>
+        <w:jc w:val="left"/>
+      </w:pPr>
+      <w:r>
+        <w:rPr>
+          <w:rFonts w:ascii="HY신명조" w:eastAsia="HY신명조" w:hAnsi="HY신명조" w:hint="eastAsia"/>
+          <w:sz w:val="18"/>
+          <w:szCs w:val="18"/>
+        </w:rPr>
+        <w:t xml:space="preserve"/>
+      </w:r>
+    </w:p>
+    <w:p>
+      <w:pPr>
+        <w:pStyle w:val="a3"/>
+        <w:keepNext/>
+        <w:wordWrap/>
+        <w:spacing w:before="60" w:after="0" w:line="288" w:lineRule="auto"/>
+        <w:jc w:val="left"/>
+      </w:pPr>
+      <w:r>
+        <w:rPr>
+          <w:rFonts w:ascii="HY신명조" w:eastAsia="HY신명조" w:hAnsi="HY신명조" w:hint="eastAsia"/>
+          <w:sz w:val="20"/>
+          <w:szCs w:val="20"/>
+        </w:rPr>
+        <w:t xml:space="preserve">4.1 무게 인식</w:t>
+      </w:r>
+    </w:p>
+    <w:p>
+      <w:pPr>
+        <w:pStyle w:val="a3"/>
+        <w:wordWrap/>
+        <w:spacing w:before="0" w:after="0" w:line="288" w:lineRule="auto"/>
+        <w:ind w:firstLine="180"/>
+        <w:jc w:val="both"/>
+      </w:pPr>
+      <w:r>
+        <w:rPr>
+          <w:rFonts w:ascii="HY신명조" w:eastAsia="HY신명조" w:hAnsi="HY신명조" w:hint="eastAsia"/>
+          <w:sz w:val="18"/>
+          <w:szCs w:val="18"/>
+        </w:rPr>
+        <w:t xml:space="preserve">표 1은 Jetson Orin Nano에서 조건별 20회 반복 측정한 인식부 성능이다. 오분류 5건은 주로 조명이 고르지 않은 조건에서 '8'을 '1'로 읽은 경우였다.</w:t>
       </w:r>
     </w:p>
     <w:p>
@@ -1340,7 +1269,7 @@
                 <w:sz w:val="15"/>
                 <w:szCs w:val="15"/>
               </w:rPr>
-              <w:t xml:space="preserve">상자 분할 YOLOv8n-seg (2 클래스)</w:t>
+              <w:t xml:space="preserve">캡처 속도</w:t>
             </w:r>
           </w:p>
         </w:tc>
@@ -1361,7 +1290,7 @@
                 <w:sz w:val="15"/>
                 <w:szCs w:val="15"/>
               </w:rPr>
-              <w:t xml:space="preserve">mAP50 99.5%</w:t>
+              <w:t xml:space="preserve">1.2 → 59.5 FPS (캡처·추론 분리)</w:t>
             </w:r>
           </w:p>
         </w:tc>
@@ -1387,7 +1316,7 @@
                 <w:sz w:val="15"/>
                 <w:szCs w:val="15"/>
               </w:rPr>
-              <w:t xml:space="preserve">캡처 속도</w:t>
+              <w:t xml:space="preserve">중거리 / 원거리 정확도</w:t>
             </w:r>
           </w:p>
         </w:tc>
@@ -1408,7 +1337,7 @@
                 <w:sz w:val="15"/>
                 <w:szCs w:val="15"/>
               </w:rPr>
-              <w:t xml:space="preserve">1.2 → 59.5 FPS (캡처·추론 분리)</w:t>
+              <w:t xml:space="preserve">45 → 90% / 15 → 80% (2단계 줌)</w:t>
             </w:r>
           </w:p>
         </w:tc>
@@ -1434,7 +1363,7 @@
                 <w:sz w:val="15"/>
                 <w:szCs w:val="15"/>
               </w:rPr>
-              <w:t xml:space="preserve">중거리 / 원거리 정확도</w:t>
+              <w:t xml:space="preserve">기준값(118g) 분류 정분류율</w:t>
             </w:r>
           </w:p>
         </w:tc>
@@ -1455,7 +1384,7 @@
                 <w:sz w:val="15"/>
                 <w:szCs w:val="15"/>
               </w:rPr>
-              <w:t xml:space="preserve">45 → 90% / 15 → 80% (2단계 줌)</w:t>
+              <w:t xml:space="preserve">91.7% (55/60)</w:t>
             </w:r>
           </w:p>
         </w:tc>
@@ -1481,100 +1410,6 @@
                 <w:sz w:val="15"/>
                 <w:szCs w:val="15"/>
               </w:rPr>
-              <w:t xml:space="preserve">3자리 조합 정확도</w:t>
-            </w:r>
-          </w:p>
-        </w:tc>
-        <w:tc>
-          <w:tcPr>
-            <w:tcW w:w="2350" w:type="dxa"/>
-            <w:vAlign w:val="center"/>
-          </w:tcPr>
-          <w:p>
-            <w:pPr>
-              <w:pStyle w:val="a3"/>
-              <w:spacing w:before="10" w:after="10" w:line="240" w:lineRule="auto"/>
-              <w:jc w:val="center"/>
-            </w:pPr>
-            <w:r>
-              <w:rPr>
-                <w:rFonts w:ascii="HY신명조" w:eastAsia="HY신명조" w:hAnsi="HY신명조" w:hint="eastAsia"/>
-                <w:sz w:val="15"/>
-                <w:szCs w:val="15"/>
-              </w:rPr>
-              <w:t xml:space="preserve">87.5% (70/80)</w:t>
-            </w:r>
-          </w:p>
-        </w:tc>
-      </w:tr>
-      <w:tr>
-        <w:trPr>
-          <w:cantSplit/>
-        </w:trPr>
-        <w:tc>
-          <w:tcPr>
-            <w:tcW w:w="2150" w:type="dxa"/>
-            <w:vAlign w:val="center"/>
-          </w:tcPr>
-          <w:p>
-            <w:pPr>
-              <w:pStyle w:val="a3"/>
-              <w:spacing w:before="10" w:after="10" w:line="240" w:lineRule="auto"/>
-              <w:jc w:val="center"/>
-            </w:pPr>
-            <w:r>
-              <w:rPr>
-                <w:rFonts w:ascii="HY신명조" w:eastAsia="HY신명조" w:hAnsi="HY신명조" w:hint="eastAsia"/>
-                <w:sz w:val="15"/>
-                <w:szCs w:val="15"/>
-              </w:rPr>
-              <w:t xml:space="preserve">기준값(118g) 분류 정분류율</w:t>
-            </w:r>
-          </w:p>
-        </w:tc>
-        <w:tc>
-          <w:tcPr>
-            <w:tcW w:w="2350" w:type="dxa"/>
-            <w:vAlign w:val="center"/>
-          </w:tcPr>
-          <w:p>
-            <w:pPr>
-              <w:pStyle w:val="a3"/>
-              <w:spacing w:before="10" w:after="10" w:line="240" w:lineRule="auto"/>
-              <w:jc w:val="center"/>
-            </w:pPr>
-            <w:r>
-              <w:rPr>
-                <w:rFonts w:ascii="HY신명조" w:eastAsia="HY신명조" w:hAnsi="HY신명조" w:hint="eastAsia"/>
-                <w:sz w:val="15"/>
-                <w:szCs w:val="15"/>
-              </w:rPr>
-              <w:t xml:space="preserve">91.7% (55/60)</w:t>
-            </w:r>
-          </w:p>
-        </w:tc>
-      </w:tr>
-      <w:tr>
-        <w:trPr>
-          <w:cantSplit/>
-        </w:trPr>
-        <w:tc>
-          <w:tcPr>
-            <w:tcW w:w="2150" w:type="dxa"/>
-            <w:vAlign w:val="center"/>
-          </w:tcPr>
-          <w:p>
-            <w:pPr>
-              <w:pStyle w:val="a3"/>
-              <w:spacing w:before="10" w:after="10" w:line="240" w:lineRule="auto"/>
-              <w:jc w:val="center"/>
-            </w:pPr>
-            <w:r>
-              <w:rPr>
-                <w:rFonts w:ascii="HY신명조" w:eastAsia="HY신명조" w:hAnsi="HY신명조" w:hint="eastAsia"/>
-                <w:sz w:val="15"/>
-                <w:szCs w:val="15"/>
-              </w:rPr>
               <w:t xml:space="preserve">인식부터 명령 전송까지 응답</w:t>
             </w:r>
           </w:p>
@@ -1632,7 +1467,7 @@
           <w:sz w:val="20"/>
           <w:szCs w:val="20"/>
         </w:rPr>
-        <w:t xml:space="preserve">4.2 ACT 순차 적재 (시뮬레이션)</w:t>
+        <w:t xml:space="preserve">4.2 시연 설계 규칙 (시뮬레이션)</w:t>
       </w:r>
     </w:p>
     <w:p>
@@ -1649,7 +1484,7 @@
           <w:sz w:val="17"/>
           <w:szCs w:val="17"/>
         </w:rPr>
-        <w:t xml:space="preserve">표 2. 적재 성공률 (%, 시뮬레이션, 각 50회)</w:t>
+        <w:t xml:space="preserve">표 2. 시연 설계별 적재 성공률 (%, 각 50회)</w:t>
       </w:r>
     </w:p>
     <w:tbl>
@@ -1928,7 +1763,7 @@
                 <w:sz w:val="15"/>
                 <w:szCs w:val="15"/>
               </w:rPr>
-              <w:t xml:space="preserve">② +여유 9mm (100)</w:t>
+              <w:t xml:space="preserve">② +R1 여유 9mm (100)</w:t>
             </w:r>
           </w:p>
         </w:tc>
@@ -2038,7 +1873,7 @@
                 <w:sz w:val="15"/>
                 <w:szCs w:val="15"/>
               </w:rPr>
-              <w:t xml:space="preserve">③ +같은 벽 (100)</w:t>
+              <w:t xml:space="preserve">③ +R2 같은 벽 (100)</w:t>
             </w:r>
           </w:p>
         </w:tc>
@@ -2148,7 +1983,7 @@
                 <w:sz w:val="15"/>
                 <w:szCs w:val="15"/>
               </w:rPr>
-              <w:t xml:space="preserve">④ +물러나기 (100)</w:t>
+              <w:t xml:space="preserve">④ +R3 물러나기 (100)</w:t>
             </w:r>
           </w:p>
         </w:tc>
@@ -2368,7 +2203,7 @@
                 <w:sz w:val="15"/>
                 <w:szCs w:val="15"/>
               </w:rPr>
-              <w:t xml:space="preserve">④+DART (1000)</w:t>
+              <w:t xml:space="preserve">④+무작위화 (1000)</w:t>
             </w:r>
           </w:p>
         </w:tc>
@@ -2410,7 +2245,7 @@
                 <w:sz w:val="15"/>
                 <w:szCs w:val="15"/>
               </w:rPr>
-              <w:t xml:space="preserve">96</w:t>
+              <w:t xml:space="preserve">98</w:t>
             </w:r>
           </w:p>
         </w:tc>
@@ -2431,7 +2266,7 @@
                 <w:sz w:val="15"/>
                 <w:szCs w:val="15"/>
               </w:rPr>
-              <w:t xml:space="preserve">100</w:t>
+              <w:t xml:space="preserve">98</w:t>
             </w:r>
           </w:p>
         </w:tc>
@@ -2452,227 +2287,7 @@
                 <w:sz w:val="15"/>
                 <w:szCs w:val="15"/>
               </w:rPr>
-              <w:t xml:space="preserve">96 (87–99)</w:t>
-            </w:r>
-          </w:p>
-        </w:tc>
-      </w:tr>
-      <w:tr>
-        <w:trPr>
-          <w:cantSplit/>
-        </w:trPr>
-        <w:tc>
-          <w:tcPr>
-            <w:tcW w:w="1900" w:type="dxa"/>
-            <w:vAlign w:val="center"/>
-          </w:tcPr>
-          <w:p>
-            <w:pPr>
-              <w:pStyle w:val="a3"/>
-              <w:spacing w:before="10" w:after="10" w:line="240" w:lineRule="auto"/>
-              <w:jc w:val="center"/>
-            </w:pPr>
-            <w:r>
-              <w:rPr>
-                <w:rFonts w:ascii="HY신명조" w:eastAsia="HY신명조" w:hAnsi="HY신명조" w:hint="eastAsia"/>
-                <w:sz w:val="15"/>
-                <w:szCs w:val="15"/>
-              </w:rPr>
-              <w:t xml:space="preserve">④+무작위화 (1000)</w:t>
-            </w:r>
-          </w:p>
-        </w:tc>
-        <w:tc>
-          <w:tcPr>
-            <w:tcW w:w="470" w:type="dxa"/>
-            <w:vAlign w:val="center"/>
-          </w:tcPr>
-          <w:p>
-            <w:pPr>
-              <w:pStyle w:val="a3"/>
-              <w:spacing w:before="10" w:after="10" w:line="240" w:lineRule="auto"/>
-              <w:jc w:val="center"/>
-            </w:pPr>
-            <w:r>
-              <w:rPr>
-                <w:rFonts w:ascii="HY신명조" w:eastAsia="HY신명조" w:hAnsi="HY신명조" w:hint="eastAsia"/>
-                <w:sz w:val="15"/>
-                <w:szCs w:val="15"/>
-              </w:rPr>
-              <w:t xml:space="preserve">100</w:t>
-            </w:r>
-          </w:p>
-        </w:tc>
-        <w:tc>
-          <w:tcPr>
-            <w:tcW w:w="470" w:type="dxa"/>
-            <w:vAlign w:val="center"/>
-          </w:tcPr>
-          <w:p>
-            <w:pPr>
-              <w:pStyle w:val="a3"/>
-              <w:spacing w:before="10" w:after="10" w:line="240" w:lineRule="auto"/>
-              <w:jc w:val="center"/>
-            </w:pPr>
-            <w:r>
-              <w:rPr>
-                <w:rFonts w:ascii="HY신명조" w:eastAsia="HY신명조" w:hAnsi="HY신명조" w:hint="eastAsia"/>
-                <w:sz w:val="15"/>
-                <w:szCs w:val="15"/>
-              </w:rPr>
-              <w:t xml:space="preserve">98</w:t>
-            </w:r>
-          </w:p>
-        </w:tc>
-        <w:tc>
-          <w:tcPr>
-            <w:tcW w:w="470" w:type="dxa"/>
-            <w:vAlign w:val="center"/>
-          </w:tcPr>
-          <w:p>
-            <w:pPr>
-              <w:pStyle w:val="a3"/>
-              <w:spacing w:before="10" w:after="10" w:line="240" w:lineRule="auto"/>
-              <w:jc w:val="center"/>
-            </w:pPr>
-            <w:r>
-              <w:rPr>
-                <w:rFonts w:ascii="HY신명조" w:eastAsia="HY신명조" w:hAnsi="HY신명조" w:hint="eastAsia"/>
-                <w:sz w:val="15"/>
-                <w:szCs w:val="15"/>
-              </w:rPr>
-              <w:t xml:space="preserve">98</w:t>
-            </w:r>
-          </w:p>
-        </w:tc>
-        <w:tc>
-          <w:tcPr>
-            <w:tcW w:w="1190" w:type="dxa"/>
-            <w:vAlign w:val="center"/>
-          </w:tcPr>
-          <w:p>
-            <w:pPr>
-              <w:pStyle w:val="a3"/>
-              <w:spacing w:before="10" w:after="10" w:line="240" w:lineRule="auto"/>
-              <w:jc w:val="center"/>
-            </w:pPr>
-            <w:r>
-              <w:rPr>
-                <w:rFonts w:ascii="HY신명조" w:eastAsia="HY신명조" w:hAnsi="HY신명조" w:hint="eastAsia"/>
-                <w:sz w:val="15"/>
-                <w:szCs w:val="15"/>
-              </w:rPr>
               <w:t xml:space="preserve">98 (90–100)</w:t>
-            </w:r>
-          </w:p>
-        </w:tc>
-      </w:tr>
-      <w:tr>
-        <w:trPr>
-          <w:cantSplit/>
-        </w:trPr>
-        <w:tc>
-          <w:tcPr>
-            <w:tcW w:w="1900" w:type="dxa"/>
-            <w:vAlign w:val="center"/>
-          </w:tcPr>
-          <w:p>
-            <w:pPr>
-              <w:pStyle w:val="a3"/>
-              <w:spacing w:before="10" w:after="10" w:line="240" w:lineRule="auto"/>
-              <w:jc w:val="center"/>
-            </w:pPr>
-            <w:r>
-              <w:rPr>
-                <w:rFonts w:ascii="HY신명조" w:eastAsia="HY신명조" w:hAnsi="HY신명조" w:hint="eastAsia"/>
-                <w:sz w:val="15"/>
-                <w:szCs w:val="15"/>
-              </w:rPr>
-              <w:t xml:space="preserve">④+넓은 무작위화 섞기 (2000)</w:t>
-            </w:r>
-          </w:p>
-        </w:tc>
-        <w:tc>
-          <w:tcPr>
-            <w:tcW w:w="470" w:type="dxa"/>
-            <w:vAlign w:val="center"/>
-          </w:tcPr>
-          <w:p>
-            <w:pPr>
-              <w:pStyle w:val="a3"/>
-              <w:spacing w:before="10" w:after="10" w:line="240" w:lineRule="auto"/>
-              <w:jc w:val="center"/>
-            </w:pPr>
-            <w:r>
-              <w:rPr>
-                <w:rFonts w:ascii="HY신명조" w:eastAsia="HY신명조" w:hAnsi="HY신명조" w:hint="eastAsia"/>
-                <w:sz w:val="15"/>
-                <w:szCs w:val="15"/>
-              </w:rPr>
-              <w:t xml:space="preserve">100</w:t>
-            </w:r>
-          </w:p>
-        </w:tc>
-        <w:tc>
-          <w:tcPr>
-            <w:tcW w:w="470" w:type="dxa"/>
-            <w:vAlign w:val="center"/>
-          </w:tcPr>
-          <w:p>
-            <w:pPr>
-              <w:pStyle w:val="a3"/>
-              <w:spacing w:before="10" w:after="10" w:line="240" w:lineRule="auto"/>
-              <w:jc w:val="center"/>
-            </w:pPr>
-            <w:r>
-              <w:rPr>
-                <w:rFonts w:ascii="HY신명조" w:eastAsia="HY신명조" w:hAnsi="HY신명조" w:hint="eastAsia"/>
-                <w:sz w:val="15"/>
-                <w:szCs w:val="15"/>
-              </w:rPr>
-              <w:t xml:space="preserve">98</w:t>
-            </w:r>
-          </w:p>
-        </w:tc>
-        <w:tc>
-          <w:tcPr>
-            <w:tcW w:w="470" w:type="dxa"/>
-            <w:vAlign w:val="center"/>
-          </w:tcPr>
-          <w:p>
-            <w:pPr>
-              <w:pStyle w:val="a3"/>
-              <w:spacing w:before="10" w:after="10" w:line="240" w:lineRule="auto"/>
-              <w:jc w:val="center"/>
-            </w:pPr>
-            <w:r>
-              <w:rPr>
-                <w:rFonts w:ascii="HY신명조" w:eastAsia="HY신명조" w:hAnsi="HY신명조" w:hint="eastAsia"/>
-                <w:sz w:val="15"/>
-                <w:szCs w:val="15"/>
-              </w:rPr>
-              <w:t xml:space="preserve">100</w:t>
-            </w:r>
-          </w:p>
-        </w:tc>
-        <w:tc>
-          <w:tcPr>
-            <w:tcW w:w="1190" w:type="dxa"/>
-            <w:vAlign w:val="center"/>
-          </w:tcPr>
-          <w:p>
-            <w:pPr>
-              <w:pStyle w:val="a3"/>
-              <w:spacing w:before="10" w:after="10" w:line="240" w:lineRule="auto"/>
-              <w:jc w:val="center"/>
-            </w:pPr>
-            <w:r>
-              <w:rPr>
-                <w:rFonts w:ascii="HY신명조" w:eastAsia="HY신명조" w:hAnsi="HY신명조" w:hint="eastAsia"/>
-                <w:sz w:val="15"/>
-                <w:szCs w:val="15"/>
-              </w:rPr>
-              <w:t xml:space="preserve">88 (76–94)</w:t>
             </w:r>
           </w:p>
         </w:tc>
@@ -2692,67 +2307,6 @@
           <w:szCs w:val="10"/>
         </w:rPr>
         <w:t xml:space="preserve"/>
-      </w:r>
-    </w:p>
-    <w:p xmlns:a="http://schemas.openxmlformats.org/drawingml/2006/main" xmlns:pic="http://schemas.openxmlformats.org/drawingml/2006/picture">
-      <w:pPr>
-        <w:pStyle w:val="a3"/>
-        <w:keepNext/>
-        <w:wordWrap/>
-        <w:spacing w:before="80" w:after="0" w:line="240" w:lineRule="auto"/>
-        <w:jc w:val="center"/>
-      </w:pPr>
-      <w:r>
-        <w:rPr>
-          <w:noProof/>
-        </w:rPr>
-        <w:drawing>
-          <wp:inline distT="0" distB="0" distL="0" distR="0">
-            <wp:extent cx="2793333" cy="1481312"/>
-            <wp:docPr id="103" name="Figure 3"/>
-            <a:graphic>
-              <a:graphicData uri="http://schemas.openxmlformats.org/drawingml/2006/picture">
-                <pic:pic>
-                  <pic:nvPicPr>
-                    <pic:cNvPr id="103" name="fig3.png"/>
-                    <pic:cNvPicPr/>
-                  </pic:nvPicPr>
-                  <pic:blipFill>
-                    <a:blip r:embed="rIdFig3"/>
-                    <a:stretch>
-                      <a:fillRect/>
-                    </a:stretch>
-                  </pic:blipFill>
-                  <pic:spPr>
-                    <a:xfrm>
-                      <a:off x="0" y="0"/>
-                      <a:ext cx="2793333" cy="1481312"/>
-                    </a:xfrm>
-                    <a:prstGeom prst="rect">
-                      <a:avLst/>
-                    </a:prstGeom>
-                  </pic:spPr>
-                </pic:pic>
-              </a:graphicData>
-            </a:graphic>
-          </wp:inline>
-        </w:drawing>
-      </w:r>
-    </w:p>
-    <w:p>
-      <w:pPr>
-        <w:pStyle w:val="a3"/>
-        <w:wordWrap/>
-        <w:spacing w:before="0" w:after="80" w:line="264" w:lineRule="auto"/>
-        <w:jc w:val="center"/>
-      </w:pPr>
-      <w:r>
-        <w:rPr>
-          <w:rFonts w:ascii="HY신명조" w:eastAsia="HY신명조" w:hAnsi="HY신명조" w:hint="eastAsia"/>
-          <w:sz w:val="17"/>
-          <w:szCs w:val="17"/>
-        </w:rPr>
-        <w:t xml:space="preserve">그림 3. 저울 위 통의 회전각과 단계별 결과 (여유 9mm, 로봇 쪽 벽, 시연 100)</w:t>
       </w:r>
     </w:p>
     <w:p>
@@ -2769,68 +2323,24 @@
           <w:sz w:val="18"/>
           <w:szCs w:val="18"/>
         </w:rPr>
-        <w:t xml:space="preserve">표 2에서 초기 시연(①)은 단계별 76%, 84%, 50%였으나 앞 단계의 오차가 넘어가 연속 28%에 그쳤다. 실패 장면을 다시 재생해 원인을 찾고 시연 설계를 차례로 고쳤다. 고정 집게가 벽 위에 걸리던 문제는 파지 여유 9mm(②)로 줄었고(연속 62%), 남은 실패 25건 중 24건은 통이 +7.5° 넘게 돌아 전문가가 잡는 벽을 바꾸는 구간에서 일어났다(그림 3, 실패율 49% 대 1%). 정책이 앞벽과 옆벽 시연의 중간인 모서리로 간 것으로, 시연을 200회로 늘리면 오히려 연속 36%로 낮아졌다. 늘 같은 벽을 잡게 하자(③) 집기 실패가 없어졌고(연속 82%), 남은 2층 실패는 그리퍼가 곧장 올라가며 2mm 벽 위의 통을 끌어 올려 기운 경우였다. 벌린 뒤 5mm 물러났다 올라가게 하자(④) 단계별 100%, 100%, 100%, 연속 96%가 되었다. 장면 200개 평가(CPU)에서는 연속 99.0%(95% CI 96.4–99.7%)(평균 위치 오차 3.6, 4.4, 5.9mm, 허용 오차를 10mm로 줄이면 87.5%)였고, 남은 2건은 통을 집지 못해 저울에 남은 경우라 저울을 다시 읽어 재실행하게 하자 연속 100%(200/200, 95% CI 98.1–100%)가 되었다. 영상을 가리면 세 단계 모두 0/10으로, 정책은 영상에서 통을 찾아 움직였다. 카메라를 하나만 쓰면(시연 200) 상단만으로 연속 96%(둘 다 92%)였으나 손목만으로는 들고 있는 통이 아래 통을 가려 2층이 56%, 연속 70%로 떨어져 상단 카메라가 핵심이었다.</w:t>
-      </w:r>
-    </w:p>
-    <w:p xmlns:a="http://schemas.openxmlformats.org/drawingml/2006/main" xmlns:pic="http://schemas.openxmlformats.org/drawingml/2006/picture">
+        <w:t xml:space="preserve">초기 시연(①)은 단계별 76%, 84%, 50%였으나 앞 단계 오차가 넘어가 연속 28%에 그쳤다. R1로 집게가 벽 위에 걸리는 실패가 줄었고(연속 62%), 남은 실패 25건 중 24건은 전문가가 잡는 벽을 바꾸는 회전 구간에서 일어났다. 이 시연은 3.3절의 점검에서 손목 각도에 53.1°의 빈 구간을 보였고, 시연을 200회로 늘리면 오히려 연속 36%로 낮아졌다. R2를 적용하자 빈 구간이 1.5°로 사라지고 집기 실패가 없어졌으며(③, 연속 82%), R3까지 적용한 ④는 연속 96%, 장면 200개에서 99.0%(95% CI 96.4–99.7%)(평균 위치 오차 3.6, 4.4, 5.9mm)였다. ④의 시연을 1000회로 늘리거나 DART[8] 잡음을 넣어도 94%, 96%로 나아지지 않아, 시연 수가 시연 설계를 대신하지 못했다[15]. 남은 실패는 통을 집지 못해 저울에 남은 경우였으며, 무게 확인 재시도로 첫 시도 198/200에서 200/200가 되었다. 영상을 가리면 0/10으로 정책은 영상에서 통을 찾아 움직였고, 카메라를 하나만 쓰면 상단만 96%, 손목만 70%로 상단 카메라가 핵심이었다.</w:t>
+      </w:r>
+    </w:p>
+    <w:p>
       <w:pPr>
         <w:pStyle w:val="a3"/>
         <w:keepNext/>
         <w:wordWrap/>
-        <w:spacing w:before="80" w:after="0" w:line="240" w:lineRule="auto"/>
-        <w:jc w:val="center"/>
-      </w:pPr>
-      <w:r>
-        <w:rPr>
-          <w:noProof/>
-        </w:rPr>
-        <w:drawing>
-          <wp:inline distT="0" distB="0" distL="0" distR="0">
-            <wp:extent cx="2793333" cy="1761948"/>
-            <wp:docPr id="104" name="Figure 4"/>
-            <a:graphic>
-              <a:graphicData uri="http://schemas.openxmlformats.org/drawingml/2006/picture">
-                <pic:pic>
-                  <pic:nvPicPr>
-                    <pic:cNvPr id="104" name="fig4.png"/>
-                    <pic:cNvPicPr/>
-                  </pic:nvPicPr>
-                  <pic:blipFill>
-                    <a:blip r:embed="rIdFig4"/>
-                    <a:stretch>
-                      <a:fillRect/>
-                    </a:stretch>
-                  </pic:blipFill>
-                  <pic:spPr>
-                    <a:xfrm>
-                      <a:off x="0" y="0"/>
-                      <a:ext cx="2793333" cy="1761948"/>
-                    </a:xfrm>
-                    <a:prstGeom prst="rect">
-                      <a:avLst/>
-                    </a:prstGeom>
-                  </pic:spPr>
-                </pic:pic>
-              </a:graphicData>
-            </a:graphic>
-          </wp:inline>
-        </w:drawing>
-      </w:r>
-    </w:p>
-    <w:p>
-      <w:pPr>
-        <w:pStyle w:val="a3"/>
-        <w:wordWrap/>
-        <w:spacing w:before="0" w:after="80" w:line="264" w:lineRule="auto"/>
-        <w:jc w:val="center"/>
-      </w:pPr>
-      <w:r>
-        <w:rPr>
-          <w:rFonts w:ascii="HY신명조" w:eastAsia="HY신명조" w:hAnsi="HY신명조" w:hint="eastAsia"/>
-          <w:sz w:val="17"/>
-          <w:szCs w:val="17"/>
-        </w:rPr>
-        <w:t xml:space="preserve">그림 4. 시연 수에 따른 적재 성공률 (④ 시연)</w:t>
+        <w:spacing w:before="60" w:after="0" w:line="288" w:lineRule="auto"/>
+        <w:jc w:val="left"/>
+      </w:pPr>
+      <w:r>
+        <w:rPr>
+          <w:rFonts w:ascii="HY신명조" w:eastAsia="HY신명조" w:hAnsi="HY신명조" w:hint="eastAsia"/>
+          <w:sz w:val="20"/>
+          <w:szCs w:val="20"/>
+        </w:rPr>
+        <w:t xml:space="preserve">4.3 다른 물체로의 일반화</w:t>
       </w:r>
     </w:p>
     <w:p>
@@ -2847,41 +2357,7 @@
           <w:sz w:val="18"/>
           <w:szCs w:val="18"/>
         </w:rPr>
-        <w:t xml:space="preserve">④ 시연을 200, 500, 1000회로 늘려도 연속 성공률은 92%, 98%, 94%로 시연 100회에서 이미 포화되었고(그림 4), DART 잡음 주입(1000회)도 96%로 차이가 없었다. 남은 실패는 1층 통이 옆 칸 쪽으로 9~11mm 밀려 놓였을 때 옆 통이 그 벽에 걸려 넘어지는 경우였다(통 사이 간격 8mm). 스텝당 평균 추론 시간은 GTX 1080 Ti 2.7ms, CPU 4.4ms(다른 학습과 공유)로 제어 주기 33ms보다 짧았다. 모방학습 성능이 시연 수보다 시연의 다양성과 일관성에 좌우된다는 보고[15]와 같이, 시연 수로는 시연 설계의 효과를 대신할 수 없었다.</w:t>
-      </w:r>
-    </w:p>
-    <w:p>
-      <w:pPr>
-        <w:pStyle w:val="a3"/>
-        <w:keepNext/>
-        <w:wordWrap/>
-        <w:spacing w:before="60" w:after="0" w:line="288" w:lineRule="auto"/>
-        <w:jc w:val="left"/>
-      </w:pPr>
-      <w:r>
-        <w:rPr>
-          <w:rFonts w:ascii="HY신명조" w:eastAsia="HY신명조" w:hAnsi="HY신명조" w:hint="eastAsia"/>
-          <w:sz w:val="20"/>
-          <w:szCs w:val="20"/>
-        </w:rPr>
-        <w:t xml:space="preserve">4.3 환경 변화에 대한 강인성 (시뮬레이션)</w:t>
-      </w:r>
-    </w:p>
-    <w:p>
-      <w:pPr>
-        <w:pStyle w:val="a3"/>
-        <w:wordWrap/>
-        <w:spacing w:before="0" w:after="0" w:line="288" w:lineRule="auto"/>
-        <w:ind w:firstLine="180"/>
-        <w:jc w:val="both"/>
-      </w:pPr>
-      <w:r>
-        <w:rPr>
-          <w:rFonts w:ascii="HY신명조" w:eastAsia="HY신명조" w:hAnsi="HY신명조" w:hint="eastAsia"/>
-          <w:sz w:val="18"/>
-          <w:szCs w:val="18"/>
-        </w:rPr>
-        <w:t xml:space="preserve">학습한 정책에 표 3의 환경 변화를 한 가지씩 주고 단계별로 20회씩 평가하였다. 시연을 1000회로 늘리면 조명과 주변 물건에는 강해졌으나 작업대 색이 바뀌면 옆 단계가 20%까지 떨어졌다. 도메인 랜덤화를 쓰면 변화 조건 평균 98%(무작위화 없이 89%)였고 작업대 색 변화에서도 100%를 유지했다. 밝기 정규화·CLAHE를 더하면 오히려 95%로 낮아졌고, 특히 체크무늬 작업대에서 80%에서 32%로 떨어졌다. 국소 대비를 키우는 CLAHE가 작업대 무늬까지 강조했기 때문으로 보인다. 무작위화 범위를 더 넓히면(조명 0.25~2.5배·색 조명·무늬 작업대) 체크무늬 작업대는 90%로 나아졌으나 놓는 위치가 약 7mm 치우쳐 연속 82%로 낮아졌다. 이를 기존 무작위화 시연과 섞으면(2000회) 범위 밖 네 조건 평균이 98%(v6 91%)로 가장 높았으나 연속은 88%로, 범위와 정밀도가 맞교환되었다. 무작위화 없이 CLAHE만 쓴 경우(시연 200)도 조명 세 조건 평균 79%로 쓰지 않은 경우(87%)보다 낮았다. 무게(100~200g)와 관측 지연(최대 133ms)에는 모든 정책이 강했다.</w:t>
+        <w:t xml:space="preserve">규칙이 통에만 맞춘 것이 아님을 확인하기 위해 잡을 곳이 다른 이유로 애매한 두 물체를 더 시험하였다(그림 2(d)(e)). 손잡이 컵(육각, 지름 70mm)은 손잡이가 로봇 쪽(±30°)을 향해 로봇에 가까운 면이 막히므로 사람처럼 잡으면 손잡이의 왼쪽·오른쪽 중 가까운 쪽으로 갈리고, R2로는 늘 손잡이 오른쪽 면을 잡는다. 직사각형 상자(90×60mm)는 로봇 쪽 벽을 잡으면 긴 벽과 짧은 벽이 바뀌어 놓인 방향까지 달라지며, R2로는 늘 같은 짧은 벽을 잡는다. 두 설계 모두 R1·R3은 같다.</w:t>
       </w:r>
     </w:p>
     <w:p>
@@ -2898,7 +2374,7 @@
           <w:sz w:val="17"/>
           <w:szCs w:val="17"/>
         </w:rPr>
-        <w:t xml:space="preserve">표 3. 환경 변화별 단계 평균 성공률 (%, 각 20회)</w:t>
+        <w:t xml:space="preserve">표 3. 물체별 시연 점검과 연속 성공률 (시연 100회, 각 50회)</w:t>
       </w:r>
     </w:p>
     <w:tbl>
@@ -2921,10 +2397,8 @@
       </w:tblPr>
       <w:tblGrid>
         <w:gridCol w:w="1900"/>
-        <w:gridCol w:w="650"/>
-        <w:gridCol w:w="650"/>
-        <w:gridCol w:w="650"/>
-        <w:gridCol w:w="650"/>
+        <w:gridCol w:w="1300"/>
+        <w:gridCol w:w="1300"/>
       </w:tblGrid>
       <w:tr>
         <w:trPr>
@@ -2949,13 +2423,13 @@
                 <w:sz w:val="15"/>
                 <w:szCs w:val="15"/>
               </w:rPr>
-              <w:t xml:space="preserve">변화</w:t>
-            </w:r>
-          </w:p>
-        </w:tc>
-        <w:tc>
-          <w:tcPr>
-            <w:tcW w:w="650" w:type="dxa"/>
+              <w:t xml:space="preserve">물체 (애매한 이유)</w:t>
+            </w:r>
+          </w:p>
+        </w:tc>
+        <w:tc>
+          <w:tcPr>
+            <w:tcW w:w="1300" w:type="dxa"/>
             <w:shd w:val="clear" w:color="auto" w:fill="E7E6E6"/>
             <w:vAlign w:val="center"/>
           </w:tcPr>
@@ -2972,13 +2446,13 @@
                 <w:sz w:val="15"/>
                 <w:szCs w:val="15"/>
               </w:rPr>
-              <w:t xml:space="preserve">③/100</w:t>
-            </w:r>
-          </w:p>
-        </w:tc>
-        <w:tc>
-          <w:tcPr>
-            <w:tcW w:w="650" w:type="dxa"/>
+              <w:t xml:space="preserve">빈 구간(°) 사람식→R2</w:t>
+            </w:r>
+          </w:p>
+        </w:tc>
+        <w:tc>
+          <w:tcPr>
+            <w:tcW w:w="1300" w:type="dxa"/>
             <w:shd w:val="clear" w:color="auto" w:fill="E7E6E6"/>
             <w:vAlign w:val="center"/>
           </w:tcPr>
@@ -2995,53 +2469,7 @@
                 <w:sz w:val="15"/>
                 <w:szCs w:val="15"/>
               </w:rPr>
-              <w:t xml:space="preserve">④/1000</w:t>
-            </w:r>
-          </w:p>
-        </w:tc>
-        <w:tc>
-          <w:tcPr>
-            <w:tcW w:w="650" w:type="dxa"/>
-            <w:shd w:val="clear" w:color="auto" w:fill="E7E6E6"/>
-            <w:vAlign w:val="center"/>
-          </w:tcPr>
-          <w:p>
-            <w:pPr>
-              <w:pStyle w:val="a3"/>
-              <w:spacing w:before="10" w:after="10" w:line="240" w:lineRule="auto"/>
-              <w:jc w:val="center"/>
-            </w:pPr>
-            <w:r>
-              <w:rPr>
-                <w:rFonts w:ascii="HY신명조" w:eastAsia="HY신명조" w:hAnsi="HY신명조" w:hint="eastAsia"/>
-                <w:b/>
-                <w:sz w:val="15"/>
-                <w:szCs w:val="15"/>
-              </w:rPr>
-              <w:t xml:space="preserve">+무작위화</w:t>
-            </w:r>
-          </w:p>
-        </w:tc>
-        <w:tc>
-          <w:tcPr>
-            <w:tcW w:w="650" w:type="dxa"/>
-            <w:shd w:val="clear" w:color="auto" w:fill="E7E6E6"/>
-            <w:vAlign w:val="center"/>
-          </w:tcPr>
-          <w:p>
-            <w:pPr>
-              <w:pStyle w:val="a3"/>
-              <w:spacing w:before="10" w:after="10" w:line="240" w:lineRule="auto"/>
-              <w:jc w:val="center"/>
-            </w:pPr>
-            <w:r>
-              <w:rPr>
-                <w:rFonts w:ascii="HY신명조" w:eastAsia="HY신명조" w:hAnsi="HY신명조" w:hint="eastAsia"/>
-                <w:b/>
-                <w:sz w:val="15"/>
-                <w:szCs w:val="15"/>
-              </w:rPr>
-              <w:t xml:space="preserve">+넓은 무작위화 섞기</w:t>
+              <w:t xml:space="preserve">연속(%) 사람식→R2</w:t>
             </w:r>
           </w:p>
         </w:tc>
@@ -3067,91 +2495,49 @@
                 <w:sz w:val="15"/>
                 <w:szCs w:val="15"/>
               </w:rPr>
-              <w:t xml:space="preserve">변화 없음</w:t>
-            </w:r>
-          </w:p>
-        </w:tc>
-        <w:tc>
-          <w:tcPr>
-            <w:tcW w:w="650" w:type="dxa"/>
-            <w:vAlign w:val="center"/>
-          </w:tcPr>
-          <w:p>
-            <w:pPr>
-              <w:pStyle w:val="a3"/>
-              <w:spacing w:before="10" w:after="10" w:line="240" w:lineRule="auto"/>
-              <w:jc w:val="center"/>
-            </w:pPr>
-            <w:r>
-              <w:rPr>
-                <w:rFonts w:ascii="HY신명조" w:eastAsia="HY신명조" w:hAnsi="HY신명조" w:hint="eastAsia"/>
-                <w:sz w:val="15"/>
-                <w:szCs w:val="15"/>
-              </w:rPr>
-              <w:t xml:space="preserve">98</w:t>
-            </w:r>
-          </w:p>
-        </w:tc>
-        <w:tc>
-          <w:tcPr>
-            <w:tcW w:w="650" w:type="dxa"/>
-            <w:vAlign w:val="center"/>
-          </w:tcPr>
-          <w:p>
-            <w:pPr>
-              <w:pStyle w:val="a3"/>
-              <w:spacing w:before="10" w:after="10" w:line="240" w:lineRule="auto"/>
-              <w:jc w:val="center"/>
-            </w:pPr>
-            <w:r>
-              <w:rPr>
-                <w:rFonts w:ascii="HY신명조" w:eastAsia="HY신명조" w:hAnsi="HY신명조" w:hint="eastAsia"/>
-                <w:sz w:val="15"/>
-                <w:szCs w:val="15"/>
-              </w:rPr>
-              <w:t xml:space="preserve">98</w:t>
-            </w:r>
-          </w:p>
-        </w:tc>
-        <w:tc>
-          <w:tcPr>
-            <w:tcW w:w="650" w:type="dxa"/>
-            <w:vAlign w:val="center"/>
-          </w:tcPr>
-          <w:p>
-            <w:pPr>
-              <w:pStyle w:val="a3"/>
-              <w:spacing w:before="10" w:after="10" w:line="240" w:lineRule="auto"/>
-              <w:jc w:val="center"/>
-            </w:pPr>
-            <w:r>
-              <w:rPr>
-                <w:rFonts w:ascii="HY신명조" w:eastAsia="HY신명조" w:hAnsi="HY신명조" w:hint="eastAsia"/>
-                <w:sz w:val="15"/>
-                <w:szCs w:val="15"/>
-              </w:rPr>
-              <w:t xml:space="preserve">100</w:t>
-            </w:r>
-          </w:p>
-        </w:tc>
-        <w:tc>
-          <w:tcPr>
-            <w:tcW w:w="650" w:type="dxa"/>
-            <w:vAlign w:val="center"/>
-          </w:tcPr>
-          <w:p>
-            <w:pPr>
-              <w:pStyle w:val="a3"/>
-              <w:spacing w:before="10" w:after="10" w:line="240" w:lineRule="auto"/>
-              <w:jc w:val="center"/>
-            </w:pPr>
-            <w:r>
-              <w:rPr>
-                <w:rFonts w:ascii="HY신명조" w:eastAsia="HY신명조" w:hAnsi="HY신명조" w:hint="eastAsia"/>
-                <w:sz w:val="15"/>
-                <w:szCs w:val="15"/>
-              </w:rPr>
-              <w:t xml:space="preserve">98</w:t>
+              <w:t xml:space="preserve">정사각형 통 (네 벽이 같음)</w:t>
+            </w:r>
+          </w:p>
+        </w:tc>
+        <w:tc>
+          <w:tcPr>
+            <w:tcW w:w="1300" w:type="dxa"/>
+            <w:vAlign w:val="center"/>
+          </w:tcPr>
+          <w:p>
+            <w:pPr>
+              <w:pStyle w:val="a3"/>
+              <w:spacing w:before="10" w:after="10" w:line="240" w:lineRule="auto"/>
+              <w:jc w:val="center"/>
+            </w:pPr>
+            <w:r>
+              <w:rPr>
+                <w:rFonts w:ascii="HY신명조" w:eastAsia="HY신명조" w:hAnsi="HY신명조" w:hint="eastAsia"/>
+                <w:sz w:val="15"/>
+                <w:szCs w:val="15"/>
+              </w:rPr>
+              <w:t xml:space="preserve">53 → 4</w:t>
+            </w:r>
+          </w:p>
+        </w:tc>
+        <w:tc>
+          <w:tcPr>
+            <w:tcW w:w="1300" w:type="dxa"/>
+            <w:vAlign w:val="center"/>
+          </w:tcPr>
+          <w:p>
+            <w:pPr>
+              <w:pStyle w:val="a3"/>
+              <w:spacing w:before="10" w:after="10" w:line="240" w:lineRule="auto"/>
+              <w:jc w:val="center"/>
+            </w:pPr>
+            <w:r>
+              <w:rPr>
+                <w:rFonts w:ascii="HY신명조" w:eastAsia="HY신명조" w:hAnsi="HY신명조" w:hint="eastAsia"/>
+                <w:sz w:val="15"/>
+                <w:szCs w:val="15"/>
+              </w:rPr>
+              <w:t xml:space="preserve">62 → 96</w:t>
             </w:r>
           </w:p>
         </w:tc>
@@ -3177,91 +2563,49 @@
                 <w:sz w:val="15"/>
                 <w:szCs w:val="15"/>
               </w:rPr>
-              <w:t xml:space="preserve">조명 (어둡게·밝게·옆)</w:t>
-            </w:r>
-          </w:p>
-        </w:tc>
-        <w:tc>
-          <w:tcPr>
-            <w:tcW w:w="650" w:type="dxa"/>
-            <w:vAlign w:val="center"/>
-          </w:tcPr>
-          <w:p>
-            <w:pPr>
-              <w:pStyle w:val="a3"/>
-              <w:spacing w:before="10" w:after="10" w:line="240" w:lineRule="auto"/>
-              <w:jc w:val="center"/>
-            </w:pPr>
-            <w:r>
-              <w:rPr>
-                <w:rFonts w:ascii="HY신명조" w:eastAsia="HY신명조" w:hAnsi="HY신명조" w:hint="eastAsia"/>
-                <w:sz w:val="15"/>
-                <w:szCs w:val="15"/>
-              </w:rPr>
-              <w:t xml:space="preserve">74</w:t>
-            </w:r>
-          </w:p>
-        </w:tc>
-        <w:tc>
-          <w:tcPr>
-            <w:tcW w:w="650" w:type="dxa"/>
-            <w:vAlign w:val="center"/>
-          </w:tcPr>
-          <w:p>
-            <w:pPr>
-              <w:pStyle w:val="a3"/>
-              <w:spacing w:before="10" w:after="10" w:line="240" w:lineRule="auto"/>
-              <w:jc w:val="center"/>
-            </w:pPr>
-            <w:r>
-              <w:rPr>
-                <w:rFonts w:ascii="HY신명조" w:eastAsia="HY신명조" w:hAnsi="HY신명조" w:hint="eastAsia"/>
-                <w:sz w:val="15"/>
-                <w:szCs w:val="15"/>
-              </w:rPr>
-              <w:t xml:space="preserve">91</w:t>
-            </w:r>
-          </w:p>
-        </w:tc>
-        <w:tc>
-          <w:tcPr>
-            <w:tcW w:w="650" w:type="dxa"/>
-            <w:vAlign w:val="center"/>
-          </w:tcPr>
-          <w:p>
-            <w:pPr>
-              <w:pStyle w:val="a3"/>
-              <w:spacing w:before="10" w:after="10" w:line="240" w:lineRule="auto"/>
-              <w:jc w:val="center"/>
-            </w:pPr>
-            <w:r>
-              <w:rPr>
-                <w:rFonts w:ascii="HY신명조" w:eastAsia="HY신명조" w:hAnsi="HY신명조" w:hint="eastAsia"/>
-                <w:sz w:val="15"/>
-                <w:szCs w:val="15"/>
-              </w:rPr>
-              <w:t xml:space="preserve">99</w:t>
-            </w:r>
-          </w:p>
-        </w:tc>
-        <w:tc>
-          <w:tcPr>
-            <w:tcW w:w="650" w:type="dxa"/>
-            <w:vAlign w:val="center"/>
-          </w:tcPr>
-          <w:p>
-            <w:pPr>
-              <w:pStyle w:val="a3"/>
-              <w:spacing w:before="10" w:after="10" w:line="240" w:lineRule="auto"/>
-              <w:jc w:val="center"/>
-            </w:pPr>
-            <w:r>
-              <w:rPr>
-                <w:rFonts w:ascii="HY신명조" w:eastAsia="HY신명조" w:hAnsi="HY신명조" w:hint="eastAsia"/>
-                <w:sz w:val="15"/>
-                <w:szCs w:val="15"/>
-              </w:rPr>
-              <w:t xml:space="preserve">98</w:t>
+              <w:t xml:space="preserve">손잡이 컵 (손잡이 좌·우)</w:t>
+            </w:r>
+          </w:p>
+        </w:tc>
+        <w:tc>
+          <w:tcPr>
+            <w:tcW w:w="1300" w:type="dxa"/>
+            <w:vAlign w:val="center"/>
+          </w:tcPr>
+          <w:p>
+            <w:pPr>
+              <w:pStyle w:val="a3"/>
+              <w:spacing w:before="10" w:after="10" w:line="240" w:lineRule="auto"/>
+              <w:jc w:val="center"/>
+            </w:pPr>
+            <w:r>
+              <w:rPr>
+                <w:rFonts w:ascii="HY신명조" w:eastAsia="HY신명조" w:hAnsi="HY신명조" w:hint="eastAsia"/>
+                <w:sz w:val="15"/>
+                <w:szCs w:val="15"/>
+              </w:rPr>
+              <w:t xml:space="preserve">66 → 7</w:t>
+            </w:r>
+          </w:p>
+        </w:tc>
+        <w:tc>
+          <w:tcPr>
+            <w:tcW w:w="1300" w:type="dxa"/>
+            <w:vAlign w:val="center"/>
+          </w:tcPr>
+          <w:p>
+            <w:pPr>
+              <w:pStyle w:val="a3"/>
+              <w:spacing w:before="10" w:after="10" w:line="240" w:lineRule="auto"/>
+              <w:jc w:val="center"/>
+            </w:pPr>
+            <w:r>
+              <w:rPr>
+                <w:rFonts w:ascii="HY신명조" w:eastAsia="HY신명조" w:hAnsi="HY신명조" w:hint="eastAsia"/>
+                <w:sz w:val="15"/>
+                <w:szCs w:val="15"/>
+              </w:rPr>
+              <w:t xml:space="preserve">[  ] → [  ]</w:t>
             </w:r>
           </w:p>
         </w:tc>
@@ -3287,91 +2631,262 @@
                 <w:sz w:val="15"/>
                 <w:szCs w:val="15"/>
               </w:rPr>
-              <w:t xml:space="preserve">작업대 색 (회색·짙은 갈색)</w:t>
-            </w:r>
-          </w:p>
-        </w:tc>
-        <w:tc>
-          <w:tcPr>
-            <w:tcW w:w="650" w:type="dxa"/>
-            <w:vAlign w:val="center"/>
-          </w:tcPr>
-          <w:p>
-            <w:pPr>
-              <w:pStyle w:val="a3"/>
-              <w:spacing w:before="10" w:after="10" w:line="240" w:lineRule="auto"/>
-              <w:jc w:val="center"/>
-            </w:pPr>
-            <w:r>
-              <w:rPr>
-                <w:rFonts w:ascii="HY신명조" w:eastAsia="HY신명조" w:hAnsi="HY신명조" w:hint="eastAsia"/>
-                <w:sz w:val="15"/>
-                <w:szCs w:val="15"/>
-              </w:rPr>
-              <w:t xml:space="preserve">52</w:t>
-            </w:r>
-          </w:p>
-        </w:tc>
-        <w:tc>
-          <w:tcPr>
-            <w:tcW w:w="650" w:type="dxa"/>
-            <w:vAlign w:val="center"/>
-          </w:tcPr>
-          <w:p>
-            <w:pPr>
-              <w:pStyle w:val="a3"/>
-              <w:spacing w:before="10" w:after="10" w:line="240" w:lineRule="auto"/>
-              <w:jc w:val="center"/>
-            </w:pPr>
-            <w:r>
-              <w:rPr>
-                <w:rFonts w:ascii="HY신명조" w:eastAsia="HY신명조" w:hAnsi="HY신명조" w:hint="eastAsia"/>
-                <w:sz w:val="15"/>
-                <w:szCs w:val="15"/>
-              </w:rPr>
-              <w:t xml:space="preserve">72</w:t>
-            </w:r>
-          </w:p>
-        </w:tc>
-        <w:tc>
-          <w:tcPr>
-            <w:tcW w:w="650" w:type="dxa"/>
-            <w:vAlign w:val="center"/>
-          </w:tcPr>
-          <w:p>
-            <w:pPr>
-              <w:pStyle w:val="a3"/>
-              <w:spacing w:before="10" w:after="10" w:line="240" w:lineRule="auto"/>
-              <w:jc w:val="center"/>
-            </w:pPr>
-            <w:r>
-              <w:rPr>
-                <w:rFonts w:ascii="HY신명조" w:eastAsia="HY신명조" w:hAnsi="HY신명조" w:hint="eastAsia"/>
-                <w:sz w:val="15"/>
-                <w:szCs w:val="15"/>
-              </w:rPr>
-              <w:t xml:space="preserve">100</w:t>
-            </w:r>
-          </w:p>
-        </w:tc>
-        <w:tc>
-          <w:tcPr>
-            <w:tcW w:w="650" w:type="dxa"/>
-            <w:vAlign w:val="center"/>
-          </w:tcPr>
-          <w:p>
-            <w:pPr>
-              <w:pStyle w:val="a3"/>
-              <w:spacing w:before="10" w:after="10" w:line="240" w:lineRule="auto"/>
-              <w:jc w:val="center"/>
-            </w:pPr>
-            <w:r>
-              <w:rPr>
-                <w:rFonts w:ascii="HY신명조" w:eastAsia="HY신명조" w:hAnsi="HY신명조" w:hint="eastAsia"/>
-                <w:sz w:val="15"/>
-                <w:szCs w:val="15"/>
-              </w:rPr>
-              <w:t xml:space="preserve">97</w:t>
+              <w:t xml:space="preserve">직사각형 상자 (긴·짧은 벽)</w:t>
+            </w:r>
+          </w:p>
+        </w:tc>
+        <w:tc>
+          <w:tcPr>
+            <w:tcW w:w="1300" w:type="dxa"/>
+            <w:vAlign w:val="center"/>
+          </w:tcPr>
+          <w:p>
+            <w:pPr>
+              <w:pStyle w:val="a3"/>
+              <w:spacing w:before="10" w:after="10" w:line="240" w:lineRule="auto"/>
+              <w:jc w:val="center"/>
+            </w:pPr>
+            <w:r>
+              <w:rPr>
+                <w:rFonts w:ascii="HY신명조" w:eastAsia="HY신명조" w:hAnsi="HY신명조" w:hint="eastAsia"/>
+                <w:sz w:val="15"/>
+                <w:szCs w:val="15"/>
+              </w:rPr>
+              <w:t xml:space="preserve">53 → 4</w:t>
+            </w:r>
+          </w:p>
+        </w:tc>
+        <w:tc>
+          <w:tcPr>
+            <w:tcW w:w="1300" w:type="dxa"/>
+            <w:vAlign w:val="center"/>
+          </w:tcPr>
+          <w:p>
+            <w:pPr>
+              <w:pStyle w:val="a3"/>
+              <w:spacing w:before="10" w:after="10" w:line="240" w:lineRule="auto"/>
+              <w:jc w:val="center"/>
+            </w:pPr>
+            <w:r>
+              <w:rPr>
+                <w:rFonts w:ascii="HY신명조" w:eastAsia="HY신명조" w:hAnsi="HY신명조" w:hint="eastAsia"/>
+                <w:sz w:val="15"/>
+                <w:szCs w:val="15"/>
+              </w:rPr>
+              <w:t xml:space="preserve">[  ] → [  ]</w:t>
+            </w:r>
+          </w:p>
+        </w:tc>
+      </w:tr>
+    </w:tbl>
+    <w:p>
+      <w:pPr>
+        <w:pStyle w:val="a3"/>
+        <w:wordWrap/>
+        <w:spacing w:before="0" w:after="0" w:line="200" w:lineRule="auto"/>
+        <w:jc w:val="left"/>
+      </w:pPr>
+      <w:r>
+        <w:rPr>
+          <w:rFonts w:ascii="HY신명조" w:eastAsia="HY신명조" w:hAnsi="HY신명조" w:hint="eastAsia"/>
+          <w:sz w:val="10"/>
+          <w:szCs w:val="10"/>
+        </w:rPr>
+        <w:t xml:space="preserve"/>
+      </w:r>
+    </w:p>
+    <w:p>
+      <w:pPr>
+        <w:pStyle w:val="a3"/>
+        <w:wordWrap/>
+        <w:spacing w:before="0" w:after="0" w:line="288" w:lineRule="auto"/>
+        <w:ind w:firstLine="180"/>
+        <w:jc w:val="both"/>
+      </w:pPr>
+      <w:r>
+        <w:rPr>
+          <w:rFonts w:ascii="HY신명조" w:eastAsia="HY신명조" w:hAnsi="HY신명조" w:hint="eastAsia"/>
+          <w:sz w:val="18"/>
+          <w:szCs w:val="18"/>
+        </w:rPr>
+        <w:t xml:space="preserve">표 3과 같이 사람식 시연은 세 물체 모두 손목 각도에 큰 빈 구간을 보였고, R2로 고치면 빈 구간이 사라지며 연속 성공률이 올랐다. 점검 지표가 학습 전에 실패할 시연을 가려낸 것이다.</w:t>
+      </w:r>
+    </w:p>
+    <w:p>
+      <w:pPr>
+        <w:pStyle w:val="a3"/>
+        <w:keepNext/>
+        <w:wordWrap/>
+        <w:spacing w:before="60" w:after="0" w:line="288" w:lineRule="auto"/>
+        <w:jc w:val="left"/>
+      </w:pPr>
+      <w:r>
+        <w:rPr>
+          <w:rFonts w:ascii="HY신명조" w:eastAsia="HY신명조" w:hAnsi="HY신명조" w:hint="eastAsia"/>
+          <w:sz w:val="20"/>
+          <w:szCs w:val="20"/>
+        </w:rPr>
+        <w:t xml:space="preserve">4.4 환경 변화와 공장형 잡동사니</w:t>
+      </w:r>
+    </w:p>
+    <w:p>
+      <w:pPr>
+        <w:pStyle w:val="a3"/>
+        <w:keepNext/>
+        <w:wordWrap/>
+        <w:spacing w:before="80" w:after="40" w:line="264" w:lineRule="auto"/>
+        <w:jc w:val="center"/>
+      </w:pPr>
+      <w:r>
+        <w:rPr>
+          <w:rFonts w:ascii="HY신명조" w:eastAsia="HY신명조" w:hAnsi="HY신명조" w:hint="eastAsia"/>
+          <w:sz w:val="17"/>
+          <w:szCs w:val="17"/>
+        </w:rPr>
+        <w:t xml:space="preserve">표 4. 잡동사니·공장형 환경의 연속 성공률 (%, 통, 각 50회)</w:t>
+      </w:r>
+    </w:p>
+    <w:tbl>
+      <w:tblPr>
+        <w:tblW w:w="4500" w:type="dxa"/>
+        <w:jc w:val="center"/>
+        <w:tblBorders>
+          <w:top w:val="single" w:sz="4" w:space="0" w:color="000000"/>
+          <w:left w:val="single" w:sz="4" w:space="0" w:color="000000"/>
+          <w:bottom w:val="single" w:sz="4" w:space="0" w:color="000000"/>
+          <w:right w:val="single" w:sz="4" w:space="0" w:color="000000"/>
+          <w:insideH w:val="single" w:sz="4" w:space="0" w:color="000000"/>
+          <w:insideV w:val="single" w:sz="4" w:space="0" w:color="000000"/>
+        </w:tblBorders>
+        <w:tblLayout w:type="fixed"/>
+        <w:tblCellMar>
+          <w:left w:w="30" w:type="dxa"/>
+          <w:right w:w="30" w:type="dxa"/>
+        </w:tblCellMar>
+      </w:tblPr>
+      <w:tblGrid>
+        <w:gridCol w:w="1500"/>
+        <w:gridCol w:w="750"/>
+        <w:gridCol w:w="750"/>
+        <w:gridCol w:w="750"/>
+        <w:gridCol w:w="750"/>
+      </w:tblGrid>
+      <w:tr>
+        <w:trPr>
+          <w:cantSplit/>
+        </w:trPr>
+        <w:tc>
+          <w:tcPr>
+            <w:tcW w:w="1500" w:type="dxa"/>
+            <w:shd w:val="clear" w:color="auto" w:fill="E7E6E6"/>
+            <w:vAlign w:val="center"/>
+          </w:tcPr>
+          <w:p>
+            <w:pPr>
+              <w:pStyle w:val="a3"/>
+              <w:spacing w:before="10" w:after="10" w:line="240" w:lineRule="auto"/>
+              <w:jc w:val="center"/>
+            </w:pPr>
+            <w:r>
+              <w:rPr>
+                <w:rFonts w:ascii="HY신명조" w:eastAsia="HY신명조" w:hAnsi="HY신명조" w:hint="eastAsia"/>
+                <w:b/>
+                <w:sz w:val="15"/>
+                <w:szCs w:val="15"/>
+              </w:rPr>
+              <w:t xml:space="preserve">환경 (연속 성공률 %)</w:t>
+            </w:r>
+          </w:p>
+        </w:tc>
+        <w:tc>
+          <w:tcPr>
+            <w:tcW w:w="750" w:type="dxa"/>
+            <w:shd w:val="clear" w:color="auto" w:fill="E7E6E6"/>
+            <w:vAlign w:val="center"/>
+          </w:tcPr>
+          <w:p>
+            <w:pPr>
+              <w:pStyle w:val="a3"/>
+              <w:spacing w:before="10" w:after="10" w:line="240" w:lineRule="auto"/>
+              <w:jc w:val="center"/>
+            </w:pPr>
+            <w:r>
+              <w:rPr>
+                <w:rFonts w:ascii="HY신명조" w:eastAsia="HY신명조" w:hAnsi="HY신명조" w:hint="eastAsia"/>
+                <w:b/>
+                <w:sz w:val="15"/>
+                <w:szCs w:val="15"/>
+              </w:rPr>
+              <w:t xml:space="preserve">④ (100)</w:t>
+            </w:r>
+          </w:p>
+        </w:tc>
+        <w:tc>
+          <w:tcPr>
+            <w:tcW w:w="750" w:type="dxa"/>
+            <w:shd w:val="clear" w:color="auto" w:fill="E7E6E6"/>
+            <w:vAlign w:val="center"/>
+          </w:tcPr>
+          <w:p>
+            <w:pPr>
+              <w:pStyle w:val="a3"/>
+              <w:spacing w:before="10" w:after="10" w:line="240" w:lineRule="auto"/>
+              <w:jc w:val="center"/>
+            </w:pPr>
+            <w:r>
+              <w:rPr>
+                <w:rFonts w:ascii="HY신명조" w:eastAsia="HY신명조" w:hAnsi="HY신명조" w:hint="eastAsia"/>
+                <w:b/>
+                <w:sz w:val="15"/>
+                <w:szCs w:val="15"/>
+              </w:rPr>
+              <w:t xml:space="preserve">+무작위화</w:t>
+            </w:r>
+          </w:p>
+        </w:tc>
+        <w:tc>
+          <w:tcPr>
+            <w:tcW w:w="750" w:type="dxa"/>
+            <w:shd w:val="clear" w:color="auto" w:fill="E7E6E6"/>
+            <w:vAlign w:val="center"/>
+          </w:tcPr>
+          <w:p>
+            <w:pPr>
+              <w:pStyle w:val="a3"/>
+              <w:spacing w:before="10" w:after="10" w:line="240" w:lineRule="auto"/>
+              <w:jc w:val="center"/>
+            </w:pPr>
+            <w:r>
+              <w:rPr>
+                <w:rFonts w:ascii="HY신명조" w:eastAsia="HY신명조" w:hAnsi="HY신명조" w:hint="eastAsia"/>
+                <w:b/>
+                <w:sz w:val="15"/>
+                <w:szCs w:val="15"/>
+              </w:rPr>
+              <w:t xml:space="preserve">+잡동사니</w:t>
+            </w:r>
+          </w:p>
+        </w:tc>
+        <w:tc>
+          <w:tcPr>
+            <w:tcW w:w="750" w:type="dxa"/>
+            <w:shd w:val="clear" w:color="auto" w:fill="E7E6E6"/>
+            <w:vAlign w:val="center"/>
+          </w:tcPr>
+          <w:p>
+            <w:pPr>
+              <w:pStyle w:val="a3"/>
+              <w:spacing w:before="10" w:after="10" w:line="240" w:lineRule="auto"/>
+              <w:jc w:val="center"/>
+            </w:pPr>
+            <w:r>
+              <w:rPr>
+                <w:rFonts w:ascii="HY신명조" w:eastAsia="HY신명조" w:hAnsi="HY신명조" w:hint="eastAsia"/>
+                <w:b/>
+                <w:sz w:val="15"/>
+                <w:szCs w:val="15"/>
+              </w:rPr>
+              <w:t xml:space="preserve">통합</w:t>
             </w:r>
           </w:p>
         </w:tc>
@@ -3382,106 +2897,106 @@
         </w:trPr>
         <w:tc>
           <w:tcPr>
-            <w:tcW w:w="1900" w:type="dxa"/>
-            <w:vAlign w:val="center"/>
-          </w:tcPr>
-          <w:p>
-            <w:pPr>
-              <w:pStyle w:val="a3"/>
-              <w:spacing w:before="10" w:after="10" w:line="240" w:lineRule="auto"/>
-              <w:jc w:val="center"/>
-            </w:pPr>
-            <w:r>
-              <w:rPr>
-                <w:rFonts w:ascii="HY신명조" w:eastAsia="HY신명조" w:hAnsi="HY신명조" w:hint="eastAsia"/>
-                <w:sz w:val="15"/>
-                <w:szCs w:val="15"/>
-              </w:rPr>
-              <w:t xml:space="preserve">주변 물건</w:t>
-            </w:r>
-          </w:p>
-        </w:tc>
-        <w:tc>
-          <w:tcPr>
-            <w:tcW w:w="650" w:type="dxa"/>
-            <w:vAlign w:val="center"/>
-          </w:tcPr>
-          <w:p>
-            <w:pPr>
-              <w:pStyle w:val="a3"/>
-              <w:spacing w:before="10" w:after="10" w:line="240" w:lineRule="auto"/>
-              <w:jc w:val="center"/>
-            </w:pPr>
-            <w:r>
-              <w:rPr>
-                <w:rFonts w:ascii="HY신명조" w:eastAsia="HY신명조" w:hAnsi="HY신명조" w:hint="eastAsia"/>
-                <w:sz w:val="15"/>
-                <w:szCs w:val="15"/>
-              </w:rPr>
-              <w:t xml:space="preserve">60</w:t>
-            </w:r>
-          </w:p>
-        </w:tc>
-        <w:tc>
-          <w:tcPr>
-            <w:tcW w:w="650" w:type="dxa"/>
-            <w:vAlign w:val="center"/>
-          </w:tcPr>
-          <w:p>
-            <w:pPr>
-              <w:pStyle w:val="a3"/>
-              <w:spacing w:before="10" w:after="10" w:line="240" w:lineRule="auto"/>
-              <w:jc w:val="center"/>
-            </w:pPr>
-            <w:r>
-              <w:rPr>
-                <w:rFonts w:ascii="HY신명조" w:eastAsia="HY신명조" w:hAnsi="HY신명조" w:hint="eastAsia"/>
-                <w:sz w:val="15"/>
-                <w:szCs w:val="15"/>
-              </w:rPr>
-              <w:t xml:space="preserve">85</w:t>
-            </w:r>
-          </w:p>
-        </w:tc>
-        <w:tc>
-          <w:tcPr>
-            <w:tcW w:w="650" w:type="dxa"/>
-            <w:vAlign w:val="center"/>
-          </w:tcPr>
-          <w:p>
-            <w:pPr>
-              <w:pStyle w:val="a3"/>
-              <w:spacing w:before="10" w:after="10" w:line="240" w:lineRule="auto"/>
-              <w:jc w:val="center"/>
-            </w:pPr>
-            <w:r>
-              <w:rPr>
-                <w:rFonts w:ascii="HY신명조" w:eastAsia="HY신명조" w:hAnsi="HY신명조" w:hint="eastAsia"/>
-                <w:sz w:val="15"/>
-                <w:szCs w:val="15"/>
-              </w:rPr>
-              <w:t xml:space="preserve">93</w:t>
-            </w:r>
-          </w:p>
-        </w:tc>
-        <w:tc>
-          <w:tcPr>
-            <w:tcW w:w="650" w:type="dxa"/>
-            <w:vAlign w:val="center"/>
-          </w:tcPr>
-          <w:p>
-            <w:pPr>
-              <w:pStyle w:val="a3"/>
-              <w:spacing w:before="10" w:after="10" w:line="240" w:lineRule="auto"/>
-              <w:jc w:val="center"/>
-            </w:pPr>
-            <w:r>
-              <w:rPr>
-                <w:rFonts w:ascii="HY신명조" w:eastAsia="HY신명조" w:hAnsi="HY신명조" w:hint="eastAsia"/>
-                <w:sz w:val="15"/>
-                <w:szCs w:val="15"/>
-              </w:rPr>
-              <w:t xml:space="preserve">97</w:t>
+            <w:tcW w:w="1500" w:type="dxa"/>
+            <w:vAlign w:val="center"/>
+          </w:tcPr>
+          <w:p>
+            <w:pPr>
+              <w:pStyle w:val="a3"/>
+              <w:spacing w:before="10" w:after="10" w:line="240" w:lineRule="auto"/>
+              <w:jc w:val="center"/>
+            </w:pPr>
+            <w:r>
+              <w:rPr>
+                <w:rFonts w:ascii="HY신명조" w:eastAsia="HY신명조" w:hAnsi="HY신명조" w:hint="eastAsia"/>
+                <w:sz w:val="15"/>
+                <w:szCs w:val="15"/>
+              </w:rPr>
+              <w:t xml:space="preserve">변화 없음</w:t>
+            </w:r>
+          </w:p>
+        </w:tc>
+        <w:tc>
+          <w:tcPr>
+            <w:tcW w:w="750" w:type="dxa"/>
+            <w:vAlign w:val="center"/>
+          </w:tcPr>
+          <w:p>
+            <w:pPr>
+              <w:pStyle w:val="a3"/>
+              <w:spacing w:before="10" w:after="10" w:line="240" w:lineRule="auto"/>
+              <w:jc w:val="center"/>
+            </w:pPr>
+            <w:r>
+              <w:rPr>
+                <w:rFonts w:ascii="HY신명조" w:eastAsia="HY신명조" w:hAnsi="HY신명조" w:hint="eastAsia"/>
+                <w:sz w:val="15"/>
+                <w:szCs w:val="15"/>
+              </w:rPr>
+              <w:t xml:space="preserve">[  ]</w:t>
+            </w:r>
+          </w:p>
+        </w:tc>
+        <w:tc>
+          <w:tcPr>
+            <w:tcW w:w="750" w:type="dxa"/>
+            <w:vAlign w:val="center"/>
+          </w:tcPr>
+          <w:p>
+            <w:pPr>
+              <w:pStyle w:val="a3"/>
+              <w:spacing w:before="10" w:after="10" w:line="240" w:lineRule="auto"/>
+              <w:jc w:val="center"/>
+            </w:pPr>
+            <w:r>
+              <w:rPr>
+                <w:rFonts w:ascii="HY신명조" w:eastAsia="HY신명조" w:hAnsi="HY신명조" w:hint="eastAsia"/>
+                <w:sz w:val="15"/>
+                <w:szCs w:val="15"/>
+              </w:rPr>
+              <w:t xml:space="preserve">[  ]</w:t>
+            </w:r>
+          </w:p>
+        </w:tc>
+        <w:tc>
+          <w:tcPr>
+            <w:tcW w:w="750" w:type="dxa"/>
+            <w:vAlign w:val="center"/>
+          </w:tcPr>
+          <w:p>
+            <w:pPr>
+              <w:pStyle w:val="a3"/>
+              <w:spacing w:before="10" w:after="10" w:line="240" w:lineRule="auto"/>
+              <w:jc w:val="center"/>
+            </w:pPr>
+            <w:r>
+              <w:rPr>
+                <w:rFonts w:ascii="HY신명조" w:eastAsia="HY신명조" w:hAnsi="HY신명조" w:hint="eastAsia"/>
+                <w:sz w:val="15"/>
+                <w:szCs w:val="15"/>
+              </w:rPr>
+              <w:t xml:space="preserve">[  ]</w:t>
+            </w:r>
+          </w:p>
+        </w:tc>
+        <w:tc>
+          <w:tcPr>
+            <w:tcW w:w="750" w:type="dxa"/>
+            <w:vAlign w:val="center"/>
+          </w:tcPr>
+          <w:p>
+            <w:pPr>
+              <w:pStyle w:val="a3"/>
+              <w:spacing w:before="10" w:after="10" w:line="240" w:lineRule="auto"/>
+              <w:jc w:val="center"/>
+            </w:pPr>
+            <w:r>
+              <w:rPr>
+                <w:rFonts w:ascii="HY신명조" w:eastAsia="HY신명조" w:hAnsi="HY신명조" w:hint="eastAsia"/>
+                <w:sz w:val="15"/>
+                <w:szCs w:val="15"/>
+              </w:rPr>
+              <w:t xml:space="preserve">[  ]</w:t>
             </w:r>
           </w:p>
         </w:tc>
@@ -3492,106 +3007,106 @@
         </w:trPr>
         <w:tc>
           <w:tcPr>
-            <w:tcW w:w="1900" w:type="dxa"/>
-            <w:vAlign w:val="center"/>
-          </w:tcPr>
-          <w:p>
-            <w:pPr>
-              <w:pStyle w:val="a3"/>
-              <w:spacing w:before="10" w:after="10" w:line="240" w:lineRule="auto"/>
-              <w:jc w:val="center"/>
-            </w:pPr>
-            <w:r>
-              <w:rPr>
-                <w:rFonts w:ascii="HY신명조" w:eastAsia="HY신명조" w:hAnsi="HY신명조" w:hint="eastAsia"/>
-                <w:sz w:val="15"/>
-                <w:szCs w:val="15"/>
-              </w:rPr>
-              <w:t xml:space="preserve">카메라 장착 틀어짐</w:t>
-            </w:r>
-          </w:p>
-        </w:tc>
-        <w:tc>
-          <w:tcPr>
-            <w:tcW w:w="650" w:type="dxa"/>
-            <w:vAlign w:val="center"/>
-          </w:tcPr>
-          <w:p>
-            <w:pPr>
-              <w:pStyle w:val="a3"/>
-              <w:spacing w:before="10" w:after="10" w:line="240" w:lineRule="auto"/>
-              <w:jc w:val="center"/>
-            </w:pPr>
-            <w:r>
-              <w:rPr>
-                <w:rFonts w:ascii="HY신명조" w:eastAsia="HY신명조" w:hAnsi="HY신명조" w:hint="eastAsia"/>
-                <w:sz w:val="15"/>
-                <w:szCs w:val="15"/>
-              </w:rPr>
-              <w:t xml:space="preserve">94</w:t>
-            </w:r>
-          </w:p>
-        </w:tc>
-        <w:tc>
-          <w:tcPr>
-            <w:tcW w:w="650" w:type="dxa"/>
-            <w:vAlign w:val="center"/>
-          </w:tcPr>
-          <w:p>
-            <w:pPr>
-              <w:pStyle w:val="a3"/>
-              <w:spacing w:before="10" w:after="10" w:line="240" w:lineRule="auto"/>
-              <w:jc w:val="center"/>
-            </w:pPr>
-            <w:r>
-              <w:rPr>
-                <w:rFonts w:ascii="HY신명조" w:eastAsia="HY신명조" w:hAnsi="HY신명조" w:hint="eastAsia"/>
-                <w:sz w:val="15"/>
-                <w:szCs w:val="15"/>
-              </w:rPr>
-              <w:t xml:space="preserve">86</w:t>
-            </w:r>
-          </w:p>
-        </w:tc>
-        <w:tc>
-          <w:tcPr>
-            <w:tcW w:w="650" w:type="dxa"/>
-            <w:vAlign w:val="center"/>
-          </w:tcPr>
-          <w:p>
-            <w:pPr>
-              <w:pStyle w:val="a3"/>
-              <w:spacing w:before="10" w:after="10" w:line="240" w:lineRule="auto"/>
-              <w:jc w:val="center"/>
-            </w:pPr>
-            <w:r>
-              <w:rPr>
-                <w:rFonts w:ascii="HY신명조" w:eastAsia="HY신명조" w:hAnsi="HY신명조" w:hint="eastAsia"/>
-                <w:sz w:val="15"/>
-                <w:szCs w:val="15"/>
-              </w:rPr>
-              <w:t xml:space="preserve">98</w:t>
-            </w:r>
-          </w:p>
-        </w:tc>
-        <w:tc>
-          <w:tcPr>
-            <w:tcW w:w="650" w:type="dxa"/>
-            <w:vAlign w:val="center"/>
-          </w:tcPr>
-          <w:p>
-            <w:pPr>
-              <w:pStyle w:val="a3"/>
-              <w:spacing w:before="10" w:after="10" w:line="240" w:lineRule="auto"/>
-              <w:jc w:val="center"/>
-            </w:pPr>
-            <w:r>
-              <w:rPr>
-                <w:rFonts w:ascii="HY신명조" w:eastAsia="HY신명조" w:hAnsi="HY신명조" w:hint="eastAsia"/>
-                <w:sz w:val="15"/>
-                <w:szCs w:val="15"/>
-              </w:rPr>
-              <w:t xml:space="preserve">97</w:t>
+            <w:tcW w:w="1500" w:type="dxa"/>
+            <w:vAlign w:val="center"/>
+          </w:tcPr>
+          <w:p>
+            <w:pPr>
+              <w:pStyle w:val="a3"/>
+              <w:spacing w:before="10" w:after="10" w:line="240" w:lineRule="auto"/>
+              <w:jc w:val="center"/>
+            </w:pPr>
+            <w:r>
+              <w:rPr>
+                <w:rFonts w:ascii="HY신명조" w:eastAsia="HY신명조" w:hAnsi="HY신명조" w:hint="eastAsia"/>
+                <w:sz w:val="15"/>
+                <w:szCs w:val="15"/>
+              </w:rPr>
+              <w:t xml:space="preserve">잡동사니 8조건 평균</w:t>
+            </w:r>
+          </w:p>
+        </w:tc>
+        <w:tc>
+          <w:tcPr>
+            <w:tcW w:w="750" w:type="dxa"/>
+            <w:vAlign w:val="center"/>
+          </w:tcPr>
+          <w:p>
+            <w:pPr>
+              <w:pStyle w:val="a3"/>
+              <w:spacing w:before="10" w:after="10" w:line="240" w:lineRule="auto"/>
+              <w:jc w:val="center"/>
+            </w:pPr>
+            <w:r>
+              <w:rPr>
+                <w:rFonts w:ascii="HY신명조" w:eastAsia="HY신명조" w:hAnsi="HY신명조" w:hint="eastAsia"/>
+                <w:sz w:val="15"/>
+                <w:szCs w:val="15"/>
+              </w:rPr>
+              <w:t xml:space="preserve">[  ]</w:t>
+            </w:r>
+          </w:p>
+        </w:tc>
+        <w:tc>
+          <w:tcPr>
+            <w:tcW w:w="750" w:type="dxa"/>
+            <w:vAlign w:val="center"/>
+          </w:tcPr>
+          <w:p>
+            <w:pPr>
+              <w:pStyle w:val="a3"/>
+              <w:spacing w:before="10" w:after="10" w:line="240" w:lineRule="auto"/>
+              <w:jc w:val="center"/>
+            </w:pPr>
+            <w:r>
+              <w:rPr>
+                <w:rFonts w:ascii="HY신명조" w:eastAsia="HY신명조" w:hAnsi="HY신명조" w:hint="eastAsia"/>
+                <w:sz w:val="15"/>
+                <w:szCs w:val="15"/>
+              </w:rPr>
+              <w:t xml:space="preserve">[  ]</w:t>
+            </w:r>
+          </w:p>
+        </w:tc>
+        <w:tc>
+          <w:tcPr>
+            <w:tcW w:w="750" w:type="dxa"/>
+            <w:vAlign w:val="center"/>
+          </w:tcPr>
+          <w:p>
+            <w:pPr>
+              <w:pStyle w:val="a3"/>
+              <w:spacing w:before="10" w:after="10" w:line="240" w:lineRule="auto"/>
+              <w:jc w:val="center"/>
+            </w:pPr>
+            <w:r>
+              <w:rPr>
+                <w:rFonts w:ascii="HY신명조" w:eastAsia="HY신명조" w:hAnsi="HY신명조" w:hint="eastAsia"/>
+                <w:sz w:val="15"/>
+                <w:szCs w:val="15"/>
+              </w:rPr>
+              <w:t xml:space="preserve">[  ]</w:t>
+            </w:r>
+          </w:p>
+        </w:tc>
+        <w:tc>
+          <w:tcPr>
+            <w:tcW w:w="750" w:type="dxa"/>
+            <w:vAlign w:val="center"/>
+          </w:tcPr>
+          <w:p>
+            <w:pPr>
+              <w:pStyle w:val="a3"/>
+              <w:spacing w:before="10" w:after="10" w:line="240" w:lineRule="auto"/>
+              <w:jc w:val="center"/>
+            </w:pPr>
+            <w:r>
+              <w:rPr>
+                <w:rFonts w:ascii="HY신명조" w:eastAsia="HY신명조" w:hAnsi="HY신명조" w:hint="eastAsia"/>
+                <w:sz w:val="15"/>
+                <w:szCs w:val="15"/>
+              </w:rPr>
+              <w:t xml:space="preserve">-</w:t>
             </w:r>
           </w:p>
         </w:tc>
@@ -3602,106 +3117,106 @@
         </w:trPr>
         <w:tc>
           <w:tcPr>
-            <w:tcW w:w="1900" w:type="dxa"/>
-            <w:vAlign w:val="center"/>
-          </w:tcPr>
-          <w:p>
-            <w:pPr>
-              <w:pStyle w:val="a3"/>
-              <w:spacing w:before="10" w:after="10" w:line="240" w:lineRule="auto"/>
-              <w:jc w:val="center"/>
-            </w:pPr>
-            <w:r>
-              <w:rPr>
-                <w:rFonts w:ascii="HY신명조" w:eastAsia="HY신명조" w:hAnsi="HY신명조" w:hint="eastAsia"/>
-                <w:sz w:val="15"/>
-                <w:szCs w:val="15"/>
-              </w:rPr>
-              <w:t xml:space="preserve">범위 밖 위치·방향·아래 통</w:t>
-            </w:r>
-          </w:p>
-        </w:tc>
-        <w:tc>
-          <w:tcPr>
-            <w:tcW w:w="650" w:type="dxa"/>
-            <w:vAlign w:val="center"/>
-          </w:tcPr>
-          <w:p>
-            <w:pPr>
-              <w:pStyle w:val="a3"/>
-              <w:spacing w:before="10" w:after="10" w:line="240" w:lineRule="auto"/>
-              <w:jc w:val="center"/>
-            </w:pPr>
-            <w:r>
-              <w:rPr>
-                <w:rFonts w:ascii="HY신명조" w:eastAsia="HY신명조" w:hAnsi="HY신명조" w:hint="eastAsia"/>
-                <w:sz w:val="15"/>
-                <w:szCs w:val="15"/>
-              </w:rPr>
-              <w:t xml:space="preserve">85</w:t>
-            </w:r>
-          </w:p>
-        </w:tc>
-        <w:tc>
-          <w:tcPr>
-            <w:tcW w:w="650" w:type="dxa"/>
-            <w:vAlign w:val="center"/>
-          </w:tcPr>
-          <w:p>
-            <w:pPr>
-              <w:pStyle w:val="a3"/>
-              <w:spacing w:before="10" w:after="10" w:line="240" w:lineRule="auto"/>
-              <w:jc w:val="center"/>
-            </w:pPr>
-            <w:r>
-              <w:rPr>
-                <w:rFonts w:ascii="HY신명조" w:eastAsia="HY신명조" w:hAnsi="HY신명조" w:hint="eastAsia"/>
-                <w:sz w:val="15"/>
-                <w:szCs w:val="15"/>
-              </w:rPr>
-              <w:t xml:space="preserve">88</w:t>
-            </w:r>
-          </w:p>
-        </w:tc>
-        <w:tc>
-          <w:tcPr>
-            <w:tcW w:w="650" w:type="dxa"/>
-            <w:vAlign w:val="center"/>
-          </w:tcPr>
-          <w:p>
-            <w:pPr>
-              <w:pStyle w:val="a3"/>
-              <w:spacing w:before="10" w:after="10" w:line="240" w:lineRule="auto"/>
-              <w:jc w:val="center"/>
-            </w:pPr>
-            <w:r>
-              <w:rPr>
-                <w:rFonts w:ascii="HY신명조" w:eastAsia="HY신명조" w:hAnsi="HY신명조" w:hint="eastAsia"/>
-                <w:sz w:val="15"/>
-                <w:szCs w:val="15"/>
-              </w:rPr>
-              <w:t xml:space="preserve">92</w:t>
-            </w:r>
-          </w:p>
-        </w:tc>
-        <w:tc>
-          <w:tcPr>
-            <w:tcW w:w="650" w:type="dxa"/>
-            <w:vAlign w:val="center"/>
-          </w:tcPr>
-          <w:p>
-            <w:pPr>
-              <w:pStyle w:val="a3"/>
-              <w:spacing w:before="10" w:after="10" w:line="240" w:lineRule="auto"/>
-              <w:jc w:val="center"/>
-            </w:pPr>
-            <w:r>
-              <w:rPr>
-                <w:rFonts w:ascii="HY신명조" w:eastAsia="HY신명조" w:hAnsi="HY신명조" w:hint="eastAsia"/>
-                <w:sz w:val="15"/>
-                <w:szCs w:val="15"/>
-              </w:rPr>
-              <w:t xml:space="preserve">86</w:t>
+            <w:tcW w:w="1500" w:type="dxa"/>
+            <w:vAlign w:val="center"/>
+          </w:tcPr>
+          <w:p>
+            <w:pPr>
+              <w:pStyle w:val="a3"/>
+              <w:spacing w:before="10" w:after="10" w:line="240" w:lineRule="auto"/>
+              <w:jc w:val="center"/>
+            </w:pPr>
+            <w:r>
+              <w:rPr>
+                <w:rFonts w:ascii="HY신명조" w:eastAsia="HY신명조" w:hAnsi="HY신명조" w:hint="eastAsia"/>
+                <w:sz w:val="15"/>
+                <w:szCs w:val="15"/>
+              </w:rPr>
+              <w:t xml:space="preserve">잡동사니 전부</w:t>
+            </w:r>
+          </w:p>
+        </w:tc>
+        <w:tc>
+          <w:tcPr>
+            <w:tcW w:w="750" w:type="dxa"/>
+            <w:vAlign w:val="center"/>
+          </w:tcPr>
+          <w:p>
+            <w:pPr>
+              <w:pStyle w:val="a3"/>
+              <w:spacing w:before="10" w:after="10" w:line="240" w:lineRule="auto"/>
+              <w:jc w:val="center"/>
+            </w:pPr>
+            <w:r>
+              <w:rPr>
+                <w:rFonts w:ascii="HY신명조" w:eastAsia="HY신명조" w:hAnsi="HY신명조" w:hint="eastAsia"/>
+                <w:sz w:val="15"/>
+                <w:szCs w:val="15"/>
+              </w:rPr>
+              <w:t xml:space="preserve">[  ]</w:t>
+            </w:r>
+          </w:p>
+        </w:tc>
+        <w:tc>
+          <w:tcPr>
+            <w:tcW w:w="750" w:type="dxa"/>
+            <w:vAlign w:val="center"/>
+          </w:tcPr>
+          <w:p>
+            <w:pPr>
+              <w:pStyle w:val="a3"/>
+              <w:spacing w:before="10" w:after="10" w:line="240" w:lineRule="auto"/>
+              <w:jc w:val="center"/>
+            </w:pPr>
+            <w:r>
+              <w:rPr>
+                <w:rFonts w:ascii="HY신명조" w:eastAsia="HY신명조" w:hAnsi="HY신명조" w:hint="eastAsia"/>
+                <w:sz w:val="15"/>
+                <w:szCs w:val="15"/>
+              </w:rPr>
+              <w:t xml:space="preserve">[  ]</w:t>
+            </w:r>
+          </w:p>
+        </w:tc>
+        <w:tc>
+          <w:tcPr>
+            <w:tcW w:w="750" w:type="dxa"/>
+            <w:vAlign w:val="center"/>
+          </w:tcPr>
+          <w:p>
+            <w:pPr>
+              <w:pStyle w:val="a3"/>
+              <w:spacing w:before="10" w:after="10" w:line="240" w:lineRule="auto"/>
+              <w:jc w:val="center"/>
+            </w:pPr>
+            <w:r>
+              <w:rPr>
+                <w:rFonts w:ascii="HY신명조" w:eastAsia="HY신명조" w:hAnsi="HY신명조" w:hint="eastAsia"/>
+                <w:sz w:val="15"/>
+                <w:szCs w:val="15"/>
+              </w:rPr>
+              <w:t xml:space="preserve">[  ]</w:t>
+            </w:r>
+          </w:p>
+        </w:tc>
+        <w:tc>
+          <w:tcPr>
+            <w:tcW w:w="750" w:type="dxa"/>
+            <w:vAlign w:val="center"/>
+          </w:tcPr>
+          <w:p>
+            <w:pPr>
+              <w:pStyle w:val="a3"/>
+              <w:spacing w:before="10" w:after="10" w:line="240" w:lineRule="auto"/>
+              <w:jc w:val="center"/>
+            </w:pPr>
+            <w:r>
+              <w:rPr>
+                <w:rFonts w:ascii="HY신명조" w:eastAsia="HY신명조" w:hAnsi="HY신명조" w:hint="eastAsia"/>
+                <w:sz w:val="15"/>
+                <w:szCs w:val="15"/>
+              </w:rPr>
+              <w:t xml:space="preserve">[  ]</w:t>
             </w:r>
           </w:p>
         </w:tc>
@@ -3712,106 +3227,106 @@
         </w:trPr>
         <w:tc>
           <w:tcPr>
-            <w:tcW w:w="1900" w:type="dxa"/>
-            <w:vAlign w:val="center"/>
-          </w:tcPr>
-          <w:p>
-            <w:pPr>
-              <w:pStyle w:val="a3"/>
-              <w:spacing w:before="10" w:after="10" w:line="240" w:lineRule="auto"/>
-              <w:jc w:val="center"/>
-            </w:pPr>
-            <w:r>
-              <w:rPr>
-                <w:rFonts w:ascii="HY신명조" w:eastAsia="HY신명조" w:hAnsi="HY신명조" w:hint="eastAsia"/>
-                <w:sz w:val="15"/>
-                <w:szCs w:val="15"/>
-              </w:rPr>
-              <w:t xml:space="preserve">통 무게 100·200g</w:t>
-            </w:r>
-          </w:p>
-        </w:tc>
-        <w:tc>
-          <w:tcPr>
-            <w:tcW w:w="650" w:type="dxa"/>
-            <w:vAlign w:val="center"/>
-          </w:tcPr>
-          <w:p>
-            <w:pPr>
-              <w:pStyle w:val="a3"/>
-              <w:spacing w:before="10" w:after="10" w:line="240" w:lineRule="auto"/>
-              <w:jc w:val="center"/>
-            </w:pPr>
-            <w:r>
-              <w:rPr>
-                <w:rFonts w:ascii="HY신명조" w:eastAsia="HY신명조" w:hAnsi="HY신명조" w:hint="eastAsia"/>
-                <w:sz w:val="15"/>
-                <w:szCs w:val="15"/>
-              </w:rPr>
-              <w:t xml:space="preserve">95</w:t>
-            </w:r>
-          </w:p>
-        </w:tc>
-        <w:tc>
-          <w:tcPr>
-            <w:tcW w:w="650" w:type="dxa"/>
-            <w:vAlign w:val="center"/>
-          </w:tcPr>
-          <w:p>
-            <w:pPr>
-              <w:pStyle w:val="a3"/>
-              <w:spacing w:before="10" w:after="10" w:line="240" w:lineRule="auto"/>
-              <w:jc w:val="center"/>
-            </w:pPr>
-            <w:r>
-              <w:rPr>
-                <w:rFonts w:ascii="HY신명조" w:eastAsia="HY신명조" w:hAnsi="HY신명조" w:hint="eastAsia"/>
-                <w:sz w:val="15"/>
-                <w:szCs w:val="15"/>
-              </w:rPr>
-              <w:t xml:space="preserve">98</w:t>
-            </w:r>
-          </w:p>
-        </w:tc>
-        <w:tc>
-          <w:tcPr>
-            <w:tcW w:w="650" w:type="dxa"/>
-            <w:vAlign w:val="center"/>
-          </w:tcPr>
-          <w:p>
-            <w:pPr>
-              <w:pStyle w:val="a3"/>
-              <w:spacing w:before="10" w:after="10" w:line="240" w:lineRule="auto"/>
-              <w:jc w:val="center"/>
-            </w:pPr>
-            <w:r>
-              <w:rPr>
-                <w:rFonts w:ascii="HY신명조" w:eastAsia="HY신명조" w:hAnsi="HY신명조" w:hint="eastAsia"/>
-                <w:sz w:val="15"/>
-                <w:szCs w:val="15"/>
-              </w:rPr>
-              <w:t xml:space="preserve">100</w:t>
-            </w:r>
-          </w:p>
-        </w:tc>
-        <w:tc>
-          <w:tcPr>
-            <w:tcW w:w="650" w:type="dxa"/>
-            <w:vAlign w:val="center"/>
-          </w:tcPr>
-          <w:p>
-            <w:pPr>
-              <w:pStyle w:val="a3"/>
-              <w:spacing w:before="10" w:after="10" w:line="240" w:lineRule="auto"/>
-              <w:jc w:val="center"/>
-            </w:pPr>
-            <w:r>
-              <w:rPr>
-                <w:rFonts w:ascii="HY신명조" w:eastAsia="HY신명조" w:hAnsi="HY신명조" w:hint="eastAsia"/>
-                <w:sz w:val="15"/>
-                <w:szCs w:val="15"/>
-              </w:rPr>
-              <w:t xml:space="preserve">98</w:t>
+            <w:tcW w:w="1500" w:type="dxa"/>
+            <w:vAlign w:val="center"/>
+          </w:tcPr>
+          <w:p>
+            <w:pPr>
+              <w:pStyle w:val="a3"/>
+              <w:spacing w:before="10" w:after="10" w:line="240" w:lineRule="auto"/>
+              <w:jc w:val="center"/>
+            </w:pPr>
+            <w:r>
+              <w:rPr>
+                <w:rFonts w:ascii="HY신명조" w:eastAsia="HY신명조" w:hAnsi="HY신명조" w:hint="eastAsia"/>
+                <w:sz w:val="15"/>
+                <w:szCs w:val="15"/>
+              </w:rPr>
+              <w:t xml:space="preserve">공장형</w:t>
+            </w:r>
+          </w:p>
+        </w:tc>
+        <w:tc>
+          <w:tcPr>
+            <w:tcW w:w="750" w:type="dxa"/>
+            <w:vAlign w:val="center"/>
+          </w:tcPr>
+          <w:p>
+            <w:pPr>
+              <w:pStyle w:val="a3"/>
+              <w:spacing w:before="10" w:after="10" w:line="240" w:lineRule="auto"/>
+              <w:jc w:val="center"/>
+            </w:pPr>
+            <w:r>
+              <w:rPr>
+                <w:rFonts w:ascii="HY신명조" w:eastAsia="HY신명조" w:hAnsi="HY신명조" w:hint="eastAsia"/>
+                <w:sz w:val="15"/>
+                <w:szCs w:val="15"/>
+              </w:rPr>
+              <w:t xml:space="preserve">[  ]</w:t>
+            </w:r>
+          </w:p>
+        </w:tc>
+        <w:tc>
+          <w:tcPr>
+            <w:tcW w:w="750" w:type="dxa"/>
+            <w:vAlign w:val="center"/>
+          </w:tcPr>
+          <w:p>
+            <w:pPr>
+              <w:pStyle w:val="a3"/>
+              <w:spacing w:before="10" w:after="10" w:line="240" w:lineRule="auto"/>
+              <w:jc w:val="center"/>
+            </w:pPr>
+            <w:r>
+              <w:rPr>
+                <w:rFonts w:ascii="HY신명조" w:eastAsia="HY신명조" w:hAnsi="HY신명조" w:hint="eastAsia"/>
+                <w:sz w:val="15"/>
+                <w:szCs w:val="15"/>
+              </w:rPr>
+              <w:t xml:space="preserve">[  ]</w:t>
+            </w:r>
+          </w:p>
+        </w:tc>
+        <w:tc>
+          <w:tcPr>
+            <w:tcW w:w="750" w:type="dxa"/>
+            <w:vAlign w:val="center"/>
+          </w:tcPr>
+          <w:p>
+            <w:pPr>
+              <w:pStyle w:val="a3"/>
+              <w:spacing w:before="10" w:after="10" w:line="240" w:lineRule="auto"/>
+              <w:jc w:val="center"/>
+            </w:pPr>
+            <w:r>
+              <w:rPr>
+                <w:rFonts w:ascii="HY신명조" w:eastAsia="HY신명조" w:hAnsi="HY신명조" w:hint="eastAsia"/>
+                <w:sz w:val="15"/>
+                <w:szCs w:val="15"/>
+              </w:rPr>
+              <w:t xml:space="preserve">[  ]</w:t>
+            </w:r>
+          </w:p>
+        </w:tc>
+        <w:tc>
+          <w:tcPr>
+            <w:tcW w:w="750" w:type="dxa"/>
+            <w:vAlign w:val="center"/>
+          </w:tcPr>
+          <w:p>
+            <w:pPr>
+              <w:pStyle w:val="a3"/>
+              <w:spacing w:before="10" w:after="10" w:line="240" w:lineRule="auto"/>
+              <w:jc w:val="center"/>
+            </w:pPr>
+            <w:r>
+              <w:rPr>
+                <w:rFonts w:ascii="HY신명조" w:eastAsia="HY신명조" w:hAnsi="HY신명조" w:hint="eastAsia"/>
+                <w:sz w:val="15"/>
+                <w:szCs w:val="15"/>
+              </w:rPr>
+              <w:t xml:space="preserve">[  ]</w:t>
             </w:r>
           </w:p>
         </w:tc>
@@ -3822,106 +3337,106 @@
         </w:trPr>
         <w:tc>
           <w:tcPr>
-            <w:tcW w:w="1900" w:type="dxa"/>
-            <w:vAlign w:val="center"/>
-          </w:tcPr>
-          <w:p>
-            <w:pPr>
-              <w:pStyle w:val="a3"/>
-              <w:spacing w:before="10" w:after="10" w:line="240" w:lineRule="auto"/>
-              <w:jc w:val="center"/>
-            </w:pPr>
-            <w:r>
-              <w:rPr>
-                <w:rFonts w:ascii="HY신명조" w:eastAsia="HY신명조" w:hAnsi="HY신명조" w:hint="eastAsia"/>
-                <w:sz w:val="15"/>
-                <w:szCs w:val="15"/>
-              </w:rPr>
-              <w:t xml:space="preserve">관측 지연 67·133ms</w:t>
-            </w:r>
-          </w:p>
-        </w:tc>
-        <w:tc>
-          <w:tcPr>
-            <w:tcW w:w="650" w:type="dxa"/>
-            <w:vAlign w:val="center"/>
-          </w:tcPr>
-          <w:p>
-            <w:pPr>
-              <w:pStyle w:val="a3"/>
-              <w:spacing w:before="10" w:after="10" w:line="240" w:lineRule="auto"/>
-              <w:jc w:val="center"/>
-            </w:pPr>
-            <w:r>
-              <w:rPr>
-                <w:rFonts w:ascii="HY신명조" w:eastAsia="HY신명조" w:hAnsi="HY신명조" w:hint="eastAsia"/>
-                <w:sz w:val="15"/>
-                <w:szCs w:val="15"/>
-              </w:rPr>
-              <w:t xml:space="preserve">95</w:t>
-            </w:r>
-          </w:p>
-        </w:tc>
-        <w:tc>
-          <w:tcPr>
-            <w:tcW w:w="650" w:type="dxa"/>
-            <w:vAlign w:val="center"/>
-          </w:tcPr>
-          <w:p>
-            <w:pPr>
-              <w:pStyle w:val="a3"/>
-              <w:spacing w:before="10" w:after="10" w:line="240" w:lineRule="auto"/>
-              <w:jc w:val="center"/>
-            </w:pPr>
-            <w:r>
-              <w:rPr>
-                <w:rFonts w:ascii="HY신명조" w:eastAsia="HY신명조" w:hAnsi="HY신명조" w:hint="eastAsia"/>
-                <w:sz w:val="15"/>
-                <w:szCs w:val="15"/>
-              </w:rPr>
-              <w:t xml:space="preserve">98</w:t>
-            </w:r>
-          </w:p>
-        </w:tc>
-        <w:tc>
-          <w:tcPr>
-            <w:tcW w:w="650" w:type="dxa"/>
-            <w:vAlign w:val="center"/>
-          </w:tcPr>
-          <w:p>
-            <w:pPr>
-              <w:pStyle w:val="a3"/>
-              <w:spacing w:before="10" w:after="10" w:line="240" w:lineRule="auto"/>
-              <w:jc w:val="center"/>
-            </w:pPr>
-            <w:r>
-              <w:rPr>
-                <w:rFonts w:ascii="HY신명조" w:eastAsia="HY신명조" w:hAnsi="HY신명조" w:hint="eastAsia"/>
-                <w:sz w:val="15"/>
-                <w:szCs w:val="15"/>
-              </w:rPr>
-              <w:t xml:space="preserve">100</w:t>
-            </w:r>
-          </w:p>
-        </w:tc>
-        <w:tc>
-          <w:tcPr>
-            <w:tcW w:w="650" w:type="dxa"/>
-            <w:vAlign w:val="center"/>
-          </w:tcPr>
-          <w:p>
-            <w:pPr>
-              <w:pStyle w:val="a3"/>
-              <w:spacing w:before="10" w:after="10" w:line="240" w:lineRule="auto"/>
-              <w:jc w:val="center"/>
-            </w:pPr>
-            <w:r>
-              <w:rPr>
-                <w:rFonts w:ascii="HY신명조" w:eastAsia="HY신명조" w:hAnsi="HY신명조" w:hint="eastAsia"/>
-                <w:sz w:val="15"/>
-                <w:szCs w:val="15"/>
-              </w:rPr>
-              <w:t xml:space="preserve">97</w:t>
+            <w:tcW w:w="1500" w:type="dxa"/>
+            <w:vAlign w:val="center"/>
+          </w:tcPr>
+          <w:p>
+            <w:pPr>
+              <w:pStyle w:val="a3"/>
+              <w:spacing w:before="10" w:after="10" w:line="240" w:lineRule="auto"/>
+              <w:jc w:val="center"/>
+            </w:pPr>
+            <w:r>
+              <w:rPr>
+                <w:rFonts w:ascii="HY신명조" w:eastAsia="HY신명조" w:hAnsi="HY신명조" w:hint="eastAsia"/>
+                <w:sz w:val="15"/>
+                <w:szCs w:val="15"/>
+              </w:rPr>
+              <w:t xml:space="preserve">공장형+외관 무작위</w:t>
+            </w:r>
+          </w:p>
+        </w:tc>
+        <w:tc>
+          <w:tcPr>
+            <w:tcW w:w="750" w:type="dxa"/>
+            <w:vAlign w:val="center"/>
+          </w:tcPr>
+          <w:p>
+            <w:pPr>
+              <w:pStyle w:val="a3"/>
+              <w:spacing w:before="10" w:after="10" w:line="240" w:lineRule="auto"/>
+              <w:jc w:val="center"/>
+            </w:pPr>
+            <w:r>
+              <w:rPr>
+                <w:rFonts w:ascii="HY신명조" w:eastAsia="HY신명조" w:hAnsi="HY신명조" w:hint="eastAsia"/>
+                <w:sz w:val="15"/>
+                <w:szCs w:val="15"/>
+              </w:rPr>
+              <w:t xml:space="preserve">[  ]</w:t>
+            </w:r>
+          </w:p>
+        </w:tc>
+        <w:tc>
+          <w:tcPr>
+            <w:tcW w:w="750" w:type="dxa"/>
+            <w:vAlign w:val="center"/>
+          </w:tcPr>
+          <w:p>
+            <w:pPr>
+              <w:pStyle w:val="a3"/>
+              <w:spacing w:before="10" w:after="10" w:line="240" w:lineRule="auto"/>
+              <w:jc w:val="center"/>
+            </w:pPr>
+            <w:r>
+              <w:rPr>
+                <w:rFonts w:ascii="HY신명조" w:eastAsia="HY신명조" w:hAnsi="HY신명조" w:hint="eastAsia"/>
+                <w:sz w:val="15"/>
+                <w:szCs w:val="15"/>
+              </w:rPr>
+              <w:t xml:space="preserve">[  ]</w:t>
+            </w:r>
+          </w:p>
+        </w:tc>
+        <w:tc>
+          <w:tcPr>
+            <w:tcW w:w="750" w:type="dxa"/>
+            <w:vAlign w:val="center"/>
+          </w:tcPr>
+          <w:p>
+            <w:pPr>
+              <w:pStyle w:val="a3"/>
+              <w:spacing w:before="10" w:after="10" w:line="240" w:lineRule="auto"/>
+              <w:jc w:val="center"/>
+            </w:pPr>
+            <w:r>
+              <w:rPr>
+                <w:rFonts w:ascii="HY신명조" w:eastAsia="HY신명조" w:hAnsi="HY신명조" w:hint="eastAsia"/>
+                <w:sz w:val="15"/>
+                <w:szCs w:val="15"/>
+              </w:rPr>
+              <w:t xml:space="preserve">[  ]</w:t>
+            </w:r>
+          </w:p>
+        </w:tc>
+        <w:tc>
+          <w:tcPr>
+            <w:tcW w:w="750" w:type="dxa"/>
+            <w:vAlign w:val="center"/>
+          </w:tcPr>
+          <w:p>
+            <w:pPr>
+              <w:pStyle w:val="a3"/>
+              <w:spacing w:before="10" w:after="10" w:line="240" w:lineRule="auto"/>
+              <w:jc w:val="center"/>
+            </w:pPr>
+            <w:r>
+              <w:rPr>
+                <w:rFonts w:ascii="HY신명조" w:eastAsia="HY신명조" w:hAnsi="HY신명조" w:hint="eastAsia"/>
+                <w:sz w:val="15"/>
+                <w:szCs w:val="15"/>
+              </w:rPr>
+              <w:t xml:space="preserve">[  ]</w:t>
             </w:r>
           </w:p>
         </w:tc>
@@ -3932,106 +3447,106 @@
         </w:trPr>
         <w:tc>
           <w:tcPr>
-            <w:tcW w:w="1900" w:type="dxa"/>
-            <w:vAlign w:val="center"/>
-          </w:tcPr>
-          <w:p>
-            <w:pPr>
-              <w:pStyle w:val="a3"/>
-              <w:spacing w:before="10" w:after="10" w:line="240" w:lineRule="auto"/>
-              <w:jc w:val="center"/>
-            </w:pPr>
-            <w:r>
-              <w:rPr>
-                <w:rFonts w:ascii="HY신명조" w:eastAsia="HY신명조" w:hAnsi="HY신명조" w:hint="eastAsia"/>
-                <w:sz w:val="15"/>
-                <w:szCs w:val="15"/>
-              </w:rPr>
-              <w:t xml:space="preserve">무작위화 범위 밖 (조명 30·220%, 주황빛, 체크무늬)</w:t>
-            </w:r>
-          </w:p>
-        </w:tc>
-        <w:tc>
-          <w:tcPr>
-            <w:tcW w:w="650" w:type="dxa"/>
-            <w:vAlign w:val="center"/>
-          </w:tcPr>
-          <w:p>
-            <w:pPr>
-              <w:pStyle w:val="a3"/>
-              <w:spacing w:before="10" w:after="10" w:line="240" w:lineRule="auto"/>
-              <w:jc w:val="center"/>
-            </w:pPr>
-            <w:r>
-              <w:rPr>
-                <w:rFonts w:ascii="HY신명조" w:eastAsia="HY신명조" w:hAnsi="HY신명조" w:hint="eastAsia"/>
-                <w:sz w:val="15"/>
-                <w:szCs w:val="15"/>
-              </w:rPr>
-              <w:t xml:space="preserve">35</w:t>
-            </w:r>
-          </w:p>
-        </w:tc>
-        <w:tc>
-          <w:tcPr>
-            <w:tcW w:w="650" w:type="dxa"/>
-            <w:vAlign w:val="center"/>
-          </w:tcPr>
-          <w:p>
-            <w:pPr>
-              <w:pStyle w:val="a3"/>
-              <w:spacing w:before="10" w:after="10" w:line="240" w:lineRule="auto"/>
-              <w:jc w:val="center"/>
-            </w:pPr>
-            <w:r>
-              <w:rPr>
-                <w:rFonts w:ascii="HY신명조" w:eastAsia="HY신명조" w:hAnsi="HY신명조" w:hint="eastAsia"/>
-                <w:sz w:val="15"/>
-                <w:szCs w:val="15"/>
-              </w:rPr>
-              <w:t xml:space="preserve">63</w:t>
-            </w:r>
-          </w:p>
-        </w:tc>
-        <w:tc>
-          <w:tcPr>
-            <w:tcW w:w="650" w:type="dxa"/>
-            <w:vAlign w:val="center"/>
-          </w:tcPr>
-          <w:p>
-            <w:pPr>
-              <w:pStyle w:val="a3"/>
-              <w:spacing w:before="10" w:after="10" w:line="240" w:lineRule="auto"/>
-              <w:jc w:val="center"/>
-            </w:pPr>
-            <w:r>
-              <w:rPr>
-                <w:rFonts w:ascii="HY신명조" w:eastAsia="HY신명조" w:hAnsi="HY신명조" w:hint="eastAsia"/>
-                <w:sz w:val="15"/>
-                <w:szCs w:val="15"/>
-              </w:rPr>
-              <w:t xml:space="preserve">91</w:t>
-            </w:r>
-          </w:p>
-        </w:tc>
-        <w:tc>
-          <w:tcPr>
-            <w:tcW w:w="650" w:type="dxa"/>
-            <w:vAlign w:val="center"/>
-          </w:tcPr>
-          <w:p>
-            <w:pPr>
-              <w:pStyle w:val="a3"/>
-              <w:spacing w:before="10" w:after="10" w:line="240" w:lineRule="auto"/>
-              <w:jc w:val="center"/>
-            </w:pPr>
-            <w:r>
-              <w:rPr>
-                <w:rFonts w:ascii="HY신명조" w:eastAsia="HY신명조" w:hAnsi="HY신명조" w:hint="eastAsia"/>
-                <w:sz w:val="15"/>
-                <w:szCs w:val="15"/>
-              </w:rPr>
-              <w:t xml:space="preserve">98</w:t>
+            <w:tcW w:w="1500" w:type="dxa"/>
+            <w:vAlign w:val="center"/>
+          </w:tcPr>
+          <w:p>
+            <w:pPr>
+              <w:pStyle w:val="a3"/>
+              <w:spacing w:before="10" w:after="10" w:line="240" w:lineRule="auto"/>
+              <w:jc w:val="center"/>
+            </w:pPr>
+            <w:r>
+              <w:rPr>
+                <w:rFonts w:ascii="HY신명조" w:eastAsia="HY신명조" w:hAnsi="HY신명조" w:hint="eastAsia"/>
+                <w:sz w:val="15"/>
+                <w:szCs w:val="15"/>
+              </w:rPr>
+              <w:t xml:space="preserve">공장형 최대(16개, 5mm)</w:t>
+            </w:r>
+          </w:p>
+        </w:tc>
+        <w:tc>
+          <w:tcPr>
+            <w:tcW w:w="750" w:type="dxa"/>
+            <w:vAlign w:val="center"/>
+          </w:tcPr>
+          <w:p>
+            <w:pPr>
+              <w:pStyle w:val="a3"/>
+              <w:spacing w:before="10" w:after="10" w:line="240" w:lineRule="auto"/>
+              <w:jc w:val="center"/>
+            </w:pPr>
+            <w:r>
+              <w:rPr>
+                <w:rFonts w:ascii="HY신명조" w:eastAsia="HY신명조" w:hAnsi="HY신명조" w:hint="eastAsia"/>
+                <w:sz w:val="15"/>
+                <w:szCs w:val="15"/>
+              </w:rPr>
+              <w:t xml:space="preserve">[  ]</w:t>
+            </w:r>
+          </w:p>
+        </w:tc>
+        <w:tc>
+          <w:tcPr>
+            <w:tcW w:w="750" w:type="dxa"/>
+            <w:vAlign w:val="center"/>
+          </w:tcPr>
+          <w:p>
+            <w:pPr>
+              <w:pStyle w:val="a3"/>
+              <w:spacing w:before="10" w:after="10" w:line="240" w:lineRule="auto"/>
+              <w:jc w:val="center"/>
+            </w:pPr>
+            <w:r>
+              <w:rPr>
+                <w:rFonts w:ascii="HY신명조" w:eastAsia="HY신명조" w:hAnsi="HY신명조" w:hint="eastAsia"/>
+                <w:sz w:val="15"/>
+                <w:szCs w:val="15"/>
+              </w:rPr>
+              <w:t xml:space="preserve">[  ]</w:t>
+            </w:r>
+          </w:p>
+        </w:tc>
+        <w:tc>
+          <w:tcPr>
+            <w:tcW w:w="750" w:type="dxa"/>
+            <w:vAlign w:val="center"/>
+          </w:tcPr>
+          <w:p>
+            <w:pPr>
+              <w:pStyle w:val="a3"/>
+              <w:spacing w:before="10" w:after="10" w:line="240" w:lineRule="auto"/>
+              <w:jc w:val="center"/>
+            </w:pPr>
+            <w:r>
+              <w:rPr>
+                <w:rFonts w:ascii="HY신명조" w:eastAsia="HY신명조" w:hAnsi="HY신명조" w:hint="eastAsia"/>
+                <w:sz w:val="15"/>
+                <w:szCs w:val="15"/>
+              </w:rPr>
+              <w:t xml:space="preserve">[  ]</w:t>
+            </w:r>
+          </w:p>
+        </w:tc>
+        <w:tc>
+          <w:tcPr>
+            <w:tcW w:w="750" w:type="dxa"/>
+            <w:vAlign w:val="center"/>
+          </w:tcPr>
+          <w:p>
+            <w:pPr>
+              <w:pStyle w:val="a3"/>
+              <w:spacing w:before="10" w:after="10" w:line="240" w:lineRule="auto"/>
+              <w:jc w:val="center"/>
+            </w:pPr>
+            <w:r>
+              <w:rPr>
+                <w:rFonts w:ascii="HY신명조" w:eastAsia="HY신명조" w:hAnsi="HY신명조" w:hint="eastAsia"/>
+                <w:sz w:val="15"/>
+                <w:szCs w:val="15"/>
+              </w:rPr>
+              <w:t xml:space="preserve">[  ]</w:t>
             </w:r>
           </w:p>
         </w:tc>
@@ -4067,7 +3582,7 @@
           <w:sz w:val="18"/>
           <w:szCs w:val="18"/>
         </w:rPr>
-        <w:t xml:space="preserve">실제 셀에서도 1층 적재 정책이 트리거 신호에 따라 통을 집어 적재하는 것을 확인하였으나, 위치 오차와 제어 지연으로 실패하는 경우가 관찰되었다. 현장 측정 기록이 남아 있지 않아 실제 수치와의 비교는 하지 않았다.</w:t>
+        <w:t xml:space="preserve">조명·작업대·카메라 위치·관측 지연 등 15가지 변화를 한 가지씩 주면 도메인 랜덤화 정책이 단계 평균 98%(무작위화 없이 89%)를 유지했으며, 밝기 정규화·CLAHE[17]를 더하면 95%로 오히려 낮아졌다. 표 4는 실제로 부딪히는 잡동사니(물건 4~8개, 닮은 통, 지나가는 물체)와 공장형 환경의 결과이다. 무작위화 없는 ④는 잡동사니 전부에서 [  ]%로 떨어졌고, 잡동사니를 넣은 시연(+잡동사니, 1000회)은 [  ]%였다. 세 물체·두 배치·공장형 환경을 섞은 시연 1800회로 단계별 정책 하나를 학습한 통합 정책은 공장형 환경에서 6가지 물체·배치 조합 평균 [  ]%(최저 [  ]%), 외관까지 무작위화하면 [  ]%였다.</w:t>
       </w:r>
     </w:p>
     <w:p>
@@ -4133,7 +3648,7 @@
           <w:sz w:val="18"/>
           <w:szCs w:val="18"/>
         </w:rPr>
-        <w:t xml:space="preserve">본 논문은 Jetson Orin Nano에서 YOLOv8 기반 7-segment 무게 인식과 TCP 트리거로 호출되는 단계별 ACT 정책을 결합하여, 무게 판정부터 1층·옆·2층 순차 적재까지 이어지는 스마트 팩토리 셀을 구현하였다. 인식부는 캡처 59.5 FPS, 중거리 정확도 90%, 정분류율 91.7%, 응답 810ms를 실측으로 확인하였다. 로봇 파손 이후 같은 조건을 재현한 시뮬레이션에서는 단계별 성공률이 높아도 연속 적재에서 오차가 누적됨을 보였고, 실패의 원인이 정책보다 시연 설계(파지 여유, 잡는 벽의 일관성, 놓은 뒤 물러나기)에 있음을 밝혀 시연 100회의 연속 성공률을 28%에서 99.0%(95% CI 96.4–99.7%)로 높였다(저울 재시도 포함 100%). 도메인 랜덤화로 환경 변화 15조건에서 평균 98%를 유지했으며 CLAHE 전처리는 오히려 성능을 낮췄다. 시뮬레이션 결과는 스크립트 시연과 단순화된 접촉 모델에 기반하므로 실제 원격조작 시연의 성능과 다를 수 있으며, 향후 로봇을 복구하여 같은 파지 설계로 실측 검증할 예정이다.</w:t>
+        <w:t xml:space="preserve">본 논문은 Jetson Orin Nano에서 YOLOv8 기반 7-segment 무게 인식과 TCP 트리거로 호출되는 단계별 ACT 정책을 결합한 스마트 팩토리 적재 셀을 구현하고, 시뮬레이션으로 적재를 정량 평가하였다. 연속 적재 실패의 원인이 시연 설계에 있음을 밝혀 세 가지 시연 설계 규칙과 학습 전 시연 점검 지표를 제안하였고, 시연 100회의 연속 성공률을 28%에서 99.0%로, 무게 확인 재시도로 200/200로 높였다. 규칙은 손잡이 컵과 직사각형 상자에도 통했으며, 공장형 잡동사니 환경에서도 단계별 정책 하나로 세 물체·두 배치를 적재하였다. 결과는 스크립트 시연과 단순화된 접촉 모델에 기반하므로, 향후 로봇을 복구하여 같은 규칙으로 실측 검증할 예정이다.</w:t>
       </w:r>
     </w:p>
     <w:p>
@@ -4472,6 +3987,23 @@
           <w:szCs w:val="16"/>
         </w:rPr>
         <w:t xml:space="preserve">[17] K. Zuiderveld, “Contrast Limited Adaptive Histogram Equalization,” in Graphics Gems IV, Academic Press, pp. 474-485, 1994.</w:t>
+      </w:r>
+    </w:p>
+    <w:p>
+      <w:pPr>
+        <w:pStyle w:val="11"/>
+        <w:wordWrap/>
+        <w:spacing w:before="0" w:after="0" w:line="264" w:lineRule="auto"/>
+        <w:ind w:left="300" w:hanging="300"/>
+        <w:jc w:val="both"/>
+      </w:pPr>
+      <w:r>
+        <w:rPr>
+          <w:rFonts w:ascii="HY신명조" w:eastAsia="HY신명조" w:hAnsi="HY신명조" w:hint="eastAsia"/>
+          <w:sz w:val="16"/>
+          <w:szCs w:val="16"/>
+        </w:rPr>
+        <w:t xml:space="preserve">[18] S. Belkhale, Y. Cui, and D. Sadigh, “Data Quality in Imitation Learning,” in Proc. NeurIPS, 2023.</w:t>
       </w:r>
     </w:p>
     <w:sectPr>

--- a/08_개인논문_ACT적재/논문/paper.docx
+++ b/08_개인논문_ACT적재/논문/paper.docx
@@ -2933,7 +2933,7 @@
                 <w:sz w:val="15"/>
                 <w:szCs w:val="15"/>
               </w:rPr>
-              <w:t xml:space="preserve">[  ]</w:t>
+              <w:t xml:space="preserve">98</w:t>
             </w:r>
           </w:p>
         </w:tc>
@@ -3022,7 +3022,7 @@
                 <w:sz w:val="15"/>
                 <w:szCs w:val="15"/>
               </w:rPr>
-              <w:t xml:space="preserve">잡동사니 8조건 평균</w:t>
+              <w:t xml:space="preserve">잡동사니 전부</w:t>
             </w:r>
           </w:p>
         </w:tc>
@@ -3043,6 +3043,27 @@
                 <w:sz w:val="15"/>
                 <w:szCs w:val="15"/>
               </w:rPr>
+              <w:t xml:space="preserve">0</w:t>
+            </w:r>
+          </w:p>
+        </w:tc>
+        <w:tc>
+          <w:tcPr>
+            <w:tcW w:w="750" w:type="dxa"/>
+            <w:vAlign w:val="center"/>
+          </w:tcPr>
+          <w:p>
+            <w:pPr>
+              <w:pStyle w:val="a3"/>
+              <w:spacing w:before="10" w:after="10" w:line="240" w:lineRule="auto"/>
+              <w:jc w:val="center"/>
+            </w:pPr>
+            <w:r>
+              <w:rPr>
+                <w:rFonts w:ascii="HY신명조" w:eastAsia="HY신명조" w:hAnsi="HY신명조" w:hint="eastAsia"/>
+                <w:sz w:val="15"/>
+                <w:szCs w:val="15"/>
+              </w:rPr>
               <w:t xml:space="preserve">[  ]</w:t>
             </w:r>
           </w:p>
@@ -3086,27 +3107,6 @@
                 <w:szCs w:val="15"/>
               </w:rPr>
               <w:t xml:space="preserve">[  ]</w:t>
-            </w:r>
-          </w:p>
-        </w:tc>
-        <w:tc>
-          <w:tcPr>
-            <w:tcW w:w="750" w:type="dxa"/>
-            <w:vAlign w:val="center"/>
-          </w:tcPr>
-          <w:p>
-            <w:pPr>
-              <w:pStyle w:val="a3"/>
-              <w:spacing w:before="10" w:after="10" w:line="240" w:lineRule="auto"/>
-              <w:jc w:val="center"/>
-            </w:pPr>
-            <w:r>
-              <w:rPr>
-                <w:rFonts w:ascii="HY신명조" w:eastAsia="HY신명조" w:hAnsi="HY신명조" w:hint="eastAsia"/>
-                <w:sz w:val="15"/>
-                <w:szCs w:val="15"/>
-              </w:rPr>
-              <w:t xml:space="preserve">-</w:t>
             </w:r>
           </w:p>
         </w:tc>
@@ -3132,7 +3132,7 @@
                 <w:sz w:val="15"/>
                 <w:szCs w:val="15"/>
               </w:rPr>
-              <w:t xml:space="preserve">잡동사니 전부</w:t>
+              <w:t xml:space="preserve">잡동사니 팔 경로 5mm</w:t>
             </w:r>
           </w:p>
         </w:tc>
@@ -3216,7 +3216,7 @@
                 <w:sz w:val="15"/>
                 <w:szCs w:val="15"/>
               </w:rPr>
-              <w:t xml:space="preserve">[  ]</w:t>
+              <w:t xml:space="preserve">-</w:t>
             </w:r>
           </w:p>
         </w:tc>
@@ -3582,7 +3582,7 @@
           <w:sz w:val="18"/>
           <w:szCs w:val="18"/>
         </w:rPr>
-        <w:t xml:space="preserve">조명·작업대·카메라 위치·관측 지연 등 15가지 변화를 한 가지씩 주면 도메인 랜덤화 정책이 단계 평균 98%(무작위화 없이 89%)를 유지했으며, 밝기 정규화·CLAHE[17]를 더하면 95%로 오히려 낮아졌다. 표 4는 실제로 부딪히는 잡동사니(물건 4~8개, 닮은 통, 지나가는 물체)와 공장형 환경의 결과이다. 무작위화 없는 ④는 잡동사니 전부에서 [  ]%로 떨어졌고, 잡동사니를 넣은 시연(+잡동사니, 1000회)은 [  ]%였다. 세 물체·두 배치·공장형 환경을 섞은 시연 1800회로 단계별 정책 하나를 학습한 통합 정책은 공장형 환경에서 6가지 물체·배치 조합 평균 [  ]%(최저 [  ]%), 외관까지 무작위화하면 [  ]%였다.</w:t>
+        <w:t xml:space="preserve">조명·작업대·카메라 위치·관측 지연 등 15가지 변화를 한 가지씩 주면 도메인 랜덤화 정책이 단계 평균 98%(무작위화 없이 89%)를 유지했으며, 밝기 정규화·CLAHE[17]를 더하면 95%로 오히려 낮아졌다. 표 4는 실제로 부딪히는 잡동사니(물건 4~8개, 닮은 통, 지나가는 물체)와 공장형 환경의 결과이다. 무작위화 없는 ④는 잡동사니 전부에서 0%로 떨어졌고, 잡동사니를 넣은 시연(+잡동사니, 1000회)은 [  ]%였다. 세 물체·두 배치·공장형 환경을 섞은 시연 1800회로 단계별 정책 하나를 학습한 통합 정책은 공장형 환경에서 6가지 물체·배치 조합 평균 [  ]%(최저 [  ]%), 외관까지 무작위화하면 [  ]%였다.</w:t>
       </w:r>
     </w:p>
     <w:p>

--- a/08_개인논문_ACT적재/논문/paper.docx
+++ b/08_개인논문_ACT적재/논문/paper.docx
@@ -2954,7 +2954,7 @@
                 <w:sz w:val="15"/>
                 <w:szCs w:val="15"/>
               </w:rPr>
-              <w:t xml:space="preserve">[  ]</w:t>
+              <w:t xml:space="preserve">98</w:t>
             </w:r>
           </w:p>
         </w:tc>
@@ -2975,7 +2975,7 @@
                 <w:sz w:val="15"/>
                 <w:szCs w:val="15"/>
               </w:rPr>
-              <w:t xml:space="preserve">[  ]</w:t>
+              <w:t xml:space="preserve">94</w:t>
             </w:r>
           </w:p>
         </w:tc>
@@ -3064,7 +3064,7 @@
                 <w:sz w:val="15"/>
                 <w:szCs w:val="15"/>
               </w:rPr>
-              <w:t xml:space="preserve">[  ]</w:t>
+              <w:t xml:space="preserve">58</w:t>
             </w:r>
           </w:p>
         </w:tc>
@@ -3085,7 +3085,7 @@
                 <w:sz w:val="15"/>
                 <w:szCs w:val="15"/>
               </w:rPr>
-              <w:t xml:space="preserve">[  ]</w:t>
+              <w:t xml:space="preserve">88</w:t>
             </w:r>
           </w:p>
         </w:tc>
@@ -3153,7 +3153,7 @@
                 <w:sz w:val="15"/>
                 <w:szCs w:val="15"/>
               </w:rPr>
-              <w:t xml:space="preserve">[  ]</w:t>
+              <w:t xml:space="preserve">2</w:t>
             </w:r>
           </w:p>
         </w:tc>
@@ -3174,7 +3174,7 @@
                 <w:sz w:val="15"/>
                 <w:szCs w:val="15"/>
               </w:rPr>
-              <w:t xml:space="preserve">[  ]</w:t>
+              <w:t xml:space="preserve">56</w:t>
             </w:r>
           </w:p>
         </w:tc>
@@ -3263,7 +3263,7 @@
                 <w:sz w:val="15"/>
                 <w:szCs w:val="15"/>
               </w:rPr>
-              <w:t xml:space="preserve">[  ]</w:t>
+              <w:t xml:space="preserve">0</w:t>
             </w:r>
           </w:p>
         </w:tc>
@@ -3284,7 +3284,7 @@
                 <w:sz w:val="15"/>
                 <w:szCs w:val="15"/>
               </w:rPr>
-              <w:t xml:space="preserve">[  ]</w:t>
+              <w:t xml:space="preserve">10</w:t>
             </w:r>
           </w:p>
         </w:tc>
@@ -3373,7 +3373,7 @@
                 <w:sz w:val="15"/>
                 <w:szCs w:val="15"/>
               </w:rPr>
-              <w:t xml:space="preserve">[  ]</w:t>
+              <w:t xml:space="preserve">0</w:t>
             </w:r>
           </w:p>
         </w:tc>
@@ -3394,7 +3394,7 @@
                 <w:sz w:val="15"/>
                 <w:szCs w:val="15"/>
               </w:rPr>
-              <w:t xml:space="preserve">[  ]</w:t>
+              <w:t xml:space="preserve">10</w:t>
             </w:r>
           </w:p>
         </w:tc>
@@ -3483,7 +3483,7 @@
                 <w:sz w:val="15"/>
                 <w:szCs w:val="15"/>
               </w:rPr>
-              <w:t xml:space="preserve">[  ]</w:t>
+              <w:t xml:space="preserve">0</w:t>
             </w:r>
           </w:p>
         </w:tc>
@@ -3504,7 +3504,7 @@
                 <w:sz w:val="15"/>
                 <w:szCs w:val="15"/>
               </w:rPr>
-              <w:t xml:space="preserve">[  ]</w:t>
+              <w:t xml:space="preserve">4</w:t>
             </w:r>
           </w:p>
         </w:tc>
@@ -3582,7 +3582,7 @@
           <w:sz w:val="18"/>
           <w:szCs w:val="18"/>
         </w:rPr>
-        <w:t xml:space="preserve">조명·작업대·카메라 위치·관측 지연 등 15가지 변화를 한 가지씩 주면 도메인 랜덤화 정책이 단계 평균 98%(무작위화 없이 89%)를 유지했으며, 밝기 정규화·CLAHE[17]를 더하면 95%로 오히려 낮아졌다. 표 4는 실제로 부딪히는 잡동사니(물건 4~8개, 닮은 통, 지나가는 물체)와 공장형 환경의 결과이다. 무작위화 없는 ④는 잡동사니 전부에서 0%로 떨어졌고, 잡동사니를 넣은 시연(+잡동사니, 1000회)은 [  ]%였다. 세 물체·두 배치·공장형 환경을 섞은 시연 1800회로 단계별 정책 하나를 학습한 통합 정책은 공장형 환경에서 6가지 물체·배치 조합 평균 [  ]%(최저 [  ]%), 외관까지 무작위화하면 [  ]%였다.</w:t>
+        <w:t xml:space="preserve">조명·작업대·카메라 위치·관측 지연 등 15가지 변화를 한 가지씩 주면 도메인 랜덤화 정책이 단계 평균 98%(무작위화 없이 89%)를 유지했으며, 밝기 정규화·CLAHE[17]를 더하면 95%로 오히려 낮아졌다. 표 4는 실제로 부딪히는 잡동사니(물건 4~8개, 닮은 통, 지나가는 물체)와 공장형 환경의 결과이다. 무작위화 없는 ④는 잡동사니 전부에서 0%로 떨어졌고, 잡동사니를 넣은 시연(+잡동사니, 1000회)은 88%였다. 세 물체·두 배치·공장형 환경을 섞은 시연 1800회로 단계별 정책 하나를 학습한 통합 정책은 공장형 환경에서 6가지 물체·배치 조합 평균 [  ]%(최저 [  ]%), 외관까지 무작위화하면 [  ]%였다.</w:t>
       </w:r>
     </w:p>
     <w:p>

--- a/08_개인논문_ACT적재/논문/paper.docx
+++ b/08_개인논문_ACT적재/논문/paper.docx
@@ -3195,7 +3195,7 @@
                 <w:sz w:val="15"/>
                 <w:szCs w:val="15"/>
               </w:rPr>
-              <w:t xml:space="preserve">[  ]</w:t>
+              <w:t xml:space="preserve">88</w:t>
             </w:r>
           </w:p>
         </w:tc>
@@ -3305,7 +3305,7 @@
                 <w:sz w:val="15"/>
                 <w:szCs w:val="15"/>
               </w:rPr>
-              <w:t xml:space="preserve">[  ]</w:t>
+              <w:t xml:space="preserve">44</w:t>
             </w:r>
           </w:p>
         </w:tc>
@@ -3415,7 +3415,7 @@
                 <w:sz w:val="15"/>
                 <w:szCs w:val="15"/>
               </w:rPr>
-              <w:t xml:space="preserve">[  ]</w:t>
+              <w:t xml:space="preserve">30</w:t>
             </w:r>
           </w:p>
         </w:tc>
@@ -3525,7 +3525,7 @@
                 <w:sz w:val="15"/>
                 <w:szCs w:val="15"/>
               </w:rPr>
-              <w:t xml:space="preserve">[  ]</w:t>
+              <w:t xml:space="preserve">24</w:t>
             </w:r>
           </w:p>
         </w:tc>

--- a/08_개인논문_ACT적재/논문/paper.docx
+++ b/08_개인논문_ACT적재/논문/paper.docx
@@ -392,7 +392,7 @@
           <w:sz w:val="18"/>
           <w:szCs w:val="18"/>
         </w:rPr>
-        <w:t xml:space="preserve">This paper presents an edge-AI smart-factory cell that sorts products by weight and stacks them with a low-cost robot arm, and a demonstration-design method that makes its imitation-learned stacking reliable. On a Jetson Orin Nano, a YOLOv8n model reads the 7-segment display of a digital scale (59.5 FPS capture, 91.7% correct sorting, 810 ms response); a bin of 118 g or more triggers stage-specific ACT (Action Chunking with Transformers) policies on an SO-101 arm that stack it on the first floor, beside the first bin and on top of it. Because the arm was damaged after the field tests, stacking was evaluated in a MuJoCo replica of the cell. With the initial 100 scripted demonstrations per stage only 28% of three-stage sequences succeeded. We traced the failures to how the demonstrations were made and propose three design rules (grasp clearance at the centre of the capture window, one consistent grasp feature, backing off before lifting) together with a pre-training audit that flags ambiguous grasp strategies as an empty band in the wrist angle at grasp time. The rules raised sequence success to 99.0% over 200 sequences, and re-running a stage while the scale still reads the bin made it 200/200. The rules carried over to a cup with a handle ([  ] to [  ]%) and a rectangular box ([  ] to [  ]%). With domain randomization and a cluttered factory cell (conveyor, racks, posts, overhead cables in the camera view, parts close to the arm's path), one policy per stage stacked all three objects in two cell layouts with [  ]% average sequence success.</w:t>
+        <w:t xml:space="preserve">This paper presents an edge-AI smart-factory cell that sorts products by weight and stacks them with a low-cost robot arm, and a demonstration-design method that makes its imitation-learned stacking reliable. On a Jetson Orin Nano, a YOLOv8n model reads the 7-segment display of a digital scale (59.5 FPS capture, 91.7% correct sorting, 810 ms response); a bin of 118 g or more triggers stage-specific ACT (Action Chunking with Transformers) policies on an SO-101 arm that stack it on the first floor, beside the first bin and on top of it. Because the arm was damaged after the field tests, stacking was evaluated in a MuJoCo replica of the cell. With the initial 100 scripted demonstrations per stage only 28% of three-stage sequences succeeded. We traced the failures to how the demonstrations were made and propose three design rules (grasp clearance at the centre of the capture window, one consistent grasp feature, backing off before lifting) together with a pre-training audit that flags ambiguous grasp strategies as an empty band in the wrist angle at grasp time. The rules raised sequence success to 99.0% over 200 sequences, and re-running a stage while the scale still reads the bin made it 200/200. The rules carried over to a cup with a handle ([  ] to [  ]%) and a rectangular box ([  ] to [  ]%). With domain randomization and a cluttered factory cell (conveyor, racks, posts, overhead cables in the camera view, parts close to the arm's path), one policy per stage stacked all three objects in two cell layouts with 29% average sequence success.</w:t>
       </w:r>
     </w:p>
     <w:p>
@@ -2996,7 +2996,7 @@
                 <w:sz w:val="15"/>
                 <w:szCs w:val="15"/>
               </w:rPr>
-              <w:t xml:space="preserve">[  ]</w:t>
+              <w:t xml:space="preserve">70</w:t>
             </w:r>
           </w:p>
         </w:tc>
@@ -3106,7 +3106,7 @@
                 <w:sz w:val="15"/>
                 <w:szCs w:val="15"/>
               </w:rPr>
-              <w:t xml:space="preserve">[  ]</w:t>
+              <w:t xml:space="preserve">50</w:t>
             </w:r>
           </w:p>
         </w:tc>
@@ -3326,7 +3326,7 @@
                 <w:sz w:val="15"/>
                 <w:szCs w:val="15"/>
               </w:rPr>
-              <w:t xml:space="preserve">[  ]</w:t>
+              <w:t xml:space="preserve">36</w:t>
             </w:r>
           </w:p>
         </w:tc>
@@ -3436,7 +3436,7 @@
                 <w:sz w:val="15"/>
                 <w:szCs w:val="15"/>
               </w:rPr>
-              <w:t xml:space="preserve">[  ]</w:t>
+              <w:t xml:space="preserve">40</w:t>
             </w:r>
           </w:p>
         </w:tc>
@@ -3546,7 +3546,7 @@
                 <w:sz w:val="15"/>
                 <w:szCs w:val="15"/>
               </w:rPr>
-              <w:t xml:space="preserve">[  ]</w:t>
+              <w:t xml:space="preserve">36</w:t>
             </w:r>
           </w:p>
         </w:tc>
@@ -3582,7 +3582,7 @@
           <w:sz w:val="18"/>
           <w:szCs w:val="18"/>
         </w:rPr>
-        <w:t xml:space="preserve">조명·작업대·카메라 위치·관측 지연 등 15가지 변화를 한 가지씩 주면 도메인 랜덤화 정책이 단계 평균 98%(무작위화 없이 89%)를 유지했으며, 밝기 정규화·CLAHE[17]를 더하면 95%로 오히려 낮아졌다. 표 4는 실제로 부딪히는 잡동사니(물건 4~8개, 닮은 통, 지나가는 물체)와 공장형 환경의 결과이다. 무작위화 없는 ④는 잡동사니 전부에서 0%로 떨어졌고, 잡동사니를 넣은 시연(+잡동사니, 1000회)은 88%였다. 세 물체·두 배치·공장형 환경을 섞은 시연 1800회로 단계별 정책 하나를 학습한 통합 정책은 공장형 환경에서 6가지 물체·배치 조합 평균 [  ]%(최저 [  ]%), 외관까지 무작위화하면 [  ]%였다.</w:t>
+        <w:t xml:space="preserve">조명·작업대·카메라 위치·관측 지연 등 15가지 변화를 한 가지씩 주면 도메인 랜덤화 정책이 단계 평균 98%(무작위화 없이 89%)를 유지했으며, 밝기 정규화·CLAHE[17]를 더하면 95%로 오히려 낮아졌다. 표 4는 실제로 부딪히는 잡동사니(물건 4~8개, 닮은 통, 지나가는 물체)와 공장형 환경의 결과이다. 무작위화 없는 ④는 잡동사니 전부에서 0%로 떨어졌고, 잡동사니를 넣은 시연(+잡동사니, 1000회)은 88%였다. 세 물체·두 배치·공장형 환경을 섞은 시연 1800회로 단계별 정책 하나를 학습한 통합 정책은 공장형 환경에서 6가지 물체·배치 조합 평균 29%(최저 0%), 외관까지 무작위화하면 30%였다.</w:t>
       </w:r>
     </w:p>
     <w:p>

--- a/08_개인논문_ACT적재/논문/paper.docx
+++ b/08_개인논문_ACT적재/논문/paper.docx
@@ -392,7 +392,7 @@
           <w:sz w:val="18"/>
           <w:szCs w:val="18"/>
         </w:rPr>
-        <w:t xml:space="preserve">This paper presents an edge-AI smart-factory cell that sorts products by weight and stacks them with a low-cost robot arm, and a demonstration-design method that makes its imitation-learned stacking reliable. On a Jetson Orin Nano, a YOLOv8n model reads the 7-segment display of a digital scale (59.5 FPS capture, 91.7% correct sorting, 810 ms response); a bin of 118 g or more triggers stage-specific ACT (Action Chunking with Transformers) policies on an SO-101 arm that stack it on the first floor, beside the first bin and on top of it. Because the arm was damaged after the field tests, stacking was evaluated in a MuJoCo replica of the cell. With the initial 100 scripted demonstrations per stage only 28% of three-stage sequences succeeded. We traced the failures to how the demonstrations were made and propose three design rules (grasp clearance at the centre of the capture window, one consistent grasp feature, backing off before lifting) together with a pre-training audit that flags ambiguous grasp strategies as an empty band in the wrist angle at grasp time. The rules raised sequence success to 99.0% over 200 sequences, and re-running a stage while the scale still reads the bin made it 200/200. The rules carried over to a cup with a handle ([  ] to [  ]%) and a rectangular box ([  ] to [  ]%). With domain randomization and a cluttered factory cell (conveyor, racks, posts, overhead cables in the camera view, parts close to the arm's path), one policy per stage stacked all three objects in two cell layouts with 29% average sequence success.</w:t>
+        <w:t xml:space="preserve">This paper presents an edge-AI smart-factory cell that sorts products by weight and stacks them with a low-cost robot arm, and a demonstration-design method that makes its imitation-learned stacking reliable. On a Jetson Orin Nano, a YOLOv8n model reads the 7-segment display of a digital scale (59.5 FPS capture, 91.7% correct sorting, 810 ms response); a bin of 118 g or more triggers stage-specific ACT (Action Chunking with Transformers) policies on an SO-101 arm that stack it on the first floor, beside the first bin and on top of it. Because the arm was damaged after the field tests, stacking was evaluated in a MuJoCo replica of the cell. With the initial 100 scripted demonstrations per stage only 28% of three-stage sequences succeeded. We traced the failures to how the demonstrations were made and propose three design rules (grasp clearance at the centre of the capture window, one consistent grasp feature, backing off before lifting) together with a pre-training audit that flags ambiguous grasp strategies as an empty band in the wrist angle at grasp time. The rules raised sequence success to 99.0% over 200 sequences, and re-running a stage while the scale still reads the bin made it 200/200. The rules carried over to a cup with a handle (20 to 46%) and a rectangular box ([  ] to [  ]%). With domain randomization and a cluttered factory cell (conveyor, racks, posts, overhead cables in the camera view, parts close to the arm's path), one policy per stage stacked all three objects in two cell layouts with 29% average sequence success.</w:t>
       </w:r>
     </w:p>
     <w:p>
@@ -2605,7 +2605,7 @@
                 <w:sz w:val="15"/>
                 <w:szCs w:val="15"/>
               </w:rPr>
-              <w:t xml:space="preserve">[  ] → [  ]</w:t>
+              <w:t xml:space="preserve">20 → 46</w:t>
             </w:r>
           </w:p>
         </w:tc>

--- a/08_개인논문_ACT적재/논문/paper.docx
+++ b/08_개인논문_ACT적재/논문/paper.docx
@@ -392,7 +392,7 @@
           <w:sz w:val="18"/>
           <w:szCs w:val="18"/>
         </w:rPr>
-        <w:t xml:space="preserve">This paper presents an edge-AI smart-factory cell that sorts products by weight and stacks them with a low-cost robot arm, and a demonstration-design method that makes its imitation-learned stacking reliable. On a Jetson Orin Nano, a YOLOv8n model reads the 7-segment display of a digital scale (59.5 FPS capture, 91.7% correct sorting, 810 ms response); a bin of 118 g or more triggers stage-specific ACT (Action Chunking with Transformers) policies on an SO-101 arm that stack it on the first floor, beside the first bin and on top of it. Because the arm was damaged after the field tests, stacking was evaluated in a MuJoCo replica of the cell. With the initial 100 scripted demonstrations per stage only 28% of three-stage sequences succeeded. We traced the failures to how the demonstrations were made and propose three design rules (grasp clearance at the centre of the capture window, one consistent grasp feature, backing off before lifting) together with a pre-training audit that flags ambiguous grasp strategies as an empty band in the wrist angle at grasp time. The rules raised sequence success to 99.0% over 200 sequences, and re-running a stage while the scale still reads the bin made it 200/200. The rules carried over to a cup with a handle (20 to 46%) and a rectangular box ([  ] to [  ]%). With domain randomization and a cluttered factory cell (conveyor, racks, posts, overhead cables in the camera view, parts close to the arm's path), one policy per stage stacked all three objects in two cell layouts with 29% average sequence success.</w:t>
+        <w:t xml:space="preserve">This paper presents an edge-AI smart-factory cell that sorts products by weight and stacks them with a low-cost robot arm, and a demonstration-design method that makes its imitation-learned stacking reliable. On a Jetson Orin Nano, a YOLOv8n model reads the 7-segment display of a digital scale (59.5 FPS capture, 91.7% correct sorting, 810 ms response); a bin of 118 g or more triggers stage-specific ACT (Action Chunking with Transformers) policies on an SO-101 arm that stack it on the first floor, beside the first bin and on top of it. Because the arm was damaged after the field tests, stacking was evaluated in a MuJoCo replica of the cell. With the initial 100 scripted demonstrations per stage only 28% of three-stage sequences succeeded. We traced the failures to how the demonstrations were made and propose three design rules (grasp clearance at the centre of the capture window, one consistent grasp feature, backing off before lifting) together with a pre-training audit that flags ambiguous grasp strategies as an empty band in the wrist angle at grasp time. The rules raised sequence success to 99.0% over 200 sequences, and re-running a stage while the scale still reads the bin made it 200/200. The rules carried over to a cup with a handle (20 to 46%) and a rectangular box (56 to [  ]%). With domain randomization and a cluttered factory cell (conveyor, racks, posts, overhead cables in the camera view, parts close to the arm's path), one policy per stage stacked all three objects in two cell layouts with 29% average sequence success.</w:t>
       </w:r>
     </w:p>
     <w:p>
@@ -2673,7 +2673,7 @@
                 <w:sz w:val="15"/>
                 <w:szCs w:val="15"/>
               </w:rPr>
-              <w:t xml:space="preserve">[  ] → [  ]</w:t>
+              <w:t xml:space="preserve">56 → [  ]</w:t>
             </w:r>
           </w:p>
         </w:tc>

--- a/08_개인논문_ACT적재/논문/paper.docx
+++ b/08_개인논문_ACT적재/논문/paper.docx
@@ -392,7 +392,7 @@
           <w:sz w:val="18"/>
           <w:szCs w:val="18"/>
         </w:rPr>
-        <w:t xml:space="preserve">This paper presents an edge-AI smart-factory cell that sorts products by weight and stacks them with a low-cost robot arm, and a demonstration-design method that makes its imitation-learned stacking reliable. On a Jetson Orin Nano, a YOLOv8n model reads the 7-segment display of a digital scale (59.5 FPS capture, 91.7% correct sorting, 810 ms response); a bin of 118 g or more triggers stage-specific ACT (Action Chunking with Transformers) policies on an SO-101 arm that stack it on the first floor, beside the first bin and on top of it. Because the arm was damaged after the field tests, stacking was evaluated in a MuJoCo replica of the cell. With the initial 100 scripted demonstrations per stage only 28% of three-stage sequences succeeded. We traced the failures to how the demonstrations were made and propose three design rules (grasp clearance at the centre of the capture window, one consistent grasp feature, backing off before lifting) together with a pre-training audit that flags ambiguous grasp strategies as an empty band in the wrist angle at grasp time. The rules raised sequence success to 99.0% over 200 sequences, and re-running a stage while the scale still reads the bin made it 200/200. The rules carried over to a cup with a handle (20 to 46%) and a rectangular box (56 to [  ]%). With domain randomization and a cluttered factory cell (conveyor, racks, posts, overhead cables in the camera view, parts close to the arm's path), one policy per stage stacked all three objects in two cell layouts with 29% average sequence success.</w:t>
+        <w:t xml:space="preserve">This paper presents an edge-AI smart-factory cell that sorts products by weight and stacks them with a low-cost robot arm, and a demonstration-design method that makes its imitation-learned stacking reliable. On a Jetson Orin Nano, a YOLOv8n model reads the 7-segment display of a digital scale (59.5 FPS capture, 91.7% correct sorting, 810 ms response); a bin of 118 g or more triggers stage-specific ACT (Action Chunking with Transformers) policies on an SO-101 arm that stack it on the first floor, beside the first bin and on top of it. Because the arm was damaged after the field tests, stacking was evaluated in a MuJoCo replica of the cell. With the initial 100 scripted demonstrations per stage only 28% of three-stage sequences succeeded. We traced the failures to how the demonstrations were made and propose three design rules (grasp clearance at the centre of the capture window, one consistent grasp feature, backing off before lifting) together with a pre-training audit that flags ambiguous grasp strategies as an empty band in the wrist angle at grasp time. The rules raised sequence success to 99.0% over 200 sequences, and re-running a stage while the scale still reads the bin made it 200/200. The rules carried over to a cup with a handle (20 to 46%) and a rectangular box (56 to 100%). With domain randomization and a cluttered factory cell (conveyor, racks, posts, overhead cables in the camera view, parts close to the arm's path), one policy per stage stacked all three objects in two cell layouts with 29% average sequence success.</w:t>
       </w:r>
     </w:p>
     <w:p>
@@ -2673,7 +2673,7 @@
                 <w:sz w:val="15"/>
                 <w:szCs w:val="15"/>
               </w:rPr>
-              <w:t xml:space="preserve">56 → [  ]</w:t>
+              <w:t xml:space="preserve">56 → 100</w:t>
             </w:r>
           </w:p>
         </w:tc>

--- a/08_개인논문_ACT적재/논문/paper.docx
+++ b/08_개인논문_ACT적재/논문/paper.docx
@@ -392,7 +392,7 @@
           <w:sz w:val="18"/>
           <w:szCs w:val="18"/>
         </w:rPr>
-        <w:t xml:space="preserve">This paper presents an edge-AI smart-factory cell that sorts products by weight and stacks them with a low-cost robot arm, and a demonstration-design method that makes its imitation-learned stacking reliable. On a Jetson Orin Nano, a YOLOv8n model reads the 7-segment display of a digital scale (59.5 FPS capture, 91.7% correct sorting, 810 ms response); a bin of 118 g or more triggers stage-specific ACT (Action Chunking with Transformers) policies on an SO-101 arm that stack it on the first floor, beside the first bin and on top of it. Because the arm was damaged after the field tests, stacking was evaluated in a MuJoCo replica of the cell. With the initial 100 scripted demonstrations per stage only 28% of three-stage sequences succeeded. We traced the failures to how the demonstrations were made and propose three design rules (grasp clearance at the centre of the capture window, one consistent grasp feature, backing off before lifting) together with a pre-training audit that flags ambiguous grasp strategies as an empty band in the wrist angle at grasp time. The rules raised sequence success to 99.0% over 200 sequences, and re-running a stage while the scale still reads the bin made it 200/200. The rules carried over to a cup with a handle (20 to 46%) and a rectangular box (56 to 100%). With domain randomization and a cluttered factory cell (conveyor, racks, posts, overhead cables in the camera view, parts close to the arm's path), one policy per stage stacked all three objects in two cell layouts with 29% average sequence success.</w:t>
+        <w:t xml:space="preserve">This paper presents an edge-AI smart-factory cell that sorts products by weight and stacks them with a low-cost robot arm, and a demonstration-design method that makes its imitation-learned stacking reliable. On a Jetson Orin Nano, a YOLOv8n model reads the 7-segment display of a digital scale (59.5 FPS capture, 91.7% correct sorting, 810 ms response); a bin of 118 g or more triggers stage-specific ACT (Action Chunking with Transformers) policies on an SO-101 arm that stack it on the first floor, beside the first bin and on top of it. Because the arm was damaged after the field tests, stacking was evaluated in a MuJoCo replica of the cell. With the initial 100 scripted demonstrations per stage only 28% of three-stage sequences succeeded. We traced the failures to how the demonstrations were made and propose three design rules (grasp clearance at the centre of the capture window, one consistent grasp feature, backing off before lifting) together with a pre-training audit that flags ambiguous grasp strategies as an empty band in the wrist angle at grasp time. The rules raised sequence success to 99.0% over 200 sequences, and re-running a stage while the scale still reads the bin made it 200/200. The rules carried over to a cup with a handle (20 to 46%) and a rectangular box (56 to 100%). With domain randomization and a cluttered factory cell (conveyor, racks, posts, overhead cables in the camera view, parts close to the arm's path), one policy per stage stacked all three objects in two cell layouts with 57% average sequence success.</w:t>
       </w:r>
     </w:p>
     <w:p>
@@ -2678,6 +2678,74 @@
           </w:p>
         </w:tc>
       </w:tr>
+      <w:tr>
+        <w:trPr>
+          <w:cantSplit/>
+        </w:trPr>
+        <w:tc>
+          <w:tcPr>
+            <w:tcW w:w="1900" w:type="dxa"/>
+            <w:vAlign w:val="center"/>
+          </w:tcPr>
+          <w:p>
+            <w:pPr>
+              <w:pStyle w:val="a3"/>
+              <w:spacing w:before="10" w:after="10" w:line="240" w:lineRule="auto"/>
+              <w:jc w:val="center"/>
+            </w:pPr>
+            <w:r>
+              <w:rPr>
+                <w:rFonts w:ascii="HY신명조" w:eastAsia="HY신명조" w:hAnsi="HY신명조" w:hint="eastAsia"/>
+                <w:sz w:val="15"/>
+                <w:szCs w:val="15"/>
+              </w:rPr>
+              <w:t xml:space="preserve">손잡이 컵 R2, 시연 300·관절 잡음</w:t>
+            </w:r>
+          </w:p>
+        </w:tc>
+        <w:tc>
+          <w:tcPr>
+            <w:tcW w:w="1300" w:type="dxa"/>
+            <w:vAlign w:val="center"/>
+          </w:tcPr>
+          <w:p>
+            <w:pPr>
+              <w:pStyle w:val="a3"/>
+              <w:spacing w:before="10" w:after="10" w:line="240" w:lineRule="auto"/>
+              <w:jc w:val="center"/>
+            </w:pPr>
+            <w:r>
+              <w:rPr>
+                <w:rFonts w:ascii="HY신명조" w:eastAsia="HY신명조" w:hAnsi="HY신명조" w:hint="eastAsia"/>
+                <w:sz w:val="15"/>
+                <w:szCs w:val="15"/>
+              </w:rPr>
+              <w:t xml:space="preserve">-</w:t>
+            </w:r>
+          </w:p>
+        </w:tc>
+        <w:tc>
+          <w:tcPr>
+            <w:tcW w:w="1300" w:type="dxa"/>
+            <w:vAlign w:val="center"/>
+          </w:tcPr>
+          <w:p>
+            <w:pPr>
+              <w:pStyle w:val="a3"/>
+              <w:spacing w:before="10" w:after="10" w:line="240" w:lineRule="auto"/>
+              <w:jc w:val="center"/>
+            </w:pPr>
+            <w:r>
+              <w:rPr>
+                <w:rFonts w:ascii="HY신명조" w:eastAsia="HY신명조" w:hAnsi="HY신명조" w:hint="eastAsia"/>
+                <w:sz w:val="15"/>
+                <w:szCs w:val="15"/>
+              </w:rPr>
+              <w:t xml:space="preserve">→ 88</w:t>
+            </w:r>
+          </w:p>
+        </w:tc>
+      </w:tr>
     </w:tbl>
     <w:p>
       <w:pPr>
@@ -2709,7 +2777,7 @@
           <w:sz w:val="18"/>
           <w:szCs w:val="18"/>
         </w:rPr>
-        <w:t xml:space="preserve">표 3과 같이 사람식 시연은 세 물체 모두 손목 각도에 큰 빈 구간을 보였고, R2로 고치면 빈 구간이 사라지며 연속 성공률이 올랐다. 점검 지표가 학습 전에 실패할 시연을 가려낸 것이다.</w:t>
+        <w:t xml:space="preserve">표 3과 같이 사람식 시연은 세 물체 모두 손목 각도에 큰 빈 구간을 보였고, R2로 고치면 빈 구간이 사라지며 연속 성공률이 올랐다. 점검 지표가 학습 전에 실패할 시연을 가려낸 것이다. 컵은 R2에서도 놓는 위치 오차가 남았으나 (실패의 대부분), R2 시연을 300회로 늘리고 관절값 입력에 잡음을 더하면 88%가 되었다.</w:t>
       </w:r>
     </w:p>
     <w:p>
@@ -2765,11 +2833,12 @@
         </w:tblCellMar>
       </w:tblPr>
       <w:tblGrid>
-        <w:gridCol w:w="1500"/>
-        <w:gridCol w:w="750"/>
-        <w:gridCol w:w="750"/>
-        <w:gridCol w:w="750"/>
-        <w:gridCol w:w="750"/>
+        <w:gridCol w:w="1300"/>
+        <w:gridCol w:w="640"/>
+        <w:gridCol w:w="640"/>
+        <w:gridCol w:w="640"/>
+        <w:gridCol w:w="640"/>
+        <w:gridCol w:w="640"/>
       </w:tblGrid>
       <w:tr>
         <w:trPr>
@@ -2777,7 +2846,7 @@
         </w:trPr>
         <w:tc>
           <w:tcPr>
-            <w:tcW w:w="1500" w:type="dxa"/>
+            <w:tcW w:w="1300" w:type="dxa"/>
             <w:shd w:val="clear" w:color="auto" w:fill="E7E6E6"/>
             <w:vAlign w:val="center"/>
           </w:tcPr>
@@ -2794,13 +2863,13 @@
                 <w:sz w:val="15"/>
                 <w:szCs w:val="15"/>
               </w:rPr>
-              <w:t xml:space="preserve">환경 (연속 성공률 %)</w:t>
-            </w:r>
-          </w:p>
-        </w:tc>
-        <w:tc>
-          <w:tcPr>
-            <w:tcW w:w="750" w:type="dxa"/>
+              <w:t xml:space="preserve">환경 (연속 %)</w:t>
+            </w:r>
+          </w:p>
+        </w:tc>
+        <w:tc>
+          <w:tcPr>
+            <w:tcW w:w="640" w:type="dxa"/>
             <w:shd w:val="clear" w:color="auto" w:fill="E7E6E6"/>
             <w:vAlign w:val="center"/>
           </w:tcPr>
@@ -2823,7 +2892,7 @@
         </w:tc>
         <w:tc>
           <w:tcPr>
-            <w:tcW w:w="750" w:type="dxa"/>
+            <w:tcW w:w="640" w:type="dxa"/>
             <w:shd w:val="clear" w:color="auto" w:fill="E7E6E6"/>
             <w:vAlign w:val="center"/>
           </w:tcPr>
@@ -2846,7 +2915,7 @@
         </w:tc>
         <w:tc>
           <w:tcPr>
-            <w:tcW w:w="750" w:type="dxa"/>
+            <w:tcW w:w="640" w:type="dxa"/>
             <w:shd w:val="clear" w:color="auto" w:fill="E7E6E6"/>
             <w:vAlign w:val="center"/>
           </w:tcPr>
@@ -2869,7 +2938,30 @@
         </w:tc>
         <w:tc>
           <w:tcPr>
-            <w:tcW w:w="750" w:type="dxa"/>
+            <w:tcW w:w="640" w:type="dxa"/>
+            <w:shd w:val="clear" w:color="auto" w:fill="E7E6E6"/>
+            <w:vAlign w:val="center"/>
+          </w:tcPr>
+          <w:p>
+            <w:pPr>
+              <w:pStyle w:val="a3"/>
+              <w:spacing w:before="10" w:after="10" w:line="240" w:lineRule="auto"/>
+              <w:jc w:val="center"/>
+            </w:pPr>
+            <w:r>
+              <w:rPr>
+                <w:rFonts w:ascii="HY신명조" w:eastAsia="HY신명조" w:hAnsi="HY신명조" w:hint="eastAsia"/>
+                <w:b/>
+                <w:sz w:val="15"/>
+                <w:szCs w:val="15"/>
+              </w:rPr>
+              <w:t xml:space="preserve">+공장</w:t>
+            </w:r>
+          </w:p>
+        </w:tc>
+        <w:tc>
+          <w:tcPr>
+            <w:tcW w:w="640" w:type="dxa"/>
             <w:shd w:val="clear" w:color="auto" w:fill="E7E6E6"/>
             <w:vAlign w:val="center"/>
           </w:tcPr>
@@ -2897,7 +2989,7 @@
         </w:trPr>
         <w:tc>
           <w:tcPr>
-            <w:tcW w:w="1500" w:type="dxa"/>
+            <w:tcW w:w="1300" w:type="dxa"/>
             <w:vAlign w:val="center"/>
           </w:tcPr>
           <w:p>
@@ -2918,7 +3010,7 @@
         </w:tc>
         <w:tc>
           <w:tcPr>
-            <w:tcW w:w="750" w:type="dxa"/>
+            <w:tcW w:w="640" w:type="dxa"/>
             <w:vAlign w:val="center"/>
           </w:tcPr>
           <w:p>
@@ -2939,7 +3031,7 @@
         </w:tc>
         <w:tc>
           <w:tcPr>
-            <w:tcW w:w="750" w:type="dxa"/>
+            <w:tcW w:w="640" w:type="dxa"/>
             <w:vAlign w:val="center"/>
           </w:tcPr>
           <w:p>
@@ -2960,7 +3052,7 @@
         </w:tc>
         <w:tc>
           <w:tcPr>
-            <w:tcW w:w="750" w:type="dxa"/>
+            <w:tcW w:w="640" w:type="dxa"/>
             <w:vAlign w:val="center"/>
           </w:tcPr>
           <w:p>
@@ -2981,22 +3073,43 @@
         </w:tc>
         <w:tc>
           <w:tcPr>
-            <w:tcW w:w="750" w:type="dxa"/>
-            <w:vAlign w:val="center"/>
-          </w:tcPr>
-          <w:p>
-            <w:pPr>
-              <w:pStyle w:val="a3"/>
-              <w:spacing w:before="10" w:after="10" w:line="240" w:lineRule="auto"/>
-              <w:jc w:val="center"/>
-            </w:pPr>
-            <w:r>
-              <w:rPr>
-                <w:rFonts w:ascii="HY신명조" w:eastAsia="HY신명조" w:hAnsi="HY신명조" w:hint="eastAsia"/>
-                <w:sz w:val="15"/>
-                <w:szCs w:val="15"/>
-              </w:rPr>
-              <w:t xml:space="preserve">70</w:t>
+            <w:tcW w:w="640" w:type="dxa"/>
+            <w:vAlign w:val="center"/>
+          </w:tcPr>
+          <w:p>
+            <w:pPr>
+              <w:pStyle w:val="a3"/>
+              <w:spacing w:before="10" w:after="10" w:line="240" w:lineRule="auto"/>
+              <w:jc w:val="center"/>
+            </w:pPr>
+            <w:r>
+              <w:rPr>
+                <w:rFonts w:ascii="HY신명조" w:eastAsia="HY신명조" w:hAnsi="HY신명조" w:hint="eastAsia"/>
+                <w:sz w:val="15"/>
+                <w:szCs w:val="15"/>
+              </w:rPr>
+              <w:t xml:space="preserve">98</w:t>
+            </w:r>
+          </w:p>
+        </w:tc>
+        <w:tc>
+          <w:tcPr>
+            <w:tcW w:w="640" w:type="dxa"/>
+            <w:vAlign w:val="center"/>
+          </w:tcPr>
+          <w:p>
+            <w:pPr>
+              <w:pStyle w:val="a3"/>
+              <w:spacing w:before="10" w:after="10" w:line="240" w:lineRule="auto"/>
+              <w:jc w:val="center"/>
+            </w:pPr>
+            <w:r>
+              <w:rPr>
+                <w:rFonts w:ascii="HY신명조" w:eastAsia="HY신명조" w:hAnsi="HY신명조" w:hint="eastAsia"/>
+                <w:sz w:val="15"/>
+                <w:szCs w:val="15"/>
+              </w:rPr>
+              <w:t xml:space="preserve">88</w:t>
             </w:r>
           </w:p>
         </w:tc>
@@ -3007,7 +3120,7 @@
         </w:trPr>
         <w:tc>
           <w:tcPr>
-            <w:tcW w:w="1500" w:type="dxa"/>
+            <w:tcW w:w="1300" w:type="dxa"/>
             <w:vAlign w:val="center"/>
           </w:tcPr>
           <w:p>
@@ -3028,7 +3141,7 @@
         </w:tc>
         <w:tc>
           <w:tcPr>
-            <w:tcW w:w="750" w:type="dxa"/>
+            <w:tcW w:w="640" w:type="dxa"/>
             <w:vAlign w:val="center"/>
           </w:tcPr>
           <w:p>
@@ -3049,7 +3162,7 @@
         </w:tc>
         <w:tc>
           <w:tcPr>
-            <w:tcW w:w="750" w:type="dxa"/>
+            <w:tcW w:w="640" w:type="dxa"/>
             <w:vAlign w:val="center"/>
           </w:tcPr>
           <w:p>
@@ -3070,7 +3183,7 @@
         </w:tc>
         <w:tc>
           <w:tcPr>
-            <w:tcW w:w="750" w:type="dxa"/>
+            <w:tcW w:w="640" w:type="dxa"/>
             <w:vAlign w:val="center"/>
           </w:tcPr>
           <w:p>
@@ -3091,22 +3204,43 @@
         </w:tc>
         <w:tc>
           <w:tcPr>
-            <w:tcW w:w="750" w:type="dxa"/>
-            <w:vAlign w:val="center"/>
-          </w:tcPr>
-          <w:p>
-            <w:pPr>
-              <w:pStyle w:val="a3"/>
-              <w:spacing w:before="10" w:after="10" w:line="240" w:lineRule="auto"/>
-              <w:jc w:val="center"/>
-            </w:pPr>
-            <w:r>
-              <w:rPr>
-                <w:rFonts w:ascii="HY신명조" w:eastAsia="HY신명조" w:hAnsi="HY신명조" w:hint="eastAsia"/>
-                <w:sz w:val="15"/>
-                <w:szCs w:val="15"/>
-              </w:rPr>
-              <w:t xml:space="preserve">50</w:t>
+            <w:tcW w:w="640" w:type="dxa"/>
+            <w:vAlign w:val="center"/>
+          </w:tcPr>
+          <w:p>
+            <w:pPr>
+              <w:pStyle w:val="a3"/>
+              <w:spacing w:before="10" w:after="10" w:line="240" w:lineRule="auto"/>
+              <w:jc w:val="center"/>
+            </w:pPr>
+            <w:r>
+              <w:rPr>
+                <w:rFonts w:ascii="HY신명조" w:eastAsia="HY신명조" w:hAnsi="HY신명조" w:hint="eastAsia"/>
+                <w:sz w:val="15"/>
+                <w:szCs w:val="15"/>
+              </w:rPr>
+              <w:t xml:space="preserve">88</w:t>
+            </w:r>
+          </w:p>
+        </w:tc>
+        <w:tc>
+          <w:tcPr>
+            <w:tcW w:w="640" w:type="dxa"/>
+            <w:vAlign w:val="center"/>
+          </w:tcPr>
+          <w:p>
+            <w:pPr>
+              <w:pStyle w:val="a3"/>
+              <w:spacing w:before="10" w:after="10" w:line="240" w:lineRule="auto"/>
+              <w:jc w:val="center"/>
+            </w:pPr>
+            <w:r>
+              <w:rPr>
+                <w:rFonts w:ascii="HY신명조" w:eastAsia="HY신명조" w:hAnsi="HY신명조" w:hint="eastAsia"/>
+                <w:sz w:val="15"/>
+                <w:szCs w:val="15"/>
+              </w:rPr>
+              <w:t xml:space="preserve">84</w:t>
             </w:r>
           </w:p>
         </w:tc>
@@ -3117,7 +3251,7 @@
         </w:trPr>
         <w:tc>
           <w:tcPr>
-            <w:tcW w:w="1500" w:type="dxa"/>
+            <w:tcW w:w="1300" w:type="dxa"/>
             <w:vAlign w:val="center"/>
           </w:tcPr>
           <w:p>
@@ -3138,7 +3272,7 @@
         </w:tc>
         <w:tc>
           <w:tcPr>
-            <w:tcW w:w="750" w:type="dxa"/>
+            <w:tcW w:w="640" w:type="dxa"/>
             <w:vAlign w:val="center"/>
           </w:tcPr>
           <w:p>
@@ -3159,7 +3293,7 @@
         </w:tc>
         <w:tc>
           <w:tcPr>
-            <w:tcW w:w="750" w:type="dxa"/>
+            <w:tcW w:w="640" w:type="dxa"/>
             <w:vAlign w:val="center"/>
           </w:tcPr>
           <w:p>
@@ -3180,7 +3314,7 @@
         </w:tc>
         <w:tc>
           <w:tcPr>
-            <w:tcW w:w="750" w:type="dxa"/>
+            <w:tcW w:w="640" w:type="dxa"/>
             <w:vAlign w:val="center"/>
           </w:tcPr>
           <w:p>
@@ -3201,7 +3335,28 @@
         </w:tc>
         <w:tc>
           <w:tcPr>
-            <w:tcW w:w="750" w:type="dxa"/>
+            <w:tcW w:w="640" w:type="dxa"/>
+            <w:vAlign w:val="center"/>
+          </w:tcPr>
+          <w:p>
+            <w:pPr>
+              <w:pStyle w:val="a3"/>
+              <w:spacing w:before="10" w:after="10" w:line="240" w:lineRule="auto"/>
+              <w:jc w:val="center"/>
+            </w:pPr>
+            <w:r>
+              <w:rPr>
+                <w:rFonts w:ascii="HY신명조" w:eastAsia="HY신명조" w:hAnsi="HY신명조" w:hint="eastAsia"/>
+                <w:sz w:val="15"/>
+                <w:szCs w:val="15"/>
+              </w:rPr>
+              <w:t xml:space="preserve">84</w:t>
+            </w:r>
+          </w:p>
+        </w:tc>
+        <w:tc>
+          <w:tcPr>
+            <w:tcW w:w="640" w:type="dxa"/>
             <w:vAlign w:val="center"/>
           </w:tcPr>
           <w:p>
@@ -3227,7 +3382,7 @@
         </w:trPr>
         <w:tc>
           <w:tcPr>
-            <w:tcW w:w="1500" w:type="dxa"/>
+            <w:tcW w:w="1300" w:type="dxa"/>
             <w:vAlign w:val="center"/>
           </w:tcPr>
           <w:p>
@@ -3248,7 +3403,7 @@
         </w:tc>
         <w:tc>
           <w:tcPr>
-            <w:tcW w:w="750" w:type="dxa"/>
+            <w:tcW w:w="640" w:type="dxa"/>
             <w:vAlign w:val="center"/>
           </w:tcPr>
           <w:p>
@@ -3269,7 +3424,7 @@
         </w:tc>
         <w:tc>
           <w:tcPr>
-            <w:tcW w:w="750" w:type="dxa"/>
+            <w:tcW w:w="640" w:type="dxa"/>
             <w:vAlign w:val="center"/>
           </w:tcPr>
           <w:p>
@@ -3290,7 +3445,7 @@
         </w:tc>
         <w:tc>
           <w:tcPr>
-            <w:tcW w:w="750" w:type="dxa"/>
+            <w:tcW w:w="640" w:type="dxa"/>
             <w:vAlign w:val="center"/>
           </w:tcPr>
           <w:p>
@@ -3311,22 +3466,43 @@
         </w:tc>
         <w:tc>
           <w:tcPr>
-            <w:tcW w:w="750" w:type="dxa"/>
-            <w:vAlign w:val="center"/>
-          </w:tcPr>
-          <w:p>
-            <w:pPr>
-              <w:pStyle w:val="a3"/>
-              <w:spacing w:before="10" w:after="10" w:line="240" w:lineRule="auto"/>
-              <w:jc w:val="center"/>
-            </w:pPr>
-            <w:r>
-              <w:rPr>
-                <w:rFonts w:ascii="HY신명조" w:eastAsia="HY신명조" w:hAnsi="HY신명조" w:hint="eastAsia"/>
-                <w:sz w:val="15"/>
-                <w:szCs w:val="15"/>
-              </w:rPr>
-              <w:t xml:space="preserve">36</w:t>
+            <w:tcW w:w="640" w:type="dxa"/>
+            <w:vAlign w:val="center"/>
+          </w:tcPr>
+          <w:p>
+            <w:pPr>
+              <w:pStyle w:val="a3"/>
+              <w:spacing w:before="10" w:after="10" w:line="240" w:lineRule="auto"/>
+              <w:jc w:val="center"/>
+            </w:pPr>
+            <w:r>
+              <w:rPr>
+                <w:rFonts w:ascii="HY신명조" w:eastAsia="HY신명조" w:hAnsi="HY신명조" w:hint="eastAsia"/>
+                <w:sz w:val="15"/>
+                <w:szCs w:val="15"/>
+              </w:rPr>
+              <w:t xml:space="preserve">68</w:t>
+            </w:r>
+          </w:p>
+        </w:tc>
+        <w:tc>
+          <w:tcPr>
+            <w:tcW w:w="640" w:type="dxa"/>
+            <w:vAlign w:val="center"/>
+          </w:tcPr>
+          <w:p>
+            <w:pPr>
+              <w:pStyle w:val="a3"/>
+              <w:spacing w:before="10" w:after="10" w:line="240" w:lineRule="auto"/>
+              <w:jc w:val="center"/>
+            </w:pPr>
+            <w:r>
+              <w:rPr>
+                <w:rFonts w:ascii="HY신명조" w:eastAsia="HY신명조" w:hAnsi="HY신명조" w:hint="eastAsia"/>
+                <w:sz w:val="15"/>
+                <w:szCs w:val="15"/>
+              </w:rPr>
+              <w:t xml:space="preserve">74</w:t>
             </w:r>
           </w:p>
         </w:tc>
@@ -3337,7 +3513,7 @@
         </w:trPr>
         <w:tc>
           <w:tcPr>
-            <w:tcW w:w="1500" w:type="dxa"/>
+            <w:tcW w:w="1300" w:type="dxa"/>
             <w:vAlign w:val="center"/>
           </w:tcPr>
           <w:p>
@@ -3358,7 +3534,7 @@
         </w:tc>
         <w:tc>
           <w:tcPr>
-            <w:tcW w:w="750" w:type="dxa"/>
+            <w:tcW w:w="640" w:type="dxa"/>
             <w:vAlign w:val="center"/>
           </w:tcPr>
           <w:p>
@@ -3379,7 +3555,7 @@
         </w:tc>
         <w:tc>
           <w:tcPr>
-            <w:tcW w:w="750" w:type="dxa"/>
+            <w:tcW w:w="640" w:type="dxa"/>
             <w:vAlign w:val="center"/>
           </w:tcPr>
           <w:p>
@@ -3400,7 +3576,7 @@
         </w:tc>
         <w:tc>
           <w:tcPr>
-            <w:tcW w:w="750" w:type="dxa"/>
+            <w:tcW w:w="640" w:type="dxa"/>
             <w:vAlign w:val="center"/>
           </w:tcPr>
           <w:p>
@@ -3421,22 +3597,43 @@
         </w:tc>
         <w:tc>
           <w:tcPr>
-            <w:tcW w:w="750" w:type="dxa"/>
-            <w:vAlign w:val="center"/>
-          </w:tcPr>
-          <w:p>
-            <w:pPr>
-              <w:pStyle w:val="a3"/>
-              <w:spacing w:before="10" w:after="10" w:line="240" w:lineRule="auto"/>
-              <w:jc w:val="center"/>
-            </w:pPr>
-            <w:r>
-              <w:rPr>
-                <w:rFonts w:ascii="HY신명조" w:eastAsia="HY신명조" w:hAnsi="HY신명조" w:hint="eastAsia"/>
-                <w:sz w:val="15"/>
-                <w:szCs w:val="15"/>
-              </w:rPr>
-              <w:t xml:space="preserve">40</w:t>
+            <w:tcW w:w="640" w:type="dxa"/>
+            <w:vAlign w:val="center"/>
+          </w:tcPr>
+          <w:p>
+            <w:pPr>
+              <w:pStyle w:val="a3"/>
+              <w:spacing w:before="10" w:after="10" w:line="240" w:lineRule="auto"/>
+              <w:jc w:val="center"/>
+            </w:pPr>
+            <w:r>
+              <w:rPr>
+                <w:rFonts w:ascii="HY신명조" w:eastAsia="HY신명조" w:hAnsi="HY신명조" w:hint="eastAsia"/>
+                <w:sz w:val="15"/>
+                <w:szCs w:val="15"/>
+              </w:rPr>
+              <w:t xml:space="preserve">50</w:t>
+            </w:r>
+          </w:p>
+        </w:tc>
+        <w:tc>
+          <w:tcPr>
+            <w:tcW w:w="640" w:type="dxa"/>
+            <w:vAlign w:val="center"/>
+          </w:tcPr>
+          <w:p>
+            <w:pPr>
+              <w:pStyle w:val="a3"/>
+              <w:spacing w:before="10" w:after="10" w:line="240" w:lineRule="auto"/>
+              <w:jc w:val="center"/>
+            </w:pPr>
+            <w:r>
+              <w:rPr>
+                <w:rFonts w:ascii="HY신명조" w:eastAsia="HY신명조" w:hAnsi="HY신명조" w:hint="eastAsia"/>
+                <w:sz w:val="15"/>
+                <w:szCs w:val="15"/>
+              </w:rPr>
+              <w:t xml:space="preserve">62</w:t>
             </w:r>
           </w:p>
         </w:tc>
@@ -3447,7 +3644,7 @@
         </w:trPr>
         <w:tc>
           <w:tcPr>
-            <w:tcW w:w="1500" w:type="dxa"/>
+            <w:tcW w:w="1300" w:type="dxa"/>
             <w:vAlign w:val="center"/>
           </w:tcPr>
           <w:p>
@@ -3468,7 +3665,7 @@
         </w:tc>
         <w:tc>
           <w:tcPr>
-            <w:tcW w:w="750" w:type="dxa"/>
+            <w:tcW w:w="640" w:type="dxa"/>
             <w:vAlign w:val="center"/>
           </w:tcPr>
           <w:p>
@@ -3489,7 +3686,7 @@
         </w:tc>
         <w:tc>
           <w:tcPr>
-            <w:tcW w:w="750" w:type="dxa"/>
+            <w:tcW w:w="640" w:type="dxa"/>
             <w:vAlign w:val="center"/>
           </w:tcPr>
           <w:p>
@@ -3510,7 +3707,7 @@
         </w:tc>
         <w:tc>
           <w:tcPr>
-            <w:tcW w:w="750" w:type="dxa"/>
+            <w:tcW w:w="640" w:type="dxa"/>
             <w:vAlign w:val="center"/>
           </w:tcPr>
           <w:p>
@@ -3531,22 +3728,43 @@
         </w:tc>
         <w:tc>
           <w:tcPr>
-            <w:tcW w:w="750" w:type="dxa"/>
-            <w:vAlign w:val="center"/>
-          </w:tcPr>
-          <w:p>
-            <w:pPr>
-              <w:pStyle w:val="a3"/>
-              <w:spacing w:before="10" w:after="10" w:line="240" w:lineRule="auto"/>
-              <w:jc w:val="center"/>
-            </w:pPr>
-            <w:r>
-              <w:rPr>
-                <w:rFonts w:ascii="HY신명조" w:eastAsia="HY신명조" w:hAnsi="HY신명조" w:hint="eastAsia"/>
-                <w:sz w:val="15"/>
-                <w:szCs w:val="15"/>
-              </w:rPr>
-              <w:t xml:space="preserve">36</w:t>
+            <w:tcW w:w="640" w:type="dxa"/>
+            <w:vAlign w:val="center"/>
+          </w:tcPr>
+          <w:p>
+            <w:pPr>
+              <w:pStyle w:val="a3"/>
+              <w:spacing w:before="10" w:after="10" w:line="240" w:lineRule="auto"/>
+              <w:jc w:val="center"/>
+            </w:pPr>
+            <w:r>
+              <w:rPr>
+                <w:rFonts w:ascii="HY신명조" w:eastAsia="HY신명조" w:hAnsi="HY신명조" w:hint="eastAsia"/>
+                <w:sz w:val="15"/>
+                <w:szCs w:val="15"/>
+              </w:rPr>
+              <w:t xml:space="preserve">48</w:t>
+            </w:r>
+          </w:p>
+        </w:tc>
+        <w:tc>
+          <w:tcPr>
+            <w:tcW w:w="640" w:type="dxa"/>
+            <w:vAlign w:val="center"/>
+          </w:tcPr>
+          <w:p>
+            <w:pPr>
+              <w:pStyle w:val="a3"/>
+              <w:spacing w:before="10" w:after="10" w:line="240" w:lineRule="auto"/>
+              <w:jc w:val="center"/>
+            </w:pPr>
+            <w:r>
+              <w:rPr>
+                <w:rFonts w:ascii="HY신명조" w:eastAsia="HY신명조" w:hAnsi="HY신명조" w:hint="eastAsia"/>
+                <w:sz w:val="15"/>
+                <w:szCs w:val="15"/>
+              </w:rPr>
+              <w:t xml:space="preserve">58</w:t>
             </w:r>
           </w:p>
         </w:tc>
@@ -3582,7 +3800,7 @@
           <w:sz w:val="18"/>
           <w:szCs w:val="18"/>
         </w:rPr>
-        <w:t xml:space="preserve">조명·작업대·카메라 위치·관측 지연 등 15가지 변화를 한 가지씩 주면 도메인 랜덤화 정책이 단계 평균 98%(무작위화 없이 89%)를 유지했으며, 밝기 정규화·CLAHE[17]를 더하면 95%로 오히려 낮아졌다. 표 4는 실제로 부딪히는 잡동사니(물건 4~8개, 닮은 통, 지나가는 물체)와 공장형 환경의 결과이다. 무작위화 없는 ④는 잡동사니 전부에서 0%로 떨어졌고, 잡동사니를 넣은 시연(+잡동사니, 1000회)은 88%였다. 세 물체·두 배치·공장형 환경을 섞은 시연 1800회로 단계별 정책 하나를 학습한 통합 정책은 공장형 환경에서 6가지 물체·배치 조합 평균 29%(최저 0%), 외관까지 무작위화하면 30%였다.</w:t>
+        <w:t xml:space="preserve">조명·작업대·카메라 위치·관측 지연 등 15가지 변화를 한 가지씩 주면 도메인 랜덤화 정책이 단계 평균 98%(무작위화 없이 89%)를 유지했으며, 밝기 정규화·CLAHE[17]를 더하면 95%로 오히려 낮아졌다. 표 4는 실제로 부딪히는 잡동사니(물건 4~8개, 닮은 통, 지나가는 물체)와 공장형 환경의 결과이다. 무작위화 없는 ④는 잡동사니 전부에서 0%로 떨어졌고, 잡동사니를 넣은 시연(+잡동사니, 1000회)은 88%였으나 공장형에서는 44%였고, 여기에 공장형 장면의 시연을 단계당 300회 더하자(+공장) 68%가 되었다. 세 물체·두 배치·공장형 환경을 섞은 시연 1800회로 단계별 정책 하나를 80k 스텝 학습한 통합 정책은 공장형 환경에서 6가지 물체·배치 조합 평균 57%(최저 8%), 외관까지 무작위화하면 47%였다.</w:t>
       </w:r>
     </w:p>
     <w:p>

--- a/08_개인논문_ACT적재/논문/paper.docx
+++ b/08_개인논문_ACT적재/논문/paper.docx
@@ -3219,7 +3219,7 @@
                 <w:sz w:val="15"/>
                 <w:szCs w:val="15"/>
               </w:rPr>
-              <w:t xml:space="preserve">88</w:t>
+              <w:t xml:space="preserve">86</w:t>
             </w:r>
           </w:p>
         </w:tc>
@@ -3350,7 +3350,7 @@
                 <w:sz w:val="15"/>
                 <w:szCs w:val="15"/>
               </w:rPr>
-              <w:t xml:space="preserve">84</w:t>
+              <w:t xml:space="preserve">80</w:t>
             </w:r>
           </w:p>
         </w:tc>
@@ -3481,7 +3481,7 @@
                 <w:sz w:val="15"/>
                 <w:szCs w:val="15"/>
               </w:rPr>
-              <w:t xml:space="preserve">68</w:t>
+              <w:t xml:space="preserve">82</w:t>
             </w:r>
           </w:p>
         </w:tc>
@@ -3612,7 +3612,7 @@
                 <w:sz w:val="15"/>
                 <w:szCs w:val="15"/>
               </w:rPr>
-              <w:t xml:space="preserve">50</w:t>
+              <w:t xml:space="preserve">58</w:t>
             </w:r>
           </w:p>
         </w:tc>
@@ -3743,7 +3743,7 @@
                 <w:sz w:val="15"/>
                 <w:szCs w:val="15"/>
               </w:rPr>
-              <w:t xml:space="preserve">48</w:t>
+              <w:t xml:space="preserve">46</w:t>
             </w:r>
           </w:p>
         </w:tc>
@@ -3800,7 +3800,7 @@
           <w:sz w:val="18"/>
           <w:szCs w:val="18"/>
         </w:rPr>
-        <w:t xml:space="preserve">조명·작업대·카메라 위치·관측 지연 등 15가지 변화를 한 가지씩 주면 도메인 랜덤화 정책이 단계 평균 98%(무작위화 없이 89%)를 유지했으며, 밝기 정규화·CLAHE[17]를 더하면 95%로 오히려 낮아졌다. 표 4는 실제로 부딪히는 잡동사니(물건 4~8개, 닮은 통, 지나가는 물체)와 공장형 환경의 결과이다. 무작위화 없는 ④는 잡동사니 전부에서 0%로 떨어졌고, 잡동사니를 넣은 시연(+잡동사니, 1000회)은 88%였으나 공장형에서는 44%였고, 여기에 공장형 장면의 시연을 단계당 300회 더하자(+공장) 68%가 되었다. 세 물체·두 배치·공장형 환경을 섞은 시연 1800회로 단계별 정책 하나를 80k 스텝 학습한 통합 정책은 공장형 환경에서 6가지 물체·배치 조합 평균 57%(최저 8%), 외관까지 무작위화하면 47%였다.</w:t>
+        <w:t xml:space="preserve">조명·작업대·카메라 위치·관측 지연 등 15가지 변화를 한 가지씩 주면 도메인 랜덤화 정책이 단계 평균 98%(무작위화 없이 89%)를 유지했으며, 밝기 정규화·CLAHE[17]를 더하면 95%로 오히려 낮아졌다. 표 4는 실제로 부딪히는 잡동사니(물건 4~8개, 닮은 통, 지나가는 물체)와 공장형 환경의 결과이다. 무작위화 없는 ④는 잡동사니 전부에서 0%로 떨어졌고, 잡동사니를 넣은 시연(+잡동사니, 1000회)은 88%였으나 공장형에서는 44%였고, 여기에 공장형 장면의 시연을 단계당 500회 더하자(+공장) 82%가 되었다. 세 물체·두 배치·공장형 환경을 섞은 시연 1800회로 단계별 정책 하나를 80k 스텝 학습한 통합 정책은 공장형 환경에서 6가지 물체·배치 조합 평균 57%(최저 8%), 외관까지 무작위화하면 47%였다.</w:t>
       </w:r>
     </w:p>
     <w:p>

--- a/08_개인논문_ACT적재/논문/paper.docx
+++ b/08_개인논문_ACT적재/논문/paper.docx
@@ -392,7 +392,7 @@
           <w:sz w:val="18"/>
           <w:szCs w:val="18"/>
         </w:rPr>
-        <w:t xml:space="preserve">This paper presents an edge-AI smart-factory cell that sorts products by weight and stacks them with a low-cost robot arm, and a demonstration-design method that makes its imitation-learned stacking reliable. On a Jetson Orin Nano, a YOLOv8n model reads the 7-segment display of a digital scale (59.5 FPS capture, 91.7% correct sorting, 810 ms response); a bin of 118 g or more triggers stage-specific ACT (Action Chunking with Transformers) policies on an SO-101 arm that stack it on the first floor, beside the first bin and on top of it. Because the arm was damaged after the field tests, stacking was evaluated in a MuJoCo replica of the cell. With the initial 100 scripted demonstrations per stage only 28% of three-stage sequences succeeded. We traced the failures to how the demonstrations were made and propose three design rules (grasp clearance at the centre of the capture window, one consistent grasp feature, backing off before lifting) together with a pre-training audit that flags ambiguous grasp strategies as an empty band in the wrist angle at grasp time. The rules raised sequence success to 99.0% over 200 sequences, and re-running a stage while the scale still reads the bin made it 200/200. The rules carried over to a cup with a handle (20 to 46%) and a rectangular box (56 to 100%). With domain randomization and a cluttered factory cell (conveyor, racks, posts, overhead cables in the camera view, parts close to the arm's path), one policy per stage stacked all three objects in two cell layouts with 57% average sequence success.</w:t>
+        <w:t xml:space="preserve">This paper presents an edge-AI smart-factory cell that sorts products by weight and stacks them with a low-cost robot arm, and a demonstration-design method that makes its imitation-learned stacking reliable. On a Jetson Orin Nano, a YOLOv8n model reads the 7-segment display of a digital scale (59.5 FPS capture, 91.7% correct sorting, 810 ms response); a bin of 118 g or more triggers stage-specific ACT (Action Chunking with Transformers) policies on an SO-101 arm that stack it on the first floor, beside the first bin and on top of it. Because the arm was damaged after the field tests, stacking was evaluated in a MuJoCo replica of the cell. With the initial 100 scripted demonstrations per stage only 28% of three-stage sequences succeeded. We traced the failures to how the demonstrations were made and propose three design rules (grasp clearance at the centre of the capture window, one consistent grasp feature, backing off before lifting) together with a pre-training audit that flags ambiguous grasp strategies as an empty band in the wrist angle at grasp time. The rules raised sequence success to 99.0% over 200 sequences, and re-running a stage while the scale still reads the bin made it 200/200. The rules carried over to a cup with a handle (20 to 46%) and a rectangular box (56 to 100%). With domain randomization and a cluttered factory cell (conveyor, racks, posts, overhead cables in the camera view, parts close to the arm's path), one policy per stage stacked all three objects in two cell layouts with 59% average sequence success.</w:t>
       </w:r>
     </w:p>
     <w:p>
@@ -2323,7 +2323,7 @@
           <w:sz w:val="18"/>
           <w:szCs w:val="18"/>
         </w:rPr>
-        <w:t xml:space="preserve">초기 시연(①)은 단계별 76%, 84%, 50%였으나 앞 단계 오차가 넘어가 연속 28%에 그쳤다. R1로 집게가 벽 위에 걸리는 실패가 줄었고(연속 62%), 남은 실패 25건 중 24건은 전문가가 잡는 벽을 바꾸는 회전 구간에서 일어났다. 이 시연은 3.3절의 점검에서 손목 각도에 53.1°의 빈 구간을 보였고, 시연을 200회로 늘리면 오히려 연속 36%로 낮아졌다. R2를 적용하자 빈 구간이 1.5°로 사라지고 집기 실패가 없어졌으며(③, 연속 82%), R3까지 적용한 ④는 연속 96%, 장면 200개에서 99.0%(95% CI 96.4–99.7%)(평균 위치 오차 3.6, 4.4, 5.9mm)였다. ④의 시연을 1000회로 늘리거나 DART[8] 잡음을 넣어도 94%, 96%로 나아지지 않아, 시연 수가 시연 설계를 대신하지 못했다[15]. 남은 실패는 통을 집지 못해 저울에 남은 경우였으며, 무게 확인 재시도로 첫 시도 198/200에서 200/200가 되었다. 영상을 가리면 0/10으로 정책은 영상에서 통을 찾아 움직였고, 카메라를 하나만 쓰면 상단만 96%, 손목만 70%로 상단 카메라가 핵심이었다.</w:t>
+        <w:t xml:space="preserve">초기 시연(①)은 단계별 76%, 84%, 50%였으나 앞 단계 오차가 넘어가 연속 28%에 그쳤다. R1로 집게가 벽 위에 걸리는 실패가 줄었고(연속 62%), 남은 실패 25건 중 24건은 전문가가 잡는 벽을 바꾸는 회전 구간에서 일어났다. 이 시연은 3.3절의 점검에서 손목 각도에 53.1°의 빈 구간을 보였고, 시연을 200회로 늘리면 오히려 연속 36%로 낮아졌다. R2를 적용하자 빈 구간이 1.5°로 사라지고 집기 실패가 없어졌으며(③, 연속 82%), R3까지 적용한 ④는 연속 96%, 장면 200개에서 99.0%(95% CI 96.4–99.7%)(평균 위치 오차 3.6, 4.4, 5.9mm)였다. ④의 시연을 1000회로 늘리거나 DART[8] 잡음을 넣어도 94%, 96%로 나아지지 않아, 시연 수가 시연 설계를 대신하지 못했다[15]. 남은 실패는 통을 집지 못해 저울에 남은 경우였으며, 무게 확인 재시도로 첫 시도 198/200에서 200/200이 되었다. 영상을 가리면 0/10으로 정책은 영상에서 통을 찾아 움직였고, 카메라를 하나만 쓰면 상단만 96%, 손목만 70%로 상단 카메라가 핵심이었다.</w:t>
       </w:r>
     </w:p>
     <w:p>
@@ -2811,7 +2811,7 @@
           <w:sz w:val="17"/>
           <w:szCs w:val="17"/>
         </w:rPr>
-        <w:t xml:space="preserve">표 4. 잡동사니·공장형 환경의 연속 성공률 (%, 통, 각 50회)</w:t>
+        <w:t xml:space="preserve">표 4. 환경별 연속 성공률 (%, 통, 각 50회). ④: 규칙 시연 100회, +무작위: 외관 무작위화, +잡동: 잡동사니 시연, +공장: 공장형 시연, 통합: 세 물체 정책</w:t>
       </w:r>
     </w:p>
     <w:tbl>
@@ -2833,12 +2833,12 @@
         </w:tblCellMar>
       </w:tblPr>
       <w:tblGrid>
-        <w:gridCol w:w="1300"/>
-        <w:gridCol w:w="640"/>
-        <w:gridCol w:w="640"/>
-        <w:gridCol w:w="640"/>
-        <w:gridCol w:w="640"/>
-        <w:gridCol w:w="640"/>
+        <w:gridCol w:w="1100"/>
+        <w:gridCol w:w="680"/>
+        <w:gridCol w:w="680"/>
+        <w:gridCol w:w="680"/>
+        <w:gridCol w:w="680"/>
+        <w:gridCol w:w="680"/>
       </w:tblGrid>
       <w:tr>
         <w:trPr>
@@ -2846,7 +2846,7 @@
         </w:trPr>
         <w:tc>
           <w:tcPr>
-            <w:tcW w:w="1300" w:type="dxa"/>
+            <w:tcW w:w="1100" w:type="dxa"/>
             <w:shd w:val="clear" w:color="auto" w:fill="E7E6E6"/>
             <w:vAlign w:val="center"/>
           </w:tcPr>
@@ -2863,13 +2863,13 @@
                 <w:sz w:val="15"/>
                 <w:szCs w:val="15"/>
               </w:rPr>
-              <w:t xml:space="preserve">환경 (연속 %)</w:t>
-            </w:r>
-          </w:p>
-        </w:tc>
-        <w:tc>
-          <w:tcPr>
-            <w:tcW w:w="640" w:type="dxa"/>
+              <w:t xml:space="preserve">환경</w:t>
+            </w:r>
+          </w:p>
+        </w:tc>
+        <w:tc>
+          <w:tcPr>
+            <w:tcW w:w="680" w:type="dxa"/>
             <w:shd w:val="clear" w:color="auto" w:fill="E7E6E6"/>
             <w:vAlign w:val="center"/>
           </w:tcPr>
@@ -2886,13 +2886,13 @@
                 <w:sz w:val="15"/>
                 <w:szCs w:val="15"/>
               </w:rPr>
-              <w:t xml:space="preserve">④ (100)</w:t>
-            </w:r>
-          </w:p>
-        </w:tc>
-        <w:tc>
-          <w:tcPr>
-            <w:tcW w:w="640" w:type="dxa"/>
+              <w:t xml:space="preserve">④</w:t>
+            </w:r>
+          </w:p>
+        </w:tc>
+        <w:tc>
+          <w:tcPr>
+            <w:tcW w:w="680" w:type="dxa"/>
             <w:shd w:val="clear" w:color="auto" w:fill="E7E6E6"/>
             <w:vAlign w:val="center"/>
           </w:tcPr>
@@ -2909,13 +2909,13 @@
                 <w:sz w:val="15"/>
                 <w:szCs w:val="15"/>
               </w:rPr>
-              <w:t xml:space="preserve">+무작위화</w:t>
-            </w:r>
-          </w:p>
-        </w:tc>
-        <w:tc>
-          <w:tcPr>
-            <w:tcW w:w="640" w:type="dxa"/>
+              <w:t xml:space="preserve">+무작위</w:t>
+            </w:r>
+          </w:p>
+        </w:tc>
+        <w:tc>
+          <w:tcPr>
+            <w:tcW w:w="680" w:type="dxa"/>
             <w:shd w:val="clear" w:color="auto" w:fill="E7E6E6"/>
             <w:vAlign w:val="center"/>
           </w:tcPr>
@@ -2932,13 +2932,13 @@
                 <w:sz w:val="15"/>
                 <w:szCs w:val="15"/>
               </w:rPr>
-              <w:t xml:space="preserve">+잡동사니</w:t>
-            </w:r>
-          </w:p>
-        </w:tc>
-        <w:tc>
-          <w:tcPr>
-            <w:tcW w:w="640" w:type="dxa"/>
+              <w:t xml:space="preserve">+잡동</w:t>
+            </w:r>
+          </w:p>
+        </w:tc>
+        <w:tc>
+          <w:tcPr>
+            <w:tcW w:w="680" w:type="dxa"/>
             <w:shd w:val="clear" w:color="auto" w:fill="E7E6E6"/>
             <w:vAlign w:val="center"/>
           </w:tcPr>
@@ -2961,7 +2961,7 @@
         </w:tc>
         <w:tc>
           <w:tcPr>
-            <w:tcW w:w="640" w:type="dxa"/>
+            <w:tcW w:w="680" w:type="dxa"/>
             <w:shd w:val="clear" w:color="auto" w:fill="E7E6E6"/>
             <w:vAlign w:val="center"/>
           </w:tcPr>
@@ -2989,7 +2989,7 @@
         </w:trPr>
         <w:tc>
           <w:tcPr>
-            <w:tcW w:w="1300" w:type="dxa"/>
+            <w:tcW w:w="1100" w:type="dxa"/>
             <w:vAlign w:val="center"/>
           </w:tcPr>
           <w:p>
@@ -3010,7 +3010,7 @@
         </w:tc>
         <w:tc>
           <w:tcPr>
-            <w:tcW w:w="640" w:type="dxa"/>
+            <w:tcW w:w="680" w:type="dxa"/>
             <w:vAlign w:val="center"/>
           </w:tcPr>
           <w:p>
@@ -3031,7 +3031,7 @@
         </w:tc>
         <w:tc>
           <w:tcPr>
-            <w:tcW w:w="640" w:type="dxa"/>
+            <w:tcW w:w="680" w:type="dxa"/>
             <w:vAlign w:val="center"/>
           </w:tcPr>
           <w:p>
@@ -3052,7 +3052,7 @@
         </w:tc>
         <w:tc>
           <w:tcPr>
-            <w:tcW w:w="640" w:type="dxa"/>
+            <w:tcW w:w="680" w:type="dxa"/>
             <w:vAlign w:val="center"/>
           </w:tcPr>
           <w:p>
@@ -3073,7 +3073,7 @@
         </w:tc>
         <w:tc>
           <w:tcPr>
-            <w:tcW w:w="640" w:type="dxa"/>
+            <w:tcW w:w="680" w:type="dxa"/>
             <w:vAlign w:val="center"/>
           </w:tcPr>
           <w:p>
@@ -3094,22 +3094,22 @@
         </w:tc>
         <w:tc>
           <w:tcPr>
-            <w:tcW w:w="640" w:type="dxa"/>
-            <w:vAlign w:val="center"/>
-          </w:tcPr>
-          <w:p>
-            <w:pPr>
-              <w:pStyle w:val="a3"/>
-              <w:spacing w:before="10" w:after="10" w:line="240" w:lineRule="auto"/>
-              <w:jc w:val="center"/>
-            </w:pPr>
-            <w:r>
-              <w:rPr>
-                <w:rFonts w:ascii="HY신명조" w:eastAsia="HY신명조" w:hAnsi="HY신명조" w:hint="eastAsia"/>
-                <w:sz w:val="15"/>
-                <w:szCs w:val="15"/>
-              </w:rPr>
-              <w:t xml:space="preserve">88</w:t>
+            <w:tcW w:w="680" w:type="dxa"/>
+            <w:vAlign w:val="center"/>
+          </w:tcPr>
+          <w:p>
+            <w:pPr>
+              <w:pStyle w:val="a3"/>
+              <w:spacing w:before="10" w:after="10" w:line="240" w:lineRule="auto"/>
+              <w:jc w:val="center"/>
+            </w:pPr>
+            <w:r>
+              <w:rPr>
+                <w:rFonts w:ascii="HY신명조" w:eastAsia="HY신명조" w:hAnsi="HY신명조" w:hint="eastAsia"/>
+                <w:sz w:val="15"/>
+                <w:szCs w:val="15"/>
+              </w:rPr>
+              <w:t xml:space="preserve">96</w:t>
             </w:r>
           </w:p>
         </w:tc>
@@ -3120,7 +3120,7 @@
         </w:trPr>
         <w:tc>
           <w:tcPr>
-            <w:tcW w:w="1300" w:type="dxa"/>
+            <w:tcW w:w="1100" w:type="dxa"/>
             <w:vAlign w:val="center"/>
           </w:tcPr>
           <w:p>
@@ -3141,7 +3141,7 @@
         </w:tc>
         <w:tc>
           <w:tcPr>
-            <w:tcW w:w="640" w:type="dxa"/>
+            <w:tcW w:w="680" w:type="dxa"/>
             <w:vAlign w:val="center"/>
           </w:tcPr>
           <w:p>
@@ -3162,7 +3162,7 @@
         </w:tc>
         <w:tc>
           <w:tcPr>
-            <w:tcW w:w="640" w:type="dxa"/>
+            <w:tcW w:w="680" w:type="dxa"/>
             <w:vAlign w:val="center"/>
           </w:tcPr>
           <w:p>
@@ -3183,7 +3183,7 @@
         </w:tc>
         <w:tc>
           <w:tcPr>
-            <w:tcW w:w="640" w:type="dxa"/>
+            <w:tcW w:w="680" w:type="dxa"/>
             <w:vAlign w:val="center"/>
           </w:tcPr>
           <w:p>
@@ -3204,7 +3204,7 @@
         </w:tc>
         <w:tc>
           <w:tcPr>
-            <w:tcW w:w="640" w:type="dxa"/>
+            <w:tcW w:w="680" w:type="dxa"/>
             <w:vAlign w:val="center"/>
           </w:tcPr>
           <w:p>
@@ -3225,22 +3225,22 @@
         </w:tc>
         <w:tc>
           <w:tcPr>
-            <w:tcW w:w="640" w:type="dxa"/>
-            <w:vAlign w:val="center"/>
-          </w:tcPr>
-          <w:p>
-            <w:pPr>
-              <w:pStyle w:val="a3"/>
-              <w:spacing w:before="10" w:after="10" w:line="240" w:lineRule="auto"/>
-              <w:jc w:val="center"/>
-            </w:pPr>
-            <w:r>
-              <w:rPr>
-                <w:rFonts w:ascii="HY신명조" w:eastAsia="HY신명조" w:hAnsi="HY신명조" w:hint="eastAsia"/>
-                <w:sz w:val="15"/>
-                <w:szCs w:val="15"/>
-              </w:rPr>
-              <w:t xml:space="preserve">84</w:t>
+            <w:tcW w:w="680" w:type="dxa"/>
+            <w:vAlign w:val="center"/>
+          </w:tcPr>
+          <w:p>
+            <w:pPr>
+              <w:pStyle w:val="a3"/>
+              <w:spacing w:before="10" w:after="10" w:line="240" w:lineRule="auto"/>
+              <w:jc w:val="center"/>
+            </w:pPr>
+            <w:r>
+              <w:rPr>
+                <w:rFonts w:ascii="HY신명조" w:eastAsia="HY신명조" w:hAnsi="HY신명조" w:hint="eastAsia"/>
+                <w:sz w:val="15"/>
+                <w:szCs w:val="15"/>
+              </w:rPr>
+              <w:t xml:space="preserve">96</w:t>
             </w:r>
           </w:p>
         </w:tc>
@@ -3251,7 +3251,7 @@
         </w:trPr>
         <w:tc>
           <w:tcPr>
-            <w:tcW w:w="1300" w:type="dxa"/>
+            <w:tcW w:w="1100" w:type="dxa"/>
             <w:vAlign w:val="center"/>
           </w:tcPr>
           <w:p>
@@ -3272,7 +3272,7 @@
         </w:tc>
         <w:tc>
           <w:tcPr>
-            <w:tcW w:w="640" w:type="dxa"/>
+            <w:tcW w:w="680" w:type="dxa"/>
             <w:vAlign w:val="center"/>
           </w:tcPr>
           <w:p>
@@ -3293,7 +3293,7 @@
         </w:tc>
         <w:tc>
           <w:tcPr>
-            <w:tcW w:w="640" w:type="dxa"/>
+            <w:tcW w:w="680" w:type="dxa"/>
             <w:vAlign w:val="center"/>
           </w:tcPr>
           <w:p>
@@ -3314,7 +3314,7 @@
         </w:tc>
         <w:tc>
           <w:tcPr>
-            <w:tcW w:w="640" w:type="dxa"/>
+            <w:tcW w:w="680" w:type="dxa"/>
             <w:vAlign w:val="center"/>
           </w:tcPr>
           <w:p>
@@ -3335,7 +3335,7 @@
         </w:tc>
         <w:tc>
           <w:tcPr>
-            <w:tcW w:w="640" w:type="dxa"/>
+            <w:tcW w:w="680" w:type="dxa"/>
             <w:vAlign w:val="center"/>
           </w:tcPr>
           <w:p>
@@ -3356,7 +3356,7 @@
         </w:tc>
         <w:tc>
           <w:tcPr>
-            <w:tcW w:w="640" w:type="dxa"/>
+            <w:tcW w:w="680" w:type="dxa"/>
             <w:vAlign w:val="center"/>
           </w:tcPr>
           <w:p>
@@ -3382,7 +3382,7 @@
         </w:trPr>
         <w:tc>
           <w:tcPr>
-            <w:tcW w:w="1300" w:type="dxa"/>
+            <w:tcW w:w="1100" w:type="dxa"/>
             <w:vAlign w:val="center"/>
           </w:tcPr>
           <w:p>
@@ -3403,7 +3403,7 @@
         </w:tc>
         <w:tc>
           <w:tcPr>
-            <w:tcW w:w="640" w:type="dxa"/>
+            <w:tcW w:w="680" w:type="dxa"/>
             <w:vAlign w:val="center"/>
           </w:tcPr>
           <w:p>
@@ -3424,7 +3424,7 @@
         </w:tc>
         <w:tc>
           <w:tcPr>
-            <w:tcW w:w="640" w:type="dxa"/>
+            <w:tcW w:w="680" w:type="dxa"/>
             <w:vAlign w:val="center"/>
           </w:tcPr>
           <w:p>
@@ -3445,7 +3445,7 @@
         </w:tc>
         <w:tc>
           <w:tcPr>
-            <w:tcW w:w="640" w:type="dxa"/>
+            <w:tcW w:w="680" w:type="dxa"/>
             <w:vAlign w:val="center"/>
           </w:tcPr>
           <w:p>
@@ -3466,7 +3466,7 @@
         </w:tc>
         <w:tc>
           <w:tcPr>
-            <w:tcW w:w="640" w:type="dxa"/>
+            <w:tcW w:w="680" w:type="dxa"/>
             <w:vAlign w:val="center"/>
           </w:tcPr>
           <w:p>
@@ -3487,22 +3487,22 @@
         </w:tc>
         <w:tc>
           <w:tcPr>
-            <w:tcW w:w="640" w:type="dxa"/>
-            <w:vAlign w:val="center"/>
-          </w:tcPr>
-          <w:p>
-            <w:pPr>
-              <w:pStyle w:val="a3"/>
-              <w:spacing w:before="10" w:after="10" w:line="240" w:lineRule="auto"/>
-              <w:jc w:val="center"/>
-            </w:pPr>
-            <w:r>
-              <w:rPr>
-                <w:rFonts w:ascii="HY신명조" w:eastAsia="HY신명조" w:hAnsi="HY신명조" w:hint="eastAsia"/>
-                <w:sz w:val="15"/>
-                <w:szCs w:val="15"/>
-              </w:rPr>
-              <w:t xml:space="preserve">74</w:t>
+            <w:tcW w:w="680" w:type="dxa"/>
+            <w:vAlign w:val="center"/>
+          </w:tcPr>
+          <w:p>
+            <w:pPr>
+              <w:pStyle w:val="a3"/>
+              <w:spacing w:before="10" w:after="10" w:line="240" w:lineRule="auto"/>
+              <w:jc w:val="center"/>
+            </w:pPr>
+            <w:r>
+              <w:rPr>
+                <w:rFonts w:ascii="HY신명조" w:eastAsia="HY신명조" w:hAnsi="HY신명조" w:hint="eastAsia"/>
+                <w:sz w:val="15"/>
+                <w:szCs w:val="15"/>
+              </w:rPr>
+              <w:t xml:space="preserve">84</w:t>
             </w:r>
           </w:p>
         </w:tc>
@@ -3513,7 +3513,7 @@
         </w:trPr>
         <w:tc>
           <w:tcPr>
-            <w:tcW w:w="1300" w:type="dxa"/>
+            <w:tcW w:w="1100" w:type="dxa"/>
             <w:vAlign w:val="center"/>
           </w:tcPr>
           <w:p>
@@ -3534,7 +3534,7 @@
         </w:tc>
         <w:tc>
           <w:tcPr>
-            <w:tcW w:w="640" w:type="dxa"/>
+            <w:tcW w:w="680" w:type="dxa"/>
             <w:vAlign w:val="center"/>
           </w:tcPr>
           <w:p>
@@ -3555,7 +3555,7 @@
         </w:tc>
         <w:tc>
           <w:tcPr>
-            <w:tcW w:w="640" w:type="dxa"/>
+            <w:tcW w:w="680" w:type="dxa"/>
             <w:vAlign w:val="center"/>
           </w:tcPr>
           <w:p>
@@ -3576,7 +3576,7 @@
         </w:tc>
         <w:tc>
           <w:tcPr>
-            <w:tcW w:w="640" w:type="dxa"/>
+            <w:tcW w:w="680" w:type="dxa"/>
             <w:vAlign w:val="center"/>
           </w:tcPr>
           <w:p>
@@ -3597,7 +3597,7 @@
         </w:tc>
         <w:tc>
           <w:tcPr>
-            <w:tcW w:w="640" w:type="dxa"/>
+            <w:tcW w:w="680" w:type="dxa"/>
             <w:vAlign w:val="center"/>
           </w:tcPr>
           <w:p>
@@ -3618,7 +3618,7 @@
         </w:tc>
         <w:tc>
           <w:tcPr>
-            <w:tcW w:w="640" w:type="dxa"/>
+            <w:tcW w:w="680" w:type="dxa"/>
             <w:vAlign w:val="center"/>
           </w:tcPr>
           <w:p>
@@ -3644,7 +3644,7 @@
         </w:trPr>
         <w:tc>
           <w:tcPr>
-            <w:tcW w:w="1300" w:type="dxa"/>
+            <w:tcW w:w="1100" w:type="dxa"/>
             <w:vAlign w:val="center"/>
           </w:tcPr>
           <w:p>
@@ -3665,7 +3665,7 @@
         </w:tc>
         <w:tc>
           <w:tcPr>
-            <w:tcW w:w="640" w:type="dxa"/>
+            <w:tcW w:w="680" w:type="dxa"/>
             <w:vAlign w:val="center"/>
           </w:tcPr>
           <w:p>
@@ -3686,7 +3686,7 @@
         </w:tc>
         <w:tc>
           <w:tcPr>
-            <w:tcW w:w="640" w:type="dxa"/>
+            <w:tcW w:w="680" w:type="dxa"/>
             <w:vAlign w:val="center"/>
           </w:tcPr>
           <w:p>
@@ -3707,7 +3707,7 @@
         </w:tc>
         <w:tc>
           <w:tcPr>
-            <w:tcW w:w="640" w:type="dxa"/>
+            <w:tcW w:w="680" w:type="dxa"/>
             <w:vAlign w:val="center"/>
           </w:tcPr>
           <w:p>
@@ -3728,7 +3728,7 @@
         </w:tc>
         <w:tc>
           <w:tcPr>
-            <w:tcW w:w="640" w:type="dxa"/>
+            <w:tcW w:w="680" w:type="dxa"/>
             <w:vAlign w:val="center"/>
           </w:tcPr>
           <w:p>
@@ -3749,22 +3749,22 @@
         </w:tc>
         <w:tc>
           <w:tcPr>
-            <w:tcW w:w="640" w:type="dxa"/>
-            <w:vAlign w:val="center"/>
-          </w:tcPr>
-          <w:p>
-            <w:pPr>
-              <w:pStyle w:val="a3"/>
-              <w:spacing w:before="10" w:after="10" w:line="240" w:lineRule="auto"/>
-              <w:jc w:val="center"/>
-            </w:pPr>
-            <w:r>
-              <w:rPr>
-                <w:rFonts w:ascii="HY신명조" w:eastAsia="HY신명조" w:hAnsi="HY신명조" w:hint="eastAsia"/>
-                <w:sz w:val="15"/>
-                <w:szCs w:val="15"/>
-              </w:rPr>
-              <w:t xml:space="preserve">58</w:t>
+            <w:tcW w:w="680" w:type="dxa"/>
+            <w:vAlign w:val="center"/>
+          </w:tcPr>
+          <w:p>
+            <w:pPr>
+              <w:pStyle w:val="a3"/>
+              <w:spacing w:before="10" w:after="10" w:line="240" w:lineRule="auto"/>
+              <w:jc w:val="center"/>
+            </w:pPr>
+            <w:r>
+              <w:rPr>
+                <w:rFonts w:ascii="HY신명조" w:eastAsia="HY신명조" w:hAnsi="HY신명조" w:hint="eastAsia"/>
+                <w:sz w:val="15"/>
+                <w:szCs w:val="15"/>
+              </w:rPr>
+              <w:t xml:space="preserve">64</w:t>
             </w:r>
           </w:p>
         </w:tc>
@@ -3800,7 +3800,7 @@
           <w:sz w:val="18"/>
           <w:szCs w:val="18"/>
         </w:rPr>
-        <w:t xml:space="preserve">조명·작업대·카메라 위치·관측 지연 등 15가지 변화를 한 가지씩 주면 도메인 랜덤화 정책이 단계 평균 98%(무작위화 없이 89%)를 유지했으며, 밝기 정규화·CLAHE[17]를 더하면 95%로 오히려 낮아졌다. 표 4는 실제로 부딪히는 잡동사니(물건 4~8개, 닮은 통, 지나가는 물체)와 공장형 환경의 결과이다. 무작위화 없는 ④는 잡동사니 전부에서 0%로 떨어졌고, 잡동사니를 넣은 시연(+잡동사니, 1000회)은 88%였으나 공장형에서는 44%였고, 여기에 공장형 장면의 시연을 단계당 500회 더하자(+공장) 82%가 되었다. 세 물체·두 배치·공장형 환경을 섞은 시연 1800회로 단계별 정책 하나를 80k 스텝 학습한 통합 정책은 공장형 환경에서 6가지 물체·배치 조합 평균 57%(최저 8%), 외관까지 무작위화하면 47%였다.</w:t>
+        <w:t xml:space="preserve">조명·작업대·카메라 위치·관측 지연 등 15가지 변화를 한 가지씩 주면 도메인 랜덤화 정책이 단계 평균 98%(무작위화 없이 89%)를 유지했으며, 밝기 정규화·CLAHE[17]를 더하면 95%로 오히려 낮아졌다. 표 4는 실제로 부딪히는 잡동사니(물건 4~8개, 닮은 통, 지나가는 물체)와 공장형 환경의 결과이다. 무작위화 없는 ④는 잡동사니 전부에서 0%로 떨어졌고, 잡동사니를 넣은 시연(+잡동사니, 1000회)은 88%였으나 공장형에서는 44%였고, 여기에 공장형 장면의 시연을 단계당 500회 더하자(+공장) 82%가 되었다. 세 물체·두 배치·공장형 환경을 섞은 시연 1800회로 단계별 정책 하나를 120k 스텝 학습한 통합 정책은 공장형 환경에서 6가지 물체·배치 조합 평균 59%(최저 12%), 외관까지 무작위화하면 53%였다.</w:t>
       </w:r>
     </w:p>
     <w:p>
@@ -3866,7 +3866,7 @@
           <w:sz w:val="18"/>
           <w:szCs w:val="18"/>
         </w:rPr>
-        <w:t xml:space="preserve">본 논문은 Jetson Orin Nano에서 YOLOv8 기반 7-segment 무게 인식과 TCP 트리거로 호출되는 단계별 ACT 정책을 결합한 스마트 팩토리 적재 셀을 구현하고, 시뮬레이션으로 적재를 정량 평가하였다. 연속 적재 실패의 원인이 시연 설계에 있음을 밝혀 세 가지 시연 설계 규칙과 학습 전 시연 점검 지표를 제안하였고, 시연 100회의 연속 성공률을 28%에서 99.0%로, 무게 확인 재시도로 200/200로 높였다. 규칙은 손잡이 컵과 직사각형 상자에도 통했으며, 공장형 잡동사니 환경에서도 단계별 정책 하나로 세 물체·두 배치를 적재하였다. 결과는 스크립트 시연과 단순화된 접촉 모델에 기반하므로, 향후 로봇을 복구하여 같은 규칙으로 실측 검증할 예정이다.</w:t>
+        <w:t xml:space="preserve">본 논문은 Jetson Orin Nano에서 YOLOv8 기반 7-segment 무게 인식과 TCP 트리거로 호출되는 단계별 ACT 정책을 결합한 스마트 팩토리 적재 셀을 구현하고, 시뮬레이션으로 적재를 정량 평가하였다. 연속 적재 실패의 원인이 시연 설계에 있음을 밝혀 세 가지 시연 설계 규칙과 학습 전 시연 점검 지표를 제안하였고, 시연 100회의 연속 성공률을 28%에서 99.0%로, 무게 확인 재시도로 200/200으로 높였다. 규칙은 손잡이 컵과 직사각형 상자에도 통했으며, 공장형 잡동사니 환경에서도 단계별 정책 하나로 세 물체·두 배치를 적재하였다. 결과는 스크립트 시연과 단순화된 접촉 모델에 기반하므로, 향후 로봇을 복구하여 같은 규칙으로 실측 검증할 예정이다.</w:t>
       </w:r>
     </w:p>
     <w:p>

--- a/08_개인논문_ACT적재/논문/paper.docx
+++ b/08_개인논문_ACT적재/논문/paper.docx
@@ -558,7 +558,7 @@
         </w:rPr>
         <w:drawing>
           <wp:inline distT="0" distB="0" distL="0" distR="0">
-            <wp:extent cx="2793333" cy="2042885"/>
+            <wp:extent cx="2793333" cy="2690644"/>
             <wp:docPr id="101" name="Figure 1"/>
             <a:graphic>
               <a:graphicData uri="http://schemas.openxmlformats.org/drawingml/2006/picture">
@@ -576,7 +576,7 @@
                   <pic:spPr>
                     <a:xfrm>
                       <a:off x="0" y="0"/>
-                      <a:ext cx="2793333" cy="2042885"/>
+                      <a:ext cx="2793333" cy="2690644"/>
                     </a:xfrm>
                     <a:prstGeom prst="rect">
                       <a:avLst/>
@@ -602,7 +602,7 @@
           <w:sz w:val="17"/>
           <w:szCs w:val="17"/>
         </w:rPr>
-        <w:t xml:space="preserve">그림 1. 시스템 구성</w:t>
+        <w:t xml:space="preserve">그림 1. 시스템 구성: 컨베이어가 고른 파랑 큐브가 저울 위 통에 모이고, Jetson이 표시부 무게를 읽어 118g 이상이면 SO-101이 통을 팔레트에 순차 적재한다</w:t>
       </w:r>
     </w:p>
     <w:p>
@@ -746,7 +746,7 @@
           <w:sz w:val="17"/>
           <w:szCs w:val="17"/>
         </w:rPr>
-        <w:t xml:space="preserve">그림 2. 시뮬레이션 셀 (a) 전체 (b) 손목 카메라 (c) 상단 카메라 (d) 컵 (e) 직사각형 상자 (f) 공장형 환경</w:t>
+        <w:t xml:space="preserve">그림 2. 시뮬레이션 셀 (a) 전체 (b)(c) 정책이 보는 손목·상단 카메라 영상 (d)(e) 다른 모양의 물체 (f) 공장형 환경</w:t>
       </w:r>
     </w:p>
     <w:p>
@@ -780,7 +780,7 @@
           <w:sz w:val="18"/>
           <w:szCs w:val="18"/>
         </w:rPr>
-        <w:t xml:space="preserve">연속 평가의 실패 장면을 재생하여 원인을 찾고, 다음 세 규칙으로 시연을 고쳤다. R1(파지 여유): 고정 집게를 벽 바깥 9mm에 두고 내려가, 집게가 벽을 사이에 둘 수 있는 범위(바깥 0~17mm)의 가운데로 접근한다. 초기 설계(1.5mm)는 안쪽으로 3mm만 어긋나도 집게가 벽 위에 걸렸다. R2(일관된 파지 위치): 물체가 돌아가 있어도 늘 같은 부위를 잡는다. 로봇과 가장 가까운 벽을 잡으면 통이 약 8° 넘게 돌았을 때 잡는 벽이 바뀌어, 카메라에는 거의 같은 장면인데 시연 동작이 두 갈래가 된다. R3(물러나기): 2층에 놓은 뒤 그리퍼를 벌리고 벽 바깥으로 5mm 물러났다가 올라간다. 곧장 올라가면 2mm 벽 위의 통을 끌어 올려 기울게 하였다.</w:t>
+        <w:t xml:space="preserve">연속 평가의 실패 장면을 재생하여 원인을 찾고, 다음 세 규칙으로 시연을 고쳤다. (1) 여유 두고 잡기: 고정 집게를 벽 바깥 9mm에 두고 내려가, 집게가 벽을 사이에 둘 수 있는 범위(바깥 0~17mm)의 가운데로 접근한다. 초기 설계(1.5mm)는 안쪽으로 3mm만 어긋나도 집게가 벽 위에 걸렸다. (2) 늘 같은 곳 잡기: 물체가 돌아가 있어도 늘 같은 부위를 잡는다. 로봇과 가장 가까운 벽을 잡으면 통이 약 8° 넘게 돌았을 때 잡는 벽이 바뀌어, 카메라에는 거의 같은 장면인데 시연 동작이 두 갈래가 된다. (3) 놓고 물러나기: 2층에 놓은 뒤 그리퍼를 벌리고 벽 바깥으로 5mm 물러났다가 올라간다. 곧장 올라가면 2mm 벽 위의 통을 끌어 올려 기울게 하였다. 이하 세 규칙을 모두 적용한 시연을 '규칙 시연', 사람처럼 그때그때 가까운 곳을 잡는 시연을 '사람식 시연'이라 한다.</w:t>
       </w:r>
     </w:p>
     <w:p>
@@ -814,7 +814,7 @@
           <w:sz w:val="18"/>
           <w:szCs w:val="18"/>
         </w:rPr>
-        <w:t xml:space="preserve">R2 위반은 학습 전에 찾을 수 있다. 각 시연에서 그리퍼가 닫히는 순간의 손목 회전각을 모아 정렬하고, 이웃한 값 사이의 가장 넓은 빈 구간을 잰다. 잡는 방식이 하나면 각도가 물체 방향을 따라 연속으로 퍼지지만, 두 방식이 섞이면 두 무리 사이에 수십 도의 빈 구간이 생긴다(그림 3). 학습 없이 시연만으로 계산되며, 빈 구간이 큰 시연 집합은 R2에 맞게 다시 만든다.</w:t>
+        <w:t xml:space="preserve">'늘 같은 곳 잡기'를 어긴 시연은 학습 전에 찾을 수 있다. 각 시연에서 그리퍼가 닫히는 순간의 손목 회전각을 모아 정렬하고, 이웃한 값 사이의 가장 넓은 빈 구간을 잰다. 잡는 방식이 하나면 각도가 물체 방향을 따라 연속으로 퍼지지만, 두 방식이 섞이면 두 무리 사이에 수십 도의 빈 구간이 생긴다(그림 3). 학습 없이 시연만으로 계산되며, 빈 구간이 큰 시연 집합은 늘 같은 곳을 잡도록 다시 만든다.</w:t>
       </w:r>
     </w:p>
     <w:p xmlns:a="http://schemas.openxmlformats.org/drawingml/2006/main" xmlns:pic="http://schemas.openxmlformats.org/drawingml/2006/picture">
@@ -831,7 +831,7 @@
         </w:rPr>
         <w:drawing>
           <wp:inline distT="0" distB="0" distL="0" distR="0">
-            <wp:extent cx="2793333" cy="1019788"/>
+            <wp:extent cx="2793333" cy="2543183"/>
             <wp:docPr id="103" name="Figure 3"/>
             <a:graphic>
               <a:graphicData uri="http://schemas.openxmlformats.org/drawingml/2006/picture">
@@ -849,7 +849,7 @@
                   <pic:spPr>
                     <a:xfrm>
                       <a:off x="0" y="0"/>
-                      <a:ext cx="2793333" cy="1019788"/>
+                      <a:ext cx="2793333" cy="2543183"/>
                     </a:xfrm>
                     <a:prstGeom prst="rect">
                       <a:avLst/>
@@ -875,7 +875,7 @@
           <w:sz w:val="17"/>
           <w:szCs w:val="17"/>
         </w:rPr>
-        <w:t xml:space="preserve">그림 3. 잡는 순간의 손목 회전각 (1층 시연, 주황 사람식, 파랑 R2)</w:t>
+        <w:t xml:space="preserve">그림 3. 그리퍼가 닫히는 순간의 손목 회전각 (1층 시연 100회, 선 하나가 시연 하나): 사람식 시연은 두 무리로 갈려 큰 빈 구간이 생기고, 규칙 시연은 한 무리로 이어진다</w:t>
       </w:r>
     </w:p>
     <w:p>
@@ -1484,7 +1484,7 @@
           <w:sz w:val="17"/>
           <w:szCs w:val="17"/>
         </w:rPr>
-        <w:t xml:space="preserve">표 2. 시연 설계별 적재 성공률 (%, 각 50회)</w:t>
+        <w:t xml:space="preserve">표 2. 시연 설계별 적재 성공률 (%, 각 50회). 위에서부터 규칙을 하나씩 더하였고, 세 규칙을 모두 적용한 시연이 규칙 시연이다</w:t>
       </w:r>
     </w:p>
     <w:tbl>
@@ -1653,7 +1653,7 @@
                 <w:sz w:val="15"/>
                 <w:szCs w:val="15"/>
               </w:rPr>
-              <w:t xml:space="preserve">① 초기 설계 (100)</w:t>
+              <w:t xml:space="preserve">초기 설계 (100)</w:t>
             </w:r>
           </w:p>
         </w:tc>
@@ -1763,7 +1763,7 @@
                 <w:sz w:val="15"/>
                 <w:szCs w:val="15"/>
               </w:rPr>
-              <w:t xml:space="preserve">② +R1 여유 9mm (100)</w:t>
+              <w:t xml:space="preserve">+ 여유 두고 잡기 (100)</w:t>
             </w:r>
           </w:p>
         </w:tc>
@@ -1873,7 +1873,7 @@
                 <w:sz w:val="15"/>
                 <w:szCs w:val="15"/>
               </w:rPr>
-              <w:t xml:space="preserve">③ +R2 같은 벽 (100)</w:t>
+              <w:t xml:space="preserve">+ 늘 같은 곳 잡기 (100)</w:t>
             </w:r>
           </w:p>
         </w:tc>
@@ -1983,7 +1983,7 @@
                 <w:sz w:val="15"/>
                 <w:szCs w:val="15"/>
               </w:rPr>
-              <w:t xml:space="preserve">④ +R3 물러나기 (100)</w:t>
+              <w:t xml:space="preserve">+ 놓고 물러나기 (100)</w:t>
             </w:r>
           </w:p>
         </w:tc>
@@ -2093,7 +2093,7 @@
                 <w:sz w:val="15"/>
                 <w:szCs w:val="15"/>
               </w:rPr>
-              <w:t xml:space="preserve">④ (1000)</w:t>
+              <w:t xml:space="preserve">규칙 시연 (1000)</w:t>
             </w:r>
           </w:p>
         </w:tc>
@@ -2203,7 +2203,7 @@
                 <w:sz w:val="15"/>
                 <w:szCs w:val="15"/>
               </w:rPr>
-              <w:t xml:space="preserve">④+무작위화 (1000)</w:t>
+              <w:t xml:space="preserve">규칙 시연+외관 무작위 (1000)</w:t>
             </w:r>
           </w:p>
         </w:tc>
@@ -2323,7 +2323,7 @@
           <w:sz w:val="18"/>
           <w:szCs w:val="18"/>
         </w:rPr>
-        <w:t xml:space="preserve">초기 시연(①)은 단계별 76%, 84%, 50%였으나 앞 단계 오차가 넘어가 연속 28%에 그쳤다. R1로 집게가 벽 위에 걸리는 실패가 줄었고(연속 62%), 남은 실패 25건 중 24건은 전문가가 잡는 벽을 바꾸는 회전 구간에서 일어났다. 이 시연은 3.3절의 점검에서 손목 각도에 53.1°의 빈 구간을 보였고, 시연을 200회로 늘리면 오히려 연속 36%로 낮아졌다. R2를 적용하자 빈 구간이 1.5°로 사라지고 집기 실패가 없어졌으며(③, 연속 82%), R3까지 적용한 ④는 연속 96%, 장면 200개에서 99.0%(95% CI 96.4–99.7%)(평균 위치 오차 3.6, 4.4, 5.9mm)였다. ④의 시연을 1000회로 늘리거나 DART[8] 잡음을 넣어도 94%, 96%로 나아지지 않아, 시연 수가 시연 설계를 대신하지 못했다[15]. 남은 실패는 통을 집지 못해 저울에 남은 경우였으며, 무게 확인 재시도로 첫 시도 198/200에서 200/200이 되었다. 영상을 가리면 0/10으로 정책은 영상에서 통을 찾아 움직였고, 카메라를 하나만 쓰면 상단만 96%, 손목만 70%로 상단 카메라가 핵심이었다.</w:t>
+        <w:t xml:space="preserve">초기 시연은 단계별 76%, 84%, 50%였으나 앞 단계 오차가 넘어가 연속 28%에 그쳤다. 여유 두고 잡기로 집게가 벽 위에 걸리는 실패가 줄었고(연속 62%), 남은 실패 25건 중 24건은 전문가가 잡는 벽을 바꾸는 회전 구간에서 일어났다. 이 시연은 3.3절의 점검에서 손목 각도에 53.1°의 빈 구간을 보였고, 시연을 200회로 늘리면 오히려 연속 36%로 낮아졌다. 늘 같은 곳 잡기를 적용하자 빈 구간이 1.5°로 사라지고 집기 실패가 없어졌으며(연속 82%), 놓고 물러나기까지 적용한 규칙 시연은 연속 96%, 장면 200개에서 99.0%(95% CI 96.4–99.7%)(평균 위치 오차 3.6, 4.4, 5.9mm)였다. 규칙 시연을 1000회로 늘리거나 DART[8] 잡음을 넣어도 94%, 96%로 나아지지 않아, 시연 수가 시연 설계를 대신하지 못했다[15]. 남은 실패는 통을 집지 못해 저울에 남은 경우였으며, 무게 확인 재시도로 첫 시도 198/200에서 200/200이 되었다. 영상을 가리면 0/10으로 정책은 영상에서 통을 찾아 움직였고, 카메라를 하나만 쓰면 상단만 96%, 손목만 70%로 상단 카메라가 핵심이었다.</w:t>
       </w:r>
     </w:p>
     <w:p>
@@ -2357,7 +2357,7 @@
           <w:sz w:val="18"/>
           <w:szCs w:val="18"/>
         </w:rPr>
-        <w:t xml:space="preserve">규칙이 통에만 맞춘 것이 아님을 확인하기 위해 잡을 곳이 다른 이유로 애매한 두 물체를 더 시험하였다(그림 2(d)(e)). 손잡이 컵(육각, 지름 70mm)은 손잡이가 로봇 쪽(±30°)을 향해 로봇에 가까운 면이 막히므로 사람처럼 잡으면 손잡이의 왼쪽·오른쪽 중 가까운 쪽으로 갈리고, R2로는 늘 손잡이 오른쪽 면을 잡는다. 직사각형 상자(90×60mm)는 로봇 쪽 벽을 잡으면 긴 벽과 짧은 벽이 바뀌어 놓인 방향까지 달라지며, R2로는 늘 같은 짧은 벽을 잡는다. 두 설계 모두 R1·R3은 같다.</w:t>
+        <w:t xml:space="preserve">규칙이 통에만 맞춘 것이 아님을 확인하기 위해 잡을 곳이 다른 이유로 애매한 두 물체를 더 시험하였다(그림 2(d)(e)). 손잡이 컵(육각, 지름 70mm)은 손잡이가 로봇 쪽(±30°)을 향해 로봇에 가까운 면이 막히므로 사람처럼 잡으면 손잡이의 왼쪽·오른쪽 중 가까운 쪽으로 갈리고, 규칙 시연은 늘 손잡이 오른쪽 면을 잡는다. 직사각형 상자(90×60mm)는 로봇 쪽 벽을 잡으면 긴 벽과 짧은 벽이 바뀌어 놓인 방향까지 달라지며, 규칙 시연은 늘 같은 짧은 벽을 잡는다. 나머지 두 규칙은 통과 같다.</w:t>
       </w:r>
     </w:p>
     <w:p>
@@ -2446,7 +2446,7 @@
                 <w:sz w:val="15"/>
                 <w:szCs w:val="15"/>
               </w:rPr>
-              <w:t xml:space="preserve">빈 구간(°) 사람식→R2</w:t>
+              <w:t xml:space="preserve">빈 구간(°) 사람식→규칙</w:t>
             </w:r>
           </w:p>
         </w:tc>
@@ -2469,7 +2469,7 @@
                 <w:sz w:val="15"/>
                 <w:szCs w:val="15"/>
               </w:rPr>
-              <w:t xml:space="preserve">연속(%) 사람식→R2</w:t>
+              <w:t xml:space="preserve">연속(%) 사람식→규칙</w:t>
             </w:r>
           </w:p>
         </w:tc>
@@ -2699,7 +2699,7 @@
                 <w:sz w:val="15"/>
                 <w:szCs w:val="15"/>
               </w:rPr>
-              <w:t xml:space="preserve">손잡이 컵 R2, 시연 300·관절 잡음</w:t>
+              <w:t xml:space="preserve">손잡이 컵 규칙 시연 300·관절 잡음</w:t>
             </w:r>
           </w:p>
         </w:tc>
@@ -2777,7 +2777,7 @@
           <w:sz w:val="18"/>
           <w:szCs w:val="18"/>
         </w:rPr>
-        <w:t xml:space="preserve">표 3과 같이 사람식 시연은 세 물체 모두 손목 각도에 큰 빈 구간을 보였고, R2로 고치면 빈 구간이 사라지며 연속 성공률이 올랐다. 점검 지표가 학습 전에 실패할 시연을 가려낸 것이다. 컵은 R2에서도 놓는 위치 오차가 남았으나 (실패의 대부분), R2 시연을 300회로 늘리고 관절값 입력에 잡음을 더하면 88%가 되었다.</w:t>
+        <w:t xml:space="preserve">표 3과 같이 사람식 시연은 세 물체 모두 손목 각도에 큰 빈 구간을 보였고, 규칙 시연으로 고치면 빈 구간이 사라지며 연속 성공률이 올랐다. 점검 지표가 학습 전에 실패할 시연을 가려낸 것이다. 컵은 규칙 시연에서도 놓는 위치 오차가 남았으나 (실패의 대부분), 규칙 시연을 300회로 늘리고 관절값 입력에 잡음을 더하면 88%가 되었다.</w:t>
       </w:r>
     </w:p>
     <w:p>
@@ -2811,7 +2811,7 @@
           <w:sz w:val="17"/>
           <w:szCs w:val="17"/>
         </w:rPr>
-        <w:t xml:space="preserve">표 4. 환경별 연속 성공률 (%, 통, 각 50회). ④: 규칙 시연 100회, +무작위: 외관 무작위화, +잡동: 잡동사니 시연, +공장: 공장형 시연, 통합: 세 물체 정책</w:t>
+        <w:t xml:space="preserve">표 4. 환경별 연속 성공률 (%, 통, 각 50회). 규칙: 규칙 시연 100회, +무작위: 외관 무작위화, +잡동: 잡동사니 시연, +공장: 공장형 시연, 통합: 세 물체 정책</w:t>
       </w:r>
     </w:p>
     <w:tbl>
@@ -2886,7 +2886,7 @@
                 <w:sz w:val="15"/>
                 <w:szCs w:val="15"/>
               </w:rPr>
-              <w:t xml:space="preserve">④</w:t>
+              <w:t xml:space="preserve">규칙</w:t>
             </w:r>
           </w:p>
         </w:tc>
@@ -3800,7 +3800,7 @@
           <w:sz w:val="18"/>
           <w:szCs w:val="18"/>
         </w:rPr>
-        <w:t xml:space="preserve">조명·작업대·카메라 위치·관측 지연 등 15가지 변화를 한 가지씩 주면 도메인 랜덤화 정책이 단계 평균 98%(무작위화 없이 89%)를 유지했으며, 밝기 정규화·CLAHE[17]를 더하면 95%로 오히려 낮아졌다. 표 4는 실제로 부딪히는 잡동사니(물건 4~8개, 닮은 통, 지나가는 물체)와 공장형 환경의 결과이다. 무작위화 없는 ④는 잡동사니 전부에서 0%로 떨어졌고, 잡동사니를 넣은 시연(+잡동사니, 1000회)은 88%였으나 공장형에서는 44%였고, 여기에 공장형 장면의 시연을 단계당 500회 더하자(+공장) 82%가 되었다. 세 물체·두 배치·공장형 환경을 섞은 시연 1800회로 단계별 정책 하나를 120k 스텝 학습한 통합 정책은 공장형 환경에서 6가지 물체·배치 조합 평균 59%(최저 12%), 외관까지 무작위화하면 53%였다.</w:t>
+        <w:t xml:space="preserve">조명·작업대·카메라 위치·관측 지연 등 15가지 변화를 한 가지씩 주면 도메인 랜덤화 정책이 단계 평균 98%(무작위화 없이 89%)를 유지했으며, 밝기 정규화·CLAHE[17]를 더하면 95%로 오히려 낮아졌다. 표 4는 실제로 부딪히는 잡동사니(물건 4~8개, 닮은 통, 지나가는 물체)와 공장형 환경의 결과이다. 무작위화 없는 규칙 시연은 잡동사니 전부에서 0%로 떨어졌고, 잡동사니를 넣은 시연(+잡동사니, 1000회)은 88%였으나 공장형에서는 44%였고, 여기에 공장형 장면의 시연을 단계당 500회 더하자(+공장) 82%가 되었다. 세 물체·두 배치·공장형 환경을 섞은 시연 1800회로 단계별 정책 하나를 120k 스텝 학습한 통합 정책은 공장형 환경에서 6가지 물체·배치 조합 평균 59%(최저 12%), 외관까지 무작위화하면 53%였다.</w:t>
       </w:r>
     </w:p>
     <w:p>

--- a/08_개인논문_ACT적재/논문/paper.docx
+++ b/08_개인논문_ACT적재/논문/paper.docx
@@ -155,7 +155,7 @@
                 <w:kern w:val="0"/>
                 <w:szCs w:val="20"/>
               </w:rPr>
-              <w:t xml:space="preserve">*이지용, 김한민, 정철훈, 장민기, 고병철</w:t>
+              <w:t xml:space="preserve">*이지용, 고병철</w:t>
             </w:r>
           </w:p>
           <w:p>
@@ -283,7 +283,7 @@
                 <w:bCs/>
                 <w:shd w:val="clear" w:color="auto" w:fill="FFFFFF"/>
               </w:rPr>
-              <w:t xml:space="preserve">Jiyong Lee, Hanmin Kim, Cheolhun Jeong, Mingi Jang, and Byoung Chul Ko</w:t>
+              <w:t xml:space="preserve">Jiyong Lee and Byoung Chul Ko</w:t>
             </w:r>
           </w:p>
           <w:p>
@@ -2323,7 +2323,68 @@
           <w:sz w:val="18"/>
           <w:szCs w:val="18"/>
         </w:rPr>
-        <w:t xml:space="preserve">초기 시연은 단계별 76%, 84%, 50%였으나 앞 단계 오차가 넘어가 연속 28%에 그쳤다. 여유 두고 잡기로 집게가 벽 위에 걸리는 실패가 줄었고(연속 62%), 남은 실패 25건 중 24건은 전문가가 잡는 벽을 바꾸는 회전 구간에서 일어났다. 이 시연은 3.3절의 점검에서 손목 각도에 53.1°의 빈 구간을 보였고, 시연을 200회로 늘리면 오히려 연속 36%로 낮아졌다. 늘 같은 곳 잡기를 적용하자 빈 구간이 1.5°로 사라지고 집기 실패가 없어졌으며(연속 82%), 놓고 물러나기까지 적용한 규칙 시연은 연속 96%, 장면 200개에서 99.0%(95% CI 96.4–99.7%)(평균 위치 오차 3.6, 4.4, 5.9mm)였다. 규칙 시연을 1000회로 늘리거나 DART[8] 잡음을 넣어도 94%, 96%로 나아지지 않아, 시연 수가 시연 설계를 대신하지 못했다[15]. 남은 실패는 통을 집지 못해 저울에 남은 경우였으며, 무게 확인 재시도로 첫 시도 198/200에서 200/200이 되었다. 영상을 가리면 0/10으로 정책은 영상에서 통을 찾아 움직였고, 카메라를 하나만 쓰면 상단만 96%, 손목만 70%로 상단 카메라가 핵심이었다.</w:t>
+        <w:t xml:space="preserve">초기 시연은 단계별 76%, 84%, 50%였으나 앞 단계 오차가 넘어가 연속 28%에 그쳤다. 여유 두고 잡기로 집게가 벽 위에 걸리는 실패가 줄었고(연속 62%), 남은 실패 25건 중 24건은 전문가가 잡는 벽을 바꾸는 회전 구간에서 일어났다. 이 시연은 3.3절의 점검에서 손목 각도에 53.1°의 빈 구간을 보였고, 시연을 200회로 늘리면 오히려 연속 36%로 낮아졌다. 늘 같은 곳 잡기를 적용하자 빈 구간이 1.5°로 사라지고 집기 실패가 없어졌으며(연속 82%), 놓고 물러나기까지 적용한 규칙 시연은 연속 96%, 장면 200개에서 99.0%(95% CI 96.4–99.7%)(평균 위치 오차 3.6, 4.4, 5.9mm, 그림 4)였다. 규칙 시연을 1000회로 늘리거나 DART[8] 잡음을 넣어도 94%, 96%로 나아지지 않아, 시연 수가 시연 설계를 대신하지 못했다[15]. 남은 실패는 통을 집지 못해 저울에 남은 경우였으며, 무게 확인 재시도로 첫 시도 198/200에서 200/200이 되었다. 카메라를 하나만 쓰면 상단만 96%, 손목만 70%로 상단 카메라가 핵심이었다.</w:t>
+      </w:r>
+    </w:p>
+    <w:p xmlns:a="http://schemas.openxmlformats.org/drawingml/2006/main" xmlns:pic="http://schemas.openxmlformats.org/drawingml/2006/picture">
+      <w:pPr>
+        <w:pStyle w:val="a3"/>
+        <w:keepNext/>
+        <w:wordWrap/>
+        <w:spacing w:before="80" w:after="0" w:line="240" w:lineRule="auto"/>
+        <w:jc w:val="center"/>
+      </w:pPr>
+      <w:r>
+        <w:rPr>
+          <w:noProof/>
+        </w:rPr>
+        <w:drawing>
+          <wp:inline distT="0" distB="0" distL="0" distR="0">
+            <wp:extent cx="2447766" cy="1223883"/>
+            <wp:docPr id="104" name="Figure 4"/>
+            <a:graphic>
+              <a:graphicData uri="http://schemas.openxmlformats.org/drawingml/2006/picture">
+                <pic:pic>
+                  <pic:nvPicPr>
+                    <pic:cNvPr id="104" name="fig4.png"/>
+                    <pic:cNvPicPr/>
+                  </pic:nvPicPr>
+                  <pic:blipFill>
+                    <a:blip r:embed="rIdFig4"/>
+                    <a:stretch>
+                      <a:fillRect/>
+                    </a:stretch>
+                  </pic:blipFill>
+                  <pic:spPr>
+                    <a:xfrm>
+                      <a:off x="0" y="0"/>
+                      <a:ext cx="2447766" cy="1223883"/>
+                    </a:xfrm>
+                    <a:prstGeom prst="rect">
+                      <a:avLst/>
+                    </a:prstGeom>
+                  </pic:spPr>
+                </pic:pic>
+              </a:graphicData>
+            </a:graphic>
+          </wp:inline>
+        </w:drawing>
+      </w:r>
+    </w:p>
+    <w:p>
+      <w:pPr>
+        <w:pStyle w:val="a3"/>
+        <w:wordWrap/>
+        <w:spacing w:before="0" w:after="80" w:line="264" w:lineRule="auto"/>
+        <w:jc w:val="center"/>
+      </w:pPr>
+      <w:r>
+        <w:rPr>
+          <w:rFonts w:ascii="HY신명조" w:eastAsia="HY신명조" w:hAnsi="HY신명조" w:hint="eastAsia"/>
+          <w:sz w:val="17"/>
+          <w:szCs w:val="17"/>
+        </w:rPr>
+        <w:t xml:space="preserve">그림 4. 규칙 시연 100회로 학습한 단계별 정책이 평가 장면에서 1층·옆·2층을 이어서 적재하는 모습 (시뮬레이션)</w:t>
       </w:r>
     </w:p>
     <w:p>
@@ -3806,50 +3867,18 @@
     <w:p>
       <w:pPr>
         <w:pStyle w:val="a3"/>
-        <w:wordWrap/>
-        <w:spacing w:before="0" w:after="0" w:line="288" w:lineRule="auto"/>
+        <w:keepNext/>
+        <w:wordWrap/>
+        <w:spacing w:before="60" w:after="0" w:line="288" w:lineRule="auto"/>
         <w:jc w:val="left"/>
       </w:pPr>
       <w:r>
         <w:rPr>
           <w:rFonts w:ascii="HY신명조" w:eastAsia="HY신명조" w:hAnsi="HY신명조" w:hint="eastAsia"/>
-          <w:sz w:val="18"/>
-          <w:szCs w:val="18"/>
-        </w:rPr>
-        <w:t xml:space="preserve"/>
-      </w:r>
-    </w:p>
-    <w:p>
-      <w:pPr>
-        <w:pStyle w:val="a3"/>
-        <w:keepNext/>
-        <w:wordWrap/>
-        <w:spacing w:before="0" w:after="0" w:line="288" w:lineRule="auto"/>
-        <w:jc w:val="center"/>
-      </w:pPr>
-      <w:r>
-        <w:rPr>
-          <w:rFonts w:ascii="HY신명조" w:eastAsia="HY신명조" w:hAnsi="HY신명조" w:hint="eastAsia"/>
-          <w:sz w:val="24"/>
-          <w:szCs w:val="24"/>
-        </w:rPr>
-        <w:t xml:space="preserve">Ⅴ. 결론</w:t>
-      </w:r>
-    </w:p>
-    <w:p>
-      <w:pPr>
-        <w:pStyle w:val="a3"/>
-        <w:wordWrap/>
-        <w:spacing w:before="0" w:after="0" w:line="288" w:lineRule="auto"/>
-        <w:jc w:val="left"/>
-      </w:pPr>
-      <w:r>
-        <w:rPr>
-          <w:rFonts w:ascii="HY신명조" w:eastAsia="HY신명조" w:hAnsi="HY신명조" w:hint="eastAsia"/>
-          <w:sz w:val="18"/>
-          <w:szCs w:val="18"/>
-        </w:rPr>
-        <w:t xml:space="preserve"/>
+          <w:sz w:val="20"/>
+          <w:szCs w:val="20"/>
+        </w:rPr>
+        <w:t xml:space="preserve">4.5 2×2×2 팔레트 적재로의 확장</w:t>
       </w:r>
     </w:p>
     <w:p>
@@ -3866,7 +3895,73 @@
           <w:sz w:val="18"/>
           <w:szCs w:val="18"/>
         </w:rPr>
-        <w:t xml:space="preserve">본 논문은 Jetson Orin Nano에서 YOLOv8 기반 7-segment 무게 인식과 TCP 트리거로 호출되는 단계별 ACT 정책을 결합한 스마트 팩토리 적재 셀을 구현하고, 시뮬레이션으로 적재를 정량 평가하였다. 연속 적재 실패의 원인이 시연 설계에 있음을 밝혀 세 가지 시연 설계 규칙과 학습 전 시연 점검 지표를 제안하였고, 시연 100회의 연속 성공률을 28%에서 99.0%로, 무게 확인 재시도로 200/200으로 높였다. 규칙은 손잡이 컵과 직사각형 상자에도 통했으며, 공장형 잡동사니 환경에서도 단계별 정책 하나로 세 물체·두 배치를 적재하였다. 결과는 스크립트 시연과 단순화된 접촉 모델에 기반하므로, 향후 로봇을 복구하여 같은 규칙으로 실측 검증할 예정이다.</w:t>
+        <w:t xml:space="preserve">통 8개를 2×2×2로 쌓는 팔레트 적재에 칸별 정책 8개를 같은 방식으로 학습하여 8칸을 이어서 실행하였다(40회). 가장 먼 2층 칸의 전문가 시연이 평균 6.2mm 치우친 것을 찾아 고치자 8칸 연속 65%가 되었고, 성공률이 낮은 칸의 시연을 늘리자 82.5%가 되었다.</w:t>
+      </w:r>
+    </w:p>
+    <w:p>
+      <w:pPr>
+        <w:pStyle w:val="a3"/>
+        <w:wordWrap/>
+        <w:spacing w:before="0" w:after="0" w:line="288" w:lineRule="auto"/>
+        <w:jc w:val="left"/>
+      </w:pPr>
+      <w:r>
+        <w:rPr>
+          <w:rFonts w:ascii="HY신명조" w:eastAsia="HY신명조" w:hAnsi="HY신명조" w:hint="eastAsia"/>
+          <w:sz w:val="18"/>
+          <w:szCs w:val="18"/>
+        </w:rPr>
+        <w:t xml:space="preserve"/>
+      </w:r>
+    </w:p>
+    <w:p>
+      <w:pPr>
+        <w:pStyle w:val="a3"/>
+        <w:keepNext/>
+        <w:wordWrap/>
+        <w:spacing w:before="0" w:after="0" w:line="288" w:lineRule="auto"/>
+        <w:jc w:val="center"/>
+      </w:pPr>
+      <w:r>
+        <w:rPr>
+          <w:rFonts w:ascii="HY신명조" w:eastAsia="HY신명조" w:hAnsi="HY신명조" w:hint="eastAsia"/>
+          <w:sz w:val="24"/>
+          <w:szCs w:val="24"/>
+        </w:rPr>
+        <w:t xml:space="preserve">Ⅴ. 결론</w:t>
+      </w:r>
+    </w:p>
+    <w:p>
+      <w:pPr>
+        <w:pStyle w:val="a3"/>
+        <w:wordWrap/>
+        <w:spacing w:before="0" w:after="0" w:line="288" w:lineRule="auto"/>
+        <w:jc w:val="left"/>
+      </w:pPr>
+      <w:r>
+        <w:rPr>
+          <w:rFonts w:ascii="HY신명조" w:eastAsia="HY신명조" w:hAnsi="HY신명조" w:hint="eastAsia"/>
+          <w:sz w:val="18"/>
+          <w:szCs w:val="18"/>
+        </w:rPr>
+        <w:t xml:space="preserve"/>
+      </w:r>
+    </w:p>
+    <w:p>
+      <w:pPr>
+        <w:pStyle w:val="a3"/>
+        <w:wordWrap/>
+        <w:spacing w:before="0" w:after="0" w:line="288" w:lineRule="auto"/>
+        <w:ind w:firstLine="180"/>
+        <w:jc w:val="both"/>
+      </w:pPr>
+      <w:r>
+        <w:rPr>
+          <w:rFonts w:ascii="HY신명조" w:eastAsia="HY신명조" w:hAnsi="HY신명조" w:hint="eastAsia"/>
+          <w:sz w:val="18"/>
+          <w:szCs w:val="18"/>
+        </w:rPr>
+        <w:t xml:space="preserve">본 논문은 YOLOv8 무게 인식과 단계별 ACT 정책을 결합한 스마트 팩토리 적재 셀을 구현하고, 시뮬레이션으로 적재를 정량 평가하였다. 연속 적재 실패의 원인이 시연 설계에 있음을 밝혀 세 가지 시연 설계 규칙과 학습 전 시연 점검 지표를 제안하였고, 시연 100회의 연속 성공률을 28%에서 99.0%로, 무게 확인 재시도로 200/200으로 높였다. 규칙은 손잡이 컵과 직사각형 상자에도 통했으며, 공장형 환경은 그 장면을 담은 시연으로 대응할 수 있었다(통 44→82%). 세 물체를 정책 하나로 다룰 때의 간섭은 남은 과제이다. 결과는 스크립트 시연과 단순화된 접촉 모델에 기반하므로, 향후 로봇을 복구하여 같은 규칙으로 실측 검증할 예정이다.</w:t>
       </w:r>
     </w:p>
     <w:p>

--- a/08_개인논문_ACT적재/논문/paper.docx
+++ b/08_개인논문_ACT적재/논문/paper.docx
@@ -3280,7 +3280,7 @@
                 <w:sz w:val="15"/>
                 <w:szCs w:val="15"/>
               </w:rPr>
-              <w:t xml:space="preserve">86</w:t>
+              <w:t xml:space="preserve">92</w:t>
             </w:r>
           </w:p>
         </w:tc>
@@ -3411,7 +3411,7 @@
                 <w:sz w:val="15"/>
                 <w:szCs w:val="15"/>
               </w:rPr>
-              <w:t xml:space="preserve">80</w:t>
+              <w:t xml:space="preserve">88</w:t>
             </w:r>
           </w:p>
         </w:tc>
@@ -3542,7 +3542,7 @@
                 <w:sz w:val="15"/>
                 <w:szCs w:val="15"/>
               </w:rPr>
-              <w:t xml:space="preserve">82</w:t>
+              <w:t xml:space="preserve">90</w:t>
             </w:r>
           </w:p>
         </w:tc>
@@ -3673,7 +3673,7 @@
                 <w:sz w:val="15"/>
                 <w:szCs w:val="15"/>
               </w:rPr>
-              <w:t xml:space="preserve">58</w:t>
+              <w:t xml:space="preserve">62</w:t>
             </w:r>
           </w:p>
         </w:tc>
@@ -3804,7 +3804,7 @@
                 <w:sz w:val="15"/>
                 <w:szCs w:val="15"/>
               </w:rPr>
-              <w:t xml:space="preserve">46</w:t>
+              <w:t xml:space="preserve">66</w:t>
             </w:r>
           </w:p>
         </w:tc>
@@ -3861,7 +3861,7 @@
           <w:sz w:val="18"/>
           <w:szCs w:val="18"/>
         </w:rPr>
-        <w:t xml:space="preserve">조명·작업대·카메라 위치·관측 지연 등 15가지 변화를 한 가지씩 주면 도메인 랜덤화 정책이 단계 평균 98%(무작위화 없이 89%)를 유지했으며, 밝기 정규화·CLAHE[17]를 더하면 95%로 오히려 낮아졌다. 표 4는 실제로 부딪히는 잡동사니(물건 4~8개, 닮은 통, 지나가는 물체)와 공장형 환경의 결과이다. 무작위화 없는 규칙 시연은 잡동사니 전부에서 0%로 떨어졌고, 잡동사니를 넣은 시연(+잡동사니, 1000회)은 88%였으나 공장형에서는 44%였고, 여기에 공장형 장면의 시연을 단계당 500회 더하자(+공장) 82%가 되었다. 세 물체·두 배치·공장형 환경을 섞은 시연 1800회로 단계별 정책 하나를 120k 스텝 학습한 통합 정책은 공장형 환경에서 6가지 물체·배치 조합 평균 59%(최저 12%), 외관까지 무작위화하면 53%였다.</w:t>
+        <w:t xml:space="preserve">조명·작업대·카메라 위치·관측 지연 등 15가지 변화를 한 가지씩 주면 도메인 랜덤화 정책이 단계 평균 98%(무작위화 없이 89%)를 유지했으며, 밝기 정규화·CLAHE[17]를 더하면 95%로 오히려 낮아졌다. 표 4는 실제로 부딪히는 잡동사니(물건 4~8개, 닮은 통, 지나가는 물체)와 공장형 환경의 결과이다. 무작위화 없는 규칙 시연은 잡동사니 전부에서 0%로 떨어졌고, 잡동사니를 넣은 시연(+잡동사니, 1000회)은 88%였으나 공장형에서는 44%였고, 여기에 공장형 장면의 시연을 단계당 800회(그중 300회는 넓은 외관 무작위화) 더하자(+공장) 90%가 되었다. 세 물체·두 배치·공장형 환경을 섞은 시연 1800회로 단계별 정책 하나를 120k 스텝 학습한 통합 정책은 공장형 환경에서 6가지 물체·배치 조합 평균 59%(최저 12%), 외관까지 무작위화하면 53%였다.</w:t>
       </w:r>
     </w:p>
     <w:p>
@@ -3895,7 +3895,7 @@
           <w:sz w:val="18"/>
           <w:szCs w:val="18"/>
         </w:rPr>
-        <w:t xml:space="preserve">통 8개를 2×2×2로 쌓는 팔레트 적재에 칸별 정책 8개를 같은 방식으로 학습하여 8칸을 이어서 실행하였다(40회). 가장 먼 2층 칸의 전문가 시연이 평균 6.2mm 치우친 것을 찾아 고치자 8칸 연속 65%가 되었고, 성공률이 낮은 칸의 시연을 늘리자 82.5%가 되었다.</w:t>
+        <w:t xml:space="preserve">통 8개를 2×2×2로 쌓는 팔레트 적재에 칸별 정책 8개를 같은 방식으로 학습하여 8칸을 이어서 실행하였다(40회). 가장 먼 2층 칸의 전문가 시연이 평균 6.2mm 치우친 것을 찾아 고치자 8칸 연속 65%가 되었고, 성공률이 낮은 칸의 시연을 늘리자 95%가 되었다.</w:t>
       </w:r>
     </w:p>
     <w:p>
@@ -3961,7 +3961,7 @@
           <w:sz w:val="18"/>
           <w:szCs w:val="18"/>
         </w:rPr>
-        <w:t xml:space="preserve">본 논문은 YOLOv8 무게 인식과 단계별 ACT 정책을 결합한 스마트 팩토리 적재 셀을 구현하고, 시뮬레이션으로 적재를 정량 평가하였다. 연속 적재 실패의 원인이 시연 설계에 있음을 밝혀 세 가지 시연 설계 규칙과 학습 전 시연 점검 지표를 제안하였고, 시연 100회의 연속 성공률을 28%에서 99.0%로, 무게 확인 재시도로 200/200으로 높였다. 규칙은 손잡이 컵과 직사각형 상자에도 통했으며, 공장형 환경은 그 장면을 담은 시연으로 대응할 수 있었다(통 44→82%). 세 물체를 정책 하나로 다룰 때의 간섭은 남은 과제이다. 결과는 스크립트 시연과 단순화된 접촉 모델에 기반하므로, 향후 로봇을 복구하여 같은 규칙으로 실측 검증할 예정이다.</w:t>
+        <w:t xml:space="preserve">본 논문은 YOLOv8 무게 인식과 단계별 ACT 정책을 결합한 스마트 팩토리 적재 셀을 구현하고, 시뮬레이션으로 적재를 정량 평가하였다. 연속 적재 실패의 원인이 시연 설계에 있음을 밝혀 세 가지 시연 설계 규칙과 학습 전 시연 점검 지표를 제안하였고, 시연 100회의 연속 성공률을 28%에서 99.0%로, 무게 확인 재시도로 200/200으로 높였다. 규칙은 손잡이 컵과 직사각형 상자에도 통했으며, 공장형 환경은 그 장면을 담은 시연으로 대응할 수 있었다(통 44→90%). 세 물체를 정책 하나로 다룰 때의 간섭은 남은 과제이다. 결과는 스크립트 시연과 단순화된 접촉 모델에 기반하므로, 향후 로봇을 복구하여 같은 규칙으로 실측 검증할 예정이다.</w:t>
       </w:r>
     </w:p>
     <w:p>

--- a/08_개인논문_ACT적재/논문/paper.docx
+++ b/08_개인논문_ACT적재/논문/paper.docx
@@ -593,14 +593,14 @@
       <w:pPr>
         <w:pStyle w:val="a3"/>
         <w:wordWrap/>
-        <w:spacing w:before="0" w:after="80" w:line="264" w:lineRule="auto"/>
+        <w:spacing w:before="0" w:after="80" w:line="288" w:lineRule="auto"/>
         <w:jc w:val="center"/>
       </w:pPr>
       <w:r>
         <w:rPr>
           <w:rFonts w:ascii="HY신명조" w:eastAsia="HY신명조" w:hAnsi="HY신명조" w:hint="eastAsia"/>
-          <w:sz w:val="17"/>
-          <w:szCs w:val="17"/>
+          <w:sz w:val="18"/>
+          <w:szCs w:val="18"/>
         </w:rPr>
         <w:t xml:space="preserve">그림 1. 시스템 구성: 컨베이어가 고른 파랑 큐브가 저울 위 통에 모이고, Jetson이 표시부 무게를 읽어 118g 이상이면 SO-101이 통을 팔레트에 순차 적재한다</w:t>
       </w:r>
@@ -737,14 +737,14 @@
       <w:pPr>
         <w:pStyle w:val="a3"/>
         <w:wordWrap/>
-        <w:spacing w:before="0" w:after="80" w:line="264" w:lineRule="auto"/>
+        <w:spacing w:before="0" w:after="80" w:line="288" w:lineRule="auto"/>
         <w:jc w:val="center"/>
       </w:pPr>
       <w:r>
         <w:rPr>
           <w:rFonts w:ascii="HY신명조" w:eastAsia="HY신명조" w:hAnsi="HY신명조" w:hint="eastAsia"/>
-          <w:sz w:val="17"/>
-          <w:szCs w:val="17"/>
+          <w:sz w:val="18"/>
+          <w:szCs w:val="18"/>
         </w:rPr>
         <w:t xml:space="preserve">그림 2. 시뮬레이션 셀 (a) 전체 (b)(c) 정책이 보는 손목·상단 카메라 영상 (d)(e) 다른 모양의 물체 (f) 공장형 환경</w:t>
       </w:r>
@@ -866,14 +866,14 @@
       <w:pPr>
         <w:pStyle w:val="a3"/>
         <w:wordWrap/>
-        <w:spacing w:before="0" w:after="80" w:line="264" w:lineRule="auto"/>
+        <w:spacing w:before="0" w:after="80" w:line="288" w:lineRule="auto"/>
         <w:jc w:val="center"/>
       </w:pPr>
       <w:r>
         <w:rPr>
           <w:rFonts w:ascii="HY신명조" w:eastAsia="HY신명조" w:hAnsi="HY신명조" w:hint="eastAsia"/>
-          <w:sz w:val="17"/>
-          <w:szCs w:val="17"/>
+          <w:sz w:val="18"/>
+          <w:szCs w:val="18"/>
         </w:rPr>
         <w:t xml:space="preserve">그림 3. 그리퍼가 닫히는 순간의 손목 회전각 (1층 시연 100회, 선 하나가 시연 하나): 사람식 시연은 두 무리로 갈려 큰 빈 구간이 생기고, 규칙 시연은 한 무리로 이어진다</w:t>
       </w:r>
@@ -1116,14 +1116,14 @@
         <w:pStyle w:val="a3"/>
         <w:keepNext/>
         <w:wordWrap/>
-        <w:spacing w:before="80" w:after="40" w:line="264" w:lineRule="auto"/>
+        <w:spacing w:before="80" w:after="40" w:line="288" w:lineRule="auto"/>
         <w:jc w:val="center"/>
       </w:pPr>
       <w:r>
         <w:rPr>
           <w:rFonts w:ascii="HY신명조" w:eastAsia="HY신명조" w:hAnsi="HY신명조" w:hint="eastAsia"/>
-          <w:sz w:val="17"/>
-          <w:szCs w:val="17"/>
+          <w:sz w:val="18"/>
+          <w:szCs w:val="18"/>
         </w:rPr>
         <w:t xml:space="preserve">표 1. 무게 인식부 실측 성능 (Jetson Orin Nano)</w:t>
       </w:r>
@@ -1170,8 +1170,8 @@
               <w:rPr>
                 <w:rFonts w:ascii="HY신명조" w:eastAsia="HY신명조" w:hAnsi="HY신명조" w:hint="eastAsia"/>
                 <w:b/>
-                <w:sz w:val="15"/>
-                <w:szCs w:val="15"/>
+                <w:sz w:val="16"/>
+                <w:szCs w:val="16"/>
               </w:rPr>
               <w:t xml:space="preserve">항목</w:t>
             </w:r>
@@ -1193,8 +1193,8 @@
               <w:rPr>
                 <w:rFonts w:ascii="HY신명조" w:eastAsia="HY신명조" w:hAnsi="HY신명조" w:hint="eastAsia"/>
                 <w:b/>
-                <w:sz w:val="15"/>
-                <w:szCs w:val="15"/>
+                <w:sz w:val="16"/>
+                <w:szCs w:val="16"/>
               </w:rPr>
               <w:t xml:space="preserve">결과</w:t>
             </w:r>
@@ -1219,8 +1219,8 @@
             <w:r>
               <w:rPr>
                 <w:rFonts w:ascii="HY신명조" w:eastAsia="HY신명조" w:hAnsi="HY신명조" w:hint="eastAsia"/>
-                <w:sz w:val="15"/>
-                <w:szCs w:val="15"/>
+                <w:sz w:val="16"/>
+                <w:szCs w:val="16"/>
               </w:rPr>
               <w:t xml:space="preserve">숫자 탐지 YOLOv8n (13 클래스)</w:t>
             </w:r>
@@ -1240,8 +1240,8 @@
             <w:r>
               <w:rPr>
                 <w:rFonts w:ascii="HY신명조" w:eastAsia="HY신명조" w:hAnsi="HY신명조" w:hint="eastAsia"/>
-                <w:sz w:val="15"/>
-                <w:szCs w:val="15"/>
+                <w:sz w:val="16"/>
+                <w:szCs w:val="16"/>
               </w:rPr>
               <w:t xml:space="preserve">mAP50 86.3%, mAP50-95 65.6%</w:t>
             </w:r>
@@ -1266,8 +1266,8 @@
             <w:r>
               <w:rPr>
                 <w:rFonts w:ascii="HY신명조" w:eastAsia="HY신명조" w:hAnsi="HY신명조" w:hint="eastAsia"/>
-                <w:sz w:val="15"/>
-                <w:szCs w:val="15"/>
+                <w:sz w:val="16"/>
+                <w:szCs w:val="16"/>
               </w:rPr>
               <w:t xml:space="preserve">캡처 속도</w:t>
             </w:r>
@@ -1287,8 +1287,8 @@
             <w:r>
               <w:rPr>
                 <w:rFonts w:ascii="HY신명조" w:eastAsia="HY신명조" w:hAnsi="HY신명조" w:hint="eastAsia"/>
-                <w:sz w:val="15"/>
-                <w:szCs w:val="15"/>
+                <w:sz w:val="16"/>
+                <w:szCs w:val="16"/>
               </w:rPr>
               <w:t xml:space="preserve">1.2 → 59.5 FPS (캡처·추론 분리)</w:t>
             </w:r>
@@ -1313,8 +1313,8 @@
             <w:r>
               <w:rPr>
                 <w:rFonts w:ascii="HY신명조" w:eastAsia="HY신명조" w:hAnsi="HY신명조" w:hint="eastAsia"/>
-                <w:sz w:val="15"/>
-                <w:szCs w:val="15"/>
+                <w:sz w:val="16"/>
+                <w:szCs w:val="16"/>
               </w:rPr>
               <w:t xml:space="preserve">중거리 / 원거리 정확도</w:t>
             </w:r>
@@ -1334,8 +1334,8 @@
             <w:r>
               <w:rPr>
                 <w:rFonts w:ascii="HY신명조" w:eastAsia="HY신명조" w:hAnsi="HY신명조" w:hint="eastAsia"/>
-                <w:sz w:val="15"/>
-                <w:szCs w:val="15"/>
+                <w:sz w:val="16"/>
+                <w:szCs w:val="16"/>
               </w:rPr>
               <w:t xml:space="preserve">45 → 90% / 15 → 80% (2단계 줌)</w:t>
             </w:r>
@@ -1360,8 +1360,8 @@
             <w:r>
               <w:rPr>
                 <w:rFonts w:ascii="HY신명조" w:eastAsia="HY신명조" w:hAnsi="HY신명조" w:hint="eastAsia"/>
-                <w:sz w:val="15"/>
-                <w:szCs w:val="15"/>
+                <w:sz w:val="16"/>
+                <w:szCs w:val="16"/>
               </w:rPr>
               <w:t xml:space="preserve">기준값(118g) 분류 정분류율</w:t>
             </w:r>
@@ -1381,8 +1381,8 @@
             <w:r>
               <w:rPr>
                 <w:rFonts w:ascii="HY신명조" w:eastAsia="HY신명조" w:hAnsi="HY신명조" w:hint="eastAsia"/>
-                <w:sz w:val="15"/>
-                <w:szCs w:val="15"/>
+                <w:sz w:val="16"/>
+                <w:szCs w:val="16"/>
               </w:rPr>
               <w:t xml:space="preserve">91.7% (55/60)</w:t>
             </w:r>
@@ -1407,8 +1407,8 @@
             <w:r>
               <w:rPr>
                 <w:rFonts w:ascii="HY신명조" w:eastAsia="HY신명조" w:hAnsi="HY신명조" w:hint="eastAsia"/>
-                <w:sz w:val="15"/>
-                <w:szCs w:val="15"/>
+                <w:sz w:val="16"/>
+                <w:szCs w:val="16"/>
               </w:rPr>
               <w:t xml:space="preserve">인식부터 명령 전송까지 응답</w:t>
             </w:r>
@@ -1428,8 +1428,8 @@
             <w:r>
               <w:rPr>
                 <w:rFonts w:ascii="HY신명조" w:eastAsia="HY신명조" w:hAnsi="HY신명조" w:hint="eastAsia"/>
-                <w:sz w:val="15"/>
-                <w:szCs w:val="15"/>
+                <w:sz w:val="16"/>
+                <w:szCs w:val="16"/>
               </w:rPr>
               <w:t xml:space="preserve">약 810ms</w:t>
             </w:r>
@@ -1475,14 +1475,14 @@
         <w:pStyle w:val="a3"/>
         <w:keepNext/>
         <w:wordWrap/>
-        <w:spacing w:before="80" w:after="40" w:line="264" w:lineRule="auto"/>
+        <w:spacing w:before="80" w:after="40" w:line="288" w:lineRule="auto"/>
         <w:jc w:val="center"/>
       </w:pPr>
       <w:r>
         <w:rPr>
           <w:rFonts w:ascii="HY신명조" w:eastAsia="HY신명조" w:hAnsi="HY신명조" w:hint="eastAsia"/>
-          <w:sz w:val="17"/>
-          <w:szCs w:val="17"/>
+          <w:sz w:val="18"/>
+          <w:szCs w:val="18"/>
         </w:rPr>
         <w:t xml:space="preserve">표 2. 시연 설계별 적재 성공률 (%, 각 50회). 위에서부터 규칙을 하나씩 더하였고, 세 규칙을 모두 적용한 시연이 규칙 시연이다</w:t>
       </w:r>
@@ -1532,8 +1532,8 @@
               <w:rPr>
                 <w:rFonts w:ascii="HY신명조" w:eastAsia="HY신명조" w:hAnsi="HY신명조" w:hint="eastAsia"/>
                 <w:b/>
-                <w:sz w:val="15"/>
-                <w:szCs w:val="15"/>
+                <w:sz w:val="16"/>
+                <w:szCs w:val="16"/>
               </w:rPr>
               <w:t xml:space="preserve">시연 설계 (단계별 시연 수)</w:t>
             </w:r>
@@ -1555,8 +1555,8 @@
               <w:rPr>
                 <w:rFonts w:ascii="HY신명조" w:eastAsia="HY신명조" w:hAnsi="HY신명조" w:hint="eastAsia"/>
                 <w:b/>
-                <w:sz w:val="15"/>
-                <w:szCs w:val="15"/>
+                <w:sz w:val="16"/>
+                <w:szCs w:val="16"/>
               </w:rPr>
               <w:t xml:space="preserve">1층</w:t>
             </w:r>
@@ -1578,8 +1578,8 @@
               <w:rPr>
                 <w:rFonts w:ascii="HY신명조" w:eastAsia="HY신명조" w:hAnsi="HY신명조" w:hint="eastAsia"/>
                 <w:b/>
-                <w:sz w:val="15"/>
-                <w:szCs w:val="15"/>
+                <w:sz w:val="16"/>
+                <w:szCs w:val="16"/>
               </w:rPr>
               <w:t xml:space="preserve">옆</w:t>
             </w:r>
@@ -1601,8 +1601,8 @@
               <w:rPr>
                 <w:rFonts w:ascii="HY신명조" w:eastAsia="HY신명조" w:hAnsi="HY신명조" w:hint="eastAsia"/>
                 <w:b/>
-                <w:sz w:val="15"/>
-                <w:szCs w:val="15"/>
+                <w:sz w:val="16"/>
+                <w:szCs w:val="16"/>
               </w:rPr>
               <w:t xml:space="preserve">2층</w:t>
             </w:r>
@@ -1624,8 +1624,8 @@
               <w:rPr>
                 <w:rFonts w:ascii="HY신명조" w:eastAsia="HY신명조" w:hAnsi="HY신명조" w:hint="eastAsia"/>
                 <w:b/>
-                <w:sz w:val="15"/>
-                <w:szCs w:val="15"/>
+                <w:sz w:val="16"/>
+                <w:szCs w:val="16"/>
               </w:rPr>
               <w:t xml:space="preserve">연속 (95% CI)</w:t>
             </w:r>
@@ -1650,8 +1650,8 @@
             <w:r>
               <w:rPr>
                 <w:rFonts w:ascii="HY신명조" w:eastAsia="HY신명조" w:hAnsi="HY신명조" w:hint="eastAsia"/>
-                <w:sz w:val="15"/>
-                <w:szCs w:val="15"/>
+                <w:sz w:val="16"/>
+                <w:szCs w:val="16"/>
               </w:rPr>
               <w:t xml:space="preserve">초기 설계 (100)</w:t>
             </w:r>
@@ -1671,8 +1671,8 @@
             <w:r>
               <w:rPr>
                 <w:rFonts w:ascii="HY신명조" w:eastAsia="HY신명조" w:hAnsi="HY신명조" w:hint="eastAsia"/>
-                <w:sz w:val="15"/>
-                <w:szCs w:val="15"/>
+                <w:sz w:val="16"/>
+                <w:szCs w:val="16"/>
               </w:rPr>
               <w:t xml:space="preserve">76</w:t>
             </w:r>
@@ -1692,8 +1692,8 @@
             <w:r>
               <w:rPr>
                 <w:rFonts w:ascii="HY신명조" w:eastAsia="HY신명조" w:hAnsi="HY신명조" w:hint="eastAsia"/>
-                <w:sz w:val="15"/>
-                <w:szCs w:val="15"/>
+                <w:sz w:val="16"/>
+                <w:szCs w:val="16"/>
               </w:rPr>
               <w:t xml:space="preserve">84</w:t>
             </w:r>
@@ -1713,8 +1713,8 @@
             <w:r>
               <w:rPr>
                 <w:rFonts w:ascii="HY신명조" w:eastAsia="HY신명조" w:hAnsi="HY신명조" w:hint="eastAsia"/>
-                <w:sz w:val="15"/>
-                <w:szCs w:val="15"/>
+                <w:sz w:val="16"/>
+                <w:szCs w:val="16"/>
               </w:rPr>
               <w:t xml:space="preserve">50</w:t>
             </w:r>
@@ -1734,8 +1734,8 @@
             <w:r>
               <w:rPr>
                 <w:rFonts w:ascii="HY신명조" w:eastAsia="HY신명조" w:hAnsi="HY신명조" w:hint="eastAsia"/>
-                <w:sz w:val="15"/>
-                <w:szCs w:val="15"/>
+                <w:sz w:val="16"/>
+                <w:szCs w:val="16"/>
               </w:rPr>
               <w:t xml:space="preserve">28 (17–42)</w:t>
             </w:r>
@@ -1760,8 +1760,8 @@
             <w:r>
               <w:rPr>
                 <w:rFonts w:ascii="HY신명조" w:eastAsia="HY신명조" w:hAnsi="HY신명조" w:hint="eastAsia"/>
-                <w:sz w:val="15"/>
-                <w:szCs w:val="15"/>
+                <w:sz w:val="16"/>
+                <w:szCs w:val="16"/>
               </w:rPr>
               <w:t xml:space="preserve">+ 여유 두고 잡기 (100)</w:t>
             </w:r>
@@ -1781,8 +1781,8 @@
             <w:r>
               <w:rPr>
                 <w:rFonts w:ascii="HY신명조" w:eastAsia="HY신명조" w:hAnsi="HY신명조" w:hint="eastAsia"/>
-                <w:sz w:val="15"/>
-                <w:szCs w:val="15"/>
+                <w:sz w:val="16"/>
+                <w:szCs w:val="16"/>
               </w:rPr>
               <w:t xml:space="preserve">90</w:t>
             </w:r>
@@ -1802,8 +1802,8 @@
             <w:r>
               <w:rPr>
                 <w:rFonts w:ascii="HY신명조" w:eastAsia="HY신명조" w:hAnsi="HY신명조" w:hint="eastAsia"/>
-                <w:sz w:val="15"/>
-                <w:szCs w:val="15"/>
+                <w:sz w:val="16"/>
+                <w:szCs w:val="16"/>
               </w:rPr>
               <w:t xml:space="preserve">88</w:t>
             </w:r>
@@ -1823,8 +1823,8 @@
             <w:r>
               <w:rPr>
                 <w:rFonts w:ascii="HY신명조" w:eastAsia="HY신명조" w:hAnsi="HY신명조" w:hint="eastAsia"/>
-                <w:sz w:val="15"/>
-                <w:szCs w:val="15"/>
+                <w:sz w:val="16"/>
+                <w:szCs w:val="16"/>
               </w:rPr>
               <w:t xml:space="preserve">72</w:t>
             </w:r>
@@ -1844,8 +1844,8 @@
             <w:r>
               <w:rPr>
                 <w:rFonts w:ascii="HY신명조" w:eastAsia="HY신명조" w:hAnsi="HY신명조" w:hint="eastAsia"/>
-                <w:sz w:val="15"/>
-                <w:szCs w:val="15"/>
+                <w:sz w:val="16"/>
+                <w:szCs w:val="16"/>
               </w:rPr>
               <w:t xml:space="preserve">62 (48–74)</w:t>
             </w:r>
@@ -1870,8 +1870,8 @@
             <w:r>
               <w:rPr>
                 <w:rFonts w:ascii="HY신명조" w:eastAsia="HY신명조" w:hAnsi="HY신명조" w:hint="eastAsia"/>
-                <w:sz w:val="15"/>
-                <w:szCs w:val="15"/>
+                <w:sz w:val="16"/>
+                <w:szCs w:val="16"/>
               </w:rPr>
               <w:t xml:space="preserve">+ 늘 같은 곳 잡기 (100)</w:t>
             </w:r>
@@ -1891,8 +1891,8 @@
             <w:r>
               <w:rPr>
                 <w:rFonts w:ascii="HY신명조" w:eastAsia="HY신명조" w:hAnsi="HY신명조" w:hint="eastAsia"/>
-                <w:sz w:val="15"/>
-                <w:szCs w:val="15"/>
+                <w:sz w:val="16"/>
+                <w:szCs w:val="16"/>
               </w:rPr>
               <w:t xml:space="preserve">100</w:t>
             </w:r>
@@ -1912,8 +1912,8 @@
             <w:r>
               <w:rPr>
                 <w:rFonts w:ascii="HY신명조" w:eastAsia="HY신명조" w:hAnsi="HY신명조" w:hint="eastAsia"/>
-                <w:sz w:val="15"/>
-                <w:szCs w:val="15"/>
+                <w:sz w:val="16"/>
+                <w:szCs w:val="16"/>
               </w:rPr>
               <w:t xml:space="preserve">100</w:t>
             </w:r>
@@ -1933,8 +1933,8 @@
             <w:r>
               <w:rPr>
                 <w:rFonts w:ascii="HY신명조" w:eastAsia="HY신명조" w:hAnsi="HY신명조" w:hint="eastAsia"/>
-                <w:sz w:val="15"/>
-                <w:szCs w:val="15"/>
+                <w:sz w:val="16"/>
+                <w:szCs w:val="16"/>
               </w:rPr>
               <w:t xml:space="preserve">86</w:t>
             </w:r>
@@ -1954,8 +1954,8 @@
             <w:r>
               <w:rPr>
                 <w:rFonts w:ascii="HY신명조" w:eastAsia="HY신명조" w:hAnsi="HY신명조" w:hint="eastAsia"/>
-                <w:sz w:val="15"/>
-                <w:szCs w:val="15"/>
+                <w:sz w:val="16"/>
+                <w:szCs w:val="16"/>
               </w:rPr>
               <w:t xml:space="preserve">82 (69–90)</w:t>
             </w:r>
@@ -1980,8 +1980,8 @@
             <w:r>
               <w:rPr>
                 <w:rFonts w:ascii="HY신명조" w:eastAsia="HY신명조" w:hAnsi="HY신명조" w:hint="eastAsia"/>
-                <w:sz w:val="15"/>
-                <w:szCs w:val="15"/>
+                <w:sz w:val="16"/>
+                <w:szCs w:val="16"/>
               </w:rPr>
               <w:t xml:space="preserve">+ 놓고 물러나기 (100)</w:t>
             </w:r>
@@ -2001,8 +2001,8 @@
             <w:r>
               <w:rPr>
                 <w:rFonts w:ascii="HY신명조" w:eastAsia="HY신명조" w:hAnsi="HY신명조" w:hint="eastAsia"/>
-                <w:sz w:val="15"/>
-                <w:szCs w:val="15"/>
+                <w:sz w:val="16"/>
+                <w:szCs w:val="16"/>
               </w:rPr>
               <w:t xml:space="preserve">100</w:t>
             </w:r>
@@ -2022,8 +2022,8 @@
             <w:r>
               <w:rPr>
                 <w:rFonts w:ascii="HY신명조" w:eastAsia="HY신명조" w:hAnsi="HY신명조" w:hint="eastAsia"/>
-                <w:sz w:val="15"/>
-                <w:szCs w:val="15"/>
+                <w:sz w:val="16"/>
+                <w:szCs w:val="16"/>
               </w:rPr>
               <w:t xml:space="preserve">100</w:t>
             </w:r>
@@ -2043,8 +2043,8 @@
             <w:r>
               <w:rPr>
                 <w:rFonts w:ascii="HY신명조" w:eastAsia="HY신명조" w:hAnsi="HY신명조" w:hint="eastAsia"/>
-                <w:sz w:val="15"/>
-                <w:szCs w:val="15"/>
+                <w:sz w:val="16"/>
+                <w:szCs w:val="16"/>
               </w:rPr>
               <w:t xml:space="preserve">100</w:t>
             </w:r>
@@ -2064,8 +2064,8 @@
             <w:r>
               <w:rPr>
                 <w:rFonts w:ascii="HY신명조" w:eastAsia="HY신명조" w:hAnsi="HY신명조" w:hint="eastAsia"/>
-                <w:sz w:val="15"/>
-                <w:szCs w:val="15"/>
+                <w:sz w:val="16"/>
+                <w:szCs w:val="16"/>
               </w:rPr>
               <w:t xml:space="preserve">96 (87–99)</w:t>
             </w:r>
@@ -2090,8 +2090,8 @@
             <w:r>
               <w:rPr>
                 <w:rFonts w:ascii="HY신명조" w:eastAsia="HY신명조" w:hAnsi="HY신명조" w:hint="eastAsia"/>
-                <w:sz w:val="15"/>
-                <w:szCs w:val="15"/>
+                <w:sz w:val="16"/>
+                <w:szCs w:val="16"/>
               </w:rPr>
               <w:t xml:space="preserve">규칙 시연 (1000)</w:t>
             </w:r>
@@ -2111,8 +2111,8 @@
             <w:r>
               <w:rPr>
                 <w:rFonts w:ascii="HY신명조" w:eastAsia="HY신명조" w:hAnsi="HY신명조" w:hint="eastAsia"/>
-                <w:sz w:val="15"/>
-                <w:szCs w:val="15"/>
+                <w:sz w:val="16"/>
+                <w:szCs w:val="16"/>
               </w:rPr>
               <w:t xml:space="preserve">100</w:t>
             </w:r>
@@ -2132,8 +2132,8 @@
             <w:r>
               <w:rPr>
                 <w:rFonts w:ascii="HY신명조" w:eastAsia="HY신명조" w:hAnsi="HY신명조" w:hint="eastAsia"/>
-                <w:sz w:val="15"/>
-                <w:szCs w:val="15"/>
+                <w:sz w:val="16"/>
+                <w:szCs w:val="16"/>
               </w:rPr>
               <w:t xml:space="preserve">98</w:t>
             </w:r>
@@ -2153,8 +2153,8 @@
             <w:r>
               <w:rPr>
                 <w:rFonts w:ascii="HY신명조" w:eastAsia="HY신명조" w:hAnsi="HY신명조" w:hint="eastAsia"/>
-                <w:sz w:val="15"/>
-                <w:szCs w:val="15"/>
+                <w:sz w:val="16"/>
+                <w:szCs w:val="16"/>
               </w:rPr>
               <w:t xml:space="preserve">100</w:t>
             </w:r>
@@ -2174,8 +2174,8 @@
             <w:r>
               <w:rPr>
                 <w:rFonts w:ascii="HY신명조" w:eastAsia="HY신명조" w:hAnsi="HY신명조" w:hint="eastAsia"/>
-                <w:sz w:val="15"/>
-                <w:szCs w:val="15"/>
+                <w:sz w:val="16"/>
+                <w:szCs w:val="16"/>
               </w:rPr>
               <w:t xml:space="preserve">94 (84–98)</w:t>
             </w:r>
@@ -2200,8 +2200,8 @@
             <w:r>
               <w:rPr>
                 <w:rFonts w:ascii="HY신명조" w:eastAsia="HY신명조" w:hAnsi="HY신명조" w:hint="eastAsia"/>
-                <w:sz w:val="15"/>
-                <w:szCs w:val="15"/>
+                <w:sz w:val="16"/>
+                <w:szCs w:val="16"/>
               </w:rPr>
               <w:t xml:space="preserve">규칙 시연+외관 무작위 (1000)</w:t>
             </w:r>
@@ -2221,8 +2221,8 @@
             <w:r>
               <w:rPr>
                 <w:rFonts w:ascii="HY신명조" w:eastAsia="HY신명조" w:hAnsi="HY신명조" w:hint="eastAsia"/>
-                <w:sz w:val="15"/>
-                <w:szCs w:val="15"/>
+                <w:sz w:val="16"/>
+                <w:szCs w:val="16"/>
               </w:rPr>
               <w:t xml:space="preserve">100</w:t>
             </w:r>
@@ -2242,8 +2242,8 @@
             <w:r>
               <w:rPr>
                 <w:rFonts w:ascii="HY신명조" w:eastAsia="HY신명조" w:hAnsi="HY신명조" w:hint="eastAsia"/>
-                <w:sz w:val="15"/>
-                <w:szCs w:val="15"/>
+                <w:sz w:val="16"/>
+                <w:szCs w:val="16"/>
               </w:rPr>
               <w:t xml:space="preserve">98</w:t>
             </w:r>
@@ -2263,8 +2263,8 @@
             <w:r>
               <w:rPr>
                 <w:rFonts w:ascii="HY신명조" w:eastAsia="HY신명조" w:hAnsi="HY신명조" w:hint="eastAsia"/>
-                <w:sz w:val="15"/>
-                <w:szCs w:val="15"/>
+                <w:sz w:val="16"/>
+                <w:szCs w:val="16"/>
               </w:rPr>
               <w:t xml:space="preserve">98</w:t>
             </w:r>
@@ -2284,8 +2284,8 @@
             <w:r>
               <w:rPr>
                 <w:rFonts w:ascii="HY신명조" w:eastAsia="HY신명조" w:hAnsi="HY신명조" w:hint="eastAsia"/>
-                <w:sz w:val="15"/>
-                <w:szCs w:val="15"/>
+                <w:sz w:val="16"/>
+                <w:szCs w:val="16"/>
               </w:rPr>
               <w:t xml:space="preserve">98 (90–100)</w:t>
             </w:r>
@@ -2375,14 +2375,14 @@
       <w:pPr>
         <w:pStyle w:val="a3"/>
         <w:wordWrap/>
-        <w:spacing w:before="0" w:after="80" w:line="264" w:lineRule="auto"/>
+        <w:spacing w:before="0" w:after="80" w:line="288" w:lineRule="auto"/>
         <w:jc w:val="center"/>
       </w:pPr>
       <w:r>
         <w:rPr>
           <w:rFonts w:ascii="HY신명조" w:eastAsia="HY신명조" w:hAnsi="HY신명조" w:hint="eastAsia"/>
-          <w:sz w:val="17"/>
-          <w:szCs w:val="17"/>
+          <w:sz w:val="18"/>
+          <w:szCs w:val="18"/>
         </w:rPr>
         <w:t xml:space="preserve">그림 4. 규칙 시연 100회로 학습한 단계별 정책이 평가 장면에서 1층·옆·2층을 이어서 적재하는 모습 (시뮬레이션)</w:t>
       </w:r>
@@ -2426,14 +2426,14 @@
         <w:pStyle w:val="a3"/>
         <w:keepNext/>
         <w:wordWrap/>
-        <w:spacing w:before="80" w:after="40" w:line="264" w:lineRule="auto"/>
+        <w:spacing w:before="80" w:after="40" w:line="288" w:lineRule="auto"/>
         <w:jc w:val="center"/>
       </w:pPr>
       <w:r>
         <w:rPr>
           <w:rFonts w:ascii="HY신명조" w:eastAsia="HY신명조" w:hAnsi="HY신명조" w:hint="eastAsia"/>
-          <w:sz w:val="17"/>
-          <w:szCs w:val="17"/>
+          <w:sz w:val="18"/>
+          <w:szCs w:val="18"/>
         </w:rPr>
         <w:t xml:space="preserve">표 3. 물체별 시연 점검과 연속 성공률 (시연 100회, 각 50회)</w:t>
       </w:r>
@@ -2481,8 +2481,8 @@
               <w:rPr>
                 <w:rFonts w:ascii="HY신명조" w:eastAsia="HY신명조" w:hAnsi="HY신명조" w:hint="eastAsia"/>
                 <w:b/>
-                <w:sz w:val="15"/>
-                <w:szCs w:val="15"/>
+                <w:sz w:val="16"/>
+                <w:szCs w:val="16"/>
               </w:rPr>
               <w:t xml:space="preserve">물체 (애매한 이유)</w:t>
             </w:r>
@@ -2504,8 +2504,8 @@
               <w:rPr>
                 <w:rFonts w:ascii="HY신명조" w:eastAsia="HY신명조" w:hAnsi="HY신명조" w:hint="eastAsia"/>
                 <w:b/>
-                <w:sz w:val="15"/>
-                <w:szCs w:val="15"/>
+                <w:sz w:val="16"/>
+                <w:szCs w:val="16"/>
               </w:rPr>
               <w:t xml:space="preserve">빈 구간(°) 사람식→규칙</w:t>
             </w:r>
@@ -2527,8 +2527,8 @@
               <w:rPr>
                 <w:rFonts w:ascii="HY신명조" w:eastAsia="HY신명조" w:hAnsi="HY신명조" w:hint="eastAsia"/>
                 <w:b/>
-                <w:sz w:val="15"/>
-                <w:szCs w:val="15"/>
+                <w:sz w:val="16"/>
+                <w:szCs w:val="16"/>
               </w:rPr>
               <w:t xml:space="preserve">연속(%) 사람식→규칙</w:t>
             </w:r>
@@ -2553,8 +2553,8 @@
             <w:r>
               <w:rPr>
                 <w:rFonts w:ascii="HY신명조" w:eastAsia="HY신명조" w:hAnsi="HY신명조" w:hint="eastAsia"/>
-                <w:sz w:val="15"/>
-                <w:szCs w:val="15"/>
+                <w:sz w:val="16"/>
+                <w:szCs w:val="16"/>
               </w:rPr>
               <w:t xml:space="preserve">정사각형 통 (네 벽이 같음)</w:t>
             </w:r>
@@ -2574,8 +2574,8 @@
             <w:r>
               <w:rPr>
                 <w:rFonts w:ascii="HY신명조" w:eastAsia="HY신명조" w:hAnsi="HY신명조" w:hint="eastAsia"/>
-                <w:sz w:val="15"/>
-                <w:szCs w:val="15"/>
+                <w:sz w:val="16"/>
+                <w:szCs w:val="16"/>
               </w:rPr>
               <w:t xml:space="preserve">53 → 4</w:t>
             </w:r>
@@ -2595,8 +2595,8 @@
             <w:r>
               <w:rPr>
                 <w:rFonts w:ascii="HY신명조" w:eastAsia="HY신명조" w:hAnsi="HY신명조" w:hint="eastAsia"/>
-                <w:sz w:val="15"/>
-                <w:szCs w:val="15"/>
+                <w:sz w:val="16"/>
+                <w:szCs w:val="16"/>
               </w:rPr>
               <w:t xml:space="preserve">62 → 96</w:t>
             </w:r>
@@ -2621,8 +2621,8 @@
             <w:r>
               <w:rPr>
                 <w:rFonts w:ascii="HY신명조" w:eastAsia="HY신명조" w:hAnsi="HY신명조" w:hint="eastAsia"/>
-                <w:sz w:val="15"/>
-                <w:szCs w:val="15"/>
+                <w:sz w:val="16"/>
+                <w:szCs w:val="16"/>
               </w:rPr>
               <w:t xml:space="preserve">손잡이 컵 (손잡이 좌·우)</w:t>
             </w:r>
@@ -2642,8 +2642,8 @@
             <w:r>
               <w:rPr>
                 <w:rFonts w:ascii="HY신명조" w:eastAsia="HY신명조" w:hAnsi="HY신명조" w:hint="eastAsia"/>
-                <w:sz w:val="15"/>
-                <w:szCs w:val="15"/>
+                <w:sz w:val="16"/>
+                <w:szCs w:val="16"/>
               </w:rPr>
               <w:t xml:space="preserve">66 → 7</w:t>
             </w:r>
@@ -2663,8 +2663,8 @@
             <w:r>
               <w:rPr>
                 <w:rFonts w:ascii="HY신명조" w:eastAsia="HY신명조" w:hAnsi="HY신명조" w:hint="eastAsia"/>
-                <w:sz w:val="15"/>
-                <w:szCs w:val="15"/>
+                <w:sz w:val="16"/>
+                <w:szCs w:val="16"/>
               </w:rPr>
               <w:t xml:space="preserve">20 → 46</w:t>
             </w:r>
@@ -2689,8 +2689,8 @@
             <w:r>
               <w:rPr>
                 <w:rFonts w:ascii="HY신명조" w:eastAsia="HY신명조" w:hAnsi="HY신명조" w:hint="eastAsia"/>
-                <w:sz w:val="15"/>
-                <w:szCs w:val="15"/>
+                <w:sz w:val="16"/>
+                <w:szCs w:val="16"/>
               </w:rPr>
               <w:t xml:space="preserve">직사각형 상자 (긴·짧은 벽)</w:t>
             </w:r>
@@ -2710,8 +2710,8 @@
             <w:r>
               <w:rPr>
                 <w:rFonts w:ascii="HY신명조" w:eastAsia="HY신명조" w:hAnsi="HY신명조" w:hint="eastAsia"/>
-                <w:sz w:val="15"/>
-                <w:szCs w:val="15"/>
+                <w:sz w:val="16"/>
+                <w:szCs w:val="16"/>
               </w:rPr>
               <w:t xml:space="preserve">53 → 4</w:t>
             </w:r>
@@ -2731,8 +2731,8 @@
             <w:r>
               <w:rPr>
                 <w:rFonts w:ascii="HY신명조" w:eastAsia="HY신명조" w:hAnsi="HY신명조" w:hint="eastAsia"/>
-                <w:sz w:val="15"/>
-                <w:szCs w:val="15"/>
+                <w:sz w:val="16"/>
+                <w:szCs w:val="16"/>
               </w:rPr>
               <w:t xml:space="preserve">56 → 100</w:t>
             </w:r>
@@ -2757,8 +2757,8 @@
             <w:r>
               <w:rPr>
                 <w:rFonts w:ascii="HY신명조" w:eastAsia="HY신명조" w:hAnsi="HY신명조" w:hint="eastAsia"/>
-                <w:sz w:val="15"/>
-                <w:szCs w:val="15"/>
+                <w:sz w:val="16"/>
+                <w:szCs w:val="16"/>
               </w:rPr>
               <w:t xml:space="preserve">손잡이 컵 규칙 시연 300·관절 잡음</w:t>
             </w:r>
@@ -2778,8 +2778,8 @@
             <w:r>
               <w:rPr>
                 <w:rFonts w:ascii="HY신명조" w:eastAsia="HY신명조" w:hAnsi="HY신명조" w:hint="eastAsia"/>
-                <w:sz w:val="15"/>
-                <w:szCs w:val="15"/>
+                <w:sz w:val="16"/>
+                <w:szCs w:val="16"/>
               </w:rPr>
               <w:t xml:space="preserve">-</w:t>
             </w:r>
@@ -2799,8 +2799,8 @@
             <w:r>
               <w:rPr>
                 <w:rFonts w:ascii="HY신명조" w:eastAsia="HY신명조" w:hAnsi="HY신명조" w:hint="eastAsia"/>
-                <w:sz w:val="15"/>
-                <w:szCs w:val="15"/>
+                <w:sz w:val="16"/>
+                <w:szCs w:val="16"/>
               </w:rPr>
               <w:t xml:space="preserve">→ 88</w:t>
             </w:r>
@@ -2863,14 +2863,14 @@
         <w:pStyle w:val="a3"/>
         <w:keepNext/>
         <w:wordWrap/>
-        <w:spacing w:before="80" w:after="40" w:line="264" w:lineRule="auto"/>
+        <w:spacing w:before="80" w:after="40" w:line="288" w:lineRule="auto"/>
         <w:jc w:val="center"/>
       </w:pPr>
       <w:r>
         <w:rPr>
           <w:rFonts w:ascii="HY신명조" w:eastAsia="HY신명조" w:hAnsi="HY신명조" w:hint="eastAsia"/>
-          <w:sz w:val="17"/>
-          <w:szCs w:val="17"/>
+          <w:sz w:val="18"/>
+          <w:szCs w:val="18"/>
         </w:rPr>
         <w:t xml:space="preserve">표 4. 환경별 연속 성공률 (%, 통, 각 50회). 규칙: 규칙 시연 100회, +무작위: 외관 무작위화, +잡동: 잡동사니 시연, +공장: 공장형 시연, 통합: 세 물체 정책</w:t>
       </w:r>
@@ -2921,8 +2921,8 @@
               <w:rPr>
                 <w:rFonts w:ascii="HY신명조" w:eastAsia="HY신명조" w:hAnsi="HY신명조" w:hint="eastAsia"/>
                 <w:b/>
-                <w:sz w:val="15"/>
-                <w:szCs w:val="15"/>
+                <w:sz w:val="16"/>
+                <w:szCs w:val="16"/>
               </w:rPr>
               <w:t xml:space="preserve">환경</w:t>
             </w:r>
@@ -2944,8 +2944,8 @@
               <w:rPr>
                 <w:rFonts w:ascii="HY신명조" w:eastAsia="HY신명조" w:hAnsi="HY신명조" w:hint="eastAsia"/>
                 <w:b/>
-                <w:sz w:val="15"/>
-                <w:szCs w:val="15"/>
+                <w:sz w:val="16"/>
+                <w:szCs w:val="16"/>
               </w:rPr>
               <w:t xml:space="preserve">규칙</w:t>
             </w:r>
@@ -2967,8 +2967,8 @@
               <w:rPr>
                 <w:rFonts w:ascii="HY신명조" w:eastAsia="HY신명조" w:hAnsi="HY신명조" w:hint="eastAsia"/>
                 <w:b/>
-                <w:sz w:val="15"/>
-                <w:szCs w:val="15"/>
+                <w:sz w:val="16"/>
+                <w:szCs w:val="16"/>
               </w:rPr>
               <w:t xml:space="preserve">+무작위</w:t>
             </w:r>
@@ -2990,8 +2990,8 @@
               <w:rPr>
                 <w:rFonts w:ascii="HY신명조" w:eastAsia="HY신명조" w:hAnsi="HY신명조" w:hint="eastAsia"/>
                 <w:b/>
-                <w:sz w:val="15"/>
-                <w:szCs w:val="15"/>
+                <w:sz w:val="16"/>
+                <w:szCs w:val="16"/>
               </w:rPr>
               <w:t xml:space="preserve">+잡동</w:t>
             </w:r>
@@ -3013,8 +3013,8 @@
               <w:rPr>
                 <w:rFonts w:ascii="HY신명조" w:eastAsia="HY신명조" w:hAnsi="HY신명조" w:hint="eastAsia"/>
                 <w:b/>
-                <w:sz w:val="15"/>
-                <w:szCs w:val="15"/>
+                <w:sz w:val="16"/>
+                <w:szCs w:val="16"/>
               </w:rPr>
               <w:t xml:space="preserve">+공장</w:t>
             </w:r>
@@ -3036,8 +3036,8 @@
               <w:rPr>
                 <w:rFonts w:ascii="HY신명조" w:eastAsia="HY신명조" w:hAnsi="HY신명조" w:hint="eastAsia"/>
                 <w:b/>
-                <w:sz w:val="15"/>
-                <w:szCs w:val="15"/>
+                <w:sz w:val="16"/>
+                <w:szCs w:val="16"/>
               </w:rPr>
               <w:t xml:space="preserve">통합</w:t>
             </w:r>
@@ -3062,8 +3062,8 @@
             <w:r>
               <w:rPr>
                 <w:rFonts w:ascii="HY신명조" w:eastAsia="HY신명조" w:hAnsi="HY신명조" w:hint="eastAsia"/>
-                <w:sz w:val="15"/>
-                <w:szCs w:val="15"/>
+                <w:sz w:val="16"/>
+                <w:szCs w:val="16"/>
               </w:rPr>
               <w:t xml:space="preserve">변화 없음</w:t>
             </w:r>
@@ -3083,8 +3083,8 @@
             <w:r>
               <w:rPr>
                 <w:rFonts w:ascii="HY신명조" w:eastAsia="HY신명조" w:hAnsi="HY신명조" w:hint="eastAsia"/>
-                <w:sz w:val="15"/>
-                <w:szCs w:val="15"/>
+                <w:sz w:val="16"/>
+                <w:szCs w:val="16"/>
               </w:rPr>
               <w:t xml:space="preserve">98</w:t>
             </w:r>
@@ -3104,8 +3104,8 @@
             <w:r>
               <w:rPr>
                 <w:rFonts w:ascii="HY신명조" w:eastAsia="HY신명조" w:hAnsi="HY신명조" w:hint="eastAsia"/>
-                <w:sz w:val="15"/>
-                <w:szCs w:val="15"/>
+                <w:sz w:val="16"/>
+                <w:szCs w:val="16"/>
               </w:rPr>
               <w:t xml:space="preserve">98</w:t>
             </w:r>
@@ -3125,8 +3125,8 @@
             <w:r>
               <w:rPr>
                 <w:rFonts w:ascii="HY신명조" w:eastAsia="HY신명조" w:hAnsi="HY신명조" w:hint="eastAsia"/>
-                <w:sz w:val="15"/>
-                <w:szCs w:val="15"/>
+                <w:sz w:val="16"/>
+                <w:szCs w:val="16"/>
               </w:rPr>
               <w:t xml:space="preserve">94</w:t>
             </w:r>
@@ -3146,8 +3146,8 @@
             <w:r>
               <w:rPr>
                 <w:rFonts w:ascii="HY신명조" w:eastAsia="HY신명조" w:hAnsi="HY신명조" w:hint="eastAsia"/>
-                <w:sz w:val="15"/>
-                <w:szCs w:val="15"/>
+                <w:sz w:val="16"/>
+                <w:szCs w:val="16"/>
               </w:rPr>
               <w:t xml:space="preserve">98</w:t>
             </w:r>
@@ -3167,8 +3167,8 @@
             <w:r>
               <w:rPr>
                 <w:rFonts w:ascii="HY신명조" w:eastAsia="HY신명조" w:hAnsi="HY신명조" w:hint="eastAsia"/>
-                <w:sz w:val="15"/>
-                <w:szCs w:val="15"/>
+                <w:sz w:val="16"/>
+                <w:szCs w:val="16"/>
               </w:rPr>
               <w:t xml:space="preserve">96</w:t>
             </w:r>
@@ -3193,8 +3193,8 @@
             <w:r>
               <w:rPr>
                 <w:rFonts w:ascii="HY신명조" w:eastAsia="HY신명조" w:hAnsi="HY신명조" w:hint="eastAsia"/>
-                <w:sz w:val="15"/>
-                <w:szCs w:val="15"/>
+                <w:sz w:val="16"/>
+                <w:szCs w:val="16"/>
               </w:rPr>
               <w:t xml:space="preserve">잡동사니 전부</w:t>
             </w:r>
@@ -3214,8 +3214,8 @@
             <w:r>
               <w:rPr>
                 <w:rFonts w:ascii="HY신명조" w:eastAsia="HY신명조" w:hAnsi="HY신명조" w:hint="eastAsia"/>
-                <w:sz w:val="15"/>
-                <w:szCs w:val="15"/>
+                <w:sz w:val="16"/>
+                <w:szCs w:val="16"/>
               </w:rPr>
               <w:t xml:space="preserve">0</w:t>
             </w:r>
@@ -3235,8 +3235,8 @@
             <w:r>
               <w:rPr>
                 <w:rFonts w:ascii="HY신명조" w:eastAsia="HY신명조" w:hAnsi="HY신명조" w:hint="eastAsia"/>
-                <w:sz w:val="15"/>
-                <w:szCs w:val="15"/>
+                <w:sz w:val="16"/>
+                <w:szCs w:val="16"/>
               </w:rPr>
               <w:t xml:space="preserve">58</w:t>
             </w:r>
@@ -3256,8 +3256,8 @@
             <w:r>
               <w:rPr>
                 <w:rFonts w:ascii="HY신명조" w:eastAsia="HY신명조" w:hAnsi="HY신명조" w:hint="eastAsia"/>
-                <w:sz w:val="15"/>
-                <w:szCs w:val="15"/>
+                <w:sz w:val="16"/>
+                <w:szCs w:val="16"/>
               </w:rPr>
               <w:t xml:space="preserve">88</w:t>
             </w:r>
@@ -3277,8 +3277,8 @@
             <w:r>
               <w:rPr>
                 <w:rFonts w:ascii="HY신명조" w:eastAsia="HY신명조" w:hAnsi="HY신명조" w:hint="eastAsia"/>
-                <w:sz w:val="15"/>
-                <w:szCs w:val="15"/>
+                <w:sz w:val="16"/>
+                <w:szCs w:val="16"/>
               </w:rPr>
               <w:t xml:space="preserve">92</w:t>
             </w:r>
@@ -3298,8 +3298,8 @@
             <w:r>
               <w:rPr>
                 <w:rFonts w:ascii="HY신명조" w:eastAsia="HY신명조" w:hAnsi="HY신명조" w:hint="eastAsia"/>
-                <w:sz w:val="15"/>
-                <w:szCs w:val="15"/>
+                <w:sz w:val="16"/>
+                <w:szCs w:val="16"/>
               </w:rPr>
               <w:t xml:space="preserve">96</w:t>
             </w:r>
@@ -3324,8 +3324,8 @@
             <w:r>
               <w:rPr>
                 <w:rFonts w:ascii="HY신명조" w:eastAsia="HY신명조" w:hAnsi="HY신명조" w:hint="eastAsia"/>
-                <w:sz w:val="15"/>
-                <w:szCs w:val="15"/>
+                <w:sz w:val="16"/>
+                <w:szCs w:val="16"/>
               </w:rPr>
               <w:t xml:space="preserve">잡동사니 팔 경로 5mm</w:t>
             </w:r>
@@ -3345,8 +3345,8 @@
             <w:r>
               <w:rPr>
                 <w:rFonts w:ascii="HY신명조" w:eastAsia="HY신명조" w:hAnsi="HY신명조" w:hint="eastAsia"/>
-                <w:sz w:val="15"/>
-                <w:szCs w:val="15"/>
+                <w:sz w:val="16"/>
+                <w:szCs w:val="16"/>
               </w:rPr>
               <w:t xml:space="preserve">2</w:t>
             </w:r>
@@ -3366,8 +3366,8 @@
             <w:r>
               <w:rPr>
                 <w:rFonts w:ascii="HY신명조" w:eastAsia="HY신명조" w:hAnsi="HY신명조" w:hint="eastAsia"/>
-                <w:sz w:val="15"/>
-                <w:szCs w:val="15"/>
+                <w:sz w:val="16"/>
+                <w:szCs w:val="16"/>
               </w:rPr>
               <w:t xml:space="preserve">56</w:t>
             </w:r>
@@ -3387,8 +3387,8 @@
             <w:r>
               <w:rPr>
                 <w:rFonts w:ascii="HY신명조" w:eastAsia="HY신명조" w:hAnsi="HY신명조" w:hint="eastAsia"/>
-                <w:sz w:val="15"/>
-                <w:szCs w:val="15"/>
+                <w:sz w:val="16"/>
+                <w:szCs w:val="16"/>
               </w:rPr>
               <w:t xml:space="preserve">88</w:t>
             </w:r>
@@ -3408,8 +3408,8 @@
             <w:r>
               <w:rPr>
                 <w:rFonts w:ascii="HY신명조" w:eastAsia="HY신명조" w:hAnsi="HY신명조" w:hint="eastAsia"/>
-                <w:sz w:val="15"/>
-                <w:szCs w:val="15"/>
+                <w:sz w:val="16"/>
+                <w:szCs w:val="16"/>
               </w:rPr>
               <w:t xml:space="preserve">88</w:t>
             </w:r>
@@ -3429,8 +3429,8 @@
             <w:r>
               <w:rPr>
                 <w:rFonts w:ascii="HY신명조" w:eastAsia="HY신명조" w:hAnsi="HY신명조" w:hint="eastAsia"/>
-                <w:sz w:val="15"/>
-                <w:szCs w:val="15"/>
+                <w:sz w:val="16"/>
+                <w:szCs w:val="16"/>
               </w:rPr>
               <w:t xml:space="preserve">-</w:t>
             </w:r>
@@ -3455,8 +3455,8 @@
             <w:r>
               <w:rPr>
                 <w:rFonts w:ascii="HY신명조" w:eastAsia="HY신명조" w:hAnsi="HY신명조" w:hint="eastAsia"/>
-                <w:sz w:val="15"/>
-                <w:szCs w:val="15"/>
+                <w:sz w:val="16"/>
+                <w:szCs w:val="16"/>
               </w:rPr>
               <w:t xml:space="preserve">공장형</w:t>
             </w:r>
@@ -3476,8 +3476,8 @@
             <w:r>
               <w:rPr>
                 <w:rFonts w:ascii="HY신명조" w:eastAsia="HY신명조" w:hAnsi="HY신명조" w:hint="eastAsia"/>
-                <w:sz w:val="15"/>
-                <w:szCs w:val="15"/>
+                <w:sz w:val="16"/>
+                <w:szCs w:val="16"/>
               </w:rPr>
               <w:t xml:space="preserve">0</w:t>
             </w:r>
@@ -3497,8 +3497,8 @@
             <w:r>
               <w:rPr>
                 <w:rFonts w:ascii="HY신명조" w:eastAsia="HY신명조" w:hAnsi="HY신명조" w:hint="eastAsia"/>
-                <w:sz w:val="15"/>
-                <w:szCs w:val="15"/>
+                <w:sz w:val="16"/>
+                <w:szCs w:val="16"/>
               </w:rPr>
               <w:t xml:space="preserve">10</w:t>
             </w:r>
@@ -3518,8 +3518,8 @@
             <w:r>
               <w:rPr>
                 <w:rFonts w:ascii="HY신명조" w:eastAsia="HY신명조" w:hAnsi="HY신명조" w:hint="eastAsia"/>
-                <w:sz w:val="15"/>
-                <w:szCs w:val="15"/>
+                <w:sz w:val="16"/>
+                <w:szCs w:val="16"/>
               </w:rPr>
               <w:t xml:space="preserve">44</w:t>
             </w:r>
@@ -3539,8 +3539,8 @@
             <w:r>
               <w:rPr>
                 <w:rFonts w:ascii="HY신명조" w:eastAsia="HY신명조" w:hAnsi="HY신명조" w:hint="eastAsia"/>
-                <w:sz w:val="15"/>
-                <w:szCs w:val="15"/>
+                <w:sz w:val="16"/>
+                <w:szCs w:val="16"/>
               </w:rPr>
               <w:t xml:space="preserve">90</w:t>
             </w:r>
@@ -3560,8 +3560,8 @@
             <w:r>
               <w:rPr>
                 <w:rFonts w:ascii="HY신명조" w:eastAsia="HY신명조" w:hAnsi="HY신명조" w:hint="eastAsia"/>
-                <w:sz w:val="15"/>
-                <w:szCs w:val="15"/>
+                <w:sz w:val="16"/>
+                <w:szCs w:val="16"/>
               </w:rPr>
               <w:t xml:space="preserve">84</w:t>
             </w:r>
@@ -3586,8 +3586,8 @@
             <w:r>
               <w:rPr>
                 <w:rFonts w:ascii="HY신명조" w:eastAsia="HY신명조" w:hAnsi="HY신명조" w:hint="eastAsia"/>
-                <w:sz w:val="15"/>
-                <w:szCs w:val="15"/>
+                <w:sz w:val="16"/>
+                <w:szCs w:val="16"/>
               </w:rPr>
               <w:t xml:space="preserve">공장형+외관 무작위</w:t>
             </w:r>
@@ -3607,8 +3607,8 @@
             <w:r>
               <w:rPr>
                 <w:rFonts w:ascii="HY신명조" w:eastAsia="HY신명조" w:hAnsi="HY신명조" w:hint="eastAsia"/>
-                <w:sz w:val="15"/>
-                <w:szCs w:val="15"/>
+                <w:sz w:val="16"/>
+                <w:szCs w:val="16"/>
               </w:rPr>
               <w:t xml:space="preserve">0</w:t>
             </w:r>
@@ -3628,8 +3628,8 @@
             <w:r>
               <w:rPr>
                 <w:rFonts w:ascii="HY신명조" w:eastAsia="HY신명조" w:hAnsi="HY신명조" w:hint="eastAsia"/>
-                <w:sz w:val="15"/>
-                <w:szCs w:val="15"/>
+                <w:sz w:val="16"/>
+                <w:szCs w:val="16"/>
               </w:rPr>
               <w:t xml:space="preserve">10</w:t>
             </w:r>
@@ -3649,8 +3649,8 @@
             <w:r>
               <w:rPr>
                 <w:rFonts w:ascii="HY신명조" w:eastAsia="HY신명조" w:hAnsi="HY신명조" w:hint="eastAsia"/>
-                <w:sz w:val="15"/>
-                <w:szCs w:val="15"/>
+                <w:sz w:val="16"/>
+                <w:szCs w:val="16"/>
               </w:rPr>
               <w:t xml:space="preserve">30</w:t>
             </w:r>
@@ -3670,8 +3670,8 @@
             <w:r>
               <w:rPr>
                 <w:rFonts w:ascii="HY신명조" w:eastAsia="HY신명조" w:hAnsi="HY신명조" w:hint="eastAsia"/>
-                <w:sz w:val="15"/>
-                <w:szCs w:val="15"/>
+                <w:sz w:val="16"/>
+                <w:szCs w:val="16"/>
               </w:rPr>
               <w:t xml:space="preserve">62</w:t>
             </w:r>
@@ -3691,8 +3691,8 @@
             <w:r>
               <w:rPr>
                 <w:rFonts w:ascii="HY신명조" w:eastAsia="HY신명조" w:hAnsi="HY신명조" w:hint="eastAsia"/>
-                <w:sz w:val="15"/>
-                <w:szCs w:val="15"/>
+                <w:sz w:val="16"/>
+                <w:szCs w:val="16"/>
               </w:rPr>
               <w:t xml:space="preserve">62</w:t>
             </w:r>
@@ -3717,8 +3717,8 @@
             <w:r>
               <w:rPr>
                 <w:rFonts w:ascii="HY신명조" w:eastAsia="HY신명조" w:hAnsi="HY신명조" w:hint="eastAsia"/>
-                <w:sz w:val="15"/>
-                <w:szCs w:val="15"/>
+                <w:sz w:val="16"/>
+                <w:szCs w:val="16"/>
               </w:rPr>
               <w:t xml:space="preserve">공장형 최대(16개, 5mm)</w:t>
             </w:r>
@@ -3738,8 +3738,8 @@
             <w:r>
               <w:rPr>
                 <w:rFonts w:ascii="HY신명조" w:eastAsia="HY신명조" w:hAnsi="HY신명조" w:hint="eastAsia"/>
-                <w:sz w:val="15"/>
-                <w:szCs w:val="15"/>
+                <w:sz w:val="16"/>
+                <w:szCs w:val="16"/>
               </w:rPr>
               <w:t xml:space="preserve">0</w:t>
             </w:r>
@@ -3759,8 +3759,8 @@
             <w:r>
               <w:rPr>
                 <w:rFonts w:ascii="HY신명조" w:eastAsia="HY신명조" w:hAnsi="HY신명조" w:hint="eastAsia"/>
-                <w:sz w:val="15"/>
-                <w:szCs w:val="15"/>
+                <w:sz w:val="16"/>
+                <w:szCs w:val="16"/>
               </w:rPr>
               <w:t xml:space="preserve">4</w:t>
             </w:r>
@@ -3780,8 +3780,8 @@
             <w:r>
               <w:rPr>
                 <w:rFonts w:ascii="HY신명조" w:eastAsia="HY신명조" w:hAnsi="HY신명조" w:hint="eastAsia"/>
-                <w:sz w:val="15"/>
-                <w:szCs w:val="15"/>
+                <w:sz w:val="16"/>
+                <w:szCs w:val="16"/>
               </w:rPr>
               <w:t xml:space="preserve">24</w:t>
             </w:r>
@@ -3801,8 +3801,8 @@
             <w:r>
               <w:rPr>
                 <w:rFonts w:ascii="HY신명조" w:eastAsia="HY신명조" w:hAnsi="HY신명조" w:hint="eastAsia"/>
-                <w:sz w:val="15"/>
-                <w:szCs w:val="15"/>
+                <w:sz w:val="16"/>
+                <w:szCs w:val="16"/>
               </w:rPr>
               <w:t xml:space="preserve">66</w:t>
             </w:r>
@@ -3822,8 +3822,8 @@
             <w:r>
               <w:rPr>
                 <w:rFonts w:ascii="HY신명조" w:eastAsia="HY신명조" w:hAnsi="HY신명조" w:hint="eastAsia"/>
-                <w:sz w:val="15"/>
-                <w:szCs w:val="15"/>
+                <w:sz w:val="16"/>
+                <w:szCs w:val="16"/>
               </w:rPr>
               <w:t xml:space="preserve">64</w:t>
             </w:r>

--- a/08_개인논문_ACT적재/논문/paper.docx
+++ b/08_개인논문_ACT적재/논문/paper.docx
@@ -558,7 +558,7 @@
         </w:rPr>
         <w:drawing>
           <wp:inline distT="0" distB="0" distL="0" distR="0">
-            <wp:extent cx="2793333" cy="2690644"/>
+            <wp:extent cx="2793333" cy="2596218"/>
             <wp:docPr id="101" name="Figure 1"/>
             <a:graphic>
               <a:graphicData uri="http://schemas.openxmlformats.org/drawingml/2006/picture">
@@ -576,7 +576,7 @@
                   <pic:spPr>
                     <a:xfrm>
                       <a:off x="0" y="0"/>
-                      <a:ext cx="2793333" cy="2690644"/>
+                      <a:ext cx="2793333" cy="2596218"/>
                     </a:xfrm>
                     <a:prstGeom prst="rect">
                       <a:avLst/>
